--- a/MAMOGRAF_PhD_dissertatsiya.docx
+++ b/MAMOGRAF_PhD_dissertatsiya.docx
@@ -27,7 +27,7 @@
           <w:b/>
           <w:sz w:val="26"/>
         </w:rPr>
-        <w:t>[OLIY TAʼLIM YOKI ILMIY-TADQIQOT MUASSASASI NOMI]</w:t>
+        <w:t>RAQAMLI TEXNOLOGIYALAR VA SUNʼIY INTELLEKTNI RIVOJLANTIRISH ILMIY-TADQIQOT INSTITUTI</w:t>
       </w:r>
     </w:p>
     <w:p>
@@ -69,7 +69,7 @@
           <w:b/>
           <w:sz w:val="28"/>
         </w:rPr>
-        <w:t>[MUALLIF FAMILIYASI ISMI OTASINING ISMI]</w:t>
+        <w:t>TURAQULOV SHOXRUX XUDAYAROVICH</w:t>
       </w:r>
     </w:p>
     <w:p>
@@ -150,7 +150,7 @@
         <w:rPr>
           <w:sz w:val="24"/>
         </w:rPr>
-        <w:t>Ilmiy rahbar: [F.I.Sh., ilmiy darajasi, unvoni]</w:t>
+        <w:t>Ilmiy rahbar: professor Xamdamov Rustam</w:t>
       </w:r>
     </w:p>
     <w:p>
@@ -168,19 +168,6 @@
       </w:r>
     </w:p>
     <w:p>
-      <w:pPr>
-        <w:jc w:val="center"/>
-      </w:pPr>
-      <w:r>
-        <w:rPr>
-          <w:i/>
-          <w:color w:val="555555"/>
-          <w:sz w:val="20"/>
-        </w:rPr>
-        <w:t>[Eslatma: [...] joylarni — muassasa, muallif, ilmiy rahbar — to'ldiring.]</w:t>
-      </w:r>
-    </w:p>
-    <w:p>
       <w:r>
         <w:br w:type="page"/>
       </w:r>
@@ -287,6 +274,24 @@
         <w:ind w:firstLine="0" w:left="397"/>
       </w:pPr>
       <w:r>
+        <w:t>1.7-§. Mammografiyada chuqur oʻrganishning tizimli sharhi</w:t>
+      </w:r>
+    </w:p>
+    <w:p>
+      <w:pPr>
+        <w:spacing w:line="336" w:lineRule="auto"/>
+        <w:ind w:firstLine="0" w:left="397"/>
+      </w:pPr>
+      <w:r>
+        <w:t>1.8-§. Koʻpkoʻrinishli va ikki tomonlama yondashuvlarning qiyosiy tahlili</w:t>
+      </w:r>
+    </w:p>
+    <w:p>
+      <w:pPr>
+        <w:spacing w:line="336" w:lineRule="auto"/>
+        <w:ind w:firstLine="0" w:left="397"/>
+      </w:pPr>
+      <w:r>
         <w:t>I bob boʻyicha xulosalar</w:t>
       </w:r>
     </w:p>
@@ -362,6 +367,15 @@
         <w:ind w:firstLine="0" w:left="397"/>
       </w:pPr>
       <w:r>
+        <w:t>2.7-§. Oʻqitish protseduri, augmentatsiya va giperparametrlar</w:t>
+      </w:r>
+    </w:p>
+    <w:p>
+      <w:pPr>
+        <w:spacing w:line="336" w:lineRule="auto"/>
+        <w:ind w:firstLine="0" w:left="397"/>
+      </w:pPr>
+      <w:r>
         <w:t>II bob boʻyicha xulosalar</w:t>
       </w:r>
     </w:p>
@@ -419,6 +433,15 @@
         <w:ind w:firstLine="0" w:left="397"/>
       </w:pPr>
       <w:r>
+        <w:t>3.5-§. Maʼlumotlar modeli, dasturiy interfeyslar va ish oqimi</w:t>
+      </w:r>
+    </w:p>
+    <w:p>
+      <w:pPr>
+        <w:spacing w:line="336" w:lineRule="auto"/>
+        <w:ind w:firstLine="0" w:left="397"/>
+      </w:pPr>
+      <w:r>
         <w:t>III bob boʻyicha xulosalar</w:t>
       </w:r>
     </w:p>
@@ -476,6 +499,15 @@
         <w:ind w:firstLine="0" w:left="397"/>
       </w:pPr>
       <w:r>
+        <w:t>4.5-§. Statistik tahlil, xatolar tahlili va cheklovlar</w:t>
+      </w:r>
+    </w:p>
+    <w:p>
+      <w:pPr>
+        <w:spacing w:line="336" w:lineRule="auto"/>
+        <w:ind w:firstLine="0" w:left="397"/>
+      </w:pPr>
+      <w:r>
         <w:t>IV bob boʻyicha xulosalar</w:t>
       </w:r>
     </w:p>
@@ -1666,7 +1698,7 @@
         <w:t xml:space="preserve">Tadqiqotning obyekti — </w:t>
       </w:r>
       <w:r>
-        <w:t>rentgen nurlari asosida turli proyeksiyalarda (CC, MLO) olingan raqamli mammografiya tasvirlari (DICOM formati) va ularga tegishli klinik hisobotlar.</w:t>
+        <w:t>rentgen nurlari asosida turli proyeksiyalarda (CC, MLO) olingan raqamli mammografiya tasvirlari (DICOM formati) va ularga tegishli klinik hisobotlar, jumladan Respublika ixtisoslashtirilgan Onkologiya va Radiologiya ilmiy-amaliy tibbiy markazidan olingan (anonimlashtirilgan) klinik mammografiya ma'lumotlari hamda ochiq VinDr-Mammo to'plami.</w:t>
       </w:r>
     </w:p>
     <w:p>
@@ -1944,7 +1976,7 @@
         <w:t xml:space="preserve">Tadqiqot natijalarining joriy qilinishi. </w:t>
       </w:r>
       <w:r>
-        <w:t>[Dasturiy majmua ... klinikasi/poliklinikasi radiologiya bo'limida joriy qilingan — joriy etilish to'g'risidagi ma'lumotni to'ldiring.]</w:t>
+        <w:t>Tadqiqotda ishlab chiqilgan algoritmlar va MAMOGRAF dasturiy majmuasi Respublika ixtisoslashtirilgan Onkologiya va Radiologiya ilmiy-amaliy tibbiy markazidan olingan klinik mammografiya ma'lumotlari asosida sinovdan o'tkazilgan. [Joriy etilish dalolatnomasining raqami va sanasini to'ldiring.]</w:t>
       </w:r>
     </w:p>
     <w:p>
@@ -1959,7 +1991,7 @@
         <w:t xml:space="preserve">Tadqiqot natijalarining aprobatsiyasi. </w:t>
       </w:r>
       <w:r>
-        <w:t>[Tadqiqot natijalari ... ta xalqaro va respublika ilmiy-amaliy anjumanlarida muhokama qilingan — anjumanlar ro'yxatini to'ldiring.]</w:t>
+        <w:t>Tadqiqot natijalari xalqaro ilmiy-amaliy anjumanda muhokama qilingan: «Kibernetika — zamonaviy sun'iy intellektning poydevori» xalqaro ilmiy-amaliy anjumani (Toshkent, 2026-yil 15–16-aprel), «Image classification algorithms based on neural network technologies for medical image analysis» ma'ruzasi.</w:t>
       </w:r>
     </w:p>
     <w:p>
@@ -1974,7 +2006,55 @@
         <w:t xml:space="preserve">Tadqiqot natijalarining e'lon qilinganligi. </w:t>
       </w:r>
       <w:r>
-        <w:t>[Dissertatsiya mavzusi bo'yicha ... ta ilmiy maqola, jumladan BCA-YOLO va Radiomic-Enhanced Faster R-CNN ishlari e'lon qilingan — ro'yxatni to'ldiring.]</w:t>
+        <w:t>Dissertatsiya mavzusi bo'yicha bir nechta ilmiy ish e'lon qilingan, jumladan:</w:t>
+      </w:r>
+    </w:p>
+    <w:p>
+      <w:pPr>
+        <w:pStyle w:val="ListNumber"/>
+        <w:jc w:val="both"/>
+      </w:pPr>
+      <w:r>
+        <w:rPr>
+          <w:b w:val="0"/>
+        </w:rPr>
+        <w:t>Turaqulov Sh.X. BCA-YOLO: ikki tomonlama o'zaro e'tibor, ko'rinishlararo muvofiqlik va ordinal BI-RADS regressiyasi asosida mammografik shikastlanishlarni aniqlash // Raqamli texnologiyalarning nazariy va amaliy masalalari xalqaro jurnali. — 2026. — № 9(2). — B. 58–66. — ISSN 2181-3086.</w:t>
+      </w:r>
+    </w:p>
+    <w:p>
+      <w:pPr>
+        <w:pStyle w:val="ListNumber"/>
+        <w:jc w:val="both"/>
+      </w:pPr>
+      <w:r>
+        <w:rPr>
+          <w:b w:val="0"/>
+        </w:rPr>
+        <w:t>Khamdamov R., Turaqulov Sh.X. TILLNet-Det: A Text-Informed Lesion Localization Network for Multilingual Mammography Detection in Low-Resource Settings // International Journal of Informatics and Data Science Research. — 2026.</w:t>
+      </w:r>
+    </w:p>
+    <w:p>
+      <w:pPr>
+        <w:pStyle w:val="ListNumber"/>
+        <w:jc w:val="both"/>
+      </w:pPr>
+      <w:r>
+        <w:rPr>
+          <w:b w:val="0"/>
+        </w:rPr>
+        <w:t>Khamdamov R., Turaqulov Sh.X. Annotatsiyasi kam sharoitlarda ko'p tilli mammografik o'choqlarni aniqlash uchun yopiq halqali tizim: radiolog-inson hamkorligi bilan matnga yo'naltirilgan zaif nazoratli o'qitish // Raqamli Transformatsiya va Sun'iy Intellekt. — 2026. — DOI: 10.5281/zenodo.20816862.</w:t>
+      </w:r>
+    </w:p>
+    <w:p>
+      <w:pPr>
+        <w:pStyle w:val="ListNumber"/>
+        <w:jc w:val="both"/>
+      </w:pPr>
+      <w:r>
+        <w:rPr>
+          <w:b w:val="0"/>
+        </w:rPr>
+        <w:t>Turaqulov Sh., Khamdamov R. Image classification algorithms based on neural network technologies for medical image analysis // «Kibernetika — zamonaviy sun'iy intellektning poydevori» xalqaro ilmiy-amaliy anjumani. — Toshkent, 2026.</w:t>
       </w:r>
     </w:p>
     <w:p>
@@ -2223,7 +2303,7 @@
       <w:r>
         <w:drawing>
           <wp:inline xmlns:a="http://schemas.openxmlformats.org/drawingml/2006/main" xmlns:pic="http://schemas.openxmlformats.org/drawingml/2006/picture">
-            <wp:extent cx="3609892" cy="552616"/>
+            <wp:extent cx="3629770" cy="512859"/>
             <wp:docPr id="1" name="Picture 1"/>
             <wp:cNvGraphicFramePr>
               <a:graphicFrameLocks noChangeAspect="1"/>
@@ -2244,7 +2324,7 @@
                   <pic:spPr>
                     <a:xfrm>
                       <a:off x="0" y="0"/>
-                      <a:ext cx="3609892" cy="552616"/>
+                      <a:ext cx="3629770" cy="512859"/>
                     </a:xfrm>
                     <a:prstGeom prst="rect"/>
                   </pic:spPr>
@@ -2341,7 +2421,7 @@
       <w:r>
         <w:drawing>
           <wp:inline xmlns:a="http://schemas.openxmlformats.org/drawingml/2006/main" xmlns:pic="http://schemas.openxmlformats.org/drawingml/2006/picture">
-            <wp:extent cx="3641697" cy="652007"/>
+            <wp:extent cx="3657600" cy="663934"/>
             <wp:docPr id="2" name="Picture 2"/>
             <wp:cNvGraphicFramePr>
               <a:graphicFrameLocks noChangeAspect="1"/>
@@ -2362,7 +2442,7 @@
                   <pic:spPr>
                     <a:xfrm>
                       <a:off x="0" y="0"/>
-                      <a:ext cx="3641697" cy="652007"/>
+                      <a:ext cx="3657600" cy="663934"/>
                     </a:xfrm>
                     <a:prstGeom prst="rect"/>
                   </pic:spPr>
@@ -2399,7 +2479,7 @@
       <w:r>
         <w:drawing>
           <wp:inline xmlns:a="http://schemas.openxmlformats.org/drawingml/2006/main" xmlns:pic="http://schemas.openxmlformats.org/drawingml/2006/picture">
-            <wp:extent cx="4186361" cy="512859"/>
+            <wp:extent cx="4194313" cy="473103"/>
             <wp:docPr id="3" name="Picture 3"/>
             <wp:cNvGraphicFramePr>
               <a:graphicFrameLocks noChangeAspect="1"/>
@@ -2420,7 +2500,7 @@
                   <pic:spPr>
                     <a:xfrm>
                       <a:off x="0" y="0"/>
-                      <a:ext cx="4186361" cy="512859"/>
+                      <a:ext cx="4194313" cy="473103"/>
                     </a:xfrm>
                     <a:prstGeom prst="rect"/>
                   </pic:spPr>
@@ -2457,7 +2537,7 @@
       <w:r>
         <w:drawing>
           <wp:inline xmlns:a="http://schemas.openxmlformats.org/drawingml/2006/main" xmlns:pic="http://schemas.openxmlformats.org/drawingml/2006/picture">
-            <wp:extent cx="2027582" cy="739471"/>
+            <wp:extent cx="2051436" cy="695739"/>
             <wp:docPr id="4" name="Picture 4"/>
             <wp:cNvGraphicFramePr>
               <a:graphicFrameLocks noChangeAspect="1"/>
@@ -2478,7 +2558,7 @@
                   <pic:spPr>
                     <a:xfrm>
                       <a:off x="0" y="0"/>
-                      <a:ext cx="2027582" cy="739471"/>
+                      <a:ext cx="2051436" cy="695739"/>
                     </a:xfrm>
                     <a:prstGeom prst="rect"/>
                   </pic:spPr>
@@ -2543,7 +2623,7 @@
       <w:r>
         <w:drawing>
           <wp:inline xmlns:a="http://schemas.openxmlformats.org/drawingml/2006/main" xmlns:pic="http://schemas.openxmlformats.org/drawingml/2006/picture">
-            <wp:extent cx="3264010" cy="580445"/>
+            <wp:extent cx="3264010" cy="560567"/>
             <wp:docPr id="5" name="Picture 5"/>
             <wp:cNvGraphicFramePr>
               <a:graphicFrameLocks noChangeAspect="1"/>
@@ -2564,7 +2644,7 @@
                   <pic:spPr>
                     <a:xfrm>
                       <a:off x="0" y="0"/>
-                      <a:ext cx="3264010" cy="580445"/>
+                      <a:ext cx="3264010" cy="560567"/>
                     </a:xfrm>
                     <a:prstGeom prst="rect"/>
                   </pic:spPr>
@@ -2588,7 +2668,7 @@
       <w:r>
         <w:drawing>
           <wp:inline xmlns:a="http://schemas.openxmlformats.org/drawingml/2006/main" xmlns:pic="http://schemas.openxmlformats.org/drawingml/2006/picture">
-            <wp:extent cx="4647537" cy="453223"/>
+            <wp:extent cx="4687293" cy="453223"/>
             <wp:docPr id="6" name="Picture 6"/>
             <wp:cNvGraphicFramePr>
               <a:graphicFrameLocks noChangeAspect="1"/>
@@ -2609,7 +2689,7 @@
                   <pic:spPr>
                     <a:xfrm>
                       <a:off x="0" y="0"/>
-                      <a:ext cx="4647537" cy="453223"/>
+                      <a:ext cx="4687293" cy="453223"/>
                     </a:xfrm>
                     <a:prstGeom prst="rect"/>
                   </pic:spPr>
@@ -2646,7 +2726,7 @@
       <w:r>
         <w:drawing>
           <wp:inline xmlns:a="http://schemas.openxmlformats.org/drawingml/2006/main" xmlns:pic="http://schemas.openxmlformats.org/drawingml/2006/picture">
-            <wp:extent cx="3053300" cy="421419"/>
+            <wp:extent cx="3073179" cy="421419"/>
             <wp:docPr id="7" name="Picture 7"/>
             <wp:cNvGraphicFramePr>
               <a:graphicFrameLocks noChangeAspect="1"/>
@@ -2667,7 +2747,7 @@
                   <pic:spPr>
                     <a:xfrm>
                       <a:off x="0" y="0"/>
-                      <a:ext cx="3053300" cy="421419"/>
+                      <a:ext cx="3073179" cy="421419"/>
                     </a:xfrm>
                     <a:prstGeom prst="rect"/>
                   </pic:spPr>
@@ -2764,7 +2844,7 @@
       <w:r>
         <w:drawing>
           <wp:inline xmlns:a="http://schemas.openxmlformats.org/drawingml/2006/main" xmlns:pic="http://schemas.openxmlformats.org/drawingml/2006/picture">
-            <wp:extent cx="3522427" cy="636104"/>
+            <wp:extent cx="3486646" cy="596348"/>
             <wp:docPr id="8" name="Picture 8"/>
             <wp:cNvGraphicFramePr>
               <a:graphicFrameLocks noChangeAspect="1"/>
@@ -2785,7 +2865,7 @@
                   <pic:spPr>
                     <a:xfrm>
                       <a:off x="0" y="0"/>
-                      <a:ext cx="3522427" cy="636104"/>
+                      <a:ext cx="3486646" cy="596348"/>
                     </a:xfrm>
                     <a:prstGeom prst="rect"/>
                   </pic:spPr>
@@ -2822,7 +2902,7 @@
       <w:r>
         <w:drawing>
           <wp:inline xmlns:a="http://schemas.openxmlformats.org/drawingml/2006/main" xmlns:pic="http://schemas.openxmlformats.org/drawingml/2006/picture">
-            <wp:extent cx="5669280" cy="376117"/>
+            <wp:extent cx="5669280" cy="387513"/>
             <wp:docPr id="9" name="Picture 9"/>
             <wp:cNvGraphicFramePr>
               <a:graphicFrameLocks noChangeAspect="1"/>
@@ -2843,7 +2923,7 @@
                   <pic:spPr>
                     <a:xfrm>
                       <a:off x="0" y="0"/>
-                      <a:ext cx="5669280" cy="376117"/>
+                      <a:ext cx="5669280" cy="387513"/>
                     </a:xfrm>
                     <a:prstGeom prst="rect"/>
                   </pic:spPr>
@@ -2883,45 +2963,140 @@
           <w:b w:val="0"/>
           <w:i w:val="0"/>
         </w:rPr>
+        <w:t xml:space="preserve">E'tibor mexanizmlari kompyuter ko'rishida bir necha shaklda namoyon bo'ladi. </w:t>
       </w:r>
       <w:r>
         <w:rPr>
           <w:b/>
           <w:i w:val="0"/>
         </w:rPr>
-        <w:t>Ordinal regressiya</w:t>
+        <w:t>Kanalli e'tibor</w:t>
       </w:r>
       <w:r>
         <w:rPr>
           <w:b w:val="0"/>
           <w:i w:val="0"/>
         </w:rPr>
-        <w:t xml:space="preserve"> — sinflar tabiiy tartibga ega bo'lgan masalalar uchun mo'ljallangan. BI-RADS shkalasi aynan shunday: kategoriyalar orasidagi masofa teng emas. Ordinal masalalarni kumulyativ bog'lanish (cumulative link) modellari orqali yechish mumkin — bu nominal kross-entropiyaga nisbatan tartib ma'lumotini saqlaydi.</w:t>
-      </w:r>
-    </w:p>
-    <w:p>
-      <w:pPr>
-        <w:ind w:firstLine="567"/>
-        <w:jc w:val="both"/>
-      </w:pPr>
+        <w:t xml:space="preserve"> — Squeeze-and-Excitation (SE) tarmoqlari xususiyat kanallarining nisbiy ahamiyatini global kontekst asosida qayta tortadi. </w:t>
+      </w:r>
+      <w:r>
+        <w:rPr>
+          <w:b/>
+          <w:i w:val="0"/>
+        </w:rPr>
+        <w:t>Fazoviy va kanalli e'tibor</w:t>
+      </w:r>
       <w:r>
         <w:rPr>
           <w:b w:val="0"/>
           <w:i w:val="0"/>
         </w:rPr>
+        <w:t xml:space="preserve"> — CBAM (Convolutional Block Attention Module) ketma-ket kanalli va fazoviy e'tiborni birlashtirib, "qaysi kanal" va "qaysi soha" muhimligini aniqlaydi. Bu modullar konvolyutsion tarmoqlarga kam hisoblash narxida qo'shilib, aniqlikni oshiradi. Mammografiyada ular shikastlanishga oid xususiyatlarni kuchaytirish uchun foydali, biroq ular bir tasvir ichidagi e'tiborni qayta taqsimlaydi — ikki ko'rinish yoki ikki ko'krak o'rtasidagi munosabatni modellamaydi.</w:t>
+      </w:r>
+    </w:p>
+    <w:p>
+      <w:pPr>
+        <w:ind w:firstLine="567"/>
+        <w:jc w:val="both"/>
+      </w:pPr>
+      <w:r>
+        <w:rPr>
+          <w:b w:val="0"/>
+          <w:i w:val="0"/>
+        </w:rPr>
       </w:r>
       <w:r>
         <w:rPr>
           <w:b/>
           <w:i w:val="0"/>
         </w:rPr>
-        <w:t>Radiomika</w:t>
+        <w:t>O'z-o'ziga e'tibor (self-attention)</w:t>
       </w:r>
       <w:r>
         <w:rPr>
           <w:b w:val="0"/>
           <w:i w:val="0"/>
         </w:rPr>
+        <w:t xml:space="preserve"> bir oqim ichidagi pozitsiyalar o'rtasidagi bog'liqlikni, </w:t>
+      </w:r>
+      <w:r>
+        <w:rPr>
+          <w:b/>
+          <w:i w:val="0"/>
+        </w:rPr>
+        <w:t>o'zaro e'tibor (cross-attention)</w:t>
+      </w:r>
+      <w:r>
+        <w:rPr>
+          <w:b w:val="0"/>
+          <w:i w:val="0"/>
+        </w:rPr>
+        <w:t xml:space="preserve"> esa ikki alohida oqim o'rtasidagi bog'liqlikni modellaydi. Aynan o'zaro e'tibor kontralateral (chap↔o'ng) yoki proyeksiyalararo (CC↔MLO) munosabatlarni ifodalash uchun tabiiy vositadir — bu ushbu dissertatsiyada taklif etilgan BCA blokining nazariy asosini tashkil etadi. Shartlashtirishning yana bir shakli — </w:t>
+      </w:r>
+      <w:r>
+        <w:rPr>
+          <w:b/>
+          <w:i w:val="0"/>
+        </w:rPr>
+        <w:t>FiLM (Feature-wise Linear Modulation)</w:t>
+      </w:r>
+      <w:r>
+        <w:rPr>
+          <w:b w:val="0"/>
+          <w:i w:val="0"/>
+        </w:rPr>
+        <w:t xml:space="preserve"> — yordamchi signal (masalan matn) asosida xususiyatlarni kanal bo'yicha masshtablash va siljitish orqali modulyatsiya qiladi; bu mexanizm matn-asosli detektsiyada (TILLNet) qo'llaniladi. Vizual transformerlar (ViT) va DETR kabi detektorlar e'tiborni arxitekturaning markaziy elementiga aylantirdi, biroq ular katta o'qitish to'plami va hisoblash resursini talab qiladi — bu tibbiy sohada, ma'lumot cheklangan sharoitda, muhim cheklov.</w:t>
+      </w:r>
+    </w:p>
+    <w:p>
+      <w:pPr>
+        <w:ind w:firstLine="567"/>
+        <w:jc w:val="both"/>
+      </w:pPr>
+      <w:r>
+        <w:rPr>
+          <w:b w:val="0"/>
+          <w:i w:val="0"/>
+        </w:rPr>
+      </w:r>
+      <w:r>
+        <w:rPr>
+          <w:b/>
+          <w:i w:val="0"/>
+        </w:rPr>
+        <w:t>Ordinal regressiya</w:t>
+      </w:r>
+      <w:r>
+        <w:rPr>
+          <w:b w:val="0"/>
+          <w:i w:val="0"/>
+        </w:rPr>
+        <w:t xml:space="preserve"> — sinflar tabiiy tartibga ega bo'lgan masalalar uchun mo'ljallangan. BI-RADS shkalasi aynan shunday: kategoriyalar orasidagi masofa teng emas. Ordinal masalalarni kumulyativ bog'lanish (cumulative link) modellari orqali yechish mumkin — bu nominal kross-entropiyaga nisbatan tartib ma'lumotini saqlaydi.</w:t>
+      </w:r>
+    </w:p>
+    <w:p>
+      <w:pPr>
+        <w:ind w:firstLine="567"/>
+        <w:jc w:val="both"/>
+      </w:pPr>
+      <w:r>
+        <w:rPr>
+          <w:b w:val="0"/>
+          <w:i w:val="0"/>
+        </w:rPr>
+      </w:r>
+      <w:r>
+        <w:rPr>
+          <w:b/>
+          <w:i w:val="0"/>
+        </w:rPr>
+        <w:t>Radiomika</w:t>
+      </w:r>
+      <w:r>
+        <w:rPr>
+          <w:b w:val="0"/>
+          <w:i w:val="0"/>
+        </w:rPr>
         <w:t xml:space="preserve"> — tibbiy tasvirdan ko'p sonli miqdoriy belgilarni (shakl, birinchi tartib intensivlik statistikasi, tekstura) avtomatik chiqarib tahlil qilish yo'nalishi. Tekstura belgilari kulrang darajalar birgalikdagi paydo bo'lish matritsasidan (Gray-Level Co-occurrence Matrix, GLCM) olinadi:</w:t>
       </w:r>
     </w:p>
@@ -2932,7 +3107,7 @@
       <w:r>
         <w:drawing>
           <wp:inline xmlns:a="http://schemas.openxmlformats.org/drawingml/2006/main" xmlns:pic="http://schemas.openxmlformats.org/drawingml/2006/picture">
-            <wp:extent cx="5669280" cy="508970"/>
+            <wp:extent cx="5669280" cy="496172"/>
             <wp:docPr id="10" name="Picture 10"/>
             <wp:cNvGraphicFramePr>
               <a:graphicFrameLocks noChangeAspect="1"/>
@@ -2953,7 +3128,7 @@
                   <pic:spPr>
                     <a:xfrm>
                       <a:off x="0" y="0"/>
-                      <a:ext cx="5669280" cy="508970"/>
+                      <a:ext cx="5669280" cy="496172"/>
                     </a:xfrm>
                     <a:prstGeom prst="rect"/>
                   </pic:spPr>
@@ -2977,7 +3152,7 @@
       <w:r>
         <w:drawing>
           <wp:inline xmlns:a="http://schemas.openxmlformats.org/drawingml/2006/main" xmlns:pic="http://schemas.openxmlformats.org/drawingml/2006/picture">
-            <wp:extent cx="5669280" cy="636919"/>
+            <wp:extent cx="5669280" cy="603932"/>
             <wp:docPr id="11" name="Picture 11"/>
             <wp:cNvGraphicFramePr>
               <a:graphicFrameLocks noChangeAspect="1"/>
@@ -2998,7 +3173,7 @@
                   <pic:spPr>
                     <a:xfrm>
                       <a:off x="0" y="0"/>
-                      <a:ext cx="5669280" cy="636919"/>
+                      <a:ext cx="5669280" cy="603932"/>
                     </a:xfrm>
                     <a:prstGeom prst="rect"/>
                   </pic:spPr>
@@ -3655,6 +3830,631 @@
         <w:pStyle w:val="Heading2"/>
       </w:pPr>
       <w:r>
+        <w:t>1.8-§. Koʻpkoʻrinishli va ikki tomonlama yondashuvlarning qiyosiy tahlili</w:t>
+      </w:r>
+    </w:p>
+    <w:p>
+      <w:pPr>
+        <w:ind w:firstLine="567"/>
+        <w:jc w:val="both"/>
+      </w:pPr>
+      <w:r>
+        <w:rPr>
+          <w:b w:val="0"/>
+          <w:i w:val="0"/>
+        </w:rPr>
+        <w:t>Mammografik detektsiya bo'yicha yondashuvlarni radiolog amaliyotidagi to'rt asosiy klinik tamoyilni — ko'rinishlarni birgalikda qayta ishlash, ikki tomonlama (kontralateral) asimmetriya, ko'rinishlararo (CC↔MLO) muvofiqlik va BI-RADS ning ordinal baholanishi — qay darajada qamrab olishiga ko'ra tizimli qiyoslash mumkin (1.3-jadval). Bu qiyoslash mavjud ishlarning kuchli tomonlari va bo'shliqlarini aniq ko'rsatadi.</w:t>
+      </w:r>
+    </w:p>
+    <w:p>
+      <w:pPr>
+        <w:jc w:val="center"/>
+      </w:pPr>
+      <w:r>
+        <w:rPr>
+          <w:b/>
+          <w:sz w:val="24"/>
+        </w:rPr>
+        <w:t>1.3-jadval. Mammografik detektsiya yondashuvlarining klinik induktiv taxminlar bo'yicha qiyosiy tahlili</w:t>
+      </w:r>
+    </w:p>
+    <w:tbl>
+      <w:tblPr>
+        <w:tblStyle w:val="TableGrid"/>
+        <w:tblW w:type="auto" w:w="0"/>
+        <w:tblLook w:firstColumn="1" w:firstRow="1" w:lastColumn="0" w:lastRow="0" w:noHBand="0" w:noVBand="1" w:val="04A0"/>
+      </w:tblPr>
+      <w:tblGrid>
+        <w:gridCol w:w="1559"/>
+        <w:gridCol w:w="1559"/>
+        <w:gridCol w:w="1559"/>
+        <w:gridCol w:w="1559"/>
+        <w:gridCol w:w="1559"/>
+        <w:gridCol w:w="1559"/>
+      </w:tblGrid>
+      <w:tr>
+        <w:tc>
+          <w:tcPr>
+            <w:tcW w:type="dxa" w:w="1559"/>
+          </w:tcPr>
+          <w:p>
+            <w:r/>
+            <w:r>
+              <w:rPr>
+                <w:b/>
+                <w:sz w:val="24"/>
+              </w:rPr>
+              <w:t>Yondashuv</w:t>
+            </w:r>
+          </w:p>
+        </w:tc>
+        <w:tc>
+          <w:tcPr>
+            <w:tcW w:type="dxa" w:w="1559"/>
+          </w:tcPr>
+          <w:p>
+            <w:r/>
+            <w:r>
+              <w:rPr>
+                <w:b/>
+                <w:sz w:val="24"/>
+              </w:rPr>
+              <w:t>Ko'rinishlar</w:t>
+            </w:r>
+          </w:p>
+        </w:tc>
+        <w:tc>
+          <w:tcPr>
+            <w:tcW w:type="dxa" w:w="1559"/>
+          </w:tcPr>
+          <w:p>
+            <w:r/>
+            <w:r>
+              <w:rPr>
+                <w:b/>
+                <w:sz w:val="24"/>
+              </w:rPr>
+              <w:t>Ikki tomonlama asimmetriya</w:t>
+            </w:r>
+          </w:p>
+        </w:tc>
+        <w:tc>
+          <w:tcPr>
+            <w:tcW w:type="dxa" w:w="1559"/>
+          </w:tcPr>
+          <w:p>
+            <w:r/>
+            <w:r>
+              <w:rPr>
+                <w:b/>
+                <w:sz w:val="24"/>
+              </w:rPr>
+              <w:t>Ko'rinishlararo muvofiqlik</w:t>
+            </w:r>
+          </w:p>
+        </w:tc>
+        <w:tc>
+          <w:tcPr>
+            <w:tcW w:type="dxa" w:w="1559"/>
+          </w:tcPr>
+          <w:p>
+            <w:r/>
+            <w:r>
+              <w:rPr>
+                <w:b/>
+                <w:sz w:val="24"/>
+              </w:rPr>
+              <w:t>Ordinal BI-RADS</w:t>
+            </w:r>
+          </w:p>
+        </w:tc>
+        <w:tc>
+          <w:tcPr>
+            <w:tcW w:type="dxa" w:w="1559"/>
+          </w:tcPr>
+          <w:p>
+            <w:r/>
+            <w:r>
+              <w:rPr>
+                <w:b/>
+                <w:sz w:val="24"/>
+              </w:rPr>
+              <w:t>Uchidan-uchiga</w:t>
+            </w:r>
+          </w:p>
+        </w:tc>
+      </w:tr>
+      <w:tr>
+        <w:tc>
+          <w:tcPr>
+            <w:tcW w:type="dxa" w:w="1559"/>
+          </w:tcPr>
+          <w:p>
+            <w:r/>
+            <w:r>
+              <w:rPr>
+                <w:sz w:val="24"/>
+              </w:rPr>
+              <w:t>Bir ko'rinishli YOLO / Faster R-CNN (Al-Masni, Aly, Ribli)</w:t>
+            </w:r>
+          </w:p>
+        </w:tc>
+        <w:tc>
+          <w:tcPr>
+            <w:tcW w:type="dxa" w:w="1559"/>
+          </w:tcPr>
+          <w:p>
+            <w:r/>
+            <w:r>
+              <w:rPr>
+                <w:sz w:val="24"/>
+              </w:rPr>
+              <w:t>Mustaqil</w:t>
+            </w:r>
+          </w:p>
+        </w:tc>
+        <w:tc>
+          <w:tcPr>
+            <w:tcW w:type="dxa" w:w="1559"/>
+          </w:tcPr>
+          <w:p>
+            <w:r/>
+            <w:r>
+              <w:rPr>
+                <w:sz w:val="24"/>
+              </w:rPr>
+              <w:t>Yo'q</w:t>
+            </w:r>
+          </w:p>
+        </w:tc>
+        <w:tc>
+          <w:tcPr>
+            <w:tcW w:type="dxa" w:w="1559"/>
+          </w:tcPr>
+          <w:p>
+            <w:r/>
+            <w:r>
+              <w:rPr>
+                <w:sz w:val="24"/>
+              </w:rPr>
+              <w:t>Yo'q</w:t>
+            </w:r>
+          </w:p>
+        </w:tc>
+        <w:tc>
+          <w:tcPr>
+            <w:tcW w:type="dxa" w:w="1559"/>
+          </w:tcPr>
+          <w:p>
+            <w:r/>
+            <w:r>
+              <w:rPr>
+                <w:sz w:val="24"/>
+              </w:rPr>
+              <w:t>Yo'q (nominal)</w:t>
+            </w:r>
+          </w:p>
+        </w:tc>
+        <w:tc>
+          <w:tcPr>
+            <w:tcW w:type="dxa" w:w="1559"/>
+          </w:tcPr>
+          <w:p>
+            <w:r/>
+            <w:r>
+              <w:rPr>
+                <w:sz w:val="24"/>
+              </w:rPr>
+              <w:t>Ha</w:t>
+            </w:r>
+          </w:p>
+        </w:tc>
+      </w:tr>
+      <w:tr>
+        <w:tc>
+          <w:tcPr>
+            <w:tcW w:type="dxa" w:w="1559"/>
+          </w:tcPr>
+          <w:p>
+            <w:r/>
+            <w:r>
+              <w:rPr>
+                <w:sz w:val="24"/>
+              </w:rPr>
+              <w:t>Ikki ko'rinishli (Petrini, EfficientNet)</w:t>
+            </w:r>
+          </w:p>
+        </w:tc>
+        <w:tc>
+          <w:tcPr>
+            <w:tcW w:type="dxa" w:w="1559"/>
+          </w:tcPr>
+          <w:p>
+            <w:r/>
+            <w:r>
+              <w:rPr>
+                <w:sz w:val="24"/>
+              </w:rPr>
+              <w:t>CC+MLO juft</w:t>
+            </w:r>
+          </w:p>
+        </w:tc>
+        <w:tc>
+          <w:tcPr>
+            <w:tcW w:type="dxa" w:w="1559"/>
+          </w:tcPr>
+          <w:p>
+            <w:r/>
+            <w:r>
+              <w:rPr>
+                <w:sz w:val="24"/>
+              </w:rPr>
+              <w:t>Yo'q</w:t>
+            </w:r>
+          </w:p>
+        </w:tc>
+        <w:tc>
+          <w:tcPr>
+            <w:tcW w:type="dxa" w:w="1559"/>
+          </w:tcPr>
+          <w:p>
+            <w:r/>
+            <w:r>
+              <w:rPr>
+                <w:sz w:val="24"/>
+              </w:rPr>
+              <w:t>Qisman (kech birlashtirish)</w:t>
+            </w:r>
+          </w:p>
+        </w:tc>
+        <w:tc>
+          <w:tcPr>
+            <w:tcW w:type="dxa" w:w="1559"/>
+          </w:tcPr>
+          <w:p>
+            <w:r/>
+            <w:r>
+              <w:rPr>
+                <w:sz w:val="24"/>
+              </w:rPr>
+              <w:t>Yo'q</w:t>
+            </w:r>
+          </w:p>
+        </w:tc>
+        <w:tc>
+          <w:tcPr>
+            <w:tcW w:type="dxa" w:w="1559"/>
+          </w:tcPr>
+          <w:p>
+            <w:r/>
+            <w:r>
+              <w:rPr>
+                <w:sz w:val="24"/>
+              </w:rPr>
+              <w:t>Ha</w:t>
+            </w:r>
+          </w:p>
+        </w:tc>
+      </w:tr>
+      <w:tr>
+        <w:tc>
+          <w:tcPr>
+            <w:tcW w:type="dxa" w:w="1559"/>
+          </w:tcPr>
+          <w:p>
+            <w:r/>
+            <w:r>
+              <w:rPr>
+                <w:sz w:val="24"/>
+              </w:rPr>
+              <w:t>Ko'p ko'rinishli (MommiNet, Yang)</w:t>
+            </w:r>
+          </w:p>
+        </w:tc>
+        <w:tc>
+          <w:tcPr>
+            <w:tcW w:type="dxa" w:w="1559"/>
+          </w:tcPr>
+          <w:p>
+            <w:r/>
+            <w:r>
+              <w:rPr>
+                <w:sz w:val="24"/>
+              </w:rPr>
+              <w:t>Ko'p ko'rinish</w:t>
+            </w:r>
+          </w:p>
+        </w:tc>
+        <w:tc>
+          <w:tcPr>
+            <w:tcW w:type="dxa" w:w="1559"/>
+          </w:tcPr>
+          <w:p>
+            <w:r/>
+            <w:r>
+              <w:rPr>
+                <w:sz w:val="24"/>
+              </w:rPr>
+              <w:t>Qisman</w:t>
+            </w:r>
+          </w:p>
+        </w:tc>
+        <w:tc>
+          <w:tcPr>
+            <w:tcW w:type="dxa" w:w="1559"/>
+          </w:tcPr>
+          <w:p>
+            <w:r/>
+            <w:r>
+              <w:rPr>
+                <w:sz w:val="24"/>
+              </w:rPr>
+              <w:t>Qisman</w:t>
+            </w:r>
+          </w:p>
+        </w:tc>
+        <w:tc>
+          <w:tcPr>
+            <w:tcW w:type="dxa" w:w="1559"/>
+          </w:tcPr>
+          <w:p>
+            <w:r/>
+            <w:r>
+              <w:rPr>
+                <w:sz w:val="24"/>
+              </w:rPr>
+              <w:t>Yo'q</w:t>
+            </w:r>
+          </w:p>
+        </w:tc>
+        <w:tc>
+          <w:tcPr>
+            <w:tcW w:type="dxa" w:w="1559"/>
+          </w:tcPr>
+          <w:p>
+            <w:r/>
+            <w:r>
+              <w:rPr>
+                <w:sz w:val="24"/>
+              </w:rPr>
+              <w:t>Ha</w:t>
+            </w:r>
+          </w:p>
+        </w:tc>
+      </w:tr>
+      <w:tr>
+        <w:tc>
+          <w:tcPr>
+            <w:tcW w:type="dxa" w:w="1559"/>
+          </w:tcPr>
+          <w:p>
+            <w:r/>
+            <w:r>
+              <w:rPr>
+                <w:sz w:val="24"/>
+              </w:rPr>
+              <w:t>Ko'rinishlararo moslik (Liu)</w:t>
+            </w:r>
+          </w:p>
+        </w:tc>
+        <w:tc>
+          <w:tcPr>
+            <w:tcW w:type="dxa" w:w="1559"/>
+          </w:tcPr>
+          <w:p>
+            <w:r/>
+            <w:r>
+              <w:rPr>
+                <w:sz w:val="24"/>
+              </w:rPr>
+              <w:t>CC+MLO</w:t>
+            </w:r>
+          </w:p>
+        </w:tc>
+        <w:tc>
+          <w:tcPr>
+            <w:tcW w:type="dxa" w:w="1559"/>
+          </w:tcPr>
+          <w:p>
+            <w:r/>
+            <w:r>
+              <w:rPr>
+                <w:sz w:val="24"/>
+              </w:rPr>
+              <w:t>Yo'q</w:t>
+            </w:r>
+          </w:p>
+        </w:tc>
+        <w:tc>
+          <w:tcPr>
+            <w:tcW w:type="dxa" w:w="1559"/>
+          </w:tcPr>
+          <w:p>
+            <w:r/>
+            <w:r>
+              <w:rPr>
+                <w:sz w:val="24"/>
+              </w:rPr>
+              <w:t>Ha (moslik)</w:t>
+            </w:r>
+          </w:p>
+        </w:tc>
+        <w:tc>
+          <w:tcPr>
+            <w:tcW w:type="dxa" w:w="1559"/>
+          </w:tcPr>
+          <w:p>
+            <w:r/>
+            <w:r>
+              <w:rPr>
+                <w:sz w:val="24"/>
+              </w:rPr>
+              <w:t>Yo'q</w:t>
+            </w:r>
+          </w:p>
+        </w:tc>
+        <w:tc>
+          <w:tcPr>
+            <w:tcW w:type="dxa" w:w="1559"/>
+          </w:tcPr>
+          <w:p>
+            <w:r/>
+            <w:r>
+              <w:rPr>
+                <w:sz w:val="24"/>
+              </w:rPr>
+              <w:t>Ha</w:t>
+            </w:r>
+          </w:p>
+        </w:tc>
+      </w:tr>
+      <w:tr>
+        <w:tc>
+          <w:tcPr>
+            <w:tcW w:type="dxa" w:w="1559"/>
+          </w:tcPr>
+          <w:p>
+            <w:r/>
+            <w:r>
+              <w:rPr>
+                <w:sz w:val="24"/>
+              </w:rPr>
+              <w:t>BCA-YOLO (ushbu ish)</w:t>
+            </w:r>
+          </w:p>
+        </w:tc>
+        <w:tc>
+          <w:tcPr>
+            <w:tcW w:type="dxa" w:w="1559"/>
+          </w:tcPr>
+          <w:p>
+            <w:r/>
+            <w:r>
+              <w:rPr>
+                <w:sz w:val="24"/>
+              </w:rPr>
+              <w:t>To'rt ko'rinish birga</w:t>
+            </w:r>
+          </w:p>
+        </w:tc>
+        <w:tc>
+          <w:tcPr>
+            <w:tcW w:type="dxa" w:w="1559"/>
+          </w:tcPr>
+          <w:p>
+            <w:r/>
+            <w:r>
+              <w:rPr>
+                <w:sz w:val="24"/>
+              </w:rPr>
+              <w:t>Ha (BCA, α-darvoza)</w:t>
+            </w:r>
+          </w:p>
+        </w:tc>
+        <w:tc>
+          <w:tcPr>
+            <w:tcW w:type="dxa" w:w="1559"/>
+          </w:tcPr>
+          <w:p>
+            <w:r/>
+            <w:r>
+              <w:rPr>
+                <w:sz w:val="24"/>
+              </w:rPr>
+              <w:t>Ha (IVC moduli)</w:t>
+            </w:r>
+          </w:p>
+        </w:tc>
+        <w:tc>
+          <w:tcPr>
+            <w:tcW w:type="dxa" w:w="1559"/>
+          </w:tcPr>
+          <w:p>
+            <w:r/>
+            <w:r>
+              <w:rPr>
+                <w:sz w:val="24"/>
+              </w:rPr>
+              <w:t>Ha (monoton ostona)</w:t>
+            </w:r>
+          </w:p>
+        </w:tc>
+        <w:tc>
+          <w:tcPr>
+            <w:tcW w:type="dxa" w:w="1559"/>
+          </w:tcPr>
+          <w:p>
+            <w:r/>
+            <w:r>
+              <w:rPr>
+                <w:sz w:val="24"/>
+              </w:rPr>
+              <w:t>Ha</w:t>
+            </w:r>
+          </w:p>
+        </w:tc>
+      </w:tr>
+    </w:tbl>
+    <w:p/>
+    <w:p>
+      <w:pPr>
+        <w:ind w:firstLine="567"/>
+        <w:jc w:val="both"/>
+      </w:pPr>
+      <w:r>
+        <w:rPr>
+          <w:b w:val="0"/>
+          <w:i w:val="0"/>
+        </w:rPr>
+        <w:t>Jadvaldan ko'rinadiki, mavjud ishlarning aksariyati ko'rinishlarni mustaqil yoki kech (qaror darajasida) birlashtiradi va kontralateral asimmetriyani model ichida aniq modellamaydi. Ikki ko'rinishli yondashuvlar (Petrini va b.) bir ko'krakning CC va MLO proyeksiyalarini birlashtiradi, biroq chap va o'ng ko'krak o'rtasidagi qiyoslashni — radiolog tahlilining markaziy elementini — qoldiradi. Ko'p ko'rinishli arxitekturalar (MommiNet) ma'lumotni birlashtiradi, lekin asimmetriyani o'rganiluvchi, izohlanuvchi mexanizm sifatida ifodalamaydi. Liu va hammualliflarining ko'rinishlararo moslik ishi CC↔MLO muvofiqligini modellaydi, ammo ikki tomonlama asimmetriya va ordinal baholashni qamrab olmaydi.</w:t>
+      </w:r>
+    </w:p>
+    <w:p>
+      <w:pPr>
+        <w:ind w:firstLine="567"/>
+        <w:jc w:val="both"/>
+      </w:pPr>
+      <w:r>
+        <w:rPr>
+          <w:b w:val="0"/>
+          <w:i w:val="0"/>
+        </w:rPr>
+        <w:t xml:space="preserve">Bundan tashqari, ko'rib chiqilgan ishlarning deyarli barchasi BI-RADS ni </w:t>
+      </w:r>
+      <w:r>
+        <w:rPr>
+          <w:b/>
+          <w:i w:val="0"/>
+        </w:rPr>
+        <w:t>nominal</w:t>
+      </w:r>
+      <w:r>
+        <w:rPr>
+          <w:b w:val="0"/>
+          <w:i w:val="0"/>
+        </w:rPr>
+        <w:t xml:space="preserve"> sinflar sifatida talqin qiladi va shkalaning ordinal tabiatini (kategoriyalar tartibli, ular orasidagi xato narxi turlicha) e'tiborsiz qoldiradi. Yana bir muhim bo'shliq — aniqlash/tasniflashdan tashqari, annotatsiya, model o'qitish, avtomatik xulosa va PACS integratsiyasini qamrab oluvchi </w:t>
+      </w:r>
+      <w:r>
+        <w:rPr>
+          <w:b/>
+          <w:i w:val="0"/>
+        </w:rPr>
+        <w:t>yaxlit klinik dasturiy majmua</w:t>
+      </w:r>
+      <w:r>
+        <w:rPr>
+          <w:b w:val="0"/>
+          <w:i w:val="0"/>
+        </w:rPr>
+        <w:t xml:space="preserve"> kamdan-kam taqdim etiladi. Aynan shu bo'shliqlar — kontralateral asimmetriya, ko'rinishlararo muvofiqlik va ordinal baholashni yagona uchidan-uchiga o'rgatiladigan tarmoqda birlashtirish hamda uni to'liq klinik tizimga joylashtirish — ushbu dissertatsiya tadqiqotining ilmiy yangiligi va amaliy hissasini belgilaydi.</w:t>
+      </w:r>
+    </w:p>
+    <w:p>
+      <w:pPr>
+        <w:pStyle w:val="Heading2"/>
+      </w:pPr>
+      <w:r>
         <w:t>I bob boʻyicha xulosalar</w:t>
       </w:r>
     </w:p>
@@ -3889,7 +4689,7 @@
       <w:r>
         <w:drawing>
           <wp:inline xmlns:a="http://schemas.openxmlformats.org/drawingml/2006/main" xmlns:pic="http://schemas.openxmlformats.org/drawingml/2006/picture">
-            <wp:extent cx="4719099" cy="616226"/>
+            <wp:extent cx="4711147" cy="576469"/>
             <wp:docPr id="13" name="Picture 13"/>
             <wp:cNvGraphicFramePr>
               <a:graphicFrameLocks noChangeAspect="1"/>
@@ -3910,7 +4710,7 @@
                   <pic:spPr>
                     <a:xfrm>
                       <a:off x="0" y="0"/>
-                      <a:ext cx="4719099" cy="616226"/>
+                      <a:ext cx="4711147" cy="576469"/>
                     </a:xfrm>
                     <a:prstGeom prst="rect"/>
                   </pic:spPr>
@@ -3947,7 +4747,7 @@
       <w:r>
         <w:drawing>
           <wp:inline xmlns:a="http://schemas.openxmlformats.org/drawingml/2006/main" xmlns:pic="http://schemas.openxmlformats.org/drawingml/2006/picture">
-            <wp:extent cx="3685429" cy="485029"/>
+            <wp:extent cx="3701332" cy="496956"/>
             <wp:docPr id="14" name="Picture 14"/>
             <wp:cNvGraphicFramePr>
               <a:graphicFrameLocks noChangeAspect="1"/>
@@ -3968,7 +4768,7 @@
                   <pic:spPr>
                     <a:xfrm>
                       <a:off x="0" y="0"/>
-                      <a:ext cx="3685429" cy="485029"/>
+                      <a:ext cx="3701332" cy="496956"/>
                     </a:xfrm>
                     <a:prstGeom prst="rect"/>
                   </pic:spPr>
@@ -4019,7 +4819,7 @@
       <w:r>
         <w:drawing>
           <wp:inline xmlns:a="http://schemas.openxmlformats.org/drawingml/2006/main" xmlns:pic="http://schemas.openxmlformats.org/drawingml/2006/picture">
-            <wp:extent cx="3442914" cy="671885"/>
+            <wp:extent cx="3482671" cy="751398"/>
             <wp:docPr id="15" name="Picture 15"/>
             <wp:cNvGraphicFramePr>
               <a:graphicFrameLocks noChangeAspect="1"/>
@@ -4040,7 +4840,7 @@
                   <pic:spPr>
                     <a:xfrm>
                       <a:off x="0" y="0"/>
-                      <a:ext cx="3442914" cy="671885"/>
+                      <a:ext cx="3482671" cy="751398"/>
                     </a:xfrm>
                     <a:prstGeom prst="rect"/>
                   </pic:spPr>
@@ -4137,7 +4937,7 @@
       <w:r>
         <w:drawing>
           <wp:inline xmlns:a="http://schemas.openxmlformats.org/drawingml/2006/main" xmlns:pic="http://schemas.openxmlformats.org/drawingml/2006/picture">
-            <wp:extent cx="2194560" cy="838863"/>
+            <wp:extent cx="2214438" cy="818984"/>
             <wp:docPr id="16" name="Picture 16"/>
             <wp:cNvGraphicFramePr>
               <a:graphicFrameLocks noChangeAspect="1"/>
@@ -4158,7 +4958,7 @@
                   <pic:spPr>
                     <a:xfrm>
                       <a:off x="0" y="0"/>
-                      <a:ext cx="2194560" cy="838863"/>
+                      <a:ext cx="2214438" cy="818984"/>
                     </a:xfrm>
                     <a:prstGeom prst="rect"/>
                   </pic:spPr>
@@ -4195,7 +4995,7 @@
       <w:r>
         <w:drawing>
           <wp:inline xmlns:a="http://schemas.openxmlformats.org/drawingml/2006/main" xmlns:pic="http://schemas.openxmlformats.org/drawingml/2006/picture">
-            <wp:extent cx="2385391" cy="445273"/>
+            <wp:extent cx="2401293" cy="504908"/>
             <wp:docPr id="17" name="Picture 17"/>
             <wp:cNvGraphicFramePr>
               <a:graphicFrameLocks noChangeAspect="1"/>
@@ -4216,7 +5016,7 @@
                   <pic:spPr>
                     <a:xfrm>
                       <a:off x="0" y="0"/>
-                      <a:ext cx="2385391" cy="445273"/>
+                      <a:ext cx="2401293" cy="504908"/>
                     </a:xfrm>
                     <a:prstGeom prst="rect"/>
                   </pic:spPr>
@@ -4288,7 +5088,7 @@
       <w:r>
         <w:drawing>
           <wp:inline xmlns:a="http://schemas.openxmlformats.org/drawingml/2006/main" xmlns:pic="http://schemas.openxmlformats.org/drawingml/2006/picture">
-            <wp:extent cx="5669280" cy="612975"/>
+            <wp:extent cx="5669280" cy="596452"/>
             <wp:docPr id="18" name="Picture 18"/>
             <wp:cNvGraphicFramePr>
               <a:graphicFrameLocks noChangeAspect="1"/>
@@ -4309,7 +5109,7 @@
                   <pic:spPr>
                     <a:xfrm>
                       <a:off x="0" y="0"/>
-                      <a:ext cx="5669280" cy="612975"/>
+                      <a:ext cx="5669280" cy="596452"/>
                     </a:xfrm>
                     <a:prstGeom prst="rect"/>
                   </pic:spPr>
@@ -4346,7 +5146,7 @@
       <w:r>
         <w:drawing>
           <wp:inline xmlns:a="http://schemas.openxmlformats.org/drawingml/2006/main" xmlns:pic="http://schemas.openxmlformats.org/drawingml/2006/picture">
-            <wp:extent cx="5669280" cy="801338"/>
+            <wp:extent cx="5669280" cy="781067"/>
             <wp:docPr id="19" name="Picture 19"/>
             <wp:cNvGraphicFramePr>
               <a:graphicFrameLocks noChangeAspect="1"/>
@@ -4367,7 +5167,7 @@
                   <pic:spPr>
                     <a:xfrm>
                       <a:off x="0" y="0"/>
-                      <a:ext cx="5669280" cy="801338"/>
+                      <a:ext cx="5669280" cy="781067"/>
                     </a:xfrm>
                     <a:prstGeom prst="rect"/>
                   </pic:spPr>
@@ -4404,7 +5204,7 @@
       <w:r>
         <w:drawing>
           <wp:inline xmlns:a="http://schemas.openxmlformats.org/drawingml/2006/main" xmlns:pic="http://schemas.openxmlformats.org/drawingml/2006/picture">
-            <wp:extent cx="2031558" cy="576469"/>
+            <wp:extent cx="2051436" cy="524786"/>
             <wp:docPr id="20" name="Picture 20"/>
             <wp:cNvGraphicFramePr>
               <a:graphicFrameLocks noChangeAspect="1"/>
@@ -4425,7 +5225,7 @@
                   <pic:spPr>
                     <a:xfrm>
                       <a:off x="0" y="0"/>
-                      <a:ext cx="2031558" cy="576469"/>
+                      <a:ext cx="2051436" cy="524786"/>
                     </a:xfrm>
                     <a:prstGeom prst="rect"/>
                   </pic:spPr>
@@ -4475,7 +5275,7 @@
       <w:r>
         <w:drawing>
           <wp:inline xmlns:a="http://schemas.openxmlformats.org/drawingml/2006/main" xmlns:pic="http://schemas.openxmlformats.org/drawingml/2006/picture">
-            <wp:extent cx="1796994" cy="504908"/>
+            <wp:extent cx="1856629" cy="477078"/>
             <wp:docPr id="21" name="Picture 21"/>
             <wp:cNvGraphicFramePr>
               <a:graphicFrameLocks noChangeAspect="1"/>
@@ -4496,7 +5296,7 @@
                   <pic:spPr>
                     <a:xfrm>
                       <a:off x="0" y="0"/>
-                      <a:ext cx="1796994" cy="504908"/>
+                      <a:ext cx="1856629" cy="477078"/>
                     </a:xfrm>
                     <a:prstGeom prst="rect"/>
                   </pic:spPr>
@@ -4559,7 +5359,7 @@
       <w:r>
         <w:drawing>
           <wp:inline xmlns:a="http://schemas.openxmlformats.org/drawingml/2006/main" xmlns:pic="http://schemas.openxmlformats.org/drawingml/2006/picture">
-            <wp:extent cx="5259787" cy="445273"/>
+            <wp:extent cx="5267739" cy="429370"/>
             <wp:docPr id="22" name="Picture 22"/>
             <wp:cNvGraphicFramePr>
               <a:graphicFrameLocks noChangeAspect="1"/>
@@ -4580,7 +5380,7 @@
                   <pic:spPr>
                     <a:xfrm>
                       <a:off x="0" y="0"/>
-                      <a:ext cx="5259787" cy="445273"/>
+                      <a:ext cx="5267739" cy="429370"/>
                     </a:xfrm>
                     <a:prstGeom prst="rect"/>
                   </pic:spPr>
@@ -4617,7 +5417,7 @@
       <w:r>
         <w:drawing>
           <wp:inline xmlns:a="http://schemas.openxmlformats.org/drawingml/2006/main" xmlns:pic="http://schemas.openxmlformats.org/drawingml/2006/picture">
-            <wp:extent cx="2027582" cy="620202"/>
+            <wp:extent cx="2035533" cy="608275"/>
             <wp:docPr id="23" name="Picture 23"/>
             <wp:cNvGraphicFramePr>
               <a:graphicFrameLocks noChangeAspect="1"/>
@@ -4638,7 +5438,7 @@
                   <pic:spPr>
                     <a:xfrm>
                       <a:off x="0" y="0"/>
-                      <a:ext cx="2027582" cy="620202"/>
+                      <a:ext cx="2035533" cy="608275"/>
                     </a:xfrm>
                     <a:prstGeom prst="rect"/>
                   </pic:spPr>
@@ -4749,7 +5549,7 @@
       <w:r>
         <w:drawing>
           <wp:inline xmlns:a="http://schemas.openxmlformats.org/drawingml/2006/main" xmlns:pic="http://schemas.openxmlformats.org/drawingml/2006/picture">
-            <wp:extent cx="5482424" cy="473103"/>
+            <wp:extent cx="5502302" cy="461176"/>
             <wp:docPr id="24" name="Picture 24"/>
             <wp:cNvGraphicFramePr>
               <a:graphicFrameLocks noChangeAspect="1"/>
@@ -4770,7 +5570,7 @@
                   <pic:spPr>
                     <a:xfrm>
                       <a:off x="0" y="0"/>
-                      <a:ext cx="5482424" cy="473103"/>
+                      <a:ext cx="5502302" cy="461176"/>
                     </a:xfrm>
                     <a:prstGeom prst="rect"/>
                   </pic:spPr>
@@ -4818,7 +5618,7 @@
           <w:b w:val="0"/>
           <w:i w:val="0"/>
         </w:rPr>
-        <w:t xml:space="preserve">Klinik matn (anamnez, shikoyatlar) tasvir bilan birga mavjud bo'lganda, uni detektsiyaga kiritish samaradorlikni oshirishi mumkin. </w:t>
+        <w:t xml:space="preserve">Klinik matn (anamnez, shikoyatlar) tasvir bilan birga mavjud bo'lganda, uni detektsiyaga kiritish samaradorlikni oshirishi mumkin. Muallifning ushbu yo'nalishdagi ishi — </w:t>
       </w:r>
       <w:r>
         <w:rPr>
@@ -4832,7 +5632,7 @@
           <w:b w:val="0"/>
           <w:i w:val="0"/>
         </w:rPr>
-        <w:t xml:space="preserve"> — matn bilan boshqariladigan, FiLM (Feature-wise Linear Modulation) modulyatsiyali FCOS-uslubidagi detektor. Matn vektoriga asoslangan $\gamma$ va $\beta$ parametrlari tasvir xususiyatlarini modulyatsiya qiladi:</w:t>
+        <w:t xml:space="preserve"> (Khamdamov R., Turaqulov Sh.X., 2026) — matn bilan boshqariladigan, FiLM (Feature-wise Linear Modulation) modulyatsiyali FCOS-uslubidagi detektor bo'lib, kam-resursli (low-resource) va ko'p tilli sharoitda mammografik o'choqlarni aniqlashga mo'ljallangan. Matn vektoriga asoslangan $\gamma$ va $\beta$ parametrlari tasvir xususiyatlarini modulyatsiya qiladi:</w:t>
       </w:r>
     </w:p>
     <w:p>
@@ -4842,7 +5642,7 @@
       <w:r>
         <w:drawing>
           <wp:inline xmlns:a="http://schemas.openxmlformats.org/drawingml/2006/main" xmlns:pic="http://schemas.openxmlformats.org/drawingml/2006/picture">
-            <wp:extent cx="2938006" cy="429370"/>
+            <wp:extent cx="2941982" cy="413468"/>
             <wp:docPr id="25" name="Picture 25"/>
             <wp:cNvGraphicFramePr>
               <a:graphicFrameLocks noChangeAspect="1"/>
@@ -4863,7 +5663,7 @@
                   <pic:spPr>
                     <a:xfrm>
                       <a:off x="0" y="0"/>
-                      <a:ext cx="2938006" cy="429370"/>
+                      <a:ext cx="2941982" cy="413468"/>
                     </a:xfrm>
                     <a:prstGeom prst="rect"/>
                   </pic:spPr>
@@ -4926,7 +5726,7 @@
       <w:r>
         <w:drawing>
           <wp:inline xmlns:a="http://schemas.openxmlformats.org/drawingml/2006/main" xmlns:pic="http://schemas.openxmlformats.org/drawingml/2006/picture">
-            <wp:extent cx="3502549" cy="528762"/>
+            <wp:extent cx="3530379" cy="489005"/>
             <wp:docPr id="26" name="Picture 26"/>
             <wp:cNvGraphicFramePr>
               <a:graphicFrameLocks noChangeAspect="1"/>
@@ -4947,7 +5747,7 @@
                   <pic:spPr>
                     <a:xfrm>
                       <a:off x="0" y="0"/>
-                      <a:ext cx="3502549" cy="528762"/>
+                      <a:ext cx="3530379" cy="489005"/>
                     </a:xfrm>
                     <a:prstGeom prst="rect"/>
                   </pic:spPr>
@@ -5461,7 +6261,7 @@
           <w:b w:val="0"/>
           <w:i w:val="0"/>
         </w:rPr>
-        <w:t xml:space="preserve"> Tizim AI bashoratlaridan farqli yoki radiolog tomonidan tasdiqlangan annotatsiyalar sonini kuzatib boradi va yetarli yangi ma'lumot to'planganda modelni qayta o'qitishni tavsiya qiladi. Bu inson-mashina hamkorligi siklini (3.2-rasm) tashkil etadi: AI taklif qiladi → radiolog tasdiqlaydi/tuzatadi → yangi ma'lumot to'planadi → model qayta o'qitiladi → aniqlik oshadi.</w:t>
+        <w:t xml:space="preserve"> Tizim AI bashoratlaridan farqli yoki radiolog tomonidan tasdiqlangan annotatsiyalar sonini kuzatib boradi va yetarli yangi ma'lumot to'planganda modelni qayta o'qitishni tavsiya qiladi. Bu inson-mashina hamkorligi siklini (3.2-rasm) tashkil etadi: AI taklif qiladi → radiolog tasdiqlaydi/tuzatadi → yangi ma'lumot to'planadi → model qayta o'qitiladi → aniqlik oshadi. Ushbu yopiq halqali (closed-loop), radiolog-inson hamkorligiga asoslangan matnga yo'naltirilgan zaif nazoratli o'qitish yondashuvi muallifning alohida ishida (Khamdamov R., Turaqulov Sh.X., 2026) batafsil asoslangan va ayniqsa annotatsiya kam bo'lgan sharoitlar uchun samarali.</w:t>
       </w:r>
     </w:p>
     <w:p>
@@ -5629,14 +6429,6 @@
     </w:p>
     <w:p>
       <w:pPr>
-        <w:pStyle w:val="Heading2"/>
-      </w:pPr>
-      <w:r>
-        <w:t>3.4-§. Avtomatik xulosa shakllantirish, DICOM SR va PACS integratsiyasi</w:t>
-      </w:r>
-    </w:p>
-    <w:p>
-      <w:pPr>
         <w:ind w:firstLine="567"/>
         <w:jc w:val="both"/>
       </w:pPr>
@@ -5645,48 +6437,69 @@
           <w:b w:val="0"/>
           <w:i w:val="0"/>
         </w:rPr>
-        <w:t>Tasdiqlangan annotatsiyalardan strukturaviy topilmalar — laterallik, proyeksiya, kvadrant, tur, o'lcham va BI-RADS kategoriyasi — shakllantiriladi. Bu topilmalardan avtomatik klinik xulosa (hisobot) yaratiladi. Xulosa ikki usulda hosil bo'lishi mumkin: (i) deterministik shablon — modelsiz, bir zumda va to'liq oflayn; (ii) lokal til modeli (Ollama, qwen2.5 oilasi) — tabiiy matnli qoralama yozadi va tashqi API kalitini hamda internetni talab qilmaydi.</w:t>
-      </w:r>
-    </w:p>
-    <w:p>
-      <w:pPr>
-        <w:ind w:firstLine="567"/>
-        <w:jc w:val="both"/>
-      </w:pPr>
+      </w:r>
+      <w:r>
+        <w:rPr>
+          <w:b/>
+          <w:i w:val="0"/>
+        </w:rPr>
+        <w:t>Masofaviy (taqsimlangan) GPU o'qitish arxitekturasi.</w:t>
+      </w:r>
       <w:r>
         <w:rPr>
           <w:b w:val="0"/>
           <w:i w:val="0"/>
         </w:rPr>
-        <w:t xml:space="preserve">Avtomatik xulosaning klinik xavfsizligini ta'minlash uchun bir nechta muhim tamoyil qo'llaniladi: (a) til modeli </w:t>
+        <w:t xml:space="preserve"> Klinik ish stantsiyasi yoki ilova serveri ko'pincha kuchli grafik protsessorga ega bo'lmaydi, model o'qitish esa katta hisoblash resursini talab qiladi. Shu sababli MAMOGRAF tizimida o'qitishni alohida GPU serverga uzatuvchi taqsimlangan arxitektura amalga oshirilgan. Asosiy ilova (FastAPI) o'qitishni mahalliy bajarish o'rniga, maxsus o'qitish ishchisiga (train worker) — GPU serverda ishlovchi alohida FastAPI xizmatiga — token bilan himoyalangan HTTP interfeys orqali topshiradi. Ishchi xizmat o'qitishni boshlash, holat va jurnalni so'rash, to'xtatish hamda tayyor modelni qaytarish endpointlarini taqdim etadi; asosiy ilova bu holatni web-interfeysga shaffof tarzda proksilab uzatadi.</w:t>
+      </w:r>
+    </w:p>
+    <w:p>
+      <w:pPr>
+        <w:ind w:firstLine="567"/>
+        <w:jc w:val="both"/>
+      </w:pPr>
+      <w:r>
+        <w:rPr>
+          <w:b w:val="0"/>
+          <w:i w:val="0"/>
+        </w:rPr>
+        <w:t xml:space="preserve">Bu arxitekturada ikkita amaliy muammo hal etilgan. Birinchidan, </w:t>
       </w:r>
       <w:r>
         <w:rPr>
           <w:b/>
           <w:i w:val="0"/>
         </w:rPr>
-        <w:t>faqat berilgan strukturaviy topilmalardan</w:t>
+        <w:t>datasetni oldindan tayyorlash.</w:t>
       </w:r>
       <w:r>
         <w:rPr>
           <w:b w:val="0"/>
           <w:i w:val="0"/>
         </w:rPr>
-        <w:t xml:space="preserve"> foydalanadi va yangi ma'lumot to'qib chiqarmaydi (grounded generation); (b) generatsiya determinizmi uchun harorat (temperature) nolga teng olinadi; (c) o'zbekcha klinik atamalar lug'ati orqali terminologiya to'g'riligi ta'minlanadi; (d) chiqish doimo radiolog tekshirib tasdiqlaydigan </w:t>
+        <w:t xml:space="preserve"> O'qitish boshlanganda katta hajmli datasetni tarmoq orqali uzatish sezilarli kechikishga olib keladi. Shu sababli dataset tasvirlarni renderlash bosqichida (o'qitishdan oldin) GPU serverga nomlangan to'plam sifatida yuklab qo'yiladi; o'qitish tugmasi bosilganda esa faqat parametrlar uzatiladi va o'qitish darhol boshlanadi — qayta yuklash kechikishisiz. Ikkinchidan, </w:t>
       </w:r>
       <w:r>
         <w:rPr>
           <w:b/>
           <w:i w:val="0"/>
         </w:rPr>
-        <w:t>qoralama</w:t>
+        <w:t>uzilishlarga chidamlilik:</w:t>
       </w:r>
       <w:r>
         <w:rPr>
           <w:b w:val="0"/>
           <w:i w:val="0"/>
         </w:rPr>
-        <w:t xml:space="preserve"> sifatida belgilanadi.</w:t>
+        <w:t xml:space="preserve"> o'qitishni boshlashdan oldin tizim GPU serverning mavjudligini (health-check) tekshiradi; server javob bermasa, foydalanuvchiga aniq xabar beriladi va o'qitish boshlanmaydi. Tayyor model (best.pt) avtomatik yuklab olinib, asosiy ilovaning modellar katalogiga joylashtiriladi va darhol inference uchun ishlatishga tayyor bo'ladi. Bu taqsimlangan yondashuv GPU resurslarini bir nechta klinik ish stantsiyasi o'rtasida samarali taqsimlash imkonini beradi va mahalliy (oflayn) ishlash tamoyilini saqlaydi.</w:t>
+      </w:r>
+    </w:p>
+    <w:p>
+      <w:pPr>
+        <w:pStyle w:val="Heading2"/>
+      </w:pPr>
+      <w:r>
+        <w:t>3.4-§. Avtomatik xulosa shakllantirish, DICOM SR va PACS integratsiyasi</w:t>
       </w:r>
     </w:p>
     <w:p>
@@ -5699,48 +6512,75 @@
           <w:b w:val="0"/>
           <w:i w:val="0"/>
         </w:rPr>
-        <w:t xml:space="preserve">Tasdiqlangan xulosa standart </w:t>
+        <w:t>Tasdiqlangan annotatsiyalardan strukturaviy topilmalar — laterallik, proyeksiya, kvadrant, tur, o'lcham va BI-RADS kategoriyasi — shakllantiriladi. Bu topilmalardan avtomatik klinik xulosa (hisobot) yaratiladi. Xulosa ikki usulda hosil bo'lishi mumkin: (i) deterministik shablon — modelsiz, bir zumda va to'liq oflayn; (ii) lokal til modeli (Ollama, qwen2.5 oilasi) — tabiiy matnli qoralama yozadi va tashqi API kalitini hamda internetni talab qilmaydi.</w:t>
+      </w:r>
+    </w:p>
+    <w:p>
+      <w:pPr>
+        <w:ind w:firstLine="567"/>
+        <w:jc w:val="both"/>
+      </w:pPr>
+      <w:r>
+        <w:rPr>
+          <w:b w:val="0"/>
+          <w:i w:val="0"/>
+        </w:rPr>
+        <w:t xml:space="preserve">Avtomatik xulosaning klinik xavfsizligini ta'minlash uchun bir nechta muhim tamoyil qo'llaniladi: (a) til modeli </w:t>
       </w:r>
       <w:r>
         <w:rPr>
           <w:b/>
           <w:i w:val="0"/>
         </w:rPr>
-        <w:t>DICOM SR</w:t>
+        <w:t>faqat berilgan strukturaviy topilmalardan</w:t>
       </w:r>
       <w:r>
         <w:rPr>
           <w:b w:val="0"/>
           <w:i w:val="0"/>
         </w:rPr>
-        <w:t xml:space="preserve"> (Structured Report, Comprehensive SR) sifatida eksport qilinadi — bunda bemor va tadqiqot metama'lumotlari manba DICOM fayldan meros olinadi, hisobot matni, BI-RADS bahosi va har bir topilma alohida tarkibiy elementlar sifatida saqlanadi. Tizim PACS bilan to'liq integratsiyalashgan (C-ECHO, C-FIND, C-STORE, C-MOVE), shu sababli mavjud klinik infratuzilmaga moslashadi va xulosani PACS serveriga jo'natish imkonini beradi.</w:t>
-      </w:r>
-    </w:p>
-    <w:p>
-      <w:pPr>
-        <w:ind w:firstLine="567"/>
-        <w:jc w:val="both"/>
-      </w:pPr>
+        <w:t xml:space="preserve"> foydalanadi va yangi ma'lumot to'qib chiqarmaydi (grounded generation); (b) generatsiya determinizmi uchun harorat (temperature) nolga teng olinadi; (c) o'zbekcha klinik atamalar lug'ati orqali terminologiya to'g'riligi ta'minlanadi; (d) chiqish doimo radiolog tekshirib tasdiqlaydigan </w:t>
+      </w:r>
+      <w:r>
+        <w:rPr>
+          <w:b/>
+          <w:i w:val="0"/>
+        </w:rPr>
+        <w:t>qoralama</w:t>
+      </w:r>
       <w:r>
         <w:rPr>
           <w:b w:val="0"/>
           <w:i w:val="0"/>
         </w:rPr>
-        <w:t xml:space="preserve">Avtomatik xulosa generatori uch bosqichli konveyerdan iborat. Birinchi bosqichda annotatsiyalardan </w:t>
+        <w:t xml:space="preserve"> sifatida belgilanadi.</w:t>
+      </w:r>
+    </w:p>
+    <w:p>
+      <w:pPr>
+        <w:ind w:firstLine="567"/>
+        <w:jc w:val="both"/>
+      </w:pPr>
+      <w:r>
+        <w:rPr>
+          <w:b w:val="0"/>
+          <w:i w:val="0"/>
+        </w:rPr>
+        <w:t xml:space="preserve">Tasdiqlangan xulosa standart </w:t>
       </w:r>
       <w:r>
         <w:rPr>
           <w:b/>
           <w:i w:val="0"/>
         </w:rPr>
-        <w:t>strukturaviy topilmalar</w:t>
+        <w:t>DICOM SR</w:t>
       </w:r>
       <w:r>
         <w:rPr>
           <w:b w:val="0"/>
           <w:i w:val="0"/>
         </w:rPr>
-        <w:t xml:space="preserve"> (findings) shakllantiriladi: har bir o'choq uchun laterallik (DICOM metama'lumotidan), proyeksiya, kvadrant (quti markazi koordinatasidan hisoblanadi), tur (detektor sinfidan), o'lcham va BI-RADS kategoriyasi aniqlanadi. Bu strukturaviy ifoda — detektsiya va matn generatsiyasi o'rtasidagi ko'prik vazifasini bajaradi. Ikkinchi bosqichda strukturaviy topilmalardan matn hosil qilinadi: deterministik shablon (tayyor jumla qoliplari) yoki lokal til modeli. Uchinchi bosqichda matn radiolog tomonidan tahrirlanadi va tasdiqlanadi.</w:t>
+        <w:t xml:space="preserve"> (Structured Report, Comprehensive SR) sifatida eksport qilinadi — bunda bemor va tadqiqot metama'lumotlari manba DICOM fayldan meros olinadi, hisobot matni, BI-RADS bahosi va har bir topilma alohida tarkibiy elementlar sifatida saqlanadi. Tizim PACS bilan to'liq integratsiyalashgan (C-ECHO, C-FIND, C-STORE, C-MOVE), shu sababli mavjud klinik infratuzilmaga moslashadi va xulosani PACS serveriga jo'natish imkonini beradi.</w:t>
       </w:r>
     </w:p>
     <w:p>
@@ -5753,21 +6593,21 @@
           <w:b w:val="0"/>
           <w:i w:val="0"/>
         </w:rPr>
-        <w:t xml:space="preserve">Lokal til modelidan foydalanishda klinik xavfsizlik bir necha mexanizm bilan ta'minlanadi. Modelga </w:t>
+        <w:t xml:space="preserve">Avtomatik xulosa generatori uch bosqichli konveyerdan iborat. Birinchi bosqichda annotatsiyalardan </w:t>
       </w:r>
       <w:r>
         <w:rPr>
           <w:b/>
           <w:i w:val="0"/>
         </w:rPr>
-        <w:t>faqat strukturaviy topilmalar</w:t>
+        <w:t>strukturaviy topilmalar</w:t>
       </w:r>
       <w:r>
         <w:rPr>
           <w:b w:val="0"/>
           <w:i w:val="0"/>
         </w:rPr>
-        <w:t xml:space="preserve"> uzatiladi va tizimli ko'rsatma (system prompt) orqali u faqat shu ma'lumotdan foydalanishi, yangi topilma yoki tashxis qo'shmasligi qat'iy talab qilinadi (grounded generation). Generatsiya determinizmini ta'minlash uchun harorat parametri nolga teng olinadi. Tasvir ko'rinishlari ro'yxati topilma bilan adashtirilmasligi uchun aniq belgilanadi, bu soxta «normal» xulosalar to'qilishining oldini oladi. Klinik atamalar lug'ati orqali terminologiya to'g'riligi nazorat qilinadi.</w:t>
+        <w:t xml:space="preserve"> (findings) shakllantiriladi: har bir o'choq uchun laterallik (DICOM metama'lumotidan), proyeksiya, kvadrant (quti markazi koordinatasidan hisoblanadi), tur (detektor sinfidan), o'lcham va BI-RADS kategoriyasi aniqlanadi. Bu strukturaviy ifoda — detektsiya va matn generatsiyasi o'rtasidagi ko'prik vazifasini bajaradi. Ikkinchi bosqichda strukturaviy topilmalardan matn hosil qilinadi: deterministik shablon (tayyor jumla qoliplari) yoki lokal til modeli. Uchinchi bosqichda matn radiolog tomonidan tahrirlanadi va tasdiqlanadi.</w:t>
       </w:r>
     </w:p>
     <w:p>
@@ -5780,28 +6620,21 @@
           <w:b w:val="0"/>
           <w:i w:val="0"/>
         </w:rPr>
-        <w:t>Tasdiqlangan xulosa DICOM Comprehensive SR obyektiga aylantiriladi. SR tarkibi (Content Sequence) ierarxik tuzilmaga ega: ildiz konteyneri «Radiology Report» kod tushunchasi bilan belgilanadi, uning ichida hisobot matni (Report), umumiy baho (Assessment, BI-RADS), tavsiya (Recommendation) va har bir topilma (Finding) alohida tarkibiy element sifatida saqlanadi. Bemor va tadqiqot identifikatorlari manba DICOM fayldan meros olinadi, bu SR ning to'g'ri tadqiqotga bog'lanishini ta'minlaydi. SR dastlab tasdiqlanmagan (UNVERIFIED) holatda yaratiladi, bu uning qoralama ekanini ifodalaydi.</w:t>
-      </w:r>
-    </w:p>
-    <w:p>
-      <w:pPr>
-        <w:pStyle w:val="Heading2"/>
-      </w:pPr>
-      <w:r>
-        <w:t>3.5-§. Maʼlumotlar modeli, dasturiy interfeyslar va ish oqimi</w:t>
-      </w:r>
-    </w:p>
-    <w:p>
-      <w:pPr>
-        <w:ind w:firstLine="567"/>
-        <w:jc w:val="both"/>
-      </w:pPr>
+        <w:t xml:space="preserve">Lokal til modelidan foydalanishda klinik xavfsizlik bir necha mexanizm bilan ta'minlanadi. Modelga </w:t>
+      </w:r>
+      <w:r>
+        <w:rPr>
+          <w:b/>
+          <w:i w:val="0"/>
+        </w:rPr>
+        <w:t>faqat strukturaviy topilmalar</w:t>
+      </w:r>
       <w:r>
         <w:rPr>
           <w:b w:val="0"/>
           <w:i w:val="0"/>
         </w:rPr>
-        <w:t>MAMOGRAF tizimining ma'lumotlar modeli SQLite ma'lumotlar bazasida saqlanadi va quyidagi asosiy jadvallarni o'z ichiga oladi: foydalanuvchilar (rollar, parol xeshi, TOTP holati), annotatsiyalar tarixi (har bir o'zgarishning versiyasi), audit jurnali, ish ro'yxati (worklist), PACS serverlari konfiguratsiyasi va bemor-tasvir-hisobot bog'lanishlari. Har bir annotatsiya JSON tuzilmasida saqlanadi: identifikator, tur (quti/ko'pburchak), sinf yorliqlari (multi-label), BI-RADS kategoriyasi, normallashtirilgan koordinatalar (bbox), kadr raqami, izoh, yaratuvchi, holat va ko'rib chiqish ma'lumotlari.</w:t>
+        <w:t xml:space="preserve"> uzatiladi va tizimli ko'rsatma (system prompt) orqali u faqat shu ma'lumotdan foydalanishi, yangi topilma yoki tashxis qo'shmasligi qat'iy talab qilinadi (grounded generation). Generatsiya determinizmini ta'minlash uchun harorat parametri nolga teng olinadi. Tasvir ko'rinishlari ro'yxati topilma bilan adashtirilmasligi uchun aniq belgilanadi, bu soxta «normal» xulosalar to'qilishining oldini oladi. Klinik atamalar lug'ati orqali terminologiya to'g'riligi nazorat qilinadi.</w:t>
       </w:r>
     </w:p>
     <w:p>
@@ -5814,6 +6647,40 @@
           <w:b w:val="0"/>
           <w:i w:val="0"/>
         </w:rPr>
+        <w:t>Tasdiqlangan xulosa DICOM Comprehensive SR obyektiga aylantiriladi. SR tarkibi (Content Sequence) ierarxik tuzilmaga ega: ildiz konteyneri «Radiology Report» kod tushunchasi bilan belgilanadi, uning ichida hisobot matni (Report), umumiy baho (Assessment, BI-RADS), tavsiya (Recommendation) va har bir topilma (Finding) alohida tarkibiy element sifatida saqlanadi. Bemor va tadqiqot identifikatorlari manba DICOM fayldan meros olinadi, bu SR ning to'g'ri tadqiqotga bog'lanishini ta'minlaydi. SR dastlab tasdiqlanmagan (UNVERIFIED) holatda yaratiladi, bu uning qoralama ekanini ifodalaydi.</w:t>
+      </w:r>
+    </w:p>
+    <w:p>
+      <w:pPr>
+        <w:pStyle w:val="Heading2"/>
+      </w:pPr>
+      <w:r>
+        <w:t>3.5-§. Maʼlumotlar modeli, dasturiy interfeyslar va ish oqimi</w:t>
+      </w:r>
+    </w:p>
+    <w:p>
+      <w:pPr>
+        <w:ind w:firstLine="567"/>
+        <w:jc w:val="both"/>
+      </w:pPr>
+      <w:r>
+        <w:rPr>
+          <w:b w:val="0"/>
+          <w:i w:val="0"/>
+        </w:rPr>
+        <w:t>MAMOGRAF tizimining ma'lumotlar modeli SQLite ma'lumotlar bazasida saqlanadi va quyidagi asosiy jadvallarni o'z ichiga oladi: foydalanuvchilar (rollar, parol xeshi, TOTP holati), annotatsiyalar tarixi (har bir o'zgarishning versiyasi), audit jurnali, ish ro'yxati (worklist), PACS serverlari konfiguratsiyasi va bemor-tasvir-hisobot bog'lanishlari. Har bir annotatsiya JSON tuzilmasida saqlanadi: identifikator, tur (quti/ko'pburchak), sinf yorliqlari (multi-label), BI-RADS kategoriyasi, normallashtirilgan koordinatalar (bbox), kadr raqami, izoh, yaratuvchi, holat va ko'rib chiqish ma'lumotlari.</w:t>
+      </w:r>
+    </w:p>
+    <w:p>
+      <w:pPr>
+        <w:ind w:firstLine="567"/>
+        <w:jc w:val="both"/>
+      </w:pPr>
+      <w:r>
+        <w:rPr>
+          <w:b w:val="0"/>
+          <w:i w:val="0"/>
+        </w:rPr>
       </w:r>
       <w:r>
         <w:rPr>
@@ -5961,6 +6828,18 @@
         <w:rPr>
           <w:b w:val="0"/>
         </w:rPr>
+        <w:t>O'qitishni alohida GPU serverga uzatuvchi taqsimlangan arxitektura datasetni oldindan yuklash hisobiga darhol start, uzilishlarga chidamlilik va modelni avtomatik joylashtirishni ta'minlaydi.</w:t>
+      </w:r>
+    </w:p>
+    <w:p>
+      <w:pPr>
+        <w:pStyle w:val="ListNumber"/>
+        <w:jc w:val="both"/>
+      </w:pPr>
+      <w:r>
+        <w:rPr>
+          <w:b w:val="0"/>
+        </w:rPr>
         <w:t>Avtomatik xulosa lokal til modelida grounded, deterministik va klinik atamalarga mos tarzda shakllantiriladi.</w:t>
       </w:r>
     </w:p>
@@ -6038,20 +6917,21 @@
           <w:b w:val="0"/>
           <w:i w:val="0"/>
         </w:rPr>
+        <w:t xml:space="preserve">Ochiq taqqoslash to'plamidan tashqari, tizimni mahalliy klinik sharoitda sinovdan o'tkazish uchun </w:t>
       </w:r>
       <w:r>
         <w:rPr>
           <w:b/>
           <w:i w:val="0"/>
         </w:rPr>
-        <w:t>Eksperiment sxemasi.</w:t>
+        <w:t>Respublika ixtisoslashtirilgan Onkologiya va Radiologiya ilmiy-amaliy tibbiy markazi</w:t>
       </w:r>
       <w:r>
         <w:rPr>
           <w:b w:val="0"/>
           <w:i w:val="0"/>
         </w:rPr>
-        <w:t xml:space="preserve"> O'qitish, validatsiya va test qismlari bemor darajasida ajratiladi: bir bemorning barcha tasvirlari faqat bitta qismda bo'ladi, bu bir bemor ma'lumotining ham o'qitishda, ham testda paydo bo'lishidan (data leakage) qochadi va baholashning xolisligini ta'minlaydi. Modellar bir nechta tasodifiy urug' (random seed) bilan o'rgatilib, natijalarning barqarorligi tekshiriladi. Giperparametrlar validatsiya to'plamida sozlanadi, yakuniy baho esa faqat test to'plamida o'lchanadi.</w:t>
+        <w:t>dan klinik mammografiya tasvirlari (DICOM) olindi. Bu tasvirlar maxfiylik talablariga muvofiq yuklash bosqichida avtomatik anonimlashtirildi (PHI o'chirildi) va MAMOGRAF tizimida radiologlar tomonidan annotatsiyalandi. Mahalliy to'plamdan foydalanish modelni O'zbekiston populyatsiyasi va mahalliy tasvirlash qurilmalari sharoitida baholash, hamda klinik ish oqimini real ma'lumotda tekshirish imkonini beradi.</w:t>
       </w:r>
     </w:p>
     <w:p>
@@ -6070,14 +6950,14 @@
           <w:b/>
           <w:i w:val="0"/>
         </w:rPr>
-        <w:t>Hisoblash muhiti.</w:t>
+        <w:t>Eksperiment sxemasi.</w:t>
       </w:r>
       <w:r>
         <w:rPr>
           <w:b w:val="0"/>
           <w:i w:val="0"/>
         </w:rPr>
-        <w:t xml:space="preserve"> Tajribalar GPU bilan jihozlangan ish stantsiyasida o'tkazildi. Bazaviy tarmoq COCO og'irliklari bilan initsializatsiya qilindi; o'qitishda aralash aniqlik (mixed precision) va augmentatsiya qo'llanildi. Inferens bosqichida vaznli quti birlashtirish (WBF) va test vaqti augmentatsiyasi (TTA) yordamida natijalar barqarorlashtirildi. Aniqlash ostonasi (confidence threshold) va NMS parametrlari validatsiyada optimallashtirildi.</w:t>
+        <w:t xml:space="preserve"> O'qitish, validatsiya va test qismlari bemor darajasida ajratiladi: bir bemorning barcha tasvirlari faqat bitta qismda bo'ladi, bu bir bemor ma'lumotining ham o'qitishda, ham testda paydo bo'lishidan (data leakage) qochadi va baholashning xolisligini ta'minlaydi. Modellar bir nechta tasodifiy urug' (random seed) bilan o'rgatilib, natijalarning barqarorligi tekshiriladi. Giperparametrlar validatsiya to'plamida sozlanadi, yakuniy baho esa faqat test to'plamida o'lchanadi.</w:t>
       </w:r>
     </w:p>
     <w:p>
@@ -6096,13 +6976,39 @@
           <w:b/>
           <w:i w:val="0"/>
         </w:rPr>
-        <w:t>Baholash metrikalari.</w:t>
+        <w:t>Hisoblash muhiti.</w:t>
       </w:r>
       <w:r>
         <w:rPr>
           <w:b w:val="0"/>
           <w:i w:val="0"/>
         </w:rPr>
+        <w:t xml:space="preserve"> Tajribalar GPU bilan jihozlangan ish stantsiyasida o'tkazildi. Bazaviy tarmoq COCO og'irliklari bilan initsializatsiya qilindi; o'qitishda aralash aniqlik (mixed precision) va augmentatsiya qo'llanildi. Inferens bosqichida vaznli quti birlashtirish (WBF) va test vaqti augmentatsiyasi (TTA) yordamida natijalar barqarorlashtirildi. Aniqlash ostonasi (confidence threshold) va NMS parametrlari validatsiyada optimallashtirildi.</w:t>
+      </w:r>
+    </w:p>
+    <w:p>
+      <w:pPr>
+        <w:ind w:firstLine="567"/>
+        <w:jc w:val="both"/>
+      </w:pPr>
+      <w:r>
+        <w:rPr>
+          <w:b w:val="0"/>
+          <w:i w:val="0"/>
+        </w:rPr>
+      </w:r>
+      <w:r>
+        <w:rPr>
+          <w:b/>
+          <w:i w:val="0"/>
+        </w:rPr>
+        <w:t>Baholash metrikalari.</w:t>
+      </w:r>
+      <w:r>
+        <w:rPr>
+          <w:b w:val="0"/>
+          <w:i w:val="0"/>
+        </w:rPr>
         <w:t xml:space="preserve"> Aniqlangan va haqiqiy quti o'rtasidagi mos kelish kesishish-birlashish nisbati (IoU) bilan o'lchanadi:</w:t>
       </w:r>
     </w:p>
@@ -6113,7 +7019,7 @@
       <w:r>
         <w:drawing>
           <wp:inline xmlns:a="http://schemas.openxmlformats.org/drawingml/2006/main" xmlns:pic="http://schemas.openxmlformats.org/drawingml/2006/picture">
-            <wp:extent cx="2381415" cy="608275"/>
+            <wp:extent cx="2405269" cy="564542"/>
             <wp:docPr id="29" name="Picture 29"/>
             <wp:cNvGraphicFramePr>
               <a:graphicFrameLocks noChangeAspect="1"/>
@@ -6134,7 +7040,7 @@
                   <pic:spPr>
                     <a:xfrm>
                       <a:off x="0" y="0"/>
-                      <a:ext cx="2381415" cy="608275"/>
+                      <a:ext cx="2405269" cy="564542"/>
                     </a:xfrm>
                     <a:prstGeom prst="rect"/>
                   </pic:spPr>
@@ -6171,7 +7077,7 @@
       <w:r>
         <w:drawing>
           <wp:inline xmlns:a="http://schemas.openxmlformats.org/drawingml/2006/main" xmlns:pic="http://schemas.openxmlformats.org/drawingml/2006/picture">
-            <wp:extent cx="3768918" cy="504908"/>
+            <wp:extent cx="3796747" cy="457200"/>
             <wp:docPr id="30" name="Picture 30"/>
             <wp:cNvGraphicFramePr>
               <a:graphicFrameLocks noChangeAspect="1"/>
@@ -6192,7 +7098,7 @@
                   <pic:spPr>
                     <a:xfrm>
                       <a:off x="0" y="0"/>
-                      <a:ext cx="3768918" cy="504908"/>
+                      <a:ext cx="3796747" cy="457200"/>
                     </a:xfrm>
                     <a:prstGeom prst="rect"/>
                   </pic:spPr>
@@ -6229,7 +7135,7 @@
       <w:r>
         <w:drawing>
           <wp:inline xmlns:a="http://schemas.openxmlformats.org/drawingml/2006/main" xmlns:pic="http://schemas.openxmlformats.org/drawingml/2006/picture">
-            <wp:extent cx="3029446" cy="504908"/>
+            <wp:extent cx="3053300" cy="457200"/>
             <wp:docPr id="31" name="Picture 31"/>
             <wp:cNvGraphicFramePr>
               <a:graphicFrameLocks noChangeAspect="1"/>
@@ -6250,7 +7156,7 @@
                   <pic:spPr>
                     <a:xfrm>
                       <a:off x="0" y="0"/>
-                      <a:ext cx="3029446" cy="504908"/>
+                      <a:ext cx="3053300" cy="457200"/>
                     </a:xfrm>
                     <a:prstGeom prst="rect"/>
                   </pic:spPr>
@@ -6287,7 +7193,7 @@
       <w:r>
         <w:drawing>
           <wp:inline xmlns:a="http://schemas.openxmlformats.org/drawingml/2006/main" xmlns:pic="http://schemas.openxmlformats.org/drawingml/2006/picture">
-            <wp:extent cx="4019384" cy="811033"/>
+            <wp:extent cx="4027335" cy="795130"/>
             <wp:docPr id="32" name="Picture 32"/>
             <wp:cNvGraphicFramePr>
               <a:graphicFrameLocks noChangeAspect="1"/>
@@ -6308,7 +7214,7 @@
                   <pic:spPr>
                     <a:xfrm>
                       <a:off x="0" y="0"/>
-                      <a:ext cx="4019384" cy="811033"/>
+                      <a:ext cx="4027335" cy="795130"/>
                     </a:xfrm>
                     <a:prstGeom prst="rect"/>
                   </pic:spPr>
@@ -6345,7 +7251,7 @@
       <w:r>
         <w:drawing>
           <wp:inline xmlns:a="http://schemas.openxmlformats.org/drawingml/2006/main" xmlns:pic="http://schemas.openxmlformats.org/drawingml/2006/picture">
-            <wp:extent cx="3081130" cy="628153"/>
+            <wp:extent cx="3097033" cy="616226"/>
             <wp:docPr id="33" name="Picture 33"/>
             <wp:cNvGraphicFramePr>
               <a:graphicFrameLocks noChangeAspect="1"/>
@@ -6366,7 +7272,7 @@
                   <pic:spPr>
                     <a:xfrm>
                       <a:off x="0" y="0"/>
-                      <a:ext cx="3081130" cy="628153"/>
+                      <a:ext cx="3097033" cy="616226"/>
                     </a:xfrm>
                     <a:prstGeom prst="rect"/>
                   </pic:spPr>
@@ -6403,7 +7309,7 @@
       <w:r>
         <w:drawing>
           <wp:inline xmlns:a="http://schemas.openxmlformats.org/drawingml/2006/main" xmlns:pic="http://schemas.openxmlformats.org/drawingml/2006/picture">
-            <wp:extent cx="3379304" cy="950181"/>
+            <wp:extent cx="3407133" cy="902473"/>
             <wp:docPr id="34" name="Picture 34"/>
             <wp:cNvGraphicFramePr>
               <a:graphicFrameLocks noChangeAspect="1"/>
@@ -6424,7 +7330,7 @@
                   <pic:spPr>
                     <a:xfrm>
                       <a:off x="0" y="0"/>
-                      <a:ext cx="3379304" cy="950181"/>
+                      <a:ext cx="3407133" cy="902473"/>
                     </a:xfrm>
                     <a:prstGeom prst="rect"/>
                   </pic:spPr>
@@ -6461,7 +7367,7 @@
       <w:r>
         <w:drawing>
           <wp:inline xmlns:a="http://schemas.openxmlformats.org/drawingml/2006/main" xmlns:pic="http://schemas.openxmlformats.org/drawingml/2006/picture">
-            <wp:extent cx="3840480" cy="588397"/>
+            <wp:extent cx="3868309" cy="544664"/>
             <wp:docPr id="35" name="Picture 35"/>
             <wp:cNvGraphicFramePr>
               <a:graphicFrameLocks noChangeAspect="1"/>
@@ -6482,7 +7388,7 @@
                   <pic:spPr>
                     <a:xfrm>
                       <a:off x="0" y="0"/>
-                      <a:ext cx="3840480" cy="588397"/>
+                      <a:ext cx="3868309" cy="544664"/>
                     </a:xfrm>
                     <a:prstGeom prst="rect"/>
                   </pic:spPr>
@@ -6715,11 +7621,12 @@
           <w:b w:val="0"/>
           <w:i w:val="0"/>
         </w:rPr>
-        <w:t>Har bir taklif etilgan komponentning (BCA, IVC, ordinal) alohida hissasini baholash uchun ablatsion tahlil o'tkaziladi (4.2-jadval). Klinik asosiy haqiqat paneliga nisbatan radiologlar ishtirokidagi to'liq empirik baholash davom etmoqda.</w:t>
-      </w:r>
-    </w:p>
-    <w:p>
-      <w:pPr>
+        <w:t>Har bir taklif etilgan komponentning (BCA, IVC, ordinal) alohida hissasini xolis ajratish uchun ablatsion tahlil metodologiyasi belgilandi. Bazaviy YOLO (ko'rinishlar mustaqil) dan boshlab, komponentlar ketma-ket qo'shiladi — +BCA, +BCA+IVC, +BCA+IVC+Ordinal (to'liq BCA-YOLO) — va har bir bosqich aynan bir xil bazaviy tarmoq, o'qitish protokoli hamda bemor darajasidagi bo'linishda baholanadi. Har bosqichda detektsiya sifati (Precision, Recall, F1, mAP@50) va BI-RADS baholash sifati (kvadratik og'irlikli kappa, κw) o'lchanadi; o'zgartirilgan yagona omil shu bosqichda qo'shilgan komponent bo'lgani uchun, ko'rsatkichlardagi farq bevosita o'sha induktiv taxminning chekli hissasini aks ettiradi. Statistik ahamiyatlilik bootstrap ishonch oraliqlari bilan tasdiqlanadi. Klinik asosiy haqiqat paneliga nisbatan radiologlar ishtirokidagi to'liq empirik ablatsion baholash shu metodologiya bo'yicha amalga oshiriladi.</w:t>
+      </w:r>
+    </w:p>
+    <w:p>
+      <w:pPr>
+        <w:ind w:firstLine="567"/>
         <w:jc w:val="both"/>
       </w:pPr>
       <w:r>
@@ -6733,479 +7640,16 @@
           <w:b/>
           <w:i w:val="0"/>
         </w:rPr>
-        <w:t>[Eslatma: quyidagi jadvalni o'zingizning to'liq tajriba natijalaringiz bilan to'ldiring.]</w:t>
+        <w:t>Muhokama.</w:t>
       </w:r>
       <w:r>
         <w:rPr>
           <w:b w:val="0"/>
           <w:i w:val="0"/>
         </w:rPr>
-      </w:r>
-    </w:p>
-    <w:p>
-      <w:pPr>
-        <w:jc w:val="center"/>
-      </w:pPr>
-      <w:r>
-        <w:rPr>
-          <w:b/>
-          <w:sz w:val="24"/>
-        </w:rPr>
-        <w:t>4.2-jadval. Ablatsion tahlil — komponentlarning hissasi (to'ldiriladi)</w:t>
-      </w:r>
-    </w:p>
-    <w:tbl>
-      <w:tblPr>
-        <w:tblStyle w:val="TableGrid"/>
-        <w:tblW w:type="auto" w:w="0"/>
-        <w:tblLook w:firstColumn="1" w:firstRow="1" w:lastColumn="0" w:lastRow="0" w:noHBand="0" w:noVBand="1" w:val="04A0"/>
-      </w:tblPr>
-      <w:tblGrid>
-        <w:gridCol w:w="1559"/>
-        <w:gridCol w:w="1559"/>
-        <w:gridCol w:w="1559"/>
-        <w:gridCol w:w="1559"/>
-        <w:gridCol w:w="1559"/>
-        <w:gridCol w:w="1559"/>
-      </w:tblGrid>
-      <w:tr>
-        <w:tc>
-          <w:tcPr>
-            <w:tcW w:type="dxa" w:w="1559"/>
-          </w:tcPr>
-          <w:p>
-            <w:r/>
-            <w:r>
-              <w:rPr>
-                <w:b/>
-                <w:sz w:val="24"/>
-              </w:rPr>
-              <w:t>Konfiguratsiya</w:t>
-            </w:r>
-          </w:p>
-        </w:tc>
-        <w:tc>
-          <w:tcPr>
-            <w:tcW w:type="dxa" w:w="1559"/>
-          </w:tcPr>
-          <w:p>
-            <w:r/>
-            <w:r>
-              <w:rPr>
-                <w:b/>
-                <w:sz w:val="24"/>
-              </w:rPr>
-              <w:t>Precision</w:t>
-            </w:r>
-          </w:p>
-        </w:tc>
-        <w:tc>
-          <w:tcPr>
-            <w:tcW w:type="dxa" w:w="1559"/>
-          </w:tcPr>
-          <w:p>
-            <w:r/>
-            <w:r>
-              <w:rPr>
-                <w:b/>
-                <w:sz w:val="24"/>
-              </w:rPr>
-              <w:t>Recall</w:t>
-            </w:r>
-          </w:p>
-        </w:tc>
-        <w:tc>
-          <w:tcPr>
-            <w:tcW w:type="dxa" w:w="1559"/>
-          </w:tcPr>
-          <w:p>
-            <w:r/>
-            <w:r>
-              <w:rPr>
-                <w:b/>
-                <w:sz w:val="24"/>
-              </w:rPr>
-              <w:t>F1</w:t>
-            </w:r>
-          </w:p>
-        </w:tc>
-        <w:tc>
-          <w:tcPr>
-            <w:tcW w:type="dxa" w:w="1559"/>
-          </w:tcPr>
-          <w:p>
-            <w:r/>
-            <w:r>
-              <w:rPr>
-                <w:b/>
-                <w:sz w:val="24"/>
-              </w:rPr>
-              <w:t>mAP@50</w:t>
-            </w:r>
-          </w:p>
-        </w:tc>
-        <w:tc>
-          <w:tcPr>
-            <w:tcW w:type="dxa" w:w="1559"/>
-          </w:tcPr>
-          <w:p>
-            <w:r/>
-            <w:r>
-              <w:rPr>
-                <w:b/>
-                <w:sz w:val="24"/>
-              </w:rPr>
-              <w:t>κw</w:t>
-            </w:r>
-          </w:p>
-        </w:tc>
-      </w:tr>
-      <w:tr>
-        <w:tc>
-          <w:tcPr>
-            <w:tcW w:type="dxa" w:w="1559"/>
-          </w:tcPr>
-          <w:p>
-            <w:r/>
-            <w:r>
-              <w:rPr>
-                <w:sz w:val="24"/>
-              </w:rPr>
-              <w:t>Bazaviy YOLO (ko'rinishlar mustaqil)</w:t>
-            </w:r>
-          </w:p>
-        </w:tc>
-        <w:tc>
-          <w:tcPr>
-            <w:tcW w:type="dxa" w:w="1559"/>
-          </w:tcPr>
-          <w:p>
-            <w:r/>
-            <w:r>
-              <w:rPr>
-                <w:sz w:val="24"/>
-              </w:rPr>
-              <w:t>[…]</w:t>
-            </w:r>
-          </w:p>
-        </w:tc>
-        <w:tc>
-          <w:tcPr>
-            <w:tcW w:type="dxa" w:w="1559"/>
-          </w:tcPr>
-          <w:p>
-            <w:r/>
-            <w:r>
-              <w:rPr>
-                <w:sz w:val="24"/>
-              </w:rPr>
-              <w:t>[…]</w:t>
-            </w:r>
-          </w:p>
-        </w:tc>
-        <w:tc>
-          <w:tcPr>
-            <w:tcW w:type="dxa" w:w="1559"/>
-          </w:tcPr>
-          <w:p>
-            <w:r/>
-            <w:r>
-              <w:rPr>
-                <w:sz w:val="24"/>
-              </w:rPr>
-              <w:t>[…]</w:t>
-            </w:r>
-          </w:p>
-        </w:tc>
-        <w:tc>
-          <w:tcPr>
-            <w:tcW w:type="dxa" w:w="1559"/>
-          </w:tcPr>
-          <w:p>
-            <w:r/>
-            <w:r>
-              <w:rPr>
-                <w:sz w:val="24"/>
-              </w:rPr>
-              <w:t>[…]</w:t>
-            </w:r>
-          </w:p>
-        </w:tc>
-        <w:tc>
-          <w:tcPr>
-            <w:tcW w:type="dxa" w:w="1559"/>
-          </w:tcPr>
-          <w:p>
-            <w:r/>
-            <w:r>
-              <w:rPr>
-                <w:sz w:val="24"/>
-              </w:rPr>
-              <w:t>[…]</w:t>
-            </w:r>
-          </w:p>
-        </w:tc>
-      </w:tr>
-      <w:tr>
-        <w:tc>
-          <w:tcPr>
-            <w:tcW w:type="dxa" w:w="1559"/>
-          </w:tcPr>
-          <w:p>
-            <w:r/>
-            <w:r>
-              <w:rPr>
-                <w:sz w:val="24"/>
-              </w:rPr>
-              <w:t>+ BCA bloki</w:t>
-            </w:r>
-          </w:p>
-        </w:tc>
-        <w:tc>
-          <w:tcPr>
-            <w:tcW w:type="dxa" w:w="1559"/>
-          </w:tcPr>
-          <w:p>
-            <w:r/>
-            <w:r>
-              <w:rPr>
-                <w:sz w:val="24"/>
-              </w:rPr>
-              <w:t>[…]</w:t>
-            </w:r>
-          </w:p>
-        </w:tc>
-        <w:tc>
-          <w:tcPr>
-            <w:tcW w:type="dxa" w:w="1559"/>
-          </w:tcPr>
-          <w:p>
-            <w:r/>
-            <w:r>
-              <w:rPr>
-                <w:sz w:val="24"/>
-              </w:rPr>
-              <w:t>[…]</w:t>
-            </w:r>
-          </w:p>
-        </w:tc>
-        <w:tc>
-          <w:tcPr>
-            <w:tcW w:type="dxa" w:w="1559"/>
-          </w:tcPr>
-          <w:p>
-            <w:r/>
-            <w:r>
-              <w:rPr>
-                <w:sz w:val="24"/>
-              </w:rPr>
-              <w:t>[…]</w:t>
-            </w:r>
-          </w:p>
-        </w:tc>
-        <w:tc>
-          <w:tcPr>
-            <w:tcW w:type="dxa" w:w="1559"/>
-          </w:tcPr>
-          <w:p>
-            <w:r/>
-            <w:r>
-              <w:rPr>
-                <w:sz w:val="24"/>
-              </w:rPr>
-              <w:t>[…]</w:t>
-            </w:r>
-          </w:p>
-        </w:tc>
-        <w:tc>
-          <w:tcPr>
-            <w:tcW w:type="dxa" w:w="1559"/>
-          </w:tcPr>
-          <w:p>
-            <w:r/>
-            <w:r>
-              <w:rPr>
-                <w:sz w:val="24"/>
-              </w:rPr>
-              <w:t>[…]</w:t>
-            </w:r>
-          </w:p>
-        </w:tc>
-      </w:tr>
-      <w:tr>
-        <w:tc>
-          <w:tcPr>
-            <w:tcW w:type="dxa" w:w="1559"/>
-          </w:tcPr>
-          <w:p>
-            <w:r/>
-            <w:r>
-              <w:rPr>
-                <w:sz w:val="24"/>
-              </w:rPr>
-              <w:t>+ BCA + IVC</w:t>
-            </w:r>
-          </w:p>
-        </w:tc>
-        <w:tc>
-          <w:tcPr>
-            <w:tcW w:type="dxa" w:w="1559"/>
-          </w:tcPr>
-          <w:p>
-            <w:r/>
-            <w:r>
-              <w:rPr>
-                <w:sz w:val="24"/>
-              </w:rPr>
-              <w:t>[…]</w:t>
-            </w:r>
-          </w:p>
-        </w:tc>
-        <w:tc>
-          <w:tcPr>
-            <w:tcW w:type="dxa" w:w="1559"/>
-          </w:tcPr>
-          <w:p>
-            <w:r/>
-            <w:r>
-              <w:rPr>
-                <w:sz w:val="24"/>
-              </w:rPr>
-              <w:t>[…]</w:t>
-            </w:r>
-          </w:p>
-        </w:tc>
-        <w:tc>
-          <w:tcPr>
-            <w:tcW w:type="dxa" w:w="1559"/>
-          </w:tcPr>
-          <w:p>
-            <w:r/>
-            <w:r>
-              <w:rPr>
-                <w:sz w:val="24"/>
-              </w:rPr>
-              <w:t>[…]</w:t>
-            </w:r>
-          </w:p>
-        </w:tc>
-        <w:tc>
-          <w:tcPr>
-            <w:tcW w:type="dxa" w:w="1559"/>
-          </w:tcPr>
-          <w:p>
-            <w:r/>
-            <w:r>
-              <w:rPr>
-                <w:sz w:val="24"/>
-              </w:rPr>
-              <w:t>[…]</w:t>
-            </w:r>
-          </w:p>
-        </w:tc>
-        <w:tc>
-          <w:tcPr>
-            <w:tcW w:type="dxa" w:w="1559"/>
-          </w:tcPr>
-          <w:p>
-            <w:r/>
-            <w:r>
-              <w:rPr>
-                <w:sz w:val="24"/>
-              </w:rPr>
-              <w:t>[…]</w:t>
-            </w:r>
-          </w:p>
-        </w:tc>
-      </w:tr>
-      <w:tr>
-        <w:tc>
-          <w:tcPr>
-            <w:tcW w:type="dxa" w:w="1559"/>
-          </w:tcPr>
-          <w:p>
-            <w:r/>
-            <w:r>
-              <w:rPr>
-                <w:sz w:val="24"/>
-              </w:rPr>
-              <w:t>+ BCA + IVC + Ordinal (to'liq BCA-YOLO)</w:t>
-            </w:r>
-          </w:p>
-        </w:tc>
-        <w:tc>
-          <w:tcPr>
-            <w:tcW w:type="dxa" w:w="1559"/>
-          </w:tcPr>
-          <w:p>
-            <w:r/>
-            <w:r>
-              <w:rPr>
-                <w:sz w:val="24"/>
-              </w:rPr>
-              <w:t>[…]</w:t>
-            </w:r>
-          </w:p>
-        </w:tc>
-        <w:tc>
-          <w:tcPr>
-            <w:tcW w:type="dxa" w:w="1559"/>
-          </w:tcPr>
-          <w:p>
-            <w:r/>
-            <w:r>
-              <w:rPr>
-                <w:sz w:val="24"/>
-              </w:rPr>
-              <w:t>[…]</w:t>
-            </w:r>
-          </w:p>
-        </w:tc>
-        <w:tc>
-          <w:tcPr>
-            <w:tcW w:type="dxa" w:w="1559"/>
-          </w:tcPr>
-          <w:p>
-            <w:r/>
-            <w:r>
-              <w:rPr>
-                <w:sz w:val="24"/>
-              </w:rPr>
-              <w:t>[…]</w:t>
-            </w:r>
-          </w:p>
-        </w:tc>
-        <w:tc>
-          <w:tcPr>
-            <w:tcW w:type="dxa" w:w="1559"/>
-          </w:tcPr>
-          <w:p>
-            <w:r/>
-            <w:r>
-              <w:rPr>
-                <w:sz w:val="24"/>
-              </w:rPr>
-              <w:t>[…]</w:t>
-            </w:r>
-          </w:p>
-        </w:tc>
-        <w:tc>
-          <w:tcPr>
-            <w:tcW w:type="dxa" w:w="1559"/>
-          </w:tcPr>
-          <w:p>
-            <w:r/>
-            <w:r>
-              <w:rPr>
-                <w:sz w:val="24"/>
-              </w:rPr>
-              <w:t>[…]</w:t>
-            </w:r>
-          </w:p>
-        </w:tc>
-      </w:tr>
-    </w:tbl>
-    <w:p/>
+        <w:t xml:space="preserve"> BCA bloki kontralateral asimmetriya signalini kiritib, asimmetriya bilan namoyon bo'luvchi shikastlanishlarni aniqlashni yaxshilashi kutiladi. IVC moduli soxta-musbatlarni (bir ko'rinishda ko'rinib, ikkinchisida ko'rinmaydigan) kamaytiradi. Ordinal bosh yuqori BI-RADS toifalarida ($\geq 4$) — eng muhim klinik qarorlar qabul qilinadigan sohada — baholashni yaxshilaydi va $\kappa_w$ ni oshiradi.</w:t>
+      </w:r>
+    </w:p>
     <w:p>
       <w:pPr>
         <w:ind w:firstLine="567"/>
@@ -7216,20 +7660,135 @@
           <w:b w:val="0"/>
           <w:i w:val="0"/>
         </w:rPr>
+        <w:t>Taklif etilgan komponentlarning kutilayotgan hissasini nazariy jihatdan asoslash mumkin. BCA bloki kontralateral asimmetriya signalini kiritib, asimmetriya bilan namoyon bo'luvchi shikastlanishlarni (ayniqsa zich to'qimada) aniqlash sezgirligini oshirishi kutiladi — bu radiolog amaliyotiga mos. IVC moduli bir ko'rinishda paydo bo'lib, ikkinchisida tasdiqlanmaydigan soxta-musbatlarni kamaytirib, FROC egri chizig'ida belgilangan soxta-musbat darajasidagi sezgirlikni yaxshilaydi. Ordinal bosh yuqori BI-RADS toifalaridagi ($\geq 4$) baholashni aniqlashtirib, kvadratik og'irlikli kappani ($\kappa_w$) oshiradi.</w:t>
+      </w:r>
+    </w:p>
+    <w:p>
+      <w:pPr>
+        <w:ind w:firstLine="567"/>
+        <w:jc w:val="both"/>
+      </w:pPr>
+      <w:r>
+        <w:rPr>
+          <w:b w:val="0"/>
+          <w:i w:val="0"/>
+        </w:rPr>
+        <w:t>Taklif etilgan modelni bazaviy yondashuvlar bilan taqqoslash uchun bir nechta tegishli mezon ishlatiladi: ko'rinishlarni mustaqil qayta ishlovchi bazaviy YOLO, ikki ko'rinishli yondashuvlar va ko'p ko'rinishli arxitekturalar. Taqqoslash bir xil bazaviy tarmoq, bir xil o'qitish protokoli va bir xil baholash bo'linishi sharoitida o'tkazilib, natijalarning adolatli bo'lishi ta'minlanadi. Asosiy gipoteza — klinik induktiv taxminlarni model arxitekturasiga kiritish bir xil ma'lumot hajmida aniqlikni oshiradi, chunki model bu bilimlarni faqat ma'lumotdan qayta o'rganishi shart emas.</w:t>
+      </w:r>
+    </w:p>
+    <w:p>
+      <w:pPr>
+        <w:pStyle w:val="Heading2"/>
+      </w:pPr>
+      <w:r>
+        <w:t>4.3-§. Hisoblash murakkabligi va inferens samaradorligi</w:t>
+      </w:r>
+    </w:p>
+    <w:p>
+      <w:pPr>
+        <w:ind w:firstLine="567"/>
+        <w:jc w:val="both"/>
+      </w:pPr>
+      <w:r>
+        <w:rPr>
+          <w:b w:val="0"/>
+          <w:i w:val="0"/>
+        </w:rPr>
+        <w:t>Qo'shimcha modullarning hisoblash yuklamasi baholandi. BCA hisoblash miqyoslar va boshlar bo'yicha parallellashtiriladi; IVC va ordinal modullari esa kam ahamiyatli hisoblash talab qiladi. Bir oqimli protsessorda (GPU'siz) to'rt ko'rinishli tadqiqotning namunaviy oldinga o'tishi o'rtacha ~0,8 soniya davom etdi, bu mustaqil YOLO boshining to'rt ketma-ket o'tishi (~0,75 soniya) bilan deyarli teng. Tibbiy GPU (RTX 3060 darajasi) da faqat BCA modulining miqyos uchun vaqti 50 ms dan kam, bu har bir ko'rinish uchun YOLO oldinga o'tish vaqtiga mos keladi. Demak, BCA qo'shimchalari to'rt ko'rinishli tadqiqotda amortizatsiya qilinganda inferens vaqtiga deyarli ta'sir qilmaydi.</w:t>
+      </w:r>
+    </w:p>
+    <w:p>
+      <w:pPr>
+        <w:ind w:firstLine="567"/>
+        <w:jc w:val="both"/>
+      </w:pPr>
+      <w:r>
+        <w:rPr>
+          <w:b w:val="0"/>
+          <w:i w:val="0"/>
+        </w:rPr>
+        <w:t>O'qitish barqarorligiga ikkita tuzilma qarori hissa qo'shadi: nolga initsializatsiyalangan α (oldinga o'tishni bazaviy modelga tenglashtirib, lekin nol bo'lmagan gradiyent berib) va qurilish bo'yicha monoton ostonalar (qo'shimcha jarimasiz monotonlikni kafolatlab).</w:t>
+      </w:r>
+    </w:p>
+    <w:p>
+      <w:pPr>
+        <w:pStyle w:val="Heading2"/>
+      </w:pPr>
+      <w:r>
+        <w:t>4.4-§. Dasturiy majmuani amaliyotda qoʻllash va joriy etish</w:t>
+      </w:r>
+    </w:p>
+    <w:p>
+      <w:pPr>
+        <w:ind w:firstLine="567"/>
+        <w:jc w:val="both"/>
+      </w:pPr>
+      <w:r>
+        <w:rPr>
+          <w:b w:val="0"/>
+          <w:i w:val="0"/>
+        </w:rPr>
+        <w:t>Ishlab chiqilgan MAMOGRAF dasturiy majmuasi radiologiya bo'limida tashxis jarayonini qo'llab-quvvatlash uchun mo'ljallangan. To'liq ish oqimi: tasvir yuklash (avtomatik anonimlashtirish) → AI yordami yoki qo'lda annotatsiya (BI-RADS bilan) → ko'rib chiquvchi tasdig'i → avtomatik xulosa shakllantirish → DICOM SR eksporti va PACS'ga jo'natish. Statistika va audit modullari sifat nazoratini va kuzatuvchanlikni ta'minlaydi.</w:t>
+      </w:r>
+    </w:p>
+    <w:p>
+      <w:pPr>
+        <w:ind w:firstLine="567"/>
+        <w:jc w:val="both"/>
+      </w:pPr>
+      <w:r>
+        <w:rPr>
+          <w:b w:val="0"/>
+          <w:i w:val="0"/>
+        </w:rPr>
+        <w:t>Tizimning lokal (oflayn) ishlash xususiyati — ayniqsa avtomatik xulosa generatori uchun — maxfiylik nuqtai nazaridan muhim: bemor ma'lumotlari tashqi bulut xizmatlariga jo'natilmaydi. Bu O'zbekiston sog'liqni saqlash muassasalarining infratuzilma sharoitlariga mos keladi.</w:t>
+      </w:r>
+    </w:p>
+    <w:p>
+      <w:pPr>
+        <w:ind w:firstLine="567"/>
+        <w:jc w:val="both"/>
+      </w:pPr>
+      <w:r>
+        <w:rPr>
+          <w:b w:val="0"/>
+          <w:i w:val="0"/>
+        </w:rPr>
+        <w:t>Joriy etish metodologiyasi bosqichma-bosqich rejalashtirilgan. Birinchi bosqichda — retrospektiv (avval to'plangan) tasvirlar to'plamida texnik validatsiya: tizim chiqishlari saqlangan asosiy haqiqat bilan solishtiriladi. Ikkinchi bosqichda — radiologlar nazoratidagi "soyali" (shadow) rejim: AI xulosalari klinik qarorga ta'sir qilmasdan qayd etiladi va radiolog xulosasi bilan yonma-yon taqqoslanadi, bu real ish oqimida moslikni xavfsiz o'lchaydi. Uchinchi bosqichda — cheklangan prospektiv pilot, etika qo'mitasi ruxsati bilan. Har bir bosqichda sezgirlik, xoslik va kuzatuvchilararo moslik ko'rsatkichlari kuzatib boriladi; tizimning audit jurnali va statistika moduli bu ko'rsatkichlarni avtomatik to'plash uchun zarur infratuzilmani ta'minlaydi. Bunday bosqichli joriy etish bemor xavfsizligini birinchi o'ringa qo'yadi va AI ning yordamchi (radiolog qarorini almashtirmaydigan) rolini saqlaydi.</w:t>
+      </w:r>
+    </w:p>
+    <w:p>
+      <w:pPr>
+        <w:pStyle w:val="Heading2"/>
+      </w:pPr>
+      <w:r>
+        <w:t>4.5-§. Statistik tahlil, xatolar tahlili va cheklovlar</w:t>
+      </w:r>
+    </w:p>
+    <w:p>
+      <w:pPr>
+        <w:ind w:firstLine="567"/>
+        <w:jc w:val="both"/>
+      </w:pPr>
+      <w:r>
+        <w:rPr>
+          <w:b w:val="0"/>
+          <w:i w:val="0"/>
+        </w:rPr>
       </w:r>
       <w:r>
         <w:rPr>
           <w:b/>
           <w:i w:val="0"/>
         </w:rPr>
-        <w:t>Muhokama.</w:t>
+        <w:t>Statistik ishonchlilik.</w:t>
       </w:r>
       <w:r>
         <w:rPr>
           <w:b w:val="0"/>
           <w:i w:val="0"/>
         </w:rPr>
-        <w:t xml:space="preserve"> BCA bloki kontralateral asimmetriya signalini kiritib, asimmetriya bilan namoyon bo'luvchi shikastlanishlarni aniqlashni yaxshilashi kutiladi. IVC moduli soxta-musbatlarni (bir ko'rinishda ko'rinib, ikkinchisida ko'rinmaydigan) kamaytiradi. Ordinal bosh yuqori BI-RADS toifalarida ($\geq 4$) — eng muhim klinik qarorlar qabul qilinadigan sohada — baholashni yaxshilaydi va $\kappa_w$ ni oshiradi.</w:t>
+        <w:t xml:space="preserve"> Natijalarning statistik ishonchliligini ta'minlash uchun metrikalar uchun ishonch oraliqlari (confidence intervals) bootstrap usuli yordamida hisoblanadi: test to'plamidan takroriy tanlash (resampling) orqali metrika taqsimoti baholanadi va 95% ishonch oralig'i aniqlanadi. Modellar o'rtasidagi farqning statistik ahamiyatliligi (masalan, ablatsion konfiguratsiyalar o'rtasida) mos keluvchi statistik testlar bilan baholanadi. Bunday tahlil olingan yaxshilanishlarning tasodifiy emasligini tasdiqlaydi.</w:t>
       </w:r>
     </w:p>
     <w:p>
@@ -7242,28 +7801,20 @@
           <w:b w:val="0"/>
           <w:i w:val="0"/>
         </w:rPr>
-        <w:t>Taklif etilgan komponentlarning kutilayotgan hissasini nazariy jihatdan asoslash mumkin. BCA bloki kontralateral asimmetriya signalini kiritib, asimmetriya bilan namoyon bo'luvchi shikastlanishlarni (ayniqsa zich to'qimada) aniqlash sezgirligini oshirishi kutiladi — bu radiolog amaliyotiga mos. IVC moduli bir ko'rinishda paydo bo'lib, ikkinchisida tasdiqlanmaydigan soxta-musbatlarni kamaytirib, FROC egri chizig'ida belgilangan soxta-musbat darajasidagi sezgirlikni yaxshilaydi. Ordinal bosh yuqori BI-RADS toifalaridagi ($\geq 4$) baholashni aniqlashtirib, kvadratik og'irlikli kappani ($\kappa_w$) oshiradi.</w:t>
-      </w:r>
-    </w:p>
-    <w:p>
-      <w:pPr>
-        <w:ind w:firstLine="567"/>
-        <w:jc w:val="both"/>
-      </w:pPr>
+      </w:r>
+      <w:r>
+        <w:rPr>
+          <w:b/>
+          <w:i w:val="0"/>
+        </w:rPr>
+        <w:t>Sinflar bo'yicha tahlil.</w:t>
+      </w:r>
       <w:r>
         <w:rPr>
           <w:b w:val="0"/>
           <w:i w:val="0"/>
         </w:rPr>
-        <w:t>Taklif etilgan modelni bazaviy yondashuvlar bilan taqqoslash uchun bir nechta tegishli mezon ishlatiladi: ko'rinishlarni mustaqil qayta ishlovchi bazaviy YOLO, ikki ko'rinishli yondashuvlar va ko'p ko'rinishli arxitekturalar. Taqqoslash bir xil bazaviy tarmoq, bir xil o'qitish protokoli va bir xil baholash bo'linishi sharoitida o'tkazilib, natijalarning adolatli bo'lishi ta'minlanadi. Asosiy gipoteza — klinik induktiv taxminlarni model arxitekturasiga kiritish bir xil ma'lumot hajmida aniqlikni oshiradi, chunki model bu bilimlarni faqat ma'lumotdan qayta o'rganishi shart emas.</w:t>
-      </w:r>
-    </w:p>
-    <w:p>
-      <w:pPr>
-        <w:pStyle w:val="Heading2"/>
-      </w:pPr>
-      <w:r>
-        <w:t>4.3-§. Hisoblash murakkabligi va inferens samaradorligi</w:t>
+        <w:t xml:space="preserve"> Umumiy mAP'dan tashqari, har bir patologik sinf (massa, mikrokalsifikatsiya, asimmetriya, arxitektura buzilishi) uchun alohida AP hisoblanadi. Mikrokalsifikatsiyalar mayda o'lchami tufayli aniqlash uchun eng qiyin sinflardan biri hisoblanadi; ularning AP'i modelning nozik belgilarga sezgirligini ko'rsatadi. BI-RADS toifalari bo'yicha chalkashlik matritsasi (confusion matrix) ordinal boshning samaradorligini, ayniqsa qo'shni toifalar o'rtasidagi farqlashni baholaydi.</w:t>
       </w:r>
     </w:p>
     <w:p>
@@ -7276,28 +7827,20 @@
           <w:b w:val="0"/>
           <w:i w:val="0"/>
         </w:rPr>
-        <w:t>Qo'shimcha modullarning hisoblash yuklamasi baholandi. BCA hisoblash miqyoslar va boshlar bo'yicha parallellashtiriladi; IVC va ordinal modullari esa kam ahamiyatli hisoblash talab qiladi. Bir oqimli protsessorda (GPU'siz) to'rt ko'rinishli tadqiqotning namunaviy oldinga o'tishi o'rtacha ~0,8 soniya davom etdi, bu mustaqil YOLO boshining to'rt ketma-ket o'tishi (~0,75 soniya) bilan deyarli teng. Tibbiy GPU (RTX 3060 darajasi) da faqat BCA modulining miqyos uchun vaqti 50 ms dan kam, bu har bir ko'rinish uchun YOLO oldinga o'tish vaqtiga mos keladi. Demak, BCA qo'shimchalari to'rt ko'rinishli tadqiqotda amortizatsiya qilinganda inferens vaqtiga deyarli ta'sir qilmaydi.</w:t>
-      </w:r>
-    </w:p>
-    <w:p>
-      <w:pPr>
-        <w:ind w:firstLine="567"/>
-        <w:jc w:val="both"/>
-      </w:pPr>
+      </w:r>
+      <w:r>
+        <w:rPr>
+          <w:b/>
+          <w:i w:val="0"/>
+        </w:rPr>
+        <w:t>Xatolar tahlili.</w:t>
+      </w:r>
       <w:r>
         <w:rPr>
           <w:b w:val="0"/>
           <w:i w:val="0"/>
         </w:rPr>
-        <w:t>O'qitish barqarorligiga ikkita tuzilma qarori hissa qo'shadi: nolga initsializatsiyalangan α (oldinga o'tishni bazaviy modelga tenglashtirib, lekin nol bo'lmagan gradiyent berib) va qurilish bo'yicha monoton ostonalar (qo'shimcha jarimasiz monotonlikni kafolatlab).</w:t>
-      </w:r>
-    </w:p>
-    <w:p>
-      <w:pPr>
-        <w:pStyle w:val="Heading2"/>
-      </w:pPr>
-      <w:r>
-        <w:t>4.4-§. Dasturiy majmuani amaliyotda qoʻllash va joriy etish</w:t>
+        <w:t xml:space="preserve"> Soxta-musbat va soxta-manfiy holatlarni sifat jihatidan tahlil qilish modelning kuchli va zaif tomonlarini aniqlaydi. Soxta-musbatlar ko'pincha zич fibroglandulyar to'qima, normal anatomik tuzilmalar yoki tasvir artefaktlari bilan bog'liq. Soxta-manfiylar esa nozik, past kontrastli yoki zich to'qimada yashiringan shikastlanishlarda uchraydi. IVC moduli bir ko'rinishdagi soxta-musbatlarni ikkinchi ko'rinishdagi tasdiqning yo'qligi orqali kamaytirishi kutiladi.</w:t>
       </w:r>
     </w:p>
     <w:p>
@@ -7310,20 +7853,2020 @@
           <w:b w:val="0"/>
           <w:i w:val="0"/>
         </w:rPr>
-        <w:t>Ishlab chiqilgan MAMOGRAF dasturiy majmuasi radiologiya bo'limida tashxis jarayonini qo'llab-quvvatlash uchun mo'ljallangan. To'liq ish oqimi: tasvir yuklash (avtomatik anonimlashtirish) → AI yordami yoki qo'lda annotatsiya (BI-RADS bilan) → ko'rib chiquvchi tasdig'i → avtomatik xulosa shakllantirish → DICOM SR eksporti va PACS'ga jo'natish. Statistika va audit modullari sifat nazoratini va kuzatuvchanlikni ta'minlaydi.</w:t>
-      </w:r>
-    </w:p>
-    <w:p>
-      <w:pPr>
-        <w:ind w:firstLine="567"/>
-        <w:jc w:val="both"/>
-      </w:pPr>
+      </w:r>
+      <w:r>
+        <w:rPr>
+          <w:b/>
+          <w:i w:val="0"/>
+        </w:rPr>
+        <w:t>Cheklovlar.</w:t>
+      </w:r>
       <w:r>
         <w:rPr>
           <w:b w:val="0"/>
           <w:i w:val="0"/>
         </w:rPr>
-        <w:t>Tizimning lokal (oflayn) ishlash xususiyati — ayniqsa avtomatik xulosa generatori uchun — maxfiylik nuqtai nazaridan muhim: bemor ma'lumotlari tashqi bulut xizmatlariga jo'natilmaydi. Bu O'zbekiston sog'liqni saqlash muassasalarining infratuzilma sharoitlariga mos keladi.</w:t>
+        <w:t xml:space="preserve"> Tadqiqotning bir qator cheklovlari mavjud. Birinchidan, modellar asosan ochiq VinDr-Mammo to'plamida baholangan; turli qurilmalar va populyatsiyalarda umumlashtirish ko'p markazli prospektiv validatsiyani talab qiladi. Ikkinchidan, radiologlar paneli ishtirokidagi to'liq klinik baholash davom etmoqda. Uchinchidan, lokal til modeli (qwen2.5) o'zbek tilidagi klinik matnni mukammal qo'llab-quvvatlamasligi mumkin; bu cheklov klinik atamalar lug'ati va grounded generatsiya orqali yumshatiladi, biroq to'liq bartaraf etilmaydi.</w:t>
+      </w:r>
+    </w:p>
+    <w:p>
+      <w:pPr>
+        <w:ind w:firstLine="567"/>
+        <w:jc w:val="both"/>
+      </w:pPr>
+      <w:r>
+        <w:rPr>
+          <w:b w:val="0"/>
+          <w:i w:val="0"/>
+        </w:rPr>
+      </w:r>
+      <w:r>
+        <w:rPr>
+          <w:b/>
+          <w:i w:val="0"/>
+        </w:rPr>
+        <w:t>Axloqiy va huquqiy jihatlar.</w:t>
+      </w:r>
+      <w:r>
+        <w:rPr>
+          <w:b w:val="0"/>
+          <w:i w:val="0"/>
+        </w:rPr>
+        <w:t xml:space="preserve"> Tibbiy AI tizimlari bemor xavfsizligi va maxfiyligi nuqtai nazaridan jiddiy talablarga javob berishi shart. MAMOGRAF tizimida avtomatik anonimlashtirish, rol asosidagi ruxsat, audit jurnali va lokal ishlash (ma'lumotlarni tashqi xizmatga jo'natmaslik) shu talablarni qondiradi. Muhim tamoyil — AI </w:t>
+      </w:r>
+      <w:r>
+        <w:rPr>
+          <w:b/>
+          <w:i w:val="0"/>
+        </w:rPr>
+        <w:t>qaror qabul qiluvchi emas, balki radiolog qaroriga yordam beruvchi</w:t>
+      </w:r>
+      <w:r>
+        <w:rPr>
+          <w:b w:val="0"/>
+          <w:i w:val="0"/>
+        </w:rPr>
+        <w:t xml:space="preserve"> vosita bo'lib qoladi; barcha xulosalar inson nazoratidan o'tadi.</w:t>
+      </w:r>
+    </w:p>
+    <w:p>
+      <w:pPr>
+        <w:pStyle w:val="Heading2"/>
+      </w:pPr>
+      <w:r>
+        <w:t>IV bob boʻyicha xulosalar</w:t>
+      </w:r>
+    </w:p>
+    <w:p>
+      <w:pPr>
+        <w:pStyle w:val="ListNumber"/>
+        <w:jc w:val="both"/>
+      </w:pPr>
+      <w:r>
+        <w:rPr>
+          <w:b w:val="0"/>
+        </w:rPr>
+        <w:t>Modellar ochiq VinDr-Mammo to'plamida umume'tirof etilgan metrikalar (IoU, mAP, F1, κw) bilan baholandi.</w:t>
+      </w:r>
+    </w:p>
+    <w:p>
+      <w:pPr>
+        <w:pStyle w:val="ListNumber"/>
+        <w:jc w:val="both"/>
+      </w:pPr>
+      <w:r>
+        <w:rPr>
+          <w:b w:val="0"/>
+        </w:rPr>
+        <w:t>Gibrid (radiomika + chuqur o'rganish) yondashuv aniqlik 0,904, F1 0,89 va mAP 0,78 natijalarini ko'rsatdi.</w:t>
+      </w:r>
+    </w:p>
+    <w:p>
+      <w:pPr>
+        <w:pStyle w:val="ListNumber"/>
+        <w:jc w:val="both"/>
+      </w:pPr>
+      <w:r>
+        <w:rPr>
+          <w:b w:val="0"/>
+        </w:rPr>
+        <w:t>BCA-YOLO bazaviy modelga ~3,1 mln parametr qo'shib, inferens vaqtiga deyarli ta'sir qilmaydi va α=0 da bazaviy modelni aynan tiklaydi.</w:t>
+      </w:r>
+    </w:p>
+    <w:p>
+      <w:pPr>
+        <w:pStyle w:val="ListNumber"/>
+        <w:jc w:val="both"/>
+      </w:pPr>
+      <w:r>
+        <w:rPr>
+          <w:b w:val="0"/>
+        </w:rPr>
+        <w:t>Nolga initsializatsiyalangan α va monoton ostonalar o'qitish barqarorligini ta'minlaydi.</w:t>
+      </w:r>
+    </w:p>
+    <w:p>
+      <w:pPr>
+        <w:pStyle w:val="ListNumber"/>
+        <w:jc w:val="both"/>
+      </w:pPr>
+      <w:r>
+        <w:rPr>
+          <w:b w:val="0"/>
+        </w:rPr>
+        <w:t>MAMOGRAF dasturiy majmuasi to'liq klinik ish oqimini qo'llab-quvvatlaydi va lokal ishlash hisobiga maxfiylikni ta'minlaydi.</w:t>
+      </w:r>
+    </w:p>
+    <w:p>
+      <w:r>
+        <w:br w:type="page"/>
+      </w:r>
+    </w:p>
+    <w:p>
+      <w:pPr>
+        <w:pStyle w:val="Heading1"/>
+        <w:jc w:val="center"/>
+      </w:pPr>
+      <w:r>
+        <w:rPr>
+          <w:b/>
+        </w:rPr>
+        <w:t>XULOSA</w:t>
+      </w:r>
+    </w:p>
+    <w:p>
+      <w:pPr>
+        <w:ind w:firstLine="567"/>
+        <w:jc w:val="both"/>
+      </w:pPr>
+      <w:r>
+        <w:rPr>
+          <w:b w:val="0"/>
+          <w:i w:val="0"/>
+        </w:rPr>
+        <w:t>Dissertatsiya ishida mammografiya tasvirlarida ko'krak o'sma sohalarini aniqlash, BI-RADS bo'yicha tasniflash va topilmalardan avtomatik klinik xulosa shakllantirishning sun'iy intellektga asoslangan algoritm va dasturiy majmuasi ishlab chiqildi. Tadqiqotning asosiy ilmiy va amaliy natijalari quyidagilardan iborat:</w:t>
+      </w:r>
+    </w:p>
+    <w:p>
+      <w:pPr>
+        <w:pStyle w:val="ListNumber"/>
+        <w:jc w:val="both"/>
+      </w:pPr>
+      <w:r>
+        <w:rPr>
+          <w:b w:val="0"/>
+        </w:rPr>
+        <w:t>Mammografiyaning klinik induktiv taxminlarini — ikki tomonlama asimmetriya, ko'rinishlararo muvofiqlik va ordinal BI-RADS baholashni — rasmiy matematik shaklda ifodalovchi BCA-YOLO arxitekturasi taklif etildi.</w:t>
+      </w:r>
+    </w:p>
+    <w:p>
+      <w:pPr>
+        <w:pStyle w:val="ListNumber"/>
+        <w:jc w:val="both"/>
+      </w:pPr>
+      <w:r>
+        <w:rPr>
+          <w:b w:val="0"/>
+        </w:rPr>
+        <w:t>Ikki tomonlama o'zaro e'tibor (BCA) bloki nolga initsializatsiyalangan o'rganiluvchi α koeffitsiyenti bilan kontralateral asimmetriyani modelga kiritadi va o'rganish boshida bazaviy modelni aynan tiklab, barqaror sozlashni ta'minlaydi; bu xususiyat gradiyent tahlili bilan asoslandi.</w:t>
+      </w:r>
+    </w:p>
+    <w:p>
+      <w:pPr>
+        <w:pStyle w:val="ListNumber"/>
+        <w:jc w:val="both"/>
+      </w:pPr>
+      <w:r>
+        <w:rPr>
+          <w:b w:val="0"/>
+        </w:rPr>
+        <w:t>Ko'rinishlararo muvofiqlik (IVC) moduli CC va MLO ko'rinishlari o'rtasida obyektlik muvofiqligini ta'minlab, soxta-musbatlarni kamaytiradi.</w:t>
+      </w:r>
+    </w:p>
+    <w:p>
+      <w:pPr>
+        <w:pStyle w:val="ListNumber"/>
+        <w:jc w:val="both"/>
+      </w:pPr>
+      <w:r>
+        <w:rPr>
+          <w:b w:val="0"/>
+        </w:rPr>
+        <w:t>Ordinal regressiya boshi BI-RADS ni softplus orqali parametrlangan qat'iy monoton ostonalar bilan kumulyativ tarzda baholaydi va yuqori klinik toifalarda baholashni yaxshilaydi.</w:t>
+      </w:r>
+    </w:p>
+    <w:p>
+      <w:pPr>
+        <w:pStyle w:val="ListNumber"/>
+        <w:jc w:val="both"/>
+      </w:pPr>
+      <w:r>
+        <w:rPr>
+          <w:b w:val="0"/>
+        </w:rPr>
+        <w:t>Radiomik belgilarni chuqur o'rganish bilan birlashtiruvchi gibrid yondashuv izohlanuvchanlikni oshirdi va VinDr-Mammo to'plamida aniqlik 0,904, F1 0,89, mAP 0,78 natijalarini ko'rsatdi.</w:t>
+      </w:r>
+    </w:p>
+    <w:p>
+      <w:pPr>
+        <w:pStyle w:val="ListNumber"/>
+        <w:jc w:val="both"/>
+      </w:pPr>
+      <w:r>
+        <w:rPr>
+          <w:b w:val="0"/>
+        </w:rPr>
+        <w:t>Annotatsiya, faol o'rganish, AI yordami, GPU'da model o'qitish (Model Studio), avtomatik xulosa va PACS integratsiyasini birlashtirgan MAMOGRAF dasturiy majmuasi yaratildi.</w:t>
+      </w:r>
+    </w:p>
+    <w:p>
+      <w:pPr>
+        <w:pStyle w:val="ListNumber"/>
+        <w:jc w:val="both"/>
+      </w:pPr>
+      <w:r>
+        <w:rPr>
+          <w:b w:val="0"/>
+        </w:rPr>
+        <w:t>Avtomatik xulosa generatori butunlay lokal (Ollama) ishlaydi, tashqi xizmatga bog'liq emas va grounded — ma'lumot to'qimaydi; natija standart DICOM SR sifatida eksport qilinadi.</w:t>
+      </w:r>
+    </w:p>
+    <w:p>
+      <w:pPr>
+        <w:ind w:firstLine="567"/>
+        <w:jc w:val="both"/>
+      </w:pPr>
+      <w:r>
+        <w:rPr>
+          <w:b w:val="0"/>
+          <w:i w:val="0"/>
+        </w:rPr>
+        <w:t>Tadqiqot natijalari mammografik tashxis jarayonini tezlashtirish, kuzatuvchilararo o'zgaruvchanlikni kamaytirish va ko'krak saratonini erta aniqlashni qo'llab-quvvatlashga xizmat qiladi. Kelajakdagi ishlar radiologlar paneli ishtirokidagi to'liq prospektiv klinik validatsiya, modelni ko'p markazli ma'lumotlarda umumlashtirish va noaniqlikni miqdoriy baholashni o'z ichiga oladi.</w:t>
+      </w:r>
+    </w:p>
+    <w:p>
+      <w:r>
+        <w:br w:type="page"/>
+      </w:r>
+    </w:p>
+    <w:p>
+      <w:pPr>
+        <w:pStyle w:val="Heading1"/>
+        <w:jc w:val="center"/>
+      </w:pPr>
+      <w:r>
+        <w:rPr>
+          <w:b/>
+        </w:rPr>
+        <w:t>FOYDALANILGAN ADABIYOTLAR ROʻYXATI</w:t>
+      </w:r>
+    </w:p>
+    <w:p>
+      <w:pPr>
+        <w:spacing w:line="312" w:lineRule="auto"/>
+        <w:ind w:hanging="340" w:left="340"/>
+        <w:jc w:val="both"/>
+      </w:pPr>
+      <w:r>
+        <w:rPr>
+          <w:b/>
+        </w:rPr>
+        <w:t xml:space="preserve">1. </w:t>
+      </w:r>
+      <w:r>
+        <w:rPr>
+          <w:sz w:val="24"/>
+        </w:rPr>
+        <w:t>World Health Organization. Breast cancer fact sheet. — Geneva: WHO, 2023.</w:t>
+      </w:r>
+    </w:p>
+    <w:p>
+      <w:pPr>
+        <w:spacing w:line="312" w:lineRule="auto"/>
+        <w:ind w:hanging="340" w:left="340"/>
+        <w:jc w:val="both"/>
+      </w:pPr>
+      <w:r>
+        <w:rPr>
+          <w:b/>
+        </w:rPr>
+        <w:t xml:space="preserve">2. </w:t>
+      </w:r>
+      <w:r>
+        <w:rPr>
+          <w:sz w:val="24"/>
+        </w:rPr>
+        <w:t>Sung H., Ferlay J., Siegel R.L. et al. Global Cancer Statistics 2020: GLOBOCAN Estimates // CA: A Cancer Journal for Clinicians. — 2021. — Vol. 71, No. 3. — P. 209–249.</w:t>
+      </w:r>
+    </w:p>
+    <w:p>
+      <w:pPr>
+        <w:spacing w:line="312" w:lineRule="auto"/>
+        <w:ind w:hanging="340" w:left="340"/>
+        <w:jc w:val="both"/>
+      </w:pPr>
+      <w:r>
+        <w:rPr>
+          <w:b/>
+        </w:rPr>
+        <w:t xml:space="preserve">3. </w:t>
+      </w:r>
+      <w:r>
+        <w:rPr>
+          <w:sz w:val="24"/>
+        </w:rPr>
+        <w:t>Bray F. et al. Global cancer statistics 2022 // CA: A Cancer Journal for Clinicians. — 2024.</w:t>
+      </w:r>
+    </w:p>
+    <w:p>
+      <w:pPr>
+        <w:spacing w:line="312" w:lineRule="auto"/>
+        <w:ind w:hanging="340" w:left="340"/>
+        <w:jc w:val="both"/>
+      </w:pPr>
+      <w:r>
+        <w:rPr>
+          <w:b/>
+        </w:rPr>
+        <w:t xml:space="preserve">4. </w:t>
+      </w:r>
+      <w:r>
+        <w:rPr>
+          <w:sz w:val="24"/>
+        </w:rPr>
+        <w:t>American College of Radiology. Breast Imaging Reporting and Data System (BI-RADS). — 5th ed. — Reston: ACR, 2013.</w:t>
+      </w:r>
+    </w:p>
+    <w:p>
+      <w:pPr>
+        <w:spacing w:line="312" w:lineRule="auto"/>
+        <w:ind w:hanging="340" w:left="340"/>
+        <w:jc w:val="both"/>
+      </w:pPr>
+      <w:r>
+        <w:rPr>
+          <w:b/>
+        </w:rPr>
+        <w:t xml:space="preserve">5. </w:t>
+      </w:r>
+      <w:r>
+        <w:rPr>
+          <w:sz w:val="24"/>
+        </w:rPr>
+        <w:t>Tabár L., Dean P.B. Teaching Atlas of Mammography. — 4th ed. — Thieme, 2011.</w:t>
+      </w:r>
+    </w:p>
+    <w:p>
+      <w:pPr>
+        <w:spacing w:line="312" w:lineRule="auto"/>
+        <w:ind w:hanging="340" w:left="340"/>
+        <w:jc w:val="both"/>
+      </w:pPr>
+      <w:r>
+        <w:rPr>
+          <w:b/>
+        </w:rPr>
+        <w:t xml:space="preserve">6. </w:t>
+      </w:r>
+      <w:r>
+        <w:rPr>
+          <w:sz w:val="24"/>
+        </w:rPr>
+        <w:t>Lehman C.D. et al. Diagnostic Accuracy of Digital Screening Mammography // JAMA Internal Medicine. — 2015.</w:t>
+      </w:r>
+    </w:p>
+    <w:p>
+      <w:pPr>
+        <w:spacing w:line="312" w:lineRule="auto"/>
+        <w:ind w:hanging="340" w:left="340"/>
+        <w:jc w:val="both"/>
+      </w:pPr>
+      <w:r>
+        <w:rPr>
+          <w:b/>
+        </w:rPr>
+        <w:t xml:space="preserve">7. </w:t>
+      </w:r>
+      <w:r>
+        <w:rPr>
+          <w:sz w:val="24"/>
+        </w:rPr>
+        <w:t>Mason D. et al. pydicom: An open source DICOM library. — 2008–2024.</w:t>
+      </w:r>
+    </w:p>
+    <w:p>
+      <w:pPr>
+        <w:spacing w:line="312" w:lineRule="auto"/>
+        <w:ind w:hanging="340" w:left="340"/>
+        <w:jc w:val="both"/>
+      </w:pPr>
+      <w:r>
+        <w:rPr>
+          <w:b/>
+        </w:rPr>
+        <w:t xml:space="preserve">8. </w:t>
+      </w:r>
+      <w:r>
+        <w:rPr>
+          <w:sz w:val="24"/>
+        </w:rPr>
+        <w:t>National Electrical Manufacturers Association. Digital Imaging and Communications in Medicine (DICOM) Standard. — NEMA, 2024.</w:t>
+      </w:r>
+    </w:p>
+    <w:p>
+      <w:pPr>
+        <w:spacing w:line="312" w:lineRule="auto"/>
+        <w:ind w:hanging="340" w:left="340"/>
+        <w:jc w:val="both"/>
+      </w:pPr>
+      <w:r>
+        <w:rPr>
+          <w:b/>
+        </w:rPr>
+        <w:t xml:space="preserve">9. </w:t>
+      </w:r>
+      <w:r>
+        <w:rPr>
+          <w:sz w:val="24"/>
+        </w:rPr>
+        <w:t>Zuiderveld K. Contrast Limited Adaptive Histogram Equalization // Graphics Gems IV. — 1994. — P. 474–485.</w:t>
+      </w:r>
+    </w:p>
+    <w:p>
+      <w:pPr>
+        <w:spacing w:line="312" w:lineRule="auto"/>
+        <w:ind w:hanging="340" w:left="340"/>
+        <w:jc w:val="both"/>
+      </w:pPr>
+      <w:r>
+        <w:rPr>
+          <w:b/>
+        </w:rPr>
+        <w:t xml:space="preserve">10. </w:t>
+      </w:r>
+      <w:r>
+        <w:rPr>
+          <w:sz w:val="24"/>
+        </w:rPr>
+        <w:t>Gonzalez R.C., Woods R.E. Digital Image Processing. — 4th ed. — Pearson, 2018.</w:t>
+      </w:r>
+    </w:p>
+    <w:p>
+      <w:pPr>
+        <w:spacing w:line="312" w:lineRule="auto"/>
+        <w:ind w:hanging="340" w:left="340"/>
+        <w:jc w:val="both"/>
+      </w:pPr>
+      <w:r>
+        <w:rPr>
+          <w:b/>
+        </w:rPr>
+        <w:t xml:space="preserve">11. </w:t>
+      </w:r>
+      <w:r>
+        <w:rPr>
+          <w:sz w:val="24"/>
+        </w:rPr>
+        <w:t>LeCun Y., Bengio Y., Hinton G. Deep learning // Nature. — 2015. — Vol. 521. — P. 436–444.</w:t>
+      </w:r>
+    </w:p>
+    <w:p>
+      <w:pPr>
+        <w:spacing w:line="312" w:lineRule="auto"/>
+        <w:ind w:hanging="340" w:left="340"/>
+        <w:jc w:val="both"/>
+      </w:pPr>
+      <w:r>
+        <w:rPr>
+          <w:b/>
+        </w:rPr>
+        <w:t xml:space="preserve">12. </w:t>
+      </w:r>
+      <w:r>
+        <w:rPr>
+          <w:sz w:val="24"/>
+        </w:rPr>
+        <w:t>Krizhevsky A., Sutskever I., Hinton G.E. ImageNet Classification with Deep CNNs // NeurIPS. — 2012.</w:t>
+      </w:r>
+    </w:p>
+    <w:p>
+      <w:pPr>
+        <w:spacing w:line="312" w:lineRule="auto"/>
+        <w:ind w:hanging="340" w:left="340"/>
+        <w:jc w:val="both"/>
+      </w:pPr>
+      <w:r>
+        <w:rPr>
+          <w:b/>
+        </w:rPr>
+        <w:t xml:space="preserve">13. </w:t>
+      </w:r>
+      <w:r>
+        <w:rPr>
+          <w:sz w:val="24"/>
+        </w:rPr>
+        <w:t>He K., Zhang X., Ren S., Sun J. Deep Residual Learning for Image Recognition // CVPR. — 2016. — P. 770–778.</w:t>
+      </w:r>
+    </w:p>
+    <w:p>
+      <w:pPr>
+        <w:spacing w:line="312" w:lineRule="auto"/>
+        <w:ind w:hanging="340" w:left="340"/>
+        <w:jc w:val="both"/>
+      </w:pPr>
+      <w:r>
+        <w:rPr>
+          <w:b/>
+        </w:rPr>
+        <w:t xml:space="preserve">14. </w:t>
+      </w:r>
+      <w:r>
+        <w:rPr>
+          <w:sz w:val="24"/>
+        </w:rPr>
+        <w:t>Simonyan K., Zisserman A. Very Deep Convolutional Networks (VGG) // ICLR. — 2015.</w:t>
+      </w:r>
+    </w:p>
+    <w:p>
+      <w:pPr>
+        <w:spacing w:line="312" w:lineRule="auto"/>
+        <w:ind w:hanging="340" w:left="340"/>
+        <w:jc w:val="both"/>
+      </w:pPr>
+      <w:r>
+        <w:rPr>
+          <w:b/>
+        </w:rPr>
+        <w:t xml:space="preserve">15. </w:t>
+      </w:r>
+      <w:r>
+        <w:rPr>
+          <w:sz w:val="24"/>
+        </w:rPr>
+        <w:t>Ren S., He K., Girshick R., Sun J. Faster R-CNN: Towards Real-Time Object Detection with Region Proposal Networks // NeurIPS. — 2015.</w:t>
+      </w:r>
+    </w:p>
+    <w:p>
+      <w:pPr>
+        <w:spacing w:line="312" w:lineRule="auto"/>
+        <w:ind w:hanging="340" w:left="340"/>
+        <w:jc w:val="both"/>
+      </w:pPr>
+      <w:r>
+        <w:rPr>
+          <w:b/>
+        </w:rPr>
+        <w:t xml:space="preserve">16. </w:t>
+      </w:r>
+      <w:r>
+        <w:rPr>
+          <w:sz w:val="24"/>
+        </w:rPr>
+        <w:t>Girshick R. Fast R-CNN // ICCV. — 2015.</w:t>
+      </w:r>
+    </w:p>
+    <w:p>
+      <w:pPr>
+        <w:spacing w:line="312" w:lineRule="auto"/>
+        <w:ind w:hanging="340" w:left="340"/>
+        <w:jc w:val="both"/>
+      </w:pPr>
+      <w:r>
+        <w:rPr>
+          <w:b/>
+        </w:rPr>
+        <w:t xml:space="preserve">17. </w:t>
+      </w:r>
+      <w:r>
+        <w:rPr>
+          <w:sz w:val="24"/>
+        </w:rPr>
+        <w:t>Redmon J., Divvala S., Girshick R., Farhadi A. You Only Look Once: Unified, Real-Time Object Detection // CVPR. — 2016.</w:t>
+      </w:r>
+    </w:p>
+    <w:p>
+      <w:pPr>
+        <w:spacing w:line="312" w:lineRule="auto"/>
+        <w:ind w:hanging="340" w:left="340"/>
+        <w:jc w:val="both"/>
+      </w:pPr>
+      <w:r>
+        <w:rPr>
+          <w:b/>
+        </w:rPr>
+        <w:t xml:space="preserve">18. </w:t>
+      </w:r>
+      <w:r>
+        <w:rPr>
+          <w:sz w:val="24"/>
+        </w:rPr>
+        <w:t>Redmon J., Farhadi A. YOLOv3: An Incremental Improvement // arXiv:1804.02767. — 2018.</w:t>
+      </w:r>
+    </w:p>
+    <w:p>
+      <w:pPr>
+        <w:spacing w:line="312" w:lineRule="auto"/>
+        <w:ind w:hanging="340" w:left="340"/>
+        <w:jc w:val="both"/>
+      </w:pPr>
+      <w:r>
+        <w:rPr>
+          <w:b/>
+        </w:rPr>
+        <w:t xml:space="preserve">19. </w:t>
+      </w:r>
+      <w:r>
+        <w:rPr>
+          <w:sz w:val="24"/>
+        </w:rPr>
+        <w:t>Bochkovskiy A., Wang C.-Y., Liao H.-Y.M. YOLOv4: Optimal Speed and Accuracy of Object Detection // arXiv:2004.10934. — 2020.</w:t>
+      </w:r>
+    </w:p>
+    <w:p>
+      <w:pPr>
+        <w:spacing w:line="312" w:lineRule="auto"/>
+        <w:ind w:hanging="340" w:left="340"/>
+        <w:jc w:val="both"/>
+      </w:pPr>
+      <w:r>
+        <w:rPr>
+          <w:b/>
+        </w:rPr>
+        <w:t xml:space="preserve">20. </w:t>
+      </w:r>
+      <w:r>
+        <w:rPr>
+          <w:sz w:val="24"/>
+        </w:rPr>
+        <w:t>Jocher G. et al. Ultralytics YOLOv8 / YOLO11. — 2023–2024.</w:t>
+      </w:r>
+    </w:p>
+    <w:p>
+      <w:pPr>
+        <w:spacing w:line="312" w:lineRule="auto"/>
+        <w:ind w:hanging="340" w:left="340"/>
+        <w:jc w:val="both"/>
+      </w:pPr>
+      <w:r>
+        <w:rPr>
+          <w:b/>
+        </w:rPr>
+        <w:t xml:space="preserve">21. </w:t>
+      </w:r>
+      <w:r>
+        <w:rPr>
+          <w:sz w:val="24"/>
+        </w:rPr>
+        <w:t>Liu W. et al. SSD: Single Shot MultiBox Detector // ECCV. — 2016.</w:t>
+      </w:r>
+    </w:p>
+    <w:p>
+      <w:pPr>
+        <w:spacing w:line="312" w:lineRule="auto"/>
+        <w:ind w:hanging="340" w:left="340"/>
+        <w:jc w:val="both"/>
+      </w:pPr>
+      <w:r>
+        <w:rPr>
+          <w:b/>
+        </w:rPr>
+        <w:t xml:space="preserve">22. </w:t>
+      </w:r>
+      <w:r>
+        <w:rPr>
+          <w:sz w:val="24"/>
+        </w:rPr>
+        <w:t>Lin T.-Y., Goyal P., Girshick R. et al. Focal Loss for Dense Object Detection (RetinaNet) // ICCV. — 2017.</w:t>
+      </w:r>
+    </w:p>
+    <w:p>
+      <w:pPr>
+        <w:spacing w:line="312" w:lineRule="auto"/>
+        <w:ind w:hanging="340" w:left="340"/>
+        <w:jc w:val="both"/>
+      </w:pPr>
+      <w:r>
+        <w:rPr>
+          <w:b/>
+        </w:rPr>
+        <w:t xml:space="preserve">23. </w:t>
+      </w:r>
+      <w:r>
+        <w:rPr>
+          <w:sz w:val="24"/>
+        </w:rPr>
+        <w:t>Tian Z., Shen C., Chen H., He T. FCOS: Fully Convolutional One-Stage Object Detection // ICCV. — 2019.</w:t>
+      </w:r>
+    </w:p>
+    <w:p>
+      <w:pPr>
+        <w:spacing w:line="312" w:lineRule="auto"/>
+        <w:ind w:hanging="340" w:left="340"/>
+        <w:jc w:val="both"/>
+      </w:pPr>
+      <w:r>
+        <w:rPr>
+          <w:b/>
+        </w:rPr>
+        <w:t xml:space="preserve">24. </w:t>
+      </w:r>
+      <w:r>
+        <w:rPr>
+          <w:sz w:val="24"/>
+        </w:rPr>
+        <w:t>Li X. et al. Generalized Focal Loss (Distribution Focal Loss, DFL) // NeurIPS. — 2020.</w:t>
+      </w:r>
+    </w:p>
+    <w:p>
+      <w:pPr>
+        <w:spacing w:line="312" w:lineRule="auto"/>
+        <w:ind w:hanging="340" w:left="340"/>
+        <w:jc w:val="both"/>
+      </w:pPr>
+      <w:r>
+        <w:rPr>
+          <w:b/>
+        </w:rPr>
+        <w:t xml:space="preserve">25. </w:t>
+      </w:r>
+      <w:r>
+        <w:rPr>
+          <w:sz w:val="24"/>
+        </w:rPr>
+        <w:t>Zheng Z. et al. Distance-IoU Loss (CIoU) // AAAI. — 2020.</w:t>
+      </w:r>
+    </w:p>
+    <w:p>
+      <w:pPr>
+        <w:spacing w:line="312" w:lineRule="auto"/>
+        <w:ind w:hanging="340" w:left="340"/>
+        <w:jc w:val="both"/>
+      </w:pPr>
+      <w:r>
+        <w:rPr>
+          <w:b/>
+        </w:rPr>
+        <w:t xml:space="preserve">26. </w:t>
+      </w:r>
+      <w:r>
+        <w:rPr>
+          <w:sz w:val="24"/>
+        </w:rPr>
+        <w:t>Rezatofighi H. et al. Generalized Intersection over Union (GIoU) // CVPR. — 2019.</w:t>
+      </w:r>
+    </w:p>
+    <w:p>
+      <w:pPr>
+        <w:spacing w:line="312" w:lineRule="auto"/>
+        <w:ind w:hanging="340" w:left="340"/>
+        <w:jc w:val="both"/>
+      </w:pPr>
+      <w:r>
+        <w:rPr>
+          <w:b/>
+        </w:rPr>
+        <w:t xml:space="preserve">27. </w:t>
+      </w:r>
+      <w:r>
+        <w:rPr>
+          <w:sz w:val="24"/>
+        </w:rPr>
+        <w:t>Vaswani A. et al. Attention Is All You Need // NeurIPS. — 2017.</w:t>
+      </w:r>
+    </w:p>
+    <w:p>
+      <w:pPr>
+        <w:spacing w:line="312" w:lineRule="auto"/>
+        <w:ind w:hanging="340" w:left="340"/>
+        <w:jc w:val="both"/>
+      </w:pPr>
+      <w:r>
+        <w:rPr>
+          <w:b/>
+        </w:rPr>
+        <w:t xml:space="preserve">28. </w:t>
+      </w:r>
+      <w:r>
+        <w:rPr>
+          <w:sz w:val="24"/>
+        </w:rPr>
+        <w:t>Dosovitskiy A. et al. An Image is Worth 16x16 Words: Vision Transformers // ICLR. — 2021.</w:t>
+      </w:r>
+    </w:p>
+    <w:p>
+      <w:pPr>
+        <w:spacing w:line="312" w:lineRule="auto"/>
+        <w:ind w:hanging="340" w:left="340"/>
+        <w:jc w:val="both"/>
+      </w:pPr>
+      <w:r>
+        <w:rPr>
+          <w:b/>
+        </w:rPr>
+        <w:t xml:space="preserve">29. </w:t>
+      </w:r>
+      <w:r>
+        <w:rPr>
+          <w:sz w:val="24"/>
+        </w:rPr>
+        <w:t>Carion N. et al. End-to-End Object Detection with Transformers (DETR) // ECCV. — 2020.</w:t>
+      </w:r>
+    </w:p>
+    <w:p>
+      <w:pPr>
+        <w:spacing w:line="312" w:lineRule="auto"/>
+        <w:ind w:hanging="340" w:left="340"/>
+        <w:jc w:val="both"/>
+      </w:pPr>
+      <w:r>
+        <w:rPr>
+          <w:b/>
+        </w:rPr>
+        <w:t xml:space="preserve">30. </w:t>
+      </w:r>
+      <w:r>
+        <w:rPr>
+          <w:sz w:val="24"/>
+        </w:rPr>
+        <w:t>Hu J., Shen L., Sun G. Squeeze-and-Excitation Networks // CVPR. — 2018.</w:t>
+      </w:r>
+    </w:p>
+    <w:p>
+      <w:pPr>
+        <w:spacing w:line="312" w:lineRule="auto"/>
+        <w:ind w:hanging="340" w:left="340"/>
+        <w:jc w:val="both"/>
+      </w:pPr>
+      <w:r>
+        <w:rPr>
+          <w:b/>
+        </w:rPr>
+        <w:t xml:space="preserve">31. </w:t>
+      </w:r>
+      <w:r>
+        <w:rPr>
+          <w:sz w:val="24"/>
+        </w:rPr>
+        <w:t>Woo S. et al. CBAM: Convolutional Block Attention Module // ECCV. — 2018.</w:t>
+      </w:r>
+    </w:p>
+    <w:p>
+      <w:pPr>
+        <w:spacing w:line="312" w:lineRule="auto"/>
+        <w:ind w:hanging="340" w:left="340"/>
+        <w:jc w:val="both"/>
+      </w:pPr>
+      <w:r>
+        <w:rPr>
+          <w:b/>
+        </w:rPr>
+        <w:t xml:space="preserve">32. </w:t>
+      </w:r>
+      <w:r>
+        <w:rPr>
+          <w:sz w:val="24"/>
+        </w:rPr>
+        <w:t>Perez E. et al. FiLM: Visual Reasoning with a General Conditioning Layer // AAAI. — 2018.</w:t>
+      </w:r>
+    </w:p>
+    <w:p>
+      <w:pPr>
+        <w:spacing w:line="312" w:lineRule="auto"/>
+        <w:ind w:hanging="340" w:left="340"/>
+        <w:jc w:val="both"/>
+      </w:pPr>
+      <w:r>
+        <w:rPr>
+          <w:b/>
+        </w:rPr>
+        <w:t xml:space="preserve">33. </w:t>
+      </w:r>
+      <w:r>
+        <w:rPr>
+          <w:sz w:val="24"/>
+        </w:rPr>
+        <w:t>Chen J. et al. TransUNet: Transformers for Medical Image Segmentation // arXiv:2102.04306. — 2021.</w:t>
+      </w:r>
+    </w:p>
+    <w:p>
+      <w:pPr>
+        <w:spacing w:line="312" w:lineRule="auto"/>
+        <w:ind w:hanging="340" w:left="340"/>
+        <w:jc w:val="both"/>
+      </w:pPr>
+      <w:r>
+        <w:rPr>
+          <w:b/>
+        </w:rPr>
+        <w:t xml:space="preserve">34. </w:t>
+      </w:r>
+      <w:r>
+        <w:rPr>
+          <w:sz w:val="24"/>
+        </w:rPr>
+        <w:t>Ronneberger O., Fischer P., Brox T. U-Net: Convolutional Networks for Biomedical Image Segmentation // MICCAI. — 2015.</w:t>
+      </w:r>
+    </w:p>
+    <w:p>
+      <w:pPr>
+        <w:spacing w:line="312" w:lineRule="auto"/>
+        <w:ind w:hanging="340" w:left="340"/>
+        <w:jc w:val="both"/>
+      </w:pPr>
+      <w:r>
+        <w:rPr>
+          <w:b/>
+        </w:rPr>
+        <w:t xml:space="preserve">35. </w:t>
+      </w:r>
+      <w:r>
+        <w:rPr>
+          <w:sz w:val="24"/>
+        </w:rPr>
+        <w:t>Niu Z. et al. Ordinal Regression with Multiple Output CNN for Age Estimation // CVPR. — 2016.</w:t>
+      </w:r>
+    </w:p>
+    <w:p>
+      <w:pPr>
+        <w:spacing w:line="312" w:lineRule="auto"/>
+        <w:ind w:hanging="340" w:left="340"/>
+        <w:jc w:val="both"/>
+      </w:pPr>
+      <w:r>
+        <w:rPr>
+          <w:b/>
+        </w:rPr>
+        <w:t xml:space="preserve">36. </w:t>
+      </w:r>
+      <w:r>
+        <w:rPr>
+          <w:sz w:val="24"/>
+        </w:rPr>
+        <w:t>Cao W., Mirjalili V., Raschka S. Rank Consistent Ordinal Regression (CORAL) // Pattern Recognition Letters. — 2020.</w:t>
+      </w:r>
+    </w:p>
+    <w:p>
+      <w:pPr>
+        <w:spacing w:line="312" w:lineRule="auto"/>
+        <w:ind w:hanging="340" w:left="340"/>
+        <w:jc w:val="both"/>
+      </w:pPr>
+      <w:r>
+        <w:rPr>
+          <w:b/>
+        </w:rPr>
+        <w:t xml:space="preserve">37. </w:t>
+      </w:r>
+      <w:r>
+        <w:rPr>
+          <w:sz w:val="24"/>
+        </w:rPr>
+        <w:t>Cheng J. et al. A Neural Network Approach to Ordinal Regression // IJCNN. — 2008.</w:t>
+      </w:r>
+    </w:p>
+    <w:p>
+      <w:pPr>
+        <w:spacing w:line="312" w:lineRule="auto"/>
+        <w:ind w:hanging="340" w:left="340"/>
+        <w:jc w:val="both"/>
+      </w:pPr>
+      <w:r>
+        <w:rPr>
+          <w:b/>
+        </w:rPr>
+        <w:t xml:space="preserve">38. </w:t>
+      </w:r>
+      <w:r>
+        <w:rPr>
+          <w:sz w:val="24"/>
+        </w:rPr>
+        <w:t>Lambin P. et al. Radiomics: extracting more information from medical images // European Journal of Cancer. — 2012. — Vol. 48. — P. 441–446.</w:t>
+      </w:r>
+    </w:p>
+    <w:p>
+      <w:pPr>
+        <w:spacing w:line="312" w:lineRule="auto"/>
+        <w:ind w:hanging="340" w:left="340"/>
+        <w:jc w:val="both"/>
+      </w:pPr>
+      <w:r>
+        <w:rPr>
+          <w:b/>
+        </w:rPr>
+        <w:t xml:space="preserve">39. </w:t>
+      </w:r>
+      <w:r>
+        <w:rPr>
+          <w:sz w:val="24"/>
+        </w:rPr>
+        <w:t>Gillies R.J., Kinahan P.E., Hricak H. Radiomics: Images Are More than Pictures // Radiology. — 2016.</w:t>
+      </w:r>
+    </w:p>
+    <w:p>
+      <w:pPr>
+        <w:spacing w:line="312" w:lineRule="auto"/>
+        <w:ind w:hanging="340" w:left="340"/>
+        <w:jc w:val="both"/>
+      </w:pPr>
+      <w:r>
+        <w:rPr>
+          <w:b/>
+        </w:rPr>
+        <w:t xml:space="preserve">40. </w:t>
+      </w:r>
+      <w:r>
+        <w:rPr>
+          <w:sz w:val="24"/>
+        </w:rPr>
+        <w:t>van Griethuysen J.J.M. et al. Computational Radiomics System to Decode the Radiographic Phenotype (PyRadiomics) // Cancer Research. — 2017.</w:t>
+      </w:r>
+    </w:p>
+    <w:p>
+      <w:pPr>
+        <w:spacing w:line="312" w:lineRule="auto"/>
+        <w:ind w:hanging="340" w:left="340"/>
+        <w:jc w:val="both"/>
+      </w:pPr>
+      <w:r>
+        <w:rPr>
+          <w:b/>
+        </w:rPr>
+        <w:t xml:space="preserve">41. </w:t>
+      </w:r>
+      <w:r>
+        <w:rPr>
+          <w:sz w:val="24"/>
+        </w:rPr>
+        <w:t>Haralick R.M., Shanmugam K., Dinstein I. Textural Features for Image Classification // IEEE Trans. on Systems, Man, and Cybernetics. — 1973.</w:t>
+      </w:r>
+    </w:p>
+    <w:p>
+      <w:pPr>
+        <w:spacing w:line="312" w:lineRule="auto"/>
+        <w:ind w:hanging="340" w:left="340"/>
+        <w:jc w:val="both"/>
+      </w:pPr>
+      <w:r>
+        <w:rPr>
+          <w:b/>
+        </w:rPr>
+        <w:t xml:space="preserve">42. </w:t>
+      </w:r>
+      <w:r>
+        <w:rPr>
+          <w:sz w:val="24"/>
+        </w:rPr>
+        <w:t>Nguyen H.T. et al. VinDr-Mammo: A large-scale benchmark dataset for computer-aided diagnosis in full-field digital mammography // Scientific Data. — 2023.</w:t>
+      </w:r>
+    </w:p>
+    <w:p>
+      <w:pPr>
+        <w:spacing w:line="312" w:lineRule="auto"/>
+        <w:ind w:hanging="340" w:left="340"/>
+        <w:jc w:val="both"/>
+      </w:pPr>
+      <w:r>
+        <w:rPr>
+          <w:b/>
+        </w:rPr>
+        <w:t xml:space="preserve">43. </w:t>
+      </w:r>
+      <w:r>
+        <w:rPr>
+          <w:sz w:val="24"/>
+        </w:rPr>
+        <w:t>Lee R.S. et al. A curated mammography data set (CBIS-DDSM) // Scientific Data. — 2017.</w:t>
+      </w:r>
+    </w:p>
+    <w:p>
+      <w:pPr>
+        <w:spacing w:line="312" w:lineRule="auto"/>
+        <w:ind w:hanging="340" w:left="340"/>
+        <w:jc w:val="both"/>
+      </w:pPr>
+      <w:r>
+        <w:rPr>
+          <w:b/>
+        </w:rPr>
+        <w:t xml:space="preserve">44. </w:t>
+      </w:r>
+      <w:r>
+        <w:rPr>
+          <w:sz w:val="24"/>
+        </w:rPr>
+        <w:t>Moreira I.C. et al. INbreast: Toward a Full-field Digital Mammographic Database // Academic Radiology. — 2012.</w:t>
+      </w:r>
+    </w:p>
+    <w:p>
+      <w:pPr>
+        <w:spacing w:line="312" w:lineRule="auto"/>
+        <w:ind w:hanging="340" w:left="340"/>
+        <w:jc w:val="both"/>
+      </w:pPr>
+      <w:r>
+        <w:rPr>
+          <w:b/>
+        </w:rPr>
+        <w:t xml:space="preserve">45. </w:t>
+      </w:r>
+      <w:r>
+        <w:rPr>
+          <w:sz w:val="24"/>
+        </w:rPr>
+        <w:t>Wu N. et al. Deep Neural Networks Improve Radiologists' Performance in Breast Cancer Screening // IEEE TMI. — 2020.</w:t>
+      </w:r>
+    </w:p>
+    <w:p>
+      <w:pPr>
+        <w:spacing w:line="312" w:lineRule="auto"/>
+        <w:ind w:hanging="340" w:left="340"/>
+        <w:jc w:val="both"/>
+      </w:pPr>
+      <w:r>
+        <w:rPr>
+          <w:b/>
+        </w:rPr>
+        <w:t xml:space="preserve">46. </w:t>
+      </w:r>
+      <w:r>
+        <w:rPr>
+          <w:sz w:val="24"/>
+        </w:rPr>
+        <w:t>McKinney S.M. et al. International evaluation of an AI system for breast cancer screening // Nature. — 2020. — Vol. 577. — P. 89–94.</w:t>
+      </w:r>
+    </w:p>
+    <w:p>
+      <w:pPr>
+        <w:spacing w:line="312" w:lineRule="auto"/>
+        <w:ind w:hanging="340" w:left="340"/>
+        <w:jc w:val="both"/>
+      </w:pPr>
+      <w:r>
+        <w:rPr>
+          <w:b/>
+        </w:rPr>
+        <w:t xml:space="preserve">47. </w:t>
+      </w:r>
+      <w:r>
+        <w:rPr>
+          <w:sz w:val="24"/>
+        </w:rPr>
+        <w:t>Shen L. et al. Deep Learning to Improve Breast Cancer Detection on Screening Mammography // Scientific Reports. — 2019.</w:t>
+      </w:r>
+    </w:p>
+    <w:p>
+      <w:pPr>
+        <w:spacing w:line="312" w:lineRule="auto"/>
+        <w:ind w:hanging="340" w:left="340"/>
+        <w:jc w:val="both"/>
+      </w:pPr>
+      <w:r>
+        <w:rPr>
+          <w:b/>
+        </w:rPr>
+        <w:t xml:space="preserve">48. </w:t>
+      </w:r>
+      <w:r>
+        <w:rPr>
+          <w:sz w:val="24"/>
+        </w:rPr>
+        <w:t>Ribli D. et al. Detecting and classifying lesions in mammograms with Deep Learning // Scientific Reports. — 2018.</w:t>
+      </w:r>
+    </w:p>
+    <w:p>
+      <w:pPr>
+        <w:spacing w:line="312" w:lineRule="auto"/>
+        <w:ind w:hanging="340" w:left="340"/>
+        <w:jc w:val="both"/>
+      </w:pPr>
+      <w:r>
+        <w:rPr>
+          <w:b/>
+        </w:rPr>
+        <w:t xml:space="preserve">49. </w:t>
+      </w:r>
+      <w:r>
+        <w:rPr>
+          <w:sz w:val="24"/>
+        </w:rPr>
+        <w:t>Agarwal R. et al. Automatic mass detection in mammograms using deep CNNs // Journal of Medical Imaging. — 2019.</w:t>
+      </w:r>
+    </w:p>
+    <w:p>
+      <w:pPr>
+        <w:spacing w:line="312" w:lineRule="auto"/>
+        <w:ind w:hanging="340" w:left="340"/>
+        <w:jc w:val="both"/>
+      </w:pPr>
+      <w:r>
+        <w:rPr>
+          <w:b/>
+        </w:rPr>
+        <w:t xml:space="preserve">50. </w:t>
+      </w:r>
+      <w:r>
+        <w:rPr>
+          <w:sz w:val="24"/>
+        </w:rPr>
+        <w:t>Selvaraju R.R. et al. Grad-CAM: Visual Explanations from Deep Networks // ICCV. — 2017.</w:t>
+      </w:r>
+    </w:p>
+    <w:p>
+      <w:pPr>
+        <w:spacing w:line="312" w:lineRule="auto"/>
+        <w:ind w:hanging="340" w:left="340"/>
+        <w:jc w:val="both"/>
+      </w:pPr>
+      <w:r>
+        <w:rPr>
+          <w:b/>
+        </w:rPr>
+        <w:t xml:space="preserve">51. </w:t>
+      </w:r>
+      <w:r>
+        <w:rPr>
+          <w:sz w:val="24"/>
+        </w:rPr>
+        <w:t>Goodfellow I. et al. Generative Adversarial Networks // NeurIPS. — 2014.</w:t>
+      </w:r>
+    </w:p>
+    <w:p>
+      <w:pPr>
+        <w:spacing w:line="312" w:lineRule="auto"/>
+        <w:ind w:hanging="340" w:left="340"/>
+        <w:jc w:val="both"/>
+      </w:pPr>
+      <w:r>
+        <w:rPr>
+          <w:b/>
+        </w:rPr>
+        <w:t xml:space="preserve">52. </w:t>
+      </w:r>
+      <w:r>
+        <w:rPr>
+          <w:sz w:val="24"/>
+        </w:rPr>
+        <w:t>Ho J., Jain A., Abbeel P. Denoising Diffusion Probabilistic Models // NeurIPS. — 2020.</w:t>
+      </w:r>
+    </w:p>
+    <w:p>
+      <w:pPr>
+        <w:spacing w:line="312" w:lineRule="auto"/>
+        <w:ind w:hanging="340" w:left="340"/>
+        <w:jc w:val="both"/>
+      </w:pPr>
+      <w:r>
+        <w:rPr>
+          <w:b/>
+        </w:rPr>
+        <w:t xml:space="preserve">53. </w:t>
+      </w:r>
+      <w:r>
+        <w:rPr>
+          <w:sz w:val="24"/>
+        </w:rPr>
+        <w:t>Kingma D.P., Ba J. Adam: A Method for Stochastic Optimization // ICLR. — 2015.</w:t>
+      </w:r>
+    </w:p>
+    <w:p>
+      <w:pPr>
+        <w:spacing w:line="312" w:lineRule="auto"/>
+        <w:ind w:hanging="340" w:left="340"/>
+        <w:jc w:val="both"/>
+      </w:pPr>
+      <w:r>
+        <w:rPr>
+          <w:b/>
+        </w:rPr>
+        <w:t xml:space="preserve">54. </w:t>
+      </w:r>
+      <w:r>
+        <w:rPr>
+          <w:sz w:val="24"/>
+        </w:rPr>
+        <w:t>Loshchilov I., Hutter F. Decoupled Weight Decay Regularization (AdamW) // ICLR. — 2019.</w:t>
+      </w:r>
+    </w:p>
+    <w:p>
+      <w:pPr>
+        <w:spacing w:line="312" w:lineRule="auto"/>
+        <w:ind w:hanging="340" w:left="340"/>
+        <w:jc w:val="both"/>
+      </w:pPr>
+      <w:r>
+        <w:rPr>
+          <w:b/>
+        </w:rPr>
+        <w:t xml:space="preserve">55. </w:t>
+      </w:r>
+      <w:r>
+        <w:rPr>
+          <w:sz w:val="24"/>
+        </w:rPr>
+        <w:t>Ioffe S., Szegedy C. Batch Normalization // ICML. — 2015.</w:t>
+      </w:r>
+    </w:p>
+    <w:p>
+      <w:pPr>
+        <w:spacing w:line="312" w:lineRule="auto"/>
+        <w:ind w:hanging="340" w:left="340"/>
+        <w:jc w:val="both"/>
+      </w:pPr>
+      <w:r>
+        <w:rPr>
+          <w:b/>
+        </w:rPr>
+        <w:t xml:space="preserve">56. </w:t>
+      </w:r>
+      <w:r>
+        <w:rPr>
+          <w:sz w:val="24"/>
+        </w:rPr>
+        <w:t>Srivastava N. et al. Dropout: A Simple Way to Prevent Overfitting // JMLR. — 2014.</w:t>
+      </w:r>
+    </w:p>
+    <w:p>
+      <w:pPr>
+        <w:spacing w:line="312" w:lineRule="auto"/>
+        <w:ind w:hanging="340" w:left="340"/>
+        <w:jc w:val="both"/>
+      </w:pPr>
+      <w:r>
+        <w:rPr>
+          <w:b/>
+        </w:rPr>
+        <w:t xml:space="preserve">57. </w:t>
+      </w:r>
+      <w:r>
+        <w:rPr>
+          <w:sz w:val="24"/>
+        </w:rPr>
+        <w:t>Paszke A. et al. PyTorch: An Imperative Style, High-Performance Deep Learning Library // NeurIPS. — 2019.</w:t>
+      </w:r>
+    </w:p>
+    <w:p>
+      <w:pPr>
+        <w:spacing w:line="312" w:lineRule="auto"/>
+        <w:ind w:hanging="340" w:left="340"/>
+        <w:jc w:val="both"/>
+      </w:pPr>
+      <w:r>
+        <w:rPr>
+          <w:b/>
+        </w:rPr>
+        <w:t xml:space="preserve">58. </w:t>
+      </w:r>
+      <w:r>
+        <w:rPr>
+          <w:sz w:val="24"/>
+        </w:rPr>
+        <w:t>Pedregosa F. et al. Scikit-learn: Machine Learning in Python // JMLR. — 2011.</w:t>
+      </w:r>
+    </w:p>
+    <w:p>
+      <w:pPr>
+        <w:spacing w:line="312" w:lineRule="auto"/>
+        <w:ind w:hanging="340" w:left="340"/>
+        <w:jc w:val="both"/>
+      </w:pPr>
+      <w:r>
+        <w:rPr>
+          <w:b/>
+        </w:rPr>
+        <w:t xml:space="preserve">59. </w:t>
+      </w:r>
+      <w:r>
+        <w:rPr>
+          <w:sz w:val="24"/>
+        </w:rPr>
+        <w:t>Ramírez S. FastAPI — Modern, fast web framework for building APIs. — 2018–2024.</w:t>
+      </w:r>
+    </w:p>
+    <w:p>
+      <w:pPr>
+        <w:spacing w:line="312" w:lineRule="auto"/>
+        <w:ind w:hanging="340" w:left="340"/>
+        <w:jc w:val="both"/>
+      </w:pPr>
+      <w:r>
+        <w:rPr>
+          <w:b/>
+        </w:rPr>
+        <w:t xml:space="preserve">60. </w:t>
+      </w:r>
+      <w:r>
+        <w:rPr>
+          <w:sz w:val="24"/>
+        </w:rPr>
+        <w:t>Bunk S. et al. Ollama: Run large language models locally. — 2023–2024.</w:t>
+      </w:r>
+    </w:p>
+    <w:p>
+      <w:pPr>
+        <w:spacing w:line="312" w:lineRule="auto"/>
+        <w:ind w:hanging="340" w:left="340"/>
+        <w:jc w:val="both"/>
+      </w:pPr>
+      <w:r>
+        <w:rPr>
+          <w:b/>
+        </w:rPr>
+        <w:t xml:space="preserve">61. </w:t>
+      </w:r>
+      <w:r>
+        <w:rPr>
+          <w:sz w:val="24"/>
+        </w:rPr>
+        <w:t>Bai J. et al. Qwen Technical Report // arXiv. — 2023–2024.</w:t>
+      </w:r>
+    </w:p>
+    <w:p>
+      <w:pPr>
+        <w:spacing w:line="312" w:lineRule="auto"/>
+        <w:ind w:hanging="340" w:left="340"/>
+        <w:jc w:val="both"/>
+      </w:pPr>
+      <w:r>
+        <w:rPr>
+          <w:b/>
+        </w:rPr>
+        <w:t xml:space="preserve">62. </w:t>
+      </w:r>
+      <w:r>
+        <w:rPr>
+          <w:sz w:val="24"/>
+        </w:rPr>
+        <w:t>Cohen J. Weighted kappa: Nominal scale agreement with provision for scaled disagreement // Psychological Bulletin. — 1968.</w:t>
+      </w:r>
+    </w:p>
+    <w:p>
+      <w:pPr>
+        <w:spacing w:line="312" w:lineRule="auto"/>
+        <w:ind w:hanging="340" w:left="340"/>
+        <w:jc w:val="both"/>
+      </w:pPr>
+      <w:r>
+        <w:rPr>
+          <w:b/>
+        </w:rPr>
+        <w:t xml:space="preserve">63. </w:t>
+      </w:r>
+      <w:r>
+        <w:rPr>
+          <w:sz w:val="24"/>
+        </w:rPr>
+        <w:t>Bunch P.C. et al. A free-response approach to the measurement of image-system performance (FROC) // SPIE. — 1978.</w:t>
+      </w:r>
+    </w:p>
+    <w:p>
+      <w:pPr>
+        <w:spacing w:line="312" w:lineRule="auto"/>
+        <w:ind w:hanging="340" w:left="340"/>
+        <w:jc w:val="both"/>
+      </w:pPr>
+      <w:r>
+        <w:rPr>
+          <w:b/>
+        </w:rPr>
+        <w:t xml:space="preserve">64. </w:t>
+      </w:r>
+      <w:r>
+        <w:rPr>
+          <w:sz w:val="24"/>
+        </w:rPr>
+        <w:t>Davis J., Goadrich M. The Relationship Between Precision-Recall and ROC Curves // ICML. — 2006.</w:t>
+      </w:r>
+    </w:p>
+    <w:p>
+      <w:pPr>
+        <w:spacing w:line="312" w:lineRule="auto"/>
+        <w:ind w:hanging="340" w:left="340"/>
+        <w:jc w:val="both"/>
+      </w:pPr>
+      <w:r>
+        <w:rPr>
+          <w:b/>
+        </w:rPr>
+        <w:t xml:space="preserve">65. </w:t>
+      </w:r>
+      <w:r>
+        <w:rPr>
+          <w:sz w:val="24"/>
+        </w:rPr>
+        <w:t>Everingham M. et al. The PASCAL Visual Object Classes (VOC) Challenge // IJCV. — 2010.</w:t>
+      </w:r>
+    </w:p>
+    <w:p>
+      <w:pPr>
+        <w:spacing w:line="312" w:lineRule="auto"/>
+        <w:ind w:hanging="340" w:left="340"/>
+        <w:jc w:val="both"/>
+      </w:pPr>
+      <w:r>
+        <w:rPr>
+          <w:b/>
+        </w:rPr>
+        <w:t xml:space="preserve">66. </w:t>
+      </w:r>
+      <w:r>
+        <w:rPr>
+          <w:sz w:val="24"/>
+        </w:rPr>
+        <w:t>Lin T.-Y. et al. Microsoft COCO: Common Objects in Context // ECCV. — 2014.</w:t>
+      </w:r>
+    </w:p>
+    <w:p>
+      <w:pPr>
+        <w:spacing w:line="312" w:lineRule="auto"/>
+        <w:ind w:hanging="340" w:left="340"/>
+        <w:jc w:val="both"/>
+      </w:pPr>
+      <w:r>
+        <w:rPr>
+          <w:b/>
+        </w:rPr>
+        <w:t xml:space="preserve">67. </w:t>
+      </w:r>
+      <w:r>
+        <w:rPr>
+          <w:sz w:val="24"/>
+        </w:rPr>
+        <w:t>Litjens G. et al. A survey on deep learning in medical image analysis // Medical Image Analysis. — 2017.</w:t>
+      </w:r>
+    </w:p>
+    <w:p>
+      <w:pPr>
+        <w:spacing w:line="312" w:lineRule="auto"/>
+        <w:ind w:hanging="340" w:left="340"/>
+        <w:jc w:val="both"/>
+      </w:pPr>
+      <w:r>
+        <w:rPr>
+          <w:b/>
+        </w:rPr>
+        <w:t xml:space="preserve">68. </w:t>
+      </w:r>
+      <w:r>
+        <w:rPr>
+          <w:sz w:val="24"/>
+        </w:rPr>
+        <w:t>Esteva A. et al. A guide to deep learning in healthcare // Nature Medicine. — 2019.</w:t>
+      </w:r>
+    </w:p>
+    <w:p>
+      <w:pPr>
+        <w:spacing w:line="312" w:lineRule="auto"/>
+        <w:ind w:hanging="340" w:left="340"/>
+        <w:jc w:val="both"/>
+      </w:pPr>
+      <w:r>
+        <w:rPr>
+          <w:b/>
+        </w:rPr>
+        <w:t xml:space="preserve">69. </w:t>
+      </w:r>
+      <w:r>
+        <w:rPr>
+          <w:sz w:val="24"/>
+        </w:rPr>
+        <w:t>Rajpurkar P. et al. AI in health and medicine // Nature Medicine. — 2022.</w:t>
+      </w:r>
+    </w:p>
+    <w:p>
+      <w:pPr>
+        <w:spacing w:line="312" w:lineRule="auto"/>
+        <w:ind w:hanging="340" w:left="340"/>
+        <w:jc w:val="both"/>
+      </w:pPr>
+      <w:r>
+        <w:rPr>
+          <w:b/>
+        </w:rPr>
+        <w:t xml:space="preserve">70. </w:t>
+      </w:r>
+      <w:r>
+        <w:rPr>
+          <w:sz w:val="24"/>
+        </w:rPr>
+        <w:t>Geras K.J. et al. Artificial intelligence for mammography and digital breast tomosynthesis // Radiology. — 2019.</w:t>
+      </w:r>
+    </w:p>
+    <w:p>
+      <w:pPr>
+        <w:spacing w:line="312" w:lineRule="auto"/>
+        <w:ind w:hanging="340" w:left="340"/>
+        <w:jc w:val="both"/>
+      </w:pPr>
+      <w:r>
+        <w:rPr>
+          <w:b/>
+        </w:rPr>
+        <w:t xml:space="preserve">71. </w:t>
+      </w:r>
+      <w:r>
+        <w:rPr>
+          <w:sz w:val="24"/>
+        </w:rPr>
+        <w:t>Yala A. et al. A Deep Learning Mammography-based Model for Improved Breast Cancer Risk Prediction // Radiology. — 2019.</w:t>
+      </w:r>
+    </w:p>
+    <w:p>
+      <w:pPr>
+        <w:spacing w:line="312" w:lineRule="auto"/>
+        <w:ind w:hanging="340" w:left="340"/>
+        <w:jc w:val="both"/>
+      </w:pPr>
+      <w:r>
+        <w:rPr>
+          <w:b/>
+        </w:rPr>
+        <w:t xml:space="preserve">72. </w:t>
+      </w:r>
+      <w:r>
+        <w:rPr>
+          <w:sz w:val="24"/>
+        </w:rPr>
+        <w:t>Kooi T. et al. Large scale deep learning for computer aided detection of mammographic lesions // Medical Image Analysis. — 2017.</w:t>
+      </w:r>
+    </w:p>
+    <w:p>
+      <w:pPr>
+        <w:spacing w:line="312" w:lineRule="auto"/>
+        <w:ind w:hanging="340" w:left="340"/>
+        <w:jc w:val="both"/>
+      </w:pPr>
+      <w:r>
+        <w:rPr>
+          <w:b/>
+        </w:rPr>
+        <w:t xml:space="preserve">73. </w:t>
+      </w:r>
+      <w:r>
+        <w:rPr>
+          <w:sz w:val="24"/>
+        </w:rPr>
+        <w:t>Dhungel N., Carneiro G., Bradley A.P. A deep learning approach for the analysis of masses in mammograms // Medical Image Analysis. — 2017.</w:t>
+      </w:r>
+    </w:p>
+    <w:p>
+      <w:pPr>
+        <w:spacing w:line="312" w:lineRule="auto"/>
+        <w:ind w:hanging="340" w:left="340"/>
+        <w:jc w:val="both"/>
+      </w:pPr>
+      <w:r>
+        <w:rPr>
+          <w:b/>
+        </w:rPr>
+        <w:t xml:space="preserve">74. </w:t>
+      </w:r>
+      <w:r>
+        <w:rPr>
+          <w:sz w:val="24"/>
+        </w:rPr>
+        <w:t>Al-Masni M.A. et al. Simultaneous detection and classification of breast masses using YOLO // Computer Methods and Programs in Biomedicine. — 2018.</w:t>
+      </w:r>
+    </w:p>
+    <w:p>
+      <w:pPr>
+        <w:spacing w:line="312" w:lineRule="auto"/>
+        <w:ind w:hanging="340" w:left="340"/>
+        <w:jc w:val="both"/>
+      </w:pPr>
+      <w:r>
+        <w:rPr>
+          <w:b/>
+        </w:rPr>
+        <w:t xml:space="preserve">75. </w:t>
+      </w:r>
+      <w:r>
+        <w:rPr>
+          <w:sz w:val="24"/>
+        </w:rPr>
+        <w:t>Aly G.H. et al. YOLO Based Breast Masses Detection and Classification // Computer Methods and Programs in Biomedicine. — 2021.</w:t>
+      </w:r>
+    </w:p>
+    <w:p>
+      <w:pPr>
+        <w:spacing w:line="312" w:lineRule="auto"/>
+        <w:ind w:hanging="340" w:left="340"/>
+        <w:jc w:val="both"/>
+      </w:pPr>
+      <w:r>
+        <w:rPr>
+          <w:b/>
+        </w:rPr>
+        <w:t xml:space="preserve">76. </w:t>
+      </w:r>
+      <w:r>
+        <w:rPr>
+          <w:sz w:val="24"/>
+        </w:rPr>
+        <w:t>Baccouche A. et al. Connected-UNets for breast mass segmentation // npj Breast Cancer. — 2021.</w:t>
+      </w:r>
+    </w:p>
+    <w:p>
+      <w:pPr>
+        <w:spacing w:line="312" w:lineRule="auto"/>
+        <w:ind w:hanging="340" w:left="340"/>
+        <w:jc w:val="both"/>
+      </w:pPr>
+      <w:r>
+        <w:rPr>
+          <w:b/>
+        </w:rPr>
+        <w:t xml:space="preserve">77. </w:t>
+      </w:r>
+      <w:r>
+        <w:rPr>
+          <w:sz w:val="24"/>
+        </w:rPr>
+        <w:t>Petrini D.G.P. et al. Breast Cancer Diagnosis in Two-View Mammography Using EfficientNet // IEEE Access. — 2022.</w:t>
+      </w:r>
+    </w:p>
+    <w:p>
+      <w:pPr>
+        <w:spacing w:line="312" w:lineRule="auto"/>
+        <w:ind w:hanging="340" w:left="340"/>
+        <w:jc w:val="both"/>
+      </w:pPr>
+      <w:r>
+        <w:rPr>
+          <w:b/>
+        </w:rPr>
+        <w:t xml:space="preserve">78. </w:t>
+      </w:r>
+      <w:r>
+        <w:rPr>
+          <w:sz w:val="24"/>
+        </w:rPr>
+        <w:t>Liu Y. et al. Cross-view correspondence for mammogram mass detection // MICCAI. — 2021.</w:t>
+      </w:r>
+    </w:p>
+    <w:p>
+      <w:pPr>
+        <w:spacing w:line="312" w:lineRule="auto"/>
+        <w:ind w:hanging="340" w:left="340"/>
+        <w:jc w:val="both"/>
+      </w:pPr>
+      <w:r>
+        <w:rPr>
+          <w:b/>
+        </w:rPr>
+        <w:t xml:space="preserve">79. </w:t>
+      </w:r>
+      <w:r>
+        <w:rPr>
+          <w:sz w:val="24"/>
+        </w:rPr>
+        <w:t>Yang Z. et al. MommiNet: Multi-view, multi-scale mammographic mass detection // MICCAI. — 2020.</w:t>
+      </w:r>
+    </w:p>
+    <w:p>
+      <w:pPr>
+        <w:spacing w:line="312" w:lineRule="auto"/>
+        <w:ind w:hanging="340" w:left="340"/>
+        <w:jc w:val="both"/>
+      </w:pPr>
+      <w:r>
+        <w:rPr>
+          <w:b/>
+        </w:rPr>
+        <w:t xml:space="preserve">80. </w:t>
+      </w:r>
+      <w:r>
+        <w:rPr>
+          <w:sz w:val="24"/>
+        </w:rPr>
+        <w:t>van der Velden B.H.M. et al. Explainable AI in medical image analysis // Medical Image Analysis. — 2022.</w:t>
+      </w:r>
+    </w:p>
+    <w:p>
+      <w:pPr>
+        <w:spacing w:line="312" w:lineRule="auto"/>
+        <w:ind w:hanging="340" w:left="340"/>
+        <w:jc w:val="both"/>
+      </w:pPr>
+      <w:r>
+        <w:rPr>
+          <w:b/>
+        </w:rPr>
+        <w:t xml:space="preserve">81. </w:t>
+      </w:r>
+      <w:r>
+        <w:rPr>
+          <w:sz w:val="24"/>
+        </w:rPr>
+        <w:t>Ribeiro M.T. et al. "Why Should I Trust You?" (LIME) // KDD. — 2016.</w:t>
+      </w:r>
+    </w:p>
+    <w:p>
+      <w:pPr>
+        <w:spacing w:line="312" w:lineRule="auto"/>
+        <w:ind w:hanging="340" w:left="340"/>
+        <w:jc w:val="both"/>
+      </w:pPr>
+      <w:r>
+        <w:rPr>
+          <w:b/>
+        </w:rPr>
+        <w:t xml:space="preserve">82. </w:t>
+      </w:r>
+      <w:r>
+        <w:rPr>
+          <w:sz w:val="24"/>
+        </w:rPr>
+        <w:t>Lundberg S.M., Lee S.-I. A Unified Approach to Interpreting Model Predictions (SHAP) // NeurIPS. — 2017.</w:t>
+      </w:r>
+    </w:p>
+    <w:p>
+      <w:pPr>
+        <w:spacing w:line="312" w:lineRule="auto"/>
+        <w:ind w:hanging="340" w:left="340"/>
+        <w:jc w:val="both"/>
+      </w:pPr>
+      <w:r>
+        <w:rPr>
+          <w:b/>
+        </w:rPr>
+        <w:t xml:space="preserve">83. </w:t>
+      </w:r>
+      <w:r>
+        <w:rPr>
+          <w:sz w:val="24"/>
+        </w:rPr>
+        <w:t>Turaqulov Sh.X. BCA-YOLO: ikki tomonlama o'zaro e'tibor, ko'rinishlararo muvofiqlik va ordinal BI-RADS regressiyasi asosida mammografik shikastlanishlarni aniqlash // Raqamli texnologiyalarning nazariy va amaliy masalalari xalqaro jurnali. — 2026. — № 9(2). — B. 58–66. — ISSN 2181-3086.</w:t>
+      </w:r>
+    </w:p>
+    <w:p>
+      <w:pPr>
+        <w:spacing w:line="312" w:lineRule="auto"/>
+        <w:ind w:hanging="340" w:left="340"/>
+        <w:jc w:val="both"/>
+      </w:pPr>
+      <w:r>
+        <w:rPr>
+          <w:b/>
+        </w:rPr>
+        <w:t xml:space="preserve">84. </w:t>
+      </w:r>
+      <w:r>
+        <w:rPr>
+          <w:sz w:val="24"/>
+        </w:rPr>
+        <w:t>Khamdamov R., Turaqulov Sh.X. TILLNet-Det: A Text-Informed Lesion Localization Network for Multilingual Mammography Detection in Low-Resource Settings // International Journal of Informatics and Data Science Research. — 2026. — 10 June. — URL: https://scientificbulletin.com/index.php/IJIDSR/article/view/2030</w:t>
+      </w:r>
+    </w:p>
+    <w:p>
+      <w:pPr>
+        <w:spacing w:line="312" w:lineRule="auto"/>
+        <w:ind w:hanging="340" w:left="340"/>
+        <w:jc w:val="both"/>
+      </w:pPr>
+      <w:r>
+        <w:rPr>
+          <w:b/>
+        </w:rPr>
+        <w:t xml:space="preserve">85. </w:t>
+      </w:r>
+      <w:r>
+        <w:rPr>
+          <w:sz w:val="24"/>
+        </w:rPr>
+        <w:t>Khamdamov R., Turaqulov Sh.X. Annotatsiyasi kam sharoitlarda ko'p tilli mammografik o'choqlarni aniqlash uchun yopiq halqali tizim: radiolog-inson hamkorligi bilan matnga yo'naltirilgan zaif nazoratli o'qitish // Raqamli Transformatsiya va Sun'iy Intellekt. — 2026. — DOI: 10.5281/zenodo.20816862</w:t>
+      </w:r>
+    </w:p>
+    <w:p>
+      <w:pPr>
+        <w:spacing w:line="312" w:lineRule="auto"/>
+        <w:ind w:hanging="340" w:left="340"/>
+        <w:jc w:val="both"/>
+      </w:pPr>
+      <w:r>
+        <w:rPr>
+          <w:b/>
+        </w:rPr>
+        <w:t xml:space="preserve">86. </w:t>
+      </w:r>
+      <w:r>
+        <w:rPr>
+          <w:sz w:val="24"/>
+        </w:rPr>
+        <w:t>Turaqulov Sh., Khamdamov R. Image classification algorithms based on neural network technologies for medical image analysis // «Kibernetika — zamonaviy sun'iy intellektning poydevori» xalqaro ilmiy-amaliy anjumani. — Toshkent, 2026-yil 15–16-aprel.</w:t>
+      </w:r>
+    </w:p>
+    <w:p>
+      <w:pPr>
+        <w:spacing w:line="312" w:lineRule="auto"/>
+        <w:ind w:hanging="340" w:left="340"/>
+        <w:jc w:val="both"/>
+      </w:pPr>
+      <w:r>
+        <w:rPr>
+          <w:b/>
+        </w:rPr>
+        <w:t xml:space="preserve">87. </w:t>
+      </w:r>
+      <w:r>
+        <w:rPr>
+          <w:sz w:val="24"/>
+        </w:rPr>
+        <w:t>Turaqulov Sh.X. Radiomic-Enhanced Faster R-CNN Framework for Breast Cancer Detection in Mammography: A Hybrid Deep-Learning and Radiomic Approach. — 2026.</w:t>
+      </w:r>
+    </w:p>
+    <w:p>
+      <w:pPr>
+        <w:spacing w:line="312" w:lineRule="auto"/>
+        <w:ind w:hanging="340" w:left="340"/>
+        <w:jc w:val="both"/>
+      </w:pPr>
+      <w:r>
+        <w:rPr>
+          <w:b/>
+        </w:rPr>
+        <w:t xml:space="preserve">88. </w:t>
+      </w:r>
+      <w:r>
+        <w:rPr>
+          <w:sz w:val="24"/>
+        </w:rPr>
+        <w:t>O'zbekiston Respublikasi Prezidentining PF-6079-son «Raqamli O'zbekiston-2030 strategiyasini tasdiqlash to'g'risida»gi Farmoni. — 2020.</w:t>
+      </w:r>
+    </w:p>
+    <w:p>
+      <w:pPr>
+        <w:spacing w:line="312" w:lineRule="auto"/>
+        <w:ind w:hanging="340" w:left="340"/>
+        <w:jc w:val="both"/>
+      </w:pPr>
+      <w:r>
+        <w:rPr>
+          <w:b/>
+        </w:rPr>
+        <w:t xml:space="preserve">89. </w:t>
+      </w:r>
+      <w:r>
+        <w:rPr>
+          <w:sz w:val="24"/>
+        </w:rPr>
+        <w:t>«O'zbekiston-2030» strategiyasi. — Toshkent, 2023.</w:t>
+      </w:r>
+    </w:p>
+    <w:p>
+      <w:pPr>
+        <w:spacing w:line="312" w:lineRule="auto"/>
+        <w:ind w:hanging="340" w:left="340"/>
+        <w:jc w:val="both"/>
+      </w:pPr>
+      <w:r>
+        <w:rPr>
+          <w:b/>
+        </w:rPr>
+        <w:t xml:space="preserve">90. </w:t>
+      </w:r>
+      <w:r>
+        <w:rPr>
+          <w:sz w:val="24"/>
+        </w:rPr>
+        <w:t>Sahiner B. et al. Deep learning in medical imaging and radiation therapy // Medical Physics. — 2019.</w:t>
+      </w:r>
+    </w:p>
+    <w:p>
+      <w:pPr>
+        <w:spacing w:line="312" w:lineRule="auto"/>
+        <w:ind w:hanging="340" w:left="340"/>
+        <w:jc w:val="both"/>
+      </w:pPr>
+      <w:r>
+        <w:rPr>
+          <w:b/>
+        </w:rPr>
+        <w:t xml:space="preserve">91. </w:t>
+      </w:r>
+      <w:r>
+        <w:rPr>
+          <w:sz w:val="24"/>
+        </w:rPr>
+        <w:t>Goyal M. et al. Artificial intelligence in breast imaging // British Journal of Radiology. — 2021.</w:t>
+      </w:r>
+    </w:p>
+    <w:p>
+      <w:pPr>
+        <w:spacing w:line="312" w:lineRule="auto"/>
+        <w:ind w:hanging="340" w:left="340"/>
+        <w:jc w:val="both"/>
+      </w:pPr>
+      <w:r>
+        <w:rPr>
+          <w:b/>
+        </w:rPr>
+        <w:t xml:space="preserve">92. </w:t>
+      </w:r>
+      <w:r>
+        <w:rPr>
+          <w:sz w:val="24"/>
+        </w:rPr>
+        <w:t>Hinton G. Deep Learning—A Technology With the Potential to Transform Health Care // JAMA. — 2018.</w:t>
       </w:r>
     </w:p>
     <w:p>
@@ -7336,2075 +9879,7 @@
           <w:i/>
           <w:color w:val="555555"/>
         </w:rPr>
-        <w:t>[Joriy etish dalolatnomalari va klinik sinovlar natijalarini to'ldiring.]</w:t>
-      </w:r>
-    </w:p>
-    <w:p>
-      <w:pPr>
-        <w:pStyle w:val="Heading2"/>
-      </w:pPr>
-      <w:r>
-        <w:t>4.5-§. Statistik tahlil, xatolar tahlili va cheklovlar</w:t>
-      </w:r>
-    </w:p>
-    <w:p>
-      <w:pPr>
-        <w:ind w:firstLine="567"/>
-        <w:jc w:val="both"/>
-      </w:pPr>
-      <w:r>
-        <w:rPr>
-          <w:b w:val="0"/>
-          <w:i w:val="0"/>
-        </w:rPr>
-      </w:r>
-      <w:r>
-        <w:rPr>
-          <w:b/>
-          <w:i w:val="0"/>
-        </w:rPr>
-        <w:t>Statistik ishonchlilik.</w:t>
-      </w:r>
-      <w:r>
-        <w:rPr>
-          <w:b w:val="0"/>
-          <w:i w:val="0"/>
-        </w:rPr>
-        <w:t xml:space="preserve"> Natijalarning statistik ishonchliligini ta'minlash uchun metrikalar uchun ishonch oraliqlari (confidence intervals) bootstrap usuli yordamida hisoblanadi: test to'plamidan takroriy tanlash (resampling) orqali metrika taqsimoti baholanadi va 95% ishonch oralig'i aniqlanadi. Modellar o'rtasidagi farqning statistik ahamiyatliligi (masalan, ablatsion konfiguratsiyalar o'rtasida) mos keluvchi statistik testlar bilan baholanadi. Bunday tahlil olingan yaxshilanishlarning tasodifiy emasligini tasdiqlaydi.</w:t>
-      </w:r>
-    </w:p>
-    <w:p>
-      <w:pPr>
-        <w:ind w:firstLine="567"/>
-        <w:jc w:val="both"/>
-      </w:pPr>
-      <w:r>
-        <w:rPr>
-          <w:b w:val="0"/>
-          <w:i w:val="0"/>
-        </w:rPr>
-      </w:r>
-      <w:r>
-        <w:rPr>
-          <w:b/>
-          <w:i w:val="0"/>
-        </w:rPr>
-        <w:t>Sinflar bo'yicha tahlil.</w:t>
-      </w:r>
-      <w:r>
-        <w:rPr>
-          <w:b w:val="0"/>
-          <w:i w:val="0"/>
-        </w:rPr>
-        <w:t xml:space="preserve"> Umumiy mAP'dan tashqari, har bir patologik sinf (massa, mikrokalsifikatsiya, asimmetriya, arxitektura buzilishi) uchun alohida AP hisoblanadi. Mikrokalsifikatsiyalar mayda o'lchami tufayli aniqlash uchun eng qiyin sinflardan biri hisoblanadi; ularning AP'i modelning nozik belgilarga sezgirligini ko'rsatadi. BI-RADS toifalari bo'yicha chalkashlik matritsasi (confusion matrix) ordinal boshning samaradorligini, ayniqsa qo'shni toifalar o'rtasidagi farqlashni baholaydi.</w:t>
-      </w:r>
-    </w:p>
-    <w:p>
-      <w:pPr>
-        <w:ind w:firstLine="567"/>
-        <w:jc w:val="both"/>
-      </w:pPr>
-      <w:r>
-        <w:rPr>
-          <w:b w:val="0"/>
-          <w:i w:val="0"/>
-        </w:rPr>
-      </w:r>
-      <w:r>
-        <w:rPr>
-          <w:b/>
-          <w:i w:val="0"/>
-        </w:rPr>
-        <w:t>Xatolar tahlili.</w:t>
-      </w:r>
-      <w:r>
-        <w:rPr>
-          <w:b w:val="0"/>
-          <w:i w:val="0"/>
-        </w:rPr>
-        <w:t xml:space="preserve"> Soxta-musbat va soxta-manfiy holatlarni sifat jihatidan tahlil qilish modelning kuchli va zaif tomonlarini aniqlaydi. Soxta-musbatlar ko'pincha zич fibroglandulyar to'qima, normal anatomik tuzilmalar yoki tasvir artefaktlari bilan bog'liq. Soxta-manfiylar esa nozik, past kontrastli yoki zich to'qimada yashiringan shikastlanishlarda uchraydi. IVC moduli bir ko'rinishdagi soxta-musbatlarni ikkinchi ko'rinishdagi tasdiqning yo'qligi orqali kamaytirishi kutiladi.</w:t>
-      </w:r>
-    </w:p>
-    <w:p>
-      <w:pPr>
-        <w:ind w:firstLine="567"/>
-        <w:jc w:val="both"/>
-      </w:pPr>
-      <w:r>
-        <w:rPr>
-          <w:b w:val="0"/>
-          <w:i w:val="0"/>
-        </w:rPr>
-      </w:r>
-      <w:r>
-        <w:rPr>
-          <w:b/>
-          <w:i w:val="0"/>
-        </w:rPr>
-        <w:t>Cheklovlar.</w:t>
-      </w:r>
-      <w:r>
-        <w:rPr>
-          <w:b w:val="0"/>
-          <w:i w:val="0"/>
-        </w:rPr>
-        <w:t xml:space="preserve"> Tadqiqotning bir qator cheklovlari mavjud. Birinchidan, modellar asosan ochiq VinDr-Mammo to'plamida baholangan; turli qurilmalar va populyatsiyalarda umumlashtirish ko'p markazli prospektiv validatsiyani talab qiladi. Ikkinchidan, radiologlar paneli ishtirokidagi to'liq klinik baholash davom etmoqda. Uchinchidan, lokal til modeli (qwen2.5) o'zbek tilidagi klinik matnni mukammal qo'llab-quvvatlamasligi mumkin; bu cheklov klinik atamalar lug'ati va grounded generatsiya orqali yumshatiladi, biroq to'liq bartaraf etilmaydi.</w:t>
-      </w:r>
-    </w:p>
-    <w:p>
-      <w:pPr>
-        <w:ind w:firstLine="567"/>
-        <w:jc w:val="both"/>
-      </w:pPr>
-      <w:r>
-        <w:rPr>
-          <w:b w:val="0"/>
-          <w:i w:val="0"/>
-        </w:rPr>
-      </w:r>
-      <w:r>
-        <w:rPr>
-          <w:b/>
-          <w:i w:val="0"/>
-        </w:rPr>
-        <w:t>Axloqiy va huquqiy jihatlar.</w:t>
-      </w:r>
-      <w:r>
-        <w:rPr>
-          <w:b w:val="0"/>
-          <w:i w:val="0"/>
-        </w:rPr>
-        <w:t xml:space="preserve"> Tibbiy AI tizimlari bemor xavfsizligi va maxfiyligi nuqtai nazaridan jiddiy talablarga javob berishi shart. MAMOGRAF tizimida avtomatik anonimlashtirish, rol asosidagi ruxsat, audit jurnali va lokal ishlash (ma'lumotlarni tashqi xizmatga jo'natmaslik) shu talablarni qondiradi. Muhim tamoyil — AI </w:t>
-      </w:r>
-      <w:r>
-        <w:rPr>
-          <w:b/>
-          <w:i w:val="0"/>
-        </w:rPr>
-        <w:t>qaror qabul qiluvchi emas, balki radiolog qaroriga yordam beruvchi</w:t>
-      </w:r>
-      <w:r>
-        <w:rPr>
-          <w:b w:val="0"/>
-          <w:i w:val="0"/>
-        </w:rPr>
-        <w:t xml:space="preserve"> vosita bo'lib qoladi; barcha xulosalar inson nazoratidan o'tadi.</w:t>
-      </w:r>
-    </w:p>
-    <w:p>
-      <w:pPr>
-        <w:pStyle w:val="Heading2"/>
-      </w:pPr>
-      <w:r>
-        <w:t>IV bob boʻyicha xulosalar</w:t>
-      </w:r>
-    </w:p>
-    <w:p>
-      <w:pPr>
-        <w:pStyle w:val="ListNumber"/>
-        <w:jc w:val="both"/>
-      </w:pPr>
-      <w:r>
-        <w:rPr>
-          <w:b w:val="0"/>
-        </w:rPr>
-        <w:t>Modellar ochiq VinDr-Mammo to'plamida umume'tirof etilgan metrikalar (IoU, mAP, F1, κw) bilan baholandi.</w:t>
-      </w:r>
-    </w:p>
-    <w:p>
-      <w:pPr>
-        <w:pStyle w:val="ListNumber"/>
-        <w:jc w:val="both"/>
-      </w:pPr>
-      <w:r>
-        <w:rPr>
-          <w:b w:val="0"/>
-        </w:rPr>
-        <w:t>Gibrid (radiomika + chuqur o'rganish) yondashuv aniqlik 0,904, F1 0,89 va mAP 0,78 natijalarini ko'rsatdi.</w:t>
-      </w:r>
-    </w:p>
-    <w:p>
-      <w:pPr>
-        <w:pStyle w:val="ListNumber"/>
-        <w:jc w:val="both"/>
-      </w:pPr>
-      <w:r>
-        <w:rPr>
-          <w:b w:val="0"/>
-        </w:rPr>
-        <w:t>BCA-YOLO bazaviy modelga ~3,1 mln parametr qo'shib, inferens vaqtiga deyarli ta'sir qilmaydi va α=0 da bazaviy modelni aynan tiklaydi.</w:t>
-      </w:r>
-    </w:p>
-    <w:p>
-      <w:pPr>
-        <w:pStyle w:val="ListNumber"/>
-        <w:jc w:val="both"/>
-      </w:pPr>
-      <w:r>
-        <w:rPr>
-          <w:b w:val="0"/>
-        </w:rPr>
-        <w:t>Nolga initsializatsiyalangan α va monoton ostonalar o'qitish barqarorligini ta'minlaydi.</w:t>
-      </w:r>
-    </w:p>
-    <w:p>
-      <w:pPr>
-        <w:pStyle w:val="ListNumber"/>
-        <w:jc w:val="both"/>
-      </w:pPr>
-      <w:r>
-        <w:rPr>
-          <w:b w:val="0"/>
-        </w:rPr>
-        <w:t>MAMOGRAF dasturiy majmuasi to'liq klinik ish oqimini qo'llab-quvvatlaydi va lokal ishlash hisobiga maxfiylikni ta'minlaydi.</w:t>
-      </w:r>
-    </w:p>
-    <w:p>
-      <w:r>
-        <w:br w:type="page"/>
-      </w:r>
-    </w:p>
-    <w:p>
-      <w:pPr>
-        <w:pStyle w:val="Heading1"/>
-        <w:jc w:val="center"/>
-      </w:pPr>
-      <w:r>
-        <w:rPr>
-          <w:b/>
-        </w:rPr>
-        <w:t>XULOSA</w:t>
-      </w:r>
-    </w:p>
-    <w:p>
-      <w:pPr>
-        <w:ind w:firstLine="567"/>
-        <w:jc w:val="both"/>
-      </w:pPr>
-      <w:r>
-        <w:rPr>
-          <w:b w:val="0"/>
-          <w:i w:val="0"/>
-        </w:rPr>
-        <w:t>Dissertatsiya ishida mammografiya tasvirlarida ko'krak o'sma sohalarini aniqlash, BI-RADS bo'yicha tasniflash va topilmalardan avtomatik klinik xulosa shakllantirishning sun'iy intellektga asoslangan algoritm va dasturiy majmuasi ishlab chiqildi. Tadqiqotning asosiy ilmiy va amaliy natijalari quyidagilardan iborat:</w:t>
-      </w:r>
-    </w:p>
-    <w:p>
-      <w:pPr>
-        <w:pStyle w:val="ListNumber"/>
-        <w:jc w:val="both"/>
-      </w:pPr>
-      <w:r>
-        <w:rPr>
-          <w:b w:val="0"/>
-        </w:rPr>
-        <w:t>Mammografiyaning klinik induktiv taxminlarini — ikki tomonlama asimmetriya, ko'rinishlararo muvofiqlik va ordinal BI-RADS baholashni — rasmiy matematik shaklda ifodalovchi BCA-YOLO arxitekturasi taklif etildi.</w:t>
-      </w:r>
-    </w:p>
-    <w:p>
-      <w:pPr>
-        <w:pStyle w:val="ListNumber"/>
-        <w:jc w:val="both"/>
-      </w:pPr>
-      <w:r>
-        <w:rPr>
-          <w:b w:val="0"/>
-        </w:rPr>
-        <w:t>Ikki tomonlama o'zaro e'tibor (BCA) bloki nolga initsializatsiyalangan o'rganiluvchi α koeffitsiyenti bilan kontralateral asimmetriyani modelga kiritadi va o'rganish boshida bazaviy modelni aynan tiklab, barqaror sozlashni ta'minlaydi; bu xususiyat gradiyent tahlili bilan asoslandi.</w:t>
-      </w:r>
-    </w:p>
-    <w:p>
-      <w:pPr>
-        <w:pStyle w:val="ListNumber"/>
-        <w:jc w:val="both"/>
-      </w:pPr>
-      <w:r>
-        <w:rPr>
-          <w:b w:val="0"/>
-        </w:rPr>
-        <w:t>Ko'rinishlararo muvofiqlik (IVC) moduli CC va MLO ko'rinishlari o'rtasida obyektlik muvofiqligini ta'minlab, soxta-musbatlarni kamaytiradi.</w:t>
-      </w:r>
-    </w:p>
-    <w:p>
-      <w:pPr>
-        <w:pStyle w:val="ListNumber"/>
-        <w:jc w:val="both"/>
-      </w:pPr>
-      <w:r>
-        <w:rPr>
-          <w:b w:val="0"/>
-        </w:rPr>
-        <w:t>Ordinal regressiya boshi BI-RADS ni softplus orqali parametrlangan qat'iy monoton ostonalar bilan kumulyativ tarzda baholaydi va yuqori klinik toifalarda baholashni yaxshilaydi.</w:t>
-      </w:r>
-    </w:p>
-    <w:p>
-      <w:pPr>
-        <w:pStyle w:val="ListNumber"/>
-        <w:jc w:val="both"/>
-      </w:pPr>
-      <w:r>
-        <w:rPr>
-          <w:b w:val="0"/>
-        </w:rPr>
-        <w:t>Radiomik belgilarni chuqur o'rganish bilan birlashtiruvchi gibrid yondashuv izohlanuvchanlikni oshirdi va VinDr-Mammo to'plamida aniqlik 0,904, F1 0,89, mAP 0,78 natijalarini ko'rsatdi.</w:t>
-      </w:r>
-    </w:p>
-    <w:p>
-      <w:pPr>
-        <w:pStyle w:val="ListNumber"/>
-        <w:jc w:val="both"/>
-      </w:pPr>
-      <w:r>
-        <w:rPr>
-          <w:b w:val="0"/>
-        </w:rPr>
-        <w:t>Annotatsiya, faol o'rganish, AI yordami, GPU'da model o'qitish (Model Studio), avtomatik xulosa va PACS integratsiyasini birlashtirgan MAMOGRAF dasturiy majmuasi yaratildi.</w:t>
-      </w:r>
-    </w:p>
-    <w:p>
-      <w:pPr>
-        <w:pStyle w:val="ListNumber"/>
-        <w:jc w:val="both"/>
-      </w:pPr>
-      <w:r>
-        <w:rPr>
-          <w:b w:val="0"/>
-        </w:rPr>
-        <w:t>Avtomatik xulosa generatori butunlay lokal (Ollama) ishlaydi, tashqi xizmatga bog'liq emas va grounded — ma'lumot to'qimaydi; natija standart DICOM SR sifatida eksport qilinadi.</w:t>
-      </w:r>
-    </w:p>
-    <w:p>
-      <w:pPr>
-        <w:ind w:firstLine="567"/>
-        <w:jc w:val="both"/>
-      </w:pPr>
-      <w:r>
-        <w:rPr>
-          <w:b w:val="0"/>
-          <w:i w:val="0"/>
-        </w:rPr>
-        <w:t>Tadqiqot natijalari mammografik tashxis jarayonini tezlashtirish, kuzatuvchilararo o'zgaruvchanlikni kamaytirish va ko'krak saratonini erta aniqlashni qo'llab-quvvatlashga xizmat qiladi. Kelajakdagi ishlar radiologlar paneli ishtirokidagi to'liq prospektiv klinik validatsiya, modelni ko'p markazli ma'lumotlarda umumlashtirish va noaniqlikni miqdoriy baholashni o'z ichiga oladi.</w:t>
-      </w:r>
-    </w:p>
-    <w:p>
-      <w:r>
-        <w:br w:type="page"/>
-      </w:r>
-    </w:p>
-    <w:p>
-      <w:pPr>
-        <w:pStyle w:val="Heading1"/>
-        <w:jc w:val="center"/>
-      </w:pPr>
-      <w:r>
-        <w:rPr>
-          <w:b/>
-        </w:rPr>
-        <w:t>FOYDALANILGAN ADABIYOTLAR ROʻYXATI</w:t>
-      </w:r>
-    </w:p>
-    <w:p>
-      <w:pPr>
-        <w:spacing w:line="312" w:lineRule="auto"/>
-        <w:ind w:hanging="340" w:left="340"/>
-        <w:jc w:val="both"/>
-      </w:pPr>
-      <w:r>
-        <w:rPr>
-          <w:b/>
-        </w:rPr>
-        <w:t xml:space="preserve">1. </w:t>
-      </w:r>
-      <w:r>
-        <w:rPr>
-          <w:sz w:val="24"/>
-        </w:rPr>
-        <w:t>World Health Organization. Breast cancer fact sheet. — Geneva: WHO, 2023.</w:t>
-      </w:r>
-    </w:p>
-    <w:p>
-      <w:pPr>
-        <w:spacing w:line="312" w:lineRule="auto"/>
-        <w:ind w:hanging="340" w:left="340"/>
-        <w:jc w:val="both"/>
-      </w:pPr>
-      <w:r>
-        <w:rPr>
-          <w:b/>
-        </w:rPr>
-        <w:t xml:space="preserve">2. </w:t>
-      </w:r>
-      <w:r>
-        <w:rPr>
-          <w:sz w:val="24"/>
-        </w:rPr>
-        <w:t>Sung H., Ferlay J., Siegel R.L. et al. Global Cancer Statistics 2020: GLOBOCAN Estimates // CA: A Cancer Journal for Clinicians. — 2021. — Vol. 71, No. 3. — P. 209–249.</w:t>
-      </w:r>
-    </w:p>
-    <w:p>
-      <w:pPr>
-        <w:spacing w:line="312" w:lineRule="auto"/>
-        <w:ind w:hanging="340" w:left="340"/>
-        <w:jc w:val="both"/>
-      </w:pPr>
-      <w:r>
-        <w:rPr>
-          <w:b/>
-        </w:rPr>
-        <w:t xml:space="preserve">3. </w:t>
-      </w:r>
-      <w:r>
-        <w:rPr>
-          <w:sz w:val="24"/>
-        </w:rPr>
-        <w:t>Bray F. et al. Global cancer statistics 2022 // CA: A Cancer Journal for Clinicians. — 2024.</w:t>
-      </w:r>
-    </w:p>
-    <w:p>
-      <w:pPr>
-        <w:spacing w:line="312" w:lineRule="auto"/>
-        <w:ind w:hanging="340" w:left="340"/>
-        <w:jc w:val="both"/>
-      </w:pPr>
-      <w:r>
-        <w:rPr>
-          <w:b/>
-        </w:rPr>
-        <w:t xml:space="preserve">4. </w:t>
-      </w:r>
-      <w:r>
-        <w:rPr>
-          <w:sz w:val="24"/>
-        </w:rPr>
-        <w:t>American College of Radiology. Breast Imaging Reporting and Data System (BI-RADS). — 5th ed. — Reston: ACR, 2013.</w:t>
-      </w:r>
-    </w:p>
-    <w:p>
-      <w:pPr>
-        <w:spacing w:line="312" w:lineRule="auto"/>
-        <w:ind w:hanging="340" w:left="340"/>
-        <w:jc w:val="both"/>
-      </w:pPr>
-      <w:r>
-        <w:rPr>
-          <w:b/>
-        </w:rPr>
-        <w:t xml:space="preserve">5. </w:t>
-      </w:r>
-      <w:r>
-        <w:rPr>
-          <w:sz w:val="24"/>
-        </w:rPr>
-        <w:t>Tabár L., Dean P.B. Teaching Atlas of Mammography. — 4th ed. — Thieme, 2011.</w:t>
-      </w:r>
-    </w:p>
-    <w:p>
-      <w:pPr>
-        <w:spacing w:line="312" w:lineRule="auto"/>
-        <w:ind w:hanging="340" w:left="340"/>
-        <w:jc w:val="both"/>
-      </w:pPr>
-      <w:r>
-        <w:rPr>
-          <w:b/>
-        </w:rPr>
-        <w:t xml:space="preserve">6. </w:t>
-      </w:r>
-      <w:r>
-        <w:rPr>
-          <w:sz w:val="24"/>
-        </w:rPr>
-        <w:t>Lehman C.D. et al. Diagnostic Accuracy of Digital Screening Mammography // JAMA Internal Medicine. — 2015.</w:t>
-      </w:r>
-    </w:p>
-    <w:p>
-      <w:pPr>
-        <w:spacing w:line="312" w:lineRule="auto"/>
-        <w:ind w:hanging="340" w:left="340"/>
-        <w:jc w:val="both"/>
-      </w:pPr>
-      <w:r>
-        <w:rPr>
-          <w:b/>
-        </w:rPr>
-        <w:t xml:space="preserve">7. </w:t>
-      </w:r>
-      <w:r>
-        <w:rPr>
-          <w:sz w:val="24"/>
-        </w:rPr>
-        <w:t>Mason D. et al. pydicom: An open source DICOM library. — 2008–2024.</w:t>
-      </w:r>
-    </w:p>
-    <w:p>
-      <w:pPr>
-        <w:spacing w:line="312" w:lineRule="auto"/>
-        <w:ind w:hanging="340" w:left="340"/>
-        <w:jc w:val="both"/>
-      </w:pPr>
-      <w:r>
-        <w:rPr>
-          <w:b/>
-        </w:rPr>
-        <w:t xml:space="preserve">8. </w:t>
-      </w:r>
-      <w:r>
-        <w:rPr>
-          <w:sz w:val="24"/>
-        </w:rPr>
-        <w:t>National Electrical Manufacturers Association. Digital Imaging and Communications in Medicine (DICOM) Standard. — NEMA, 2024.</w:t>
-      </w:r>
-    </w:p>
-    <w:p>
-      <w:pPr>
-        <w:spacing w:line="312" w:lineRule="auto"/>
-        <w:ind w:hanging="340" w:left="340"/>
-        <w:jc w:val="both"/>
-      </w:pPr>
-      <w:r>
-        <w:rPr>
-          <w:b/>
-        </w:rPr>
-        <w:t xml:space="preserve">9. </w:t>
-      </w:r>
-      <w:r>
-        <w:rPr>
-          <w:sz w:val="24"/>
-        </w:rPr>
-        <w:t>Zuiderveld K. Contrast Limited Adaptive Histogram Equalization // Graphics Gems IV. — 1994. — P. 474–485.</w:t>
-      </w:r>
-    </w:p>
-    <w:p>
-      <w:pPr>
-        <w:spacing w:line="312" w:lineRule="auto"/>
-        <w:ind w:hanging="340" w:left="340"/>
-        <w:jc w:val="both"/>
-      </w:pPr>
-      <w:r>
-        <w:rPr>
-          <w:b/>
-        </w:rPr>
-        <w:t xml:space="preserve">10. </w:t>
-      </w:r>
-      <w:r>
-        <w:rPr>
-          <w:sz w:val="24"/>
-        </w:rPr>
-        <w:t>Gonzalez R.C., Woods R.E. Digital Image Processing. — 4th ed. — Pearson, 2018.</w:t>
-      </w:r>
-    </w:p>
-    <w:p>
-      <w:pPr>
-        <w:spacing w:line="312" w:lineRule="auto"/>
-        <w:ind w:hanging="340" w:left="340"/>
-        <w:jc w:val="both"/>
-      </w:pPr>
-      <w:r>
-        <w:rPr>
-          <w:b/>
-        </w:rPr>
-        <w:t xml:space="preserve">11. </w:t>
-      </w:r>
-      <w:r>
-        <w:rPr>
-          <w:sz w:val="24"/>
-        </w:rPr>
-        <w:t>LeCun Y., Bengio Y., Hinton G. Deep learning // Nature. — 2015. — Vol. 521. — P. 436–444.</w:t>
-      </w:r>
-    </w:p>
-    <w:p>
-      <w:pPr>
-        <w:spacing w:line="312" w:lineRule="auto"/>
-        <w:ind w:hanging="340" w:left="340"/>
-        <w:jc w:val="both"/>
-      </w:pPr>
-      <w:r>
-        <w:rPr>
-          <w:b/>
-        </w:rPr>
-        <w:t xml:space="preserve">12. </w:t>
-      </w:r>
-      <w:r>
-        <w:rPr>
-          <w:sz w:val="24"/>
-        </w:rPr>
-        <w:t>Krizhevsky A., Sutskever I., Hinton G.E. ImageNet Classification with Deep CNNs // NeurIPS. — 2012.</w:t>
-      </w:r>
-    </w:p>
-    <w:p>
-      <w:pPr>
-        <w:spacing w:line="312" w:lineRule="auto"/>
-        <w:ind w:hanging="340" w:left="340"/>
-        <w:jc w:val="both"/>
-      </w:pPr>
-      <w:r>
-        <w:rPr>
-          <w:b/>
-        </w:rPr>
-        <w:t xml:space="preserve">13. </w:t>
-      </w:r>
-      <w:r>
-        <w:rPr>
-          <w:sz w:val="24"/>
-        </w:rPr>
-        <w:t>He K., Zhang X., Ren S., Sun J. Deep Residual Learning for Image Recognition // CVPR. — 2016. — P. 770–778.</w:t>
-      </w:r>
-    </w:p>
-    <w:p>
-      <w:pPr>
-        <w:spacing w:line="312" w:lineRule="auto"/>
-        <w:ind w:hanging="340" w:left="340"/>
-        <w:jc w:val="both"/>
-      </w:pPr>
-      <w:r>
-        <w:rPr>
-          <w:b/>
-        </w:rPr>
-        <w:t xml:space="preserve">14. </w:t>
-      </w:r>
-      <w:r>
-        <w:rPr>
-          <w:sz w:val="24"/>
-        </w:rPr>
-        <w:t>Simonyan K., Zisserman A. Very Deep Convolutional Networks (VGG) // ICLR. — 2015.</w:t>
-      </w:r>
-    </w:p>
-    <w:p>
-      <w:pPr>
-        <w:spacing w:line="312" w:lineRule="auto"/>
-        <w:ind w:hanging="340" w:left="340"/>
-        <w:jc w:val="both"/>
-      </w:pPr>
-      <w:r>
-        <w:rPr>
-          <w:b/>
-        </w:rPr>
-        <w:t xml:space="preserve">15. </w:t>
-      </w:r>
-      <w:r>
-        <w:rPr>
-          <w:sz w:val="24"/>
-        </w:rPr>
-        <w:t>Ren S., He K., Girshick R., Sun J. Faster R-CNN: Towards Real-Time Object Detection with Region Proposal Networks // NeurIPS. — 2015.</w:t>
-      </w:r>
-    </w:p>
-    <w:p>
-      <w:pPr>
-        <w:spacing w:line="312" w:lineRule="auto"/>
-        <w:ind w:hanging="340" w:left="340"/>
-        <w:jc w:val="both"/>
-      </w:pPr>
-      <w:r>
-        <w:rPr>
-          <w:b/>
-        </w:rPr>
-        <w:t xml:space="preserve">16. </w:t>
-      </w:r>
-      <w:r>
-        <w:rPr>
-          <w:sz w:val="24"/>
-        </w:rPr>
-        <w:t>Girshick R. Fast R-CNN // ICCV. — 2015.</w:t>
-      </w:r>
-    </w:p>
-    <w:p>
-      <w:pPr>
-        <w:spacing w:line="312" w:lineRule="auto"/>
-        <w:ind w:hanging="340" w:left="340"/>
-        <w:jc w:val="both"/>
-      </w:pPr>
-      <w:r>
-        <w:rPr>
-          <w:b/>
-        </w:rPr>
-        <w:t xml:space="preserve">17. </w:t>
-      </w:r>
-      <w:r>
-        <w:rPr>
-          <w:sz w:val="24"/>
-        </w:rPr>
-        <w:t>Redmon J., Divvala S., Girshick R., Farhadi A. You Only Look Once: Unified, Real-Time Object Detection // CVPR. — 2016.</w:t>
-      </w:r>
-    </w:p>
-    <w:p>
-      <w:pPr>
-        <w:spacing w:line="312" w:lineRule="auto"/>
-        <w:ind w:hanging="340" w:left="340"/>
-        <w:jc w:val="both"/>
-      </w:pPr>
-      <w:r>
-        <w:rPr>
-          <w:b/>
-        </w:rPr>
-        <w:t xml:space="preserve">18. </w:t>
-      </w:r>
-      <w:r>
-        <w:rPr>
-          <w:sz w:val="24"/>
-        </w:rPr>
-        <w:t>Redmon J., Farhadi A. YOLOv3: An Incremental Improvement // arXiv:1804.02767. — 2018.</w:t>
-      </w:r>
-    </w:p>
-    <w:p>
-      <w:pPr>
-        <w:spacing w:line="312" w:lineRule="auto"/>
-        <w:ind w:hanging="340" w:left="340"/>
-        <w:jc w:val="both"/>
-      </w:pPr>
-      <w:r>
-        <w:rPr>
-          <w:b/>
-        </w:rPr>
-        <w:t xml:space="preserve">19. </w:t>
-      </w:r>
-      <w:r>
-        <w:rPr>
-          <w:sz w:val="24"/>
-        </w:rPr>
-        <w:t>Bochkovskiy A., Wang C.-Y., Liao H.-Y.M. YOLOv4: Optimal Speed and Accuracy of Object Detection // arXiv:2004.10934. — 2020.</w:t>
-      </w:r>
-    </w:p>
-    <w:p>
-      <w:pPr>
-        <w:spacing w:line="312" w:lineRule="auto"/>
-        <w:ind w:hanging="340" w:left="340"/>
-        <w:jc w:val="both"/>
-      </w:pPr>
-      <w:r>
-        <w:rPr>
-          <w:b/>
-        </w:rPr>
-        <w:t xml:space="preserve">20. </w:t>
-      </w:r>
-      <w:r>
-        <w:rPr>
-          <w:sz w:val="24"/>
-        </w:rPr>
-        <w:t>Jocher G. et al. Ultralytics YOLOv8 / YOLO11. — 2023–2024.</w:t>
-      </w:r>
-    </w:p>
-    <w:p>
-      <w:pPr>
-        <w:spacing w:line="312" w:lineRule="auto"/>
-        <w:ind w:hanging="340" w:left="340"/>
-        <w:jc w:val="both"/>
-      </w:pPr>
-      <w:r>
-        <w:rPr>
-          <w:b/>
-        </w:rPr>
-        <w:t xml:space="preserve">21. </w:t>
-      </w:r>
-      <w:r>
-        <w:rPr>
-          <w:sz w:val="24"/>
-        </w:rPr>
-        <w:t>Liu W. et al. SSD: Single Shot MultiBox Detector // ECCV. — 2016.</w:t>
-      </w:r>
-    </w:p>
-    <w:p>
-      <w:pPr>
-        <w:spacing w:line="312" w:lineRule="auto"/>
-        <w:ind w:hanging="340" w:left="340"/>
-        <w:jc w:val="both"/>
-      </w:pPr>
-      <w:r>
-        <w:rPr>
-          <w:b/>
-        </w:rPr>
-        <w:t xml:space="preserve">22. </w:t>
-      </w:r>
-      <w:r>
-        <w:rPr>
-          <w:sz w:val="24"/>
-        </w:rPr>
-        <w:t>Lin T.-Y., Goyal P., Girshick R. et al. Focal Loss for Dense Object Detection (RetinaNet) // ICCV. — 2017.</w:t>
-      </w:r>
-    </w:p>
-    <w:p>
-      <w:pPr>
-        <w:spacing w:line="312" w:lineRule="auto"/>
-        <w:ind w:hanging="340" w:left="340"/>
-        <w:jc w:val="both"/>
-      </w:pPr>
-      <w:r>
-        <w:rPr>
-          <w:b/>
-        </w:rPr>
-        <w:t xml:space="preserve">23. </w:t>
-      </w:r>
-      <w:r>
-        <w:rPr>
-          <w:sz w:val="24"/>
-        </w:rPr>
-        <w:t>Tian Z., Shen C., Chen H., He T. FCOS: Fully Convolutional One-Stage Object Detection // ICCV. — 2019.</w:t>
-      </w:r>
-    </w:p>
-    <w:p>
-      <w:pPr>
-        <w:spacing w:line="312" w:lineRule="auto"/>
-        <w:ind w:hanging="340" w:left="340"/>
-        <w:jc w:val="both"/>
-      </w:pPr>
-      <w:r>
-        <w:rPr>
-          <w:b/>
-        </w:rPr>
-        <w:t xml:space="preserve">24. </w:t>
-      </w:r>
-      <w:r>
-        <w:rPr>
-          <w:sz w:val="24"/>
-        </w:rPr>
-        <w:t>Li X. et al. Generalized Focal Loss (Distribution Focal Loss, DFL) // NeurIPS. — 2020.</w:t>
-      </w:r>
-    </w:p>
-    <w:p>
-      <w:pPr>
-        <w:spacing w:line="312" w:lineRule="auto"/>
-        <w:ind w:hanging="340" w:left="340"/>
-        <w:jc w:val="both"/>
-      </w:pPr>
-      <w:r>
-        <w:rPr>
-          <w:b/>
-        </w:rPr>
-        <w:t xml:space="preserve">25. </w:t>
-      </w:r>
-      <w:r>
-        <w:rPr>
-          <w:sz w:val="24"/>
-        </w:rPr>
-        <w:t>Zheng Z. et al. Distance-IoU Loss (CIoU) // AAAI. — 2020.</w:t>
-      </w:r>
-    </w:p>
-    <w:p>
-      <w:pPr>
-        <w:spacing w:line="312" w:lineRule="auto"/>
-        <w:ind w:hanging="340" w:left="340"/>
-        <w:jc w:val="both"/>
-      </w:pPr>
-      <w:r>
-        <w:rPr>
-          <w:b/>
-        </w:rPr>
-        <w:t xml:space="preserve">26. </w:t>
-      </w:r>
-      <w:r>
-        <w:rPr>
-          <w:sz w:val="24"/>
-        </w:rPr>
-        <w:t>Rezatofighi H. et al. Generalized Intersection over Union (GIoU) // CVPR. — 2019.</w:t>
-      </w:r>
-    </w:p>
-    <w:p>
-      <w:pPr>
-        <w:spacing w:line="312" w:lineRule="auto"/>
-        <w:ind w:hanging="340" w:left="340"/>
-        <w:jc w:val="both"/>
-      </w:pPr>
-      <w:r>
-        <w:rPr>
-          <w:b/>
-        </w:rPr>
-        <w:t xml:space="preserve">27. </w:t>
-      </w:r>
-      <w:r>
-        <w:rPr>
-          <w:sz w:val="24"/>
-        </w:rPr>
-        <w:t>Vaswani A. et al. Attention Is All You Need // NeurIPS. — 2017.</w:t>
-      </w:r>
-    </w:p>
-    <w:p>
-      <w:pPr>
-        <w:spacing w:line="312" w:lineRule="auto"/>
-        <w:ind w:hanging="340" w:left="340"/>
-        <w:jc w:val="both"/>
-      </w:pPr>
-      <w:r>
-        <w:rPr>
-          <w:b/>
-        </w:rPr>
-        <w:t xml:space="preserve">28. </w:t>
-      </w:r>
-      <w:r>
-        <w:rPr>
-          <w:sz w:val="24"/>
-        </w:rPr>
-        <w:t>Dosovitskiy A. et al. An Image is Worth 16x16 Words: Vision Transformers // ICLR. — 2021.</w:t>
-      </w:r>
-    </w:p>
-    <w:p>
-      <w:pPr>
-        <w:spacing w:line="312" w:lineRule="auto"/>
-        <w:ind w:hanging="340" w:left="340"/>
-        <w:jc w:val="both"/>
-      </w:pPr>
-      <w:r>
-        <w:rPr>
-          <w:b/>
-        </w:rPr>
-        <w:t xml:space="preserve">29. </w:t>
-      </w:r>
-      <w:r>
-        <w:rPr>
-          <w:sz w:val="24"/>
-        </w:rPr>
-        <w:t>Carion N. et al. End-to-End Object Detection with Transformers (DETR) // ECCV. — 2020.</w:t>
-      </w:r>
-    </w:p>
-    <w:p>
-      <w:pPr>
-        <w:spacing w:line="312" w:lineRule="auto"/>
-        <w:ind w:hanging="340" w:left="340"/>
-        <w:jc w:val="both"/>
-      </w:pPr>
-      <w:r>
-        <w:rPr>
-          <w:b/>
-        </w:rPr>
-        <w:t xml:space="preserve">30. </w:t>
-      </w:r>
-      <w:r>
-        <w:rPr>
-          <w:sz w:val="24"/>
-        </w:rPr>
-        <w:t>Hu J., Shen L., Sun G. Squeeze-and-Excitation Networks // CVPR. — 2018.</w:t>
-      </w:r>
-    </w:p>
-    <w:p>
-      <w:pPr>
-        <w:spacing w:line="312" w:lineRule="auto"/>
-        <w:ind w:hanging="340" w:left="340"/>
-        <w:jc w:val="both"/>
-      </w:pPr>
-      <w:r>
-        <w:rPr>
-          <w:b/>
-        </w:rPr>
-        <w:t xml:space="preserve">31. </w:t>
-      </w:r>
-      <w:r>
-        <w:rPr>
-          <w:sz w:val="24"/>
-        </w:rPr>
-        <w:t>Woo S. et al. CBAM: Convolutional Block Attention Module // ECCV. — 2018.</w:t>
-      </w:r>
-    </w:p>
-    <w:p>
-      <w:pPr>
-        <w:spacing w:line="312" w:lineRule="auto"/>
-        <w:ind w:hanging="340" w:left="340"/>
-        <w:jc w:val="both"/>
-      </w:pPr>
-      <w:r>
-        <w:rPr>
-          <w:b/>
-        </w:rPr>
-        <w:t xml:space="preserve">32. </w:t>
-      </w:r>
-      <w:r>
-        <w:rPr>
-          <w:sz w:val="24"/>
-        </w:rPr>
-        <w:t>Perez E. et al. FiLM: Visual Reasoning with a General Conditioning Layer // AAAI. — 2018.</w:t>
-      </w:r>
-    </w:p>
-    <w:p>
-      <w:pPr>
-        <w:spacing w:line="312" w:lineRule="auto"/>
-        <w:ind w:hanging="340" w:left="340"/>
-        <w:jc w:val="both"/>
-      </w:pPr>
-      <w:r>
-        <w:rPr>
-          <w:b/>
-        </w:rPr>
-        <w:t xml:space="preserve">33. </w:t>
-      </w:r>
-      <w:r>
-        <w:rPr>
-          <w:sz w:val="24"/>
-        </w:rPr>
-        <w:t>Chen J. et al. TransUNet: Transformers for Medical Image Segmentation // arXiv:2102.04306. — 2021.</w:t>
-      </w:r>
-    </w:p>
-    <w:p>
-      <w:pPr>
-        <w:spacing w:line="312" w:lineRule="auto"/>
-        <w:ind w:hanging="340" w:left="340"/>
-        <w:jc w:val="both"/>
-      </w:pPr>
-      <w:r>
-        <w:rPr>
-          <w:b/>
-        </w:rPr>
-        <w:t xml:space="preserve">34. </w:t>
-      </w:r>
-      <w:r>
-        <w:rPr>
-          <w:sz w:val="24"/>
-        </w:rPr>
-        <w:t>Ronneberger O., Fischer P., Brox T. U-Net: Convolutional Networks for Biomedical Image Segmentation // MICCAI. — 2015.</w:t>
-      </w:r>
-    </w:p>
-    <w:p>
-      <w:pPr>
-        <w:spacing w:line="312" w:lineRule="auto"/>
-        <w:ind w:hanging="340" w:left="340"/>
-        <w:jc w:val="both"/>
-      </w:pPr>
-      <w:r>
-        <w:rPr>
-          <w:b/>
-        </w:rPr>
-        <w:t xml:space="preserve">35. </w:t>
-      </w:r>
-      <w:r>
-        <w:rPr>
-          <w:sz w:val="24"/>
-        </w:rPr>
-        <w:t>Niu Z. et al. Ordinal Regression with Multiple Output CNN for Age Estimation // CVPR. — 2016.</w:t>
-      </w:r>
-    </w:p>
-    <w:p>
-      <w:pPr>
-        <w:spacing w:line="312" w:lineRule="auto"/>
-        <w:ind w:hanging="340" w:left="340"/>
-        <w:jc w:val="both"/>
-      </w:pPr>
-      <w:r>
-        <w:rPr>
-          <w:b/>
-        </w:rPr>
-        <w:t xml:space="preserve">36. </w:t>
-      </w:r>
-      <w:r>
-        <w:rPr>
-          <w:sz w:val="24"/>
-        </w:rPr>
-        <w:t>Cao W., Mirjalili V., Raschka S. Rank Consistent Ordinal Regression (CORAL) // Pattern Recognition Letters. — 2020.</w:t>
-      </w:r>
-    </w:p>
-    <w:p>
-      <w:pPr>
-        <w:spacing w:line="312" w:lineRule="auto"/>
-        <w:ind w:hanging="340" w:left="340"/>
-        <w:jc w:val="both"/>
-      </w:pPr>
-      <w:r>
-        <w:rPr>
-          <w:b/>
-        </w:rPr>
-        <w:t xml:space="preserve">37. </w:t>
-      </w:r>
-      <w:r>
-        <w:rPr>
-          <w:sz w:val="24"/>
-        </w:rPr>
-        <w:t>Cheng J. et al. A Neural Network Approach to Ordinal Regression // IJCNN. — 2008.</w:t>
-      </w:r>
-    </w:p>
-    <w:p>
-      <w:pPr>
-        <w:spacing w:line="312" w:lineRule="auto"/>
-        <w:ind w:hanging="340" w:left="340"/>
-        <w:jc w:val="both"/>
-      </w:pPr>
-      <w:r>
-        <w:rPr>
-          <w:b/>
-        </w:rPr>
-        <w:t xml:space="preserve">38. </w:t>
-      </w:r>
-      <w:r>
-        <w:rPr>
-          <w:sz w:val="24"/>
-        </w:rPr>
-        <w:t>Lambin P. et al. Radiomics: extracting more information from medical images // European Journal of Cancer. — 2012. — Vol. 48. — P. 441–446.</w:t>
-      </w:r>
-    </w:p>
-    <w:p>
-      <w:pPr>
-        <w:spacing w:line="312" w:lineRule="auto"/>
-        <w:ind w:hanging="340" w:left="340"/>
-        <w:jc w:val="both"/>
-      </w:pPr>
-      <w:r>
-        <w:rPr>
-          <w:b/>
-        </w:rPr>
-        <w:t xml:space="preserve">39. </w:t>
-      </w:r>
-      <w:r>
-        <w:rPr>
-          <w:sz w:val="24"/>
-        </w:rPr>
-        <w:t>Gillies R.J., Kinahan P.E., Hricak H. Radiomics: Images Are More than Pictures // Radiology. — 2016.</w:t>
-      </w:r>
-    </w:p>
-    <w:p>
-      <w:pPr>
-        <w:spacing w:line="312" w:lineRule="auto"/>
-        <w:ind w:hanging="340" w:left="340"/>
-        <w:jc w:val="both"/>
-      </w:pPr>
-      <w:r>
-        <w:rPr>
-          <w:b/>
-        </w:rPr>
-        <w:t xml:space="preserve">40. </w:t>
-      </w:r>
-      <w:r>
-        <w:rPr>
-          <w:sz w:val="24"/>
-        </w:rPr>
-        <w:t>van Griethuysen J.J.M. et al. Computational Radiomics System to Decode the Radiographic Phenotype (PyRadiomics) // Cancer Research. — 2017.</w:t>
-      </w:r>
-    </w:p>
-    <w:p>
-      <w:pPr>
-        <w:spacing w:line="312" w:lineRule="auto"/>
-        <w:ind w:hanging="340" w:left="340"/>
-        <w:jc w:val="both"/>
-      </w:pPr>
-      <w:r>
-        <w:rPr>
-          <w:b/>
-        </w:rPr>
-        <w:t xml:space="preserve">41. </w:t>
-      </w:r>
-      <w:r>
-        <w:rPr>
-          <w:sz w:val="24"/>
-        </w:rPr>
-        <w:t>Haralick R.M., Shanmugam K., Dinstein I. Textural Features for Image Classification // IEEE Trans. on Systems, Man, and Cybernetics. — 1973.</w:t>
-      </w:r>
-    </w:p>
-    <w:p>
-      <w:pPr>
-        <w:spacing w:line="312" w:lineRule="auto"/>
-        <w:ind w:hanging="340" w:left="340"/>
-        <w:jc w:val="both"/>
-      </w:pPr>
-      <w:r>
-        <w:rPr>
-          <w:b/>
-        </w:rPr>
-        <w:t xml:space="preserve">42. </w:t>
-      </w:r>
-      <w:r>
-        <w:rPr>
-          <w:sz w:val="24"/>
-        </w:rPr>
-        <w:t>Nguyen H.T. et al. VinDr-Mammo: A large-scale benchmark dataset for computer-aided diagnosis in full-field digital mammography // Scientific Data. — 2023.</w:t>
-      </w:r>
-    </w:p>
-    <w:p>
-      <w:pPr>
-        <w:spacing w:line="312" w:lineRule="auto"/>
-        <w:ind w:hanging="340" w:left="340"/>
-        <w:jc w:val="both"/>
-      </w:pPr>
-      <w:r>
-        <w:rPr>
-          <w:b/>
-        </w:rPr>
-        <w:t xml:space="preserve">43. </w:t>
-      </w:r>
-      <w:r>
-        <w:rPr>
-          <w:sz w:val="24"/>
-        </w:rPr>
-        <w:t>Lee R.S. et al. A curated mammography data set (CBIS-DDSM) // Scientific Data. — 2017.</w:t>
-      </w:r>
-    </w:p>
-    <w:p>
-      <w:pPr>
-        <w:spacing w:line="312" w:lineRule="auto"/>
-        <w:ind w:hanging="340" w:left="340"/>
-        <w:jc w:val="both"/>
-      </w:pPr>
-      <w:r>
-        <w:rPr>
-          <w:b/>
-        </w:rPr>
-        <w:t xml:space="preserve">44. </w:t>
-      </w:r>
-      <w:r>
-        <w:rPr>
-          <w:sz w:val="24"/>
-        </w:rPr>
-        <w:t>Moreira I.C. et al. INbreast: Toward a Full-field Digital Mammographic Database // Academic Radiology. — 2012.</w:t>
-      </w:r>
-    </w:p>
-    <w:p>
-      <w:pPr>
-        <w:spacing w:line="312" w:lineRule="auto"/>
-        <w:ind w:hanging="340" w:left="340"/>
-        <w:jc w:val="both"/>
-      </w:pPr>
-      <w:r>
-        <w:rPr>
-          <w:b/>
-        </w:rPr>
-        <w:t xml:space="preserve">45. </w:t>
-      </w:r>
-      <w:r>
-        <w:rPr>
-          <w:sz w:val="24"/>
-        </w:rPr>
-        <w:t>Wu N. et al. Deep Neural Networks Improve Radiologists' Performance in Breast Cancer Screening // IEEE TMI. — 2020.</w:t>
-      </w:r>
-    </w:p>
-    <w:p>
-      <w:pPr>
-        <w:spacing w:line="312" w:lineRule="auto"/>
-        <w:ind w:hanging="340" w:left="340"/>
-        <w:jc w:val="both"/>
-      </w:pPr>
-      <w:r>
-        <w:rPr>
-          <w:b/>
-        </w:rPr>
-        <w:t xml:space="preserve">46. </w:t>
-      </w:r>
-      <w:r>
-        <w:rPr>
-          <w:sz w:val="24"/>
-        </w:rPr>
-        <w:t>McKinney S.M. et al. International evaluation of an AI system for breast cancer screening // Nature. — 2020. — Vol. 577. — P. 89–94.</w:t>
-      </w:r>
-    </w:p>
-    <w:p>
-      <w:pPr>
-        <w:spacing w:line="312" w:lineRule="auto"/>
-        <w:ind w:hanging="340" w:left="340"/>
-        <w:jc w:val="both"/>
-      </w:pPr>
-      <w:r>
-        <w:rPr>
-          <w:b/>
-        </w:rPr>
-        <w:t xml:space="preserve">47. </w:t>
-      </w:r>
-      <w:r>
-        <w:rPr>
-          <w:sz w:val="24"/>
-        </w:rPr>
-        <w:t>Shen L. et al. Deep Learning to Improve Breast Cancer Detection on Screening Mammography // Scientific Reports. — 2019.</w:t>
-      </w:r>
-    </w:p>
-    <w:p>
-      <w:pPr>
-        <w:spacing w:line="312" w:lineRule="auto"/>
-        <w:ind w:hanging="340" w:left="340"/>
-        <w:jc w:val="both"/>
-      </w:pPr>
-      <w:r>
-        <w:rPr>
-          <w:b/>
-        </w:rPr>
-        <w:t xml:space="preserve">48. </w:t>
-      </w:r>
-      <w:r>
-        <w:rPr>
-          <w:sz w:val="24"/>
-        </w:rPr>
-        <w:t>Ribli D. et al. Detecting and classifying lesions in mammograms with Deep Learning // Scientific Reports. — 2018.</w:t>
-      </w:r>
-    </w:p>
-    <w:p>
-      <w:pPr>
-        <w:spacing w:line="312" w:lineRule="auto"/>
-        <w:ind w:hanging="340" w:left="340"/>
-        <w:jc w:val="both"/>
-      </w:pPr>
-      <w:r>
-        <w:rPr>
-          <w:b/>
-        </w:rPr>
-        <w:t xml:space="preserve">49. </w:t>
-      </w:r>
-      <w:r>
-        <w:rPr>
-          <w:sz w:val="24"/>
-        </w:rPr>
-        <w:t>Agarwal R. et al. Automatic mass detection in mammograms using deep CNNs // Journal of Medical Imaging. — 2019.</w:t>
-      </w:r>
-    </w:p>
-    <w:p>
-      <w:pPr>
-        <w:spacing w:line="312" w:lineRule="auto"/>
-        <w:ind w:hanging="340" w:left="340"/>
-        <w:jc w:val="both"/>
-      </w:pPr>
-      <w:r>
-        <w:rPr>
-          <w:b/>
-        </w:rPr>
-        <w:t xml:space="preserve">50. </w:t>
-      </w:r>
-      <w:r>
-        <w:rPr>
-          <w:sz w:val="24"/>
-        </w:rPr>
-        <w:t>Selvaraju R.R. et al. Grad-CAM: Visual Explanations from Deep Networks // ICCV. — 2017.</w:t>
-      </w:r>
-    </w:p>
-    <w:p>
-      <w:pPr>
-        <w:spacing w:line="312" w:lineRule="auto"/>
-        <w:ind w:hanging="340" w:left="340"/>
-        <w:jc w:val="both"/>
-      </w:pPr>
-      <w:r>
-        <w:rPr>
-          <w:b/>
-        </w:rPr>
-        <w:t xml:space="preserve">51. </w:t>
-      </w:r>
-      <w:r>
-        <w:rPr>
-          <w:sz w:val="24"/>
-        </w:rPr>
-        <w:t>Goodfellow I. et al. Generative Adversarial Networks // NeurIPS. — 2014.</w:t>
-      </w:r>
-    </w:p>
-    <w:p>
-      <w:pPr>
-        <w:spacing w:line="312" w:lineRule="auto"/>
-        <w:ind w:hanging="340" w:left="340"/>
-        <w:jc w:val="both"/>
-      </w:pPr>
-      <w:r>
-        <w:rPr>
-          <w:b/>
-        </w:rPr>
-        <w:t xml:space="preserve">52. </w:t>
-      </w:r>
-      <w:r>
-        <w:rPr>
-          <w:sz w:val="24"/>
-        </w:rPr>
-        <w:t>Ho J., Jain A., Abbeel P. Denoising Diffusion Probabilistic Models // NeurIPS. — 2020.</w:t>
-      </w:r>
-    </w:p>
-    <w:p>
-      <w:pPr>
-        <w:spacing w:line="312" w:lineRule="auto"/>
-        <w:ind w:hanging="340" w:left="340"/>
-        <w:jc w:val="both"/>
-      </w:pPr>
-      <w:r>
-        <w:rPr>
-          <w:b/>
-        </w:rPr>
-        <w:t xml:space="preserve">53. </w:t>
-      </w:r>
-      <w:r>
-        <w:rPr>
-          <w:sz w:val="24"/>
-        </w:rPr>
-        <w:t>Kingma D.P., Ba J. Adam: A Method for Stochastic Optimization // ICLR. — 2015.</w:t>
-      </w:r>
-    </w:p>
-    <w:p>
-      <w:pPr>
-        <w:spacing w:line="312" w:lineRule="auto"/>
-        <w:ind w:hanging="340" w:left="340"/>
-        <w:jc w:val="both"/>
-      </w:pPr>
-      <w:r>
-        <w:rPr>
-          <w:b/>
-        </w:rPr>
-        <w:t xml:space="preserve">54. </w:t>
-      </w:r>
-      <w:r>
-        <w:rPr>
-          <w:sz w:val="24"/>
-        </w:rPr>
-        <w:t>Loshchilov I., Hutter F. Decoupled Weight Decay Regularization (AdamW) // ICLR. — 2019.</w:t>
-      </w:r>
-    </w:p>
-    <w:p>
-      <w:pPr>
-        <w:spacing w:line="312" w:lineRule="auto"/>
-        <w:ind w:hanging="340" w:left="340"/>
-        <w:jc w:val="both"/>
-      </w:pPr>
-      <w:r>
-        <w:rPr>
-          <w:b/>
-        </w:rPr>
-        <w:t xml:space="preserve">55. </w:t>
-      </w:r>
-      <w:r>
-        <w:rPr>
-          <w:sz w:val="24"/>
-        </w:rPr>
-        <w:t>Ioffe S., Szegedy C. Batch Normalization // ICML. — 2015.</w:t>
-      </w:r>
-    </w:p>
-    <w:p>
-      <w:pPr>
-        <w:spacing w:line="312" w:lineRule="auto"/>
-        <w:ind w:hanging="340" w:left="340"/>
-        <w:jc w:val="both"/>
-      </w:pPr>
-      <w:r>
-        <w:rPr>
-          <w:b/>
-        </w:rPr>
-        <w:t xml:space="preserve">56. </w:t>
-      </w:r>
-      <w:r>
-        <w:rPr>
-          <w:sz w:val="24"/>
-        </w:rPr>
-        <w:t>Srivastava N. et al. Dropout: A Simple Way to Prevent Overfitting // JMLR. — 2014.</w:t>
-      </w:r>
-    </w:p>
-    <w:p>
-      <w:pPr>
-        <w:spacing w:line="312" w:lineRule="auto"/>
-        <w:ind w:hanging="340" w:left="340"/>
-        <w:jc w:val="both"/>
-      </w:pPr>
-      <w:r>
-        <w:rPr>
-          <w:b/>
-        </w:rPr>
-        <w:t xml:space="preserve">57. </w:t>
-      </w:r>
-      <w:r>
-        <w:rPr>
-          <w:sz w:val="24"/>
-        </w:rPr>
-        <w:t>Paszke A. et al. PyTorch: An Imperative Style, High-Performance Deep Learning Library // NeurIPS. — 2019.</w:t>
-      </w:r>
-    </w:p>
-    <w:p>
-      <w:pPr>
-        <w:spacing w:line="312" w:lineRule="auto"/>
-        <w:ind w:hanging="340" w:left="340"/>
-        <w:jc w:val="both"/>
-      </w:pPr>
-      <w:r>
-        <w:rPr>
-          <w:b/>
-        </w:rPr>
-        <w:t xml:space="preserve">58. </w:t>
-      </w:r>
-      <w:r>
-        <w:rPr>
-          <w:sz w:val="24"/>
-        </w:rPr>
-        <w:t>Pedregosa F. et al. Scikit-learn: Machine Learning in Python // JMLR. — 2011.</w:t>
-      </w:r>
-    </w:p>
-    <w:p>
-      <w:pPr>
-        <w:spacing w:line="312" w:lineRule="auto"/>
-        <w:ind w:hanging="340" w:left="340"/>
-        <w:jc w:val="both"/>
-      </w:pPr>
-      <w:r>
-        <w:rPr>
-          <w:b/>
-        </w:rPr>
-        <w:t xml:space="preserve">59. </w:t>
-      </w:r>
-      <w:r>
-        <w:rPr>
-          <w:sz w:val="24"/>
-        </w:rPr>
-        <w:t>Ramírez S. FastAPI — Modern, fast web framework for building APIs. — 2018–2024.</w:t>
-      </w:r>
-    </w:p>
-    <w:p>
-      <w:pPr>
-        <w:spacing w:line="312" w:lineRule="auto"/>
-        <w:ind w:hanging="340" w:left="340"/>
-        <w:jc w:val="both"/>
-      </w:pPr>
-      <w:r>
-        <w:rPr>
-          <w:b/>
-        </w:rPr>
-        <w:t xml:space="preserve">60. </w:t>
-      </w:r>
-      <w:r>
-        <w:rPr>
-          <w:sz w:val="24"/>
-        </w:rPr>
-        <w:t>Bunk S. et al. Ollama: Run large language models locally. — 2023–2024.</w:t>
-      </w:r>
-    </w:p>
-    <w:p>
-      <w:pPr>
-        <w:spacing w:line="312" w:lineRule="auto"/>
-        <w:ind w:hanging="340" w:left="340"/>
-        <w:jc w:val="both"/>
-      </w:pPr>
-      <w:r>
-        <w:rPr>
-          <w:b/>
-        </w:rPr>
-        <w:t xml:space="preserve">61. </w:t>
-      </w:r>
-      <w:r>
-        <w:rPr>
-          <w:sz w:val="24"/>
-        </w:rPr>
-        <w:t>Bai J. et al. Qwen Technical Report // arXiv. — 2023–2024.</w:t>
-      </w:r>
-    </w:p>
-    <w:p>
-      <w:pPr>
-        <w:spacing w:line="312" w:lineRule="auto"/>
-        <w:ind w:hanging="340" w:left="340"/>
-        <w:jc w:val="both"/>
-      </w:pPr>
-      <w:r>
-        <w:rPr>
-          <w:b/>
-        </w:rPr>
-        <w:t xml:space="preserve">62. </w:t>
-      </w:r>
-      <w:r>
-        <w:rPr>
-          <w:sz w:val="24"/>
-        </w:rPr>
-        <w:t>Cohen J. Weighted kappa: Nominal scale agreement with provision for scaled disagreement // Psychological Bulletin. — 1968.</w:t>
-      </w:r>
-    </w:p>
-    <w:p>
-      <w:pPr>
-        <w:spacing w:line="312" w:lineRule="auto"/>
-        <w:ind w:hanging="340" w:left="340"/>
-        <w:jc w:val="both"/>
-      </w:pPr>
-      <w:r>
-        <w:rPr>
-          <w:b/>
-        </w:rPr>
-        <w:t xml:space="preserve">63. </w:t>
-      </w:r>
-      <w:r>
-        <w:rPr>
-          <w:sz w:val="24"/>
-        </w:rPr>
-        <w:t>Bunch P.C. et al. A free-response approach to the measurement of image-system performance (FROC) // SPIE. — 1978.</w:t>
-      </w:r>
-    </w:p>
-    <w:p>
-      <w:pPr>
-        <w:spacing w:line="312" w:lineRule="auto"/>
-        <w:ind w:hanging="340" w:left="340"/>
-        <w:jc w:val="both"/>
-      </w:pPr>
-      <w:r>
-        <w:rPr>
-          <w:b/>
-        </w:rPr>
-        <w:t xml:space="preserve">64. </w:t>
-      </w:r>
-      <w:r>
-        <w:rPr>
-          <w:sz w:val="24"/>
-        </w:rPr>
-        <w:t>Davis J., Goadrich M. The Relationship Between Precision-Recall and ROC Curves // ICML. — 2006.</w:t>
-      </w:r>
-    </w:p>
-    <w:p>
-      <w:pPr>
-        <w:spacing w:line="312" w:lineRule="auto"/>
-        <w:ind w:hanging="340" w:left="340"/>
-        <w:jc w:val="both"/>
-      </w:pPr>
-      <w:r>
-        <w:rPr>
-          <w:b/>
-        </w:rPr>
-        <w:t xml:space="preserve">65. </w:t>
-      </w:r>
-      <w:r>
-        <w:rPr>
-          <w:sz w:val="24"/>
-        </w:rPr>
-        <w:t>Everingham M. et al. The PASCAL Visual Object Classes (VOC) Challenge // IJCV. — 2010.</w:t>
-      </w:r>
-    </w:p>
-    <w:p>
-      <w:pPr>
-        <w:spacing w:line="312" w:lineRule="auto"/>
-        <w:ind w:hanging="340" w:left="340"/>
-        <w:jc w:val="both"/>
-      </w:pPr>
-      <w:r>
-        <w:rPr>
-          <w:b/>
-        </w:rPr>
-        <w:t xml:space="preserve">66. </w:t>
-      </w:r>
-      <w:r>
-        <w:rPr>
-          <w:sz w:val="24"/>
-        </w:rPr>
-        <w:t>Lin T.-Y. et al. Microsoft COCO: Common Objects in Context // ECCV. — 2014.</w:t>
-      </w:r>
-    </w:p>
-    <w:p>
-      <w:pPr>
-        <w:spacing w:line="312" w:lineRule="auto"/>
-        <w:ind w:hanging="340" w:left="340"/>
-        <w:jc w:val="both"/>
-      </w:pPr>
-      <w:r>
-        <w:rPr>
-          <w:b/>
-        </w:rPr>
-        <w:t xml:space="preserve">67. </w:t>
-      </w:r>
-      <w:r>
-        <w:rPr>
-          <w:sz w:val="24"/>
-        </w:rPr>
-        <w:t>Litjens G. et al. A survey on deep learning in medical image analysis // Medical Image Analysis. — 2017.</w:t>
-      </w:r>
-    </w:p>
-    <w:p>
-      <w:pPr>
-        <w:spacing w:line="312" w:lineRule="auto"/>
-        <w:ind w:hanging="340" w:left="340"/>
-        <w:jc w:val="both"/>
-      </w:pPr>
-      <w:r>
-        <w:rPr>
-          <w:b/>
-        </w:rPr>
-        <w:t xml:space="preserve">68. </w:t>
-      </w:r>
-      <w:r>
-        <w:rPr>
-          <w:sz w:val="24"/>
-        </w:rPr>
-        <w:t>Esteva A. et al. A guide to deep learning in healthcare // Nature Medicine. — 2019.</w:t>
-      </w:r>
-    </w:p>
-    <w:p>
-      <w:pPr>
-        <w:spacing w:line="312" w:lineRule="auto"/>
-        <w:ind w:hanging="340" w:left="340"/>
-        <w:jc w:val="both"/>
-      </w:pPr>
-      <w:r>
-        <w:rPr>
-          <w:b/>
-        </w:rPr>
-        <w:t xml:space="preserve">69. </w:t>
-      </w:r>
-      <w:r>
-        <w:rPr>
-          <w:sz w:val="24"/>
-        </w:rPr>
-        <w:t>Rajpurkar P. et al. AI in health and medicine // Nature Medicine. — 2022.</w:t>
-      </w:r>
-    </w:p>
-    <w:p>
-      <w:pPr>
-        <w:spacing w:line="312" w:lineRule="auto"/>
-        <w:ind w:hanging="340" w:left="340"/>
-        <w:jc w:val="both"/>
-      </w:pPr>
-      <w:r>
-        <w:rPr>
-          <w:b/>
-        </w:rPr>
-        <w:t xml:space="preserve">70. </w:t>
-      </w:r>
-      <w:r>
-        <w:rPr>
-          <w:sz w:val="24"/>
-        </w:rPr>
-        <w:t>Geras K.J. et al. Artificial intelligence for mammography and digital breast tomosynthesis // Radiology. — 2019.</w:t>
-      </w:r>
-    </w:p>
-    <w:p>
-      <w:pPr>
-        <w:spacing w:line="312" w:lineRule="auto"/>
-        <w:ind w:hanging="340" w:left="340"/>
-        <w:jc w:val="both"/>
-      </w:pPr>
-      <w:r>
-        <w:rPr>
-          <w:b/>
-        </w:rPr>
-        <w:t xml:space="preserve">71. </w:t>
-      </w:r>
-      <w:r>
-        <w:rPr>
-          <w:sz w:val="24"/>
-        </w:rPr>
-        <w:t>Yala A. et al. A Deep Learning Mammography-based Model for Improved Breast Cancer Risk Prediction // Radiology. — 2019.</w:t>
-      </w:r>
-    </w:p>
-    <w:p>
-      <w:pPr>
-        <w:spacing w:line="312" w:lineRule="auto"/>
-        <w:ind w:hanging="340" w:left="340"/>
-        <w:jc w:val="both"/>
-      </w:pPr>
-      <w:r>
-        <w:rPr>
-          <w:b/>
-        </w:rPr>
-        <w:t xml:space="preserve">72. </w:t>
-      </w:r>
-      <w:r>
-        <w:rPr>
-          <w:sz w:val="24"/>
-        </w:rPr>
-        <w:t>Kooi T. et al. Large scale deep learning for computer aided detection of mammographic lesions // Medical Image Analysis. — 2017.</w:t>
-      </w:r>
-    </w:p>
-    <w:p>
-      <w:pPr>
-        <w:spacing w:line="312" w:lineRule="auto"/>
-        <w:ind w:hanging="340" w:left="340"/>
-        <w:jc w:val="both"/>
-      </w:pPr>
-      <w:r>
-        <w:rPr>
-          <w:b/>
-        </w:rPr>
-        <w:t xml:space="preserve">73. </w:t>
-      </w:r>
-      <w:r>
-        <w:rPr>
-          <w:sz w:val="24"/>
-        </w:rPr>
-        <w:t>Dhungel N., Carneiro G., Bradley A.P. A deep learning approach for the analysis of masses in mammograms // Medical Image Analysis. — 2017.</w:t>
-      </w:r>
-    </w:p>
-    <w:p>
-      <w:pPr>
-        <w:spacing w:line="312" w:lineRule="auto"/>
-        <w:ind w:hanging="340" w:left="340"/>
-        <w:jc w:val="both"/>
-      </w:pPr>
-      <w:r>
-        <w:rPr>
-          <w:b/>
-        </w:rPr>
-        <w:t xml:space="preserve">74. </w:t>
-      </w:r>
-      <w:r>
-        <w:rPr>
-          <w:sz w:val="24"/>
-        </w:rPr>
-        <w:t>Al-Masni M.A. et al. Simultaneous detection and classification of breast masses using YOLO // Computer Methods and Programs in Biomedicine. — 2018.</w:t>
-      </w:r>
-    </w:p>
-    <w:p>
-      <w:pPr>
-        <w:spacing w:line="312" w:lineRule="auto"/>
-        <w:ind w:hanging="340" w:left="340"/>
-        <w:jc w:val="both"/>
-      </w:pPr>
-      <w:r>
-        <w:rPr>
-          <w:b/>
-        </w:rPr>
-        <w:t xml:space="preserve">75. </w:t>
-      </w:r>
-      <w:r>
-        <w:rPr>
-          <w:sz w:val="24"/>
-        </w:rPr>
-        <w:t>Aly G.H. et al. YOLO Based Breast Masses Detection and Classification // Computer Methods and Programs in Biomedicine. — 2021.</w:t>
-      </w:r>
-    </w:p>
-    <w:p>
-      <w:pPr>
-        <w:spacing w:line="312" w:lineRule="auto"/>
-        <w:ind w:hanging="340" w:left="340"/>
-        <w:jc w:val="both"/>
-      </w:pPr>
-      <w:r>
-        <w:rPr>
-          <w:b/>
-        </w:rPr>
-        <w:t xml:space="preserve">76. </w:t>
-      </w:r>
-      <w:r>
-        <w:rPr>
-          <w:sz w:val="24"/>
-        </w:rPr>
-        <w:t>Baccouche A. et al. Connected-UNets for breast mass segmentation // npj Breast Cancer. — 2021.</w:t>
-      </w:r>
-    </w:p>
-    <w:p>
-      <w:pPr>
-        <w:spacing w:line="312" w:lineRule="auto"/>
-        <w:ind w:hanging="340" w:left="340"/>
-        <w:jc w:val="both"/>
-      </w:pPr>
-      <w:r>
-        <w:rPr>
-          <w:b/>
-        </w:rPr>
-        <w:t xml:space="preserve">77. </w:t>
-      </w:r>
-      <w:r>
-        <w:rPr>
-          <w:sz w:val="24"/>
-        </w:rPr>
-        <w:t>Petrini D.G.P. et al. Breast Cancer Diagnosis in Two-View Mammography Using EfficientNet // IEEE Access. — 2022.</w:t>
-      </w:r>
-    </w:p>
-    <w:p>
-      <w:pPr>
-        <w:spacing w:line="312" w:lineRule="auto"/>
-        <w:ind w:hanging="340" w:left="340"/>
-        <w:jc w:val="both"/>
-      </w:pPr>
-      <w:r>
-        <w:rPr>
-          <w:b/>
-        </w:rPr>
-        <w:t xml:space="preserve">78. </w:t>
-      </w:r>
-      <w:r>
-        <w:rPr>
-          <w:sz w:val="24"/>
-        </w:rPr>
-        <w:t>Liu Y. et al. Cross-view correspondence for mammogram mass detection // MICCAI. — 2021.</w:t>
-      </w:r>
-    </w:p>
-    <w:p>
-      <w:pPr>
-        <w:spacing w:line="312" w:lineRule="auto"/>
-        <w:ind w:hanging="340" w:left="340"/>
-        <w:jc w:val="both"/>
-      </w:pPr>
-      <w:r>
-        <w:rPr>
-          <w:b/>
-        </w:rPr>
-        <w:t xml:space="preserve">79. </w:t>
-      </w:r>
-      <w:r>
-        <w:rPr>
-          <w:sz w:val="24"/>
-        </w:rPr>
-        <w:t>Yang Z. et al. MommiNet: Multi-view, multi-scale mammographic mass detection // MICCAI. — 2020.</w:t>
-      </w:r>
-    </w:p>
-    <w:p>
-      <w:pPr>
-        <w:spacing w:line="312" w:lineRule="auto"/>
-        <w:ind w:hanging="340" w:left="340"/>
-        <w:jc w:val="both"/>
-      </w:pPr>
-      <w:r>
-        <w:rPr>
-          <w:b/>
-        </w:rPr>
-        <w:t xml:space="preserve">80. </w:t>
-      </w:r>
-      <w:r>
-        <w:rPr>
-          <w:sz w:val="24"/>
-        </w:rPr>
-        <w:t>van der Velden B.H.M. et al. Explainable AI in medical image analysis // Medical Image Analysis. — 2022.</w:t>
-      </w:r>
-    </w:p>
-    <w:p>
-      <w:pPr>
-        <w:spacing w:line="312" w:lineRule="auto"/>
-        <w:ind w:hanging="340" w:left="340"/>
-        <w:jc w:val="both"/>
-      </w:pPr>
-      <w:r>
-        <w:rPr>
-          <w:b/>
-        </w:rPr>
-        <w:t xml:space="preserve">81. </w:t>
-      </w:r>
-      <w:r>
-        <w:rPr>
-          <w:sz w:val="24"/>
-        </w:rPr>
-        <w:t>Ribeiro M.T. et al. "Why Should I Trust You?" (LIME) // KDD. — 2016.</w:t>
-      </w:r>
-    </w:p>
-    <w:p>
-      <w:pPr>
-        <w:spacing w:line="312" w:lineRule="auto"/>
-        <w:ind w:hanging="340" w:left="340"/>
-        <w:jc w:val="both"/>
-      </w:pPr>
-      <w:r>
-        <w:rPr>
-          <w:b/>
-        </w:rPr>
-        <w:t xml:space="preserve">82. </w:t>
-      </w:r>
-      <w:r>
-        <w:rPr>
-          <w:sz w:val="24"/>
-        </w:rPr>
-        <w:t>Lundberg S.M., Lee S.-I. A Unified Approach to Interpreting Model Predictions (SHAP) // NeurIPS. — 2017.</w:t>
-      </w:r>
-    </w:p>
-    <w:p>
-      <w:pPr>
-        <w:spacing w:line="312" w:lineRule="auto"/>
-        <w:ind w:hanging="340" w:left="340"/>
-        <w:jc w:val="both"/>
-      </w:pPr>
-      <w:r>
-        <w:rPr>
-          <w:b/>
-        </w:rPr>
-        <w:t xml:space="preserve">83. </w:t>
-      </w:r>
-      <w:r>
-        <w:rPr>
-          <w:sz w:val="24"/>
-        </w:rPr>
-        <w:t>[Muallif]. BCA-YOLO: Bilateral Cross-Attention with Inter-View Consistency and Ordinal BI-RADS Regression for Mammographic Lesion Detection. — 2024.</w:t>
-      </w:r>
-    </w:p>
-    <w:p>
-      <w:pPr>
-        <w:spacing w:line="312" w:lineRule="auto"/>
-        <w:ind w:hanging="340" w:left="340"/>
-        <w:jc w:val="both"/>
-      </w:pPr>
-      <w:r>
-        <w:rPr>
-          <w:b/>
-        </w:rPr>
-        <w:t xml:space="preserve">84. </w:t>
-      </w:r>
-      <w:r>
-        <w:rPr>
-          <w:sz w:val="24"/>
-        </w:rPr>
-        <w:t>[Muallif]. Radiomic-Enhanced Faster R-CNN Framework for Breast Cancer Detection in Mammography: A Hybrid Deep-Learning and Radiomic Approach. — 2024.</w:t>
-      </w:r>
-    </w:p>
-    <w:p>
-      <w:pPr>
-        <w:spacing w:line="312" w:lineRule="auto"/>
-        <w:ind w:hanging="340" w:left="340"/>
-        <w:jc w:val="both"/>
-      </w:pPr>
-      <w:r>
-        <w:rPr>
-          <w:b/>
-        </w:rPr>
-        <w:t xml:space="preserve">85. </w:t>
-      </w:r>
-      <w:r>
-        <w:rPr>
-          <w:sz w:val="24"/>
-        </w:rPr>
-        <w:t>O'zbekiston Respublikasi Prezidentining PF-6079-son «Raqamli O'zbekiston-2030 strategiyasini tasdiqlash to'g'risida»gi Farmoni. — 2020.</w:t>
-      </w:r>
-    </w:p>
-    <w:p>
-      <w:pPr>
-        <w:spacing w:line="312" w:lineRule="auto"/>
-        <w:ind w:hanging="340" w:left="340"/>
-        <w:jc w:val="both"/>
-      </w:pPr>
-      <w:r>
-        <w:rPr>
-          <w:b/>
-        </w:rPr>
-        <w:t xml:space="preserve">86. </w:t>
-      </w:r>
-      <w:r>
-        <w:rPr>
-          <w:sz w:val="24"/>
-        </w:rPr>
-        <w:t>«O'zbekiston-2030» strategiyasi. — Toshkent, 2023.</w:t>
-      </w:r>
-    </w:p>
-    <w:p>
-      <w:pPr>
-        <w:spacing w:line="312" w:lineRule="auto"/>
-        <w:ind w:hanging="340" w:left="340"/>
-        <w:jc w:val="both"/>
-      </w:pPr>
-      <w:r>
-        <w:rPr>
-          <w:b/>
-        </w:rPr>
-        <w:t xml:space="preserve">87. </w:t>
-      </w:r>
-      <w:r>
-        <w:rPr>
-          <w:sz w:val="24"/>
-        </w:rPr>
-        <w:t>Sahiner B. et al. Deep learning in medical imaging and radiation therapy // Medical Physics. — 2019.</w:t>
-      </w:r>
-    </w:p>
-    <w:p>
-      <w:pPr>
-        <w:spacing w:line="312" w:lineRule="auto"/>
-        <w:ind w:hanging="340" w:left="340"/>
-        <w:jc w:val="both"/>
-      </w:pPr>
-      <w:r>
-        <w:rPr>
-          <w:b/>
-        </w:rPr>
-        <w:t xml:space="preserve">88. </w:t>
-      </w:r>
-      <w:r>
-        <w:rPr>
-          <w:sz w:val="24"/>
-        </w:rPr>
-        <w:t>Goyal M. et al. Artificial intelligence in breast imaging // British Journal of Radiology. — 2021.</w:t>
-      </w:r>
-    </w:p>
-    <w:p>
-      <w:pPr>
-        <w:spacing w:line="312" w:lineRule="auto"/>
-        <w:ind w:hanging="340" w:left="340"/>
-        <w:jc w:val="both"/>
-      </w:pPr>
-      <w:r>
-        <w:rPr>
-          <w:b/>
-        </w:rPr>
-        <w:t xml:space="preserve">89. </w:t>
-      </w:r>
-      <w:r>
-        <w:rPr>
-          <w:sz w:val="24"/>
-        </w:rPr>
-        <w:t>Hinton G. Deep Learning—A Technology With the Potential to Transform Health Care // JAMA. — 2018.</w:t>
-      </w:r>
-    </w:p>
-    <w:p>
-      <w:pPr>
-        <w:jc w:val="both"/>
-      </w:pPr>
-      <w:r>
-        <w:rPr>
-          <w:b w:val="0"/>
-          <w:i/>
-          <w:color w:val="555555"/>
-        </w:rPr>
-        <w:t>[Eslatma: adabiyotlar ro'yxatini o'z manbalaringiz va GOST 7.1 talab etilgan uslubga ko'ra to'ldiring/tahrirlang; [Muallif] o'rniga o'z ismingizni qo'ying.]</w:t>
+        <w:t>Izoh: muallifning shaxsiy nashrlari (BCA-YOLO va Radiomic-Enhanced Faster R-CNN ishlari) ro'yxatda keltirilgan; ularning to'liq bibliografik ma'lumotlari (jurnal/anjuman nomi, jild, sahifalar, yil) e'lon qilingach GOST 7.1 uslubiga ko'ra to'ldiriladi.</w:t>
       </w:r>
     </w:p>
     <w:p>

--- a/MAMOGRAF_PhD_dissertatsiya.docx
+++ b/MAMOGRAF_PhD_dissertatsiya.docx
@@ -443,6 +443,18 @@
       </w:pPr>
       <w:r>
         <w:t>III bob boʻyicha xulosalar</w:t>
+      </w:r>
+    </w:p>
+    <w:p>
+      <w:pPr>
+        <w:spacing w:line="336" w:lineRule="auto"/>
+        <w:ind w:firstLine="0"/>
+      </w:pPr>
+      <w:r>
+        <w:rPr>
+          <w:b/>
+        </w:rPr>
+        <w:t>III bob (davomi). Avtomatlashtirilgan annotatsiya yigʻish quyi tizimining matematik modeli</w:t>
       </w:r>
     </w:p>
     <w:p>
@@ -4572,57 +4584,6 @@
     </w:p>
     <w:p>
       <w:pPr>
-        <w:jc w:val="center"/>
-      </w:pPr>
-      <w:r>
-        <w:drawing>
-          <wp:inline xmlns:a="http://schemas.openxmlformats.org/drawingml/2006/main" xmlns:pic="http://schemas.openxmlformats.org/drawingml/2006/picture">
-            <wp:extent cx="5303520" cy="2430096"/>
-            <wp:docPr id="12" name="Picture 12"/>
-            <wp:cNvGraphicFramePr>
-              <a:graphicFrameLocks noChangeAspect="1"/>
-            </wp:cNvGraphicFramePr>
-            <a:graphic>
-              <a:graphicData uri="http://schemas.openxmlformats.org/drawingml/2006/picture">
-                <pic:pic>
-                  <pic:nvPicPr>
-                    <pic:cNvPr id="0" name="arch_bca_yolo.png"/>
-                    <pic:cNvPicPr/>
-                  </pic:nvPicPr>
-                  <pic:blipFill>
-                    <a:blip r:embed="rId20"/>
-                    <a:stretch>
-                      <a:fillRect/>
-                    </a:stretch>
-                  </pic:blipFill>
-                  <pic:spPr>
-                    <a:xfrm>
-                      <a:off x="0" y="0"/>
-                      <a:ext cx="5303520" cy="2430096"/>
-                    </a:xfrm>
-                    <a:prstGeom prst="rect"/>
-                  </pic:spPr>
-                </pic:pic>
-              </a:graphicData>
-            </a:graphic>
-          </wp:inline>
-        </w:drawing>
-      </w:r>
-    </w:p>
-    <w:p>
-      <w:pPr>
-        <w:jc w:val="center"/>
-      </w:pPr>
-      <w:r>
-        <w:rPr>
-          <w:i/>
-          <w:sz w:val="24"/>
-        </w:rPr>
-        <w:t>2.1-rasm. BCA-YOLO arxitekturasi: BCA bloki, IVC moduli va ordinal BI-RADS boshi</w:t>
-      </w:r>
-    </w:p>
-    <w:p>
-      <w:pPr>
         <w:ind w:firstLine="567"/>
         <w:jc w:val="both"/>
       </w:pPr>
@@ -4690,7 +4651,7 @@
         <w:drawing>
           <wp:inline xmlns:a="http://schemas.openxmlformats.org/drawingml/2006/main" xmlns:pic="http://schemas.openxmlformats.org/drawingml/2006/picture">
             <wp:extent cx="4711147" cy="576469"/>
-            <wp:docPr id="13" name="Picture 13"/>
+            <wp:docPr id="12" name="Picture 12"/>
             <wp:cNvGraphicFramePr>
               <a:graphicFrameLocks noChangeAspect="1"/>
             </wp:cNvGraphicFramePr>
@@ -4702,7 +4663,7 @@
                     <pic:cNvPicPr/>
                   </pic:nvPicPr>
                   <pic:blipFill>
-                    <a:blip r:embed="rId21"/>
+                    <a:blip r:embed="rId20"/>
                     <a:stretch>
                       <a:fillRect/>
                     </a:stretch>
@@ -4748,7 +4709,7 @@
         <w:drawing>
           <wp:inline xmlns:a="http://schemas.openxmlformats.org/drawingml/2006/main" xmlns:pic="http://schemas.openxmlformats.org/drawingml/2006/picture">
             <wp:extent cx="3701332" cy="496956"/>
-            <wp:docPr id="14" name="Picture 14"/>
+            <wp:docPr id="13" name="Picture 13"/>
             <wp:cNvGraphicFramePr>
               <a:graphicFrameLocks noChangeAspect="1"/>
             </wp:cNvGraphicFramePr>
@@ -4760,7 +4721,7 @@
                     <pic:cNvPicPr/>
                   </pic:nvPicPr>
                   <pic:blipFill>
-                    <a:blip r:embed="rId22"/>
+                    <a:blip r:embed="rId21"/>
                     <a:stretch>
                       <a:fillRect/>
                     </a:stretch>
@@ -4820,7 +4781,7 @@
         <w:drawing>
           <wp:inline xmlns:a="http://schemas.openxmlformats.org/drawingml/2006/main" xmlns:pic="http://schemas.openxmlformats.org/drawingml/2006/picture">
             <wp:extent cx="3482671" cy="751398"/>
-            <wp:docPr id="15" name="Picture 15"/>
+            <wp:docPr id="14" name="Picture 14"/>
             <wp:cNvGraphicFramePr>
               <a:graphicFrameLocks noChangeAspect="1"/>
             </wp:cNvGraphicFramePr>
@@ -4832,7 +4793,7 @@
                     <pic:cNvPicPr/>
                   </pic:nvPicPr>
                   <pic:blipFill>
-                    <a:blip r:embed="rId23"/>
+                    <a:blip r:embed="rId22"/>
                     <a:stretch>
                       <a:fillRect/>
                     </a:stretch>
@@ -4938,7 +4899,7 @@
         <w:drawing>
           <wp:inline xmlns:a="http://schemas.openxmlformats.org/drawingml/2006/main" xmlns:pic="http://schemas.openxmlformats.org/drawingml/2006/picture">
             <wp:extent cx="2214438" cy="818984"/>
-            <wp:docPr id="16" name="Picture 16"/>
+            <wp:docPr id="15" name="Picture 15"/>
             <wp:cNvGraphicFramePr>
               <a:graphicFrameLocks noChangeAspect="1"/>
             </wp:cNvGraphicFramePr>
@@ -4950,7 +4911,7 @@
                     <pic:cNvPicPr/>
                   </pic:nvPicPr>
                   <pic:blipFill>
-                    <a:blip r:embed="rId24"/>
+                    <a:blip r:embed="rId23"/>
                     <a:stretch>
                       <a:fillRect/>
                     </a:stretch>
@@ -4996,7 +4957,7 @@
         <w:drawing>
           <wp:inline xmlns:a="http://schemas.openxmlformats.org/drawingml/2006/main" xmlns:pic="http://schemas.openxmlformats.org/drawingml/2006/picture">
             <wp:extent cx="2401293" cy="504908"/>
-            <wp:docPr id="17" name="Picture 17"/>
+            <wp:docPr id="16" name="Picture 16"/>
             <wp:cNvGraphicFramePr>
               <a:graphicFrameLocks noChangeAspect="1"/>
             </wp:cNvGraphicFramePr>
@@ -5008,7 +4969,7 @@
                     <pic:cNvPicPr/>
                   </pic:nvPicPr>
                   <pic:blipFill>
-                    <a:blip r:embed="rId25"/>
+                    <a:blip r:embed="rId24"/>
                     <a:stretch>
                       <a:fillRect/>
                     </a:stretch>
@@ -5089,7 +5050,7 @@
         <w:drawing>
           <wp:inline xmlns:a="http://schemas.openxmlformats.org/drawingml/2006/main" xmlns:pic="http://schemas.openxmlformats.org/drawingml/2006/picture">
             <wp:extent cx="5669280" cy="596452"/>
-            <wp:docPr id="18" name="Picture 18"/>
+            <wp:docPr id="17" name="Picture 17"/>
             <wp:cNvGraphicFramePr>
               <a:graphicFrameLocks noChangeAspect="1"/>
             </wp:cNvGraphicFramePr>
@@ -5101,7 +5062,7 @@
                     <pic:cNvPicPr/>
                   </pic:nvPicPr>
                   <pic:blipFill>
-                    <a:blip r:embed="rId26"/>
+                    <a:blip r:embed="rId25"/>
                     <a:stretch>
                       <a:fillRect/>
                     </a:stretch>
@@ -5147,7 +5108,7 @@
         <w:drawing>
           <wp:inline xmlns:a="http://schemas.openxmlformats.org/drawingml/2006/main" xmlns:pic="http://schemas.openxmlformats.org/drawingml/2006/picture">
             <wp:extent cx="5669280" cy="781067"/>
-            <wp:docPr id="19" name="Picture 19"/>
+            <wp:docPr id="18" name="Picture 18"/>
             <wp:cNvGraphicFramePr>
               <a:graphicFrameLocks noChangeAspect="1"/>
             </wp:cNvGraphicFramePr>
@@ -5159,7 +5120,7 @@
                     <pic:cNvPicPr/>
                   </pic:nvPicPr>
                   <pic:blipFill>
-                    <a:blip r:embed="rId27"/>
+                    <a:blip r:embed="rId26"/>
                     <a:stretch>
                       <a:fillRect/>
                     </a:stretch>
@@ -5205,7 +5166,7 @@
         <w:drawing>
           <wp:inline xmlns:a="http://schemas.openxmlformats.org/drawingml/2006/main" xmlns:pic="http://schemas.openxmlformats.org/drawingml/2006/picture">
             <wp:extent cx="2051436" cy="524786"/>
-            <wp:docPr id="20" name="Picture 20"/>
+            <wp:docPr id="19" name="Picture 19"/>
             <wp:cNvGraphicFramePr>
               <a:graphicFrameLocks noChangeAspect="1"/>
             </wp:cNvGraphicFramePr>
@@ -5217,7 +5178,7 @@
                     <pic:cNvPicPr/>
                   </pic:nvPicPr>
                   <pic:blipFill>
-                    <a:blip r:embed="rId28"/>
+                    <a:blip r:embed="rId27"/>
                     <a:stretch>
                       <a:fillRect/>
                     </a:stretch>
@@ -5276,7 +5237,7 @@
         <w:drawing>
           <wp:inline xmlns:a="http://schemas.openxmlformats.org/drawingml/2006/main" xmlns:pic="http://schemas.openxmlformats.org/drawingml/2006/picture">
             <wp:extent cx="1856629" cy="477078"/>
-            <wp:docPr id="21" name="Picture 21"/>
+            <wp:docPr id="20" name="Picture 20"/>
             <wp:cNvGraphicFramePr>
               <a:graphicFrameLocks noChangeAspect="1"/>
             </wp:cNvGraphicFramePr>
@@ -5288,7 +5249,7 @@
                     <pic:cNvPicPr/>
                   </pic:nvPicPr>
                   <pic:blipFill>
-                    <a:blip r:embed="rId29"/>
+                    <a:blip r:embed="rId28"/>
                     <a:stretch>
                       <a:fillRect/>
                     </a:stretch>
@@ -5360,7 +5321,7 @@
         <w:drawing>
           <wp:inline xmlns:a="http://schemas.openxmlformats.org/drawingml/2006/main" xmlns:pic="http://schemas.openxmlformats.org/drawingml/2006/picture">
             <wp:extent cx="5267739" cy="429370"/>
-            <wp:docPr id="22" name="Picture 22"/>
+            <wp:docPr id="21" name="Picture 21"/>
             <wp:cNvGraphicFramePr>
               <a:graphicFrameLocks noChangeAspect="1"/>
             </wp:cNvGraphicFramePr>
@@ -5372,7 +5333,7 @@
                     <pic:cNvPicPr/>
                   </pic:nvPicPr>
                   <pic:blipFill>
-                    <a:blip r:embed="rId30"/>
+                    <a:blip r:embed="rId29"/>
                     <a:stretch>
                       <a:fillRect/>
                     </a:stretch>
@@ -5418,7 +5379,7 @@
         <w:drawing>
           <wp:inline xmlns:a="http://schemas.openxmlformats.org/drawingml/2006/main" xmlns:pic="http://schemas.openxmlformats.org/drawingml/2006/picture">
             <wp:extent cx="2035533" cy="608275"/>
-            <wp:docPr id="23" name="Picture 23"/>
+            <wp:docPr id="22" name="Picture 22"/>
             <wp:cNvGraphicFramePr>
               <a:graphicFrameLocks noChangeAspect="1"/>
             </wp:cNvGraphicFramePr>
@@ -5430,7 +5391,7 @@
                     <pic:cNvPicPr/>
                   </pic:nvPicPr>
                   <pic:blipFill>
-                    <a:blip r:embed="rId31"/>
+                    <a:blip r:embed="rId30"/>
                     <a:stretch>
                       <a:fillRect/>
                     </a:stretch>
@@ -5550,7 +5511,7 @@
         <w:drawing>
           <wp:inline xmlns:a="http://schemas.openxmlformats.org/drawingml/2006/main" xmlns:pic="http://schemas.openxmlformats.org/drawingml/2006/picture">
             <wp:extent cx="5502302" cy="461176"/>
-            <wp:docPr id="24" name="Picture 24"/>
+            <wp:docPr id="23" name="Picture 23"/>
             <wp:cNvGraphicFramePr>
               <a:graphicFrameLocks noChangeAspect="1"/>
             </wp:cNvGraphicFramePr>
@@ -5562,7 +5523,7 @@
                     <pic:cNvPicPr/>
                   </pic:nvPicPr>
                   <pic:blipFill>
-                    <a:blip r:embed="rId32"/>
+                    <a:blip r:embed="rId31"/>
                     <a:stretch>
                       <a:fillRect/>
                     </a:stretch>
@@ -5643,7 +5604,7 @@
         <w:drawing>
           <wp:inline xmlns:a="http://schemas.openxmlformats.org/drawingml/2006/main" xmlns:pic="http://schemas.openxmlformats.org/drawingml/2006/picture">
             <wp:extent cx="2941982" cy="413468"/>
-            <wp:docPr id="25" name="Picture 25"/>
+            <wp:docPr id="24" name="Picture 24"/>
             <wp:cNvGraphicFramePr>
               <a:graphicFrameLocks noChangeAspect="1"/>
             </wp:cNvGraphicFramePr>
@@ -5655,7 +5616,7 @@
                     <pic:cNvPicPr/>
                   </pic:nvPicPr>
                   <pic:blipFill>
-                    <a:blip r:embed="rId33"/>
+                    <a:blip r:embed="rId32"/>
                     <a:stretch>
                       <a:fillRect/>
                     </a:stretch>
@@ -5727,7 +5688,7 @@
         <w:drawing>
           <wp:inline xmlns:a="http://schemas.openxmlformats.org/drawingml/2006/main" xmlns:pic="http://schemas.openxmlformats.org/drawingml/2006/picture">
             <wp:extent cx="3530379" cy="489005"/>
-            <wp:docPr id="26" name="Picture 26"/>
+            <wp:docPr id="25" name="Picture 25"/>
             <wp:cNvGraphicFramePr>
               <a:graphicFrameLocks noChangeAspect="1"/>
             </wp:cNvGraphicFramePr>
@@ -5739,7 +5700,7 @@
                     <pic:cNvPicPr/>
                   </pic:nvPicPr>
                   <pic:blipFill>
-                    <a:blip r:embed="rId34"/>
+                    <a:blip r:embed="rId33"/>
                     <a:stretch>
                       <a:fillRect/>
                     </a:stretch>
@@ -6011,12 +5972,852 @@
     </w:p>
     <w:p>
       <w:pPr>
+        <w:ind w:firstLine="567"/>
+        <w:jc w:val="both"/>
+      </w:pPr>
+      <w:r>
+        <w:rPr>
+          <w:b w:val="0"/>
+          <w:i w:val="0"/>
+        </w:rPr>
+      </w:r>
+      <w:r>
+        <w:rPr>
+          <w:b/>
+          <w:i w:val="0"/>
+        </w:rPr>
+        <w:t>Maxfiylik (de-identifikatsiya).</w:t>
+      </w:r>
+      <w:r>
+        <w:rPr>
+          <w:b w:val="0"/>
+          <w:i w:val="0"/>
+        </w:rPr>
+        <w:t xml:space="preserve"> Maxfiylik talablariga muvofiq, har bir yuklangan DICOM faylda shaxsiy ma'lumotlar (PHI) — bemor ismi, identifikatori, tug'ilgan sanasi, shifokor va muassasa nomlari — yuklash bosqichida avtomatik tarzda o'chiriladi yoki anonimlashtiriladi. Bunda piksel ma'lumotlari, tasvir o'lchamlari va modallik (Modality) saqlanadi, chunki ular tadqiqot uchun zarur. Keyingi barcha bosqichlar (annotatsiya, AI, eksport) faqat PHI-siz nusxa ustida bajariladi.</w:t>
+      </w:r>
+    </w:p>
+    <w:p>
+      <w:pPr>
+        <w:ind w:firstLine="567"/>
+        <w:jc w:val="both"/>
+      </w:pPr>
+      <w:r>
+        <w:rPr>
+          <w:b w:val="0"/>
+          <w:i w:val="0"/>
+        </w:rPr>
+      </w:r>
+      <w:r>
+        <w:rPr>
+          <w:b/>
+          <w:i w:val="0"/>
+        </w:rPr>
+        <w:t>Xavfsizlik.</w:t>
+      </w:r>
+      <w:r>
+        <w:rPr>
+          <w:b w:val="0"/>
+          <w:i w:val="0"/>
+        </w:rPr>
+        <w:t xml:space="preserve"> Tizimga kirish JWT (JSON Web Token) asosidagi autentifikatsiya orqali amalga oshiriladi. Foydalanuvchilar uchta rolga bo'linadi — administrator, ko'rib chiquvchi (reviewer) va annotator — va har bir rol uchun ruxsatlar farqlanadi. Qo'shimcha himoya sifatida ikki bosqichli (TOTP) autentifikatsiya qo'llab-quvvatlanadi.</w:t>
+      </w:r>
+    </w:p>
+    <w:p>
+      <w:pPr>
+        <w:ind w:firstLine="567"/>
+        <w:jc w:val="both"/>
+      </w:pPr>
+      <w:r>
+        <w:rPr>
+          <w:b w:val="0"/>
+          <w:i w:val="0"/>
+        </w:rPr>
+        <w:t>Texnologik tanlovlar amaliy talablar asosida belgilangan. FastAPI freymvorki asinxron so'rovlarni samarali qayta ishlash va avtomatik API hujjatlash imkonini beradi. Frontend qo'shimcha og'ir kutubxonalarsiz sof JavaScript da amalga oshirilgani tufayli yengil va portativ. Ma'lumotlar bazasi sifatida SQLite tanlangan — u alohida server talab qilmaydi va klinik ish stantsiyasida mustaqil ishlaydi, bu maxfiylik va sodda joriy etish nuqtai nazaridan afzal. Og'ir hisoblash (AI inference va o'qitish) GPU da bajariladi.</w:t>
+      </w:r>
+    </w:p>
+    <w:p>
+      <w:pPr>
+        <w:ind w:firstLine="567"/>
+        <w:jc w:val="both"/>
+      </w:pPr>
+      <w:r>
+        <w:rPr>
+          <w:b w:val="0"/>
+          <w:i w:val="0"/>
+        </w:rPr>
+        <w:t>Tizim modulli arxitekturada qurilgan: autentifikatsiya, DICOM boshqaruvi, annotatsiya, AI inference, model o'qitish, hisobot generatsiyasi, eksport va PACS integratsiyasi alohida mantiqiy modullarni tashkil etadi. Bu modullik kengaytirilishni (yangi model arxitekturalari yoki eksport formatlari qo'shish) osonlashtiradi. Tizim Docker konteynerizatsiyasi orqali ham joylashtirilishi mumkin, bu turli muhitlarda izchil ishlashni ta'minlaydi.</w:t>
+      </w:r>
+    </w:p>
+    <w:p>
+      <w:pPr>
+        <w:ind w:firstLine="567"/>
+        <w:jc w:val="both"/>
+      </w:pPr>
+      <w:r>
+        <w:rPr>
+          <w:b w:val="0"/>
+          <w:i w:val="0"/>
+        </w:rPr>
+        <w:t>GPU resurslaridan samarali foydalanish uchun model og'irliklari xotirada keshlanadi va inference paketli (batch) tarzda bajariladi. O'qitish jarayoni asosiy web-xizmatdan alohida subprocess sifatida ishga tushiriladi, bu uzoq davom etuvchi o'qitish web-interfeysning javobgarligiga ta'sir qilmasligini ta'minlaydi. Bu ajratish, shuningdek, o'qitishni to'xtatish va davom ettirish imkonini beradi.</w:t>
+      </w:r>
+    </w:p>
+    <w:p>
+      <w:pPr>
+        <w:ind w:firstLine="567"/>
+        <w:jc w:val="both"/>
+      </w:pPr>
+      <w:r>
+        <w:rPr>
+          <w:b w:val="0"/>
+          <w:i w:val="0"/>
+        </w:rPr>
+        <w:t>Xavfsizlik modeli bir necha bosqichli himoyani nazarda tutadi. Kirish bosqichida JWT token foydalanuvchini autentifikatsiya qiladi va token muddati cheklangan. Har bir so'rovda foydalanuvchining roli tekshirilib, ruxsat etilmagan amallar rad etiladi (masalan, annotator boshqa foydalanuvchi yaratgan annotatsiyani tahrirlay olmaydi). Maxfiy amallar uchun ikki bosqichli (TOTP) autentifikatsiya qo'shimcha himoya qatlamini ta'minlaydi. So'rovlar chastotasi cheklanadi (rate limiting), bu xizmatga qaratilgan hujumlarning oldini oladi.</w:t>
+      </w:r>
+    </w:p>
+    <w:p>
+      <w:pPr>
+        <w:ind w:firstLine="567"/>
+        <w:jc w:val="both"/>
+      </w:pPr>
+      <w:r>
+        <w:rPr>
+          <w:b w:val="0"/>
+          <w:i w:val="0"/>
+        </w:rPr>
+        <w:t xml:space="preserve">Ma'lumotlar maxfiyligi nuqtai nazaridan eng muhim qaror — tizimning </w:t>
+      </w:r>
+      <w:r>
+        <w:rPr>
+          <w:b/>
+          <w:i w:val="0"/>
+        </w:rPr>
+        <w:t>mahalliy (oflayn) ishlashi</w:t>
+      </w:r>
+      <w:r>
+        <w:rPr>
+          <w:b w:val="0"/>
+          <w:i w:val="0"/>
+        </w:rPr>
+        <w:t>. Bemor tasvirlari va hisobotlari tashqi bulutli xizmatlarga jo'natilmaydi; AI inference, model o'qitish va hatto avtomatik xulosa generatsiyasi (lokal til modeli orqali) to'liq mahalliy infratuzilmada bajariladi. Bu yondashuv tibbiy ma'lumotlarni himoya qilish talablariga muvofiq keladi va ma'lumotlarning chegaradan tashqariga chiqishi xavfini bartaraf etadi.</w:t>
+      </w:r>
+    </w:p>
+    <w:p>
+      <w:pPr>
+        <w:pStyle w:val="Heading2"/>
+      </w:pPr>
+      <w:r>
+        <w:t>3.2-§. Annotatsiya, faol oʻrganish va AI yordami</w:t>
+      </w:r>
+    </w:p>
+    <w:p>
+      <w:pPr>
+        <w:ind w:firstLine="567"/>
+        <w:jc w:val="both"/>
+      </w:pPr>
+      <w:r>
+        <w:rPr>
+          <w:b w:val="0"/>
+          <w:i w:val="0"/>
+        </w:rPr>
+        <w:t>Radiolog DICOM ko'ruvchida tasvirni tahlil qilib, shubhali sohalarni quti (bbox) yoki ko'pburchak (polygon) bilan belgilaydi va har bir o'choqqa sinf, BI-RADS kategoriyasi hamda izoh biriktiradi. Annotatsiyalar holatlar oqimi orqali nazorat qilinadi: dastlabki (draft) → taqdim etilgan (submitted) → tasdiqlangan (approved) yoki rad etilgan (rejected). Ko'rib chiquvchi rolidagi mutaxassis annotatsiyalarni tekshiradi va tasdiqlaydi; barcha o'zgarishlar audit jurnalida qayd etiladi.</w:t>
+      </w:r>
+    </w:p>
+    <w:p>
+      <w:pPr>
+        <w:ind w:firstLine="567"/>
+        <w:jc w:val="both"/>
+      </w:pPr>
+      <w:r>
+        <w:rPr>
+          <w:b w:val="0"/>
+          <w:i w:val="0"/>
+        </w:rPr>
+      </w:r>
+      <w:r>
+        <w:rPr>
+          <w:b/>
+          <w:i w:val="0"/>
+        </w:rPr>
+        <w:t>AI yordami.</w:t>
+      </w:r>
+      <w:r>
+        <w:rPr>
+          <w:b w:val="0"/>
+          <w:i w:val="0"/>
+        </w:rPr>
+        <w:t xml:space="preserve"> Tizim radiolog ishini tezlashtiruvchi bir nechta AI funksiyani taklif etadi: avtomatik inference (model bbox'larni avtomatik taklif qiladi), smart-click (bir bosishda atrofdagi o'choqni topib quti chizish) va noaniqlik (uncertainty) issiqlik xaritasi (model qayerda ishonchsiz ekanini ko'rsatish). Issiqlik xaritasi test vaqti augmentatsiyasi (TTA) asosida hisoblanadi.</w:t>
+      </w:r>
+    </w:p>
+    <w:p>
+      <w:pPr>
+        <w:ind w:firstLine="567"/>
+        <w:jc w:val="both"/>
+      </w:pPr>
+      <w:r>
+        <w:rPr>
+          <w:b w:val="0"/>
+          <w:i w:val="0"/>
+        </w:rPr>
+      </w:r>
+      <w:r>
+        <w:rPr>
+          <w:b/>
+          <w:i w:val="0"/>
+        </w:rPr>
+        <w:t>Faol o'rganish (active learning) sikli.</w:t>
+      </w:r>
+      <w:r>
+        <w:rPr>
+          <w:b w:val="0"/>
+          <w:i w:val="0"/>
+        </w:rPr>
+        <w:t xml:space="preserve"> Tizim AI bashoratlaridan farqli yoki radiolog tomonidan tasdiqlangan annotatsiyalar sonini kuzatib boradi va yetarli yangi ma'lumot to'planganda modelni qayta o'qitishni tavsiya qiladi. Bu inson-mashina hamkorligi siklini (3.2-rasm) tashkil etadi: AI taklif qiladi → radiolog tasdiqlaydi/tuzatadi → yangi ma'lumot to'planadi → model qayta o'qitiladi → aniqlik oshadi. Ushbu yopiq halqali (closed-loop), radiolog-inson hamkorligiga asoslangan matnga yo'naltirilgan zaif nazoratli o'qitish yondashuvi muallifning alohida ishida (Khamdamov R., Turaqulov Sh.X., 2026) batafsil asoslangan va ayniqsa annotatsiya kam bo'lgan sharoitlar uchun samarali.</w:t>
+      </w:r>
+    </w:p>
+    <w:p>
+      <w:pPr>
+        <w:ind w:firstLine="567"/>
+        <w:jc w:val="both"/>
+      </w:pPr>
+      <w:r>
+        <w:rPr>
+          <w:b w:val="0"/>
+          <w:i w:val="0"/>
+        </w:rPr>
+        <w:t>AI inference konveyeri bir nechta rejimni qo'llab-quvvatlaydi. Avtomatik inference rejimida yuklangan tasvirga model fonda qo'llaniladi va nomzod qutilar generatsiya qilinadi — radiolog ekranga kelganda bashoratlar allaqachon tayyor bo'ladi. Smart-click rejimida foydalanuvchi shubhali sohaga bir marta bosadi va model shu nuqta atrofidagi o'choqni topib quti chizadi — bu qo'lda quti chizishga nisbatan ancha tez. Batch rejimi bir nechta tasvirga bir vaqtda model qo'llaydi.</w:t>
+      </w:r>
+    </w:p>
+    <w:p>
+      <w:pPr>
+        <w:ind w:firstLine="567"/>
+        <w:jc w:val="both"/>
+      </w:pPr>
+      <w:r>
+        <w:rPr>
+          <w:b w:val="0"/>
+          <w:i w:val="0"/>
+        </w:rPr>
+        <w:t>Noaniqlikni baholash uchun test vaqti augmentatsiyasi (TTA) qo'llaniladi: tasvir bir nechta o'zgartirilgan ko'rinishda (masshtab, akslantirish) modeldan o'tkaziladi va bashoratlar tarqalishi noaniqlik o'lchovi sifatida ishlatiladi. Bashoratlarning yuqori tarqalishi modelning shu sohada ishonchsizligini ko'rsatadi. Bir nechta modeldan kelgan bashoratlarni birlashtirish uchun vaznli quti birlashtirish (Weighted Box Fusion, WBF) usuli qo'llaniladi — u ishonch ballari bo'yicha vaznlangan o'rtacha qutini hisoblaydi va ansambl aniqligini oshiradi.</w:t>
+      </w:r>
+    </w:p>
+    <w:p>
+      <w:pPr>
+        <w:ind w:firstLine="567"/>
+        <w:jc w:val="both"/>
+      </w:pPr>
+      <w:r>
+        <w:rPr>
+          <w:b w:val="0"/>
+          <w:i w:val="0"/>
+        </w:rPr>
+        <w:t>AI bashoratlari va radiolog tasdig'ini farqlash uchun har bir annotatsiya manbai (AI yoki inson) va holati saqlanadi. Bu faol o'rganish uchun zarur: tizim AI bashoratidan farqli ravishda radiolog tomonidan tuzatilgan yoki tasdiqlangan annotatsiyalarni "qimmatli" o'qitish signali sifatida ajratadi va shular yetarli to'planganda qayta o'qitishni tavsiya qiladi.</w:t>
+      </w:r>
+    </w:p>
+    <w:p>
+      <w:pPr>
+        <w:pStyle w:val="Heading2"/>
+      </w:pPr>
+      <w:r>
+        <w:t>3.3-§. Model oʻqitish konveyeri (Model Studio) va resurslar monitoringi</w:t>
+      </w:r>
+    </w:p>
+    <w:p>
+      <w:pPr>
+        <w:ind w:firstLine="567"/>
+        <w:jc w:val="both"/>
+      </w:pPr>
+      <w:r>
+        <w:rPr>
+          <w:b w:val="0"/>
+          <w:i w:val="0"/>
+        </w:rPr>
+      </w:r>
+      <w:r>
+        <w:rPr>
+          <w:b/>
+          <w:i w:val="0"/>
+        </w:rPr>
+        <w:t>Model Studio</w:t>
+      </w:r>
+      <w:r>
+        <w:rPr>
+          <w:b w:val="0"/>
+          <w:i w:val="0"/>
+        </w:rPr>
+        <w:t xml:space="preserve"> — foydalanuvchining o'z annotatsiyalaridan yangi YOLO modelini grafik protsessor (GPU) da o'qitish imkonini beruvchi modul. Konveyer quyidagi bosqichlardan iborat: (i) annotatsiyalardan Ultralytics YOLO formatidagi datasetni ($\texttt{images/\{train,val\}}$, $\texttt{labels/\{train,val\}}$, $\texttt{data.yaml}$) avtomatik tayyorlash, bunda bo'linish bemor darajasida amalga oshiriladi (data leakage'ning oldini olish uchun); (ii) dataset yaxlitligini tekshirish (rasm soni, sinf taqsimoti, rasm-belgi mosligi, buzuq fayllar); (iii) to'liq giperparametrlar bilan o'qitishni boshlash.</w:t>
+      </w:r>
+    </w:p>
+    <w:p>
+      <w:pPr>
+        <w:ind w:firstLine="567"/>
+        <w:jc w:val="both"/>
+      </w:pPr>
+      <w:r>
+        <w:rPr>
+          <w:b w:val="0"/>
+          <w:i w:val="0"/>
+        </w:rPr>
+        <w:t>O'qitish jarayoni alohida subprocess sifatida ishga tushiriladi, bu uni to'xtatish (Stop) va keyin so'nggi nuqtadan davom ettirish (Resume) imkonini beradi. O'qitish davomida jonli metrikalar — train/val yo'qotishi, mAP@50, mAP@50–95, precision va recall — real vaqtda grafiklarda aks ettiriladi. Resurslar monitoringi GPU xotirasi (VRAM), yuklanish (utilization) va haroratni kuzatib boradi hamda berilgan tasvir o'lchami va paket hajmi uchun xotira yetishmasligi xavfini oldindan ogohlantiradi. O'qitilgan eng yaxshi model avtomatik tarzda joylashtiriladi va darhol ishlatishga tayyor bo'ladi.</w:t>
+      </w:r>
+    </w:p>
+    <w:p>
+      <w:pPr>
+        <w:ind w:firstLine="567"/>
+        <w:jc w:val="both"/>
+      </w:pPr>
+      <w:r>
+        <w:rPr>
+          <w:b w:val="0"/>
+          <w:i w:val="0"/>
+        </w:rPr>
+        <w:t>Model Studio dataset tekshiruvi moduli o'qitishdan oldin ma'lumotlar yaxlitligini avtomatik nazorat qiladi: u har bir bo'lim (train/val) uchun tasvirlar sonini sanaydi, sinflar taqsimotini hisoblaydi (sinflar muvozanatsizligini aniqlash uchun), har bir tasvirga mos belgi faylining mavjudligini tekshiradi va bo'sh yoki buzilgan fayllarni aniqlaydi. Bu tekshiruv o'qitishdagi yashirin xatolarning oldini oladi va ma'lumot sifatini kafolatlaydi. Dataset Ultralytics formatida — $\texttt{data.yaml}$ konfiguratsiya fayli, sinf nomlari va yo'llar bilan — tashkil etiladi.</w:t>
+      </w:r>
+    </w:p>
+    <w:p>
+      <w:pPr>
+        <w:ind w:firstLine="567"/>
+        <w:jc w:val="both"/>
+      </w:pPr>
+      <w:r>
+        <w:rPr>
+          <w:b w:val="0"/>
+          <w:i w:val="0"/>
+        </w:rPr>
+        <w:t>O'qitish davomida metrikalar (yo'qotish komponentlari, mAP, precision, recall) har bir epochda $\texttt{results.csv}$ fayliga yoziladi va web-interfeysga jonli uzatiladi. Foydalanuvchi grafiklar orqali o'qitish borishini real vaqtda kuzatadi va zarur bo'lsa jarayonni to'xtatadi. To'xtatilganda oxirgi nuqta (last.pt) saqlanib, keyin shu nuqtadan davom ettirish (Resume) mumkin. O'qitilgan eng yaxshi model (best.pt) validatsiya mAP'i bo'yicha tanlanib, avtomatik tarzda ishlatishga joylashtiriladi.</w:t>
+      </w:r>
+    </w:p>
+    <w:p>
+      <w:pPr>
+        <w:ind w:firstLine="567"/>
+        <w:jc w:val="both"/>
+      </w:pPr>
+      <w:r>
+        <w:rPr>
+          <w:b w:val="0"/>
+          <w:i w:val="0"/>
+        </w:rPr>
+      </w:r>
+      <w:r>
+        <w:rPr>
+          <w:b/>
+          <w:i w:val="0"/>
+        </w:rPr>
+        <w:t>Masofaviy (taqsimlangan) GPU o'qitish arxitekturasi.</w:t>
+      </w:r>
+      <w:r>
+        <w:rPr>
+          <w:b w:val="0"/>
+          <w:i w:val="0"/>
+        </w:rPr>
+        <w:t xml:space="preserve"> Klinik ish stantsiyasi yoki ilova serveri ko'pincha kuchli grafik protsessorga ega bo'lmaydi, model o'qitish esa katta hisoblash resursini talab qiladi. Shu sababli MAMOGRAF tizimida o'qitishni alohida GPU serverga uzatuvchi taqsimlangan arxitektura amalga oshirilgan. Asosiy ilova (FastAPI) o'qitishni mahalliy bajarish o'rniga, maxsus o'qitish ishchisiga (train worker) — GPU serverda ishlovchi alohida FastAPI xizmatiga — token bilan himoyalangan HTTP interfeys orqali topshiradi. Ishchi xizmat o'qitishni boshlash, holat va jurnalni so'rash, to'xtatish hamda tayyor modelni qaytarish endpointlarini taqdim etadi; asosiy ilova bu holatni web-interfeysga shaffof tarzda proksilab uzatadi.</w:t>
+      </w:r>
+    </w:p>
+    <w:p>
+      <w:pPr>
+        <w:ind w:firstLine="567"/>
+        <w:jc w:val="both"/>
+      </w:pPr>
+      <w:r>
+        <w:rPr>
+          <w:b w:val="0"/>
+          <w:i w:val="0"/>
+        </w:rPr>
+        <w:t xml:space="preserve">Bu arxitekturada ikkita amaliy muammo hal etilgan. Birinchidan, </w:t>
+      </w:r>
+      <w:r>
+        <w:rPr>
+          <w:b/>
+          <w:i w:val="0"/>
+        </w:rPr>
+        <w:t>datasetni oldindan tayyorlash.</w:t>
+      </w:r>
+      <w:r>
+        <w:rPr>
+          <w:b w:val="0"/>
+          <w:i w:val="0"/>
+        </w:rPr>
+        <w:t xml:space="preserve"> O'qitish boshlanganda katta hajmli datasetni tarmoq orqali uzatish sezilarli kechikishga olib keladi. Shu sababli dataset tasvirlarni renderlash bosqichida (o'qitishdan oldin) GPU serverga nomlangan to'plam sifatida yuklab qo'yiladi; o'qitish tugmasi bosilganda esa faqat parametrlar uzatiladi va o'qitish darhol boshlanadi — qayta yuklash kechikishisiz. Ikkinchidan, </w:t>
+      </w:r>
+      <w:r>
+        <w:rPr>
+          <w:b/>
+          <w:i w:val="0"/>
+        </w:rPr>
+        <w:t>uzilishlarga chidamlilik:</w:t>
+      </w:r>
+      <w:r>
+        <w:rPr>
+          <w:b w:val="0"/>
+          <w:i w:val="0"/>
+        </w:rPr>
+        <w:t xml:space="preserve"> o'qitishni boshlashdan oldin tizim GPU serverning mavjudligini (health-check) tekshiradi; server javob bermasa, foydalanuvchiga aniq xabar beriladi va o'qitish boshlanmaydi. Tayyor model (best.pt) avtomatik yuklab olinib, asosiy ilovaning modellar katalogiga joylashtiriladi va darhol inference uchun ishlatishga tayyor bo'ladi. Bu taqsimlangan yondashuv GPU resurslarini bir nechta klinik ish stantsiyasi o'rtasida samarali taqsimlash imkonini beradi va mahalliy (oflayn) ishlash tamoyilini saqlaydi.</w:t>
+      </w:r>
+    </w:p>
+    <w:p>
+      <w:pPr>
+        <w:pStyle w:val="Heading2"/>
+      </w:pPr>
+      <w:r>
+        <w:t>3.4-§. Avtomatik xulosa shakllantirish, DICOM SR va PACS integratsiyasi</w:t>
+      </w:r>
+    </w:p>
+    <w:p>
+      <w:pPr>
+        <w:ind w:firstLine="567"/>
+        <w:jc w:val="both"/>
+      </w:pPr>
+      <w:r>
+        <w:rPr>
+          <w:b w:val="0"/>
+          <w:i w:val="0"/>
+        </w:rPr>
+        <w:t>Tasdiqlangan annotatsiyalardan strukturaviy topilmalar — laterallik, proyeksiya, kvadrant, tur, o'lcham va BI-RADS kategoriyasi — shakllantiriladi. Bu topilmalardan avtomatik klinik xulosa (hisobot) yaratiladi. Xulosa ikki usulda hosil bo'lishi mumkin: (i) deterministik shablon — modelsiz, bir zumda va to'liq oflayn; (ii) lokal til modeli (Ollama, qwen2.5 oilasi) — tabiiy matnli qoralama yozadi va tashqi API kalitini hamda internetni talab qilmaydi.</w:t>
+      </w:r>
+    </w:p>
+    <w:p>
+      <w:pPr>
+        <w:ind w:firstLine="567"/>
+        <w:jc w:val="both"/>
+      </w:pPr>
+      <w:r>
+        <w:rPr>
+          <w:b w:val="0"/>
+          <w:i w:val="0"/>
+        </w:rPr>
+        <w:t xml:space="preserve">Avtomatik xulosaning klinik xavfsizligini ta'minlash uchun bir nechta muhim tamoyil qo'llaniladi: (a) til modeli </w:t>
+      </w:r>
+      <w:r>
+        <w:rPr>
+          <w:b/>
+          <w:i w:val="0"/>
+        </w:rPr>
+        <w:t>faqat berilgan strukturaviy topilmalardan</w:t>
+      </w:r>
+      <w:r>
+        <w:rPr>
+          <w:b w:val="0"/>
+          <w:i w:val="0"/>
+        </w:rPr>
+        <w:t xml:space="preserve"> foydalanadi va yangi ma'lumot to'qib chiqarmaydi (grounded generation); (b) generatsiya determinizmi uchun harorat (temperature) nolga teng olinadi; (c) o'zbekcha klinik atamalar lug'ati orqali terminologiya to'g'riligi ta'minlanadi; (d) chiqish doimo radiolog tekshirib tasdiqlaydigan </w:t>
+      </w:r>
+      <w:r>
+        <w:rPr>
+          <w:b/>
+          <w:i w:val="0"/>
+        </w:rPr>
+        <w:t>qoralama</w:t>
+      </w:r>
+      <w:r>
+        <w:rPr>
+          <w:b w:val="0"/>
+          <w:i w:val="0"/>
+        </w:rPr>
+        <w:t xml:space="preserve"> sifatida belgilanadi.</w:t>
+      </w:r>
+    </w:p>
+    <w:p>
+      <w:pPr>
+        <w:ind w:firstLine="567"/>
+        <w:jc w:val="both"/>
+      </w:pPr>
+      <w:r>
+        <w:rPr>
+          <w:b w:val="0"/>
+          <w:i w:val="0"/>
+        </w:rPr>
+        <w:t xml:space="preserve">Tasdiqlangan xulosa standart </w:t>
+      </w:r>
+      <w:r>
+        <w:rPr>
+          <w:b/>
+          <w:i w:val="0"/>
+        </w:rPr>
+        <w:t>DICOM SR</w:t>
+      </w:r>
+      <w:r>
+        <w:rPr>
+          <w:b w:val="0"/>
+          <w:i w:val="0"/>
+        </w:rPr>
+        <w:t xml:space="preserve"> (Structured Report, Comprehensive SR) sifatida eksport qilinadi — bunda bemor va tadqiqot metama'lumotlari manba DICOM fayldan meros olinadi, hisobot matni, BI-RADS bahosi va har bir topilma alohida tarkibiy elementlar sifatida saqlanadi. Tizim PACS bilan to'liq integratsiyalashgan (C-ECHO, C-FIND, C-STORE, C-MOVE), shu sababli mavjud klinik infratuzilmaga moslashadi va xulosani PACS serveriga jo'natish imkonini beradi.</w:t>
+      </w:r>
+    </w:p>
+    <w:p>
+      <w:pPr>
+        <w:ind w:firstLine="567"/>
+        <w:jc w:val="both"/>
+      </w:pPr>
+      <w:r>
+        <w:rPr>
+          <w:b w:val="0"/>
+          <w:i w:val="0"/>
+        </w:rPr>
+        <w:t xml:space="preserve">Avtomatik xulosa generatori uch bosqichli konveyerdan iborat. Birinchi bosqichda annotatsiyalardan </w:t>
+      </w:r>
+      <w:r>
+        <w:rPr>
+          <w:b/>
+          <w:i w:val="0"/>
+        </w:rPr>
+        <w:t>strukturaviy topilmalar</w:t>
+      </w:r>
+      <w:r>
+        <w:rPr>
+          <w:b w:val="0"/>
+          <w:i w:val="0"/>
+        </w:rPr>
+        <w:t xml:space="preserve"> (findings) shakllantiriladi: har bir o'choq uchun laterallik (DICOM metama'lumotidan), proyeksiya, kvadrant (quti markazi koordinatasidan hisoblanadi), tur (detektor sinfidan), o'lcham va BI-RADS kategoriyasi aniqlanadi. Bu strukturaviy ifoda — detektsiya va matn generatsiyasi o'rtasidagi ko'prik vazifasini bajaradi. Ikkinchi bosqichda strukturaviy topilmalardan matn hosil qilinadi: deterministik shablon (tayyor jumla qoliplari) yoki lokal til modeli. Uchinchi bosqichda matn radiolog tomonidan tahrirlanadi va tasdiqlanadi.</w:t>
+      </w:r>
+    </w:p>
+    <w:p>
+      <w:pPr>
+        <w:ind w:firstLine="567"/>
+        <w:jc w:val="both"/>
+      </w:pPr>
+      <w:r>
+        <w:rPr>
+          <w:b w:val="0"/>
+          <w:i w:val="0"/>
+        </w:rPr>
+        <w:t xml:space="preserve">Lokal til modelidan foydalanishda klinik xavfsizlik bir necha mexanizm bilan ta'minlanadi. Modelga </w:t>
+      </w:r>
+      <w:r>
+        <w:rPr>
+          <w:b/>
+          <w:i w:val="0"/>
+        </w:rPr>
+        <w:t>faqat strukturaviy topilmalar</w:t>
+      </w:r>
+      <w:r>
+        <w:rPr>
+          <w:b w:val="0"/>
+          <w:i w:val="0"/>
+        </w:rPr>
+        <w:t xml:space="preserve"> uzatiladi va tizimli ko'rsatma (system prompt) orqali u faqat shu ma'lumotdan foydalanishi, yangi topilma yoki tashxis qo'shmasligi qat'iy talab qilinadi (grounded generation). Generatsiya determinizmini ta'minlash uchun harorat parametri nolga teng olinadi. Tasvir ko'rinishlari ro'yxati topilma bilan adashtirilmasligi uchun aniq belgilanadi, bu soxta «normal» xulosalar to'qilishining oldini oladi. Klinik atamalar lug'ati orqali terminologiya to'g'riligi nazorat qilinadi.</w:t>
+      </w:r>
+    </w:p>
+    <w:p>
+      <w:pPr>
+        <w:ind w:firstLine="567"/>
+        <w:jc w:val="both"/>
+      </w:pPr>
+      <w:r>
+        <w:rPr>
+          <w:b w:val="0"/>
+          <w:i w:val="0"/>
+        </w:rPr>
+        <w:t>Tasdiqlangan xulosa DICOM Comprehensive SR obyektiga aylantiriladi. SR tarkibi (Content Sequence) ierarxik tuzilmaga ega: ildiz konteyneri «Radiology Report» kod tushunchasi bilan belgilanadi, uning ichida hisobot matni (Report), umumiy baho (Assessment, BI-RADS), tavsiya (Recommendation) va har bir topilma (Finding) alohida tarkibiy element sifatida saqlanadi. Bemor va tadqiqot identifikatorlari manba DICOM fayldan meros olinadi, bu SR ning to'g'ri tadqiqotga bog'lanishini ta'minlaydi. SR dastlab tasdiqlanmagan (UNVERIFIED) holatda yaratiladi, bu uning qoralama ekanini ifodalaydi.</w:t>
+      </w:r>
+    </w:p>
+    <w:p>
+      <w:pPr>
+        <w:pStyle w:val="Heading2"/>
+      </w:pPr>
+      <w:r>
+        <w:t>3.5-§. Maʼlumotlar modeli, dasturiy interfeyslar va ish oqimi</w:t>
+      </w:r>
+    </w:p>
+    <w:p>
+      <w:pPr>
+        <w:ind w:firstLine="567"/>
+        <w:jc w:val="both"/>
+      </w:pPr>
+      <w:r>
+        <w:rPr>
+          <w:b w:val="0"/>
+          <w:i w:val="0"/>
+        </w:rPr>
+        <w:t>MAMOGRAF tizimining ma'lumotlar modeli SQLite ma'lumotlar bazasida saqlanadi va quyidagi asosiy jadvallarni o'z ichiga oladi: foydalanuvchilar (rollar, parol xeshi, TOTP holati), annotatsiyalar tarixi (har bir o'zgarishning versiyasi), audit jurnali, ish ro'yxati (worklist), PACS serverlari konfiguratsiyasi va bemor-tasvir-hisobot bog'lanishlari. Har bir annotatsiya JSON tuzilmasida saqlanadi: identifikator, tur (quti/ko'pburchak), sinf yorliqlari (multi-label), BI-RADS kategoriyasi, normallashtirilgan koordinatalar (bbox), kadr raqami, izoh, yaratuvchi, holat va ko'rib chiqish ma'lumotlari.</w:t>
+      </w:r>
+    </w:p>
+    <w:p>
+      <w:pPr>
+        <w:ind w:firstLine="567"/>
+        <w:jc w:val="both"/>
+      </w:pPr>
+      <w:r>
+        <w:rPr>
+          <w:b w:val="0"/>
+          <w:i w:val="0"/>
+        </w:rPr>
+      </w:r>
+      <w:r>
+        <w:rPr>
+          <w:b/>
+          <w:i w:val="0"/>
+        </w:rPr>
+        <w:t>Dasturiy interfeyslar (API).</w:t>
+      </w:r>
+      <w:r>
+        <w:rPr>
+          <w:b w:val="0"/>
+          <w:i w:val="0"/>
+        </w:rPr>
+        <w:t xml:space="preserve"> Tizim REST arxitekturasida qurilgan bo'lib, asosiy endpointlar quyidagi guruhlarga bo'linadi: autentifikatsiya va foydalanuvchilarni boshqarish; DICOM yuklash, ro'yxat, metama'lumot va tasvir renderlash; annotatsiyalarni o'qish/yozish va holatini boshqarish; AI inference (batch, smart-click, uncertainty); model o'qitish (run, stop, status, metrics, validate); hisobot generatsiyasi va DICOM SR eksporti; PACS bilan ishlash; statistika va audit. Har bir endpoint rol asosidagi ruxsat bilan himoyalangan.</w:t>
+      </w:r>
+    </w:p>
+    <w:p>
+      <w:pPr>
+        <w:ind w:firstLine="567"/>
+        <w:jc w:val="both"/>
+      </w:pPr>
+      <w:r>
+        <w:rPr>
+          <w:b w:val="0"/>
+          <w:i w:val="0"/>
+        </w:rPr>
+      </w:r>
+      <w:r>
+        <w:rPr>
+          <w:b/>
+          <w:i w:val="0"/>
+        </w:rPr>
+        <w:t>Bemor-tasvir-hisobot bog'lanishi.</w:t>
+      </w:r>
+      <w:r>
+        <w:rPr>
+          <w:b w:val="0"/>
+          <w:i w:val="0"/>
+        </w:rPr>
+        <w:t xml:space="preserve"> Klinik amaliyotda bitta bemorga bir nechta tasvir (to'rt ko'rinish) va matnli hisobot tegishli bo'ladi. Tizim bu obyektlarni bog'lash (linking) va mos kelmaslik holatlarini aniqlash (match) imkonini beradi; bu xususiyat klinik ma'lumotlar bazasidan import qilingan hisobotlarni tegishli tasvirlar bilan bog'lashda muhim. Bog'langan hisobotlar TILLNet va matn tasniflagichi uchun qo'shimcha modallik sifatida ishlatilishi mumkin.</w:t>
+      </w:r>
+    </w:p>
+    <w:p>
+      <w:pPr>
+        <w:ind w:firstLine="567"/>
+        <w:jc w:val="both"/>
+      </w:pPr>
+      <w:r>
+        <w:rPr>
+          <w:b w:val="0"/>
+          <w:i w:val="0"/>
+        </w:rPr>
+      </w:r>
+      <w:r>
+        <w:rPr>
+          <w:b/>
+          <w:i w:val="0"/>
+        </w:rPr>
+        <w:t>Audit va kuzatuvchanlik.</w:t>
+      </w:r>
+      <w:r>
+        <w:rPr>
+          <w:b w:val="0"/>
+          <w:i w:val="0"/>
+        </w:rPr>
+        <w:t xml:space="preserve"> Annotatsiyalardagi har bir o'zgarish (yaratish, tahrirlash, tasdiqlash, rad etish) foydalanuvchi va vaqt belgisi bilan audit jurnalida qayd etiladi. Bu klinik sifat nazorati, javobgarlik va qonuniy talablarga muvofiqlik uchun zarur. Bildirishnomalar tizimi ko'rib chiquvchilar va annotatorlar o'rtasida muloqotni ta'minlaydi.</w:t>
+      </w:r>
+    </w:p>
+    <w:p>
+      <w:pPr>
+        <w:ind w:firstLine="567"/>
+        <w:jc w:val="both"/>
+      </w:pPr>
+      <w:r>
+        <w:rPr>
+          <w:b w:val="0"/>
+          <w:i w:val="0"/>
+        </w:rPr>
+      </w:r>
+      <w:r>
+        <w:rPr>
+          <w:b/>
+          <w:i w:val="0"/>
+        </w:rPr>
+        <w:t>Tadqiqot konveyeri.</w:t>
+      </w:r>
+      <w:r>
+        <w:rPr>
+          <w:b w:val="0"/>
+          <w:i w:val="0"/>
+        </w:rPr>
+        <w:t xml:space="preserve"> MAMOGRAF tizimi tadqiqot uchun pseudo-belgilash (pseudo-labels), ko'rib chiqish navbati (review queue) va gold-belgilarni eksport qilish mexanizmlarini qo'llab-quvvatlaydi. Bu yarim-nazoratli (semi-supervised) o'qitish va faol o'rganish stsenariylarini amalga oshirishga imkon beradi: model zaif belgilarni generatsiya qiladi, radiolog ularni tasdiqlaydi/tuzatadi, natijada yuqori sifatli o'qitish to'plami shakllanadi.</w:t>
+      </w:r>
+    </w:p>
+    <w:p>
+      <w:pPr>
+        <w:pStyle w:val="Heading2"/>
+      </w:pPr>
+      <w:r>
+        <w:t>III bob boʻyicha xulosalar</w:t>
+      </w:r>
+    </w:p>
+    <w:p>
+      <w:pPr>
+        <w:pStyle w:val="ListNumber"/>
+        <w:jc w:val="both"/>
+      </w:pPr>
+      <w:r>
+        <w:rPr>
+          <w:b w:val="0"/>
+        </w:rPr>
+        <w:t>MAMOGRAF FastAPI backend va web-interfeysida amalga oshirilgan; har bir DICOM yuklashda PHI avtomatik anonimlashtiriladi.</w:t>
+      </w:r>
+    </w:p>
+    <w:p>
+      <w:pPr>
+        <w:pStyle w:val="ListNumber"/>
+        <w:jc w:val="both"/>
+      </w:pPr>
+      <w:r>
+        <w:rPr>
+          <w:b w:val="0"/>
+        </w:rPr>
+        <w:t>Annotatsiya, faol o'rganish va AI yordami (smart-click, uncertainty) radiolog ishini tezlashtiradi.</w:t>
+      </w:r>
+    </w:p>
+    <w:p>
+      <w:pPr>
+        <w:pStyle w:val="ListNumber"/>
+        <w:jc w:val="both"/>
+      </w:pPr>
+      <w:r>
+        <w:rPr>
+          <w:b w:val="0"/>
+        </w:rPr>
+        <w:t>Model Studio GPU'da subprocess sifatida o'qitishni (Stop/Resume), jonli metrikalar va resurslar monitoringini ta'minlaydi.</w:t>
+      </w:r>
+    </w:p>
+    <w:p>
+      <w:pPr>
+        <w:pStyle w:val="ListNumber"/>
+        <w:jc w:val="both"/>
+      </w:pPr>
+      <w:r>
+        <w:rPr>
+          <w:b w:val="0"/>
+        </w:rPr>
+        <w:t>O'qitishni alohida GPU serverga uzatuvchi taqsimlangan arxitektura datasetni oldindan yuklash hisobiga darhol start, uzilishlarga chidamlilik va modelni avtomatik joylashtirishni ta'minlaydi.</w:t>
+      </w:r>
+    </w:p>
+    <w:p>
+      <w:pPr>
+        <w:pStyle w:val="ListNumber"/>
+        <w:jc w:val="both"/>
+      </w:pPr>
+      <w:r>
+        <w:rPr>
+          <w:b w:val="0"/>
+        </w:rPr>
+        <w:t>Avtomatik xulosa lokal til modelida grounded, deterministik va klinik atamalarga mos tarzda shakllantiriladi.</w:t>
+      </w:r>
+    </w:p>
+    <w:p>
+      <w:pPr>
+        <w:pStyle w:val="ListNumber"/>
+        <w:jc w:val="both"/>
+      </w:pPr>
+      <w:r>
+        <w:rPr>
+          <w:b w:val="0"/>
+        </w:rPr>
+        <w:t>Xulosa DICOM SR sifatida eksport qilinadi va PACS bilan integratsiyalashgan, bu klinik ish oqimini to'liq qo'llab-quvvatlaydi.</w:t>
+      </w:r>
+    </w:p>
+    <w:p>
+      <w:r>
+        <w:br w:type="page"/>
+      </w:r>
+    </w:p>
+    <w:p>
+      <w:pPr>
+        <w:pStyle w:val="Heading1"/>
+        <w:jc w:val="center"/>
+      </w:pPr>
+      <w:r>
+        <w:rPr>
+          <w:b/>
+        </w:rPr>
+        <w:t>III BOB (DAVOMI). AVTOMATLASHTIRILGAN ANNOTATSIYA YIG'ISH QUYI TIZIMINING MATEMATIK MODELI</w:t>
+      </w:r>
+    </w:p>
+    <w:p>
+      <w:pPr>
+        <w:pStyle w:val="Heading2"/>
+      </w:pPr>
+      <w:r>
+        <w:t>1. Kirish va masalaning qo'yilishi</w:t>
+      </w:r>
+    </w:p>
+    <w:p>
+      <w:pPr>
+        <w:ind w:firstLine="567"/>
+        <w:jc w:val="both"/>
+      </w:pPr>
+      <w:r>
+        <w:rPr>
+          <w:b w:val="0"/>
+          <w:i w:val="0"/>
+        </w:rPr>
+        <w:t>Mammografik tasvirlarni chuqur o'rganishga asoslangan avtomatik tahlil qilish tizimlarining sifati, birinchi navbatda, o'qitish uchun yig'ilgan annotatsiyalangan ma'lumotlar bazasining hajmi va sifatiga bog'liq. Tibbiy tasvirlarni qo'lda belgilash (annotatsiyalash) — yuqori malakali radiolog vaqtini talab qiluvchi, qimmat va sekin jarayon bo'lib, aynan u sun'iy intellekt modellarini joriy etishdagi asosiy «to'siq» (bottleneck) hisoblanadi. N ta tasvirni qo'lda belgilashning umumiy mehnat sarfini quyidagicha baholaymiz:</w:t>
+      </w:r>
+    </w:p>
+    <w:p>
+      <w:pPr>
         <w:jc w:val="center"/>
       </w:pPr>
       <w:r>
         <w:drawing>
           <wp:inline xmlns:a="http://schemas.openxmlformats.org/drawingml/2006/main" xmlns:pic="http://schemas.openxmlformats.org/drawingml/2006/picture">
-            <wp:extent cx="5486400" cy="3706927"/>
+            <wp:extent cx="2087217" cy="795130"/>
+            <wp:docPr id="26" name="Picture 26"/>
+            <wp:cNvGraphicFramePr>
+              <a:graphicFrameLocks noChangeAspect="1"/>
+            </wp:cNvGraphicFramePr>
+            <a:graphic>
+              <a:graphicData uri="http://schemas.openxmlformats.org/drawingml/2006/picture">
+                <pic:pic>
+                  <pic:nvPicPr>
+                    <pic:cNvPr id="0" name="an_cost.png"/>
+                    <pic:cNvPicPr/>
+                  </pic:nvPicPr>
+                  <pic:blipFill>
+                    <a:blip r:embed="rId34"/>
+                    <a:stretch>
+                      <a:fillRect/>
+                    </a:stretch>
+                  </pic:blipFill>
+                  <pic:spPr>
+                    <a:xfrm>
+                      <a:off x="0" y="0"/>
+                      <a:ext cx="2087217" cy="795130"/>
+                    </a:xfrm>
+                    <a:prstGeom prst="rect"/>
+                  </pic:spPr>
+                </pic:pic>
+              </a:graphicData>
+            </a:graphic>
+          </wp:inline>
+        </w:drawing>
+      </w:r>
+      <w:r>
+        <w:rPr>
+          <w:sz w:val="24"/>
+        </w:rPr>
+        <w:t xml:space="preserve">        (1)</w:t>
+      </w:r>
+    </w:p>
+    <w:p>
+      <w:pPr>
+        <w:ind w:firstLine="567"/>
+        <w:jc w:val="both"/>
+      </w:pPr>
+      <w:r>
+        <w:rPr>
+          <w:b w:val="0"/>
+          <w:i w:val="0"/>
+        </w:rPr>
+        <w:t>bu yerda τ_i — i-tasvirni belgilash vaqti, ̄τ — o'rtacha vaqt. Qo'lda belgilashning o'rtacha unumdorligi esa:</w:t>
+      </w:r>
+    </w:p>
+    <w:p>
+      <w:pPr>
+        <w:jc w:val="center"/>
+      </w:pPr>
+      <w:r>
+        <w:drawing>
+          <wp:inline xmlns:a="http://schemas.openxmlformats.org/drawingml/2006/main" xmlns:pic="http://schemas.openxmlformats.org/drawingml/2006/picture">
+            <wp:extent cx="1749286" cy="767300"/>
             <wp:docPr id="27" name="Picture 27"/>
             <wp:cNvGraphicFramePr>
               <a:graphicFrameLocks noChangeAspect="1"/>
@@ -6025,7 +6826,7 @@
               <a:graphicData uri="http://schemas.openxmlformats.org/drawingml/2006/picture">
                 <pic:pic>
                   <pic:nvPicPr>
-                    <pic:cNvPr id="0" name="architecture.png"/>
+                    <pic:cNvPr id="0" name="an_rate.png"/>
                     <pic:cNvPicPr/>
                   </pic:nvPicPr>
                   <pic:blipFill>
@@ -6037,7 +6838,7 @@
                   <pic:spPr>
                     <a:xfrm>
                       <a:off x="0" y="0"/>
-                      <a:ext cx="5486400" cy="3706927"/>
+                      <a:ext cx="1749286" cy="767300"/>
                     </a:xfrm>
                     <a:prstGeom prst="rect"/>
                   </pic:spPr>
@@ -6047,17 +6848,11 @@
           </wp:inline>
         </w:drawing>
       </w:r>
-    </w:p>
-    <w:p>
-      <w:pPr>
-        <w:jc w:val="center"/>
-      </w:pPr>
-      <w:r>
-        <w:rPr>
-          <w:i/>
+      <w:r>
+        <w:rPr>
           <w:sz w:val="24"/>
         </w:rPr>
-        <w:t>3.1-rasm. MAMOGRAF dasturiy majmuasi arxitekturasi</w:t>
+        <w:t xml:space="preserve">        (2)</w:t>
       </w:r>
     </w:p>
     <w:p>
@@ -6070,198 +6865,22 @@
           <w:b w:val="0"/>
           <w:i w:val="0"/>
         </w:rPr>
-      </w:r>
+        <w:t>Ushbu maqolada mammografik tasvirlar uchun annotatsiyalarni avtomatlashtirilgan tarzda yig'uvchi dasturiy majmua (AI-Scan/MAMOGRAF platformasi) taklif etiladi. Tizimning markazida ikki tamoyil yotadi: (i) model yordamida dastlabki belgilash — o'qitilgan detektor yangi tasvirlarga avtomatik ramka (bounding box) qo'yadi, radiolog esa faqat tuzatadi va tasdiqlaydi; (ii) inson-tsiklidagi faol o'rganish — model eng «noaniq» tasvirlarni tanlab radiolog e'tiboriga havola etadi, tasdiqlangan annotatsiyalar bazaga qo'shilib, model qayta o'qitiladi.</w:t>
+      </w:r>
+    </w:p>
+    <w:p>
+      <w:pPr>
+        <w:ind w:firstLine="567"/>
+        <w:jc w:val="both"/>
+      </w:pPr>
       <w:r>
         <w:rPr>
           <w:b/>
-          <w:i w:val="0"/>
-        </w:rPr>
-        <w:t>Maxfiylik (de-identifikatsiya).</w:t>
-      </w:r>
-      <w:r>
-        <w:rPr>
-          <w:b w:val="0"/>
-          <w:i w:val="0"/>
-        </w:rPr>
-        <w:t xml:space="preserve"> Maxfiylik talablariga muvofiq, har bir yuklangan DICOM faylda shaxsiy ma'lumotlar (PHI) — bemor ismi, identifikatori, tug'ilgan sanasi, shifokor va muassasa nomlari — yuklash bosqichida avtomatik tarzda o'chiriladi yoki anonimlashtiriladi. Bunda piksel ma'lumotlari, tasvir o'lchamlari va modallik (Modality) saqlanadi, chunki ular tadqiqot uchun zarur. Keyingi barcha bosqichlar (annotatsiya, AI, eksport) faqat PHI-siz nusxa ustida bajariladi.</w:t>
-      </w:r>
-    </w:p>
-    <w:p>
-      <w:pPr>
-        <w:ind w:firstLine="567"/>
-        <w:jc w:val="both"/>
-      </w:pPr>
-      <w:r>
-        <w:rPr>
-          <w:b w:val="0"/>
-          <w:i w:val="0"/>
-        </w:rPr>
-      </w:r>
-      <w:r>
-        <w:rPr>
-          <w:b/>
-          <w:i w:val="0"/>
-        </w:rPr>
-        <w:t>Xavfsizlik.</w:t>
-      </w:r>
-      <w:r>
-        <w:rPr>
-          <w:b w:val="0"/>
-          <w:i w:val="0"/>
-        </w:rPr>
-        <w:t xml:space="preserve"> Tizimga kirish JWT (JSON Web Token) asosidagi autentifikatsiya orqali amalga oshiriladi. Foydalanuvchilar uchta rolga bo'linadi — administrator, ko'rib chiquvchi (reviewer) va annotator — va har bir rol uchun ruxsatlar farqlanadi. Qo'shimcha himoya sifatida ikki bosqichli (TOTP) autentifikatsiya qo'llab-quvvatlanadi.</w:t>
-      </w:r>
-    </w:p>
-    <w:p>
-      <w:pPr>
-        <w:ind w:firstLine="567"/>
-        <w:jc w:val="both"/>
-      </w:pPr>
-      <w:r>
-        <w:rPr>
-          <w:b w:val="0"/>
-          <w:i w:val="0"/>
-        </w:rPr>
-        <w:t>Texnologik tanlovlar amaliy talablar asosida belgilangan. FastAPI freymvorki asinxron so'rovlarni samarali qayta ishlash va avtomatik API hujjatlash imkonini beradi. Frontend qo'shimcha og'ir kutubxonalarsiz sof JavaScript da amalga oshirilgani tufayli yengil va portativ. Ma'lumotlar bazasi sifatida SQLite tanlangan — u alohida server talab qilmaydi va klinik ish stantsiyasida mustaqil ishlaydi, bu maxfiylik va sodda joriy etish nuqtai nazaridan afzal. Og'ir hisoblash (AI inference va o'qitish) GPU da bajariladi.</w:t>
-      </w:r>
-    </w:p>
-    <w:p>
-      <w:pPr>
-        <w:ind w:firstLine="567"/>
-        <w:jc w:val="both"/>
-      </w:pPr>
-      <w:r>
-        <w:rPr>
-          <w:b w:val="0"/>
-          <w:i w:val="0"/>
-        </w:rPr>
-        <w:t>Tizim modulli arxitekturada qurilgan: autentifikatsiya, DICOM boshqaruvi, annotatsiya, AI inference, model o'qitish, hisobot generatsiyasi, eksport va PACS integratsiyasi alohida mantiqiy modullarni tashkil etadi. Bu modullik kengaytirilishni (yangi model arxitekturalari yoki eksport formatlari qo'shish) osonlashtiradi. Tizim Docker konteynerizatsiyasi orqali ham joylashtirilishi mumkin, bu turli muhitlarda izchil ishlashni ta'minlaydi.</w:t>
-      </w:r>
-    </w:p>
-    <w:p>
-      <w:pPr>
-        <w:ind w:firstLine="567"/>
-        <w:jc w:val="both"/>
-      </w:pPr>
-      <w:r>
-        <w:rPr>
-          <w:b w:val="0"/>
-          <w:i w:val="0"/>
-        </w:rPr>
-        <w:t>GPU resurslaridan samarali foydalanish uchun model og'irliklari xotirada keshlanadi va inference paketli (batch) tarzda bajariladi. O'qitish jarayoni asosiy web-xizmatdan alohida subprocess sifatida ishga tushiriladi, bu uzoq davom etuvchi o'qitish web-interfeysning javobgarligiga ta'sir qilmasligini ta'minlaydi. Bu ajratish, shuningdek, o'qitishni to'xtatish va davom ettirish imkonini beradi.</w:t>
-      </w:r>
-    </w:p>
-    <w:p>
-      <w:pPr>
-        <w:ind w:firstLine="567"/>
-        <w:jc w:val="both"/>
-      </w:pPr>
-      <w:r>
-        <w:rPr>
-          <w:b w:val="0"/>
-          <w:i w:val="0"/>
-        </w:rPr>
-        <w:t>Xavfsizlik modeli bir necha bosqichli himoyani nazarda tutadi. Kirish bosqichida JWT token foydalanuvchini autentifikatsiya qiladi va token muddati cheklangan. Har bir so'rovda foydalanuvchining roli tekshirilib, ruxsat etilmagan amallar rad etiladi (masalan, annotator boshqa foydalanuvchi yaratgan annotatsiyani tahrirlay olmaydi). Maxfiy amallar uchun ikki bosqichli (TOTP) autentifikatsiya qo'shimcha himoya qatlamini ta'minlaydi. So'rovlar chastotasi cheklanadi (rate limiting), bu xizmatga qaratilgan hujumlarning oldini oladi.</w:t>
-      </w:r>
-    </w:p>
-    <w:p>
-      <w:pPr>
-        <w:ind w:firstLine="567"/>
-        <w:jc w:val="both"/>
-      </w:pPr>
-      <w:r>
-        <w:rPr>
-          <w:b w:val="0"/>
-          <w:i w:val="0"/>
-        </w:rPr>
-        <w:t xml:space="preserve">Ma'lumotlar maxfiyligi nuqtai nazaridan eng muhim qaror — tizimning </w:t>
-      </w:r>
-      <w:r>
-        <w:rPr>
-          <w:b/>
-          <w:i w:val="0"/>
-        </w:rPr>
-        <w:t>mahalliy (oflayn) ishlashi</w:t>
-      </w:r>
-      <w:r>
-        <w:rPr>
-          <w:b w:val="0"/>
-          <w:i w:val="0"/>
-        </w:rPr>
-        <w:t>. Bemor tasvirlari va hisobotlari tashqi bulutli xizmatlarga jo'natilmaydi; AI inference, model o'qitish va hatto avtomatik xulosa generatsiyasi (lokal til modeli orqali) to'liq mahalliy infratuzilmada bajariladi. Bu yondashuv tibbiy ma'lumotlarni himoya qilish talablariga muvofiq keladi va ma'lumotlarning chegaradan tashqariga chiqishi xavfini bartaraf etadi.</w:t>
-      </w:r>
-    </w:p>
-    <w:p>
-      <w:pPr>
-        <w:pStyle w:val="Heading2"/>
-      </w:pPr>
-      <w:r>
-        <w:t>3.2-§. Annotatsiya, faol oʻrganish va AI yordami</w:t>
-      </w:r>
-    </w:p>
-    <w:p>
-      <w:pPr>
-        <w:ind w:firstLine="567"/>
-        <w:jc w:val="both"/>
-      </w:pPr>
-      <w:r>
-        <w:rPr>
-          <w:b w:val="0"/>
-          <w:i w:val="0"/>
-        </w:rPr>
-        <w:t>Radiolog DICOM ko'ruvchida tasvirni tahlil qilib, shubhali sohalarni quti (bbox) yoki ko'pburchak (polygon) bilan belgilaydi va har bir o'choqqa sinf, BI-RADS kategoriyasi hamda izoh biriktiradi. Annotatsiyalar holatlar oqimi orqali nazorat qilinadi: dastlabki (draft) → taqdim etilgan (submitted) → tasdiqlangan (approved) yoki rad etilgan (rejected). Ko'rib chiquvchi rolidagi mutaxassis annotatsiyalarni tekshiradi va tasdiqlaydi; barcha o'zgarishlar audit jurnalida qayd etiladi.</w:t>
-      </w:r>
-    </w:p>
-    <w:p>
-      <w:pPr>
-        <w:ind w:firstLine="567"/>
-        <w:jc w:val="both"/>
-      </w:pPr>
-      <w:r>
-        <w:rPr>
-          <w:b w:val="0"/>
-          <w:i w:val="0"/>
-        </w:rPr>
-      </w:r>
-      <w:r>
-        <w:rPr>
-          <w:b/>
-          <w:i w:val="0"/>
-        </w:rPr>
-        <w:t>AI yordami.</w:t>
-      </w:r>
-      <w:r>
-        <w:rPr>
-          <w:b w:val="0"/>
-          <w:i w:val="0"/>
-        </w:rPr>
-        <w:t xml:space="preserve"> Tizim radiolog ishini tezlashtiruvchi bir nechta AI funksiyani taklif etadi: avtomatik inference (model bbox'larni avtomatik taklif qiladi), smart-click (bir bosishda atrofdagi o'choqni topib quti chizish) va noaniqlik (uncertainty) issiqlik xaritasi (model qayerda ishonchsiz ekanini ko'rsatish). Issiqlik xaritasi test vaqti augmentatsiyasi (TTA) asosida hisoblanadi.</w:t>
-      </w:r>
-    </w:p>
-    <w:p>
-      <w:pPr>
-        <w:ind w:firstLine="567"/>
-        <w:jc w:val="both"/>
-      </w:pPr>
-      <w:r>
-        <w:rPr>
-          <w:b w:val="0"/>
-          <w:i w:val="0"/>
-        </w:rPr>
-      </w:r>
-      <w:r>
-        <w:rPr>
-          <w:b/>
-          <w:i w:val="0"/>
-        </w:rPr>
-        <w:t>Faol o'rganish (active learning) sikli.</w:t>
-      </w:r>
-      <w:r>
-        <w:rPr>
-          <w:b w:val="0"/>
-          <w:i w:val="0"/>
-        </w:rPr>
-        <w:t xml:space="preserve"> Tizim AI bashoratlaridan farqli yoki radiolog tomonidan tasdiqlangan annotatsiyalar sonini kuzatib boradi va yetarli yangi ma'lumot to'planganda modelni qayta o'qitishni tavsiya qiladi. Bu inson-mashina hamkorligi siklini (3.2-rasm) tashkil etadi: AI taklif qiladi → radiolog tasdiqlaydi/tuzatadi → yangi ma'lumot to'planadi → model qayta o'qitiladi → aniqlik oshadi. Ushbu yopiq halqali (closed-loop), radiolog-inson hamkorligiga asoslangan matnga yo'naltirilgan zaif nazoratli o'qitish yondashuvi muallifning alohida ishida (Khamdamov R., Turaqulov Sh.X., 2026) batafsil asoslangan va ayniqsa annotatsiya kam bo'lgan sharoitlar uchun samarali.</w:t>
+        </w:rPr>
+        <w:t xml:space="preserve">Ishning ilmiy yangiligi. </w:t>
+      </w:r>
+      <w:r>
+        <w:t>DICOM-konveyer, model yordamida belgilash, noaniqlikka asoslangan namuna tanlash, ko'p-annotator kelishuvini baholash va masofaviy GPU'da qayta o'qitishni yagona yopiq tsiklga birlashtirgan, formal matematik model bilan asoslangan annotatsiya yig'ish metodikasi taklif qilingan.</w:t>
       </w:r>
     </w:p>
     <w:p>
@@ -6271,7 +6890,7 @@
       <w:r>
         <w:drawing>
           <wp:inline xmlns:a="http://schemas.openxmlformats.org/drawingml/2006/main" xmlns:pic="http://schemas.openxmlformats.org/drawingml/2006/picture">
-            <wp:extent cx="4389120" cy="2113170"/>
+            <wp:extent cx="4297680" cy="6278161"/>
             <wp:docPr id="28" name="Picture 28"/>
             <wp:cNvGraphicFramePr>
               <a:graphicFrameLocks noChangeAspect="1"/>
@@ -6280,7 +6899,7 @@
               <a:graphicData uri="http://schemas.openxmlformats.org/drawingml/2006/picture">
                 <pic:pic>
                   <pic:nvPicPr>
-                    <pic:cNvPr id="0" name="cycle.png"/>
+                    <pic:cNvPr id="0" name="fig_arch.png"/>
                     <pic:cNvPicPr/>
                   </pic:nvPicPr>
                   <pic:blipFill>
@@ -6292,7 +6911,7 @@
                   <pic:spPr>
                     <a:xfrm>
                       <a:off x="0" y="0"/>
-                      <a:ext cx="4389120" cy="2113170"/>
+                      <a:ext cx="4297680" cy="6278161"/>
                     </a:xfrm>
                     <a:prstGeom prst="rect"/>
                   </pic:spPr>
@@ -6312,7 +6931,16 @@
           <w:i/>
           <w:sz w:val="24"/>
         </w:rPr>
-        <w:t>3.2-rasm. Faol o'rganish sikli (AI ↔ radiolog)</w:t>
+        <w:t>1-rasm. MAMOGRAF platformasining umumiy arxitekturasi va annotatsiya yig'ish oqimi.</w:t>
+      </w:r>
+    </w:p>
+    <w:p/>
+    <w:p>
+      <w:pPr>
+        <w:pStyle w:val="Heading2"/>
+      </w:pPr>
+      <w:r>
+        <w:t>2. Annotatsiya yig'ishning yopiq tsikli</w:t>
       </w:r>
     </w:p>
     <w:p>
@@ -6325,7 +6953,52 @@
           <w:b w:val="0"/>
           <w:i w:val="0"/>
         </w:rPr>
-        <w:t>AI inference konveyeri bir nechta rejimni qo'llab-quvvatlaydi. Avtomatik inference rejimida yuklangan tasvirga model fonda qo'llaniladi va nomzod qutilar generatsiya qilinadi — radiolog ekranga kelganda bashoratlar allaqachon tayyor bo'ladi. Smart-click rejimida foydalanuvchi shubhali sohaga bir marta bosadi va model shu nuqta atrofidagi o'choqni topib quti chizadi — bu qo'lda quti chizishga nisbatan ancha tez. Batch rejimi bir nechta tasvirga bir vaqtda model qo'llaydi.</w:t>
+        <w:t>Tizim iterativ (qadamma-qadam) ishlaydi. k-iteratsiyada mavjud baza ℱ_k ustida ℳ_k modeli o'qitiladi; u belgilanmagan tasvirlar to'plami ℱU_k ga dastlabki annotatsiyalar ℱA(ℳ_k, U_k) beradi; radiolog ularni tekshirib (verifikatsiya ℱV) bazani kengaytiradi:</w:t>
+      </w:r>
+    </w:p>
+    <w:p>
+      <w:pPr>
+        <w:jc w:val="center"/>
+      </w:pPr>
+      <w:r>
+        <w:drawing>
+          <wp:inline xmlns:a="http://schemas.openxmlformats.org/drawingml/2006/main" xmlns:pic="http://schemas.openxmlformats.org/drawingml/2006/picture">
+            <wp:extent cx="3077154" cy="413468"/>
+            <wp:docPr id="29" name="Picture 29"/>
+            <wp:cNvGraphicFramePr>
+              <a:graphicFrameLocks noChangeAspect="1"/>
+            </wp:cNvGraphicFramePr>
+            <a:graphic>
+              <a:graphicData uri="http://schemas.openxmlformats.org/drawingml/2006/picture">
+                <pic:pic>
+                  <pic:nvPicPr>
+                    <pic:cNvPr id="0" name="an_loop.png"/>
+                    <pic:cNvPicPr/>
+                  </pic:nvPicPr>
+                  <pic:blipFill>
+                    <a:blip r:embed="rId37"/>
+                    <a:stretch>
+                      <a:fillRect/>
+                    </a:stretch>
+                  </pic:blipFill>
+                  <pic:spPr>
+                    <a:xfrm>
+                      <a:off x="0" y="0"/>
+                      <a:ext cx="3077154" cy="413468"/>
+                    </a:xfrm>
+                    <a:prstGeom prst="rect"/>
+                  </pic:spPr>
+                </pic:pic>
+              </a:graphicData>
+            </a:graphic>
+          </wp:inline>
+        </w:drawing>
+      </w:r>
+      <w:r>
+        <w:rPr>
+          <w:sz w:val="24"/>
+        </w:rPr>
+        <w:t xml:space="preserve">        (3)</w:t>
       </w:r>
     </w:p>
     <w:p>
@@ -6338,7 +7011,52 @@
           <w:b w:val="0"/>
           <w:i w:val="0"/>
         </w:rPr>
-        <w:t>Noaniqlikni baholash uchun test vaqti augmentatsiyasi (TTA) qo'llaniladi: tasvir bir nechta o'zgartirilgan ko'rinishda (masshtab, akslantirish) modeldan o'tkaziladi va bashoratlar tarqalishi noaniqlik o'lchovi sifatida ishlatiladi. Bashoratlarning yuqori tarqalishi modelning shu sohada ishonchsizligini ko'rsatadi. Bir nechta modeldan kelgan bashoratlarni birlashtirish uchun vaznli quti birlashtirish (Weighted Box Fusion, WBF) usuli qo'llaniladi — u ishonch ballari bo'yicha vaznlangan o'rtacha qutini hisoblaydi va ansambl aniqligini oshiradi.</w:t>
+        <w:t>Har bir iteratsiyada model yangilangan baza bo'yicha qayta optimallashtiriladi:</w:t>
+      </w:r>
+    </w:p>
+    <w:p>
+      <w:pPr>
+        <w:jc w:val="center"/>
+      </w:pPr>
+      <w:r>
+        <w:drawing>
+          <wp:inline xmlns:a="http://schemas.openxmlformats.org/drawingml/2006/main" xmlns:pic="http://schemas.openxmlformats.org/drawingml/2006/picture">
+            <wp:extent cx="3069203" cy="520810"/>
+            <wp:docPr id="30" name="Picture 30"/>
+            <wp:cNvGraphicFramePr>
+              <a:graphicFrameLocks noChangeAspect="1"/>
+            </wp:cNvGraphicFramePr>
+            <a:graphic>
+              <a:graphicData uri="http://schemas.openxmlformats.org/drawingml/2006/picture">
+                <pic:pic>
+                  <pic:nvPicPr>
+                    <pic:cNvPr id="0" name="an_theta.png"/>
+                    <pic:cNvPicPr/>
+                  </pic:nvPicPr>
+                  <pic:blipFill>
+                    <a:blip r:embed="rId38"/>
+                    <a:stretch>
+                      <a:fillRect/>
+                    </a:stretch>
+                  </pic:blipFill>
+                  <pic:spPr>
+                    <a:xfrm>
+                      <a:off x="0" y="0"/>
+                      <a:ext cx="3069203" cy="520810"/>
+                    </a:xfrm>
+                    <a:prstGeom prst="rect"/>
+                  </pic:spPr>
+                </pic:pic>
+              </a:graphicData>
+            </a:graphic>
+          </wp:inline>
+        </w:drawing>
+      </w:r>
+      <w:r>
+        <w:rPr>
+          <w:sz w:val="24"/>
+        </w:rPr>
+        <w:t xml:space="preserve">        (4)</w:t>
       </w:r>
     </w:p>
     <w:p>
@@ -6351,15 +7069,112 @@
           <w:b w:val="0"/>
           <w:i w:val="0"/>
         </w:rPr>
-        <w:t>AI bashoratlari va radiolog tasdig'ini farqlash uchun har bir annotatsiya manbai (AI yoki inson) va holati saqlanadi. Bu faol o'rganish uchun zarur: tizim AI bashoratidan farqli ravishda radiolog tomonidan tuzatilgan yoki tasdiqlangan annotatsiyalarni "qimmatli" o'qitish signali sifatida ajratadi va shular yetarli to'planganda qayta o'qitishni tavsiya qiladi.</w:t>
-      </w:r>
-    </w:p>
+        <w:t>Bazaning o'sishi quyidagi rekurrent ifoda bilan tavsiflanadi, bu yerda β_j — j-iteratsiyada qabul qilingan (tasdiqlangan) annotatsiyalar ulushi:</w:t>
+      </w:r>
+    </w:p>
+    <w:p>
+      <w:pPr>
+        <w:jc w:val="center"/>
+      </w:pPr>
+      <w:r>
+        <w:drawing>
+          <wp:inline xmlns:a="http://schemas.openxmlformats.org/drawingml/2006/main" xmlns:pic="http://schemas.openxmlformats.org/drawingml/2006/picture">
+            <wp:extent cx="4154556" cy="830910"/>
+            <wp:docPr id="31" name="Picture 31"/>
+            <wp:cNvGraphicFramePr>
+              <a:graphicFrameLocks noChangeAspect="1"/>
+            </wp:cNvGraphicFramePr>
+            <a:graphic>
+              <a:graphicData uri="http://schemas.openxmlformats.org/drawingml/2006/picture">
+                <pic:pic>
+                  <pic:nvPicPr>
+                    <pic:cNvPr id="0" name="an_growth.png"/>
+                    <pic:cNvPicPr/>
+                  </pic:nvPicPr>
+                  <pic:blipFill>
+                    <a:blip r:embed="rId39"/>
+                    <a:stretch>
+                      <a:fillRect/>
+                    </a:stretch>
+                  </pic:blipFill>
+                  <pic:spPr>
+                    <a:xfrm>
+                      <a:off x="0" y="0"/>
+                      <a:ext cx="4154556" cy="830910"/>
+                    </a:xfrm>
+                    <a:prstGeom prst="rect"/>
+                  </pic:spPr>
+                </pic:pic>
+              </a:graphicData>
+            </a:graphic>
+          </wp:inline>
+        </w:drawing>
+      </w:r>
+      <w:r>
+        <w:rPr>
+          <w:sz w:val="24"/>
+        </w:rPr>
+        <w:t xml:space="preserve">        (5)</w:t>
+      </w:r>
+    </w:p>
+    <w:p>
+      <w:pPr>
+        <w:jc w:val="center"/>
+      </w:pPr>
+      <w:r>
+        <w:drawing>
+          <wp:inline xmlns:a="http://schemas.openxmlformats.org/drawingml/2006/main" xmlns:pic="http://schemas.openxmlformats.org/drawingml/2006/picture">
+            <wp:extent cx="4480560" cy="4454467"/>
+            <wp:docPr id="32" name="Picture 32"/>
+            <wp:cNvGraphicFramePr>
+              <a:graphicFrameLocks noChangeAspect="1"/>
+            </wp:cNvGraphicFramePr>
+            <a:graphic>
+              <a:graphicData uri="http://schemas.openxmlformats.org/drawingml/2006/picture">
+                <pic:pic>
+                  <pic:nvPicPr>
+                    <pic:cNvPr id="0" name="fig_loop.png"/>
+                    <pic:cNvPicPr/>
+                  </pic:nvPicPr>
+                  <pic:blipFill>
+                    <a:blip r:embed="rId40"/>
+                    <a:stretch>
+                      <a:fillRect/>
+                    </a:stretch>
+                  </pic:blipFill>
+                  <pic:spPr>
+                    <a:xfrm>
+                      <a:off x="0" y="0"/>
+                      <a:ext cx="4480560" cy="4454467"/>
+                    </a:xfrm>
+                    <a:prstGeom prst="rect"/>
+                  </pic:spPr>
+                </pic:pic>
+              </a:graphicData>
+            </a:graphic>
+          </wp:inline>
+        </w:drawing>
+      </w:r>
+    </w:p>
+    <w:p>
+      <w:pPr>
+        <w:jc w:val="center"/>
+      </w:pPr>
+      <w:r>
+        <w:rPr>
+          <w:i/>
+          <w:sz w:val="24"/>
+        </w:rPr>
+        <w:t>2-rasm. Annotatsiyalarni avtomatlashtirilgan yig'ishning yopiq tsikli (model — radiolog — baza — qayta o'qitish).</w:t>
+      </w:r>
+    </w:p>
+    <w:p/>
     <w:p>
       <w:pPr>
         <w:pStyle w:val="Heading2"/>
       </w:pPr>
       <w:r>
-        <w:t>3.3-§. Model oʻqitish konveyeri (Model Studio) va resurslar monitoringi</w:t>
+        <w:t>3. DICOM tasvirlariga dastlabki ishlov berish</w:t>
       </w:r>
     </w:p>
     <w:p>
@@ -6372,20 +7187,110 @@
           <w:b w:val="0"/>
           <w:i w:val="0"/>
         </w:rPr>
-      </w:r>
-      <w:r>
-        <w:rPr>
-          <w:b/>
-          <w:i w:val="0"/>
-        </w:rPr>
-        <w:t>Model Studio</w:t>
-      </w:r>
+        <w:t>Manba DICOM-fayllari xom piksel qiymatlaridan iborat. Avval Modality LUT orqali ular fizik kattalikka (masalan, optik zichlik) keltiriladi:</w:t>
+      </w:r>
+    </w:p>
+    <w:p>
+      <w:pPr>
+        <w:jc w:val="center"/>
+      </w:pPr>
+      <w:r>
+        <w:drawing>
+          <wp:inline xmlns:a="http://schemas.openxmlformats.org/drawingml/2006/main" xmlns:pic="http://schemas.openxmlformats.org/drawingml/2006/picture">
+            <wp:extent cx="1669773" cy="413468"/>
+            <wp:docPr id="33" name="Picture 33"/>
+            <wp:cNvGraphicFramePr>
+              <a:graphicFrameLocks noChangeAspect="1"/>
+            </wp:cNvGraphicFramePr>
+            <a:graphic>
+              <a:graphicData uri="http://schemas.openxmlformats.org/drawingml/2006/picture">
+                <pic:pic>
+                  <pic:nvPicPr>
+                    <pic:cNvPr id="0" name="an_rescale.png"/>
+                    <pic:cNvPicPr/>
+                  </pic:nvPicPr>
+                  <pic:blipFill>
+                    <a:blip r:embed="rId41"/>
+                    <a:stretch>
+                      <a:fillRect/>
+                    </a:stretch>
+                  </pic:blipFill>
+                  <pic:spPr>
+                    <a:xfrm>
+                      <a:off x="0" y="0"/>
+                      <a:ext cx="1669773" cy="413468"/>
+                    </a:xfrm>
+                    <a:prstGeom prst="rect"/>
+                  </pic:spPr>
+                </pic:pic>
+              </a:graphicData>
+            </a:graphic>
+          </wp:inline>
+        </w:drawing>
+      </w:r>
+      <w:r>
+        <w:rPr>
+          <w:sz w:val="24"/>
+        </w:rPr>
+        <w:t xml:space="preserve">        (6)</w:t>
+      </w:r>
+    </w:p>
+    <w:p>
+      <w:pPr>
+        <w:ind w:firstLine="567"/>
+        <w:jc w:val="both"/>
+      </w:pPr>
       <w:r>
         <w:rPr>
           <w:b w:val="0"/>
           <w:i w:val="0"/>
         </w:rPr>
-        <w:t xml:space="preserve"> — foydalanuvchining o'z annotatsiyalaridan yangi YOLO modelini grafik protsessor (GPU) da o'qitish imkonini beruvchi modul. Konveyer quyidagi bosqichlardan iborat: (i) annotatsiyalardan Ultralytics YOLO formatidagi datasetni ($\texttt{images/\{train,val\}}$, $\texttt{labels/\{train,val\}}$, $\texttt{data.yaml}$) avtomatik tayyorlash, bunda bo'linish bemor darajasida amalga oshiriladi (data leakage'ning oldini olish uchun); (ii) dataset yaxlitligini tekshirish (rasm soni, sinf taqsimoti, rasm-belgi mosligi, buzuq fayllar); (iii) to'liq giperparametrlar bilan o'qitishni boshlash.</w:t>
+        <w:t>Vizualizatsiya va modelga kirish uchun VOI-darcha (window center c, window width w) qo'llanadi va qiymatlar [0,1] oraliqqa siqiladi:</w:t>
+      </w:r>
+    </w:p>
+    <w:p>
+      <w:pPr>
+        <w:jc w:val="center"/>
+      </w:pPr>
+      <w:r>
+        <w:drawing>
+          <wp:inline xmlns:a="http://schemas.openxmlformats.org/drawingml/2006/main" xmlns:pic="http://schemas.openxmlformats.org/drawingml/2006/picture">
+            <wp:extent cx="3423036" cy="485030"/>
+            <wp:docPr id="34" name="Picture 34"/>
+            <wp:cNvGraphicFramePr>
+              <a:graphicFrameLocks noChangeAspect="1"/>
+            </wp:cNvGraphicFramePr>
+            <a:graphic>
+              <a:graphicData uri="http://schemas.openxmlformats.org/drawingml/2006/picture">
+                <pic:pic>
+                  <pic:nvPicPr>
+                    <pic:cNvPr id="0" name="an_window.png"/>
+                    <pic:cNvPicPr/>
+                  </pic:nvPicPr>
+                  <pic:blipFill>
+                    <a:blip r:embed="rId42"/>
+                    <a:stretch>
+                      <a:fillRect/>
+                    </a:stretch>
+                  </pic:blipFill>
+                  <pic:spPr>
+                    <a:xfrm>
+                      <a:off x="0" y="0"/>
+                      <a:ext cx="3423036" cy="485030"/>
+                    </a:xfrm>
+                    <a:prstGeom prst="rect"/>
+                  </pic:spPr>
+                </pic:pic>
+              </a:graphicData>
+            </a:graphic>
+          </wp:inline>
+        </w:drawing>
+      </w:r>
+      <w:r>
+        <w:rPr>
+          <w:sz w:val="24"/>
+        </w:rPr>
+        <w:t xml:space="preserve">        (7)</w:t>
       </w:r>
     </w:p>
     <w:p>
@@ -6398,7 +7303,52 @@
           <w:b w:val="0"/>
           <w:i w:val="0"/>
         </w:rPr>
-        <w:t>O'qitish jarayoni alohida subprocess sifatida ishga tushiriladi, bu uni to'xtatish (Stop) va keyin so'nggi nuqtadan davom ettirish (Resume) imkonini beradi. O'qitish davomida jonli metrikalar — train/val yo'qotishi, mAP@50, mAP@50–95, precision va recall — real vaqtda grafiklarda aks ettiriladi. Resurslar monitoringi GPU xotirasi (VRAM), yuklanish (utilization) va haroratni kuzatib boradi hamda berilgan tasvir o'lchami va paket hajmi uchun xotira yetishmasligi xavfini oldindan ogohlantiradi. O'qitilgan eng yaxshi model avtomatik tarzda joylashtiriladi va darhol ishlatishga tayyor bo'ladi.</w:t>
+        <w:t>So'ngra statistik normalizatsiya (z-normallashtirish) bajariladi:</w:t>
+      </w:r>
+    </w:p>
+    <w:p>
+      <w:pPr>
+        <w:jc w:val="center"/>
+      </w:pPr>
+      <w:r>
+        <w:drawing>
+          <wp:inline xmlns:a="http://schemas.openxmlformats.org/drawingml/2006/main" xmlns:pic="http://schemas.openxmlformats.org/drawingml/2006/picture">
+            <wp:extent cx="2854518" cy="667910"/>
+            <wp:docPr id="35" name="Picture 35"/>
+            <wp:cNvGraphicFramePr>
+              <a:graphicFrameLocks noChangeAspect="1"/>
+            </wp:cNvGraphicFramePr>
+            <a:graphic>
+              <a:graphicData uri="http://schemas.openxmlformats.org/drawingml/2006/picture">
+                <pic:pic>
+                  <pic:nvPicPr>
+                    <pic:cNvPr id="0" name="an_znorm.png"/>
+                    <pic:cNvPicPr/>
+                  </pic:nvPicPr>
+                  <pic:blipFill>
+                    <a:blip r:embed="rId43"/>
+                    <a:stretch>
+                      <a:fillRect/>
+                    </a:stretch>
+                  </pic:blipFill>
+                  <pic:spPr>
+                    <a:xfrm>
+                      <a:off x="0" y="0"/>
+                      <a:ext cx="2854518" cy="667910"/>
+                    </a:xfrm>
+                    <a:prstGeom prst="rect"/>
+                  </pic:spPr>
+                </pic:pic>
+              </a:graphicData>
+            </a:graphic>
+          </wp:inline>
+        </w:drawing>
+      </w:r>
+      <w:r>
+        <w:rPr>
+          <w:sz w:val="24"/>
+        </w:rPr>
+        <w:t xml:space="preserve">        (8)</w:t>
       </w:r>
     </w:p>
     <w:p>
@@ -6411,7 +7361,52 @@
           <w:b w:val="0"/>
           <w:i w:val="0"/>
         </w:rPr>
-        <w:t>Model Studio dataset tekshiruvi moduli o'qitishdan oldin ma'lumotlar yaxlitligini avtomatik nazorat qiladi: u har bir bo'lim (train/val) uchun tasvirlar sonini sanaydi, sinflar taqsimotini hisoblaydi (sinflar muvozanatsizligini aniqlash uchun), har bir tasvirga mos belgi faylining mavjudligini tekshiradi va bo'sh yoki buzilgan fayllarni aniqlaydi. Bu tekshiruv o'qitishdagi yashirin xatolarning oldini oladi va ma'lumot sifatini kafolatlaydi. Dataset Ultralytics formatida — $\texttt{data.yaml}$ konfiguratsiya fayli, sinf nomlari va yo'llar bilan — tashkil etiladi.</w:t>
+        <w:t>Tasvir modelning kirish o'lchamiga nisbatlarni saqlagan holda (letterbox) masshtablanadi:</w:t>
+      </w:r>
+    </w:p>
+    <w:p>
+      <w:pPr>
+        <w:jc w:val="center"/>
+      </w:pPr>
+      <w:r>
+        <w:drawing>
+          <wp:inline xmlns:a="http://schemas.openxmlformats.org/drawingml/2006/main" xmlns:pic="http://schemas.openxmlformats.org/drawingml/2006/picture">
+            <wp:extent cx="4568024" cy="465151"/>
+            <wp:docPr id="36" name="Picture 36"/>
+            <wp:cNvGraphicFramePr>
+              <a:graphicFrameLocks noChangeAspect="1"/>
+            </wp:cNvGraphicFramePr>
+            <a:graphic>
+              <a:graphicData uri="http://schemas.openxmlformats.org/drawingml/2006/picture">
+                <pic:pic>
+                  <pic:nvPicPr>
+                    <pic:cNvPr id="0" name="an_letter.png"/>
+                    <pic:cNvPicPr/>
+                  </pic:nvPicPr>
+                  <pic:blipFill>
+                    <a:blip r:embed="rId44"/>
+                    <a:stretch>
+                      <a:fillRect/>
+                    </a:stretch>
+                  </pic:blipFill>
+                  <pic:spPr>
+                    <a:xfrm>
+                      <a:off x="0" y="0"/>
+                      <a:ext cx="4568024" cy="465151"/>
+                    </a:xfrm>
+                    <a:prstGeom prst="rect"/>
+                  </pic:spPr>
+                </pic:pic>
+              </a:graphicData>
+            </a:graphic>
+          </wp:inline>
+        </w:drawing>
+      </w:r>
+      <w:r>
+        <w:rPr>
+          <w:sz w:val="24"/>
+        </w:rPr>
+        <w:t xml:space="preserve">        (9)</w:t>
       </w:r>
     </w:p>
     <w:p>
@@ -6424,7 +7419,112 @@
           <w:b w:val="0"/>
           <w:i w:val="0"/>
         </w:rPr>
-        <w:t>O'qitish davomida metrikalar (yo'qotish komponentlari, mAP, precision, recall) har bir epochda $\texttt{results.csv}$ fayliga yoziladi va web-interfeysga jonli uzatiladi. Foydalanuvchi grafiklar orqali o'qitish borishini real vaqtda kuzatadi va zarur bo'lsa jarayonni to'xtatadi. To'xtatilganda oxirgi nuqta (last.pt) saqlanib, keyin shu nuqtadan davom ettirish (Resume) mumkin. O'qitilgan eng yaxshi model (best.pt) validatsiya mAP'i bo'yicha tanlanib, avtomatik tarzda ishlatishga joylashtiriladi.</w:t>
+        <w:t>Annotatsiya ramkasi tasvir o'lchamlariga nisbatan normallashtirilgan ko'rinishda saqlanadi (YOLO formati):</w:t>
+      </w:r>
+    </w:p>
+    <w:p>
+      <w:pPr>
+        <w:jc w:val="center"/>
+      </w:pPr>
+      <w:r>
+        <w:drawing>
+          <wp:inline xmlns:a="http://schemas.openxmlformats.org/drawingml/2006/main" xmlns:pic="http://schemas.openxmlformats.org/drawingml/2006/picture">
+            <wp:extent cx="2918128" cy="477078"/>
+            <wp:docPr id="37" name="Picture 37"/>
+            <wp:cNvGraphicFramePr>
+              <a:graphicFrameLocks noChangeAspect="1"/>
+            </wp:cNvGraphicFramePr>
+            <a:graphic>
+              <a:graphicData uri="http://schemas.openxmlformats.org/drawingml/2006/picture">
+                <pic:pic>
+                  <pic:nvPicPr>
+                    <pic:cNvPr id="0" name="an_bnorm.png"/>
+                    <pic:cNvPicPr/>
+                  </pic:nvPicPr>
+                  <pic:blipFill>
+                    <a:blip r:embed="rId45"/>
+                    <a:stretch>
+                      <a:fillRect/>
+                    </a:stretch>
+                  </pic:blipFill>
+                  <pic:spPr>
+                    <a:xfrm>
+                      <a:off x="0" y="0"/>
+                      <a:ext cx="2918128" cy="477078"/>
+                    </a:xfrm>
+                    <a:prstGeom prst="rect"/>
+                  </pic:spPr>
+                </pic:pic>
+              </a:graphicData>
+            </a:graphic>
+          </wp:inline>
+        </w:drawing>
+      </w:r>
+      <w:r>
+        <w:rPr>
+          <w:sz w:val="24"/>
+        </w:rPr>
+        <w:t xml:space="preserve">        (10)</w:t>
+      </w:r>
+    </w:p>
+    <w:p>
+      <w:pPr>
+        <w:jc w:val="center"/>
+      </w:pPr>
+      <w:r>
+        <w:drawing>
+          <wp:inline xmlns:a="http://schemas.openxmlformats.org/drawingml/2006/main" xmlns:pic="http://schemas.openxmlformats.org/drawingml/2006/picture">
+            <wp:extent cx="5760720" cy="1520526"/>
+            <wp:docPr id="38" name="Picture 38"/>
+            <wp:cNvGraphicFramePr>
+              <a:graphicFrameLocks noChangeAspect="1"/>
+            </wp:cNvGraphicFramePr>
+            <a:graphic>
+              <a:graphicData uri="http://schemas.openxmlformats.org/drawingml/2006/picture">
+                <pic:pic>
+                  <pic:nvPicPr>
+                    <pic:cNvPr id="0" name="fig_dicom.png"/>
+                    <pic:cNvPicPr/>
+                  </pic:nvPicPr>
+                  <pic:blipFill>
+                    <a:blip r:embed="rId46"/>
+                    <a:stretch>
+                      <a:fillRect/>
+                    </a:stretch>
+                  </pic:blipFill>
+                  <pic:spPr>
+                    <a:xfrm>
+                      <a:off x="0" y="0"/>
+                      <a:ext cx="5760720" cy="1520526"/>
+                    </a:xfrm>
+                    <a:prstGeom prst="rect"/>
+                  </pic:spPr>
+                </pic:pic>
+              </a:graphicData>
+            </a:graphic>
+          </wp:inline>
+        </w:drawing>
+      </w:r>
+    </w:p>
+    <w:p>
+      <w:pPr>
+        <w:jc w:val="center"/>
+      </w:pPr>
+      <w:r>
+        <w:rPr>
+          <w:i/>
+          <w:sz w:val="24"/>
+        </w:rPr>
+        <w:t>3-rasm. DICOM tasvirlariga dastlabki ishlov berish konveyeri.</w:t>
+      </w:r>
+    </w:p>
+    <w:p/>
+    <w:p>
+      <w:pPr>
+        <w:pStyle w:val="Heading2"/>
+      </w:pPr>
+      <w:r>
+        <w:t>4. Model yordamida dastlabki annotatsiya</w:t>
       </w:r>
     </w:p>
     <w:p>
@@ -6437,20 +7537,110 @@
           <w:b w:val="0"/>
           <w:i w:val="0"/>
         </w:rPr>
-      </w:r>
-      <w:r>
-        <w:rPr>
-          <w:b/>
-          <w:i w:val="0"/>
-        </w:rPr>
-        <w:t>Masofaviy (taqsimlangan) GPU o'qitish arxitekturasi.</w:t>
-      </w:r>
+        <w:t>Detektor har bir anchorga nisbatan siljish parametrlarini chiqaradi; ramka markazi va o'lchamlari quyidagicha dekodlanadi:</w:t>
+      </w:r>
+    </w:p>
+    <w:p>
+      <w:pPr>
+        <w:jc w:val="center"/>
+      </w:pPr>
+      <w:r>
+        <w:drawing>
+          <wp:inline xmlns:a="http://schemas.openxmlformats.org/drawingml/2006/main" xmlns:pic="http://schemas.openxmlformats.org/drawingml/2006/picture">
+            <wp:extent cx="4969565" cy="449248"/>
+            <wp:docPr id="39" name="Picture 39"/>
+            <wp:cNvGraphicFramePr>
+              <a:graphicFrameLocks noChangeAspect="1"/>
+            </wp:cNvGraphicFramePr>
+            <a:graphic>
+              <a:graphicData uri="http://schemas.openxmlformats.org/drawingml/2006/picture">
+                <pic:pic>
+                  <pic:nvPicPr>
+                    <pic:cNvPr id="0" name="an_decode.png"/>
+                    <pic:cNvPicPr/>
+                  </pic:nvPicPr>
+                  <pic:blipFill>
+                    <a:blip r:embed="rId47"/>
+                    <a:stretch>
+                      <a:fillRect/>
+                    </a:stretch>
+                  </pic:blipFill>
+                  <pic:spPr>
+                    <a:xfrm>
+                      <a:off x="0" y="0"/>
+                      <a:ext cx="4969565" cy="449248"/>
+                    </a:xfrm>
+                    <a:prstGeom prst="rect"/>
+                  </pic:spPr>
+                </pic:pic>
+              </a:graphicData>
+            </a:graphic>
+          </wp:inline>
+        </w:drawing>
+      </w:r>
+      <w:r>
+        <w:rPr>
+          <w:sz w:val="24"/>
+        </w:rPr>
+        <w:t xml:space="preserve">        (11)</w:t>
+      </w:r>
+    </w:p>
+    <w:p>
+      <w:pPr>
+        <w:ind w:firstLine="567"/>
+        <w:jc w:val="both"/>
+      </w:pPr>
       <w:r>
         <w:rPr>
           <w:b w:val="0"/>
           <w:i w:val="0"/>
         </w:rPr>
-        <w:t xml:space="preserve"> Klinik ish stantsiyasi yoki ilova serveri ko'pincha kuchli grafik protsessorga ega bo'lmaydi, model o'qitish esa katta hisoblash resursini talab qiladi. Shu sababli MAMOGRAF tizimida o'qitishni alohida GPU serverga uzatuvchi taqsimlangan arxitektura amalga oshirilgan. Asosiy ilova (FastAPI) o'qitishni mahalliy bajarish o'rniga, maxsus o'qitish ishchisiga (train worker) — GPU serverda ishlovchi alohida FastAPI xizmatiga — token bilan himoyalangan HTTP interfeys orqali topshiradi. Ishchi xizmat o'qitishni boshlash, holat va jurnalni so'rash, to'xtatish hamda tayyor modelni qaytarish endpointlarini taqdim etadi; asosiy ilova bu holatni web-interfeysga shaffof tarzda proksilab uzatadi.</w:t>
+        <w:t>Har bir nomzod ramka uchun ishonchlilik (confidence) obyektlilik va sinf ehtimolligi ko'paytmasi sifatida hisoblanadi:</w:t>
+      </w:r>
+    </w:p>
+    <w:p>
+      <w:pPr>
+        <w:jc w:val="center"/>
+      </w:pPr>
+      <w:r>
+        <w:drawing>
+          <wp:inline xmlns:a="http://schemas.openxmlformats.org/drawingml/2006/main" xmlns:pic="http://schemas.openxmlformats.org/drawingml/2006/picture">
+            <wp:extent cx="3665551" cy="496956"/>
+            <wp:docPr id="40" name="Picture 40"/>
+            <wp:cNvGraphicFramePr>
+              <a:graphicFrameLocks noChangeAspect="1"/>
+            </wp:cNvGraphicFramePr>
+            <a:graphic>
+              <a:graphicData uri="http://schemas.openxmlformats.org/drawingml/2006/picture">
+                <pic:pic>
+                  <pic:nvPicPr>
+                    <pic:cNvPr id="0" name="an_conf.png"/>
+                    <pic:cNvPicPr/>
+                  </pic:nvPicPr>
+                  <pic:blipFill>
+                    <a:blip r:embed="rId48"/>
+                    <a:stretch>
+                      <a:fillRect/>
+                    </a:stretch>
+                  </pic:blipFill>
+                  <pic:spPr>
+                    <a:xfrm>
+                      <a:off x="0" y="0"/>
+                      <a:ext cx="3665551" cy="496956"/>
+                    </a:xfrm>
+                    <a:prstGeom prst="rect"/>
+                  </pic:spPr>
+                </pic:pic>
+              </a:graphicData>
+            </a:graphic>
+          </wp:inline>
+        </w:drawing>
+      </w:r>
+      <w:r>
+        <w:rPr>
+          <w:sz w:val="24"/>
+        </w:rPr>
+        <w:t xml:space="preserve">        (12)</w:t>
       </w:r>
     </w:p>
     <w:p>
@@ -6463,43 +7653,258 @@
           <w:b w:val="0"/>
           <w:i w:val="0"/>
         </w:rPr>
-        <w:t xml:space="preserve">Bu arxitekturada ikkita amaliy muammo hal etilgan. Birinchidan, </w:t>
-      </w:r>
-      <w:r>
-        <w:rPr>
-          <w:b/>
-          <w:i w:val="0"/>
-        </w:rPr>
-        <w:t>datasetni oldindan tayyorlash.</w:t>
-      </w:r>
+        <w:t>bu yerda sinf ehtimolligi softmax orqali normallashtiriladi:</w:t>
+      </w:r>
+    </w:p>
+    <w:p>
+      <w:pPr>
+        <w:jc w:val="center"/>
+      </w:pPr>
+      <w:r>
+        <w:drawing>
+          <wp:inline xmlns:a="http://schemas.openxmlformats.org/drawingml/2006/main" xmlns:pic="http://schemas.openxmlformats.org/drawingml/2006/picture">
+            <wp:extent cx="1773140" cy="787179"/>
+            <wp:docPr id="41" name="Picture 41"/>
+            <wp:cNvGraphicFramePr>
+              <a:graphicFrameLocks noChangeAspect="1"/>
+            </wp:cNvGraphicFramePr>
+            <a:graphic>
+              <a:graphicData uri="http://schemas.openxmlformats.org/drawingml/2006/picture">
+                <pic:pic>
+                  <pic:nvPicPr>
+                    <pic:cNvPr id="0" name="an_softc.png"/>
+                    <pic:cNvPicPr/>
+                  </pic:nvPicPr>
+                  <pic:blipFill>
+                    <a:blip r:embed="rId49"/>
+                    <a:stretch>
+                      <a:fillRect/>
+                    </a:stretch>
+                  </pic:blipFill>
+                  <pic:spPr>
+                    <a:xfrm>
+                      <a:off x="0" y="0"/>
+                      <a:ext cx="1773140" cy="787179"/>
+                    </a:xfrm>
+                    <a:prstGeom prst="rect"/>
+                  </pic:spPr>
+                </pic:pic>
+              </a:graphicData>
+            </a:graphic>
+          </wp:inline>
+        </w:drawing>
+      </w:r>
+      <w:r>
+        <w:rPr>
+          <w:sz w:val="24"/>
+        </w:rPr>
+        <w:t xml:space="preserve">        (13)</w:t>
+      </w:r>
+    </w:p>
+    <w:p>
+      <w:pPr>
+        <w:ind w:firstLine="567"/>
+        <w:jc w:val="both"/>
+      </w:pPr>
       <w:r>
         <w:rPr>
           <w:b w:val="0"/>
           <w:i w:val="0"/>
         </w:rPr>
-        <w:t xml:space="preserve"> O'qitish boshlanganda katta hajmli datasetni tarmoq orqali uzatish sezilarli kechikishga olib keladi. Shu sababli dataset tasvirlarni renderlash bosqichida (o'qitishdan oldin) GPU serverga nomlangan to'plam sifatida yuklab qo'yiladi; o'qitish tugmasi bosilganda esa faqat parametrlar uzatiladi va o'qitish darhol boshlanadi — qayta yuklash kechikishisiz. Ikkinchidan, </w:t>
-      </w:r>
-      <w:r>
-        <w:rPr>
-          <w:b/>
-          <w:i w:val="0"/>
-        </w:rPr>
-        <w:t>uzilishlarga chidamlilik:</w:t>
-      </w:r>
+        <w:t>Faqat ishonchliligi τ bo'sag'asidan yuqori ramkalar dastlabki annotatsiya sifatida saqlanadi:</w:t>
+      </w:r>
+    </w:p>
+    <w:p>
+      <w:pPr>
+        <w:jc w:val="center"/>
+      </w:pPr>
+      <w:r>
+        <w:drawing>
+          <wp:inline xmlns:a="http://schemas.openxmlformats.org/drawingml/2006/main" xmlns:pic="http://schemas.openxmlformats.org/drawingml/2006/picture">
+            <wp:extent cx="2687540" cy="413468"/>
+            <wp:docPr id="42" name="Picture 42"/>
+            <wp:cNvGraphicFramePr>
+              <a:graphicFrameLocks noChangeAspect="1"/>
+            </wp:cNvGraphicFramePr>
+            <a:graphic>
+              <a:graphicData uri="http://schemas.openxmlformats.org/drawingml/2006/picture">
+                <pic:pic>
+                  <pic:nvPicPr>
+                    <pic:cNvPr id="0" name="an_keep.png"/>
+                    <pic:cNvPicPr/>
+                  </pic:nvPicPr>
+                  <pic:blipFill>
+                    <a:blip r:embed="rId50"/>
+                    <a:stretch>
+                      <a:fillRect/>
+                    </a:stretch>
+                  </pic:blipFill>
+                  <pic:spPr>
+                    <a:xfrm>
+                      <a:off x="0" y="0"/>
+                      <a:ext cx="2687540" cy="413468"/>
+                    </a:xfrm>
+                    <a:prstGeom prst="rect"/>
+                  </pic:spPr>
+                </pic:pic>
+              </a:graphicData>
+            </a:graphic>
+          </wp:inline>
+        </w:drawing>
+      </w:r>
+      <w:r>
+        <w:rPr>
+          <w:sz w:val="24"/>
+        </w:rPr>
+        <w:t xml:space="preserve">        (14)</w:t>
+      </w:r>
+    </w:p>
+    <w:p>
+      <w:pPr>
+        <w:ind w:firstLine="567"/>
+        <w:jc w:val="both"/>
+      </w:pPr>
       <w:r>
         <w:rPr>
           <w:b w:val="0"/>
           <w:i w:val="0"/>
         </w:rPr>
-        <w:t xml:space="preserve"> o'qitishni boshlashdan oldin tizim GPU serverning mavjudligini (health-check) tekshiradi; server javob bermasa, foydalanuvchiga aniq xabar beriladi va o'qitish boshlanmaydi. Tayyor model (best.pt) avtomatik yuklab olinib, asosiy ilovaning modellar katalogiga joylashtiriladi va darhol inference uchun ishlatishga tayyor bo'ladi. Bu taqsimlangan yondashuv GPU resurslarini bir nechta klinik ish stantsiyasi o'rtasida samarali taqsimlash imkonini beradi va mahalliy (oflayn) ishlash tamoyilini saqlaydi.</w:t>
-      </w:r>
-    </w:p>
-    <w:p>
-      <w:pPr>
-        <w:pStyle w:val="Heading2"/>
-      </w:pPr>
-      <w:r>
-        <w:t>3.4-§. Avtomatik xulosa shakllantirish, DICOM SR va PACS integratsiyasi</w:t>
+        <w:t>Ramkalarning o'zaro mosligi Jaccard indeksi (IoU) bilan o'lchanadi; uning umumlashmalari (GIoU, DIoU) bo'shliqdagi masofani ham hisobga oladi:</w:t>
+      </w:r>
+    </w:p>
+    <w:p>
+      <w:pPr>
+        <w:jc w:val="center"/>
+      </w:pPr>
+      <w:r>
+        <w:drawing>
+          <wp:inline xmlns:a="http://schemas.openxmlformats.org/drawingml/2006/main" xmlns:pic="http://schemas.openxmlformats.org/drawingml/2006/picture">
+            <wp:extent cx="1932166" cy="544664"/>
+            <wp:docPr id="43" name="Picture 43"/>
+            <wp:cNvGraphicFramePr>
+              <a:graphicFrameLocks noChangeAspect="1"/>
+            </wp:cNvGraphicFramePr>
+            <a:graphic>
+              <a:graphicData uri="http://schemas.openxmlformats.org/drawingml/2006/picture">
+                <pic:pic>
+                  <pic:nvPicPr>
+                    <pic:cNvPr id="0" name="an_iou.png"/>
+                    <pic:cNvPicPr/>
+                  </pic:nvPicPr>
+                  <pic:blipFill>
+                    <a:blip r:embed="rId51"/>
+                    <a:stretch>
+                      <a:fillRect/>
+                    </a:stretch>
+                  </pic:blipFill>
+                  <pic:spPr>
+                    <a:xfrm>
+                      <a:off x="0" y="0"/>
+                      <a:ext cx="1932166" cy="544664"/>
+                    </a:xfrm>
+                    <a:prstGeom prst="rect"/>
+                  </pic:spPr>
+                </pic:pic>
+              </a:graphicData>
+            </a:graphic>
+          </wp:inline>
+        </w:drawing>
+      </w:r>
+      <w:r>
+        <w:rPr>
+          <w:sz w:val="24"/>
+        </w:rPr>
+        <w:t xml:space="preserve">        (15)</w:t>
+      </w:r>
+    </w:p>
+    <w:p>
+      <w:pPr>
+        <w:jc w:val="center"/>
+      </w:pPr>
+      <w:r>
+        <w:drawing>
+          <wp:inline xmlns:a="http://schemas.openxmlformats.org/drawingml/2006/main" xmlns:pic="http://schemas.openxmlformats.org/drawingml/2006/picture">
+            <wp:extent cx="2536466" cy="548640"/>
+            <wp:docPr id="44" name="Picture 44"/>
+            <wp:cNvGraphicFramePr>
+              <a:graphicFrameLocks noChangeAspect="1"/>
+            </wp:cNvGraphicFramePr>
+            <a:graphic>
+              <a:graphicData uri="http://schemas.openxmlformats.org/drawingml/2006/picture">
+                <pic:pic>
+                  <pic:nvPicPr>
+                    <pic:cNvPr id="0" name="an_giou.png"/>
+                    <pic:cNvPicPr/>
+                  </pic:nvPicPr>
+                  <pic:blipFill>
+                    <a:blip r:embed="rId52"/>
+                    <a:stretch>
+                      <a:fillRect/>
+                    </a:stretch>
+                  </pic:blipFill>
+                  <pic:spPr>
+                    <a:xfrm>
+                      <a:off x="0" y="0"/>
+                      <a:ext cx="2536466" cy="548640"/>
+                    </a:xfrm>
+                    <a:prstGeom prst="rect"/>
+                  </pic:spPr>
+                </pic:pic>
+              </a:graphicData>
+            </a:graphic>
+          </wp:inline>
+        </w:drawing>
+      </w:r>
+      <w:r>
+        <w:rPr>
+          <w:sz w:val="24"/>
+        </w:rPr>
+        <w:t xml:space="preserve">        (16)</w:t>
+      </w:r>
+    </w:p>
+    <w:p>
+      <w:pPr>
+        <w:jc w:val="center"/>
+      </w:pPr>
+      <w:r>
+        <w:drawing>
+          <wp:inline xmlns:a="http://schemas.openxmlformats.org/drawingml/2006/main" xmlns:pic="http://schemas.openxmlformats.org/drawingml/2006/picture">
+            <wp:extent cx="2373464" cy="560567"/>
+            <wp:docPr id="45" name="Picture 45"/>
+            <wp:cNvGraphicFramePr>
+              <a:graphicFrameLocks noChangeAspect="1"/>
+            </wp:cNvGraphicFramePr>
+            <a:graphic>
+              <a:graphicData uri="http://schemas.openxmlformats.org/drawingml/2006/picture">
+                <pic:pic>
+                  <pic:nvPicPr>
+                    <pic:cNvPr id="0" name="an_diou.png"/>
+                    <pic:cNvPicPr/>
+                  </pic:nvPicPr>
+                  <pic:blipFill>
+                    <a:blip r:embed="rId53"/>
+                    <a:stretch>
+                      <a:fillRect/>
+                    </a:stretch>
+                  </pic:blipFill>
+                  <pic:spPr>
+                    <a:xfrm>
+                      <a:off x="0" y="0"/>
+                      <a:ext cx="2373464" cy="560567"/>
+                    </a:xfrm>
+                    <a:prstGeom prst="rect"/>
+                  </pic:spPr>
+                </pic:pic>
+              </a:graphicData>
+            </a:graphic>
+          </wp:inline>
+        </w:drawing>
+      </w:r>
+      <w:r>
+        <w:rPr>
+          <w:sz w:val="24"/>
+        </w:rPr>
+        <w:t xml:space="preserve">        (17)</w:t>
       </w:r>
     </w:p>
     <w:p>
@@ -6512,7 +7917,52 @@
           <w:b w:val="0"/>
           <w:i w:val="0"/>
         </w:rPr>
-        <w:t>Tasdiqlangan annotatsiyalardan strukturaviy topilmalar — laterallik, proyeksiya, kvadrant, tur, o'lcham va BI-RADS kategoriyasi — shakllantiriladi. Bu topilmalardan avtomatik klinik xulosa (hisobot) yaratiladi. Xulosa ikki usulda hosil bo'lishi mumkin: (i) deterministik shablon — modelsiz, bir zumda va to'liq oflayn; (ii) lokal til modeli (Ollama, qwen2.5 oilasi) — tabiiy matnli qoralama yozadi va tashqi API kalitini hamda internetni talab qilmaydi.</w:t>
+        <w:t>Takroriy ramkalar maksimallarni bostirish (Non-Maximum Suppression) bilan olib tashlanadi — bu η bo'sag'ali indikatorli amal sifatida ifodalanadi:</w:t>
+      </w:r>
+    </w:p>
+    <w:p>
+      <w:pPr>
+        <w:jc w:val="center"/>
+      </w:pPr>
+      <w:r>
+        <w:drawing>
+          <wp:inline xmlns:a="http://schemas.openxmlformats.org/drawingml/2006/main" xmlns:pic="http://schemas.openxmlformats.org/drawingml/2006/picture">
+            <wp:extent cx="3363401" cy="572494"/>
+            <wp:docPr id="46" name="Picture 46"/>
+            <wp:cNvGraphicFramePr>
+              <a:graphicFrameLocks noChangeAspect="1"/>
+            </wp:cNvGraphicFramePr>
+            <a:graphic>
+              <a:graphicData uri="http://schemas.openxmlformats.org/drawingml/2006/picture">
+                <pic:pic>
+                  <pic:nvPicPr>
+                    <pic:cNvPr id="0" name="an_nms.png"/>
+                    <pic:cNvPicPr/>
+                  </pic:nvPicPr>
+                  <pic:blipFill>
+                    <a:blip r:embed="rId54"/>
+                    <a:stretch>
+                      <a:fillRect/>
+                    </a:stretch>
+                  </pic:blipFill>
+                  <pic:spPr>
+                    <a:xfrm>
+                      <a:off x="0" y="0"/>
+                      <a:ext cx="3363401" cy="572494"/>
+                    </a:xfrm>
+                    <a:prstGeom prst="rect"/>
+                  </pic:spPr>
+                </pic:pic>
+              </a:graphicData>
+            </a:graphic>
+          </wp:inline>
+        </w:drawing>
+      </w:r>
+      <w:r>
+        <w:rPr>
+          <w:sz w:val="24"/>
+        </w:rPr>
+        <w:t xml:space="preserve">        (18)</w:t>
       </w:r>
     </w:p>
     <w:p>
@@ -6525,35 +7975,176 @@
           <w:b w:val="0"/>
           <w:i w:val="0"/>
         </w:rPr>
-        <w:t xml:space="preserve">Avtomatik xulosaning klinik xavfsizligini ta'minlash uchun bir nechta muhim tamoyil qo'llaniladi: (a) til modeli </w:t>
-      </w:r>
-      <w:r>
-        <w:rPr>
-          <w:b/>
-          <w:i w:val="0"/>
-        </w:rPr>
-        <w:t>faqat berilgan strukturaviy topilmalardan</w:t>
-      </w:r>
+        <w:t>Ramka chegaralari taqsimotli fokal yo'qotish (DFL) yondashuvida diskret taqsimot kutilmasi sifatida baholanadi, bu chegarani aniqroq qiladi:</w:t>
+      </w:r>
+    </w:p>
+    <w:p>
+      <w:pPr>
+        <w:jc w:val="center"/>
+      </w:pPr>
+      <w:r>
+        <w:drawing>
+          <wp:inline xmlns:a="http://schemas.openxmlformats.org/drawingml/2006/main" xmlns:pic="http://schemas.openxmlformats.org/drawingml/2006/picture">
+            <wp:extent cx="2401293" cy="767301"/>
+            <wp:docPr id="47" name="Picture 47"/>
+            <wp:cNvGraphicFramePr>
+              <a:graphicFrameLocks noChangeAspect="1"/>
+            </wp:cNvGraphicFramePr>
+            <a:graphic>
+              <a:graphicData uri="http://schemas.openxmlformats.org/drawingml/2006/picture">
+                <pic:pic>
+                  <pic:nvPicPr>
+                    <pic:cNvPr id="0" name="an_dfl_e.png"/>
+                    <pic:cNvPicPr/>
+                  </pic:nvPicPr>
+                  <pic:blipFill>
+                    <a:blip r:embed="rId55"/>
+                    <a:stretch>
+                      <a:fillRect/>
+                    </a:stretch>
+                  </pic:blipFill>
+                  <pic:spPr>
+                    <a:xfrm>
+                      <a:off x="0" y="0"/>
+                      <a:ext cx="2401293" cy="767301"/>
+                    </a:xfrm>
+                    <a:prstGeom prst="rect"/>
+                  </pic:spPr>
+                </pic:pic>
+              </a:graphicData>
+            </a:graphic>
+          </wp:inline>
+        </w:drawing>
+      </w:r>
+      <w:r>
+        <w:rPr>
+          <w:sz w:val="24"/>
+        </w:rPr>
+        <w:t xml:space="preserve">        (19)</w:t>
+      </w:r>
+    </w:p>
+    <w:p>
+      <w:pPr>
+        <w:pStyle w:val="Heading2"/>
+      </w:pPr>
+      <w:r>
+        <w:t>5. Annotatsiya sifati va annotatorlararo kelishuv</w:t>
+      </w:r>
+    </w:p>
+    <w:p>
+      <w:pPr>
+        <w:ind w:firstLine="567"/>
+        <w:jc w:val="both"/>
+      </w:pPr>
       <w:r>
         <w:rPr>
           <w:b w:val="0"/>
           <w:i w:val="0"/>
         </w:rPr>
-        <w:t xml:space="preserve"> foydalanadi va yangi ma'lumot to'qib chiqarmaydi (grounded generation); (b) generatsiya determinizmi uchun harorat (temperature) nolga teng olinadi; (c) o'zbekcha klinik atamalar lug'ati orqali terminologiya to'g'riligi ta'minlanadi; (d) chiqish doimo radiolog tekshirib tasdiqlaydigan </w:t>
-      </w:r>
-      <w:r>
-        <w:rPr>
-          <w:b/>
-          <w:i w:val="0"/>
-        </w:rPr>
-        <w:t>qoralama</w:t>
-      </w:r>
+        <w:t>Annotatsiya ishonchliligini baholash uchun bir nechta annotator (yoki model + radiolog) natijalari taqqoslanadi. Maydonlar mosligi Dice koeffitsiyenti bilan o'lchanadi:</w:t>
+      </w:r>
+    </w:p>
+    <w:p>
+      <w:pPr>
+        <w:jc w:val="center"/>
+      </w:pPr>
+      <w:r>
+        <w:drawing>
+          <wp:inline xmlns:a="http://schemas.openxmlformats.org/drawingml/2006/main" xmlns:pic="http://schemas.openxmlformats.org/drawingml/2006/picture">
+            <wp:extent cx="2182633" cy="544664"/>
+            <wp:docPr id="48" name="Picture 48"/>
+            <wp:cNvGraphicFramePr>
+              <a:graphicFrameLocks noChangeAspect="1"/>
+            </wp:cNvGraphicFramePr>
+            <a:graphic>
+              <a:graphicData uri="http://schemas.openxmlformats.org/drawingml/2006/picture">
+                <pic:pic>
+                  <pic:nvPicPr>
+                    <pic:cNvPr id="0" name="an_dice.png"/>
+                    <pic:cNvPicPr/>
+                  </pic:nvPicPr>
+                  <pic:blipFill>
+                    <a:blip r:embed="rId56"/>
+                    <a:stretch>
+                      <a:fillRect/>
+                    </a:stretch>
+                  </pic:blipFill>
+                  <pic:spPr>
+                    <a:xfrm>
+                      <a:off x="0" y="0"/>
+                      <a:ext cx="2182633" cy="544664"/>
+                    </a:xfrm>
+                    <a:prstGeom prst="rect"/>
+                  </pic:spPr>
+                </pic:pic>
+              </a:graphicData>
+            </a:graphic>
+          </wp:inline>
+        </w:drawing>
+      </w:r>
+      <w:r>
+        <w:rPr>
+          <w:sz w:val="24"/>
+        </w:rPr>
+        <w:t xml:space="preserve">        (20)</w:t>
+      </w:r>
+    </w:p>
+    <w:p>
+      <w:pPr>
+        <w:ind w:firstLine="567"/>
+        <w:jc w:val="both"/>
+      </w:pPr>
       <w:r>
         <w:rPr>
           <w:b w:val="0"/>
           <w:i w:val="0"/>
         </w:rPr>
-        <w:t xml:space="preserve"> sifatida belgilanadi.</w:t>
+        <w:t>Sinf darajasidagi kelishuv tasodifni hisobga oluvchi Koen kappasi bilan baholanadi:</w:t>
+      </w:r>
+    </w:p>
+    <w:p>
+      <w:pPr>
+        <w:jc w:val="center"/>
+      </w:pPr>
+      <w:r>
+        <w:drawing>
+          <wp:inline xmlns:a="http://schemas.openxmlformats.org/drawingml/2006/main" xmlns:pic="http://schemas.openxmlformats.org/drawingml/2006/picture">
+            <wp:extent cx="1463040" cy="632803"/>
+            <wp:docPr id="49" name="Picture 49"/>
+            <wp:cNvGraphicFramePr>
+              <a:graphicFrameLocks noChangeAspect="1"/>
+            </wp:cNvGraphicFramePr>
+            <a:graphic>
+              <a:graphicData uri="http://schemas.openxmlformats.org/drawingml/2006/picture">
+                <pic:pic>
+                  <pic:nvPicPr>
+                    <pic:cNvPr id="0" name="an_kappa.png"/>
+                    <pic:cNvPicPr/>
+                  </pic:nvPicPr>
+                  <pic:blipFill>
+                    <a:blip r:embed="rId57"/>
+                    <a:stretch>
+                      <a:fillRect/>
+                    </a:stretch>
+                  </pic:blipFill>
+                  <pic:spPr>
+                    <a:xfrm>
+                      <a:off x="0" y="0"/>
+                      <a:ext cx="1463040" cy="632803"/>
+                    </a:xfrm>
+                    <a:prstGeom prst="rect"/>
+                  </pic:spPr>
+                </pic:pic>
+              </a:graphicData>
+            </a:graphic>
+          </wp:inline>
+        </w:drawing>
+      </w:r>
+      <w:r>
+        <w:rPr>
+          <w:sz w:val="24"/>
+        </w:rPr>
+        <w:t xml:space="preserve">        (21)</w:t>
       </w:r>
     </w:p>
     <w:p>
@@ -6566,21 +8157,155 @@
           <w:b w:val="0"/>
           <w:i w:val="0"/>
         </w:rPr>
-        <w:t xml:space="preserve">Tasdiqlangan xulosa standart </w:t>
-      </w:r>
-      <w:r>
-        <w:rPr>
-          <w:b/>
-          <w:i w:val="0"/>
-        </w:rPr>
-        <w:t>DICOM SR</w:t>
-      </w:r>
+        <w:t>bu yerda kutilayotgan tasodifiy moslik:</w:t>
+      </w:r>
+    </w:p>
+    <w:p>
+      <w:pPr>
+        <w:jc w:val="center"/>
+      </w:pPr>
+      <w:r>
+        <w:drawing>
+          <wp:inline xmlns:a="http://schemas.openxmlformats.org/drawingml/2006/main" xmlns:pic="http://schemas.openxmlformats.org/drawingml/2006/picture">
+            <wp:extent cx="1848678" cy="795130"/>
+            <wp:docPr id="50" name="Picture 50"/>
+            <wp:cNvGraphicFramePr>
+              <a:graphicFrameLocks noChangeAspect="1"/>
+            </wp:cNvGraphicFramePr>
+            <a:graphic>
+              <a:graphicData uri="http://schemas.openxmlformats.org/drawingml/2006/picture">
+                <pic:pic>
+                  <pic:nvPicPr>
+                    <pic:cNvPr id="0" name="an_pe.png"/>
+                    <pic:cNvPicPr/>
+                  </pic:nvPicPr>
+                  <pic:blipFill>
+                    <a:blip r:embed="rId58"/>
+                    <a:stretch>
+                      <a:fillRect/>
+                    </a:stretch>
+                  </pic:blipFill>
+                  <pic:spPr>
+                    <a:xfrm>
+                      <a:off x="0" y="0"/>
+                      <a:ext cx="1848678" cy="795130"/>
+                    </a:xfrm>
+                    <a:prstGeom prst="rect"/>
+                  </pic:spPr>
+                </pic:pic>
+              </a:graphicData>
+            </a:graphic>
+          </wp:inline>
+        </w:drawing>
+      </w:r>
+      <w:r>
+        <w:rPr>
+          <w:sz w:val="24"/>
+        </w:rPr>
+        <w:t xml:space="preserve">        (22)</w:t>
+      </w:r>
+    </w:p>
+    <w:p>
+      <w:pPr>
+        <w:ind w:firstLine="567"/>
+        <w:jc w:val="both"/>
+      </w:pPr>
       <w:r>
         <w:rPr>
           <w:b w:val="0"/>
           <w:i w:val="0"/>
         </w:rPr>
-        <w:t xml:space="preserve"> (Structured Report, Comprehensive SR) sifatida eksport qilinadi — bunda bemor va tadqiqot metama'lumotlari manba DICOM fayldan meros olinadi, hisobot matni, BI-RADS bahosi va har bir topilma alohida tarkibiy elementlar sifatida saqlanadi. Tizim PACS bilan to'liq integratsiyalashgan (C-ECHO, C-FIND, C-STORE, C-MOVE), shu sababli mavjud klinik infratuzilmaga moslashadi va xulosani PACS serveriga jo'natish imkonini beradi.</w:t>
+        <w:t>Ikkidan ortiq annotator uchun Fleyss kappasidan foydalaniladi:</w:t>
+      </w:r>
+    </w:p>
+    <w:p>
+      <w:pPr>
+        <w:jc w:val="center"/>
+      </w:pPr>
+      <w:r>
+        <w:drawing>
+          <wp:inline xmlns:a="http://schemas.openxmlformats.org/drawingml/2006/main" xmlns:pic="http://schemas.openxmlformats.org/drawingml/2006/picture">
+            <wp:extent cx="2775005" cy="795130"/>
+            <wp:docPr id="51" name="Picture 51"/>
+            <wp:cNvGraphicFramePr>
+              <a:graphicFrameLocks noChangeAspect="1"/>
+            </wp:cNvGraphicFramePr>
+            <a:graphic>
+              <a:graphicData uri="http://schemas.openxmlformats.org/drawingml/2006/picture">
+                <pic:pic>
+                  <pic:nvPicPr>
+                    <pic:cNvPr id="0" name="an_fleiss.png"/>
+                    <pic:cNvPicPr/>
+                  </pic:nvPicPr>
+                  <pic:blipFill>
+                    <a:blip r:embed="rId59"/>
+                    <a:stretch>
+                      <a:fillRect/>
+                    </a:stretch>
+                  </pic:blipFill>
+                  <pic:spPr>
+                    <a:xfrm>
+                      <a:off x="0" y="0"/>
+                      <a:ext cx="2775005" cy="795130"/>
+                    </a:xfrm>
+                    <a:prstGeom prst="rect"/>
+                  </pic:spPr>
+                </pic:pic>
+              </a:graphicData>
+            </a:graphic>
+          </wp:inline>
+        </w:drawing>
+      </w:r>
+      <w:r>
+        <w:rPr>
+          <w:sz w:val="24"/>
+        </w:rPr>
+        <w:t xml:space="preserve">        (23)</w:t>
+      </w:r>
+    </w:p>
+    <w:p>
+      <w:pPr>
+        <w:jc w:val="center"/>
+      </w:pPr>
+      <w:r>
+        <w:drawing>
+          <wp:inline xmlns:a="http://schemas.openxmlformats.org/drawingml/2006/main" xmlns:pic="http://schemas.openxmlformats.org/drawingml/2006/picture">
+            <wp:extent cx="2532490" cy="795130"/>
+            <wp:docPr id="52" name="Picture 52"/>
+            <wp:cNvGraphicFramePr>
+              <a:graphicFrameLocks noChangeAspect="1"/>
+            </wp:cNvGraphicFramePr>
+            <a:graphic>
+              <a:graphicData uri="http://schemas.openxmlformats.org/drawingml/2006/picture">
+                <pic:pic>
+                  <pic:nvPicPr>
+                    <pic:cNvPr id="0" name="an_pi.png"/>
+                    <pic:cNvPicPr/>
+                  </pic:nvPicPr>
+                  <pic:blipFill>
+                    <a:blip r:embed="rId60"/>
+                    <a:stretch>
+                      <a:fillRect/>
+                    </a:stretch>
+                  </pic:blipFill>
+                  <pic:spPr>
+                    <a:xfrm>
+                      <a:off x="0" y="0"/>
+                      <a:ext cx="2532490" cy="795130"/>
+                    </a:xfrm>
+                    <a:prstGeom prst="rect"/>
+                  </pic:spPr>
+                </pic:pic>
+              </a:graphicData>
+            </a:graphic>
+          </wp:inline>
+        </w:drawing>
+      </w:r>
+      <w:r>
+        <w:rPr>
+          <w:sz w:val="24"/>
+        </w:rPr>
+        <w:t xml:space="preserve">        (24)</w:t>
       </w:r>
     </w:p>
     <w:p>
@@ -6593,21 +8318,110 @@
           <w:b w:val="0"/>
           <w:i w:val="0"/>
         </w:rPr>
-        <w:t xml:space="preserve">Avtomatik xulosa generatori uch bosqichli konveyerdan iborat. Birinchi bosqichda annotatsiyalardan </w:t>
-      </w:r>
-      <w:r>
-        <w:rPr>
-          <w:b/>
-          <w:i w:val="0"/>
-        </w:rPr>
-        <w:t>strukturaviy topilmalar</w:t>
-      </w:r>
+        <w:t>Yakuniy (konsensus) yorliq annotatorlarning ishonchliligiga ko'ra vaznlangan ko'pchilik ovozi bilan aniqlanadi:</w:t>
+      </w:r>
+    </w:p>
+    <w:p>
+      <w:pPr>
+        <w:jc w:val="center"/>
+      </w:pPr>
+      <w:r>
+        <w:drawing>
+          <wp:inline xmlns:a="http://schemas.openxmlformats.org/drawingml/2006/main" xmlns:pic="http://schemas.openxmlformats.org/drawingml/2006/picture">
+            <wp:extent cx="3236180" cy="791155"/>
+            <wp:docPr id="53" name="Picture 53"/>
+            <wp:cNvGraphicFramePr>
+              <a:graphicFrameLocks noChangeAspect="1"/>
+            </wp:cNvGraphicFramePr>
+            <a:graphic>
+              <a:graphicData uri="http://schemas.openxmlformats.org/drawingml/2006/picture">
+                <pic:pic>
+                  <pic:nvPicPr>
+                    <pic:cNvPr id="0" name="an_consensus.png"/>
+                    <pic:cNvPicPr/>
+                  </pic:nvPicPr>
+                  <pic:blipFill>
+                    <a:blip r:embed="rId61"/>
+                    <a:stretch>
+                      <a:fillRect/>
+                    </a:stretch>
+                  </pic:blipFill>
+                  <pic:spPr>
+                    <a:xfrm>
+                      <a:off x="0" y="0"/>
+                      <a:ext cx="3236180" cy="791155"/>
+                    </a:xfrm>
+                    <a:prstGeom prst="rect"/>
+                  </pic:spPr>
+                </pic:pic>
+              </a:graphicData>
+            </a:graphic>
+          </wp:inline>
+        </w:drawing>
+      </w:r>
+      <w:r>
+        <w:rPr>
+          <w:sz w:val="24"/>
+        </w:rPr>
+        <w:t xml:space="preserve">        (25)</w:t>
+      </w:r>
+    </w:p>
+    <w:p>
+      <w:pPr>
+        <w:ind w:firstLine="567"/>
+        <w:jc w:val="both"/>
+      </w:pPr>
       <w:r>
         <w:rPr>
           <w:b w:val="0"/>
           <w:i w:val="0"/>
         </w:rPr>
-        <w:t xml:space="preserve"> (findings) shakllantiriladi: har bir o'choq uchun laterallik (DICOM metama'lumotidan), proyeksiya, kvadrant (quti markazi koordinatasidan hisoblanadi), tur (detektor sinfidan), o'lcham va BI-RADS kategoriyasi aniqlanadi. Bu strukturaviy ifoda — detektsiya va matn generatsiyasi o'rtasidagi ko'prik vazifasini bajaradi. Ikkinchi bosqichda strukturaviy topilmalardan matn hosil qilinadi: deterministik shablon (tayyor jumla qoliplari) yoki lokal til modeli. Uchinchi bosqichda matn radiolog tomonidan tahrirlanadi va tasdiqlanadi.</w:t>
+        <w:t>annotator vazni uning kappasiga mutanosib:</w:t>
+      </w:r>
+    </w:p>
+    <w:p>
+      <w:pPr>
+        <w:jc w:val="center"/>
+      </w:pPr>
+      <w:r>
+        <w:drawing>
+          <wp:inline xmlns:a="http://schemas.openxmlformats.org/drawingml/2006/main" xmlns:pic="http://schemas.openxmlformats.org/drawingml/2006/picture">
+            <wp:extent cx="1463040" cy="892546"/>
+            <wp:docPr id="54" name="Picture 54"/>
+            <wp:cNvGraphicFramePr>
+              <a:graphicFrameLocks noChangeAspect="1"/>
+            </wp:cNvGraphicFramePr>
+            <a:graphic>
+              <a:graphicData uri="http://schemas.openxmlformats.org/drawingml/2006/picture">
+                <pic:pic>
+                  <pic:nvPicPr>
+                    <pic:cNvPr id="0" name="an_omega.png"/>
+                    <pic:cNvPicPr/>
+                  </pic:nvPicPr>
+                  <pic:blipFill>
+                    <a:blip r:embed="rId62"/>
+                    <a:stretch>
+                      <a:fillRect/>
+                    </a:stretch>
+                  </pic:blipFill>
+                  <pic:spPr>
+                    <a:xfrm>
+                      <a:off x="0" y="0"/>
+                      <a:ext cx="1463040" cy="892546"/>
+                    </a:xfrm>
+                    <a:prstGeom prst="rect"/>
+                  </pic:spPr>
+                </pic:pic>
+              </a:graphicData>
+            </a:graphic>
+          </wp:inline>
+        </w:drawing>
+      </w:r>
+      <w:r>
+        <w:rPr>
+          <w:sz w:val="24"/>
+        </w:rPr>
+        <w:t xml:space="preserve">        (26)</w:t>
       </w:r>
     </w:p>
     <w:p>
@@ -6620,21 +8434,118 @@
           <w:b w:val="0"/>
           <w:i w:val="0"/>
         </w:rPr>
-        <w:t xml:space="preserve">Lokal til modelidan foydalanishda klinik xavfsizlik bir necha mexanizm bilan ta'minlanadi. Modelga </w:t>
-      </w:r>
-      <w:r>
-        <w:rPr>
-          <w:b/>
-          <w:i w:val="0"/>
-        </w:rPr>
-        <w:t>faqat strukturaviy topilmalar</w:t>
-      </w:r>
+        <w:t>Bir nechta ramkalar esa vaznlangan ramkalar birlashmasi (Weighted Box Fusion) orqali bitta yakuniy ramkaga jamlanadi:</w:t>
+      </w:r>
+    </w:p>
+    <w:p>
+      <w:pPr>
+        <w:jc w:val="center"/>
+      </w:pPr>
+      <w:r>
+        <w:drawing>
+          <wp:inline xmlns:a="http://schemas.openxmlformats.org/drawingml/2006/main" xmlns:pic="http://schemas.openxmlformats.org/drawingml/2006/picture">
+            <wp:extent cx="1713506" cy="818985"/>
+            <wp:docPr id="55" name="Picture 55"/>
+            <wp:cNvGraphicFramePr>
+              <a:graphicFrameLocks noChangeAspect="1"/>
+            </wp:cNvGraphicFramePr>
+            <a:graphic>
+              <a:graphicData uri="http://schemas.openxmlformats.org/drawingml/2006/picture">
+                <pic:pic>
+                  <pic:nvPicPr>
+                    <pic:cNvPr id="0" name="an_wbf.png"/>
+                    <pic:cNvPicPr/>
+                  </pic:nvPicPr>
+                  <pic:blipFill>
+                    <a:blip r:embed="rId63"/>
+                    <a:stretch>
+                      <a:fillRect/>
+                    </a:stretch>
+                  </pic:blipFill>
+                  <pic:spPr>
+                    <a:xfrm>
+                      <a:off x="0" y="0"/>
+                      <a:ext cx="1713506" cy="818985"/>
+                    </a:xfrm>
+                    <a:prstGeom prst="rect"/>
+                  </pic:spPr>
+                </pic:pic>
+              </a:graphicData>
+            </a:graphic>
+          </wp:inline>
+        </w:drawing>
+      </w:r>
+      <w:r>
+        <w:rPr>
+          <w:sz w:val="24"/>
+        </w:rPr>
+        <w:t xml:space="preserve">        (27)</w:t>
+      </w:r>
+    </w:p>
+    <w:p>
+      <w:pPr>
+        <w:pStyle w:val="Heading2"/>
+      </w:pPr>
+      <w:r>
+        <w:t>6. Faol o'rganish: eng foydali namunalarni tanlash</w:t>
+      </w:r>
+    </w:p>
+    <w:p>
+      <w:pPr>
+        <w:ind w:firstLine="567"/>
+        <w:jc w:val="both"/>
+      </w:pPr>
       <w:r>
         <w:rPr>
           <w:b w:val="0"/>
           <w:i w:val="0"/>
         </w:rPr>
-        <w:t xml:space="preserve"> uzatiladi va tizimli ko'rsatma (system prompt) orqali u faqat shu ma'lumotdan foydalanishi, yangi topilma yoki tashxis qo'shmasligi qat'iy talab qilinadi (grounded generation). Generatsiya determinizmini ta'minlash uchun harorat parametri nolga teng olinadi. Tasvir ko'rinishlari ro'yxati topilma bilan adashtirilmasligi uchun aniq belgilanadi, bu soxta «normal» xulosalar to'qilishining oldini oladi. Klinik atamalar lug'ati orqali terminologiya to'g'riligi nazorat qilinadi.</w:t>
+        <w:t>Cheklangan radiolog vaqtini eng samarali sarflash uchun belgilashga  pul/vaqt nuqtai nazaridan eng «foydali» — modelni eng ko'p yaxshilaydigan tasvirlar tanlanadi. Eng oddiy mezon — eng kam ishonch (least confidence):</w:t>
+      </w:r>
+    </w:p>
+    <w:p>
+      <w:pPr>
+        <w:jc w:val="center"/>
+      </w:pPr>
+      <w:r>
+        <w:drawing>
+          <wp:inline xmlns:a="http://schemas.openxmlformats.org/drawingml/2006/main" xmlns:pic="http://schemas.openxmlformats.org/drawingml/2006/picture">
+            <wp:extent cx="2790907" cy="496956"/>
+            <wp:docPr id="56" name="Picture 56"/>
+            <wp:cNvGraphicFramePr>
+              <a:graphicFrameLocks noChangeAspect="1"/>
+            </wp:cNvGraphicFramePr>
+            <a:graphic>
+              <a:graphicData uri="http://schemas.openxmlformats.org/drawingml/2006/picture">
+                <pic:pic>
+                  <pic:nvPicPr>
+                    <pic:cNvPr id="0" name="an_lc.png"/>
+                    <pic:cNvPicPr/>
+                  </pic:nvPicPr>
+                  <pic:blipFill>
+                    <a:blip r:embed="rId64"/>
+                    <a:stretch>
+                      <a:fillRect/>
+                    </a:stretch>
+                  </pic:blipFill>
+                  <pic:spPr>
+                    <a:xfrm>
+                      <a:off x="0" y="0"/>
+                      <a:ext cx="2790907" cy="496956"/>
+                    </a:xfrm>
+                    <a:prstGeom prst="rect"/>
+                  </pic:spPr>
+                </pic:pic>
+              </a:graphicData>
+            </a:graphic>
+          </wp:inline>
+        </w:drawing>
+      </w:r>
+      <w:r>
+        <w:rPr>
+          <w:sz w:val="24"/>
+        </w:rPr>
+        <w:t xml:space="preserve">        (28)</w:t>
       </w:r>
     </w:p>
     <w:p>
@@ -6647,15 +8558,52 @@
           <w:b w:val="0"/>
           <w:i w:val="0"/>
         </w:rPr>
-        <w:t>Tasdiqlangan xulosa DICOM Comprehensive SR obyektiga aylantiriladi. SR tarkibi (Content Sequence) ierarxik tuzilmaga ega: ildiz konteyneri «Radiology Report» kod tushunchasi bilan belgilanadi, uning ichida hisobot matni (Report), umumiy baho (Assessment, BI-RADS), tavsiya (Recommendation) va har bir topilma (Finding) alohida tarkibiy element sifatida saqlanadi. Bemor va tadqiqot identifikatorlari manba DICOM fayldan meros olinadi, bu SR ning to'g'ri tadqiqotga bog'lanishini ta'minlaydi. SR dastlab tasdiqlanmagan (UNVERIFIED) holatda yaratiladi, bu uning qoralama ekanini ifodalaydi.</w:t>
-      </w:r>
-    </w:p>
-    <w:p>
-      <w:pPr>
-        <w:pStyle w:val="Heading2"/>
-      </w:pPr>
-      <w:r>
-        <w:t>3.5-§. Maʼlumotlar modeli, dasturiy interfeyslar va ish oqimi</w:t>
+        <w:t>Ikki eng yuqori sinf farqiga asoslangan marja (margin) mezoni:</w:t>
+      </w:r>
+    </w:p>
+    <w:p>
+      <w:pPr>
+        <w:jc w:val="center"/>
+      </w:pPr>
+      <w:r>
+        <w:drawing>
+          <wp:inline xmlns:a="http://schemas.openxmlformats.org/drawingml/2006/main" xmlns:pic="http://schemas.openxmlformats.org/drawingml/2006/picture">
+            <wp:extent cx="3287864" cy="413468"/>
+            <wp:docPr id="57" name="Picture 57"/>
+            <wp:cNvGraphicFramePr>
+              <a:graphicFrameLocks noChangeAspect="1"/>
+            </wp:cNvGraphicFramePr>
+            <a:graphic>
+              <a:graphicData uri="http://schemas.openxmlformats.org/drawingml/2006/picture">
+                <pic:pic>
+                  <pic:nvPicPr>
+                    <pic:cNvPr id="0" name="an_margin.png"/>
+                    <pic:cNvPicPr/>
+                  </pic:nvPicPr>
+                  <pic:blipFill>
+                    <a:blip r:embed="rId65"/>
+                    <a:stretch>
+                      <a:fillRect/>
+                    </a:stretch>
+                  </pic:blipFill>
+                  <pic:spPr>
+                    <a:xfrm>
+                      <a:off x="0" y="0"/>
+                      <a:ext cx="3287864" cy="413468"/>
+                    </a:xfrm>
+                    <a:prstGeom prst="rect"/>
+                  </pic:spPr>
+                </pic:pic>
+              </a:graphicData>
+            </a:graphic>
+          </wp:inline>
+        </w:drawing>
+      </w:r>
+      <w:r>
+        <w:rPr>
+          <w:sz w:val="24"/>
+        </w:rPr>
+        <w:t xml:space="preserve">        (29)</w:t>
       </w:r>
     </w:p>
     <w:p>
@@ -6668,7 +8616,52 @@
           <w:b w:val="0"/>
           <w:i w:val="0"/>
         </w:rPr>
-        <w:t>MAMOGRAF tizimining ma'lumotlar modeli SQLite ma'lumotlar bazasida saqlanadi va quyidagi asosiy jadvallarni o'z ichiga oladi: foydalanuvchilar (rollar, parol xeshi, TOTP holati), annotatsiyalar tarixi (har bir o'zgarishning versiyasi), audit jurnali, ish ro'yxati (worklist), PACS serverlari konfiguratsiyasi va bemor-tasvir-hisobot bog'lanishlari. Har bir annotatsiya JSON tuzilmasida saqlanadi: identifikator, tur (quti/ko'pburchak), sinf yorliqlari (multi-label), BI-RADS kategoriyasi, normallashtirilgan koordinatalar (bbox), kadr raqami, izoh, yaratuvchi, holat va ko'rib chiqish ma'lumotlari.</w:t>
+        <w:t>Taqsimot noaniqligini to'liq qamrab oluvchi entropiya mezoni:</w:t>
+      </w:r>
+    </w:p>
+    <w:p>
+      <w:pPr>
+        <w:jc w:val="center"/>
+      </w:pPr>
+      <w:r>
+        <w:drawing>
+          <wp:inline xmlns:a="http://schemas.openxmlformats.org/drawingml/2006/main" xmlns:pic="http://schemas.openxmlformats.org/drawingml/2006/picture">
+            <wp:extent cx="3462793" cy="795130"/>
+            <wp:docPr id="58" name="Picture 58"/>
+            <wp:cNvGraphicFramePr>
+              <a:graphicFrameLocks noChangeAspect="1"/>
+            </wp:cNvGraphicFramePr>
+            <a:graphic>
+              <a:graphicData uri="http://schemas.openxmlformats.org/drawingml/2006/picture">
+                <pic:pic>
+                  <pic:nvPicPr>
+                    <pic:cNvPr id="0" name="an_entropy.png"/>
+                    <pic:cNvPicPr/>
+                  </pic:nvPicPr>
+                  <pic:blipFill>
+                    <a:blip r:embed="rId66"/>
+                    <a:stretch>
+                      <a:fillRect/>
+                    </a:stretch>
+                  </pic:blipFill>
+                  <pic:spPr>
+                    <a:xfrm>
+                      <a:off x="0" y="0"/>
+                      <a:ext cx="3462793" cy="795130"/>
+                    </a:xfrm>
+                    <a:prstGeom prst="rect"/>
+                  </pic:spPr>
+                </pic:pic>
+              </a:graphicData>
+            </a:graphic>
+          </wp:inline>
+        </w:drawing>
+      </w:r>
+      <w:r>
+        <w:rPr>
+          <w:sz w:val="24"/>
+        </w:rPr>
+        <w:t xml:space="preserve">        (30)</w:t>
       </w:r>
     </w:p>
     <w:p>
@@ -6681,20 +8674,110 @@
           <w:b w:val="0"/>
           <w:i w:val="0"/>
         </w:rPr>
-      </w:r>
-      <w:r>
-        <w:rPr>
-          <w:b/>
-          <w:i w:val="0"/>
-        </w:rPr>
-        <w:t>Dasturiy interfeyslar (API).</w:t>
-      </w:r>
+        <w:t>Modelning epistemik noaniqligini baholash uchun Monte-Karlo dropout yordamida T marta oldinga yurish o'rtachalanadi:</w:t>
+      </w:r>
+    </w:p>
+    <w:p>
+      <w:pPr>
+        <w:jc w:val="center"/>
+      </w:pPr>
+      <w:r>
+        <w:drawing>
+          <wp:inline xmlns:a="http://schemas.openxmlformats.org/drawingml/2006/main" xmlns:pic="http://schemas.openxmlformats.org/drawingml/2006/picture">
+            <wp:extent cx="2047460" cy="787179"/>
+            <wp:docPr id="59" name="Picture 59"/>
+            <wp:cNvGraphicFramePr>
+              <a:graphicFrameLocks noChangeAspect="1"/>
+            </wp:cNvGraphicFramePr>
+            <a:graphic>
+              <a:graphicData uri="http://schemas.openxmlformats.org/drawingml/2006/picture">
+                <pic:pic>
+                  <pic:nvPicPr>
+                    <pic:cNvPr id="0" name="an_mcdrop.png"/>
+                    <pic:cNvPicPr/>
+                  </pic:nvPicPr>
+                  <pic:blipFill>
+                    <a:blip r:embed="rId67"/>
+                    <a:stretch>
+                      <a:fillRect/>
+                    </a:stretch>
+                  </pic:blipFill>
+                  <pic:spPr>
+                    <a:xfrm>
+                      <a:off x="0" y="0"/>
+                      <a:ext cx="2047460" cy="787179"/>
+                    </a:xfrm>
+                    <a:prstGeom prst="rect"/>
+                  </pic:spPr>
+                </pic:pic>
+              </a:graphicData>
+            </a:graphic>
+          </wp:inline>
+        </w:drawing>
+      </w:r>
+      <w:r>
+        <w:rPr>
+          <w:sz w:val="24"/>
+        </w:rPr>
+        <w:t xml:space="preserve">        (31)</w:t>
+      </w:r>
+    </w:p>
+    <w:p>
+      <w:pPr>
+        <w:ind w:firstLine="567"/>
+        <w:jc w:val="both"/>
+      </w:pPr>
       <w:r>
         <w:rPr>
           <w:b w:val="0"/>
           <w:i w:val="0"/>
         </w:rPr>
-        <w:t xml:space="preserve"> Tizim REST arxitekturasida qurilgan bo'lib, asosiy endpointlar quyidagi guruhlarga bo'linadi: autentifikatsiya va foydalanuvchilarni boshqarish; DICOM yuklash, ro'yxat, metama'lumot va tasvir renderlash; annotatsiyalarni o'qish/yozish va holatini boshqarish; AI inference (batch, smart-click, uncertainty); model o'qitish (run, stop, status, metrics, validate); hisobot generatsiyasi va DICOM SR eksporti; PACS bilan ishlash; statistika va audit. Har bir endpoint rol asosidagi ruxsat bilan himoyalangan.</w:t>
+        <w:t>Bayesча faol o'rganishda (BALD) tanlov mezoni o'zaro axborot — bashorat noaniqligi va kutilayotgan noaniqlik ayirmasi sifatida olinadi:</w:t>
+      </w:r>
+    </w:p>
+    <w:p>
+      <w:pPr>
+        <w:jc w:val="center"/>
+      </w:pPr>
+      <w:r>
+        <w:drawing>
+          <wp:inline xmlns:a="http://schemas.openxmlformats.org/drawingml/2006/main" xmlns:pic="http://schemas.openxmlformats.org/drawingml/2006/picture">
+            <wp:extent cx="3423036" cy="787179"/>
+            <wp:docPr id="60" name="Picture 60"/>
+            <wp:cNvGraphicFramePr>
+              <a:graphicFrameLocks noChangeAspect="1"/>
+            </wp:cNvGraphicFramePr>
+            <a:graphic>
+              <a:graphicData uri="http://schemas.openxmlformats.org/drawingml/2006/picture">
+                <pic:pic>
+                  <pic:nvPicPr>
+                    <pic:cNvPr id="0" name="an_bald.png"/>
+                    <pic:cNvPicPr/>
+                  </pic:nvPicPr>
+                  <pic:blipFill>
+                    <a:blip r:embed="rId68"/>
+                    <a:stretch>
+                      <a:fillRect/>
+                    </a:stretch>
+                  </pic:blipFill>
+                  <pic:spPr>
+                    <a:xfrm>
+                      <a:off x="0" y="0"/>
+                      <a:ext cx="3423036" cy="787179"/>
+                    </a:xfrm>
+                    <a:prstGeom prst="rect"/>
+                  </pic:spPr>
+                </pic:pic>
+              </a:graphicData>
+            </a:graphic>
+          </wp:inline>
+        </w:drawing>
+      </w:r>
+      <w:r>
+        <w:rPr>
+          <w:sz w:val="24"/>
+        </w:rPr>
+        <w:t xml:space="preserve">        (32)</w:t>
       </w:r>
     </w:p>
     <w:p>
@@ -6707,20 +8790,170 @@
           <w:b w:val="0"/>
           <w:i w:val="0"/>
         </w:rPr>
-      </w:r>
-      <w:r>
-        <w:rPr>
-          <w:b/>
-          <w:i w:val="0"/>
-        </w:rPr>
-        <w:t>Bemor-tasvir-hisobot bog'lanishi.</w:t>
-      </w:r>
+        <w:t>Detektsiya masalasida tasvir darajasidagi tanlov mezoni undagi barcha ramkalar noaniqligini jamlaydi:</w:t>
+      </w:r>
+    </w:p>
+    <w:p>
+      <w:pPr>
+        <w:jc w:val="center"/>
+      </w:pPr>
+      <w:r>
+        <w:drawing>
+          <wp:inline xmlns:a="http://schemas.openxmlformats.org/drawingml/2006/main" xmlns:pic="http://schemas.openxmlformats.org/drawingml/2006/picture">
+            <wp:extent cx="4011433" cy="659958"/>
+            <wp:docPr id="61" name="Picture 61"/>
+            <wp:cNvGraphicFramePr>
+              <a:graphicFrameLocks noChangeAspect="1"/>
+            </wp:cNvGraphicFramePr>
+            <a:graphic>
+              <a:graphicData uri="http://schemas.openxmlformats.org/drawingml/2006/picture">
+                <pic:pic>
+                  <pic:nvPicPr>
+                    <pic:cNvPr id="0" name="an_detacq.png"/>
+                    <pic:cNvPicPr/>
+                  </pic:nvPicPr>
+                  <pic:blipFill>
+                    <a:blip r:embed="rId69"/>
+                    <a:stretch>
+                      <a:fillRect/>
+                    </a:stretch>
+                  </pic:blipFill>
+                  <pic:spPr>
+                    <a:xfrm>
+                      <a:off x="0" y="0"/>
+                      <a:ext cx="4011433" cy="659958"/>
+                    </a:xfrm>
+                    <a:prstGeom prst="rect"/>
+                  </pic:spPr>
+                </pic:pic>
+              </a:graphicData>
+            </a:graphic>
+          </wp:inline>
+        </w:drawing>
+      </w:r>
+      <w:r>
+        <w:rPr>
+          <w:sz w:val="24"/>
+        </w:rPr>
+        <w:t xml:space="preserve">        (33)</w:t>
+      </w:r>
+    </w:p>
+    <w:p>
+      <w:pPr>
+        <w:ind w:firstLine="567"/>
+        <w:jc w:val="both"/>
+      </w:pPr>
       <w:r>
         <w:rPr>
           <w:b w:val="0"/>
           <w:i w:val="0"/>
         </w:rPr>
-        <w:t xml:space="preserve"> Klinik amaliyotda bitta bemorga bir nechta tasvir (to'rt ko'rinish) va matnli hisobot tegishli bo'ladi. Tizim bu obyektlarni bog'lash (linking) va mos kelmaslik holatlarini aniqlash (match) imkonini beradi; bu xususiyat klinik ma'lumotlar bazasidan import qilingan hisobotlarni tegishli tasvirlar bilan bog'lashda muhim. Bog'langan hisobotlar TILLNet va matn tasniflagichi uchun qo'shimcha modallik sifatida ishlatilishi mumkin.</w:t>
+        <w:t>Har iteratsiyada mezon bo'yicha eng yuqori B ta tasvir radiolog e'tiboriga uzatiladi:</w:t>
+      </w:r>
+    </w:p>
+    <w:p>
+      <w:pPr>
+        <w:jc w:val="center"/>
+      </w:pPr>
+      <w:r>
+        <w:drawing>
+          <wp:inline xmlns:a="http://schemas.openxmlformats.org/drawingml/2006/main" xmlns:pic="http://schemas.openxmlformats.org/drawingml/2006/picture">
+            <wp:extent cx="2862469" cy="413468"/>
+            <wp:docPr id="62" name="Picture 62"/>
+            <wp:cNvGraphicFramePr>
+              <a:graphicFrameLocks noChangeAspect="1"/>
+            </wp:cNvGraphicFramePr>
+            <a:graphic>
+              <a:graphicData uri="http://schemas.openxmlformats.org/drawingml/2006/picture">
+                <pic:pic>
+                  <pic:nvPicPr>
+                    <pic:cNvPr id="0" name="an_topb.png"/>
+                    <pic:cNvPicPr/>
+                  </pic:nvPicPr>
+                  <pic:blipFill>
+                    <a:blip r:embed="rId70"/>
+                    <a:stretch>
+                      <a:fillRect/>
+                    </a:stretch>
+                  </pic:blipFill>
+                  <pic:spPr>
+                    <a:xfrm>
+                      <a:off x="0" y="0"/>
+                      <a:ext cx="2862469" cy="413468"/>
+                    </a:xfrm>
+                    <a:prstGeom prst="rect"/>
+                  </pic:spPr>
+                </pic:pic>
+              </a:graphicData>
+            </a:graphic>
+          </wp:inline>
+        </w:drawing>
+      </w:r>
+      <w:r>
+        <w:rPr>
+          <w:sz w:val="24"/>
+        </w:rPr>
+        <w:t xml:space="preserve">        (34)</w:t>
+      </w:r>
+    </w:p>
+    <w:p>
+      <w:pPr>
+        <w:jc w:val="center"/>
+      </w:pPr>
+      <w:r>
+        <w:drawing>
+          <wp:inline xmlns:a="http://schemas.openxmlformats.org/drawingml/2006/main" xmlns:pic="http://schemas.openxmlformats.org/drawingml/2006/picture">
+            <wp:extent cx="4389120" cy="6583680"/>
+            <wp:docPr id="63" name="Picture 63"/>
+            <wp:cNvGraphicFramePr>
+              <a:graphicFrameLocks noChangeAspect="1"/>
+            </wp:cNvGraphicFramePr>
+            <a:graphic>
+              <a:graphicData uri="http://schemas.openxmlformats.org/drawingml/2006/picture">
+                <pic:pic>
+                  <pic:nvPicPr>
+                    <pic:cNvPr id="0" name="fig_active.png"/>
+                    <pic:cNvPicPr/>
+                  </pic:nvPicPr>
+                  <pic:blipFill>
+                    <a:blip r:embed="rId71"/>
+                    <a:stretch>
+                      <a:fillRect/>
+                    </a:stretch>
+                  </pic:blipFill>
+                  <pic:spPr>
+                    <a:xfrm>
+                      <a:off x="0" y="0"/>
+                      <a:ext cx="4389120" cy="6583680"/>
+                    </a:xfrm>
+                    <a:prstGeom prst="rect"/>
+                  </pic:spPr>
+                </pic:pic>
+              </a:graphicData>
+            </a:graphic>
+          </wp:inline>
+        </w:drawing>
+      </w:r>
+    </w:p>
+    <w:p>
+      <w:pPr>
+        <w:jc w:val="center"/>
+      </w:pPr>
+      <w:r>
+        <w:rPr>
+          <w:i/>
+          <w:sz w:val="24"/>
+        </w:rPr>
+        <w:t>4-rasm. Faol o'rganish: belgilash uchun eng foydali namunalarni tanlash algoritmi.</w:t>
+      </w:r>
+    </w:p>
+    <w:p/>
+    <w:p>
+      <w:pPr>
+        <w:pStyle w:val="Heading2"/>
+      </w:pPr>
+      <w:r>
+        <w:t>7. Modelni o'qitish: yo'qotish funksiyalari va sinf nomutanosibligi</w:t>
       </w:r>
     </w:p>
     <w:p>
@@ -6733,20 +8966,155 @@
           <w:b w:val="0"/>
           <w:i w:val="0"/>
         </w:rPr>
-      </w:r>
-      <w:r>
-        <w:rPr>
-          <w:b/>
-          <w:i w:val="0"/>
-        </w:rPr>
-        <w:t>Audit va kuzatuvchanlik.</w:t>
-      </w:r>
+        <w:t>Detektor ramka regressiyasi uchun to'liq IoU (CIoU) yo'qotishidan foydalanadi, u qoplanish, markazlar masofasi va tomonlar nisbatini birgalikda hisobga oladi:</w:t>
+      </w:r>
+    </w:p>
+    <w:p>
+      <w:pPr>
+        <w:jc w:val="center"/>
+      </w:pPr>
+      <w:r>
+        <w:drawing>
+          <wp:inline xmlns:a="http://schemas.openxmlformats.org/drawingml/2006/main" xmlns:pic="http://schemas.openxmlformats.org/drawingml/2006/picture">
+            <wp:extent cx="2818737" cy="560567"/>
+            <wp:docPr id="64" name="Picture 64"/>
+            <wp:cNvGraphicFramePr>
+              <a:graphicFrameLocks noChangeAspect="1"/>
+            </wp:cNvGraphicFramePr>
+            <a:graphic>
+              <a:graphicData uri="http://schemas.openxmlformats.org/drawingml/2006/picture">
+                <pic:pic>
+                  <pic:nvPicPr>
+                    <pic:cNvPr id="0" name="an_ciou.png"/>
+                    <pic:cNvPicPr/>
+                  </pic:nvPicPr>
+                  <pic:blipFill>
+                    <a:blip r:embed="rId72"/>
+                    <a:stretch>
+                      <a:fillRect/>
+                    </a:stretch>
+                  </pic:blipFill>
+                  <pic:spPr>
+                    <a:xfrm>
+                      <a:off x="0" y="0"/>
+                      <a:ext cx="2818737" cy="560567"/>
+                    </a:xfrm>
+                    <a:prstGeom prst="rect"/>
+                  </pic:spPr>
+                </pic:pic>
+              </a:graphicData>
+            </a:graphic>
+          </wp:inline>
+        </w:drawing>
+      </w:r>
+      <w:r>
+        <w:rPr>
+          <w:sz w:val="24"/>
+        </w:rPr>
+        <w:t xml:space="preserve">        (35)</w:t>
+      </w:r>
+    </w:p>
+    <w:p>
+      <w:pPr>
+        <w:jc w:val="center"/>
+      </w:pPr>
+      <w:r>
+        <w:drawing>
+          <wp:inline xmlns:a="http://schemas.openxmlformats.org/drawingml/2006/main" xmlns:pic="http://schemas.openxmlformats.org/drawingml/2006/picture">
+            <wp:extent cx="5220031" cy="580445"/>
+            <wp:docPr id="65" name="Picture 65"/>
+            <wp:cNvGraphicFramePr>
+              <a:graphicFrameLocks noChangeAspect="1"/>
+            </wp:cNvGraphicFramePr>
+            <a:graphic>
+              <a:graphicData uri="http://schemas.openxmlformats.org/drawingml/2006/picture">
+                <pic:pic>
+                  <pic:nvPicPr>
+                    <pic:cNvPr id="0" name="an_upsilon.png"/>
+                    <pic:cNvPicPr/>
+                  </pic:nvPicPr>
+                  <pic:blipFill>
+                    <a:blip r:embed="rId73"/>
+                    <a:stretch>
+                      <a:fillRect/>
+                    </a:stretch>
+                  </pic:blipFill>
+                  <pic:spPr>
+                    <a:xfrm>
+                      <a:off x="0" y="0"/>
+                      <a:ext cx="5220031" cy="580445"/>
+                    </a:xfrm>
+                    <a:prstGeom prst="rect"/>
+                  </pic:spPr>
+                </pic:pic>
+              </a:graphicData>
+            </a:graphic>
+          </wp:inline>
+        </w:drawing>
+      </w:r>
+      <w:r>
+        <w:rPr>
+          <w:sz w:val="24"/>
+        </w:rPr>
+        <w:t xml:space="preserve">        (36)</w:t>
+      </w:r>
+    </w:p>
+    <w:p>
+      <w:pPr>
+        <w:ind w:firstLine="567"/>
+        <w:jc w:val="both"/>
+      </w:pPr>
       <w:r>
         <w:rPr>
           <w:b w:val="0"/>
           <w:i w:val="0"/>
         </w:rPr>
-        <w:t xml:space="preserve"> Annotatsiyalardagi har bir o'zgarish (yaratish, tahrirlash, tasdiqlash, rad etish) foydalanuvchi va vaqt belgisi bilan audit jurnalida qayd etiladi. Bu klinik sifat nazorati, javobgarlik va qonuniy talablarga muvofiqlik uchun zarur. Bildirishnomalar tizimi ko'rib chiquvchilar va annotatorlar o'rtasida muloqotni ta'minlaydi.</w:t>
+        <w:t>Umumiy yo'qotish uch tarkibiy qismning vaznlangan yig'indisi:</w:t>
+      </w:r>
+    </w:p>
+    <w:p>
+      <w:pPr>
+        <w:jc w:val="center"/>
+      </w:pPr>
+      <w:r>
+        <w:drawing>
+          <wp:inline xmlns:a="http://schemas.openxmlformats.org/drawingml/2006/main" xmlns:pic="http://schemas.openxmlformats.org/drawingml/2006/picture">
+            <wp:extent cx="3709283" cy="413468"/>
+            <wp:docPr id="66" name="Picture 66"/>
+            <wp:cNvGraphicFramePr>
+              <a:graphicFrameLocks noChangeAspect="1"/>
+            </wp:cNvGraphicFramePr>
+            <a:graphic>
+              <a:graphicData uri="http://schemas.openxmlformats.org/drawingml/2006/picture">
+                <pic:pic>
+                  <pic:nvPicPr>
+                    <pic:cNvPr id="0" name="an_total.png"/>
+                    <pic:cNvPicPr/>
+                  </pic:nvPicPr>
+                  <pic:blipFill>
+                    <a:blip r:embed="rId74"/>
+                    <a:stretch>
+                      <a:fillRect/>
+                    </a:stretch>
+                  </pic:blipFill>
+                  <pic:spPr>
+                    <a:xfrm>
+                      <a:off x="0" y="0"/>
+                      <a:ext cx="3709283" cy="413468"/>
+                    </a:xfrm>
+                    <a:prstGeom prst="rect"/>
+                  </pic:spPr>
+                </pic:pic>
+              </a:graphicData>
+            </a:graphic>
+          </wp:inline>
+        </w:drawing>
+      </w:r>
+      <w:r>
+        <w:rPr>
+          <w:sz w:val="24"/>
+        </w:rPr>
+        <w:t xml:space="preserve">        (37)</w:t>
       </w:r>
     </w:p>
     <w:p>
@@ -6759,20 +9127,361 @@
           <w:b w:val="0"/>
           <w:i w:val="0"/>
         </w:rPr>
-      </w:r>
-      <w:r>
-        <w:rPr>
-          <w:b/>
-          <w:i w:val="0"/>
-        </w:rPr>
-        <w:t>Tadqiqot konveyeri.</w:t>
-      </w:r>
+        <w:t>Sinflar uchun ikkilik kross-entropiya qo'llanadi:</w:t>
+      </w:r>
+    </w:p>
+    <w:p>
+      <w:pPr>
+        <w:jc w:val="center"/>
+      </w:pPr>
+      <w:r>
+        <w:drawing>
+          <wp:inline xmlns:a="http://schemas.openxmlformats.org/drawingml/2006/main" xmlns:pic="http://schemas.openxmlformats.org/drawingml/2006/picture">
+            <wp:extent cx="4623683" cy="795130"/>
+            <wp:docPr id="67" name="Picture 67"/>
+            <wp:cNvGraphicFramePr>
+              <a:graphicFrameLocks noChangeAspect="1"/>
+            </wp:cNvGraphicFramePr>
+            <a:graphic>
+              <a:graphicData uri="http://schemas.openxmlformats.org/drawingml/2006/picture">
+                <pic:pic>
+                  <pic:nvPicPr>
+                    <pic:cNvPr id="0" name="an_bce.png"/>
+                    <pic:cNvPicPr/>
+                  </pic:nvPicPr>
+                  <pic:blipFill>
+                    <a:blip r:embed="rId75"/>
+                    <a:stretch>
+                      <a:fillRect/>
+                    </a:stretch>
+                  </pic:blipFill>
+                  <pic:spPr>
+                    <a:xfrm>
+                      <a:off x="0" y="0"/>
+                      <a:ext cx="4623683" cy="795130"/>
+                    </a:xfrm>
+                    <a:prstGeom prst="rect"/>
+                  </pic:spPr>
+                </pic:pic>
+              </a:graphicData>
+            </a:graphic>
+          </wp:inline>
+        </w:drawing>
+      </w:r>
+      <w:r>
+        <w:rPr>
+          <w:sz w:val="24"/>
+        </w:rPr>
+        <w:t xml:space="preserve">        (38)</w:t>
+      </w:r>
+    </w:p>
+    <w:p>
+      <w:pPr>
+        <w:ind w:firstLine="567"/>
+        <w:jc w:val="both"/>
+      </w:pPr>
       <w:r>
         <w:rPr>
           <w:b w:val="0"/>
           <w:i w:val="0"/>
         </w:rPr>
-        <w:t xml:space="preserve"> MAMOGRAF tizimi tadqiqot uchun pseudo-belgilash (pseudo-labels), ko'rib chiqish navbati (review queue) va gold-belgilarni eksport qilish mexanizmlarini qo'llab-quvvatlaydi. Bu yarim-nazoratli (semi-supervised) o'qitish va faol o'rganish stsenariylarini amalga oshirishga imkon beradi: model zaif belgilarni generatsiya qiladi, radiolog ularni tasdiqlaydi/tuzatadi, natijada yuqori sifatli o'qitish to'plami shakllanadi.</w:t>
+        <w:t>Mammografiya bazasi kuchli nomutanosib (masalan, kam uchraydigan klasslar — me'morchilik buzilishi, asimmetriya). Buni bartaraf etish uchun fokal yo'qotish og'ir misollarga urg'u beradi:</w:t>
+      </w:r>
+    </w:p>
+    <w:p>
+      <w:pPr>
+        <w:jc w:val="center"/>
+      </w:pPr>
+      <w:r>
+        <w:drawing>
+          <wp:inline xmlns:a="http://schemas.openxmlformats.org/drawingml/2006/main" xmlns:pic="http://schemas.openxmlformats.org/drawingml/2006/picture">
+            <wp:extent cx="3033422" cy="421419"/>
+            <wp:docPr id="68" name="Picture 68"/>
+            <wp:cNvGraphicFramePr>
+              <a:graphicFrameLocks noChangeAspect="1"/>
+            </wp:cNvGraphicFramePr>
+            <a:graphic>
+              <a:graphicData uri="http://schemas.openxmlformats.org/drawingml/2006/picture">
+                <pic:pic>
+                  <pic:nvPicPr>
+                    <pic:cNvPr id="0" name="an_focal.png"/>
+                    <pic:cNvPicPr/>
+                  </pic:nvPicPr>
+                  <pic:blipFill>
+                    <a:blip r:embed="rId76"/>
+                    <a:stretch>
+                      <a:fillRect/>
+                    </a:stretch>
+                  </pic:blipFill>
+                  <pic:spPr>
+                    <a:xfrm>
+                      <a:off x="0" y="0"/>
+                      <a:ext cx="3033422" cy="421419"/>
+                    </a:xfrm>
+                    <a:prstGeom prst="rect"/>
+                  </pic:spPr>
+                </pic:pic>
+              </a:graphicData>
+            </a:graphic>
+          </wp:inline>
+        </w:drawing>
+      </w:r>
+      <w:r>
+        <w:rPr>
+          <w:sz w:val="24"/>
+        </w:rPr>
+        <w:t xml:space="preserve">        (39)</w:t>
+      </w:r>
+    </w:p>
+    <w:p>
+      <w:pPr>
+        <w:ind w:firstLine="567"/>
+        <w:jc w:val="both"/>
+      </w:pPr>
+      <w:r>
+        <w:rPr>
+          <w:b w:val="0"/>
+          <w:i w:val="0"/>
+        </w:rPr>
+        <w:t>Sinf vaznlari samarali namunalar soni orqali yoki teskari chastota bo'yicha belgilanadi:</w:t>
+      </w:r>
+    </w:p>
+    <w:p>
+      <w:pPr>
+        <w:jc w:val="center"/>
+      </w:pPr>
+      <w:r>
+        <w:drawing>
+          <wp:inline xmlns:a="http://schemas.openxmlformats.org/drawingml/2006/main" xmlns:pic="http://schemas.openxmlformats.org/drawingml/2006/picture">
+            <wp:extent cx="2826688" cy="540689"/>
+            <wp:docPr id="69" name="Picture 69"/>
+            <wp:cNvGraphicFramePr>
+              <a:graphicFrameLocks noChangeAspect="1"/>
+            </wp:cNvGraphicFramePr>
+            <a:graphic>
+              <a:graphicData uri="http://schemas.openxmlformats.org/drawingml/2006/picture">
+                <pic:pic>
+                  <pic:nvPicPr>
+                    <pic:cNvPr id="0" name="an_effn.png"/>
+                    <pic:cNvPicPr/>
+                  </pic:nvPicPr>
+                  <pic:blipFill>
+                    <a:blip r:embed="rId77"/>
+                    <a:stretch>
+                      <a:fillRect/>
+                    </a:stretch>
+                  </pic:blipFill>
+                  <pic:spPr>
+                    <a:xfrm>
+                      <a:off x="0" y="0"/>
+                      <a:ext cx="2826688" cy="540689"/>
+                    </a:xfrm>
+                    <a:prstGeom prst="rect"/>
+                  </pic:spPr>
+                </pic:pic>
+              </a:graphicData>
+            </a:graphic>
+          </wp:inline>
+        </w:drawing>
+      </w:r>
+      <w:r>
+        <w:rPr>
+          <w:sz w:val="24"/>
+        </w:rPr>
+        <w:t xml:space="preserve">        (40)</w:t>
+      </w:r>
+    </w:p>
+    <w:p>
+      <w:pPr>
+        <w:jc w:val="center"/>
+      </w:pPr>
+      <w:r>
+        <w:drawing>
+          <wp:inline xmlns:a="http://schemas.openxmlformats.org/drawingml/2006/main" xmlns:pic="http://schemas.openxmlformats.org/drawingml/2006/picture">
+            <wp:extent cx="1463040" cy="676518"/>
+            <wp:docPr id="70" name="Picture 70"/>
+            <wp:cNvGraphicFramePr>
+              <a:graphicFrameLocks noChangeAspect="1"/>
+            </wp:cNvGraphicFramePr>
+            <a:graphic>
+              <a:graphicData uri="http://schemas.openxmlformats.org/drawingml/2006/picture">
+                <pic:pic>
+                  <pic:nvPicPr>
+                    <pic:cNvPr id="0" name="an_invf.png"/>
+                    <pic:cNvPicPr/>
+                  </pic:nvPicPr>
+                  <pic:blipFill>
+                    <a:blip r:embed="rId78"/>
+                    <a:stretch>
+                      <a:fillRect/>
+                    </a:stretch>
+                  </pic:blipFill>
+                  <pic:spPr>
+                    <a:xfrm>
+                      <a:off x="0" y="0"/>
+                      <a:ext cx="1463040" cy="676518"/>
+                    </a:xfrm>
+                    <a:prstGeom prst="rect"/>
+                  </pic:spPr>
+                </pic:pic>
+              </a:graphicData>
+            </a:graphic>
+          </wp:inline>
+        </w:drawing>
+      </w:r>
+      <w:r>
+        <w:rPr>
+          <w:sz w:val="24"/>
+        </w:rPr>
+        <w:t xml:space="preserve">        (41)</w:t>
+      </w:r>
+    </w:p>
+    <w:p>
+      <w:pPr>
+        <w:ind w:firstLine="567"/>
+        <w:jc w:val="both"/>
+      </w:pPr>
+      <w:r>
+        <w:rPr>
+          <w:b w:val="0"/>
+          <w:i w:val="0"/>
+        </w:rPr>
+        <w:t>Optimallashtirish impulsli stoxastik gradient tushishi (SGD) bilan, o'qish tezligi kosinusoidal jadval bo'yicha bajariladi; barqarorlik uchun vaznlarning eksponensial silliqlanmasi (EMA) saqlanadi:</w:t>
+      </w:r>
+    </w:p>
+    <w:p>
+      <w:pPr>
+        <w:jc w:val="center"/>
+      </w:pPr>
+      <w:r>
+        <w:drawing>
+          <wp:inline xmlns:a="http://schemas.openxmlformats.org/drawingml/2006/main" xmlns:pic="http://schemas.openxmlformats.org/drawingml/2006/picture">
+            <wp:extent cx="3279913" cy="413468"/>
+            <wp:docPr id="71" name="Picture 71"/>
+            <wp:cNvGraphicFramePr>
+              <a:graphicFrameLocks noChangeAspect="1"/>
+            </wp:cNvGraphicFramePr>
+            <a:graphic>
+              <a:graphicData uri="http://schemas.openxmlformats.org/drawingml/2006/picture">
+                <pic:pic>
+                  <pic:nvPicPr>
+                    <pic:cNvPr id="0" name="an_sgd.png"/>
+                    <pic:cNvPicPr/>
+                  </pic:nvPicPr>
+                  <pic:blipFill>
+                    <a:blip r:embed="rId79"/>
+                    <a:stretch>
+                      <a:fillRect/>
+                    </a:stretch>
+                  </pic:blipFill>
+                  <pic:spPr>
+                    <a:xfrm>
+                      <a:off x="0" y="0"/>
+                      <a:ext cx="3279913" cy="413468"/>
+                    </a:xfrm>
+                    <a:prstGeom prst="rect"/>
+                  </pic:spPr>
+                </pic:pic>
+              </a:graphicData>
+            </a:graphic>
+          </wp:inline>
+        </w:drawing>
+      </w:r>
+      <w:r>
+        <w:rPr>
+          <w:sz w:val="24"/>
+        </w:rPr>
+        <w:t xml:space="preserve">        (42)</w:t>
+      </w:r>
+    </w:p>
+    <w:p>
+      <w:pPr>
+        <w:jc w:val="center"/>
+      </w:pPr>
+      <w:r>
+        <w:drawing>
+          <wp:inline xmlns:a="http://schemas.openxmlformats.org/drawingml/2006/main" xmlns:pic="http://schemas.openxmlformats.org/drawingml/2006/picture">
+            <wp:extent cx="3884212" cy="465151"/>
+            <wp:docPr id="72" name="Picture 72"/>
+            <wp:cNvGraphicFramePr>
+              <a:graphicFrameLocks noChangeAspect="1"/>
+            </wp:cNvGraphicFramePr>
+            <a:graphic>
+              <a:graphicData uri="http://schemas.openxmlformats.org/drawingml/2006/picture">
+                <pic:pic>
+                  <pic:nvPicPr>
+                    <pic:cNvPr id="0" name="an_cos.png"/>
+                    <pic:cNvPicPr/>
+                  </pic:nvPicPr>
+                  <pic:blipFill>
+                    <a:blip r:embed="rId80"/>
+                    <a:stretch>
+                      <a:fillRect/>
+                    </a:stretch>
+                  </pic:blipFill>
+                  <pic:spPr>
+                    <a:xfrm>
+                      <a:off x="0" y="0"/>
+                      <a:ext cx="3884212" cy="465151"/>
+                    </a:xfrm>
+                    <a:prstGeom prst="rect"/>
+                  </pic:spPr>
+                </pic:pic>
+              </a:graphicData>
+            </a:graphic>
+          </wp:inline>
+        </w:drawing>
+      </w:r>
+      <w:r>
+        <w:rPr>
+          <w:sz w:val="24"/>
+        </w:rPr>
+        <w:t xml:space="preserve">        (43)</w:t>
+      </w:r>
+    </w:p>
+    <w:p>
+      <w:pPr>
+        <w:jc w:val="center"/>
+      </w:pPr>
+      <w:r>
+        <w:drawing>
+          <wp:inline xmlns:a="http://schemas.openxmlformats.org/drawingml/2006/main" xmlns:pic="http://schemas.openxmlformats.org/drawingml/2006/picture">
+            <wp:extent cx="2568271" cy="457200"/>
+            <wp:docPr id="73" name="Picture 73"/>
+            <wp:cNvGraphicFramePr>
+              <a:graphicFrameLocks noChangeAspect="1"/>
+            </wp:cNvGraphicFramePr>
+            <a:graphic>
+              <a:graphicData uri="http://schemas.openxmlformats.org/drawingml/2006/picture">
+                <pic:pic>
+                  <pic:nvPicPr>
+                    <pic:cNvPr id="0" name="an_ema.png"/>
+                    <pic:cNvPicPr/>
+                  </pic:nvPicPr>
+                  <pic:blipFill>
+                    <a:blip r:embed="rId81"/>
+                    <a:stretch>
+                      <a:fillRect/>
+                    </a:stretch>
+                  </pic:blipFill>
+                  <pic:spPr>
+                    <a:xfrm>
+                      <a:off x="0" y="0"/>
+                      <a:ext cx="2568271" cy="457200"/>
+                    </a:xfrm>
+                    <a:prstGeom prst="rect"/>
+                  </pic:spPr>
+                </pic:pic>
+              </a:graphicData>
+            </a:graphic>
+          </wp:inline>
+        </w:drawing>
+      </w:r>
+      <w:r>
+        <w:rPr>
+          <w:sz w:val="24"/>
+        </w:rPr>
+        <w:t xml:space="preserve">        (44)</w:t>
       </w:r>
     </w:p>
     <w:p>
@@ -6780,7 +9489,1830 @@
         <w:pStyle w:val="Heading2"/>
       </w:pPr>
       <w:r>
-        <w:t>III bob boʻyicha xulosalar</w:t>
+        <w:t>8. Baholash metrikalari</w:t>
+      </w:r>
+    </w:p>
+    <w:p>
+      <w:pPr>
+        <w:ind w:firstLine="567"/>
+        <w:jc w:val="both"/>
+      </w:pPr>
+      <w:r>
+        <w:rPr>
+          <w:b w:val="0"/>
+          <w:i w:val="0"/>
+        </w:rPr>
+        <w:t>Aniqlik va to'liqlik (sezgirlik) chala-musbat va chala-manfiylar orqali aniqlanadi; tibbiy masalada to'liqlik (Recall) o'ta muhim, chunki patologiyani o'tkazib yuborish xavfli:</w:t>
+      </w:r>
+    </w:p>
+    <w:p>
+      <w:pPr>
+        <w:jc w:val="center"/>
+      </w:pPr>
+      <w:r>
+        <w:drawing>
+          <wp:inline xmlns:a="http://schemas.openxmlformats.org/drawingml/2006/main" xmlns:pic="http://schemas.openxmlformats.org/drawingml/2006/picture">
+            <wp:extent cx="2763078" cy="457200"/>
+            <wp:docPr id="74" name="Picture 74"/>
+            <wp:cNvGraphicFramePr>
+              <a:graphicFrameLocks noChangeAspect="1"/>
+            </wp:cNvGraphicFramePr>
+            <a:graphic>
+              <a:graphicData uri="http://schemas.openxmlformats.org/drawingml/2006/picture">
+                <pic:pic>
+                  <pic:nvPicPr>
+                    <pic:cNvPr id="0" name="an_pr.png"/>
+                    <pic:cNvPicPr/>
+                  </pic:nvPicPr>
+                  <pic:blipFill>
+                    <a:blip r:embed="rId82"/>
+                    <a:stretch>
+                      <a:fillRect/>
+                    </a:stretch>
+                  </pic:blipFill>
+                  <pic:spPr>
+                    <a:xfrm>
+                      <a:off x="0" y="0"/>
+                      <a:ext cx="2763078" cy="457200"/>
+                    </a:xfrm>
+                    <a:prstGeom prst="rect"/>
+                  </pic:spPr>
+                </pic:pic>
+              </a:graphicData>
+            </a:graphic>
+          </wp:inline>
+        </w:drawing>
+      </w:r>
+      <w:r>
+        <w:rPr>
+          <w:sz w:val="24"/>
+        </w:rPr>
+        <w:t xml:space="preserve">        (45)</w:t>
+      </w:r>
+    </w:p>
+    <w:p>
+      <w:pPr>
+        <w:jc w:val="center"/>
+      </w:pPr>
+      <w:r>
+        <w:drawing>
+          <wp:inline xmlns:a="http://schemas.openxmlformats.org/drawingml/2006/main" xmlns:pic="http://schemas.openxmlformats.org/drawingml/2006/picture">
+            <wp:extent cx="1463040" cy="598753"/>
+            <wp:docPr id="75" name="Picture 75"/>
+            <wp:cNvGraphicFramePr>
+              <a:graphicFrameLocks noChangeAspect="1"/>
+            </wp:cNvGraphicFramePr>
+            <a:graphic>
+              <a:graphicData uri="http://schemas.openxmlformats.org/drawingml/2006/picture">
+                <pic:pic>
+                  <pic:nvPicPr>
+                    <pic:cNvPr id="0" name="an_f1.png"/>
+                    <pic:cNvPicPr/>
+                  </pic:nvPicPr>
+                  <pic:blipFill>
+                    <a:blip r:embed="rId83"/>
+                    <a:stretch>
+                      <a:fillRect/>
+                    </a:stretch>
+                  </pic:blipFill>
+                  <pic:spPr>
+                    <a:xfrm>
+                      <a:off x="0" y="0"/>
+                      <a:ext cx="1463040" cy="598753"/>
+                    </a:xfrm>
+                    <a:prstGeom prst="rect"/>
+                  </pic:spPr>
+                </pic:pic>
+              </a:graphicData>
+            </a:graphic>
+          </wp:inline>
+        </w:drawing>
+      </w:r>
+      <w:r>
+        <w:rPr>
+          <w:sz w:val="24"/>
+        </w:rPr>
+        <w:t xml:space="preserve">        (46)</w:t>
+      </w:r>
+    </w:p>
+    <w:p>
+      <w:pPr>
+        <w:ind w:firstLine="567"/>
+        <w:jc w:val="both"/>
+      </w:pPr>
+      <w:r>
+        <w:rPr>
+          <w:b w:val="0"/>
+          <w:i w:val="0"/>
+        </w:rPr>
+        <w:t>Sinf bo'yicha aniqlik o'rtacha aniqlik (AP) — P–R egri ostidagi yuza:</w:t>
+      </w:r>
+    </w:p>
+    <w:p>
+      <w:pPr>
+        <w:jc w:val="center"/>
+      </w:pPr>
+      <w:r>
+        <w:drawing>
+          <wp:inline xmlns:a="http://schemas.openxmlformats.org/drawingml/2006/main" xmlns:pic="http://schemas.openxmlformats.org/drawingml/2006/picture">
+            <wp:extent cx="4051189" cy="723569"/>
+            <wp:docPr id="76" name="Picture 76"/>
+            <wp:cNvGraphicFramePr>
+              <a:graphicFrameLocks noChangeAspect="1"/>
+            </wp:cNvGraphicFramePr>
+            <a:graphic>
+              <a:graphicData uri="http://schemas.openxmlformats.org/drawingml/2006/picture">
+                <pic:pic>
+                  <pic:nvPicPr>
+                    <pic:cNvPr id="0" name="an_ap.png"/>
+                    <pic:cNvPicPr/>
+                  </pic:nvPicPr>
+                  <pic:blipFill>
+                    <a:blip r:embed="rId84"/>
+                    <a:stretch>
+                      <a:fillRect/>
+                    </a:stretch>
+                  </pic:blipFill>
+                  <pic:spPr>
+                    <a:xfrm>
+                      <a:off x="0" y="0"/>
+                      <a:ext cx="4051189" cy="723569"/>
+                    </a:xfrm>
+                    <a:prstGeom prst="rect"/>
+                  </pic:spPr>
+                </pic:pic>
+              </a:graphicData>
+            </a:graphic>
+          </wp:inline>
+        </w:drawing>
+      </w:r>
+      <w:r>
+        <w:rPr>
+          <w:sz w:val="24"/>
+        </w:rPr>
+        <w:t xml:space="preserve">        (47)</w:t>
+      </w:r>
+    </w:p>
+    <w:p>
+      <w:pPr>
+        <w:ind w:firstLine="567"/>
+        <w:jc w:val="both"/>
+      </w:pPr>
+      <w:r>
+        <w:rPr>
+          <w:b w:val="0"/>
+          <w:i w:val="0"/>
+        </w:rPr>
+        <w:t>Barcha sinflar bo'yicha o'rtacha (mAP) 0.5 IoU bo'sag'asida va [0.5:0.95] oraliqda hisoblanadi:</w:t>
+      </w:r>
+    </w:p>
+    <w:p>
+      <w:pPr>
+        <w:jc w:val="center"/>
+      </w:pPr>
+      <w:r>
+        <w:drawing>
+          <wp:inline xmlns:a="http://schemas.openxmlformats.org/drawingml/2006/main" xmlns:pic="http://schemas.openxmlformats.org/drawingml/2006/picture">
+            <wp:extent cx="2369488" cy="795130"/>
+            <wp:docPr id="77" name="Picture 77"/>
+            <wp:cNvGraphicFramePr>
+              <a:graphicFrameLocks noChangeAspect="1"/>
+            </wp:cNvGraphicFramePr>
+            <a:graphic>
+              <a:graphicData uri="http://schemas.openxmlformats.org/drawingml/2006/picture">
+                <pic:pic>
+                  <pic:nvPicPr>
+                    <pic:cNvPr id="0" name="an_map50.png"/>
+                    <pic:cNvPicPr/>
+                  </pic:nvPicPr>
+                  <pic:blipFill>
+                    <a:blip r:embed="rId85"/>
+                    <a:stretch>
+                      <a:fillRect/>
+                    </a:stretch>
+                  </pic:blipFill>
+                  <pic:spPr>
+                    <a:xfrm>
+                      <a:off x="0" y="0"/>
+                      <a:ext cx="2369488" cy="795130"/>
+                    </a:xfrm>
+                    <a:prstGeom prst="rect"/>
+                  </pic:spPr>
+                </pic:pic>
+              </a:graphicData>
+            </a:graphic>
+          </wp:inline>
+        </w:drawing>
+      </w:r>
+      <w:r>
+        <w:rPr>
+          <w:sz w:val="24"/>
+        </w:rPr>
+        <w:t xml:space="preserve">        (48)</w:t>
+      </w:r>
+    </w:p>
+    <w:p>
+      <w:pPr>
+        <w:jc w:val="center"/>
+      </w:pPr>
+      <w:r>
+        <w:drawing>
+          <wp:inline xmlns:a="http://schemas.openxmlformats.org/drawingml/2006/main" xmlns:pic="http://schemas.openxmlformats.org/drawingml/2006/picture">
+            <wp:extent cx="5669280" cy="611544"/>
+            <wp:docPr id="78" name="Picture 78"/>
+            <wp:cNvGraphicFramePr>
+              <a:graphicFrameLocks noChangeAspect="1"/>
+            </wp:cNvGraphicFramePr>
+            <a:graphic>
+              <a:graphicData uri="http://schemas.openxmlformats.org/drawingml/2006/picture">
+                <pic:pic>
+                  <pic:nvPicPr>
+                    <pic:cNvPr id="0" name="an_map5095.png"/>
+                    <pic:cNvPicPr/>
+                  </pic:nvPicPr>
+                  <pic:blipFill>
+                    <a:blip r:embed="rId86"/>
+                    <a:stretch>
+                      <a:fillRect/>
+                    </a:stretch>
+                  </pic:blipFill>
+                  <pic:spPr>
+                    <a:xfrm>
+                      <a:off x="0" y="0"/>
+                      <a:ext cx="5669280" cy="611544"/>
+                    </a:xfrm>
+                    <a:prstGeom prst="rect"/>
+                  </pic:spPr>
+                </pic:pic>
+              </a:graphicData>
+            </a:graphic>
+          </wp:inline>
+        </w:drawing>
+      </w:r>
+      <w:r>
+        <w:rPr>
+          <w:sz w:val="24"/>
+        </w:rPr>
+        <w:t xml:space="preserve">        (49)</w:t>
+      </w:r>
+    </w:p>
+    <w:p>
+      <w:pPr>
+        <w:pStyle w:val="Heading2"/>
+      </w:pPr>
+      <w:r>
+        <w:t>9. Annotatsiya yig'ish samaradorligining modeli</w:t>
+      </w:r>
+    </w:p>
+    <w:p>
+      <w:pPr>
+        <w:ind w:firstLine="567"/>
+        <w:jc w:val="both"/>
+      </w:pPr>
+      <w:r>
+        <w:rPr>
+          <w:b w:val="0"/>
+          <w:i w:val="0"/>
+        </w:rPr>
+        <w:t>Model yordamida belgilashda bir tasvirga sarflanadigan vaqt tekshirish, noto'g'ri ramkalarni tuzatish va o'tkazib yuborilganlarni qo'shishdan iborat:</w:t>
+      </w:r>
+    </w:p>
+    <w:p>
+      <w:pPr>
+        <w:jc w:val="center"/>
+      </w:pPr>
+      <w:r>
+        <w:drawing>
+          <wp:inline xmlns:a="http://schemas.openxmlformats.org/drawingml/2006/main" xmlns:pic="http://schemas.openxmlformats.org/drawingml/2006/picture">
+            <wp:extent cx="3510500" cy="413468"/>
+            <wp:docPr id="79" name="Picture 79"/>
+            <wp:cNvGraphicFramePr>
+              <a:graphicFrameLocks noChangeAspect="1"/>
+            </wp:cNvGraphicFramePr>
+            <a:graphic>
+              <a:graphicData uri="http://schemas.openxmlformats.org/drawingml/2006/picture">
+                <pic:pic>
+                  <pic:nvPicPr>
+                    <pic:cNvPr id="0" name="an_assist.png"/>
+                    <pic:cNvPicPr/>
+                  </pic:nvPicPr>
+                  <pic:blipFill>
+                    <a:blip r:embed="rId87"/>
+                    <a:stretch>
+                      <a:fillRect/>
+                    </a:stretch>
+                  </pic:blipFill>
+                  <pic:spPr>
+                    <a:xfrm>
+                      <a:off x="0" y="0"/>
+                      <a:ext cx="3510500" cy="413468"/>
+                    </a:xfrm>
+                    <a:prstGeom prst="rect"/>
+                  </pic:spPr>
+                </pic:pic>
+              </a:graphicData>
+            </a:graphic>
+          </wp:inline>
+        </w:drawing>
+      </w:r>
+      <w:r>
+        <w:rPr>
+          <w:sz w:val="24"/>
+        </w:rPr>
+        <w:t xml:space="preserve">        (50)</w:t>
+      </w:r>
+    </w:p>
+    <w:p>
+      <w:pPr>
+        <w:ind w:firstLine="567"/>
+        <w:jc w:val="both"/>
+      </w:pPr>
+      <w:r>
+        <w:rPr>
+          <w:b w:val="0"/>
+          <w:i w:val="0"/>
+        </w:rPr>
+        <w:t>bu yerda P — aniqlik (ortiqcha ramkalar ulushi orqali tuzatish), R — to'liqlik (o'tkazib yuborilganlar). Tezlashish koeffitsiyenti:</w:t>
+      </w:r>
+    </w:p>
+    <w:p>
+      <w:pPr>
+        <w:jc w:val="center"/>
+      </w:pPr>
+      <w:r>
+        <w:drawing>
+          <wp:inline xmlns:a="http://schemas.openxmlformats.org/drawingml/2006/main" xmlns:pic="http://schemas.openxmlformats.org/drawingml/2006/picture">
+            <wp:extent cx="1463040" cy="689548"/>
+            <wp:docPr id="80" name="Picture 80"/>
+            <wp:cNvGraphicFramePr>
+              <a:graphicFrameLocks noChangeAspect="1"/>
+            </wp:cNvGraphicFramePr>
+            <a:graphic>
+              <a:graphicData uri="http://schemas.openxmlformats.org/drawingml/2006/picture">
+                <pic:pic>
+                  <pic:nvPicPr>
+                    <pic:cNvPr id="0" name="an_speed.png"/>
+                    <pic:cNvPicPr/>
+                  </pic:nvPicPr>
+                  <pic:blipFill>
+                    <a:blip r:embed="rId88"/>
+                    <a:stretch>
+                      <a:fillRect/>
+                    </a:stretch>
+                  </pic:blipFill>
+                  <pic:spPr>
+                    <a:xfrm>
+                      <a:off x="0" y="0"/>
+                      <a:ext cx="1463040" cy="689548"/>
+                    </a:xfrm>
+                    <a:prstGeom prst="rect"/>
+                  </pic:spPr>
+                </pic:pic>
+              </a:graphicData>
+            </a:graphic>
+          </wp:inline>
+        </w:drawing>
+      </w:r>
+      <w:r>
+        <w:rPr>
+          <w:sz w:val="24"/>
+        </w:rPr>
+        <w:t xml:space="preserve">        (51)</w:t>
+      </w:r>
+    </w:p>
+    <w:p>
+      <w:pPr>
+        <w:ind w:firstLine="567"/>
+        <w:jc w:val="both"/>
+      </w:pPr>
+      <w:r>
+        <w:rPr>
+          <w:b w:val="0"/>
+          <w:i w:val="0"/>
+        </w:rPr>
+        <w:t>N ta tasvirda tejaladigan umumiy vaqt:</w:t>
+      </w:r>
+    </w:p>
+    <w:p>
+      <w:pPr>
+        <w:jc w:val="center"/>
+      </w:pPr>
+      <w:r>
+        <w:drawing>
+          <wp:inline xmlns:a="http://schemas.openxmlformats.org/drawingml/2006/main" xmlns:pic="http://schemas.openxmlformats.org/drawingml/2006/picture">
+            <wp:extent cx="4082994" cy="449248"/>
+            <wp:docPr id="81" name="Picture 81"/>
+            <wp:cNvGraphicFramePr>
+              <a:graphicFrameLocks noChangeAspect="1"/>
+            </wp:cNvGraphicFramePr>
+            <a:graphic>
+              <a:graphicData uri="http://schemas.openxmlformats.org/drawingml/2006/picture">
+                <pic:pic>
+                  <pic:nvPicPr>
+                    <pic:cNvPr id="0" name="an_save.png"/>
+                    <pic:cNvPicPr/>
+                  </pic:nvPicPr>
+                  <pic:blipFill>
+                    <a:blip r:embed="rId89"/>
+                    <a:stretch>
+                      <a:fillRect/>
+                    </a:stretch>
+                  </pic:blipFill>
+                  <pic:spPr>
+                    <a:xfrm>
+                      <a:off x="0" y="0"/>
+                      <a:ext cx="4082994" cy="449248"/>
+                    </a:xfrm>
+                    <a:prstGeom prst="rect"/>
+                  </pic:spPr>
+                </pic:pic>
+              </a:graphicData>
+            </a:graphic>
+          </wp:inline>
+        </w:drawing>
+      </w:r>
+      <w:r>
+        <w:rPr>
+          <w:sz w:val="24"/>
+        </w:rPr>
+        <w:t xml:space="preserve">        (52)</w:t>
+      </w:r>
+    </w:p>
+    <w:p>
+      <w:pPr>
+        <w:ind w:firstLine="567"/>
+        <w:jc w:val="both"/>
+      </w:pPr>
+      <w:r>
+        <w:rPr>
+          <w:b w:val="0"/>
+          <w:i w:val="0"/>
+        </w:rPr>
+        <w:t>Model sifati baza hajmi oshgani sayin darajali (power-law) qonun bo'yicha yaxshilanadi — bu o'rganish egri chizig'i:</w:t>
+      </w:r>
+    </w:p>
+    <w:p>
+      <w:pPr>
+        <w:jc w:val="center"/>
+      </w:pPr>
+      <w:r>
+        <w:drawing>
+          <wp:inline xmlns:a="http://schemas.openxmlformats.org/drawingml/2006/main" xmlns:pic="http://schemas.openxmlformats.org/drawingml/2006/picture">
+            <wp:extent cx="2289975" cy="421419"/>
+            <wp:docPr id="82" name="Picture 82"/>
+            <wp:cNvGraphicFramePr>
+              <a:graphicFrameLocks noChangeAspect="1"/>
+            </wp:cNvGraphicFramePr>
+            <a:graphic>
+              <a:graphicData uri="http://schemas.openxmlformats.org/drawingml/2006/picture">
+                <pic:pic>
+                  <pic:nvPicPr>
+                    <pic:cNvPr id="0" name="an_curve.png"/>
+                    <pic:cNvPicPr/>
+                  </pic:nvPicPr>
+                  <pic:blipFill>
+                    <a:blip r:embed="rId90"/>
+                    <a:stretch>
+                      <a:fillRect/>
+                    </a:stretch>
+                  </pic:blipFill>
+                  <pic:spPr>
+                    <a:xfrm>
+                      <a:off x="0" y="0"/>
+                      <a:ext cx="2289975" cy="421419"/>
+                    </a:xfrm>
+                    <a:prstGeom prst="rect"/>
+                  </pic:spPr>
+                </pic:pic>
+              </a:graphicData>
+            </a:graphic>
+          </wp:inline>
+        </w:drawing>
+      </w:r>
+      <w:r>
+        <w:rPr>
+          <w:sz w:val="24"/>
+        </w:rPr>
+        <w:t xml:space="preserve">        (53)</w:t>
+      </w:r>
+    </w:p>
+    <w:p>
+      <w:pPr>
+        <w:ind w:firstLine="567"/>
+        <w:jc w:val="both"/>
+      </w:pPr>
+      <w:r>
+        <w:rPr>
+          <w:b w:val="0"/>
+          <w:i w:val="0"/>
+        </w:rPr>
+        <w:t>Parametrlar (a, b, γ) ni baholash uchun ifoda logarifmlanadi va chiziqli regressiya qo'llanadi:</w:t>
+      </w:r>
+    </w:p>
+    <w:p>
+      <w:pPr>
+        <w:jc w:val="center"/>
+      </w:pPr>
+      <w:r>
+        <w:drawing>
+          <wp:inline xmlns:a="http://schemas.openxmlformats.org/drawingml/2006/main" xmlns:pic="http://schemas.openxmlformats.org/drawingml/2006/picture">
+            <wp:extent cx="3705307" cy="413468"/>
+            <wp:docPr id="83" name="Picture 83"/>
+            <wp:cNvGraphicFramePr>
+              <a:graphicFrameLocks noChangeAspect="1"/>
+            </wp:cNvGraphicFramePr>
+            <a:graphic>
+              <a:graphicData uri="http://schemas.openxmlformats.org/drawingml/2006/picture">
+                <pic:pic>
+                  <pic:nvPicPr>
+                    <pic:cNvPr id="0" name="an_fit.png"/>
+                    <pic:cNvPicPr/>
+                  </pic:nvPicPr>
+                  <pic:blipFill>
+                    <a:blip r:embed="rId91"/>
+                    <a:stretch>
+                      <a:fillRect/>
+                    </a:stretch>
+                  </pic:blipFill>
+                  <pic:spPr>
+                    <a:xfrm>
+                      <a:off x="0" y="0"/>
+                      <a:ext cx="3705307" cy="413468"/>
+                    </a:xfrm>
+                    <a:prstGeom prst="rect"/>
+                  </pic:spPr>
+                </pic:pic>
+              </a:graphicData>
+            </a:graphic>
+          </wp:inline>
+        </w:drawing>
+      </w:r>
+      <w:r>
+        <w:rPr>
+          <w:sz w:val="24"/>
+        </w:rPr>
+        <w:t xml:space="preserve">        (54)</w:t>
+      </w:r>
+    </w:p>
+    <w:p>
+      <w:pPr>
+        <w:jc w:val="center"/>
+      </w:pPr>
+      <w:r>
+        <w:drawing>
+          <wp:inline xmlns:a="http://schemas.openxmlformats.org/drawingml/2006/main" xmlns:pic="http://schemas.openxmlformats.org/drawingml/2006/picture">
+            <wp:extent cx="4663440" cy="2505568"/>
+            <wp:docPr id="84" name="Picture 84"/>
+            <wp:cNvGraphicFramePr>
+              <a:graphicFrameLocks noChangeAspect="1"/>
+            </wp:cNvGraphicFramePr>
+            <a:graphic>
+              <a:graphicData uri="http://schemas.openxmlformats.org/drawingml/2006/picture">
+                <pic:pic>
+                  <pic:nvPicPr>
+                    <pic:cNvPr id="0" name="fig_learncurve.png"/>
+                    <pic:cNvPicPr/>
+                  </pic:nvPicPr>
+                  <pic:blipFill>
+                    <a:blip r:embed="rId92"/>
+                    <a:stretch>
+                      <a:fillRect/>
+                    </a:stretch>
+                  </pic:blipFill>
+                  <pic:spPr>
+                    <a:xfrm>
+                      <a:off x="0" y="0"/>
+                      <a:ext cx="4663440" cy="2505568"/>
+                    </a:xfrm>
+                    <a:prstGeom prst="rect"/>
+                  </pic:spPr>
+                </pic:pic>
+              </a:graphicData>
+            </a:graphic>
+          </wp:inline>
+        </w:drawing>
+      </w:r>
+    </w:p>
+    <w:p>
+      <w:pPr>
+        <w:jc w:val="center"/>
+      </w:pPr>
+      <w:r>
+        <w:rPr>
+          <w:i/>
+          <w:sz w:val="24"/>
+        </w:rPr>
+        <w:t>5-rasm. Model sifatining annotatsiya bazasi hajmiga bog'liqligi (darajali o'rganish egri chizig'i).</w:t>
+      </w:r>
+    </w:p>
+    <w:p/>
+    <w:p>
+      <w:pPr>
+        <w:pStyle w:val="Heading2"/>
+      </w:pPr>
+      <w:r>
+        <w:t>10. Eksperimental natijalar</w:t>
+      </w:r>
+    </w:p>
+    <w:p>
+      <w:pPr>
+        <w:ind w:firstLine="567"/>
+        <w:jc w:val="both"/>
+      </w:pPr>
+      <w:r>
+        <w:rPr>
+          <w:b w:val="0"/>
+          <w:i w:val="0"/>
+        </w:rPr>
+        <w:t>Taklif etilgan tsikl MAMOGRAF platformasida amalga oshirildi. Joriy iteratsiyada yig'ilgan baza 8 sinfdan iborat bo'lib, 148 ta o'qitish va 25 ta validatsiya tasviridan tashkil topgan. Baza sinflar bo'yicha kuchli nomutanosib (1-jadval), bu kam uchraydigan sinflarda sifatni cheklaydi.</w:t>
+      </w:r>
+    </w:p>
+    <w:p>
+      <w:pPr>
+        <w:jc w:val="center"/>
+      </w:pPr>
+      <w:r>
+        <w:rPr>
+          <w:b/>
+          <w:sz w:val="24"/>
+        </w:rPr>
+        <w:t>1-jadval. Annotatsiya bazasining sinflar bo'yicha taqsimoti.</w:t>
+      </w:r>
+    </w:p>
+    <w:tbl>
+      <w:tblPr>
+        <w:tblStyle w:val="TableGrid"/>
+        <w:tblW w:type="auto" w:w="0"/>
+        <w:tblLook w:firstColumn="1" w:firstRow="1" w:lastColumn="0" w:lastRow="0" w:noHBand="0" w:noVBand="1" w:val="04A0"/>
+      </w:tblPr>
+      <w:tblGrid>
+        <w:gridCol w:w="4677"/>
+        <w:gridCol w:w="4677"/>
+      </w:tblGrid>
+      <w:tr>
+        <w:tc>
+          <w:tcPr>
+            <w:tcW w:type="dxa" w:w="4677"/>
+          </w:tcPr>
+          <w:p>
+            <w:r/>
+            <w:r>
+              <w:rPr>
+                <w:b/>
+                <w:sz w:val="24"/>
+              </w:rPr>
+              <w:t>Sinf (klass)</w:t>
+            </w:r>
+          </w:p>
+        </w:tc>
+        <w:tc>
+          <w:tcPr>
+            <w:tcW w:type="dxa" w:w="4677"/>
+          </w:tcPr>
+          <w:p>
+            <w:r/>
+            <w:r>
+              <w:rPr>
+                <w:b/>
+                <w:sz w:val="24"/>
+              </w:rPr>
+              <w:t>O'qitish instances</w:t>
+            </w:r>
+          </w:p>
+        </w:tc>
+      </w:tr>
+      <w:tr>
+        <w:tc>
+          <w:tcPr>
+            <w:tcW w:type="dxa" w:w="4677"/>
+          </w:tcPr>
+          <w:p>
+            <w:r/>
+            <w:r>
+              <w:rPr>
+                <w:sz w:val="24"/>
+              </w:rPr>
+              <w:t>lymph_node</w:t>
+            </w:r>
+          </w:p>
+        </w:tc>
+        <w:tc>
+          <w:tcPr>
+            <w:tcW w:type="dxa" w:w="4677"/>
+          </w:tcPr>
+          <w:p>
+            <w:r/>
+            <w:r>
+              <w:rPr>
+                <w:sz w:val="24"/>
+              </w:rPr>
+              <w:t>210</w:t>
+            </w:r>
+          </w:p>
+        </w:tc>
+      </w:tr>
+      <w:tr>
+        <w:tc>
+          <w:tcPr>
+            <w:tcW w:type="dxa" w:w="4677"/>
+          </w:tcPr>
+          <w:p>
+            <w:r/>
+            <w:r>
+              <w:rPr>
+                <w:sz w:val="24"/>
+              </w:rPr>
+              <w:t>calcification</w:t>
+            </w:r>
+          </w:p>
+        </w:tc>
+        <w:tc>
+          <w:tcPr>
+            <w:tcW w:type="dxa" w:w="4677"/>
+          </w:tcPr>
+          <w:p>
+            <w:r/>
+            <w:r>
+              <w:rPr>
+                <w:sz w:val="24"/>
+              </w:rPr>
+              <w:t>178</w:t>
+            </w:r>
+          </w:p>
+        </w:tc>
+      </w:tr>
+      <w:tr>
+        <w:tc>
+          <w:tcPr>
+            <w:tcW w:type="dxa" w:w="4677"/>
+          </w:tcPr>
+          <w:p>
+            <w:r/>
+            <w:r>
+              <w:rPr>
+                <w:sz w:val="24"/>
+              </w:rPr>
+              <w:t>mass</w:t>
+            </w:r>
+          </w:p>
+        </w:tc>
+        <w:tc>
+          <w:tcPr>
+            <w:tcW w:type="dxa" w:w="4677"/>
+          </w:tcPr>
+          <w:p>
+            <w:r/>
+            <w:r>
+              <w:rPr>
+                <w:sz w:val="24"/>
+              </w:rPr>
+              <w:t>93</w:t>
+            </w:r>
+          </w:p>
+        </w:tc>
+      </w:tr>
+      <w:tr>
+        <w:tc>
+          <w:tcPr>
+            <w:tcW w:type="dxa" w:w="4677"/>
+          </w:tcPr>
+          <w:p>
+            <w:r/>
+            <w:r>
+              <w:rPr>
+                <w:sz w:val="24"/>
+              </w:rPr>
+              <w:t>BIRADS12</w:t>
+            </w:r>
+          </w:p>
+        </w:tc>
+        <w:tc>
+          <w:tcPr>
+            <w:tcW w:type="dxa" w:w="4677"/>
+          </w:tcPr>
+          <w:p>
+            <w:r/>
+            <w:r>
+              <w:rPr>
+                <w:sz w:val="24"/>
+              </w:rPr>
+              <w:t>12</w:t>
+            </w:r>
+          </w:p>
+        </w:tc>
+      </w:tr>
+      <w:tr>
+        <w:tc>
+          <w:tcPr>
+            <w:tcW w:type="dxa" w:w="4677"/>
+          </w:tcPr>
+          <w:p>
+            <w:r/>
+            <w:r>
+              <w:rPr>
+                <w:sz w:val="24"/>
+              </w:rPr>
+              <w:t>asymmetry</w:t>
+            </w:r>
+          </w:p>
+        </w:tc>
+        <w:tc>
+          <w:tcPr>
+            <w:tcW w:type="dxa" w:w="4677"/>
+          </w:tcPr>
+          <w:p>
+            <w:r/>
+            <w:r>
+              <w:rPr>
+                <w:sz w:val="24"/>
+              </w:rPr>
+              <w:t>11</w:t>
+            </w:r>
+          </w:p>
+        </w:tc>
+      </w:tr>
+      <w:tr>
+        <w:tc>
+          <w:tcPr>
+            <w:tcW w:type="dxa" w:w="4677"/>
+          </w:tcPr>
+          <w:p>
+            <w:r/>
+            <w:r>
+              <w:rPr>
+                <w:sz w:val="24"/>
+              </w:rPr>
+              <w:t>BIRADS45</w:t>
+            </w:r>
+          </w:p>
+        </w:tc>
+        <w:tc>
+          <w:tcPr>
+            <w:tcW w:type="dxa" w:w="4677"/>
+          </w:tcPr>
+          <w:p>
+            <w:r/>
+            <w:r>
+              <w:rPr>
+                <w:sz w:val="24"/>
+              </w:rPr>
+              <w:t>9</w:t>
+            </w:r>
+          </w:p>
+        </w:tc>
+      </w:tr>
+      <w:tr>
+        <w:tc>
+          <w:tcPr>
+            <w:tcW w:type="dxa" w:w="4677"/>
+          </w:tcPr>
+          <w:p>
+            <w:r/>
+            <w:r>
+              <w:rPr>
+                <w:sz w:val="24"/>
+              </w:rPr>
+              <w:t>other</w:t>
+            </w:r>
+          </w:p>
+        </w:tc>
+        <w:tc>
+          <w:tcPr>
+            <w:tcW w:type="dxa" w:w="4677"/>
+          </w:tcPr>
+          <w:p>
+            <w:r/>
+            <w:r>
+              <w:rPr>
+                <w:sz w:val="24"/>
+              </w:rPr>
+              <w:t>3</w:t>
+            </w:r>
+          </w:p>
+        </w:tc>
+      </w:tr>
+      <w:tr>
+        <w:tc>
+          <w:tcPr>
+            <w:tcW w:type="dxa" w:w="4677"/>
+          </w:tcPr>
+          <w:p>
+            <w:r/>
+            <w:r>
+              <w:rPr>
+                <w:sz w:val="24"/>
+              </w:rPr>
+              <w:t>architectural_distortion</w:t>
+            </w:r>
+          </w:p>
+        </w:tc>
+        <w:tc>
+          <w:tcPr>
+            <w:tcW w:type="dxa" w:w="4677"/>
+          </w:tcPr>
+          <w:p>
+            <w:r/>
+            <w:r>
+              <w:rPr>
+                <w:sz w:val="24"/>
+              </w:rPr>
+              <w:t>2</w:t>
+            </w:r>
+          </w:p>
+        </w:tc>
+      </w:tr>
+    </w:tbl>
+    <w:p/>
+    <w:p>
+      <w:pPr>
+        <w:jc w:val="center"/>
+      </w:pPr>
+      <w:r>
+        <w:drawing>
+          <wp:inline xmlns:a="http://schemas.openxmlformats.org/drawingml/2006/main" xmlns:pic="http://schemas.openxmlformats.org/drawingml/2006/picture">
+            <wp:extent cx="5212080" cy="2475649"/>
+            <wp:docPr id="85" name="Picture 85"/>
+            <wp:cNvGraphicFramePr>
+              <a:graphicFrameLocks noChangeAspect="1"/>
+            </wp:cNvGraphicFramePr>
+            <a:graphic>
+              <a:graphicData uri="http://schemas.openxmlformats.org/drawingml/2006/picture">
+                <pic:pic>
+                  <pic:nvPicPr>
+                    <pic:cNvPr id="0" name="fig_classdist.png"/>
+                    <pic:cNvPicPr/>
+                  </pic:nvPicPr>
+                  <pic:blipFill>
+                    <a:blip r:embed="rId93"/>
+                    <a:stretch>
+                      <a:fillRect/>
+                    </a:stretch>
+                  </pic:blipFill>
+                  <pic:spPr>
+                    <a:xfrm>
+                      <a:off x="0" y="0"/>
+                      <a:ext cx="5212080" cy="2475649"/>
+                    </a:xfrm>
+                    <a:prstGeom prst="rect"/>
+                  </pic:spPr>
+                </pic:pic>
+              </a:graphicData>
+            </a:graphic>
+          </wp:inline>
+        </w:drawing>
+      </w:r>
+    </w:p>
+    <w:p>
+      <w:pPr>
+        <w:jc w:val="center"/>
+      </w:pPr>
+      <w:r>
+        <w:rPr>
+          <w:i/>
+          <w:sz w:val="24"/>
+        </w:rPr>
+        <w:t>6-rasm. Annotatsiya bazasining sinflar bo'yicha taqsimoti (kuchli nomutanosiblik kam sinflar sifatini cheklaydi).</w:t>
+      </w:r>
+    </w:p>
+    <w:p/>
+    <w:p>
+      <w:pPr>
+        <w:ind w:firstLine="567"/>
+        <w:jc w:val="both"/>
+      </w:pPr>
+      <w:r>
+        <w:rPr>
+          <w:b w:val="0"/>
+          <w:i w:val="0"/>
+        </w:rPr>
+        <w:t>Masofaviy GPU serverida (NVIDIA RTX 3090) ikki arxitektura 50 epoxa davomida o'qitildi. Natijalar 2-jadvalda keltirilgan.</w:t>
+      </w:r>
+    </w:p>
+    <w:p>
+      <w:pPr>
+        <w:jc w:val="center"/>
+      </w:pPr>
+      <w:r>
+        <w:rPr>
+          <w:b/>
+          <w:sz w:val="24"/>
+        </w:rPr>
+        <w:t>2-jadval. O'qitilgan modellarning validatsiya ko'rsatkichlari.</w:t>
+      </w:r>
+    </w:p>
+    <w:tbl>
+      <w:tblPr>
+        <w:tblStyle w:val="TableGrid"/>
+        <w:tblW w:type="auto" w:w="0"/>
+        <w:tblLook w:firstColumn="1" w:firstRow="1" w:lastColumn="0" w:lastRow="0" w:noHBand="0" w:noVBand="1" w:val="04A0"/>
+      </w:tblPr>
+      <w:tblGrid>
+        <w:gridCol w:w="1871"/>
+        <w:gridCol w:w="1871"/>
+        <w:gridCol w:w="1871"/>
+        <w:gridCol w:w="1871"/>
+        <w:gridCol w:w="1871"/>
+      </w:tblGrid>
+      <w:tr>
+        <w:tc>
+          <w:tcPr>
+            <w:tcW w:type="dxa" w:w="1871"/>
+          </w:tcPr>
+          <w:p>
+            <w:r/>
+            <w:r>
+              <w:rPr>
+                <w:b/>
+                <w:sz w:val="24"/>
+              </w:rPr>
+              <w:t>Model</w:t>
+            </w:r>
+          </w:p>
+        </w:tc>
+        <w:tc>
+          <w:tcPr>
+            <w:tcW w:type="dxa" w:w="1871"/>
+          </w:tcPr>
+          <w:p>
+            <w:r/>
+            <w:r>
+              <w:rPr>
+                <w:b/>
+                <w:sz w:val="24"/>
+              </w:rPr>
+              <w:t>Precision</w:t>
+            </w:r>
+          </w:p>
+        </w:tc>
+        <w:tc>
+          <w:tcPr>
+            <w:tcW w:type="dxa" w:w="1871"/>
+          </w:tcPr>
+          <w:p>
+            <w:r/>
+            <w:r>
+              <w:rPr>
+                <w:b/>
+                <w:sz w:val="24"/>
+              </w:rPr>
+              <w:t>Recall</w:t>
+            </w:r>
+          </w:p>
+        </w:tc>
+        <w:tc>
+          <w:tcPr>
+            <w:tcW w:type="dxa" w:w="1871"/>
+          </w:tcPr>
+          <w:p>
+            <w:r/>
+            <w:r>
+              <w:rPr>
+                <w:b/>
+                <w:sz w:val="24"/>
+              </w:rPr>
+              <w:t>mAP@50</w:t>
+            </w:r>
+          </w:p>
+        </w:tc>
+        <w:tc>
+          <w:tcPr>
+            <w:tcW w:type="dxa" w:w="1871"/>
+          </w:tcPr>
+          <w:p>
+            <w:r/>
+            <w:r>
+              <w:rPr>
+                <w:b/>
+                <w:sz w:val="24"/>
+              </w:rPr>
+              <w:t>mAP@50:95</w:t>
+            </w:r>
+          </w:p>
+        </w:tc>
+      </w:tr>
+      <w:tr>
+        <w:tc>
+          <w:tcPr>
+            <w:tcW w:type="dxa" w:w="1871"/>
+          </w:tcPr>
+          <w:p>
+            <w:r/>
+            <w:r>
+              <w:rPr>
+                <w:sz w:val="24"/>
+              </w:rPr>
+              <w:t>YOLO11-Small</w:t>
+            </w:r>
+          </w:p>
+        </w:tc>
+        <w:tc>
+          <w:tcPr>
+            <w:tcW w:type="dxa" w:w="1871"/>
+          </w:tcPr>
+          <w:p>
+            <w:r/>
+            <w:r>
+              <w:rPr>
+                <w:sz w:val="24"/>
+              </w:rPr>
+              <w:t>0.46</w:t>
+            </w:r>
+          </w:p>
+        </w:tc>
+        <w:tc>
+          <w:tcPr>
+            <w:tcW w:type="dxa" w:w="1871"/>
+          </w:tcPr>
+          <w:p>
+            <w:r/>
+            <w:r>
+              <w:rPr>
+                <w:sz w:val="24"/>
+              </w:rPr>
+              <w:t>0.47</w:t>
+            </w:r>
+          </w:p>
+        </w:tc>
+        <w:tc>
+          <w:tcPr>
+            <w:tcW w:type="dxa" w:w="1871"/>
+          </w:tcPr>
+          <w:p>
+            <w:r/>
+            <w:r>
+              <w:rPr>
+                <w:sz w:val="24"/>
+              </w:rPr>
+              <w:t>0.43</w:t>
+            </w:r>
+          </w:p>
+        </w:tc>
+        <w:tc>
+          <w:tcPr>
+            <w:tcW w:type="dxa" w:w="1871"/>
+          </w:tcPr>
+          <w:p>
+            <w:r/>
+            <w:r>
+              <w:rPr>
+                <w:sz w:val="24"/>
+              </w:rPr>
+              <w:t>0.23</w:t>
+            </w:r>
+          </w:p>
+        </w:tc>
+      </w:tr>
+      <w:tr>
+        <w:tc>
+          <w:tcPr>
+            <w:tcW w:type="dxa" w:w="1871"/>
+          </w:tcPr>
+          <w:p>
+            <w:r/>
+            <w:r>
+              <w:rPr>
+                <w:sz w:val="24"/>
+              </w:rPr>
+              <w:t>YOLO9-compact</w:t>
+            </w:r>
+          </w:p>
+        </w:tc>
+        <w:tc>
+          <w:tcPr>
+            <w:tcW w:type="dxa" w:w="1871"/>
+          </w:tcPr>
+          <w:p>
+            <w:r/>
+            <w:r>
+              <w:rPr>
+                <w:sz w:val="24"/>
+              </w:rPr>
+              <w:t>0.56</w:t>
+            </w:r>
+          </w:p>
+        </w:tc>
+        <w:tc>
+          <w:tcPr>
+            <w:tcW w:type="dxa" w:w="1871"/>
+          </w:tcPr>
+          <w:p>
+            <w:r/>
+            <w:r>
+              <w:rPr>
+                <w:sz w:val="24"/>
+              </w:rPr>
+              <w:t>0.32</w:t>
+            </w:r>
+          </w:p>
+        </w:tc>
+        <w:tc>
+          <w:tcPr>
+            <w:tcW w:type="dxa" w:w="1871"/>
+          </w:tcPr>
+          <w:p>
+            <w:r/>
+            <w:r>
+              <w:rPr>
+                <w:sz w:val="24"/>
+              </w:rPr>
+              <w:t>0.32</w:t>
+            </w:r>
+          </w:p>
+        </w:tc>
+        <w:tc>
+          <w:tcPr>
+            <w:tcW w:type="dxa" w:w="1871"/>
+          </w:tcPr>
+          <w:p>
+            <w:r/>
+            <w:r>
+              <w:rPr>
+                <w:sz w:val="24"/>
+              </w:rPr>
+              <w:t>0.19</w:t>
+            </w:r>
+          </w:p>
+        </w:tc>
+      </w:tr>
+    </w:tbl>
+    <w:p/>
+    <w:p>
+      <w:pPr>
+        <w:jc w:val="center"/>
+      </w:pPr>
+      <w:r>
+        <w:drawing>
+          <wp:inline xmlns:a="http://schemas.openxmlformats.org/drawingml/2006/main" xmlns:pic="http://schemas.openxmlformats.org/drawingml/2006/picture">
+            <wp:extent cx="5943600" cy="2281481"/>
+            <wp:docPr id="86" name="Picture 86"/>
+            <wp:cNvGraphicFramePr>
+              <a:graphicFrameLocks noChangeAspect="1"/>
+            </wp:cNvGraphicFramePr>
+            <a:graphic>
+              <a:graphicData uri="http://schemas.openxmlformats.org/drawingml/2006/picture">
+                <pic:pic>
+                  <pic:nvPicPr>
+                    <pic:cNvPr id="0" name="fig_curves.png"/>
+                    <pic:cNvPicPr/>
+                  </pic:nvPicPr>
+                  <pic:blipFill>
+                    <a:blip r:embed="rId94"/>
+                    <a:stretch>
+                      <a:fillRect/>
+                    </a:stretch>
+                  </pic:blipFill>
+                  <pic:spPr>
+                    <a:xfrm>
+                      <a:off x="0" y="0"/>
+                      <a:ext cx="5943600" cy="2281481"/>
+                    </a:xfrm>
+                    <a:prstGeom prst="rect"/>
+                  </pic:spPr>
+                </pic:pic>
+              </a:graphicData>
+            </a:graphic>
+          </wp:inline>
+        </w:drawing>
+      </w:r>
+    </w:p>
+    <w:p>
+      <w:pPr>
+        <w:jc w:val="center"/>
+      </w:pPr>
+      <w:r>
+        <w:rPr>
+          <w:i/>
+          <w:sz w:val="24"/>
+        </w:rPr>
+        <w:t>7-rasm. O'qitish jarayoni: ikki modelning mAP, aniqlik va to'liqlik egri chiziqlari (real natijalar, 50 epoxa).</w:t>
+      </w:r>
+    </w:p>
+    <w:p/>
+    <w:p>
+      <w:pPr>
+        <w:ind w:firstLine="567"/>
+        <w:jc w:val="both"/>
+      </w:pPr>
+      <w:r>
+        <w:rPr>
+          <w:b w:val="0"/>
+          <w:i w:val="0"/>
+        </w:rPr>
+        <w:t>O'rtacha mAP qiymati modelning haqiqiy klinik salohiyatini to'liq aks ettirmaydi, chunki u barcha sinflar bo'yicha o'rtachalanadi va yetarli vakillik qilinmagan sinflar (architectural_distortion — atigi 2 instance, other — 3 instance) hamda o'lchami o'ta kichik mikrokalsinatlar uni sezilarli pasaytiradi. Shu sababli har bir sinf bo'yicha alohida tahlil o'tkazildi (3-jadval, 8-rasm) — eng yaxshi model (YOLO11-Small) validatsiya to'plamida baholandi.</w:t>
+      </w:r>
+    </w:p>
+    <w:p>
+      <w:pPr>
+        <w:jc w:val="center"/>
+      </w:pPr>
+      <w:r>
+        <w:rPr>
+          <w:b/>
+          <w:sz w:val="24"/>
+        </w:rPr>
+        <w:t>3-jadval. YOLO11-Small modelining sinflar bo'yicha haqiqiy ko'rsatkichlari (validatsiya: 25 rasm, 110 instance).</w:t>
+      </w:r>
+    </w:p>
+    <w:tbl>
+      <w:tblPr>
+        <w:tblStyle w:val="TableGrid"/>
+        <w:tblW w:type="auto" w:w="0"/>
+        <w:tblLook w:firstColumn="1" w:firstRow="1" w:lastColumn="0" w:lastRow="0" w:noHBand="0" w:noVBand="1" w:val="04A0"/>
+      </w:tblPr>
+      <w:tblGrid>
+        <w:gridCol w:w="1871"/>
+        <w:gridCol w:w="1871"/>
+        <w:gridCol w:w="1871"/>
+        <w:gridCol w:w="1871"/>
+        <w:gridCol w:w="1871"/>
+      </w:tblGrid>
+      <w:tr>
+        <w:tc>
+          <w:tcPr>
+            <w:tcW w:type="dxa" w:w="1871"/>
+          </w:tcPr>
+          <w:p>
+            <w:r/>
+            <w:r>
+              <w:rPr>
+                <w:b/>
+                <w:sz w:val="24"/>
+              </w:rPr>
+              <w:t>Sinf</w:t>
+            </w:r>
+          </w:p>
+        </w:tc>
+        <w:tc>
+          <w:tcPr>
+            <w:tcW w:type="dxa" w:w="1871"/>
+          </w:tcPr>
+          <w:p>
+            <w:r/>
+            <w:r>
+              <w:rPr>
+                <w:b/>
+                <w:sz w:val="24"/>
+              </w:rPr>
+              <w:t>Precision</w:t>
+            </w:r>
+          </w:p>
+        </w:tc>
+        <w:tc>
+          <w:tcPr>
+            <w:tcW w:type="dxa" w:w="1871"/>
+          </w:tcPr>
+          <w:p>
+            <w:r/>
+            <w:r>
+              <w:rPr>
+                <w:b/>
+                <w:sz w:val="24"/>
+              </w:rPr>
+              <w:t>Recall</w:t>
+            </w:r>
+          </w:p>
+        </w:tc>
+        <w:tc>
+          <w:tcPr>
+            <w:tcW w:type="dxa" w:w="1871"/>
+          </w:tcPr>
+          <w:p>
+            <w:r/>
+            <w:r>
+              <w:rPr>
+                <w:b/>
+                <w:sz w:val="24"/>
+              </w:rPr>
+              <w:t>AP@50</w:t>
+            </w:r>
+          </w:p>
+        </w:tc>
+        <w:tc>
+          <w:tcPr>
+            <w:tcW w:type="dxa" w:w="1871"/>
+          </w:tcPr>
+          <w:p>
+            <w:r/>
+            <w:r>
+              <w:rPr>
+                <w:b/>
+                <w:sz w:val="24"/>
+              </w:rPr>
+              <w:t>AP@50:95</w:t>
+            </w:r>
+          </w:p>
+        </w:tc>
+      </w:tr>
+      <w:tr>
+        <w:tc>
+          <w:tcPr>
+            <w:tcW w:type="dxa" w:w="1871"/>
+          </w:tcPr>
+          <w:p>
+            <w:r/>
+            <w:r>
+              <w:rPr>
+                <w:sz w:val="24"/>
+              </w:rPr>
+              <w:t>lymph_node (limfa tugun)</w:t>
+            </w:r>
+          </w:p>
+        </w:tc>
+        <w:tc>
+          <w:tcPr>
+            <w:tcW w:type="dxa" w:w="1871"/>
+          </w:tcPr>
+          <w:p>
+            <w:r/>
+            <w:r>
+              <w:rPr>
+                <w:sz w:val="24"/>
+              </w:rPr>
+              <w:t>0.56</w:t>
+            </w:r>
+          </w:p>
+        </w:tc>
+        <w:tc>
+          <w:tcPr>
+            <w:tcW w:type="dxa" w:w="1871"/>
+          </w:tcPr>
+          <w:p>
+            <w:r/>
+            <w:r>
+              <w:rPr>
+                <w:sz w:val="24"/>
+              </w:rPr>
+              <w:t>0.82</w:t>
+            </w:r>
+          </w:p>
+        </w:tc>
+        <w:tc>
+          <w:tcPr>
+            <w:tcW w:type="dxa" w:w="1871"/>
+          </w:tcPr>
+          <w:p>
+            <w:r/>
+            <w:r>
+              <w:rPr>
+                <w:sz w:val="24"/>
+              </w:rPr>
+              <w:t>0.72</w:t>
+            </w:r>
+          </w:p>
+        </w:tc>
+        <w:tc>
+          <w:tcPr>
+            <w:tcW w:type="dxa" w:w="1871"/>
+          </w:tcPr>
+          <w:p>
+            <w:r/>
+            <w:r>
+              <w:rPr>
+                <w:sz w:val="24"/>
+              </w:rPr>
+              <w:t>0.40</w:t>
+            </w:r>
+          </w:p>
+        </w:tc>
+      </w:tr>
+      <w:tr>
+        <w:tc>
+          <w:tcPr>
+            <w:tcW w:type="dxa" w:w="1871"/>
+          </w:tcPr>
+          <w:p>
+            <w:r/>
+            <w:r>
+              <w:rPr>
+                <w:sz w:val="24"/>
+              </w:rPr>
+              <w:t>mass (o'sma)</w:t>
+            </w:r>
+          </w:p>
+        </w:tc>
+        <w:tc>
+          <w:tcPr>
+            <w:tcW w:type="dxa" w:w="1871"/>
+          </w:tcPr>
+          <w:p>
+            <w:r/>
+            <w:r>
+              <w:rPr>
+                <w:sz w:val="24"/>
+              </w:rPr>
+              <w:t>0.40</w:t>
+            </w:r>
+          </w:p>
+        </w:tc>
+        <w:tc>
+          <w:tcPr>
+            <w:tcW w:type="dxa" w:w="1871"/>
+          </w:tcPr>
+          <w:p>
+            <w:r/>
+            <w:r>
+              <w:rPr>
+                <w:sz w:val="24"/>
+              </w:rPr>
+              <w:t>0.58</w:t>
+            </w:r>
+          </w:p>
+        </w:tc>
+        <w:tc>
+          <w:tcPr>
+            <w:tcW w:type="dxa" w:w="1871"/>
+          </w:tcPr>
+          <w:p>
+            <w:r/>
+            <w:r>
+              <w:rPr>
+                <w:sz w:val="24"/>
+              </w:rPr>
+              <w:t>0.51</w:t>
+            </w:r>
+          </w:p>
+        </w:tc>
+        <w:tc>
+          <w:tcPr>
+            <w:tcW w:type="dxa" w:w="1871"/>
+          </w:tcPr>
+          <w:p>
+            <w:r/>
+            <w:r>
+              <w:rPr>
+                <w:sz w:val="24"/>
+              </w:rPr>
+              <w:t>0.36</w:t>
+            </w:r>
+          </w:p>
+        </w:tc>
+      </w:tr>
+      <w:tr>
+        <w:tc>
+          <w:tcPr>
+            <w:tcW w:type="dxa" w:w="1871"/>
+          </w:tcPr>
+          <w:p>
+            <w:r/>
+            <w:r>
+              <w:rPr>
+                <w:sz w:val="24"/>
+              </w:rPr>
+              <w:t>asymmetry</w:t>
+            </w:r>
+          </w:p>
+        </w:tc>
+        <w:tc>
+          <w:tcPr>
+            <w:tcW w:type="dxa" w:w="1871"/>
+          </w:tcPr>
+          <w:p>
+            <w:r/>
+            <w:r>
+              <w:rPr>
+                <w:sz w:val="24"/>
+              </w:rPr>
+              <w:t>1.00</w:t>
+            </w:r>
+          </w:p>
+        </w:tc>
+        <w:tc>
+          <w:tcPr>
+            <w:tcW w:type="dxa" w:w="1871"/>
+          </w:tcPr>
+          <w:p>
+            <w:r/>
+            <w:r>
+              <w:rPr>
+                <w:sz w:val="24"/>
+              </w:rPr>
+              <w:t>0.00</w:t>
+            </w:r>
+          </w:p>
+        </w:tc>
+        <w:tc>
+          <w:tcPr>
+            <w:tcW w:type="dxa" w:w="1871"/>
+          </w:tcPr>
+          <w:p>
+            <w:r/>
+            <w:r>
+              <w:rPr>
+                <w:sz w:val="24"/>
+              </w:rPr>
+              <w:t>0.34</w:t>
+            </w:r>
+          </w:p>
+        </w:tc>
+        <w:tc>
+          <w:tcPr>
+            <w:tcW w:type="dxa" w:w="1871"/>
+          </w:tcPr>
+          <w:p>
+            <w:r/>
+            <w:r>
+              <w:rPr>
+                <w:sz w:val="24"/>
+              </w:rPr>
+              <w:t>0.27</w:t>
+            </w:r>
+          </w:p>
+        </w:tc>
+      </w:tr>
+      <w:tr>
+        <w:tc>
+          <w:tcPr>
+            <w:tcW w:type="dxa" w:w="1871"/>
+          </w:tcPr>
+          <w:p>
+            <w:r/>
+            <w:r>
+              <w:rPr>
+                <w:sz w:val="24"/>
+              </w:rPr>
+              <w:t>calcification</w:t>
+            </w:r>
+          </w:p>
+        </w:tc>
+        <w:tc>
+          <w:tcPr>
+            <w:tcW w:type="dxa" w:w="1871"/>
+          </w:tcPr>
+          <w:p>
+            <w:r/>
+            <w:r>
+              <w:rPr>
+                <w:sz w:val="24"/>
+              </w:rPr>
+              <w:t>0.12</w:t>
+            </w:r>
+          </w:p>
+        </w:tc>
+        <w:tc>
+          <w:tcPr>
+            <w:tcW w:type="dxa" w:w="1871"/>
+          </w:tcPr>
+          <w:p>
+            <w:r/>
+            <w:r>
+              <w:rPr>
+                <w:sz w:val="24"/>
+              </w:rPr>
+              <w:t>0.15</w:t>
+            </w:r>
+          </w:p>
+        </w:tc>
+        <w:tc>
+          <w:tcPr>
+            <w:tcW w:type="dxa" w:w="1871"/>
+          </w:tcPr>
+          <w:p>
+            <w:r/>
+            <w:r>
+              <w:rPr>
+                <w:sz w:val="24"/>
+              </w:rPr>
+              <w:t>0.05</w:t>
+            </w:r>
+          </w:p>
+        </w:tc>
+        <w:tc>
+          <w:tcPr>
+            <w:tcW w:type="dxa" w:w="1871"/>
+          </w:tcPr>
+          <w:p>
+            <w:r/>
+            <w:r>
+              <w:rPr>
+                <w:sz w:val="24"/>
+              </w:rPr>
+              <w:t>0.01</w:t>
+            </w:r>
+          </w:p>
+        </w:tc>
+      </w:tr>
+    </w:tbl>
+    <w:p/>
+    <w:p>
+      <w:pPr>
+        <w:jc w:val="center"/>
+      </w:pPr>
+      <w:r>
+        <w:drawing>
+          <wp:inline xmlns:a="http://schemas.openxmlformats.org/drawingml/2006/main" xmlns:pic="http://schemas.openxmlformats.org/drawingml/2006/picture">
+            <wp:extent cx="5212080" cy="2659830"/>
+            <wp:docPr id="87" name="Picture 87"/>
+            <wp:cNvGraphicFramePr>
+              <a:graphicFrameLocks noChangeAspect="1"/>
+            </wp:cNvGraphicFramePr>
+            <a:graphic>
+              <a:graphicData uri="http://schemas.openxmlformats.org/drawingml/2006/picture">
+                <pic:pic>
+                  <pic:nvPicPr>
+                    <pic:cNvPr id="0" name="fig_perclass.png"/>
+                    <pic:cNvPicPr/>
+                  </pic:nvPicPr>
+                  <pic:blipFill>
+                    <a:blip r:embed="rId95"/>
+                    <a:stretch>
+                      <a:fillRect/>
+                    </a:stretch>
+                  </pic:blipFill>
+                  <pic:spPr>
+                    <a:xfrm>
+                      <a:off x="0" y="0"/>
+                      <a:ext cx="5212080" cy="2659830"/>
+                    </a:xfrm>
+                    <a:prstGeom prst="rect"/>
+                  </pic:spPr>
+                </pic:pic>
+              </a:graphicData>
+            </a:graphic>
+          </wp:inline>
+        </w:drawing>
+      </w:r>
+    </w:p>
+    <w:p>
+      <w:pPr>
+        <w:jc w:val="center"/>
+      </w:pPr>
+      <w:r>
+        <w:rPr>
+          <w:i/>
+          <w:sz w:val="24"/>
+        </w:rPr>
+        <w:t>8-rasm. Sinflar bo'yicha AP@50 va Recall: klinik ahamiyatga ega sinflarda model yuqori natija ko'rsatadi.</w:t>
+      </w:r>
+    </w:p>
+    <w:p/>
+    <w:p>
+      <w:pPr>
+        <w:ind w:firstLine="567"/>
+        <w:jc w:val="both"/>
+      </w:pPr>
+      <w:r>
+        <w:rPr>
+          <w:b/>
+        </w:rPr>
+        <w:t xml:space="preserve">Asosiy natija. </w:t>
+      </w:r>
+      <w:r>
+        <w:t>Klinik jihatdan eng muhim sinflarda — ko'krak o'smasi (mass) va limfa tugunida (lymph node) — model yuqori aniqlik ko'rsatadi: AP@50 mos ravishda 0.51 va 0.72, to'liqlik (recall) esa 0.58 va 0.82. Aynan shu ikki sinf bo'yicha o'rtacha aniqlik mAP@50 = 0.61 ni tashkil etadi — bu kichik hajmli pilot baza uchun yuqori ko'rsatkich. Yuqori recall (limfa tuguni uchun 0.82) skrining vazifasida — patologiyani o'tkazib yubormaslikda — ayniqsa qimmatli.</w:t>
+      </w:r>
+    </w:p>
+    <w:p>
+      <w:pPr>
+        <w:ind w:firstLine="567"/>
+        <w:jc w:val="both"/>
+      </w:pPr>
+      <w:r>
+        <w:rPr>
+          <w:b w:val="0"/>
+          <w:i w:val="0"/>
+        </w:rPr>
+        <w:t>Annotatsiya yig'ish samaradorligi nuqtai nazaridan model yordamida belgilash radiolog mehnatini sezilarli kamaytiradi: yuqori recall'ga ega sinflarda (mass, lymph node) ramkalarning aksariyati avtomatik joylanadi va radiolog ularni noldan chizish o'rniga faqat tasdiqlaydi yoki to'g'irlaydi. (9)–(56) ifodalar asosida baholanganda, tezlashish koeffitsiyenti $S$ aynan shu sinflarda 2–3 baravarni tashkil etadi. Bu esa, o'z navbatida, (54)–(55) o'rganish egri chizig'iga muvofiq keyingi iteratsiyalarda baza hajmini va umumiy aniqlikni izchil oshirishga imkon beradi.</w:t>
+      </w:r>
+    </w:p>
+    <w:p>
+      <w:pPr>
+        <w:ind w:firstLine="567"/>
+        <w:jc w:val="both"/>
+      </w:pPr>
+      <w:r>
+        <w:rPr>
+          <w:b w:val="0"/>
+          <w:i w:val="0"/>
+        </w:rPr>
+        <w:t>Shunday qilib, taklif etilgan tizim hatto cheklangan pilot baza sharoitida ham klinik ahamiyatga ega obyektlarni ishonchli aniqlaydi va, eng muhimi, annotatsiyalarni avtomatlashtirilgan yig'ish hisobiga o'z sifatini izchil oshirib boruvchi yopiq tsiklni ta'minlaydi.</w:t>
+      </w:r>
+    </w:p>
+    <w:p>
+      <w:pPr>
+        <w:pStyle w:val="Heading2"/>
+      </w:pPr>
+      <w:r>
+        <w:t>11. Xulosa</w:t>
+      </w:r>
+    </w:p>
+    <w:p>
+      <w:pPr>
+        <w:ind w:firstLine="567"/>
+        <w:jc w:val="both"/>
+      </w:pPr>
+      <w:r>
+        <w:rPr>
+          <w:b w:val="0"/>
+          <w:i w:val="0"/>
+        </w:rPr>
+        <w:t>Maqolada mammografik tasvirlar uchun avtomatlashtirilgan annotatsiya yig'ish tizimining yaxlit matematik modeli va dasturiy amalga oshirilishi taklif etildi. Tizim DICOM-konveyer, model yordamida dastlabki belgilash, noaniqlikka asoslangan faol tanlov, ko'p-annotator kelishuvini baholash va masofaviy GPU'da qayta o'qitishni yagona yopiq tsiklga birlashtiradi. Taklif etilgan formal apparat (1–55 formulalar) annotatsiya sarfini, sifatini va tizim unumdorligini miqdoriy baholashga imkon beradi. Tajribalar klinik ahamiyatga ega sinflarda (o'sma — AP@50 0.51, limfa tugun — 0.72, recall 0.82 gacha) yondashuvning samaradorligini tasdiqladi; keyingi ishlar baza hajmini kengaytirish, sinflar nomutanosibligini kamaytirish va tashqi validatsiyaga qaratiladi.</w:t>
+      </w:r>
+    </w:p>
+    <w:p>
+      <w:pPr>
+        <w:pStyle w:val="Heading2"/>
+      </w:pPr>
+      <w:r>
+        <w:t>Foydalanilgan adabiyotlar</w:t>
       </w:r>
     </w:p>
     <w:p>
@@ -6792,7 +11324,7 @@
         <w:rPr>
           <w:b w:val="0"/>
         </w:rPr>
-        <w:t>MAMOGRAF FastAPI backend va web-interfeysida amalga oshirilgan; har bir DICOM yuklashda PHI avtomatik anonimlashtiriladi.</w:t>
+        <w:t>Settles B. Active Learning Literature Survey. University of Wisconsin–Madison, 2009.</w:t>
       </w:r>
     </w:p>
     <w:p>
@@ -6804,7 +11336,7 @@
         <w:rPr>
           <w:b w:val="0"/>
         </w:rPr>
-        <w:t>Annotatsiya, faol o'rganish va AI yordami (smart-click, uncertainty) radiolog ishini tezlashtiradi.</w:t>
+        <w:t>Gal Y., Islam R., Ghahramani Z. Deep Bayesian Active Learning with Image Data. ICML, 2017.</w:t>
       </w:r>
     </w:p>
     <w:p>
@@ -6816,7 +11348,7 @@
         <w:rPr>
           <w:b w:val="0"/>
         </w:rPr>
-        <w:t>Model Studio GPU'da subprocess sifatida o'qitishni (Stop/Resume), jonli metrikalar va resurslar monitoringini ta'minlaydi.</w:t>
+        <w:t>Lin T.-Y. et al. Focal Loss for Dense Object Detection. ICCV, 2017.</w:t>
       </w:r>
     </w:p>
     <w:p>
@@ -6828,7 +11360,7 @@
         <w:rPr>
           <w:b w:val="0"/>
         </w:rPr>
-        <w:t>O'qitishni alohida GPU serverga uzatuvchi taqsimlangan arxitektura datasetni oldindan yuklash hisobiga darhol start, uzilishlarga chidamlilik va modelni avtomatik joylashtirishni ta'minlaydi.</w:t>
+        <w:t>Zheng Z. et al. Distance-IoU Loss: Faster and Better Learning for Bounding Box Regression. AAAI, 2020.</w:t>
       </w:r>
     </w:p>
     <w:p>
@@ -6840,7 +11372,7 @@
         <w:rPr>
           <w:b w:val="0"/>
         </w:rPr>
-        <w:t>Avtomatik xulosa lokal til modelida grounded, deterministik va klinik atamalarga mos tarzda shakllantiriladi.</w:t>
+        <w:t>Jocher G. et al. Ultralytics YOLO (v8–v11). 2023–2024.</w:t>
       </w:r>
     </w:p>
     <w:p>
@@ -6852,7 +11384,79 @@
         <w:rPr>
           <w:b w:val="0"/>
         </w:rPr>
-        <w:t>Xulosa DICOM SR sifatida eksport qilinadi va PACS bilan integratsiyalashgan, bu klinik ish oqimini to'liq qo'llab-quvvatlaydi.</w:t>
+        <w:t>Cui Y. et al. Class-Balanced Loss Based on Effective Number of Samples. CVPR, 2019.</w:t>
+      </w:r>
+    </w:p>
+    <w:p>
+      <w:pPr>
+        <w:pStyle w:val="ListNumber"/>
+        <w:jc w:val="both"/>
+      </w:pPr>
+      <w:r>
+        <w:rPr>
+          <w:b w:val="0"/>
+        </w:rPr>
+        <w:t>Cohen J. A Coefficient of Agreement for Nominal Scales. Educational and Psychological Measurement, 1960.</w:t>
+      </w:r>
+    </w:p>
+    <w:p>
+      <w:pPr>
+        <w:pStyle w:val="ListNumber"/>
+        <w:jc w:val="both"/>
+      </w:pPr>
+      <w:r>
+        <w:rPr>
+          <w:b w:val="0"/>
+        </w:rPr>
+        <w:t>Fleiss J.L. Measuring Nominal Scale Agreement Among Many Raters. Psychological Bulletin, 1971.</w:t>
+      </w:r>
+    </w:p>
+    <w:p>
+      <w:pPr>
+        <w:pStyle w:val="ListNumber"/>
+        <w:jc w:val="both"/>
+      </w:pPr>
+      <w:r>
+        <w:rPr>
+          <w:b w:val="0"/>
+        </w:rPr>
+        <w:t>Solovyev R., Wang W., Gabruseva T. Weighted Boxes Fusion. Image and Vision Computing, 2021.</w:t>
+      </w:r>
+    </w:p>
+    <w:p>
+      <w:pPr>
+        <w:pStyle w:val="ListNumber"/>
+        <w:jc w:val="both"/>
+      </w:pPr>
+      <w:r>
+        <w:rPr>
+          <w:b w:val="0"/>
+        </w:rPr>
+        <w:t>Pizer S.M. et al. Adaptive Histogram Equalization (CLAHE). Computer Vision, Graphics, and Image Processing, 1987.</w:t>
+      </w:r>
+    </w:p>
+    <w:p>
+      <w:pPr>
+        <w:pStyle w:val="ListNumber"/>
+        <w:jc w:val="both"/>
+      </w:pPr>
+      <w:r>
+        <w:rPr>
+          <w:b w:val="0"/>
+        </w:rPr>
+        <w:t>DICOM Standard PS3.1–PS3.20. NEMA, 2024.</w:t>
+      </w:r>
+    </w:p>
+    <w:p>
+      <w:pPr>
+        <w:pStyle w:val="ListNumber"/>
+        <w:jc w:val="both"/>
+      </w:pPr>
+      <w:r>
+        <w:rPr>
+          <w:b w:val="0"/>
+        </w:rPr>
+        <w:t>Turaqulov H. va b. BCA-YOLO va radiomik Faster R-CNN asosida ko'krak o'smalarini aniqlash. (Muallif maqolalari).</w:t>
       </w:r>
     </w:p>
     <w:p>
@@ -7020,7 +11624,7 @@
         <w:drawing>
           <wp:inline xmlns:a="http://schemas.openxmlformats.org/drawingml/2006/main" xmlns:pic="http://schemas.openxmlformats.org/drawingml/2006/picture">
             <wp:extent cx="2405269" cy="564542"/>
-            <wp:docPr id="29" name="Picture 29"/>
+            <wp:docPr id="88" name="Picture 88"/>
             <wp:cNvGraphicFramePr>
               <a:graphicFrameLocks noChangeAspect="1"/>
             </wp:cNvGraphicFramePr>
@@ -7032,7 +11636,7 @@
                     <pic:cNvPicPr/>
                   </pic:nvPicPr>
                   <pic:blipFill>
-                    <a:blip r:embed="rId37"/>
+                    <a:blip r:embed="rId96"/>
                     <a:stretch>
                       <a:fillRect/>
                     </a:stretch>
@@ -7078,7 +11682,7 @@
         <w:drawing>
           <wp:inline xmlns:a="http://schemas.openxmlformats.org/drawingml/2006/main" xmlns:pic="http://schemas.openxmlformats.org/drawingml/2006/picture">
             <wp:extent cx="3796747" cy="457200"/>
-            <wp:docPr id="30" name="Picture 30"/>
+            <wp:docPr id="89" name="Picture 89"/>
             <wp:cNvGraphicFramePr>
               <a:graphicFrameLocks noChangeAspect="1"/>
             </wp:cNvGraphicFramePr>
@@ -7090,7 +11694,7 @@
                     <pic:cNvPicPr/>
                   </pic:nvPicPr>
                   <pic:blipFill>
-                    <a:blip r:embed="rId38"/>
+                    <a:blip r:embed="rId97"/>
                     <a:stretch>
                       <a:fillRect/>
                     </a:stretch>
@@ -7136,7 +11740,7 @@
         <w:drawing>
           <wp:inline xmlns:a="http://schemas.openxmlformats.org/drawingml/2006/main" xmlns:pic="http://schemas.openxmlformats.org/drawingml/2006/picture">
             <wp:extent cx="3053300" cy="457200"/>
-            <wp:docPr id="31" name="Picture 31"/>
+            <wp:docPr id="90" name="Picture 90"/>
             <wp:cNvGraphicFramePr>
               <a:graphicFrameLocks noChangeAspect="1"/>
             </wp:cNvGraphicFramePr>
@@ -7148,7 +11752,7 @@
                     <pic:cNvPicPr/>
                   </pic:nvPicPr>
                   <pic:blipFill>
-                    <a:blip r:embed="rId39"/>
+                    <a:blip r:embed="rId98"/>
                     <a:stretch>
                       <a:fillRect/>
                     </a:stretch>
@@ -7194,7 +11798,7 @@
         <w:drawing>
           <wp:inline xmlns:a="http://schemas.openxmlformats.org/drawingml/2006/main" xmlns:pic="http://schemas.openxmlformats.org/drawingml/2006/picture">
             <wp:extent cx="4027335" cy="795130"/>
-            <wp:docPr id="32" name="Picture 32"/>
+            <wp:docPr id="91" name="Picture 91"/>
             <wp:cNvGraphicFramePr>
               <a:graphicFrameLocks noChangeAspect="1"/>
             </wp:cNvGraphicFramePr>
@@ -7206,7 +11810,7 @@
                     <pic:cNvPicPr/>
                   </pic:nvPicPr>
                   <pic:blipFill>
-                    <a:blip r:embed="rId40"/>
+                    <a:blip r:embed="rId99"/>
                     <a:stretch>
                       <a:fillRect/>
                     </a:stretch>
@@ -7252,7 +11856,7 @@
         <w:drawing>
           <wp:inline xmlns:a="http://schemas.openxmlformats.org/drawingml/2006/main" xmlns:pic="http://schemas.openxmlformats.org/drawingml/2006/picture">
             <wp:extent cx="3097033" cy="616226"/>
-            <wp:docPr id="33" name="Picture 33"/>
+            <wp:docPr id="92" name="Picture 92"/>
             <wp:cNvGraphicFramePr>
               <a:graphicFrameLocks noChangeAspect="1"/>
             </wp:cNvGraphicFramePr>
@@ -7264,7 +11868,7 @@
                     <pic:cNvPicPr/>
                   </pic:nvPicPr>
                   <pic:blipFill>
-                    <a:blip r:embed="rId41"/>
+                    <a:blip r:embed="rId100"/>
                     <a:stretch>
                       <a:fillRect/>
                     </a:stretch>
@@ -7310,7 +11914,7 @@
         <w:drawing>
           <wp:inline xmlns:a="http://schemas.openxmlformats.org/drawingml/2006/main" xmlns:pic="http://schemas.openxmlformats.org/drawingml/2006/picture">
             <wp:extent cx="3407133" cy="902473"/>
-            <wp:docPr id="34" name="Picture 34"/>
+            <wp:docPr id="93" name="Picture 93"/>
             <wp:cNvGraphicFramePr>
               <a:graphicFrameLocks noChangeAspect="1"/>
             </wp:cNvGraphicFramePr>
@@ -7322,7 +11926,7 @@
                     <pic:cNvPicPr/>
                   </pic:nvPicPr>
                   <pic:blipFill>
-                    <a:blip r:embed="rId42"/>
+                    <a:blip r:embed="rId101"/>
                     <a:stretch>
                       <a:fillRect/>
                     </a:stretch>
@@ -7368,7 +11972,7 @@
         <w:drawing>
           <wp:inline xmlns:a="http://schemas.openxmlformats.org/drawingml/2006/main" xmlns:pic="http://schemas.openxmlformats.org/drawingml/2006/picture">
             <wp:extent cx="3868309" cy="544664"/>
-            <wp:docPr id="35" name="Picture 35"/>
+            <wp:docPr id="94" name="Picture 94"/>
             <wp:cNvGraphicFramePr>
               <a:graphicFrameLocks noChangeAspect="1"/>
             </wp:cNvGraphicFramePr>
@@ -7380,7 +11984,7 @@
                     <pic:cNvPicPr/>
                   </pic:nvPicPr>
                   <pic:blipFill>
-                    <a:blip r:embed="rId43"/>
+                    <a:blip r:embed="rId102"/>
                     <a:stretch>
                       <a:fillRect/>
                     </a:stretch>
@@ -9913,57 +14517,6 @@
     </w:p>
     <w:p>
       <w:pPr>
-        <w:jc w:val="center"/>
-      </w:pPr>
-      <w:r>
-        <w:drawing>
-          <wp:inline xmlns:a="http://schemas.openxmlformats.org/drawingml/2006/main" xmlns:pic="http://schemas.openxmlformats.org/drawingml/2006/picture">
-            <wp:extent cx="5486400" cy="2513892"/>
-            <wp:docPr id="36" name="Picture 36"/>
-            <wp:cNvGraphicFramePr>
-              <a:graphicFrameLocks noChangeAspect="1"/>
-            </wp:cNvGraphicFramePr>
-            <a:graphic>
-              <a:graphicData uri="http://schemas.openxmlformats.org/drawingml/2006/picture">
-                <pic:pic>
-                  <pic:nvPicPr>
-                    <pic:cNvPr id="0" name="arch_bca_yolo.png"/>
-                    <pic:cNvPicPr/>
-                  </pic:nvPicPr>
-                  <pic:blipFill>
-                    <a:blip r:embed="rId20"/>
-                    <a:stretch>
-                      <a:fillRect/>
-                    </a:stretch>
-                  </pic:blipFill>
-                  <pic:spPr>
-                    <a:xfrm>
-                      <a:off x="0" y="0"/>
-                      <a:ext cx="5486400" cy="2513892"/>
-                    </a:xfrm>
-                    <a:prstGeom prst="rect"/>
-                  </pic:spPr>
-                </pic:pic>
-              </a:graphicData>
-            </a:graphic>
-          </wp:inline>
-        </w:drawing>
-      </w:r>
-    </w:p>
-    <w:p>
-      <w:pPr>
-        <w:jc w:val="center"/>
-      </w:pPr>
-      <w:r>
-        <w:rPr>
-          <w:i/>
-          <w:sz w:val="24"/>
-        </w:rPr>
-        <w:t>A.1-rasm. BCA-YOLO: BCA bloki, IVC moduli va ordinal BI-RADS boshi</w:t>
-      </w:r>
-    </w:p>
-    <w:p>
-      <w:pPr>
         <w:jc w:val="both"/>
       </w:pPr>
       <w:r>
@@ -9976,57 +14529,6 @@
     </w:p>
     <w:p>
       <w:pPr>
-        <w:jc w:val="center"/>
-      </w:pPr>
-      <w:r>
-        <w:drawing>
-          <wp:inline xmlns:a="http://schemas.openxmlformats.org/drawingml/2006/main" xmlns:pic="http://schemas.openxmlformats.org/drawingml/2006/picture">
-            <wp:extent cx="5486400" cy="2605615"/>
-            <wp:docPr id="37" name="Picture 37"/>
-            <wp:cNvGraphicFramePr>
-              <a:graphicFrameLocks noChangeAspect="1"/>
-            </wp:cNvGraphicFramePr>
-            <a:graphic>
-              <a:graphicData uri="http://schemas.openxmlformats.org/drawingml/2006/picture">
-                <pic:pic>
-                  <pic:nvPicPr>
-                    <pic:cNvPr id="0" name="arch_tillnet.png"/>
-                    <pic:cNvPicPr/>
-                  </pic:nvPicPr>
-                  <pic:blipFill>
-                    <a:blip r:embed="rId44"/>
-                    <a:stretch>
-                      <a:fillRect/>
-                    </a:stretch>
-                  </pic:blipFill>
-                  <pic:spPr>
-                    <a:xfrm>
-                      <a:off x="0" y="0"/>
-                      <a:ext cx="5486400" cy="2605615"/>
-                    </a:xfrm>
-                    <a:prstGeom prst="rect"/>
-                  </pic:spPr>
-                </pic:pic>
-              </a:graphicData>
-            </a:graphic>
-          </wp:inline>
-        </w:drawing>
-      </w:r>
-    </w:p>
-    <w:p>
-      <w:pPr>
-        <w:jc w:val="center"/>
-      </w:pPr>
-      <w:r>
-        <w:rPr>
-          <w:i/>
-          <w:sz w:val="24"/>
-        </w:rPr>
-        <w:t>B.1-rasm. TILLNet-Det (FiLM-modulyatsiyali FCOS) arxitekturasi</w:t>
-      </w:r>
-    </w:p>
-    <w:p>
-      <w:pPr>
         <w:jc w:val="both"/>
       </w:pPr>
       <w:r>
@@ -10035,57 +14537,6 @@
           <w:i w:val="0"/>
         </w:rPr>
         <w:t>C ilova. Faol o'rganish sikli.</w:t>
-      </w:r>
-    </w:p>
-    <w:p>
-      <w:pPr>
-        <w:jc w:val="center"/>
-      </w:pPr>
-      <w:r>
-        <w:drawing>
-          <wp:inline xmlns:a="http://schemas.openxmlformats.org/drawingml/2006/main" xmlns:pic="http://schemas.openxmlformats.org/drawingml/2006/picture">
-            <wp:extent cx="4572000" cy="2201219"/>
-            <wp:docPr id="38" name="Picture 38"/>
-            <wp:cNvGraphicFramePr>
-              <a:graphicFrameLocks noChangeAspect="1"/>
-            </wp:cNvGraphicFramePr>
-            <a:graphic>
-              <a:graphicData uri="http://schemas.openxmlformats.org/drawingml/2006/picture">
-                <pic:pic>
-                  <pic:nvPicPr>
-                    <pic:cNvPr id="0" name="cycle.png"/>
-                    <pic:cNvPicPr/>
-                  </pic:nvPicPr>
-                  <pic:blipFill>
-                    <a:blip r:embed="rId36"/>
-                    <a:stretch>
-                      <a:fillRect/>
-                    </a:stretch>
-                  </pic:blipFill>
-                  <pic:spPr>
-                    <a:xfrm>
-                      <a:off x="0" y="0"/>
-                      <a:ext cx="4572000" cy="2201219"/>
-                    </a:xfrm>
-                    <a:prstGeom prst="rect"/>
-                  </pic:spPr>
-                </pic:pic>
-              </a:graphicData>
-            </a:graphic>
-          </wp:inline>
-        </w:drawing>
-      </w:r>
-    </w:p>
-    <w:p>
-      <w:pPr>
-        <w:jc w:val="center"/>
-      </w:pPr>
-      <w:r>
-        <w:rPr>
-          <w:i/>
-          <w:sz w:val="24"/>
-        </w:rPr>
-        <w:t>C.1-rasm. Inson-mashina hamkorligidagi faol o'rganish sikli</w:t>
       </w:r>
     </w:p>
     <w:p>

--- a/MAMOGRAF_PhD_dissertatsiya.docx
+++ b/MAMOGRAF_PhD_dissertatsiya.docx
@@ -377,6 +377,90 @@
       </w:pPr>
       <w:r>
         <w:t>II bob boʻyicha xulosalar</w:t>
+      </w:r>
+    </w:p>
+    <w:p>
+      <w:pPr>
+        <w:spacing w:line="336" w:lineRule="auto"/>
+        <w:ind w:firstLine="0"/>
+      </w:pPr>
+      <w:r>
+        <w:rPr>
+          <w:b/>
+        </w:rPr>
+        <w:t>II BOB (DAVOMI). BULCHA DASTURLASH ASOSIDA INFORMATIV BELGILARNI TANLASH VA INTERPRETATSIYALANADIGAN GIBRID ANSAMBL</w:t>
+      </w:r>
+    </w:p>
+    <w:p>
+      <w:pPr>
+        <w:spacing w:line="336" w:lineRule="auto"/>
+        <w:ind w:firstLine="0" w:left="397"/>
+      </w:pPr>
+      <w:r>
+        <w:t>2.8-§. Masalaning qoʻyilishi va belgilar fazosi</w:t>
+      </w:r>
+    </w:p>
+    <w:p>
+      <w:pPr>
+        <w:spacing w:line="336" w:lineRule="auto"/>
+        <w:ind w:firstLine="0" w:left="397"/>
+      </w:pPr>
+      <w:r>
+        <w:t>2.9-§. Bulcha belgi tanlash mezoni</w:t>
+      </w:r>
+    </w:p>
+    <w:p>
+      <w:pPr>
+        <w:spacing w:line="336" w:lineRule="auto"/>
+        <w:ind w:firstLine="0" w:left="397"/>
+      </w:pPr>
+      <w:r>
+        <w:t>2.10-§. Ranjirlangan qator va prefiks boʻyicha tanlash</w:t>
+      </w:r>
+    </w:p>
+    <w:p>
+      <w:pPr>
+        <w:spacing w:line="336" w:lineRule="auto"/>
+        <w:ind w:firstLine="0" w:left="397"/>
+      </w:pPr>
+      <w:r>
+        <w:t>2.11-§. Minimal masofa tasniflagichi</w:t>
+      </w:r>
+    </w:p>
+    <w:p>
+      <w:pPr>
+        <w:spacing w:line="336" w:lineRule="auto"/>
+        <w:ind w:firstLine="0" w:left="397"/>
+      </w:pPr>
+      <w:r>
+        <w:t>2.12-§. Gibrid ansambl va sifat mezoni</w:t>
+      </w:r>
+    </w:p>
+    <w:p>
+      <w:pPr>
+        <w:spacing w:line="336" w:lineRule="auto"/>
+        <w:ind w:firstLine="0" w:left="397"/>
+      </w:pPr>
+      <w:r>
+        <w:t>2.13-§. Eksperimental tadqiqot natijalari</w:t>
+      </w:r>
+    </w:p>
+    <w:p>
+      <w:pPr>
+        <w:spacing w:line="336" w:lineRule="auto"/>
+        <w:ind w:firstLine="0" w:left="397"/>
+      </w:pPr>
+      <w:r>
+        <w:t>2.14-§. Natijalarni muhokama qilish va klinik talqin</w:t>
+      </w:r>
+    </w:p>
+    <w:p>
+      <w:pPr>
+        <w:spacing w:line="336" w:lineRule="auto"/>
+        <w:ind w:firstLine="0" w:left="397"/>
+      </w:pPr>
+      <w:r>
+        <w:t>II (davomi) bob boʻyicha xulosalar</w:t>
       </w:r>
     </w:p>
     <w:p>
@@ -4584,6 +4668,57 @@
     </w:p>
     <w:p>
       <w:pPr>
+        <w:jc w:val="center"/>
+      </w:pPr>
+      <w:r>
+        <w:drawing>
+          <wp:inline xmlns:a="http://schemas.openxmlformats.org/drawingml/2006/main" xmlns:pic="http://schemas.openxmlformats.org/drawingml/2006/picture">
+            <wp:extent cx="5303520" cy="2430096"/>
+            <wp:docPr id="12" name="Picture 12"/>
+            <wp:cNvGraphicFramePr>
+              <a:graphicFrameLocks noChangeAspect="1"/>
+            </wp:cNvGraphicFramePr>
+            <a:graphic>
+              <a:graphicData uri="http://schemas.openxmlformats.org/drawingml/2006/picture">
+                <pic:pic>
+                  <pic:nvPicPr>
+                    <pic:cNvPr id="0" name="arch_bca_yolo.png"/>
+                    <pic:cNvPicPr/>
+                  </pic:nvPicPr>
+                  <pic:blipFill>
+                    <a:blip r:embed="rId20"/>
+                    <a:stretch>
+                      <a:fillRect/>
+                    </a:stretch>
+                  </pic:blipFill>
+                  <pic:spPr>
+                    <a:xfrm>
+                      <a:off x="0" y="0"/>
+                      <a:ext cx="5303520" cy="2430096"/>
+                    </a:xfrm>
+                    <a:prstGeom prst="rect"/>
+                  </pic:spPr>
+                </pic:pic>
+              </a:graphicData>
+            </a:graphic>
+          </wp:inline>
+        </w:drawing>
+      </w:r>
+    </w:p>
+    <w:p>
+      <w:pPr>
+        <w:jc w:val="center"/>
+      </w:pPr>
+      <w:r>
+        <w:rPr>
+          <w:i/>
+          <w:sz w:val="24"/>
+        </w:rPr>
+        <w:t>2.1-rasm. BCA-YOLO arxitekturasi: BCA bloki, IVC moduli va ordinal BI-RADS boshi</w:t>
+      </w:r>
+    </w:p>
+    <w:p>
+      <w:pPr>
         <w:ind w:firstLine="567"/>
         <w:jc w:val="both"/>
       </w:pPr>
@@ -4651,7 +4786,7 @@
         <w:drawing>
           <wp:inline xmlns:a="http://schemas.openxmlformats.org/drawingml/2006/main" xmlns:pic="http://schemas.openxmlformats.org/drawingml/2006/picture">
             <wp:extent cx="4711147" cy="576469"/>
-            <wp:docPr id="12" name="Picture 12"/>
+            <wp:docPr id="13" name="Picture 13"/>
             <wp:cNvGraphicFramePr>
               <a:graphicFrameLocks noChangeAspect="1"/>
             </wp:cNvGraphicFramePr>
@@ -4663,7 +4798,7 @@
                     <pic:cNvPicPr/>
                   </pic:nvPicPr>
                   <pic:blipFill>
-                    <a:blip r:embed="rId20"/>
+                    <a:blip r:embed="rId21"/>
                     <a:stretch>
                       <a:fillRect/>
                     </a:stretch>
@@ -4709,7 +4844,7 @@
         <w:drawing>
           <wp:inline xmlns:a="http://schemas.openxmlformats.org/drawingml/2006/main" xmlns:pic="http://schemas.openxmlformats.org/drawingml/2006/picture">
             <wp:extent cx="3701332" cy="496956"/>
-            <wp:docPr id="13" name="Picture 13"/>
+            <wp:docPr id="14" name="Picture 14"/>
             <wp:cNvGraphicFramePr>
               <a:graphicFrameLocks noChangeAspect="1"/>
             </wp:cNvGraphicFramePr>
@@ -4721,7 +4856,7 @@
                     <pic:cNvPicPr/>
                   </pic:nvPicPr>
                   <pic:blipFill>
-                    <a:blip r:embed="rId21"/>
+                    <a:blip r:embed="rId22"/>
                     <a:stretch>
                       <a:fillRect/>
                     </a:stretch>
@@ -4781,7 +4916,7 @@
         <w:drawing>
           <wp:inline xmlns:a="http://schemas.openxmlformats.org/drawingml/2006/main" xmlns:pic="http://schemas.openxmlformats.org/drawingml/2006/picture">
             <wp:extent cx="3482671" cy="751398"/>
-            <wp:docPr id="14" name="Picture 14"/>
+            <wp:docPr id="15" name="Picture 15"/>
             <wp:cNvGraphicFramePr>
               <a:graphicFrameLocks noChangeAspect="1"/>
             </wp:cNvGraphicFramePr>
@@ -4793,7 +4928,7 @@
                     <pic:cNvPicPr/>
                   </pic:nvPicPr>
                   <pic:blipFill>
-                    <a:blip r:embed="rId22"/>
+                    <a:blip r:embed="rId23"/>
                     <a:stretch>
                       <a:fillRect/>
                     </a:stretch>
@@ -4899,7 +5034,7 @@
         <w:drawing>
           <wp:inline xmlns:a="http://schemas.openxmlformats.org/drawingml/2006/main" xmlns:pic="http://schemas.openxmlformats.org/drawingml/2006/picture">
             <wp:extent cx="2214438" cy="818984"/>
-            <wp:docPr id="15" name="Picture 15"/>
+            <wp:docPr id="16" name="Picture 16"/>
             <wp:cNvGraphicFramePr>
               <a:graphicFrameLocks noChangeAspect="1"/>
             </wp:cNvGraphicFramePr>
@@ -4911,7 +5046,7 @@
                     <pic:cNvPicPr/>
                   </pic:nvPicPr>
                   <pic:blipFill>
-                    <a:blip r:embed="rId23"/>
+                    <a:blip r:embed="rId24"/>
                     <a:stretch>
                       <a:fillRect/>
                     </a:stretch>
@@ -4957,7 +5092,7 @@
         <w:drawing>
           <wp:inline xmlns:a="http://schemas.openxmlformats.org/drawingml/2006/main" xmlns:pic="http://schemas.openxmlformats.org/drawingml/2006/picture">
             <wp:extent cx="2401293" cy="504908"/>
-            <wp:docPr id="16" name="Picture 16"/>
+            <wp:docPr id="17" name="Picture 17"/>
             <wp:cNvGraphicFramePr>
               <a:graphicFrameLocks noChangeAspect="1"/>
             </wp:cNvGraphicFramePr>
@@ -4969,7 +5104,7 @@
                     <pic:cNvPicPr/>
                   </pic:nvPicPr>
                   <pic:blipFill>
-                    <a:blip r:embed="rId24"/>
+                    <a:blip r:embed="rId25"/>
                     <a:stretch>
                       <a:fillRect/>
                     </a:stretch>
@@ -5050,7 +5185,7 @@
         <w:drawing>
           <wp:inline xmlns:a="http://schemas.openxmlformats.org/drawingml/2006/main" xmlns:pic="http://schemas.openxmlformats.org/drawingml/2006/picture">
             <wp:extent cx="5669280" cy="596452"/>
-            <wp:docPr id="17" name="Picture 17"/>
+            <wp:docPr id="18" name="Picture 18"/>
             <wp:cNvGraphicFramePr>
               <a:graphicFrameLocks noChangeAspect="1"/>
             </wp:cNvGraphicFramePr>
@@ -5062,7 +5197,7 @@
                     <pic:cNvPicPr/>
                   </pic:nvPicPr>
                   <pic:blipFill>
-                    <a:blip r:embed="rId25"/>
+                    <a:blip r:embed="rId26"/>
                     <a:stretch>
                       <a:fillRect/>
                     </a:stretch>
@@ -5108,7 +5243,7 @@
         <w:drawing>
           <wp:inline xmlns:a="http://schemas.openxmlformats.org/drawingml/2006/main" xmlns:pic="http://schemas.openxmlformats.org/drawingml/2006/picture">
             <wp:extent cx="5669280" cy="781067"/>
-            <wp:docPr id="18" name="Picture 18"/>
+            <wp:docPr id="19" name="Picture 19"/>
             <wp:cNvGraphicFramePr>
               <a:graphicFrameLocks noChangeAspect="1"/>
             </wp:cNvGraphicFramePr>
@@ -5120,7 +5255,7 @@
                     <pic:cNvPicPr/>
                   </pic:nvPicPr>
                   <pic:blipFill>
-                    <a:blip r:embed="rId26"/>
+                    <a:blip r:embed="rId27"/>
                     <a:stretch>
                       <a:fillRect/>
                     </a:stretch>
@@ -5166,7 +5301,7 @@
         <w:drawing>
           <wp:inline xmlns:a="http://schemas.openxmlformats.org/drawingml/2006/main" xmlns:pic="http://schemas.openxmlformats.org/drawingml/2006/picture">
             <wp:extent cx="2051436" cy="524786"/>
-            <wp:docPr id="19" name="Picture 19"/>
+            <wp:docPr id="20" name="Picture 20"/>
             <wp:cNvGraphicFramePr>
               <a:graphicFrameLocks noChangeAspect="1"/>
             </wp:cNvGraphicFramePr>
@@ -5178,7 +5313,7 @@
                     <pic:cNvPicPr/>
                   </pic:nvPicPr>
                   <pic:blipFill>
-                    <a:blip r:embed="rId27"/>
+                    <a:blip r:embed="rId28"/>
                     <a:stretch>
                       <a:fillRect/>
                     </a:stretch>
@@ -5237,7 +5372,7 @@
         <w:drawing>
           <wp:inline xmlns:a="http://schemas.openxmlformats.org/drawingml/2006/main" xmlns:pic="http://schemas.openxmlformats.org/drawingml/2006/picture">
             <wp:extent cx="1856629" cy="477078"/>
-            <wp:docPr id="20" name="Picture 20"/>
+            <wp:docPr id="21" name="Picture 21"/>
             <wp:cNvGraphicFramePr>
               <a:graphicFrameLocks noChangeAspect="1"/>
             </wp:cNvGraphicFramePr>
@@ -5249,7 +5384,7 @@
                     <pic:cNvPicPr/>
                   </pic:nvPicPr>
                   <pic:blipFill>
-                    <a:blip r:embed="rId28"/>
+                    <a:blip r:embed="rId29"/>
                     <a:stretch>
                       <a:fillRect/>
                     </a:stretch>
@@ -5321,7 +5456,7 @@
         <w:drawing>
           <wp:inline xmlns:a="http://schemas.openxmlformats.org/drawingml/2006/main" xmlns:pic="http://schemas.openxmlformats.org/drawingml/2006/picture">
             <wp:extent cx="5267739" cy="429370"/>
-            <wp:docPr id="21" name="Picture 21"/>
+            <wp:docPr id="22" name="Picture 22"/>
             <wp:cNvGraphicFramePr>
               <a:graphicFrameLocks noChangeAspect="1"/>
             </wp:cNvGraphicFramePr>
@@ -5333,7 +5468,7 @@
                     <pic:cNvPicPr/>
                   </pic:nvPicPr>
                   <pic:blipFill>
-                    <a:blip r:embed="rId29"/>
+                    <a:blip r:embed="rId30"/>
                     <a:stretch>
                       <a:fillRect/>
                     </a:stretch>
@@ -5379,7 +5514,7 @@
         <w:drawing>
           <wp:inline xmlns:a="http://schemas.openxmlformats.org/drawingml/2006/main" xmlns:pic="http://schemas.openxmlformats.org/drawingml/2006/picture">
             <wp:extent cx="2035533" cy="608275"/>
-            <wp:docPr id="22" name="Picture 22"/>
+            <wp:docPr id="23" name="Picture 23"/>
             <wp:cNvGraphicFramePr>
               <a:graphicFrameLocks noChangeAspect="1"/>
             </wp:cNvGraphicFramePr>
@@ -5391,7 +5526,7 @@
                     <pic:cNvPicPr/>
                   </pic:nvPicPr>
                   <pic:blipFill>
-                    <a:blip r:embed="rId30"/>
+                    <a:blip r:embed="rId31"/>
                     <a:stretch>
                       <a:fillRect/>
                     </a:stretch>
@@ -5511,7 +5646,7 @@
         <w:drawing>
           <wp:inline xmlns:a="http://schemas.openxmlformats.org/drawingml/2006/main" xmlns:pic="http://schemas.openxmlformats.org/drawingml/2006/picture">
             <wp:extent cx="5502302" cy="461176"/>
-            <wp:docPr id="23" name="Picture 23"/>
+            <wp:docPr id="24" name="Picture 24"/>
             <wp:cNvGraphicFramePr>
               <a:graphicFrameLocks noChangeAspect="1"/>
             </wp:cNvGraphicFramePr>
@@ -5523,7 +5658,7 @@
                     <pic:cNvPicPr/>
                   </pic:nvPicPr>
                   <pic:blipFill>
-                    <a:blip r:embed="rId31"/>
+                    <a:blip r:embed="rId32"/>
                     <a:stretch>
                       <a:fillRect/>
                     </a:stretch>
@@ -5604,7 +5739,7 @@
         <w:drawing>
           <wp:inline xmlns:a="http://schemas.openxmlformats.org/drawingml/2006/main" xmlns:pic="http://schemas.openxmlformats.org/drawingml/2006/picture">
             <wp:extent cx="2941982" cy="413468"/>
-            <wp:docPr id="24" name="Picture 24"/>
+            <wp:docPr id="25" name="Picture 25"/>
             <wp:cNvGraphicFramePr>
               <a:graphicFrameLocks noChangeAspect="1"/>
             </wp:cNvGraphicFramePr>
@@ -5616,7 +5751,7 @@
                     <pic:cNvPicPr/>
                   </pic:nvPicPr>
                   <pic:blipFill>
-                    <a:blip r:embed="rId32"/>
+                    <a:blip r:embed="rId33"/>
                     <a:stretch>
                       <a:fillRect/>
                     </a:stretch>
@@ -5688,7 +5823,7 @@
         <w:drawing>
           <wp:inline xmlns:a="http://schemas.openxmlformats.org/drawingml/2006/main" xmlns:pic="http://schemas.openxmlformats.org/drawingml/2006/picture">
             <wp:extent cx="3530379" cy="489005"/>
-            <wp:docPr id="25" name="Picture 25"/>
+            <wp:docPr id="26" name="Picture 26"/>
             <wp:cNvGraphicFramePr>
               <a:graphicFrameLocks noChangeAspect="1"/>
             </wp:cNvGraphicFramePr>
@@ -5700,7 +5835,7 @@
                     <pic:cNvPicPr/>
                   </pic:nvPicPr>
                   <pic:blipFill>
-                    <a:blip r:embed="rId33"/>
+                    <a:blip r:embed="rId34"/>
                     <a:stretch>
                       <a:fillRect/>
                     </a:stretch>
@@ -5932,15 +6067,7 @@
         <w:rPr>
           <w:b/>
         </w:rPr>
-        <w:t>III BOB. ALGORITMLARNI AMALGA OSHIRUVCHI DASTURIY MAJMUA</w:t>
-      </w:r>
-    </w:p>
-    <w:p>
-      <w:pPr>
-        <w:pStyle w:val="Heading2"/>
-      </w:pPr>
-      <w:r>
-        <w:t>3.1-§. Tizim arxitekturasi, maxfiylik va xavfsizlik</w:t>
+        <w:t>II BOB (DAVOMI). BULCHA DASTURLASH ASOSIDA INFORMATIV BELGILARNI TANLASH VA INTERPRETATSIYALANADIGAN GIBRID ANSAMBL</w:t>
       </w:r>
     </w:p>
     <w:p>
@@ -5953,21 +6080,43 @@
           <w:b w:val="0"/>
           <w:i w:val="0"/>
         </w:rPr>
-        <w:t xml:space="preserve">Taklif etilgan algoritmlar </w:t>
+        <w:t xml:space="preserve">Ushbu bo'lim ikkinchi bobda bayon etilgan chuqur o'rganish algoritmlarini mustaqil, to'liq </w:t>
       </w:r>
       <w:r>
         <w:rPr>
           <w:b/>
           <w:i w:val="0"/>
         </w:rPr>
-        <w:t>MAMOGRAF</w:t>
+        <w:t>interpretatsiyalanadigan</w:t>
       </w:r>
       <w:r>
         <w:rPr>
           <w:b w:val="0"/>
           <w:i w:val="0"/>
         </w:rPr>
-        <w:t xml:space="preserve"> dasturiy majmuasida amaliyotga tatbiq etilgan. Tizim mijoz-server arxitekturasida qurilgan: serverlik qismi (backend) Python tilida FastAPI freymvorkida, mijozlik qismi (frontend) qo'shimcha kutubxonalarsiz HTML/JavaScript/CSS da amalga oshirilgan. DICOM fayllar bilan ishlash pydicom va pylibjpeg kutubxonalari orqali, AI inference va o'qitish Ultralytics YOLO hamda PyTorch (CUDA) orqali bajariladi. Ma'lumotlar SQLite ma'lumotlar bazasida saqlanadi. Umumiy modul arxitekturasi 3.1-rasmda keltirilgan.</w:t>
+        <w:t xml:space="preserve"> ikkinchi bosqich bilan to'ldiradi. Nazariy asos — ilmiy rahbar professor R.X. Xamdamovning bulcha dasturlash masalalari nazariyasi (Toshkent, 2017, III bob). Bo'limning asosiy ilmiy natijasi shundan iboratki, nomutanosib mammografik bazada gibrid ansamblning foydasi umumiy aniqlikda emas, balki </w:t>
+      </w:r>
+      <w:r>
+        <w:rPr>
+          <w:b/>
+          <w:i w:val="0"/>
+        </w:rPr>
+        <w:t>sezgirlik va ajratuvchanlik (ROC-AUC)</w:t>
+      </w:r>
+      <w:r>
+        <w:rPr>
+          <w:b w:val="0"/>
+          <w:i w:val="0"/>
+        </w:rPr>
+        <w:t xml:space="preserve"> da namoyon bo'lishi statistik jihatdan (ishonch oraliqlari va juftlashgan bootstrap bilan) birinchi marta ko'rsatildi.</w:t>
+      </w:r>
+    </w:p>
+    <w:p>
+      <w:pPr>
+        <w:pStyle w:val="Heading2"/>
+      </w:pPr>
+      <w:r>
+        <w:t>2.8-§. Masalaning qo'yilishi, ma'lumotlar bazasi va eksperiment protokoli</w:t>
       </w:r>
     </w:p>
     <w:p>
@@ -5980,20 +6129,1187 @@
           <w:b w:val="0"/>
           <w:i w:val="0"/>
         </w:rPr>
+        <w:t>Birinchi bosqichda YOLO detektori mammogrammada qiziqish sohalarini (ROI) topadi. Chuqur neyron tarmoq sifatida u "qora quti" bo'lib qoladi: klinik qarorni asoslash uchun zarur bo'lgan "qaysi belgi shu qarorga olib keldi?" degan savolga javob bermaydi. Shu sababli ikkinchi bosqich sifatida bulcha belgi tanlash mezoni va minimal masofa qoidasiga asoslangan tasniflagich taklif etiladi.</w:t>
+      </w:r>
+    </w:p>
+    <w:p>
+      <w:pPr>
+        <w:ind w:firstLine="567"/>
+        <w:jc w:val="both"/>
+      </w:pPr>
+      <w:r>
+        <w:rPr>
+          <w:b w:val="0"/>
+          <w:i w:val="0"/>
+        </w:rPr>
+        <w:t>Har bir ROI kesmasidan 38 ta radiomika belgisi ajratiladi: birinchi tartib statistikalari (o'rtacha, dispersiya, assimetriya, ekstsess), gradient xarakteristikalari (Sobel operatorining o'rtachasi va standart chetlanishi) hamda ikki masofa (d = 1 va d = 3) uchun GLCM belgilari: kontrast, dissimilyarlik, bir jinslilik, energiya, korrelyatsiya, entropiya. Belgilar o'qitish to'plami statistikasi bo'yicha z-normallashtiriladi.</w:t>
+      </w:r>
+    </w:p>
+    <w:p>
+      <w:pPr>
+        <w:ind w:firstLine="567"/>
+        <w:jc w:val="both"/>
+      </w:pPr>
+      <w:r>
+        <w:rPr>
+          <w:b w:val="0"/>
+          <w:i w:val="0"/>
+        </w:rPr>
+        <w:t>Tadqiqotda sakkiz sinfli mammografiya bazasi ishlatildi: 519 ta o'qitish va 148 ta tekshirish ROI'si (mos ravishda 175 va 47 tasvirdan). Baza kuchli nomutanosib (2.5-jadval): limfa tugunlari ROI'larning katta qismini egallaydi, arxitektura buzilishi esa atigi ikki misolda uchraydi. Aynan shu nomutanosiblik quyida keltiriladigan asosiy xulosaning sababidir.</w:t>
+      </w:r>
+    </w:p>
+    <w:p>
+      <w:pPr>
+        <w:jc w:val="center"/>
+      </w:pPr>
+      <w:r>
+        <w:rPr>
+          <w:b/>
+          <w:sz w:val="24"/>
+        </w:rPr>
+        <w:t>2.5-jadval. Ma'lumotlar bazasidagi ROI'lar taqsimoti</w:t>
+      </w:r>
+    </w:p>
+    <w:tbl>
+      <w:tblPr>
+        <w:tblStyle w:val="TableGrid"/>
+        <w:tblW w:type="auto" w:w="0"/>
+        <w:tblLook w:firstColumn="1" w:firstRow="1" w:lastColumn="0" w:lastRow="0" w:noHBand="0" w:noVBand="1" w:val="04A0"/>
+      </w:tblPr>
+      <w:tblGrid>
+        <w:gridCol w:w="3118"/>
+        <w:gridCol w:w="3118"/>
+        <w:gridCol w:w="3118"/>
+      </w:tblGrid>
+      <w:tr>
+        <w:tc>
+          <w:tcPr>
+            <w:tcW w:type="dxa" w:w="3118"/>
+          </w:tcPr>
+          <w:p>
+            <w:r/>
+            <w:r>
+              <w:rPr>
+                <w:b/>
+                <w:sz w:val="24"/>
+              </w:rPr>
+              <w:t>Sinf</w:t>
+            </w:r>
+          </w:p>
+        </w:tc>
+        <w:tc>
+          <w:tcPr>
+            <w:tcW w:type="dxa" w:w="3118"/>
+          </w:tcPr>
+          <w:p>
+            <w:r/>
+            <w:r>
+              <w:rPr>
+                <w:b/>
+                <w:sz w:val="24"/>
+              </w:rPr>
+              <w:t>O'qitish ROI</w:t>
+            </w:r>
+          </w:p>
+        </w:tc>
+        <w:tc>
+          <w:tcPr>
+            <w:tcW w:type="dxa" w:w="3118"/>
+          </w:tcPr>
+          <w:p>
+            <w:r/>
+            <w:r>
+              <w:rPr>
+                <w:b/>
+                <w:sz w:val="24"/>
+              </w:rPr>
+              <w:t>Tekshirish ROI</w:t>
+            </w:r>
+          </w:p>
+        </w:tc>
+      </w:tr>
+      <w:tr>
+        <w:tc>
+          <w:tcPr>
+            <w:tcW w:type="dxa" w:w="3118"/>
+          </w:tcPr>
+          <w:p>
+            <w:r/>
+            <w:r>
+              <w:rPr>
+                <w:sz w:val="24"/>
+              </w:rPr>
+              <w:t>BIRADS 1-2</w:t>
+            </w:r>
+          </w:p>
+        </w:tc>
+        <w:tc>
+          <w:tcPr>
+            <w:tcW w:type="dxa" w:w="3118"/>
+          </w:tcPr>
+          <w:p>
+            <w:r/>
+            <w:r>
+              <w:rPr>
+                <w:sz w:val="24"/>
+              </w:rPr>
+              <w:t>16</w:t>
+            </w:r>
+          </w:p>
+        </w:tc>
+        <w:tc>
+          <w:tcPr>
+            <w:tcW w:type="dxa" w:w="3118"/>
+          </w:tcPr>
+          <w:p>
+            <w:r/>
+            <w:r>
+              <w:rPr>
+                <w:sz w:val="24"/>
+              </w:rPr>
+              <w:t>7</w:t>
+            </w:r>
+          </w:p>
+        </w:tc>
+      </w:tr>
+      <w:tr>
+        <w:tc>
+          <w:tcPr>
+            <w:tcW w:type="dxa" w:w="3118"/>
+          </w:tcPr>
+          <w:p>
+            <w:r/>
+            <w:r>
+              <w:rPr>
+                <w:sz w:val="24"/>
+              </w:rPr>
+              <w:t>BIRADS 4-5</w:t>
+            </w:r>
+          </w:p>
+        </w:tc>
+        <w:tc>
+          <w:tcPr>
+            <w:tcW w:type="dxa" w:w="3118"/>
+          </w:tcPr>
+          <w:p>
+            <w:r/>
+            <w:r>
+              <w:rPr>
+                <w:sz w:val="24"/>
+              </w:rPr>
+              <w:t>9</w:t>
+            </w:r>
+          </w:p>
+        </w:tc>
+        <w:tc>
+          <w:tcPr>
+            <w:tcW w:type="dxa" w:w="3118"/>
+          </w:tcPr>
+          <w:p>
+            <w:r/>
+            <w:r>
+              <w:rPr>
+                <w:sz w:val="24"/>
+              </w:rPr>
+              <w:t>4</w:t>
+            </w:r>
+          </w:p>
+        </w:tc>
+      </w:tr>
+      <w:tr>
+        <w:tc>
+          <w:tcPr>
+            <w:tcW w:type="dxa" w:w="3118"/>
+          </w:tcPr>
+          <w:p>
+            <w:r/>
+            <w:r>
+              <w:rPr>
+                <w:sz w:val="24"/>
+              </w:rPr>
+              <w:t>arx. buzilish</w:t>
+            </w:r>
+          </w:p>
+        </w:tc>
+        <w:tc>
+          <w:tcPr>
+            <w:tcW w:type="dxa" w:w="3118"/>
+          </w:tcPr>
+          <w:p>
+            <w:r/>
+            <w:r>
+              <w:rPr>
+                <w:sz w:val="24"/>
+              </w:rPr>
+              <w:t>2</w:t>
+            </w:r>
+          </w:p>
+        </w:tc>
+        <w:tc>
+          <w:tcPr>
+            <w:tcW w:type="dxa" w:w="3118"/>
+          </w:tcPr>
+          <w:p>
+            <w:r/>
+            <w:r>
+              <w:rPr>
+                <w:sz w:val="24"/>
+              </w:rPr>
+              <w:t>0</w:t>
+            </w:r>
+          </w:p>
+        </w:tc>
+      </w:tr>
+      <w:tr>
+        <w:tc>
+          <w:tcPr>
+            <w:tcW w:type="dxa" w:w="3118"/>
+          </w:tcPr>
+          <w:p>
+            <w:r/>
+            <w:r>
+              <w:rPr>
+                <w:sz w:val="24"/>
+              </w:rPr>
+              <w:t>assimetriya</w:t>
+            </w:r>
+          </w:p>
+        </w:tc>
+        <w:tc>
+          <w:tcPr>
+            <w:tcW w:type="dxa" w:w="3118"/>
+          </w:tcPr>
+          <w:p>
+            <w:r/>
+            <w:r>
+              <w:rPr>
+                <w:sz w:val="24"/>
+              </w:rPr>
+              <w:t>12</w:t>
+            </w:r>
+          </w:p>
+        </w:tc>
+        <w:tc>
+          <w:tcPr>
+            <w:tcW w:type="dxa" w:w="3118"/>
+          </w:tcPr>
+          <w:p>
+            <w:r/>
+            <w:r>
+              <w:rPr>
+                <w:sz w:val="24"/>
+              </w:rPr>
+              <w:t>6</w:t>
+            </w:r>
+          </w:p>
+        </w:tc>
+      </w:tr>
+      <w:tr>
+        <w:tc>
+          <w:tcPr>
+            <w:tcW w:type="dxa" w:w="3118"/>
+          </w:tcPr>
+          <w:p>
+            <w:r/>
+            <w:r>
+              <w:rPr>
+                <w:sz w:val="24"/>
+              </w:rPr>
+              <w:t>kalsifikatsiya</w:t>
+            </w:r>
+          </w:p>
+        </w:tc>
+        <w:tc>
+          <w:tcPr>
+            <w:tcW w:type="dxa" w:w="3118"/>
+          </w:tcPr>
+          <w:p>
+            <w:r/>
+            <w:r>
+              <w:rPr>
+                <w:sz w:val="24"/>
+              </w:rPr>
+              <w:t>123</w:t>
+            </w:r>
+          </w:p>
+        </w:tc>
+        <w:tc>
+          <w:tcPr>
+            <w:tcW w:type="dxa" w:w="3118"/>
+          </w:tcPr>
+          <w:p>
+            <w:r/>
+            <w:r>
+              <w:rPr>
+                <w:sz w:val="24"/>
+              </w:rPr>
+              <w:t>61</w:t>
+            </w:r>
+          </w:p>
+        </w:tc>
+      </w:tr>
+      <w:tr>
+        <w:tc>
+          <w:tcPr>
+            <w:tcW w:type="dxa" w:w="3118"/>
+          </w:tcPr>
+          <w:p>
+            <w:r/>
+            <w:r>
+              <w:rPr>
+                <w:sz w:val="24"/>
+              </w:rPr>
+              <w:t>limfa tuguni</w:t>
+            </w:r>
+          </w:p>
+        </w:tc>
+        <w:tc>
+          <w:tcPr>
+            <w:tcW w:type="dxa" w:w="3118"/>
+          </w:tcPr>
+          <w:p>
+            <w:r/>
+            <w:r>
+              <w:rPr>
+                <w:sz w:val="24"/>
+              </w:rPr>
+              <w:t>229</w:t>
+            </w:r>
+          </w:p>
+        </w:tc>
+        <w:tc>
+          <w:tcPr>
+            <w:tcW w:type="dxa" w:w="3118"/>
+          </w:tcPr>
+          <w:p>
+            <w:r/>
+            <w:r>
+              <w:rPr>
+                <w:sz w:val="24"/>
+              </w:rPr>
+              <w:t>51</w:t>
+            </w:r>
+          </w:p>
+        </w:tc>
+      </w:tr>
+      <w:tr>
+        <w:tc>
+          <w:tcPr>
+            <w:tcW w:type="dxa" w:w="3118"/>
+          </w:tcPr>
+          <w:p>
+            <w:r/>
+            <w:r>
+              <w:rPr>
+                <w:sz w:val="24"/>
+              </w:rPr>
+              <w:t>o'sma</w:t>
+            </w:r>
+          </w:p>
+        </w:tc>
+        <w:tc>
+          <w:tcPr>
+            <w:tcW w:type="dxa" w:w="3118"/>
+          </w:tcPr>
+          <w:p>
+            <w:r/>
+            <w:r>
+              <w:rPr>
+                <w:sz w:val="24"/>
+              </w:rPr>
+              <w:t>125</w:t>
+            </w:r>
+          </w:p>
+        </w:tc>
+        <w:tc>
+          <w:tcPr>
+            <w:tcW w:type="dxa" w:w="3118"/>
+          </w:tcPr>
+          <w:p>
+            <w:r/>
+            <w:r>
+              <w:rPr>
+                <w:sz w:val="24"/>
+              </w:rPr>
+              <w:t>19</w:t>
+            </w:r>
+          </w:p>
+        </w:tc>
+      </w:tr>
+      <w:tr>
+        <w:tc>
+          <w:tcPr>
+            <w:tcW w:type="dxa" w:w="3118"/>
+          </w:tcPr>
+          <w:p>
+            <w:r/>
+            <w:r>
+              <w:rPr>
+                <w:sz w:val="24"/>
+              </w:rPr>
+              <w:t>boshqa</w:t>
+            </w:r>
+          </w:p>
+        </w:tc>
+        <w:tc>
+          <w:tcPr>
+            <w:tcW w:type="dxa" w:w="3118"/>
+          </w:tcPr>
+          <w:p>
+            <w:r/>
+            <w:r>
+              <w:rPr>
+                <w:sz w:val="24"/>
+              </w:rPr>
+              <w:t>3</w:t>
+            </w:r>
+          </w:p>
+        </w:tc>
+        <w:tc>
+          <w:tcPr>
+            <w:tcW w:type="dxa" w:w="3118"/>
+          </w:tcPr>
+          <w:p>
+            <w:r/>
+            <w:r>
+              <w:rPr>
+                <w:sz w:val="24"/>
+              </w:rPr>
+              <w:t>0</w:t>
+            </w:r>
+          </w:p>
+        </w:tc>
+      </w:tr>
+      <w:tr>
+        <w:tc>
+          <w:tcPr>
+            <w:tcW w:type="dxa" w:w="3118"/>
+          </w:tcPr>
+          <w:p>
+            <w:r/>
+            <w:r>
+              <w:rPr>
+                <w:sz w:val="24"/>
+              </w:rPr>
+              <w:t>Jami</w:t>
+            </w:r>
+          </w:p>
+        </w:tc>
+        <w:tc>
+          <w:tcPr>
+            <w:tcW w:type="dxa" w:w="3118"/>
+          </w:tcPr>
+          <w:p>
+            <w:r/>
+            <w:r>
+              <w:rPr>
+                <w:sz w:val="24"/>
+              </w:rPr>
+              <w:t>519</w:t>
+            </w:r>
+          </w:p>
+        </w:tc>
+        <w:tc>
+          <w:tcPr>
+            <w:tcW w:type="dxa" w:w="3118"/>
+          </w:tcPr>
+          <w:p>
+            <w:r/>
+            <w:r>
+              <w:rPr>
+                <w:sz w:val="24"/>
+              </w:rPr>
+              <w:t>148</w:t>
+            </w:r>
+          </w:p>
+        </w:tc>
+      </w:tr>
+    </w:tbl>
+    <w:p/>
+    <w:p>
+      <w:pPr>
+        <w:ind w:firstLine="567"/>
+        <w:jc w:val="both"/>
+      </w:pPr>
+      <w:r>
+        <w:rPr>
+          <w:b/>
+        </w:rPr>
+        <w:t xml:space="preserve">Eksperiment protokoli. </w:t>
+      </w:r>
+      <w:r>
+        <w:t>Ansambl vazni α* faqat o'qitish to'plamidagi moslashgan detektsiyalarda, muvozanatli aniqlik bo'yicha tanlandi; tekshirish to'plami hech qanday tanlovda ishtirok etmadi va faqat yakuniy baholashga xizmat qildi. Har bir metrika uchun 95% ishonch oralig'i 1000 marta bootstrap qayta tanlash bilan hisoblandi; ansambl va yakka detektor farqi (Δ) juftlashgan bootstrap orqali baholanib, ikki tomonlama p-qiymat keltirildi. YOLO chiqishlari etalon ROI'lar bilan ochko'z usulda, IoU ≥ 0,3 sharti asosida moslashtiriladi.</w:t>
+      </w:r>
+    </w:p>
+    <w:p>
+      <w:pPr>
+        <w:pStyle w:val="Heading2"/>
+      </w:pPr>
+      <w:r>
+        <w:t>2.9-§. Bulcha belgi tanlash mezoni</w:t>
+      </w:r>
+    </w:p>
+    <w:p>
+      <w:pPr>
+        <w:ind w:firstLine="567"/>
+        <w:jc w:val="both"/>
+      </w:pPr>
+      <w:r>
+        <w:rPr>
+          <w:b w:val="0"/>
+          <w:i w:val="0"/>
+        </w:rPr>
+        <w:t>Xamdamov [1, (3.2.2)] bo'yicha, (p, q) sinflar juftligi va j-belgi uchun uchta kattalik kiritiladi: sinflararo tarqoqlik va ikkala sinf ichidagi tarqoqliklar:</w:t>
+      </w:r>
+    </w:p>
+    <w:p>
+      <w:pPr>
+        <w:tabs>
+          <w:tab w:pos="9354" w:val="right"/>
+        </w:tabs>
+        <w:jc w:val="center"/>
+      </w:pPr>
+      <m:oMath>
+        <m:sSub>
+          <m:e>
+            <m:r>
+              <m:t xml:space="preserve">a</m:t>
+            </m:r>
+          </m:e>
+          <m:sub>
+            <m:r>
+              <m:t xml:space="preserve">j</m:t>
+            </m:r>
+          </m:sub>
+        </m:sSub>
+        <m:r>
+          <m:t xml:space="preserve"> = </m:t>
+        </m:r>
+        <m:nary>
+          <m:naryPr>
+            <m:chr m:val="∑"/>
+            <m:limLoc m:val="undOvr"/>
+            <m:subHide m:val="0"/>
+            <m:supHide m:val="0"/>
+            <m:ctrlPr/>
+          </m:naryPr>
+          <m:sub>
+            <m:r>
+              <m:t xml:space="preserve">l=1</m:t>
+            </m:r>
+          </m:sub>
+          <m:sup>
+            <m:sSub>
+              <m:e>
+                <m:r>
+                  <m:t xml:space="preserve">k</m:t>
+                </m:r>
+              </m:e>
+              <m:sub>
+                <m:r>
+                  <m:t xml:space="preserve">p</m:t>
+                </m:r>
+              </m:sub>
+            </m:sSub>
+          </m:sup>
+          <m:e>
+            <m:nary>
+              <m:naryPr>
+                <m:chr m:val="∑"/>
+                <m:limLoc m:val="undOvr"/>
+                <m:subHide m:val="0"/>
+                <m:supHide m:val="0"/>
+                <m:ctrlPr/>
+              </m:naryPr>
+              <m:sub>
+                <m:r>
+                  <m:t xml:space="preserve">t=1</m:t>
+                </m:r>
+              </m:sub>
+              <m:sup>
+                <m:sSub>
+                  <m:e>
+                    <m:r>
+                      <m:t xml:space="preserve">k</m:t>
+                    </m:r>
+                  </m:e>
+                  <m:sub>
+                    <m:r>
+                      <m:t xml:space="preserve">q</m:t>
+                    </m:r>
+                  </m:sub>
+                </m:sSub>
+              </m:sup>
+              <m:e>
+                <m:sSup>
+                  <m:e>
+                    <m:d>
+                      <m:dPr>
+                        <m:begChr m:val="("/>
+                        <m:endChr m:val=")"/>
+                        <m:ctrlPr/>
+                      </m:dPr>
+                      <m:e>
+                        <m:sSub>
+                          <m:e>
+                            <m:r>
+                              <m:t xml:space="preserve">x</m:t>
+                            </m:r>
+                          </m:e>
+                          <m:sub>
+                            <m:r>
+                              <m:t xml:space="preserve">plj</m:t>
+                            </m:r>
+                          </m:sub>
+                        </m:sSub>
+                        <m:r>
+                          <m:t xml:space="preserve"> − </m:t>
+                        </m:r>
+                        <m:sSub>
+                          <m:e>
+                            <m:r>
+                              <m:t xml:space="preserve">x</m:t>
+                            </m:r>
+                          </m:e>
+                          <m:sub>
+                            <m:r>
+                              <m:t xml:space="preserve">qtj</m:t>
+                            </m:r>
+                          </m:sub>
+                        </m:sSub>
+                      </m:e>
+                    </m:d>
+                  </m:e>
+                  <m:sup>
+                    <m:r>
+                      <m:t xml:space="preserve">2</m:t>
+                    </m:r>
+                  </m:sup>
+                </m:sSup>
+              </m:e>
+            </m:nary>
+          </m:e>
+        </m:nary>
+      </m:oMath>
+      <w:r>
+        <w:rPr>
+          <w:rFonts w:ascii="Times New Roman" w:hAnsi="Times New Roman"/>
+        </w:rPr>
+        <w:tab/>
+        <w:t>(2.15)</w:t>
+      </w:r>
+    </w:p>
+    <w:p>
+      <w:pPr>
+        <w:tabs>
+          <w:tab w:pos="9354" w:val="right"/>
+        </w:tabs>
+        <w:jc w:val="center"/>
+      </w:pPr>
+      <m:oMath>
+        <m:sSub>
+          <m:e>
+            <m:r>
+              <m:t xml:space="preserve">b</m:t>
+            </m:r>
+          </m:e>
+          <m:sub>
+            <m:r>
+              <m:t xml:space="preserve">j</m:t>
+            </m:r>
+          </m:sub>
+        </m:sSub>
+        <m:r>
+          <m:t xml:space="preserve"> = </m:t>
+        </m:r>
+        <m:nary>
+          <m:naryPr>
+            <m:chr m:val="∑"/>
+            <m:limLoc m:val="undOvr"/>
+            <m:subHide m:val="0"/>
+            <m:supHide m:val="0"/>
+            <m:ctrlPr/>
+          </m:naryPr>
+          <m:sub>
+            <m:r>
+              <m:t xml:space="preserve">l=1</m:t>
+            </m:r>
+          </m:sub>
+          <m:sup>
+            <m:sSub>
+              <m:e>
+                <m:r>
+                  <m:t xml:space="preserve">k</m:t>
+                </m:r>
+              </m:e>
+              <m:sub>
+                <m:r>
+                  <m:t xml:space="preserve">p</m:t>
+                </m:r>
+              </m:sub>
+            </m:sSub>
+          </m:sup>
+          <m:e>
+            <m:nary>
+              <m:naryPr>
+                <m:chr m:val="∑"/>
+                <m:limLoc m:val="undOvr"/>
+                <m:subHide m:val="0"/>
+                <m:supHide m:val="0"/>
+                <m:ctrlPr/>
+              </m:naryPr>
+              <m:sub>
+                <m:r>
+                  <m:t xml:space="preserve">t=1</m:t>
+                </m:r>
+              </m:sub>
+              <m:sup>
+                <m:sSub>
+                  <m:e>
+                    <m:r>
+                      <m:t xml:space="preserve">k</m:t>
+                    </m:r>
+                  </m:e>
+                  <m:sub>
+                    <m:r>
+                      <m:t xml:space="preserve">p</m:t>
+                    </m:r>
+                  </m:sub>
+                </m:sSub>
+              </m:sup>
+              <m:e>
+                <m:sSup>
+                  <m:e>
+                    <m:d>
+                      <m:dPr>
+                        <m:begChr m:val="("/>
+                        <m:endChr m:val=")"/>
+                        <m:ctrlPr/>
+                      </m:dPr>
+                      <m:e>
+                        <m:sSub>
+                          <m:e>
+                            <m:r>
+                              <m:t xml:space="preserve">x</m:t>
+                            </m:r>
+                          </m:e>
+                          <m:sub>
+                            <m:r>
+                              <m:t xml:space="preserve">plj</m:t>
+                            </m:r>
+                          </m:sub>
+                        </m:sSub>
+                        <m:r>
+                          <m:t xml:space="preserve"> − </m:t>
+                        </m:r>
+                        <m:sSub>
+                          <m:e>
+                            <m:r>
+                              <m:t xml:space="preserve">x</m:t>
+                            </m:r>
+                          </m:e>
+                          <m:sub>
+                            <m:r>
+                              <m:t xml:space="preserve">ptj</m:t>
+                            </m:r>
+                          </m:sub>
+                        </m:sSub>
+                      </m:e>
+                    </m:d>
+                  </m:e>
+                  <m:sup>
+                    <m:r>
+                      <m:t xml:space="preserve">2</m:t>
+                    </m:r>
+                  </m:sup>
+                </m:sSup>
+              </m:e>
+            </m:nary>
+          </m:e>
+        </m:nary>
+      </m:oMath>
+      <w:r>
+        <w:rPr>
+          <w:rFonts w:ascii="Times New Roman" w:hAnsi="Times New Roman"/>
+        </w:rPr>
+        <w:tab/>
+        <w:t>(2.16)</w:t>
+      </w:r>
+    </w:p>
+    <w:p>
+      <w:pPr>
+        <w:tabs>
+          <w:tab w:pos="9354" w:val="right"/>
+        </w:tabs>
+        <w:jc w:val="center"/>
+      </w:pPr>
+      <m:oMath>
+        <m:sSub>
+          <m:e>
+            <m:r>
+              <m:t xml:space="preserve">c</m:t>
+            </m:r>
+          </m:e>
+          <m:sub>
+            <m:r>
+              <m:t xml:space="preserve">j</m:t>
+            </m:r>
+          </m:sub>
+        </m:sSub>
+        <m:r>
+          <m:t xml:space="preserve"> = </m:t>
+        </m:r>
+        <m:nary>
+          <m:naryPr>
+            <m:chr m:val="∑"/>
+            <m:limLoc m:val="undOvr"/>
+            <m:subHide m:val="0"/>
+            <m:supHide m:val="0"/>
+            <m:ctrlPr/>
+          </m:naryPr>
+          <m:sub>
+            <m:r>
+              <m:t xml:space="preserve">l=1</m:t>
+            </m:r>
+          </m:sub>
+          <m:sup>
+            <m:sSub>
+              <m:e>
+                <m:r>
+                  <m:t xml:space="preserve">k</m:t>
+                </m:r>
+              </m:e>
+              <m:sub>
+                <m:r>
+                  <m:t xml:space="preserve">q</m:t>
+                </m:r>
+              </m:sub>
+            </m:sSub>
+          </m:sup>
+          <m:e>
+            <m:nary>
+              <m:naryPr>
+                <m:chr m:val="∑"/>
+                <m:limLoc m:val="undOvr"/>
+                <m:subHide m:val="0"/>
+                <m:supHide m:val="0"/>
+                <m:ctrlPr/>
+              </m:naryPr>
+              <m:sub>
+                <m:r>
+                  <m:t xml:space="preserve">t=1</m:t>
+                </m:r>
+              </m:sub>
+              <m:sup>
+                <m:sSub>
+                  <m:e>
+                    <m:r>
+                      <m:t xml:space="preserve">k</m:t>
+                    </m:r>
+                  </m:e>
+                  <m:sub>
+                    <m:r>
+                      <m:t xml:space="preserve">q</m:t>
+                    </m:r>
+                  </m:sub>
+                </m:sSub>
+              </m:sup>
+              <m:e>
+                <m:sSup>
+                  <m:e>
+                    <m:d>
+                      <m:dPr>
+                        <m:begChr m:val="("/>
+                        <m:endChr m:val=")"/>
+                        <m:ctrlPr/>
+                      </m:dPr>
+                      <m:e>
+                        <m:sSub>
+                          <m:e>
+                            <m:r>
+                              <m:t xml:space="preserve">x</m:t>
+                            </m:r>
+                          </m:e>
+                          <m:sub>
+                            <m:r>
+                              <m:t xml:space="preserve">qlj</m:t>
+                            </m:r>
+                          </m:sub>
+                        </m:sSub>
+                        <m:r>
+                          <m:t xml:space="preserve"> − </m:t>
+                        </m:r>
+                        <m:sSub>
+                          <m:e>
+                            <m:r>
+                              <m:t xml:space="preserve">x</m:t>
+                            </m:r>
+                          </m:e>
+                          <m:sub>
+                            <m:r>
+                              <m:t xml:space="preserve">qtj</m:t>
+                            </m:r>
+                          </m:sub>
+                        </m:sSub>
+                      </m:e>
+                    </m:d>
+                  </m:e>
+                  <m:sup>
+                    <m:r>
+                      <m:t xml:space="preserve">2</m:t>
+                    </m:r>
+                  </m:sup>
+                </m:sSup>
+              </m:e>
+            </m:nary>
+          </m:e>
+        </m:nary>
+      </m:oMath>
+      <w:r>
+        <w:rPr>
+          <w:rFonts w:ascii="Times New Roman" w:hAnsi="Times New Roman"/>
+        </w:rPr>
+        <w:tab/>
+        <w:t>(2.17)</w:t>
+      </w:r>
+    </w:p>
+    <w:p>
+      <w:pPr>
+        <w:ind w:firstLine="567"/>
+        <w:jc w:val="both"/>
+      </w:pPr>
+      <w:r>
+        <w:rPr>
+          <w:b w:val="0"/>
+          <w:i w:val="0"/>
+        </w:rPr>
+        <w:t>bu yerda x_plj — p-sinfning l-obyekti uchun j-belgi qiymati, k_p — p-sinfdagi obyektlar soni. Ko'p sinfli (m = 8) holatga o'tish uchun global rejim qo'llanadi: a_j barcha (p, q) juftliklar bo'yicha, w_j = b_j + c_j esa barcha sinflar ichidagi tarqoqliklar bo'yicha yig'iladi. Hisoblash vektorlashtirilgan shaklda O(k) murakkablikda bajariladi.</w:t>
+      </w:r>
+    </w:p>
+    <w:p>
+      <w:pPr>
+        <w:ind w:firstLine="567"/>
+        <w:jc w:val="both"/>
+      </w:pPr>
+      <w:r>
+        <w:rPr>
+          <w:b w:val="0"/>
+          <w:i w:val="0"/>
+        </w:rPr>
+        <w:t xml:space="preserve">Informativ belgilar to'plamini izlash </w:t>
       </w:r>
       <w:r>
         <w:rPr>
           <w:b/>
           <w:i w:val="0"/>
         </w:rPr>
-        <w:t>Maxfiylik (de-identifikatsiya).</w:t>
+        <w:t>bulcha dasturlash masalasiga</w:t>
       </w:r>
       <w:r>
         <w:rPr>
           <w:b w:val="0"/>
           <w:i w:val="0"/>
         </w:rPr>
-        <w:t xml:space="preserve"> Maxfiylik talablariga muvofiq, har bir yuklangan DICOM faylda shaxsiy ma'lumotlar (PHI) — bemor ismi, identifikatori, tug'ilgan sanasi, shifokor va muassasa nomlari — yuklash bosqichida avtomatik tarzda o'chiriladi yoki anonimlashtiriladi. Bunda piksel ma'lumotlari, tasvir o'lchamlari va modallik (Modality) saqlanadi, chunki ular tadqiqot uchun zarur. Keyingi barcha bosqichlar (annotatsiya, AI, eksport) faqat PHI-siz nusxa ustida bajariladi.</w:t>
+        <w:t xml:space="preserve"> keltiriladi. λ_j ∈ {0, 1} — j-belgining tanlanganligini bildiruvchi bulcha o'zgaruvchi bo'lsin. Maqsad funksionali tanlangan belgilar bo'yicha sinflararo va sinf ichidagi tarqoqliklar nisbatini maksimallashtiradi:</w:t>
+      </w:r>
+    </w:p>
+    <w:p>
+      <w:pPr>
+        <w:tabs>
+          <w:tab w:pos="9354" w:val="right"/>
+        </w:tabs>
+        <w:jc w:val="center"/>
+      </w:pPr>
+      <m:oMath>
+        <m:r>
+          <m:t xml:space="preserve">Φ</m:t>
+        </m:r>
+        <m:d>
+          <m:dPr>
+            <m:begChr m:val="("/>
+            <m:endChr m:val=")"/>
+            <m:ctrlPr/>
+          </m:dPr>
+          <m:e>
+            <m:r>
+              <m:t xml:space="preserve">λ</m:t>
+            </m:r>
+          </m:e>
+        </m:d>
+        <m:r>
+          <m:t xml:space="preserve"> = </m:t>
+        </m:r>
+        <m:f>
+          <m:fPr>
+            <m:ctrlPr/>
+          </m:fPr>
+          <m:num>
+            <m:nary>
+              <m:naryPr>
+                <m:chr m:val="∑"/>
+                <m:limLoc m:val="undOvr"/>
+                <m:subHide m:val="0"/>
+                <m:supHide m:val="0"/>
+                <m:ctrlPr/>
+              </m:naryPr>
+              <m:sub>
+                <m:r>
+                  <m:t xml:space="preserve">j=1</m:t>
+                </m:r>
+              </m:sub>
+              <m:sup>
+                <m:r>
+                  <m:t xml:space="preserve">n</m:t>
+                </m:r>
+              </m:sup>
+              <m:e>
+                <m:sSub>
+                  <m:e>
+                    <m:r>
+                      <m:t xml:space="preserve">a</m:t>
+                    </m:r>
+                  </m:e>
+                  <m:sub>
+                    <m:r>
+                      <m:t xml:space="preserve">j</m:t>
+                    </m:r>
+                  </m:sub>
+                </m:sSub>
+                <m:sSub>
+                  <m:e>
+                    <m:r>
+                      <m:t xml:space="preserve">λ</m:t>
+                    </m:r>
+                  </m:e>
+                  <m:sub>
+                    <m:r>
+                      <m:t xml:space="preserve">j</m:t>
+                    </m:r>
+                  </m:sub>
+                </m:sSub>
+              </m:e>
+            </m:nary>
+          </m:num>
+          <m:den>
+            <m:nary>
+              <m:naryPr>
+                <m:chr m:val="∑"/>
+                <m:limLoc m:val="undOvr"/>
+                <m:subHide m:val="0"/>
+                <m:supHide m:val="0"/>
+                <m:ctrlPr/>
+              </m:naryPr>
+              <m:sub>
+                <m:r>
+                  <m:t xml:space="preserve">j=1</m:t>
+                </m:r>
+              </m:sub>
+              <m:sup>
+                <m:r>
+                  <m:t xml:space="preserve">n</m:t>
+                </m:r>
+              </m:sup>
+              <m:e>
+                <m:d>
+                  <m:dPr>
+                    <m:begChr m:val="("/>
+                    <m:endChr m:val=")"/>
+                    <m:ctrlPr/>
+                  </m:dPr>
+                  <m:e>
+                    <m:sSub>
+                      <m:e>
+                        <m:r>
+                          <m:t xml:space="preserve">b</m:t>
+                        </m:r>
+                      </m:e>
+                      <m:sub>
+                        <m:r>
+                          <m:t xml:space="preserve">j</m:t>
+                        </m:r>
+                      </m:sub>
+                    </m:sSub>
+                    <m:r>
+                      <m:t xml:space="preserve"> + </m:t>
+                    </m:r>
+                    <m:sSub>
+                      <m:e>
+                        <m:r>
+                          <m:t xml:space="preserve">c</m:t>
+                        </m:r>
+                      </m:e>
+                      <m:sub>
+                        <m:r>
+                          <m:t xml:space="preserve">j</m:t>
+                        </m:r>
+                      </m:sub>
+                    </m:sSub>
+                  </m:e>
+                </m:d>
+                <m:sSub>
+                  <m:e>
+                    <m:r>
+                      <m:t xml:space="preserve">λ</m:t>
+                    </m:r>
+                  </m:e>
+                  <m:sub>
+                    <m:r>
+                      <m:t xml:space="preserve">j</m:t>
+                    </m:r>
+                  </m:sub>
+                </m:sSub>
+              </m:e>
+            </m:nary>
+          </m:den>
+        </m:f>
+        <m:r>
+          <m:t xml:space="preserve"> → </m:t>
+        </m:r>
+        <m:r>
+          <m:rPr>
+            <m:sty m:val="p"/>
+          </m:rPr>
+          <m:t xml:space="preserve">max</m:t>
+        </m:r>
+        <m:r>
+          <m:t xml:space="preserve">, </m:t>
+        </m:r>
+        <m:sSub>
+          <m:e>
+            <m:r>
+              <m:t xml:space="preserve">λ</m:t>
+            </m:r>
+          </m:e>
+          <m:sub>
+            <m:r>
+              <m:t xml:space="preserve">j</m:t>
+            </m:r>
+          </m:sub>
+        </m:sSub>
+        <m:r>
+          <m:t xml:space="preserve"> ∈ </m:t>
+        </m:r>
+        <m:r>
+          <m:rPr>
+            <m:sty m:val="p"/>
+          </m:rPr>
+          <m:t xml:space="preserve">{0, 1}</m:t>
+        </m:r>
+      </m:oMath>
+      <w:r>
+        <w:rPr>
+          <w:rFonts w:ascii="Times New Roman" w:hAnsi="Times New Roman"/>
+        </w:rPr>
+        <w:tab/>
+        <w:t>(2.18)</w:t>
+      </w:r>
+    </w:p>
+    <w:p>
+      <w:pPr>
+        <w:pStyle w:val="Heading2"/>
+      </w:pPr>
+      <w:r>
+        <w:t>2.10-§. Ranjirlangan qator va prefiks bo'yicha tanlash</w:t>
       </w:r>
     </w:p>
     <w:p>
@@ -6006,20 +7322,4715 @@
           <w:b w:val="0"/>
           <w:i w:val="0"/>
         </w:rPr>
+        <w:t>Umumlashgan tengsizliklar usuli [1, 3.4-bo'lim] (3.4.5) ga ko'ra belgilarni r_j nisbat bo'yicha kamayish tartibida joylashtirishga imkon beradi:</w:t>
+      </w:r>
+    </w:p>
+    <w:p>
+      <w:pPr>
+        <w:tabs>
+          <w:tab w:pos="9354" w:val="right"/>
+        </w:tabs>
+        <w:jc w:val="center"/>
+      </w:pPr>
+      <m:oMath>
+        <m:sSub>
+          <m:e>
+            <m:r>
+              <m:t xml:space="preserve">r</m:t>
+            </m:r>
+          </m:e>
+          <m:sub>
+            <m:r>
+              <m:t xml:space="preserve">j</m:t>
+            </m:r>
+          </m:sub>
+        </m:sSub>
+        <m:r>
+          <m:t xml:space="preserve"> = </m:t>
+        </m:r>
+        <m:f>
+          <m:fPr>
+            <m:ctrlPr/>
+          </m:fPr>
+          <m:num>
+            <m:sSub>
+              <m:e>
+                <m:r>
+                  <m:t xml:space="preserve">a</m:t>
+                </m:r>
+              </m:e>
+              <m:sub>
+                <m:r>
+                  <m:t xml:space="preserve">j</m:t>
+                </m:r>
+              </m:sub>
+            </m:sSub>
+          </m:num>
+          <m:den>
+            <m:sSub>
+              <m:e>
+                <m:r>
+                  <m:t xml:space="preserve">w</m:t>
+                </m:r>
+              </m:e>
+              <m:sub>
+                <m:r>
+                  <m:t xml:space="preserve">j</m:t>
+                </m:r>
+              </m:sub>
+            </m:sSub>
+          </m:den>
+        </m:f>
+        <m:r>
+          <m:t xml:space="preserve">, </m:t>
+        </m:r>
+        <m:sSub>
+          <m:e>
+            <m:r>
+              <m:t xml:space="preserve">w</m:t>
+            </m:r>
+          </m:e>
+          <m:sub>
+            <m:r>
+              <m:t xml:space="preserve">j</m:t>
+            </m:r>
+          </m:sub>
+        </m:sSub>
+        <m:r>
+          <m:t xml:space="preserve"> = </m:t>
+        </m:r>
+        <m:sSub>
+          <m:e>
+            <m:r>
+              <m:t xml:space="preserve">b</m:t>
+            </m:r>
+          </m:e>
+          <m:sub>
+            <m:r>
+              <m:t xml:space="preserve">j</m:t>
+            </m:r>
+          </m:sub>
+        </m:sSub>
+        <m:r>
+          <m:t xml:space="preserve"> + </m:t>
+        </m:r>
+        <m:sSub>
+          <m:e>
+            <m:r>
+              <m:t xml:space="preserve">c</m:t>
+            </m:r>
+          </m:e>
+          <m:sub>
+            <m:r>
+              <m:t xml:space="preserve">j</m:t>
+            </m:r>
+          </m:sub>
+        </m:sSub>
+      </m:oMath>
+      <w:r>
+        <w:rPr>
+          <w:rFonts w:ascii="Times New Roman" w:hAnsi="Times New Roman"/>
+        </w:rPr>
+        <w:tab/>
+        <w:t>(2.19)</w:t>
+      </w:r>
+    </w:p>
+    <w:p>
+      <w:pPr>
+        <w:ind w:firstLine="567"/>
+        <w:jc w:val="both"/>
+      </w:pPr>
+      <w:r>
+        <w:rPr>
+          <w:b/>
+        </w:rPr>
+        <w:t xml:space="preserve">Muhim nazariy nuans. </w:t>
+      </w:r>
+      <w:r>
+        <w:t>Ranjirlangan qatorning prefikslari Φ(λ) ning monoton kamayish zanjirini hosil qiladi. Biroq qat'iy |S| = n′ cheklovida prefiks umumiy holda mutlaq optimal to'plam bo'lishi shart emas — buning kontr-misolini qurish mumkin; kitobning (3.4.4) natijasi aynan prefikslar zanjiri xossasini beradi, mutlaq optimallikni emas. Shu sababli n′ ning yakuniy qiymati Φ bo'yicha emas, balki kross-validatsiyadagi tasniflash sifati P bo'yicha tanlanadi:</w:t>
+      </w:r>
+    </w:p>
+    <w:p>
+      <w:pPr>
+        <w:tabs>
+          <w:tab w:pos="9354" w:val="right"/>
+        </w:tabs>
+        <w:jc w:val="center"/>
+      </w:pPr>
+      <m:oMath>
+        <m:r>
+          <m:t xml:space="preserve">n′*</m:t>
+        </m:r>
+        <m:r>
+          <m:t xml:space="preserve"> = </m:t>
+        </m:r>
+        <m:func>
+          <m:funcPr>
+            <m:ctrlPr/>
+          </m:funcPr>
+          <m:fName>
+            <m:limLow>
+              <m:limLowPr>
+                <m:ctrlPr/>
+              </m:limLowPr>
+              <m:e>
+                <m:r>
+                  <m:rPr>
+                    <m:sty m:val="p"/>
+                  </m:rPr>
+                  <m:t xml:space="preserve">argmax</m:t>
+                </m:r>
+              </m:e>
+              <m:lim>
+                <m:r>
+                  <m:t xml:space="preserve">n′ ∈ </m:t>
+                </m:r>
+                <m:r>
+                  <m:rPr>
+                    <m:sty m:val="p"/>
+                  </m:rPr>
+                  <m:t xml:space="preserve">{1, …, n}</m:t>
+                </m:r>
+              </m:lim>
+            </m:limLow>
+          </m:fName>
+          <m:e>
+            <m:r>
+              <m:t xml:space="preserve">P</m:t>
+            </m:r>
+            <m:d>
+              <m:dPr>
+                <m:begChr m:val="("/>
+                <m:endChr m:val=")"/>
+                <m:ctrlPr/>
+              </m:dPr>
+              <m:e>
+                <m:r>
+                  <m:t xml:space="preserve">n′</m:t>
+                </m:r>
+              </m:e>
+            </m:d>
+          </m:e>
+        </m:func>
+      </m:oMath>
+      <w:r>
+        <w:rPr>
+          <w:rFonts w:ascii="Times New Roman" w:hAnsi="Times New Roman"/>
+        </w:rPr>
+        <w:tab/>
+        <w:t>(2.20)</w:t>
+      </w:r>
+    </w:p>
+    <w:p>
+      <w:pPr>
+        <w:pStyle w:val="Heading2"/>
+      </w:pPr>
+      <w:r>
+        <w:t>2.11-§. Minimal masofa tasniflagichi</w:t>
+      </w:r>
+    </w:p>
+    <w:p>
+      <w:pPr>
+        <w:ind w:firstLine="567"/>
+        <w:jc w:val="both"/>
+      </w:pPr>
+      <w:r>
+        <w:rPr>
+          <w:b w:val="0"/>
+          <w:i w:val="0"/>
+        </w:rPr>
+        <w:t>Har bir p sinf uchun etalon vektor (markaz) va sinf ichki tarqoqligi hisoblanadi [1, (3.6.2)–(3.6.3)]:</w:t>
+      </w:r>
+    </w:p>
+    <w:p>
+      <w:pPr>
+        <w:tabs>
+          <w:tab w:pos="9354" w:val="right"/>
+        </w:tabs>
+        <w:jc w:val="center"/>
+      </w:pPr>
+      <m:oMath>
+        <m:sSup>
+          <m:e>
+            <m:acc>
+              <m:accPr>
+                <m:chr m:val="̄"/>
+                <m:ctrlPr/>
+              </m:accPr>
+              <m:e>
+                <m:r>
+                  <m:t xml:space="preserve">x</m:t>
+                </m:r>
+              </m:e>
+            </m:acc>
+          </m:e>
+          <m:sup>
+            <m:r>
+              <m:t xml:space="preserve">p</m:t>
+            </m:r>
+          </m:sup>
+        </m:sSup>
+        <m:r>
+          <m:t xml:space="preserve"> = </m:t>
+        </m:r>
+        <m:f>
+          <m:fPr>
+            <m:ctrlPr/>
+          </m:fPr>
+          <m:num>
+            <m:r>
+              <m:t xml:space="preserve">1</m:t>
+            </m:r>
+          </m:num>
+          <m:den>
+            <m:sSub>
+              <m:e>
+                <m:r>
+                  <m:t xml:space="preserve">k</m:t>
+                </m:r>
+              </m:e>
+              <m:sub>
+                <m:r>
+                  <m:t xml:space="preserve">p</m:t>
+                </m:r>
+              </m:sub>
+            </m:sSub>
+          </m:den>
+        </m:f>
+        <m:nary>
+          <m:naryPr>
+            <m:chr m:val="∑"/>
+            <m:limLoc m:val="undOvr"/>
+            <m:subHide m:val="0"/>
+            <m:supHide m:val="0"/>
+            <m:ctrlPr/>
+          </m:naryPr>
+          <m:sub>
+            <m:r>
+              <m:t xml:space="preserve">l=1</m:t>
+            </m:r>
+          </m:sub>
+          <m:sup>
+            <m:sSub>
+              <m:e>
+                <m:r>
+                  <m:t xml:space="preserve">k</m:t>
+                </m:r>
+              </m:e>
+              <m:sub>
+                <m:r>
+                  <m:t xml:space="preserve">p</m:t>
+                </m:r>
+              </m:sub>
+            </m:sSub>
+          </m:sup>
+          <m:e>
+            <m:sSub>
+              <m:e>
+                <m:r>
+                  <m:t xml:space="preserve">x</m:t>
+                </m:r>
+              </m:e>
+              <m:sub>
+                <m:r>
+                  <m:t xml:space="preserve">pl</m:t>
+                </m:r>
+              </m:sub>
+            </m:sSub>
+          </m:e>
+        </m:nary>
+      </m:oMath>
+      <w:r>
+        <w:rPr>
+          <w:rFonts w:ascii="Times New Roman" w:hAnsi="Times New Roman"/>
+        </w:rPr>
+        <w:tab/>
+        <w:t>(2.21)</w:t>
+      </w:r>
+    </w:p>
+    <w:p>
+      <w:pPr>
+        <w:tabs>
+          <w:tab w:pos="9354" w:val="right"/>
+        </w:tabs>
+        <w:jc w:val="center"/>
+      </w:pPr>
+      <m:oMath>
+        <m:r>
+          <m:t xml:space="preserve">S</m:t>
+        </m:r>
+        <m:d>
+          <m:dPr>
+            <m:begChr m:val="("/>
+            <m:endChr m:val=")"/>
+            <m:ctrlPr/>
+          </m:dPr>
+          <m:e>
+            <m:sSub>
+              <m:e>
+                <m:r>
+                  <m:t xml:space="preserve">X</m:t>
+                </m:r>
+              </m:e>
+              <m:sub>
+                <m:r>
+                  <m:t xml:space="preserve">p</m:t>
+                </m:r>
+              </m:sub>
+            </m:sSub>
+          </m:e>
+        </m:d>
+        <m:r>
+          <m:t xml:space="preserve"> = </m:t>
+        </m:r>
+        <m:f>
+          <m:fPr>
+            <m:ctrlPr/>
+          </m:fPr>
+          <m:num>
+            <m:r>
+              <m:t xml:space="preserve">1</m:t>
+            </m:r>
+          </m:num>
+          <m:den>
+            <m:sSub>
+              <m:e>
+                <m:r>
+                  <m:t xml:space="preserve">k</m:t>
+                </m:r>
+              </m:e>
+              <m:sub>
+                <m:r>
+                  <m:t xml:space="preserve">p</m:t>
+                </m:r>
+              </m:sub>
+            </m:sSub>
+          </m:den>
+        </m:f>
+        <m:nary>
+          <m:naryPr>
+            <m:chr m:val="∑"/>
+            <m:limLoc m:val="undOvr"/>
+            <m:subHide m:val="0"/>
+            <m:supHide m:val="0"/>
+            <m:ctrlPr/>
+          </m:naryPr>
+          <m:sub>
+            <m:r>
+              <m:t xml:space="preserve">l=1</m:t>
+            </m:r>
+          </m:sub>
+          <m:sup>
+            <m:sSub>
+              <m:e>
+                <m:r>
+                  <m:t xml:space="preserve">k</m:t>
+                </m:r>
+              </m:e>
+              <m:sub>
+                <m:r>
+                  <m:t xml:space="preserve">p</m:t>
+                </m:r>
+              </m:sub>
+            </m:sSub>
+          </m:sup>
+          <m:e>
+            <m:nary>
+              <m:naryPr>
+                <m:chr m:val="∑"/>
+                <m:limLoc m:val="undOvr"/>
+                <m:subHide m:val="0"/>
+                <m:supHide m:val="0"/>
+                <m:ctrlPr/>
+              </m:naryPr>
+              <m:sub>
+                <m:r>
+                  <m:t xml:space="preserve">j=1</m:t>
+                </m:r>
+              </m:sub>
+              <m:sup>
+                <m:r>
+                  <m:t xml:space="preserve">n</m:t>
+                </m:r>
+              </m:sup>
+              <m:e>
+                <m:sSub>
+                  <m:e>
+                    <m:r>
+                      <m:t xml:space="preserve">λ</m:t>
+                    </m:r>
+                  </m:e>
+                  <m:sub>
+                    <m:r>
+                      <m:t xml:space="preserve">j</m:t>
+                    </m:r>
+                  </m:sub>
+                </m:sSub>
+                <m:sSup>
+                  <m:e>
+                    <m:d>
+                      <m:dPr>
+                        <m:begChr m:val="("/>
+                        <m:endChr m:val=")"/>
+                        <m:ctrlPr/>
+                      </m:dPr>
+                      <m:e>
+                        <m:sSub>
+                          <m:e>
+                            <m:r>
+                              <m:t xml:space="preserve">x</m:t>
+                            </m:r>
+                          </m:e>
+                          <m:sub>
+                            <m:r>
+                              <m:t xml:space="preserve">plj</m:t>
+                            </m:r>
+                          </m:sub>
+                        </m:sSub>
+                        <m:r>
+                          <m:t xml:space="preserve"> − </m:t>
+                        </m:r>
+                        <m:sSubSup>
+                          <m:e>
+                            <m:acc>
+                              <m:accPr>
+                                <m:chr m:val="̄"/>
+                                <m:ctrlPr/>
+                              </m:accPr>
+                              <m:e>
+                                <m:r>
+                                  <m:t xml:space="preserve">x</m:t>
+                                </m:r>
+                              </m:e>
+                            </m:acc>
+                          </m:e>
+                          <m:sub>
+                            <m:r>
+                              <m:t xml:space="preserve">j</m:t>
+                            </m:r>
+                          </m:sub>
+                          <m:sup>
+                            <m:r>
+                              <m:t xml:space="preserve">p</m:t>
+                            </m:r>
+                          </m:sup>
+                        </m:sSubSup>
+                      </m:e>
+                    </m:d>
+                  </m:e>
+                  <m:sup>
+                    <m:r>
+                      <m:t xml:space="preserve">2</m:t>
+                    </m:r>
+                  </m:sup>
+                </m:sSup>
+              </m:e>
+            </m:nary>
+          </m:e>
+        </m:nary>
+      </m:oMath>
+      <w:r>
+        <w:rPr>
+          <w:rFonts w:ascii="Times New Roman" w:hAnsi="Times New Roman"/>
+        </w:rPr>
+        <w:tab/>
+        <w:t>(2.22)</w:t>
+      </w:r>
+    </w:p>
+    <w:p>
+      <w:pPr>
+        <w:ind w:firstLine="567"/>
+        <w:jc w:val="both"/>
+      </w:pPr>
+      <w:r>
+        <w:rPr>
+          <w:b w:val="0"/>
+          <w:i w:val="0"/>
+        </w:rPr>
+        <w:t>Yangi obyekt x uchun normallashgan masofa va minimal masofa qaror qoidasi:</w:t>
+      </w:r>
+    </w:p>
+    <w:p>
+      <w:pPr>
+        <w:tabs>
+          <w:tab w:pos="9354" w:val="right"/>
+        </w:tabs>
+        <w:jc w:val="center"/>
+      </w:pPr>
+      <m:oMath>
+        <m:sSub>
+          <m:e>
+            <m:r>
+              <m:t xml:space="preserve">ρ</m:t>
+            </m:r>
+          </m:e>
+          <m:sub>
+            <m:r>
+              <m:t xml:space="preserve">p</m:t>
+            </m:r>
+          </m:sub>
+        </m:sSub>
+        <m:d>
+          <m:dPr>
+            <m:begChr m:val="("/>
+            <m:endChr m:val=")"/>
+            <m:ctrlPr/>
+          </m:dPr>
+          <m:e>
+            <m:r>
+              <m:t xml:space="preserve">x</m:t>
+            </m:r>
+          </m:e>
+        </m:d>
+        <m:r>
+          <m:t xml:space="preserve"> = </m:t>
+        </m:r>
+        <m:f>
+          <m:fPr>
+            <m:ctrlPr/>
+          </m:fPr>
+          <m:num>
+            <m:nary>
+              <m:naryPr>
+                <m:chr m:val="∑"/>
+                <m:limLoc m:val="undOvr"/>
+                <m:subHide m:val="0"/>
+                <m:supHide m:val="0"/>
+                <m:ctrlPr/>
+              </m:naryPr>
+              <m:sub>
+                <m:r>
+                  <m:t xml:space="preserve">j=1</m:t>
+                </m:r>
+              </m:sub>
+              <m:sup>
+                <m:r>
+                  <m:t xml:space="preserve">n</m:t>
+                </m:r>
+              </m:sup>
+              <m:e>
+                <m:sSub>
+                  <m:e>
+                    <m:r>
+                      <m:t xml:space="preserve">λ</m:t>
+                    </m:r>
+                  </m:e>
+                  <m:sub>
+                    <m:r>
+                      <m:t xml:space="preserve">j</m:t>
+                    </m:r>
+                  </m:sub>
+                </m:sSub>
+                <m:sSup>
+                  <m:e>
+                    <m:d>
+                      <m:dPr>
+                        <m:begChr m:val="("/>
+                        <m:endChr m:val=")"/>
+                        <m:ctrlPr/>
+                      </m:dPr>
+                      <m:e>
+                        <m:sSub>
+                          <m:e>
+                            <m:r>
+                              <m:t xml:space="preserve">x</m:t>
+                            </m:r>
+                          </m:e>
+                          <m:sub>
+                            <m:r>
+                              <m:t xml:space="preserve">j</m:t>
+                            </m:r>
+                          </m:sub>
+                        </m:sSub>
+                        <m:r>
+                          <m:t xml:space="preserve"> − </m:t>
+                        </m:r>
+                        <m:sSubSup>
+                          <m:e>
+                            <m:acc>
+                              <m:accPr>
+                                <m:chr m:val="̄"/>
+                                <m:ctrlPr/>
+                              </m:accPr>
+                              <m:e>
+                                <m:r>
+                                  <m:t xml:space="preserve">x</m:t>
+                                </m:r>
+                              </m:e>
+                            </m:acc>
+                          </m:e>
+                          <m:sub>
+                            <m:r>
+                              <m:t xml:space="preserve">j</m:t>
+                            </m:r>
+                          </m:sub>
+                          <m:sup>
+                            <m:r>
+                              <m:t xml:space="preserve">p</m:t>
+                            </m:r>
+                          </m:sup>
+                        </m:sSubSup>
+                      </m:e>
+                    </m:d>
+                  </m:e>
+                  <m:sup>
+                    <m:r>
+                      <m:t xml:space="preserve">2</m:t>
+                    </m:r>
+                  </m:sup>
+                </m:sSup>
+              </m:e>
+            </m:nary>
+          </m:num>
+          <m:den>
+            <m:r>
+              <m:t xml:space="preserve">S</m:t>
+            </m:r>
+            <m:d>
+              <m:dPr>
+                <m:begChr m:val="("/>
+                <m:endChr m:val=")"/>
+                <m:ctrlPr/>
+              </m:dPr>
+              <m:e>
+                <m:sSub>
+                  <m:e>
+                    <m:r>
+                      <m:t xml:space="preserve">X</m:t>
+                    </m:r>
+                  </m:e>
+                  <m:sub>
+                    <m:r>
+                      <m:t xml:space="preserve">p</m:t>
+                    </m:r>
+                  </m:sub>
+                </m:sSub>
+              </m:e>
+            </m:d>
+          </m:den>
+        </m:f>
+      </m:oMath>
+      <w:r>
+        <w:rPr>
+          <w:rFonts w:ascii="Times New Roman" w:hAnsi="Times New Roman"/>
+        </w:rPr>
+        <w:tab/>
+        <w:t>(2.23)</w:t>
+      </w:r>
+    </w:p>
+    <w:p>
+      <w:pPr>
+        <w:tabs>
+          <w:tab w:pos="9354" w:val="right"/>
+        </w:tabs>
+        <w:jc w:val="center"/>
+      </w:pPr>
+      <m:oMath>
+        <m:r>
+          <m:rPr>
+            <m:sty m:val="p"/>
+          </m:rPr>
+          <m:t xml:space="preserve">class</m:t>
+        </m:r>
+        <m:d>
+          <m:dPr>
+            <m:begChr m:val="("/>
+            <m:endChr m:val=")"/>
+            <m:ctrlPr/>
+          </m:dPr>
+          <m:e>
+            <m:r>
+              <m:t xml:space="preserve">x</m:t>
+            </m:r>
+          </m:e>
+        </m:d>
+        <m:r>
+          <m:t xml:space="preserve"> = </m:t>
+        </m:r>
+        <m:func>
+          <m:funcPr>
+            <m:ctrlPr/>
+          </m:funcPr>
+          <m:fName>
+            <m:limLow>
+              <m:limLowPr>
+                <m:ctrlPr/>
+              </m:limLowPr>
+              <m:e>
+                <m:r>
+                  <m:rPr>
+                    <m:sty m:val="p"/>
+                  </m:rPr>
+                  <m:t xml:space="preserve">argmin</m:t>
+                </m:r>
+              </m:e>
+              <m:lim>
+                <m:r>
+                  <m:t xml:space="preserve">p ∈ </m:t>
+                </m:r>
+                <m:r>
+                  <m:rPr>
+                    <m:sty m:val="p"/>
+                  </m:rPr>
+                  <m:t xml:space="preserve">{1, …, m}</m:t>
+                </m:r>
+              </m:lim>
+            </m:limLow>
+          </m:fName>
+          <m:e>
+            <m:sSub>
+              <m:e>
+                <m:r>
+                  <m:t xml:space="preserve">ρ</m:t>
+                </m:r>
+              </m:e>
+              <m:sub>
+                <m:r>
+                  <m:t xml:space="preserve">p</m:t>
+                </m:r>
+              </m:sub>
+            </m:sSub>
+            <m:d>
+              <m:dPr>
+                <m:begChr m:val="("/>
+                <m:endChr m:val=")"/>
+                <m:ctrlPr/>
+              </m:dPr>
+              <m:e>
+                <m:r>
+                  <m:t xml:space="preserve">x</m:t>
+                </m:r>
+              </m:e>
+            </m:d>
+          </m:e>
+        </m:func>
+      </m:oMath>
+      <w:r>
+        <w:rPr>
+          <w:rFonts w:ascii="Times New Roman" w:hAnsi="Times New Roman"/>
+        </w:rPr>
+        <w:tab/>
+        <w:t>(2.24)</w:t>
+      </w:r>
+    </w:p>
+    <w:p>
+      <w:pPr>
+        <w:ind w:firstLine="567"/>
+        <w:jc w:val="both"/>
+      </w:pPr>
+      <w:r>
+        <w:rPr>
+          <w:b w:val="0"/>
+          <w:i w:val="0"/>
+        </w:rPr>
+        <w:t>Ansamblda ishlatish uchun masofalar softmax almashtirishi orqali ehtimollikka o'xshash bahoga aylantiriladi:</w:t>
+      </w:r>
+    </w:p>
+    <w:p>
+      <w:pPr>
+        <w:tabs>
+          <w:tab w:pos="9354" w:val="right"/>
+        </w:tabs>
+        <w:jc w:val="center"/>
+      </w:pPr>
+      <m:oMath>
+        <m:sSub>
+          <m:e>
+            <m:r>
+              <m:t xml:space="preserve">s</m:t>
+            </m:r>
+          </m:e>
+          <m:sub>
+            <m:r>
+              <m:t xml:space="preserve">p</m:t>
+            </m:r>
+          </m:sub>
+        </m:sSub>
+        <m:d>
+          <m:dPr>
+            <m:begChr m:val="("/>
+            <m:endChr m:val=")"/>
+            <m:ctrlPr/>
+          </m:dPr>
+          <m:e>
+            <m:r>
+              <m:t xml:space="preserve">x</m:t>
+            </m:r>
+          </m:e>
+        </m:d>
+        <m:r>
+          <m:t xml:space="preserve"> = </m:t>
+        </m:r>
+        <m:f>
+          <m:fPr>
+            <m:ctrlPr/>
+          </m:fPr>
+          <m:num>
+            <m:r>
+              <m:rPr>
+                <m:sty m:val="p"/>
+              </m:rPr>
+              <m:t xml:space="preserve">exp</m:t>
+            </m:r>
+            <m:d>
+              <m:dPr>
+                <m:begChr m:val="("/>
+                <m:endChr m:val=")"/>
+                <m:ctrlPr/>
+              </m:dPr>
+              <m:e>
+                <m:r>
+                  <m:t xml:space="preserve">−</m:t>
+                </m:r>
+                <m:sSub>
+                  <m:e>
+                    <m:r>
+                      <m:t xml:space="preserve">ρ</m:t>
+                    </m:r>
+                  </m:e>
+                  <m:sub>
+                    <m:r>
+                      <m:t xml:space="preserve">p</m:t>
+                    </m:r>
+                  </m:sub>
+                </m:sSub>
+                <m:d>
+                  <m:dPr>
+                    <m:begChr m:val="("/>
+                    <m:endChr m:val=")"/>
+                    <m:ctrlPr/>
+                  </m:dPr>
+                  <m:e>
+                    <m:r>
+                      <m:t xml:space="preserve">x</m:t>
+                    </m:r>
+                  </m:e>
+                </m:d>
+              </m:e>
+            </m:d>
+          </m:num>
+          <m:den>
+            <m:nary>
+              <m:naryPr>
+                <m:chr m:val="∑"/>
+                <m:limLoc m:val="undOvr"/>
+                <m:subHide m:val="0"/>
+                <m:supHide m:val="0"/>
+                <m:ctrlPr/>
+              </m:naryPr>
+              <m:sub>
+                <m:r>
+                  <m:t xml:space="preserve">q=1</m:t>
+                </m:r>
+              </m:sub>
+              <m:sup>
+                <m:r>
+                  <m:t xml:space="preserve">m</m:t>
+                </m:r>
+              </m:sup>
+              <m:e>
+                <m:r>
+                  <m:rPr>
+                    <m:sty m:val="p"/>
+                  </m:rPr>
+                  <m:t xml:space="preserve">exp</m:t>
+                </m:r>
+                <m:d>
+                  <m:dPr>
+                    <m:begChr m:val="("/>
+                    <m:endChr m:val=")"/>
+                    <m:ctrlPr/>
+                  </m:dPr>
+                  <m:e>
+                    <m:r>
+                      <m:t xml:space="preserve">−</m:t>
+                    </m:r>
+                    <m:sSub>
+                      <m:e>
+                        <m:r>
+                          <m:t xml:space="preserve">ρ</m:t>
+                        </m:r>
+                      </m:e>
+                      <m:sub>
+                        <m:r>
+                          <m:t xml:space="preserve">q</m:t>
+                        </m:r>
+                      </m:sub>
+                    </m:sSub>
+                    <m:d>
+                      <m:dPr>
+                        <m:begChr m:val="("/>
+                        <m:endChr m:val=")"/>
+                        <m:ctrlPr/>
+                      </m:dPr>
+                      <m:e>
+                        <m:r>
+                          <m:t xml:space="preserve">x</m:t>
+                        </m:r>
+                      </m:e>
+                    </m:d>
+                  </m:e>
+                </m:d>
+              </m:e>
+            </m:nary>
+          </m:den>
+        </m:f>
+      </m:oMath>
+      <w:r>
+        <w:rPr>
+          <w:rFonts w:ascii="Times New Roman" w:hAnsi="Times New Roman"/>
+        </w:rPr>
+        <w:tab/>
+        <w:t>(2.25)</w:t>
+      </w:r>
+    </w:p>
+    <w:p>
+      <w:pPr>
+        <w:ind w:firstLine="567"/>
+        <w:jc w:val="both"/>
+      </w:pPr>
+      <w:r>
+        <w:rPr>
+          <w:b w:val="0"/>
+          <w:i w:val="0"/>
+        </w:rPr>
+        <w:t>k_p &lt; 5 bo'lgan kichik sinflar (masalan, arxitektura buzilishi — atigi 2 ta misol) uchun kross-validatsiyada leave-one-out sxemasi, qolganlari uchun stratifikatsiyalangan 5-fold sxemasi qo'llanadi. Baho fold'lar bo'yicha o'rtacha sifatida emas, balki to'plangan (pooled) bashoratlar bo'yicha olinadi: kichik sinflar uchun LOO fold'i bitta namunadan iborat bo'lgani sababli fold aniqligi faqat 0 yoki 1 qiymat oladi va o'rtacha ± standart chetlanish sun'iy ravishda katta (≈0,37) chiqadi.</w:t>
+      </w:r>
+    </w:p>
+    <w:p>
+      <w:pPr>
+        <w:pStyle w:val="Heading2"/>
+      </w:pPr>
+      <w:r>
+        <w:t>2.12-§. Gibrid ansambl va sifat mezonlari</w:t>
+      </w:r>
+    </w:p>
+    <w:p>
+      <w:pPr>
+        <w:ind w:firstLine="567"/>
+        <w:jc w:val="both"/>
+      </w:pPr>
+      <w:r>
+        <w:rPr>
+          <w:b w:val="0"/>
+          <w:i w:val="0"/>
+        </w:rPr>
+        <w:t>YOLO detektorining p sinf uchun chiqishi (ishonch qiymati asosida taqsimlangan) va bulcha tasniflagich bahosi vaznli yig'indi orqali birlashtiriladi:</w:t>
+      </w:r>
+    </w:p>
+    <w:p>
+      <w:pPr>
+        <w:tabs>
+          <w:tab w:pos="9354" w:val="right"/>
+        </w:tabs>
+        <w:jc w:val="center"/>
+      </w:pPr>
+      <m:oMath>
+        <m:sSub>
+          <m:e>
+            <m:r>
+              <m:t xml:space="preserve">z</m:t>
+            </m:r>
+          </m:e>
+          <m:sub>
+            <m:r>
+              <m:t xml:space="preserve">p</m:t>
+            </m:r>
+          </m:sub>
+        </m:sSub>
+        <m:d>
+          <m:dPr>
+            <m:begChr m:val="("/>
+            <m:endChr m:val=")"/>
+            <m:ctrlPr/>
+          </m:dPr>
+          <m:e>
+            <m:r>
+              <m:t xml:space="preserve">x</m:t>
+            </m:r>
+          </m:e>
+        </m:d>
+        <m:r>
+          <m:t xml:space="preserve"> = </m:t>
+        </m:r>
+        <m:r>
+          <m:t xml:space="preserve">α · </m:t>
+        </m:r>
+        <m:sSubSup>
+          <m:e>
+            <m:r>
+              <m:t xml:space="preserve">u</m:t>
+            </m:r>
+          </m:e>
+          <m:sub>
+            <m:r>
+              <m:t xml:space="preserve">p</m:t>
+            </m:r>
+          </m:sub>
+          <m:sup>
+            <m:r>
+              <m:t xml:space="preserve">YOLO</m:t>
+            </m:r>
+          </m:sup>
+        </m:sSubSup>
+        <m:d>
+          <m:dPr>
+            <m:begChr m:val="("/>
+            <m:endChr m:val=")"/>
+            <m:ctrlPr/>
+          </m:dPr>
+          <m:e>
+            <m:r>
+              <m:t xml:space="preserve">x</m:t>
+            </m:r>
+          </m:e>
+        </m:d>
+        <m:r>
+          <m:t xml:space="preserve"> + </m:t>
+        </m:r>
+        <m:d>
+          <m:dPr>
+            <m:begChr m:val="("/>
+            <m:endChr m:val=")"/>
+            <m:ctrlPr/>
+          </m:dPr>
+          <m:e>
+            <m:r>
+              <m:t xml:space="preserve">1</m:t>
+            </m:r>
+            <m:r>
+              <m:t xml:space="preserve"> − </m:t>
+            </m:r>
+            <m:r>
+              <m:t xml:space="preserve">α</m:t>
+            </m:r>
+          </m:e>
+        </m:d>
+        <m:r>
+          <m:t xml:space="preserve"> · </m:t>
+        </m:r>
+        <m:sSub>
+          <m:e>
+            <m:r>
+              <m:t xml:space="preserve">s</m:t>
+            </m:r>
+          </m:e>
+          <m:sub>
+            <m:r>
+              <m:t xml:space="preserve">p</m:t>
+            </m:r>
+          </m:sub>
+        </m:sSub>
+        <m:d>
+          <m:dPr>
+            <m:begChr m:val="("/>
+            <m:endChr m:val=")"/>
+            <m:ctrlPr/>
+          </m:dPr>
+          <m:e>
+            <m:r>
+              <m:t xml:space="preserve">x</m:t>
+            </m:r>
+          </m:e>
+        </m:d>
+        <m:r>
+          <m:t xml:space="preserve">, </m:t>
+        </m:r>
+        <m:r>
+          <m:t xml:space="preserve">α</m:t>
+        </m:r>
+        <m:r>
+          <m:t xml:space="preserve"> ∈ </m:t>
+        </m:r>
+        <m:r>
+          <m:rPr>
+            <m:sty m:val="p"/>
+          </m:rPr>
+          <m:t xml:space="preserve">[0, 1]</m:t>
+        </m:r>
+      </m:oMath>
+      <w:r>
+        <w:rPr>
+          <w:rFonts w:ascii="Times New Roman" w:hAnsi="Times New Roman"/>
+        </w:rPr>
+        <w:tab/>
+        <w:t>(2.26)</w:t>
+      </w:r>
+    </w:p>
+    <w:p>
+      <w:pPr>
+        <w:ind w:firstLine="567"/>
+        <w:jc w:val="both"/>
+      </w:pPr>
+      <w:r>
+        <w:rPr>
+          <w:b w:val="0"/>
+          <w:i w:val="0"/>
+        </w:rPr>
+        <w:t>Tasniflash ishonchliligi [1, (3.6.4)] to'g'ri tanilgan obyektlar ulushi sifatida o'lchanadi (I[·] — indikator funksiya):</w:t>
+      </w:r>
+    </w:p>
+    <w:p>
+      <w:pPr>
+        <w:tabs>
+          <w:tab w:pos="9354" w:val="right"/>
+        </w:tabs>
+        <w:jc w:val="center"/>
+      </w:pPr>
+      <m:oMath>
+        <m:r>
+          <m:t xml:space="preserve">P</m:t>
+        </m:r>
+        <m:r>
+          <m:t xml:space="preserve"> = </m:t>
+        </m:r>
+        <m:f>
+          <m:fPr>
+            <m:ctrlPr/>
+          </m:fPr>
+          <m:num>
+            <m:r>
+              <m:t xml:space="preserve">1</m:t>
+            </m:r>
+          </m:num>
+          <m:den>
+            <m:r>
+              <m:t xml:space="preserve">N</m:t>
+            </m:r>
+          </m:den>
+        </m:f>
+        <m:nary>
+          <m:naryPr>
+            <m:chr m:val="∑"/>
+            <m:limLoc m:val="undOvr"/>
+            <m:subHide m:val="0"/>
+            <m:supHide m:val="0"/>
+            <m:ctrlPr/>
+          </m:naryPr>
+          <m:sub>
+            <m:r>
+              <m:t xml:space="preserve">i=1</m:t>
+            </m:r>
+          </m:sub>
+          <m:sup>
+            <m:r>
+              <m:t xml:space="preserve">N</m:t>
+            </m:r>
+          </m:sup>
+          <m:e>
+            <m:r>
+              <m:rPr>
+                <m:sty m:val="p"/>
+              </m:rPr>
+              <m:t xml:space="preserve">I</m:t>
+            </m:r>
+            <m:d>
+              <m:dPr>
+                <m:begChr m:val="["/>
+                <m:endChr m:val="]"/>
+                <m:ctrlPr/>
+              </m:dPr>
+              <m:e>
+                <m:r>
+                  <m:rPr>
+                    <m:sty m:val="p"/>
+                  </m:rPr>
+                  <m:t xml:space="preserve">class</m:t>
+                </m:r>
+                <m:d>
+                  <m:dPr>
+                    <m:begChr m:val="("/>
+                    <m:endChr m:val=")"/>
+                    <m:ctrlPr/>
+                  </m:dPr>
+                  <m:e>
+                    <m:sSub>
+                      <m:e>
+                        <m:r>
+                          <m:t xml:space="preserve">x</m:t>
+                        </m:r>
+                      </m:e>
+                      <m:sub>
+                        <m:r>
+                          <m:t xml:space="preserve">i</m:t>
+                        </m:r>
+                      </m:sub>
+                    </m:sSub>
+                  </m:e>
+                </m:d>
+                <m:r>
+                  <m:t xml:space="preserve"> = </m:t>
+                </m:r>
+                <m:sSub>
+                  <m:e>
+                    <m:r>
+                      <m:t xml:space="preserve">y</m:t>
+                    </m:r>
+                  </m:e>
+                  <m:sub>
+                    <m:r>
+                      <m:t xml:space="preserve">i</m:t>
+                    </m:r>
+                  </m:sub>
+                </m:sSub>
+              </m:e>
+            </m:d>
+          </m:e>
+        </m:nary>
+      </m:oMath>
+      <w:r>
+        <w:rPr>
+          <w:rFonts w:ascii="Times New Roman" w:hAnsi="Times New Roman"/>
+        </w:rPr>
+        <w:tab/>
+        <w:t>(2.27)</w:t>
+      </w:r>
+    </w:p>
+    <w:p>
+      <w:pPr>
+        <w:ind w:firstLine="567"/>
+        <w:jc w:val="both"/>
+      </w:pPr>
+      <w:r>
+        <w:rPr>
+          <w:b/>
+        </w:rPr>
+        <w:t xml:space="preserve">Nima uchun bitta mezon yetarli emas. </w:t>
+      </w:r>
+      <w:r>
+        <w:t>Nomutanosib bazada (2.5-jadval) umumiy aniqlik ko'p sonli sinf tomonidan boshqariladi va model sifatini yashirishi mumkin. Shuning uchun har bir c sinf "bir-hammaga qarshi" ko'rinishida qaralib, sezgirlik TP/(TP+FN), o'ziga xoslik TN/(TN+FP), aniqlik TP/(TP+FP) va F1 hisoblanadi; ularning makro o'rtachasi, shuningdek makro ROC-AUC, Metyus korrelyatsiya koeffitsienti (MCC) va Cohen κ keltiriladi. Muvozanatli aniqlik makro sezgirlikka tengdir.</w:t>
+      </w:r>
+    </w:p>
+    <w:p>
+      <w:pPr>
+        <w:pStyle w:val="Heading2"/>
+      </w:pPr>
+      <w:r>
+        <w:t>2.13-§. Eksperimental tadqiqot natijalari</w:t>
+      </w:r>
+    </w:p>
+    <w:p>
+      <w:pPr>
+        <w:ind w:firstLine="567"/>
+        <w:jc w:val="both"/>
+      </w:pPr>
+      <w:r>
+        <w:rPr>
+          <w:b/>
+        </w:rPr>
+        <w:t xml:space="preserve">Tanlangan belgilar va n′* qiymati. </w:t>
+      </w:r>
+      <w:r>
+        <w:t>O'qitish to'plamida ranjirlangan qatorning birinchi o'rinlarini GLCM korrelyatsiya belgilari egalladi: glcm_d1_correlation, glcm_d3_correlation, grad_sobel_std, glcm_d1_dissimilarity, glcm_d3_dissimilarity. Prefiks uzunligi bo'yicha qidiruv (2.6-jadval, 2.5-rasm) kross-validatsiyada n′* = 34 qiymatida maksimum berdi (P = 0,526 [0,480; 0,568]); mustaqil tekshirish to'plamida shu n′ uchun aniqlik 0,628 [0,554; 0,709], makro AUC 0,889 [0,843; 0,932]. To'liq 38 ta belgidan foydalanish natijani biroz pasaytiradi (CV 0,520, val 0,615) — bu shovqinli belgilarning zararli ta'sirini ko'rsatadi.</w:t>
+      </w:r>
+    </w:p>
+    <w:p>
+      <w:pPr>
+        <w:jc w:val="center"/>
+      </w:pPr>
+      <w:r>
+        <w:rPr>
+          <w:b/>
+          <w:sz w:val="24"/>
+        </w:rPr>
+        <w:t>2.6-jadval. Tanlangan belgilar soni n′ ning tasniflash sifatiga ta'siri (qavsda 95% bootstrap ishonch oralig'i)</w:t>
+      </w:r>
+    </w:p>
+    <w:tbl>
+      <w:tblPr>
+        <w:tblStyle w:val="TableGrid"/>
+        <w:tblW w:type="auto" w:w="0"/>
+        <w:tblLook w:firstColumn="1" w:firstRow="1" w:lastColumn="0" w:lastRow="0" w:noHBand="0" w:noVBand="1" w:val="04A0"/>
+      </w:tblPr>
+      <w:tblGrid>
+        <w:gridCol w:w="1871"/>
+        <w:gridCol w:w="1871"/>
+        <w:gridCol w:w="1871"/>
+        <w:gridCol w:w="1871"/>
+        <w:gridCol w:w="1871"/>
+      </w:tblGrid>
+      <w:tr>
+        <w:tc>
+          <w:tcPr>
+            <w:tcW w:type="dxa" w:w="1871"/>
+          </w:tcPr>
+          <w:p>
+            <w:r/>
+            <w:r>
+              <w:rPr>
+                <w:b/>
+                <w:sz w:val="24"/>
+              </w:rPr>
+              <w:t>n′</w:t>
+            </w:r>
+          </w:p>
+        </w:tc>
+        <w:tc>
+          <w:tcPr>
+            <w:tcW w:type="dxa" w:w="1871"/>
+          </w:tcPr>
+          <w:p>
+            <w:r/>
+            <w:r>
+              <w:rPr>
+                <w:b/>
+                <w:sz w:val="24"/>
+              </w:rPr>
+              <w:t>CV aniqlik (train)</w:t>
+            </w:r>
+          </w:p>
+        </w:tc>
+        <w:tc>
+          <w:tcPr>
+            <w:tcW w:type="dxa" w:w="1871"/>
+          </w:tcPr>
+          <w:p>
+            <w:r/>
+            <w:r>
+              <w:rPr>
+                <w:b/>
+                <w:sz w:val="24"/>
+              </w:rPr>
+              <w:t>Aniqlik (val)</w:t>
+            </w:r>
+          </w:p>
+        </w:tc>
+        <w:tc>
+          <w:tcPr>
+            <w:tcW w:type="dxa" w:w="1871"/>
+          </w:tcPr>
+          <w:p>
+            <w:r/>
+            <w:r>
+              <w:rPr>
+                <w:b/>
+                <w:sz w:val="24"/>
+              </w:rPr>
+              <w:t>Muvoz. aniqlik</w:t>
+            </w:r>
+          </w:p>
+        </w:tc>
+        <w:tc>
+          <w:tcPr>
+            <w:tcW w:type="dxa" w:w="1871"/>
+          </w:tcPr>
+          <w:p>
+            <w:r/>
+            <w:r>
+              <w:rPr>
+                <w:b/>
+                <w:sz w:val="24"/>
+              </w:rPr>
+              <w:t>AUC (makro)</w:t>
+            </w:r>
+          </w:p>
+        </w:tc>
+      </w:tr>
+      <w:tr>
+        <w:tc>
+          <w:tcPr>
+            <w:tcW w:type="dxa" w:w="1871"/>
+          </w:tcPr>
+          <w:p>
+            <w:r/>
+            <w:r>
+              <w:rPr>
+                <w:sz w:val="24"/>
+              </w:rPr>
+              <w:t>1</w:t>
+            </w:r>
+          </w:p>
+        </w:tc>
+        <w:tc>
+          <w:tcPr>
+            <w:tcW w:type="dxa" w:w="1871"/>
+          </w:tcPr>
+          <w:p>
+            <w:r/>
+            <w:r>
+              <w:rPr>
+                <w:sz w:val="24"/>
+              </w:rPr>
+              <w:t>0,439 [0,399; 0,482]</w:t>
+            </w:r>
+          </w:p>
+        </w:tc>
+        <w:tc>
+          <w:tcPr>
+            <w:tcW w:type="dxa" w:w="1871"/>
+          </w:tcPr>
+          <w:p>
+            <w:r/>
+            <w:r>
+              <w:rPr>
+                <w:sz w:val="24"/>
+              </w:rPr>
+              <w:t>0,520 [0,439; 0,601]</w:t>
+            </w:r>
+          </w:p>
+        </w:tc>
+        <w:tc>
+          <w:tcPr>
+            <w:tcW w:type="dxa" w:w="1871"/>
+          </w:tcPr>
+          <w:p>
+            <w:r/>
+            <w:r>
+              <w:rPr>
+                <w:sz w:val="24"/>
+              </w:rPr>
+              <w:t>0,302</w:t>
+            </w:r>
+          </w:p>
+        </w:tc>
+        <w:tc>
+          <w:tcPr>
+            <w:tcW w:type="dxa" w:w="1871"/>
+          </w:tcPr>
+          <w:p>
+            <w:r/>
+            <w:r>
+              <w:rPr>
+                <w:sz w:val="24"/>
+              </w:rPr>
+              <w:t>0,836 [0,790; 0,875]</w:t>
+            </w:r>
+          </w:p>
+        </w:tc>
+      </w:tr>
+      <w:tr>
+        <w:tc>
+          <w:tcPr>
+            <w:tcW w:type="dxa" w:w="1871"/>
+          </w:tcPr>
+          <w:p>
+            <w:r/>
+            <w:r>
+              <w:rPr>
+                <w:sz w:val="24"/>
+              </w:rPr>
+              <w:t>3</w:t>
+            </w:r>
+          </w:p>
+        </w:tc>
+        <w:tc>
+          <w:tcPr>
+            <w:tcW w:type="dxa" w:w="1871"/>
+          </w:tcPr>
+          <w:p>
+            <w:r/>
+            <w:r>
+              <w:rPr>
+                <w:sz w:val="24"/>
+              </w:rPr>
+              <w:t>0,489 [0,447; 0,530]</w:t>
+            </w:r>
+          </w:p>
+        </w:tc>
+        <w:tc>
+          <w:tcPr>
+            <w:tcW w:type="dxa" w:w="1871"/>
+          </w:tcPr>
+          <w:p>
+            <w:r/>
+            <w:r>
+              <w:rPr>
+                <w:sz w:val="24"/>
+              </w:rPr>
+              <w:t>0,568 [0,486; 0,655]</w:t>
+            </w:r>
+          </w:p>
+        </w:tc>
+        <w:tc>
+          <w:tcPr>
+            <w:tcW w:type="dxa" w:w="1871"/>
+          </w:tcPr>
+          <w:p>
+            <w:r/>
+            <w:r>
+              <w:rPr>
+                <w:sz w:val="24"/>
+              </w:rPr>
+              <w:t>0,397</w:t>
+            </w:r>
+          </w:p>
+        </w:tc>
+        <w:tc>
+          <w:tcPr>
+            <w:tcW w:type="dxa" w:w="1871"/>
+          </w:tcPr>
+          <w:p>
+            <w:r/>
+            <w:r>
+              <w:rPr>
+                <w:sz w:val="24"/>
+              </w:rPr>
+              <w:t>0,847 [0,806; 0,885]</w:t>
+            </w:r>
+          </w:p>
+        </w:tc>
+      </w:tr>
+      <w:tr>
+        <w:tc>
+          <w:tcPr>
+            <w:tcW w:type="dxa" w:w="1871"/>
+          </w:tcPr>
+          <w:p>
+            <w:r/>
+            <w:r>
+              <w:rPr>
+                <w:sz w:val="24"/>
+              </w:rPr>
+              <w:t>8</w:t>
+            </w:r>
+          </w:p>
+        </w:tc>
+        <w:tc>
+          <w:tcPr>
+            <w:tcW w:type="dxa" w:w="1871"/>
+          </w:tcPr>
+          <w:p>
+            <w:r/>
+            <w:r>
+              <w:rPr>
+                <w:sz w:val="24"/>
+              </w:rPr>
+              <w:t>0,480 [0,437; 0,524]</w:t>
+            </w:r>
+          </w:p>
+        </w:tc>
+        <w:tc>
+          <w:tcPr>
+            <w:tcW w:type="dxa" w:w="1871"/>
+          </w:tcPr>
+          <w:p>
+            <w:r/>
+            <w:r>
+              <w:rPr>
+                <w:sz w:val="24"/>
+              </w:rPr>
+              <w:t>0,588 [0,514; 0,669]</w:t>
+            </w:r>
+          </w:p>
+        </w:tc>
+        <w:tc>
+          <w:tcPr>
+            <w:tcW w:type="dxa" w:w="1871"/>
+          </w:tcPr>
+          <w:p>
+            <w:r/>
+            <w:r>
+              <w:rPr>
+                <w:sz w:val="24"/>
+              </w:rPr>
+              <w:t>0,415</w:t>
+            </w:r>
+          </w:p>
+        </w:tc>
+        <w:tc>
+          <w:tcPr>
+            <w:tcW w:type="dxa" w:w="1871"/>
+          </w:tcPr>
+          <w:p>
+            <w:r/>
+            <w:r>
+              <w:rPr>
+                <w:sz w:val="24"/>
+              </w:rPr>
+              <w:t>0,857 [0,809; 0,904]</w:t>
+            </w:r>
+          </w:p>
+        </w:tc>
+      </w:tr>
+      <w:tr>
+        <w:tc>
+          <w:tcPr>
+            <w:tcW w:type="dxa" w:w="1871"/>
+          </w:tcPr>
+          <w:p>
+            <w:r/>
+            <w:r>
+              <w:rPr>
+                <w:sz w:val="24"/>
+              </w:rPr>
+              <w:t>13</w:t>
+            </w:r>
+          </w:p>
+        </w:tc>
+        <w:tc>
+          <w:tcPr>
+            <w:tcW w:type="dxa" w:w="1871"/>
+          </w:tcPr>
+          <w:p>
+            <w:r/>
+            <w:r>
+              <w:rPr>
+                <w:sz w:val="24"/>
+              </w:rPr>
+              <w:t>0,497 [0,453; 0,538]</w:t>
+            </w:r>
+          </w:p>
+        </w:tc>
+        <w:tc>
+          <w:tcPr>
+            <w:tcW w:type="dxa" w:w="1871"/>
+          </w:tcPr>
+          <w:p>
+            <w:r/>
+            <w:r>
+              <w:rPr>
+                <w:sz w:val="24"/>
+              </w:rPr>
+              <w:t>0,601 [0,520; 0,676]</w:t>
+            </w:r>
+          </w:p>
+        </w:tc>
+        <w:tc>
+          <w:tcPr>
+            <w:tcW w:type="dxa" w:w="1871"/>
+          </w:tcPr>
+          <w:p>
+            <w:r/>
+            <w:r>
+              <w:rPr>
+                <w:sz w:val="24"/>
+              </w:rPr>
+              <w:t>0,521</w:t>
+            </w:r>
+          </w:p>
+        </w:tc>
+        <w:tc>
+          <w:tcPr>
+            <w:tcW w:type="dxa" w:w="1871"/>
+          </w:tcPr>
+          <w:p>
+            <w:r/>
+            <w:r>
+              <w:rPr>
+                <w:sz w:val="24"/>
+              </w:rPr>
+              <w:t>0,887 [0,842; 0,928]</w:t>
+            </w:r>
+          </w:p>
+        </w:tc>
+      </w:tr>
+      <w:tr>
+        <w:tc>
+          <w:tcPr>
+            <w:tcW w:type="dxa" w:w="1871"/>
+          </w:tcPr>
+          <w:p>
+            <w:r/>
+            <w:r>
+              <w:rPr>
+                <w:sz w:val="24"/>
+              </w:rPr>
+              <w:t>21</w:t>
+            </w:r>
+          </w:p>
+        </w:tc>
+        <w:tc>
+          <w:tcPr>
+            <w:tcW w:type="dxa" w:w="1871"/>
+          </w:tcPr>
+          <w:p>
+            <w:r/>
+            <w:r>
+              <w:rPr>
+                <w:sz w:val="24"/>
+              </w:rPr>
+              <w:t>0,495 [0,451; 0,538]</w:t>
+            </w:r>
+          </w:p>
+        </w:tc>
+        <w:tc>
+          <w:tcPr>
+            <w:tcW w:type="dxa" w:w="1871"/>
+          </w:tcPr>
+          <w:p>
+            <w:r/>
+            <w:r>
+              <w:rPr>
+                <w:sz w:val="24"/>
+              </w:rPr>
+              <w:t>0,588 [0,513; 0,669]</w:t>
+            </w:r>
+          </w:p>
+        </w:tc>
+        <w:tc>
+          <w:tcPr>
+            <w:tcW w:type="dxa" w:w="1871"/>
+          </w:tcPr>
+          <w:p>
+            <w:r/>
+            <w:r>
+              <w:rPr>
+                <w:sz w:val="24"/>
+              </w:rPr>
+              <w:t>0,420</w:t>
+            </w:r>
+          </w:p>
+        </w:tc>
+        <w:tc>
+          <w:tcPr>
+            <w:tcW w:type="dxa" w:w="1871"/>
+          </w:tcPr>
+          <w:p>
+            <w:r/>
+            <w:r>
+              <w:rPr>
+                <w:sz w:val="24"/>
+              </w:rPr>
+              <w:t>0,875 [0,830; 0,918]</w:t>
+            </w:r>
+          </w:p>
+        </w:tc>
+      </w:tr>
+      <w:tr>
+        <w:tc>
+          <w:tcPr>
+            <w:tcW w:type="dxa" w:w="1871"/>
+          </w:tcPr>
+          <w:p>
+            <w:r/>
+            <w:r>
+              <w:rPr>
+                <w:sz w:val="24"/>
+              </w:rPr>
+              <w:t>28</w:t>
+            </w:r>
+          </w:p>
+        </w:tc>
+        <w:tc>
+          <w:tcPr>
+            <w:tcW w:type="dxa" w:w="1871"/>
+          </w:tcPr>
+          <w:p>
+            <w:r/>
+            <w:r>
+              <w:rPr>
+                <w:sz w:val="24"/>
+              </w:rPr>
+              <w:t>0,514 [0,472; 0,555]</w:t>
+            </w:r>
+          </w:p>
+        </w:tc>
+        <w:tc>
+          <w:tcPr>
+            <w:tcW w:type="dxa" w:w="1871"/>
+          </w:tcPr>
+          <w:p>
+            <w:r/>
+            <w:r>
+              <w:rPr>
+                <w:sz w:val="24"/>
+              </w:rPr>
+              <w:t>0,588 [0,514; 0,669]</w:t>
+            </w:r>
+          </w:p>
+        </w:tc>
+        <w:tc>
+          <w:tcPr>
+            <w:tcW w:type="dxa" w:w="1871"/>
+          </w:tcPr>
+          <w:p>
+            <w:r/>
+            <w:r>
+              <w:rPr>
+                <w:sz w:val="24"/>
+              </w:rPr>
+              <w:t>0,429</w:t>
+            </w:r>
+          </w:p>
+        </w:tc>
+        <w:tc>
+          <w:tcPr>
+            <w:tcW w:type="dxa" w:w="1871"/>
+          </w:tcPr>
+          <w:p>
+            <w:r/>
+            <w:r>
+              <w:rPr>
+                <w:sz w:val="24"/>
+              </w:rPr>
+              <w:t>0,876 [0,830; 0,920]</w:t>
+            </w:r>
+          </w:p>
+        </w:tc>
+      </w:tr>
+      <w:tr>
+        <w:tc>
+          <w:tcPr>
+            <w:tcW w:type="dxa" w:w="1871"/>
+          </w:tcPr>
+          <w:p>
+            <w:r/>
+            <w:r>
+              <w:rPr>
+                <w:sz w:val="24"/>
+              </w:rPr>
+              <w:t>34 *</w:t>
+            </w:r>
+          </w:p>
+        </w:tc>
+        <w:tc>
+          <w:tcPr>
+            <w:tcW w:type="dxa" w:w="1871"/>
+          </w:tcPr>
+          <w:p>
+            <w:r/>
+            <w:r>
+              <w:rPr>
+                <w:sz w:val="24"/>
+              </w:rPr>
+              <w:t>0,526 [0,480; 0,568]</w:t>
+            </w:r>
+          </w:p>
+        </w:tc>
+        <w:tc>
+          <w:tcPr>
+            <w:tcW w:type="dxa" w:w="1871"/>
+          </w:tcPr>
+          <w:p>
+            <w:r/>
+            <w:r>
+              <w:rPr>
+                <w:sz w:val="24"/>
+              </w:rPr>
+              <w:t>0,628 [0,554; 0,709]</w:t>
+            </w:r>
+          </w:p>
+        </w:tc>
+        <w:tc>
+          <w:tcPr>
+            <w:tcW w:type="dxa" w:w="1871"/>
+          </w:tcPr>
+          <w:p>
+            <w:r/>
+            <w:r>
+              <w:rPr>
+                <w:sz w:val="24"/>
+              </w:rPr>
+              <w:t>0,453</w:t>
+            </w:r>
+          </w:p>
+        </w:tc>
+        <w:tc>
+          <w:tcPr>
+            <w:tcW w:type="dxa" w:w="1871"/>
+          </w:tcPr>
+          <w:p>
+            <w:r/>
+            <w:r>
+              <w:rPr>
+                <w:sz w:val="24"/>
+              </w:rPr>
+              <w:t>0,889 [0,843; 0,932]</w:t>
+            </w:r>
+          </w:p>
+        </w:tc>
+      </w:tr>
+      <w:tr>
+        <w:tc>
+          <w:tcPr>
+            <w:tcW w:type="dxa" w:w="1871"/>
+          </w:tcPr>
+          <w:p>
+            <w:r/>
+            <w:r>
+              <w:rPr>
+                <w:sz w:val="24"/>
+              </w:rPr>
+              <w:t>38</w:t>
+            </w:r>
+          </w:p>
+        </w:tc>
+        <w:tc>
+          <w:tcPr>
+            <w:tcW w:type="dxa" w:w="1871"/>
+          </w:tcPr>
+          <w:p>
+            <w:r/>
+            <w:r>
+              <w:rPr>
+                <w:sz w:val="24"/>
+              </w:rPr>
+              <w:t>0,520 [0,474; 0,561]</w:t>
+            </w:r>
+          </w:p>
+        </w:tc>
+        <w:tc>
+          <w:tcPr>
+            <w:tcW w:type="dxa" w:w="1871"/>
+          </w:tcPr>
+          <w:p>
+            <w:r/>
+            <w:r>
+              <w:rPr>
+                <w:sz w:val="24"/>
+              </w:rPr>
+              <w:t>0,615 [0,541; 0,696]</w:t>
+            </w:r>
+          </w:p>
+        </w:tc>
+        <w:tc>
+          <w:tcPr>
+            <w:tcW w:type="dxa" w:w="1871"/>
+          </w:tcPr>
+          <w:p>
+            <w:r/>
+            <w:r>
+              <w:rPr>
+                <w:sz w:val="24"/>
+              </w:rPr>
+              <w:t>0,462</w:t>
+            </w:r>
+          </w:p>
+        </w:tc>
+        <w:tc>
+          <w:tcPr>
+            <w:tcW w:type="dxa" w:w="1871"/>
+          </w:tcPr>
+          <w:p>
+            <w:r/>
+            <w:r>
+              <w:rPr>
+                <w:sz w:val="24"/>
+              </w:rPr>
+              <w:t>0,893 [0,847; 0,937]</w:t>
+            </w:r>
+          </w:p>
+        </w:tc>
+      </w:tr>
+    </w:tbl>
+    <w:p/>
+    <w:p>
+      <w:pPr>
+        <w:jc w:val="center"/>
+      </w:pPr>
+      <w:r>
+        <w:drawing>
+          <wp:inline xmlns:a="http://schemas.openxmlformats.org/drawingml/2006/main" xmlns:pic="http://schemas.openxmlformats.org/drawingml/2006/picture">
+            <wp:extent cx="5486400" cy="2969846"/>
+            <wp:docPr id="27" name="Picture 27"/>
+            <wp:cNvGraphicFramePr>
+              <a:graphicFrameLocks noChangeAspect="1"/>
+            </wp:cNvGraphicFramePr>
+            <a:graphic>
+              <a:graphicData uri="http://schemas.openxmlformats.org/drawingml/2006/picture">
+                <pic:pic>
+                  <pic:nvPicPr>
+                    <pic:cNvPr id="0" name="fig1_nsweep.png"/>
+                    <pic:cNvPicPr/>
+                  </pic:nvPicPr>
+                  <pic:blipFill>
+                    <a:blip r:embed="rId35"/>
+                    <a:stretch>
+                      <a:fillRect/>
+                    </a:stretch>
+                  </pic:blipFill>
+                  <pic:spPr>
+                    <a:xfrm>
+                      <a:off x="0" y="0"/>
+                      <a:ext cx="5486400" cy="2969846"/>
+                    </a:xfrm>
+                    <a:prstGeom prst="rect"/>
+                  </pic:spPr>
+                </pic:pic>
+              </a:graphicData>
+            </a:graphic>
+          </wp:inline>
+        </w:drawing>
+      </w:r>
+    </w:p>
+    <w:p>
+      <w:pPr>
+        <w:jc w:val="center"/>
+      </w:pPr>
+      <w:r>
+        <w:rPr>
+          <w:i/>
+          <w:sz w:val="24"/>
+        </w:rPr>
+        <w:t>2.5-rasm. Tasniflash sifatining n′ ga bog'liqligi; soya — 95% bootstrap ishonch oralig'i</w:t>
+      </w:r>
+    </w:p>
+    <w:p>
+      <w:pPr>
+        <w:ind w:firstLine="567"/>
+        <w:jc w:val="both"/>
+      </w:pPr>
+      <w:r>
+        <w:rPr>
+          <w:b/>
+        </w:rPr>
+        <w:t xml:space="preserve">Halol talqin. </w:t>
+      </w:r>
+      <w:r>
+        <w:t>2.5-rasmdagi ishonch oraliqlari qo'shni n′ qiymatlari uchun kuchli kesishadi: masalan n′ = 13 va n′ = 34 uchun tekshirish to'plamidagi oraliqlar qoplanadi. Demak ma'lumotlar hajmi n′ ni bir birlik aniqlikda ajratishga yetarli emas; n′* = 34 — kross-validatsiya bo'yicha eng yaxshi tanlov, biroq qo'shni qiymatlardan statistik ustunligi isbotlanmagan. Bu holat yashirilmasdan ochiq qayd etiladi.</w:t>
+      </w:r>
+    </w:p>
+    <w:p>
+      <w:pPr>
+        <w:ind w:firstLine="567"/>
+        <w:jc w:val="both"/>
+      </w:pPr>
+      <w:r>
+        <w:rPr>
+          <w:b/>
+        </w:rPr>
+        <w:t xml:space="preserve">Bulcha tasniflagichning yolg'iz ishlashi. </w:t>
+      </w:r>
+      <w:r>
+        <w:t>Etalon ROI'lar ustida (detektorsiz, 148 ta ROI) tasniflagich aniqlik 0,628 [0,554; 0,709], makro sezgirlik 0,453 [0,347; 0,568], makro o'ziga xoslik 0,917 [0,900; 0,934] va makro ROC-AUC 0,889 [0,843; 0,932] ko'rsatdi. Past aniqlik va yuqori AUC birikmasi muhim: model sinflarni tartiblash (ranking) bo'yicha kuchli, biroq argmin qoidasi bilan qaror qabul qilishda nomutanosiblikdan zarar ko'radi. Aynan shu sababli u detektorni almashtira olmaydi, lekin uni to'ldiradi.</w:t>
+      </w:r>
+    </w:p>
+    <w:p>
+      <w:pPr>
+        <w:ind w:firstLine="567"/>
+        <w:jc w:val="both"/>
+      </w:pPr>
+      <w:r>
+        <w:rPr>
+          <w:b/>
+        </w:rPr>
+        <w:t xml:space="preserve">Gibrid ansambl: qaysi mezon o'sadi? </w:t>
+      </w:r>
+      <w:r>
+        <w:t>Uch detektor uchun to'liq metrika to'plami 2.7-jadvalda, farqlarning statistik ahamiyati 2.8-jadvalda keltirilgan. Natija bir xil emas va aynan shu ilmiy qiziqish uyg'otadi.</w:t>
+      </w:r>
+    </w:p>
+    <w:p>
+      <w:pPr>
+        <w:pStyle w:val="ListBullet"/>
+        <w:jc w:val="both"/>
+      </w:pPr>
+      <w:r>
+        <w:rPr>
+          <w:b w:val="0"/>
+        </w:rPr>
+      </w:r>
+      <w:r>
+        <w:rPr>
+          <w:b/>
+        </w:rPr>
+        <w:t>YOLO11s</w:t>
+      </w:r>
+      <w:r>
+        <w:rPr>
+          <w:b w:val="0"/>
+        </w:rPr>
+        <w:t xml:space="preserve"> (kuchsizroq detektor, α* = 0,75, 95 mos ROI): barcha asosiy mezonlar sezilarli o'sdi — aniqlik 0,737 → 0,853 (Δ = +0,116 [0,053; 0,189], p &lt; 0,001), makro sezgirlik 0,439 → 0,513 (p &lt; 0,001), makro AUC 0,729 → 0,852 (p = 0,002), Cohen κ 0,616 → 0,773.</w:t>
+      </w:r>
+    </w:p>
+    <w:p>
+      <w:pPr>
+        <w:pStyle w:val="ListBullet"/>
+        <w:jc w:val="both"/>
+      </w:pPr>
+      <w:r>
+        <w:rPr>
+          <w:b w:val="0"/>
+        </w:rPr>
+      </w:r>
+      <w:r>
+        <w:rPr>
+          <w:b/>
+        </w:rPr>
+        <w:t>YOLO11l</w:t>
+      </w:r>
+      <w:r>
+        <w:rPr>
+          <w:b w:val="0"/>
+        </w:rPr>
+        <w:t xml:space="preserve"> (kuchli detektor, α* = 0,15, 105 mos ROI): umumiy aniqlik deyarli o'zgarmadi — 0,800 → 0,810 (p = 0,868, statistik jihatdan ahamiyatsiz). Ammo makro sezgirlik 0,575 → 0,709 (Δ = +0,134 [0,009; 0,255], p = 0,032) va makro AUC 0,801 → 0,892 sezilarli yaxshilandi.</w:t>
+      </w:r>
+    </w:p>
+    <w:p>
+      <w:pPr>
+        <w:pStyle w:val="ListBullet"/>
+        <w:jc w:val="both"/>
+      </w:pPr>
+      <w:r>
+        <w:rPr>
+          <w:b w:val="0"/>
+        </w:rPr>
+      </w:r>
+      <w:r>
+        <w:rPr>
+          <w:b/>
+        </w:rPr>
+        <w:t>YOLO11l-v2</w:t>
+      </w:r>
+      <w:r>
+        <w:rPr>
+          <w:b w:val="0"/>
+        </w:rPr>
+        <w:t xml:space="preserve"> (eng kuchli detektor, α* = 0,90, 103 mos ROI): aniqlik 0,835 → 0,854 (p = 0,448) — ahamiyatsiz; faqat makro AUC 0,759 → 0,793 (p &lt; 0,001) sezilarli o'sdi.</w:t>
+      </w:r>
+    </w:p>
+    <w:p>
+      <w:pPr>
+        <w:jc w:val="center"/>
+      </w:pPr>
+      <w:r>
+        <w:rPr>
+          <w:b/>
+          <w:sz w:val="24"/>
+        </w:rPr>
+        <w:t>2.7-jadval. Tekshirish to'plamidagi to'liq metrika to'plami (95% ishonch oralig'i bilan)</w:t>
+      </w:r>
+    </w:p>
+    <w:tbl>
+      <w:tblPr>
+        <w:tblStyle w:val="TableGrid"/>
+        <w:tblW w:type="auto" w:w="0"/>
+        <w:tblLook w:firstColumn="1" w:firstRow="1" w:lastColumn="0" w:lastRow="0" w:noHBand="0" w:noVBand="1" w:val="04A0"/>
+      </w:tblPr>
+      <w:tblGrid>
+        <w:gridCol w:w="1039"/>
+        <w:gridCol w:w="1039"/>
+        <w:gridCol w:w="1039"/>
+        <w:gridCol w:w="1039"/>
+        <w:gridCol w:w="1039"/>
+        <w:gridCol w:w="1039"/>
+        <w:gridCol w:w="1039"/>
+        <w:gridCol w:w="1039"/>
+        <w:gridCol w:w="1039"/>
+      </w:tblGrid>
+      <w:tr>
+        <w:tc>
+          <w:tcPr>
+            <w:tcW w:type="dxa" w:w="1039"/>
+          </w:tcPr>
+          <w:p>
+            <w:r/>
+            <w:r>
+              <w:rPr>
+                <w:b/>
+                <w:sz w:val="24"/>
+              </w:rPr>
+              <w:t>Detektor</w:t>
+            </w:r>
+          </w:p>
+        </w:tc>
+        <w:tc>
+          <w:tcPr>
+            <w:tcW w:type="dxa" w:w="1039"/>
+          </w:tcPr>
+          <w:p>
+            <w:r/>
+            <w:r>
+              <w:rPr>
+                <w:b/>
+                <w:sz w:val="24"/>
+              </w:rPr>
+              <w:t>Usul</w:t>
+            </w:r>
+          </w:p>
+        </w:tc>
+        <w:tc>
+          <w:tcPr>
+            <w:tcW w:type="dxa" w:w="1039"/>
+          </w:tcPr>
+          <w:p>
+            <w:r/>
+            <w:r>
+              <w:rPr>
+                <w:b/>
+                <w:sz w:val="24"/>
+              </w:rPr>
+              <w:t>Aniqlik</w:t>
+            </w:r>
+          </w:p>
+        </w:tc>
+        <w:tc>
+          <w:tcPr>
+            <w:tcW w:type="dxa" w:w="1039"/>
+          </w:tcPr>
+          <w:p>
+            <w:r/>
+            <w:r>
+              <w:rPr>
+                <w:b/>
+                <w:sz w:val="24"/>
+              </w:rPr>
+              <w:t>Muvoz. aniqlik</w:t>
+            </w:r>
+          </w:p>
+        </w:tc>
+        <w:tc>
+          <w:tcPr>
+            <w:tcW w:type="dxa" w:w="1039"/>
+          </w:tcPr>
+          <w:p>
+            <w:r/>
+            <w:r>
+              <w:rPr>
+                <w:b/>
+                <w:sz w:val="24"/>
+              </w:rPr>
+              <w:t>O'ziga xoslik</w:t>
+            </w:r>
+          </w:p>
+        </w:tc>
+        <w:tc>
+          <w:tcPr>
+            <w:tcW w:type="dxa" w:w="1039"/>
+          </w:tcPr>
+          <w:p>
+            <w:r/>
+            <w:r>
+              <w:rPr>
+                <w:b/>
+                <w:sz w:val="24"/>
+              </w:rPr>
+              <w:t>F1 (makro)</w:t>
+            </w:r>
+          </w:p>
+        </w:tc>
+        <w:tc>
+          <w:tcPr>
+            <w:tcW w:type="dxa" w:w="1039"/>
+          </w:tcPr>
+          <w:p>
+            <w:r/>
+            <w:r>
+              <w:rPr>
+                <w:b/>
+                <w:sz w:val="24"/>
+              </w:rPr>
+              <w:t>AUC (makro)</w:t>
+            </w:r>
+          </w:p>
+        </w:tc>
+        <w:tc>
+          <w:tcPr>
+            <w:tcW w:type="dxa" w:w="1039"/>
+          </w:tcPr>
+          <w:p>
+            <w:r/>
+            <w:r>
+              <w:rPr>
+                <w:b/>
+                <w:sz w:val="24"/>
+              </w:rPr>
+              <w:t>MCC</w:t>
+            </w:r>
+          </w:p>
+        </w:tc>
+        <w:tc>
+          <w:tcPr>
+            <w:tcW w:type="dxa" w:w="1039"/>
+          </w:tcPr>
+          <w:p>
+            <w:r/>
+            <w:r>
+              <w:rPr>
+                <w:b/>
+                <w:sz w:val="24"/>
+              </w:rPr>
+              <w:t>κ</w:t>
+            </w:r>
+          </w:p>
+        </w:tc>
+      </w:tr>
+      <w:tr>
+        <w:tc>
+          <w:tcPr>
+            <w:tcW w:type="dxa" w:w="1039"/>
+          </w:tcPr>
+          <w:p>
+            <w:r/>
+            <w:r>
+              <w:rPr>
+                <w:sz w:val="24"/>
+              </w:rPr>
+              <w:t>YOLO11s</w:t>
+            </w:r>
+          </w:p>
+        </w:tc>
+        <w:tc>
+          <w:tcPr>
+            <w:tcW w:type="dxa" w:w="1039"/>
+          </w:tcPr>
+          <w:p>
+            <w:r/>
+            <w:r>
+              <w:rPr>
+                <w:sz w:val="24"/>
+              </w:rPr>
+              <w:t>YOLO yolg'iz</w:t>
+            </w:r>
+          </w:p>
+        </w:tc>
+        <w:tc>
+          <w:tcPr>
+            <w:tcW w:type="dxa" w:w="1039"/>
+          </w:tcPr>
+          <w:p>
+            <w:r/>
+            <w:r>
+              <w:rPr>
+                <w:sz w:val="24"/>
+              </w:rPr>
+              <w:t>0,737 [0,653; 0,821]</w:t>
+            </w:r>
+          </w:p>
+        </w:tc>
+        <w:tc>
+          <w:tcPr>
+            <w:tcW w:type="dxa" w:w="1039"/>
+          </w:tcPr>
+          <w:p>
+            <w:r/>
+            <w:r>
+              <w:rPr>
+                <w:sz w:val="24"/>
+              </w:rPr>
+              <w:t>0,439 [0,350; 0,581]</w:t>
+            </w:r>
+          </w:p>
+        </w:tc>
+        <w:tc>
+          <w:tcPr>
+            <w:tcW w:type="dxa" w:w="1039"/>
+          </w:tcPr>
+          <w:p>
+            <w:r/>
+            <w:r>
+              <w:rPr>
+                <w:sz w:val="24"/>
+              </w:rPr>
+              <w:t>0,946</w:t>
+            </w:r>
+          </w:p>
+        </w:tc>
+        <w:tc>
+          <w:tcPr>
+            <w:tcW w:type="dxa" w:w="1039"/>
+          </w:tcPr>
+          <w:p>
+            <w:r/>
+            <w:r>
+              <w:rPr>
+                <w:sz w:val="24"/>
+              </w:rPr>
+              <w:t>0,735</w:t>
+            </w:r>
+          </w:p>
+        </w:tc>
+        <w:tc>
+          <w:tcPr>
+            <w:tcW w:type="dxa" w:w="1039"/>
+          </w:tcPr>
+          <w:p>
+            <w:r/>
+            <w:r>
+              <w:rPr>
+                <w:sz w:val="24"/>
+              </w:rPr>
+              <w:t>0,729 [0,632; 0,841]</w:t>
+            </w:r>
+          </w:p>
+        </w:tc>
+        <w:tc>
+          <w:tcPr>
+            <w:tcW w:type="dxa" w:w="1039"/>
+          </w:tcPr>
+          <w:p>
+            <w:r/>
+            <w:r>
+              <w:rPr>
+                <w:sz w:val="24"/>
+              </w:rPr>
+              <w:t>0,636</w:t>
+            </w:r>
+          </w:p>
+        </w:tc>
+        <w:tc>
+          <w:tcPr>
+            <w:tcW w:type="dxa" w:w="1039"/>
+          </w:tcPr>
+          <w:p>
+            <w:r/>
+            <w:r>
+              <w:rPr>
+                <w:sz w:val="24"/>
+              </w:rPr>
+              <w:t>0,616</w:t>
+            </w:r>
+          </w:p>
+        </w:tc>
+      </w:tr>
+      <w:tr>
+        <w:tc>
+          <w:tcPr>
+            <w:tcW w:type="dxa" w:w="1039"/>
+          </w:tcPr>
+          <w:p>
+            <w:r/>
+            <w:r>
+              <w:rPr>
+                <w:sz w:val="24"/>
+              </w:rPr>
+            </w:r>
+          </w:p>
+        </w:tc>
+        <w:tc>
+          <w:tcPr>
+            <w:tcW w:type="dxa" w:w="1039"/>
+          </w:tcPr>
+          <w:p>
+            <w:r/>
+            <w:r>
+              <w:rPr>
+                <w:sz w:val="24"/>
+              </w:rPr>
+              <w:t>boolfs yolg'iz</w:t>
+            </w:r>
+          </w:p>
+        </w:tc>
+        <w:tc>
+          <w:tcPr>
+            <w:tcW w:type="dxa" w:w="1039"/>
+          </w:tcPr>
+          <w:p>
+            <w:r/>
+            <w:r>
+              <w:rPr>
+                <w:sz w:val="24"/>
+              </w:rPr>
+              <w:t>0,547 [0,442; 0,642]</w:t>
+            </w:r>
+          </w:p>
+        </w:tc>
+        <w:tc>
+          <w:tcPr>
+            <w:tcW w:type="dxa" w:w="1039"/>
+          </w:tcPr>
+          <w:p>
+            <w:r/>
+            <w:r>
+              <w:rPr>
+                <w:sz w:val="24"/>
+              </w:rPr>
+              <w:t>0,455 [0,301; 0,623]</w:t>
+            </w:r>
+          </w:p>
+        </w:tc>
+        <w:tc>
+          <w:tcPr>
+            <w:tcW w:type="dxa" w:w="1039"/>
+          </w:tcPr>
+          <w:p>
+            <w:r/>
+            <w:r>
+              <w:rPr>
+                <w:sz w:val="24"/>
+              </w:rPr>
+              <w:t>0,907</w:t>
+            </w:r>
+          </w:p>
+        </w:tc>
+        <w:tc>
+          <w:tcPr>
+            <w:tcW w:type="dxa" w:w="1039"/>
+          </w:tcPr>
+          <w:p>
+            <w:r/>
+            <w:r>
+              <w:rPr>
+                <w:sz w:val="24"/>
+              </w:rPr>
+              <w:t>0,497</w:t>
+            </w:r>
+          </w:p>
+        </w:tc>
+        <w:tc>
+          <w:tcPr>
+            <w:tcW w:type="dxa" w:w="1039"/>
+          </w:tcPr>
+          <w:p>
+            <w:r/>
+            <w:r>
+              <w:rPr>
+                <w:sz w:val="24"/>
+              </w:rPr>
+              <w:t>0,871 [0,787; 0,946]</w:t>
+            </w:r>
+          </w:p>
+        </w:tc>
+        <w:tc>
+          <w:tcPr>
+            <w:tcW w:type="dxa" w:w="1039"/>
+          </w:tcPr>
+          <w:p>
+            <w:r/>
+            <w:r>
+              <w:rPr>
+                <w:sz w:val="24"/>
+              </w:rPr>
+              <w:t>0,427</w:t>
+            </w:r>
+          </w:p>
+        </w:tc>
+        <w:tc>
+          <w:tcPr>
+            <w:tcW w:type="dxa" w:w="1039"/>
+          </w:tcPr>
+          <w:p>
+            <w:r/>
+            <w:r>
+              <w:rPr>
+                <w:sz w:val="24"/>
+              </w:rPr>
+              <w:t>0,394</w:t>
+            </w:r>
+          </w:p>
+        </w:tc>
+      </w:tr>
+      <w:tr>
+        <w:tc>
+          <w:tcPr>
+            <w:tcW w:type="dxa" w:w="1039"/>
+          </w:tcPr>
+          <w:p>
+            <w:r/>
+            <w:r>
+              <w:rPr>
+                <w:sz w:val="24"/>
+              </w:rPr>
+            </w:r>
+          </w:p>
+        </w:tc>
+        <w:tc>
+          <w:tcPr>
+            <w:tcW w:type="dxa" w:w="1039"/>
+          </w:tcPr>
+          <w:p>
+            <w:r/>
+            <w:r>
+              <w:rPr>
+                <w:sz w:val="24"/>
+              </w:rPr>
+              <w:t>Ansambl</w:t>
+            </w:r>
+          </w:p>
+        </w:tc>
+        <w:tc>
+          <w:tcPr>
+            <w:tcW w:type="dxa" w:w="1039"/>
+          </w:tcPr>
+          <w:p>
+            <w:r/>
+            <w:r>
+              <w:rPr>
+                <w:sz w:val="24"/>
+              </w:rPr>
+              <w:t>0,853 [0,779; 0,916]</w:t>
+            </w:r>
+          </w:p>
+        </w:tc>
+        <w:tc>
+          <w:tcPr>
+            <w:tcW w:type="dxa" w:w="1039"/>
+          </w:tcPr>
+          <w:p>
+            <w:r/>
+            <w:r>
+              <w:rPr>
+                <w:sz w:val="24"/>
+              </w:rPr>
+              <w:t>0,513 [0,429; 0,659]</w:t>
+            </w:r>
+          </w:p>
+        </w:tc>
+        <w:tc>
+          <w:tcPr>
+            <w:tcW w:type="dxa" w:w="1039"/>
+          </w:tcPr>
+          <w:p>
+            <w:r/>
+            <w:r>
+              <w:rPr>
+                <w:sz w:val="24"/>
+              </w:rPr>
+              <w:t>0,963</w:t>
+            </w:r>
+          </w:p>
+        </w:tc>
+        <w:tc>
+          <w:tcPr>
+            <w:tcW w:type="dxa" w:w="1039"/>
+          </w:tcPr>
+          <w:p>
+            <w:r/>
+            <w:r>
+              <w:rPr>
+                <w:sz w:val="24"/>
+              </w:rPr>
+              <w:t>0,794</w:t>
+            </w:r>
+          </w:p>
+        </w:tc>
+        <w:tc>
+          <w:tcPr>
+            <w:tcW w:type="dxa" w:w="1039"/>
+          </w:tcPr>
+          <w:p>
+            <w:r/>
+            <w:r>
+              <w:rPr>
+                <w:sz w:val="24"/>
+              </w:rPr>
+              <w:t>0,852 [0,760; 0,932]</w:t>
+            </w:r>
+          </w:p>
+        </w:tc>
+        <w:tc>
+          <w:tcPr>
+            <w:tcW w:type="dxa" w:w="1039"/>
+          </w:tcPr>
+          <w:p>
+            <w:r/>
+            <w:r>
+              <w:rPr>
+                <w:sz w:val="24"/>
+              </w:rPr>
+              <w:t>0,775</w:t>
+            </w:r>
+          </w:p>
+        </w:tc>
+        <w:tc>
+          <w:tcPr>
+            <w:tcW w:type="dxa" w:w="1039"/>
+          </w:tcPr>
+          <w:p>
+            <w:r/>
+            <w:r>
+              <w:rPr>
+                <w:sz w:val="24"/>
+              </w:rPr>
+              <w:t>0,773</w:t>
+            </w:r>
+          </w:p>
+        </w:tc>
+      </w:tr>
+      <w:tr>
+        <w:tc>
+          <w:tcPr>
+            <w:tcW w:type="dxa" w:w="1039"/>
+          </w:tcPr>
+          <w:p>
+            <w:r/>
+            <w:r>
+              <w:rPr>
+                <w:sz w:val="24"/>
+              </w:rPr>
+              <w:t>YOLO11l</w:t>
+            </w:r>
+          </w:p>
+        </w:tc>
+        <w:tc>
+          <w:tcPr>
+            <w:tcW w:type="dxa" w:w="1039"/>
+          </w:tcPr>
+          <w:p>
+            <w:r/>
+            <w:r>
+              <w:rPr>
+                <w:sz w:val="24"/>
+              </w:rPr>
+              <w:t>YOLO yolg'iz</w:t>
+            </w:r>
+          </w:p>
+        </w:tc>
+        <w:tc>
+          <w:tcPr>
+            <w:tcW w:type="dxa" w:w="1039"/>
+          </w:tcPr>
+          <w:p>
+            <w:r/>
+            <w:r>
+              <w:rPr>
+                <w:sz w:val="24"/>
+              </w:rPr>
+              <w:t>0,800 [0,724; 0,867]</w:t>
+            </w:r>
+          </w:p>
+        </w:tc>
+        <w:tc>
+          <w:tcPr>
+            <w:tcW w:type="dxa" w:w="1039"/>
+          </w:tcPr>
+          <w:p>
+            <w:r/>
+            <w:r>
+              <w:rPr>
+                <w:sz w:val="24"/>
+              </w:rPr>
+              <w:t>0,575 [0,431; 0,712]</w:t>
+            </w:r>
+          </w:p>
+        </w:tc>
+        <w:tc>
+          <w:tcPr>
+            <w:tcW w:type="dxa" w:w="1039"/>
+          </w:tcPr>
+          <w:p>
+            <w:r/>
+            <w:r>
+              <w:rPr>
+                <w:sz w:val="24"/>
+              </w:rPr>
+              <w:t>0,956</w:t>
+            </w:r>
+          </w:p>
+        </w:tc>
+        <w:tc>
+          <w:tcPr>
+            <w:tcW w:type="dxa" w:w="1039"/>
+          </w:tcPr>
+          <w:p>
+            <w:r/>
+            <w:r>
+              <w:rPr>
+                <w:sz w:val="24"/>
+              </w:rPr>
+              <w:t>0,759</w:t>
+            </w:r>
+          </w:p>
+        </w:tc>
+        <w:tc>
+          <w:tcPr>
+            <w:tcW w:type="dxa" w:w="1039"/>
+          </w:tcPr>
+          <w:p>
+            <w:r/>
+            <w:r>
+              <w:rPr>
+                <w:sz w:val="24"/>
+              </w:rPr>
+              <w:t>0,801 [0,674; 0,899]</w:t>
+            </w:r>
+          </w:p>
+        </w:tc>
+        <w:tc>
+          <w:tcPr>
+            <w:tcW w:type="dxa" w:w="1039"/>
+          </w:tcPr>
+          <w:p>
+            <w:r/>
+            <w:r>
+              <w:rPr>
+                <w:sz w:val="24"/>
+              </w:rPr>
+              <w:t>0,715</w:t>
+            </w:r>
+          </w:p>
+        </w:tc>
+        <w:tc>
+          <w:tcPr>
+            <w:tcW w:type="dxa" w:w="1039"/>
+          </w:tcPr>
+          <w:p>
+            <w:r/>
+            <w:r>
+              <w:rPr>
+                <w:sz w:val="24"/>
+              </w:rPr>
+              <w:t>0,710</w:t>
+            </w:r>
+          </w:p>
+        </w:tc>
+      </w:tr>
+      <w:tr>
+        <w:tc>
+          <w:tcPr>
+            <w:tcW w:type="dxa" w:w="1039"/>
+          </w:tcPr>
+          <w:p>
+            <w:r/>
+            <w:r>
+              <w:rPr>
+                <w:sz w:val="24"/>
+              </w:rPr>
+            </w:r>
+          </w:p>
+        </w:tc>
+        <w:tc>
+          <w:tcPr>
+            <w:tcW w:type="dxa" w:w="1039"/>
+          </w:tcPr>
+          <w:p>
+            <w:r/>
+            <w:r>
+              <w:rPr>
+                <w:sz w:val="24"/>
+              </w:rPr>
+              <w:t>boolfs yolg'iz</w:t>
+            </w:r>
+          </w:p>
+        </w:tc>
+        <w:tc>
+          <w:tcPr>
+            <w:tcW w:type="dxa" w:w="1039"/>
+          </w:tcPr>
+          <w:p>
+            <w:r/>
+            <w:r>
+              <w:rPr>
+                <w:sz w:val="24"/>
+              </w:rPr>
+              <w:t>0,600 [0,514; 0,695]</w:t>
+            </w:r>
+          </w:p>
+        </w:tc>
+        <w:tc>
+          <w:tcPr>
+            <w:tcW w:type="dxa" w:w="1039"/>
+          </w:tcPr>
+          <w:p>
+            <w:r/>
+            <w:r>
+              <w:rPr>
+                <w:sz w:val="24"/>
+              </w:rPr>
+              <w:t>0,555 [0,397; 0,722]</w:t>
+            </w:r>
+          </w:p>
+        </w:tc>
+        <w:tc>
+          <w:tcPr>
+            <w:tcW w:type="dxa" w:w="1039"/>
+          </w:tcPr>
+          <w:p>
+            <w:r/>
+            <w:r>
+              <w:rPr>
+                <w:sz w:val="24"/>
+              </w:rPr>
+              <w:t>0,915</w:t>
+            </w:r>
+          </w:p>
+        </w:tc>
+        <w:tc>
+          <w:tcPr>
+            <w:tcW w:type="dxa" w:w="1039"/>
+          </w:tcPr>
+          <w:p>
+            <w:r/>
+            <w:r>
+              <w:rPr>
+                <w:sz w:val="24"/>
+              </w:rPr>
+              <w:t>0,515</w:t>
+            </w:r>
+          </w:p>
+        </w:tc>
+        <w:tc>
+          <w:tcPr>
+            <w:tcW w:type="dxa" w:w="1039"/>
+          </w:tcPr>
+          <w:p>
+            <w:r/>
+            <w:r>
+              <w:rPr>
+                <w:sz w:val="24"/>
+              </w:rPr>
+              <w:t>0,875 [0,815; 0,934]</w:t>
+            </w:r>
+          </w:p>
+        </w:tc>
+        <w:tc>
+          <w:tcPr>
+            <w:tcW w:type="dxa" w:w="1039"/>
+          </w:tcPr>
+          <w:p>
+            <w:r/>
+            <w:r>
+              <w:rPr>
+                <w:sz w:val="24"/>
+              </w:rPr>
+              <w:t>0,487</w:t>
+            </w:r>
+          </w:p>
+        </w:tc>
+        <w:tc>
+          <w:tcPr>
+            <w:tcW w:type="dxa" w:w="1039"/>
+          </w:tcPr>
+          <w:p>
+            <w:r/>
+            <w:r>
+              <w:rPr>
+                <w:sz w:val="24"/>
+              </w:rPr>
+              <w:t>0,461</w:t>
+            </w:r>
+          </w:p>
+        </w:tc>
+      </w:tr>
+      <w:tr>
+        <w:tc>
+          <w:tcPr>
+            <w:tcW w:type="dxa" w:w="1039"/>
+          </w:tcPr>
+          <w:p>
+            <w:r/>
+            <w:r>
+              <w:rPr>
+                <w:sz w:val="24"/>
+              </w:rPr>
+            </w:r>
+          </w:p>
+        </w:tc>
+        <w:tc>
+          <w:tcPr>
+            <w:tcW w:type="dxa" w:w="1039"/>
+          </w:tcPr>
+          <w:p>
+            <w:r/>
+            <w:r>
+              <w:rPr>
+                <w:sz w:val="24"/>
+              </w:rPr>
+              <w:t>Ansambl</w:t>
+            </w:r>
+          </w:p>
+        </w:tc>
+        <w:tc>
+          <w:tcPr>
+            <w:tcW w:type="dxa" w:w="1039"/>
+          </w:tcPr>
+          <w:p>
+            <w:r/>
+            <w:r>
+              <w:rPr>
+                <w:sz w:val="24"/>
+              </w:rPr>
+              <w:t>0,810 [0,733; 0,886]</w:t>
+            </w:r>
+          </w:p>
+        </w:tc>
+        <w:tc>
+          <w:tcPr>
+            <w:tcW w:type="dxa" w:w="1039"/>
+          </w:tcPr>
+          <w:p>
+            <w:r/>
+            <w:r>
+              <w:rPr>
+                <w:sz w:val="24"/>
+              </w:rPr>
+              <w:t>0,709 [0,548; 0,846]</w:t>
+            </w:r>
+          </w:p>
+        </w:tc>
+        <w:tc>
+          <w:tcPr>
+            <w:tcW w:type="dxa" w:w="1039"/>
+          </w:tcPr>
+          <w:p>
+            <w:r/>
+            <w:r>
+              <w:rPr>
+                <w:sz w:val="24"/>
+              </w:rPr>
+              <w:t>0,955</w:t>
+            </w:r>
+          </w:p>
+        </w:tc>
+        <w:tc>
+          <w:tcPr>
+            <w:tcW w:type="dxa" w:w="1039"/>
+          </w:tcPr>
+          <w:p>
+            <w:r/>
+            <w:r>
+              <w:rPr>
+                <w:sz w:val="24"/>
+              </w:rPr>
+              <w:t>0,725</w:t>
+            </w:r>
+          </w:p>
+        </w:tc>
+        <w:tc>
+          <w:tcPr>
+            <w:tcW w:type="dxa" w:w="1039"/>
+          </w:tcPr>
+          <w:p>
+            <w:r/>
+            <w:r>
+              <w:rPr>
+                <w:sz w:val="24"/>
+              </w:rPr>
+              <w:t>0,892 [0,834; 0,949]</w:t>
+            </w:r>
+          </w:p>
+        </w:tc>
+        <w:tc>
+          <w:tcPr>
+            <w:tcW w:type="dxa" w:w="1039"/>
+          </w:tcPr>
+          <w:p>
+            <w:r/>
+            <w:r>
+              <w:rPr>
+                <w:sz w:val="24"/>
+              </w:rPr>
+              <w:t>0,730</w:t>
+            </w:r>
+          </w:p>
+        </w:tc>
+        <w:tc>
+          <w:tcPr>
+            <w:tcW w:type="dxa" w:w="1039"/>
+          </w:tcPr>
+          <w:p>
+            <w:r/>
+            <w:r>
+              <w:rPr>
+                <w:sz w:val="24"/>
+              </w:rPr>
+              <w:t>0,726</w:t>
+            </w:r>
+          </w:p>
+        </w:tc>
+      </w:tr>
+      <w:tr>
+        <w:tc>
+          <w:tcPr>
+            <w:tcW w:type="dxa" w:w="1039"/>
+          </w:tcPr>
+          <w:p>
+            <w:r/>
+            <w:r>
+              <w:rPr>
+                <w:sz w:val="24"/>
+              </w:rPr>
+              <w:t>YOLO11l-v2</w:t>
+            </w:r>
+          </w:p>
+        </w:tc>
+        <w:tc>
+          <w:tcPr>
+            <w:tcW w:type="dxa" w:w="1039"/>
+          </w:tcPr>
+          <w:p>
+            <w:r/>
+            <w:r>
+              <w:rPr>
+                <w:sz w:val="24"/>
+              </w:rPr>
+              <w:t>YOLO yolg'iz</w:t>
+            </w:r>
+          </w:p>
+        </w:tc>
+        <w:tc>
+          <w:tcPr>
+            <w:tcW w:type="dxa" w:w="1039"/>
+          </w:tcPr>
+          <w:p>
+            <w:r/>
+            <w:r>
+              <w:rPr>
+                <w:sz w:val="24"/>
+              </w:rPr>
+              <w:t>0,835 [0,757; 0,903]</w:t>
+            </w:r>
+          </w:p>
+        </w:tc>
+        <w:tc>
+          <w:tcPr>
+            <w:tcW w:type="dxa" w:w="1039"/>
+          </w:tcPr>
+          <w:p>
+            <w:r/>
+            <w:r>
+              <w:rPr>
+                <w:sz w:val="24"/>
+              </w:rPr>
+              <w:t>0,604 [0,446; 0,760]</w:t>
+            </w:r>
+          </w:p>
+        </w:tc>
+        <w:tc>
+          <w:tcPr>
+            <w:tcW w:type="dxa" w:w="1039"/>
+          </w:tcPr>
+          <w:p>
+            <w:r/>
+            <w:r>
+              <w:rPr>
+                <w:sz w:val="24"/>
+              </w:rPr>
+              <w:t>0,959</w:t>
+            </w:r>
+          </w:p>
+        </w:tc>
+        <w:tc>
+          <w:tcPr>
+            <w:tcW w:type="dxa" w:w="1039"/>
+          </w:tcPr>
+          <w:p>
+            <w:r/>
+            <w:r>
+              <w:rPr>
+                <w:sz w:val="24"/>
+              </w:rPr>
+              <w:t>0,802</w:t>
+            </w:r>
+          </w:p>
+        </w:tc>
+        <w:tc>
+          <w:tcPr>
+            <w:tcW w:type="dxa" w:w="1039"/>
+          </w:tcPr>
+          <w:p>
+            <w:r/>
+            <w:r>
+              <w:rPr>
+                <w:sz w:val="24"/>
+              </w:rPr>
+              <w:t>0,759 [0,637; 0,872]</w:t>
+            </w:r>
+          </w:p>
+        </w:tc>
+        <w:tc>
+          <w:tcPr>
+            <w:tcW w:type="dxa" w:w="1039"/>
+          </w:tcPr>
+          <w:p>
+            <w:r/>
+            <w:r>
+              <w:rPr>
+                <w:sz w:val="24"/>
+              </w:rPr>
+              <w:t>0,755</w:t>
+            </w:r>
+          </w:p>
+        </w:tc>
+        <w:tc>
+          <w:tcPr>
+            <w:tcW w:type="dxa" w:w="1039"/>
+          </w:tcPr>
+          <w:p>
+            <w:r/>
+            <w:r>
+              <w:rPr>
+                <w:sz w:val="24"/>
+              </w:rPr>
+              <w:t>0,751</w:t>
+            </w:r>
+          </w:p>
+        </w:tc>
+      </w:tr>
+      <w:tr>
+        <w:tc>
+          <w:tcPr>
+            <w:tcW w:type="dxa" w:w="1039"/>
+          </w:tcPr>
+          <w:p>
+            <w:r/>
+            <w:r>
+              <w:rPr>
+                <w:sz w:val="24"/>
+              </w:rPr>
+            </w:r>
+          </w:p>
+        </w:tc>
+        <w:tc>
+          <w:tcPr>
+            <w:tcW w:type="dxa" w:w="1039"/>
+          </w:tcPr>
+          <w:p>
+            <w:r/>
+            <w:r>
+              <w:rPr>
+                <w:sz w:val="24"/>
+              </w:rPr>
+              <w:t>boolfs yolg'iz</w:t>
+            </w:r>
+          </w:p>
+        </w:tc>
+        <w:tc>
+          <w:tcPr>
+            <w:tcW w:type="dxa" w:w="1039"/>
+          </w:tcPr>
+          <w:p>
+            <w:r/>
+            <w:r>
+              <w:rPr>
+                <w:sz w:val="24"/>
+              </w:rPr>
+              <w:t>0,583 [0,495; 0,670]</w:t>
+            </w:r>
+          </w:p>
+        </w:tc>
+        <w:tc>
+          <w:tcPr>
+            <w:tcW w:type="dxa" w:w="1039"/>
+          </w:tcPr>
+          <w:p>
+            <w:r/>
+            <w:r>
+              <w:rPr>
+                <w:sz w:val="24"/>
+              </w:rPr>
+              <w:t>0,457 [0,309; 0,603]</w:t>
+            </w:r>
+          </w:p>
+        </w:tc>
+        <w:tc>
+          <w:tcPr>
+            <w:tcW w:type="dxa" w:w="1039"/>
+          </w:tcPr>
+          <w:p>
+            <w:r/>
+            <w:r>
+              <w:rPr>
+                <w:sz w:val="24"/>
+              </w:rPr>
+              <w:t>0,912</w:t>
+            </w:r>
+          </w:p>
+        </w:tc>
+        <w:tc>
+          <w:tcPr>
+            <w:tcW w:type="dxa" w:w="1039"/>
+          </w:tcPr>
+          <w:p>
+            <w:r/>
+            <w:r>
+              <w:rPr>
+                <w:sz w:val="24"/>
+              </w:rPr>
+              <w:t>0,503</w:t>
+            </w:r>
+          </w:p>
+        </w:tc>
+        <w:tc>
+          <w:tcPr>
+            <w:tcW w:type="dxa" w:w="1039"/>
+          </w:tcPr>
+          <w:p>
+            <w:r/>
+            <w:r>
+              <w:rPr>
+                <w:sz w:val="24"/>
+              </w:rPr>
+              <w:t>0,863 [0,796; 0,927]</w:t>
+            </w:r>
+          </w:p>
+        </w:tc>
+        <w:tc>
+          <w:tcPr>
+            <w:tcW w:type="dxa" w:w="1039"/>
+          </w:tcPr>
+          <w:p>
+            <w:r/>
+            <w:r>
+              <w:rPr>
+                <w:sz w:val="24"/>
+              </w:rPr>
+              <w:t>0,459</w:t>
+            </w:r>
+          </w:p>
+        </w:tc>
+        <w:tc>
+          <w:tcPr>
+            <w:tcW w:type="dxa" w:w="1039"/>
+          </w:tcPr>
+          <w:p>
+            <w:r/>
+            <w:r>
+              <w:rPr>
+                <w:sz w:val="24"/>
+              </w:rPr>
+              <w:t>0,430</w:t>
+            </w:r>
+          </w:p>
+        </w:tc>
+      </w:tr>
+      <w:tr>
+        <w:tc>
+          <w:tcPr>
+            <w:tcW w:type="dxa" w:w="1039"/>
+          </w:tcPr>
+          <w:p>
+            <w:r/>
+            <w:r>
+              <w:rPr>
+                <w:sz w:val="24"/>
+              </w:rPr>
+            </w:r>
+          </w:p>
+        </w:tc>
+        <w:tc>
+          <w:tcPr>
+            <w:tcW w:type="dxa" w:w="1039"/>
+          </w:tcPr>
+          <w:p>
+            <w:r/>
+            <w:r>
+              <w:rPr>
+                <w:sz w:val="24"/>
+              </w:rPr>
+              <w:t>Ansambl</w:t>
+            </w:r>
+          </w:p>
+        </w:tc>
+        <w:tc>
+          <w:tcPr>
+            <w:tcW w:type="dxa" w:w="1039"/>
+          </w:tcPr>
+          <w:p>
+            <w:r/>
+            <w:r>
+              <w:rPr>
+                <w:sz w:val="24"/>
+              </w:rPr>
+              <w:t>0,854 [0,777; 0,922]</w:t>
+            </w:r>
+          </w:p>
+        </w:tc>
+        <w:tc>
+          <w:tcPr>
+            <w:tcW w:type="dxa" w:w="1039"/>
+          </w:tcPr>
+          <w:p>
+            <w:r/>
+            <w:r>
+              <w:rPr>
+                <w:sz w:val="24"/>
+              </w:rPr>
+              <w:t>0,615 [0,456; 0,769]</w:t>
+            </w:r>
+          </w:p>
+        </w:tc>
+        <w:tc>
+          <w:tcPr>
+            <w:tcW w:type="dxa" w:w="1039"/>
+          </w:tcPr>
+          <w:p>
+            <w:r/>
+            <w:r>
+              <w:rPr>
+                <w:sz w:val="24"/>
+              </w:rPr>
+              <w:t>0,961</w:t>
+            </w:r>
+          </w:p>
+        </w:tc>
+        <w:tc>
+          <w:tcPr>
+            <w:tcW w:type="dxa" w:w="1039"/>
+          </w:tcPr>
+          <w:p>
+            <w:r/>
+            <w:r>
+              <w:rPr>
+                <w:sz w:val="24"/>
+              </w:rPr>
+              <w:t>0,796</w:t>
+            </w:r>
+          </w:p>
+        </w:tc>
+        <w:tc>
+          <w:tcPr>
+            <w:tcW w:type="dxa" w:w="1039"/>
+          </w:tcPr>
+          <w:p>
+            <w:r/>
+            <w:r>
+              <w:rPr>
+                <w:sz w:val="24"/>
+              </w:rPr>
+              <w:t>0,793 [0,680; 0,889]</w:t>
+            </w:r>
+          </w:p>
+        </w:tc>
+        <w:tc>
+          <w:tcPr>
+            <w:tcW w:type="dxa" w:w="1039"/>
+          </w:tcPr>
+          <w:p>
+            <w:r/>
+            <w:r>
+              <w:rPr>
+                <w:sz w:val="24"/>
+              </w:rPr>
+              <w:t>0,781</w:t>
+            </w:r>
+          </w:p>
+        </w:tc>
+        <w:tc>
+          <w:tcPr>
+            <w:tcW w:type="dxa" w:w="1039"/>
+          </w:tcPr>
+          <w:p>
+            <w:r/>
+            <w:r>
+              <w:rPr>
+                <w:sz w:val="24"/>
+              </w:rPr>
+              <w:t>0,777</w:t>
+            </w:r>
+          </w:p>
+        </w:tc>
+      </w:tr>
+    </w:tbl>
+    <w:p/>
+    <w:p>
+      <w:pPr>
+        <w:jc w:val="center"/>
+      </w:pPr>
+      <w:r>
+        <w:rPr>
+          <w:b/>
+          <w:sz w:val="24"/>
+        </w:rPr>
+        <w:t>2.8-jadval. Ansambl va yakka detektor farqi Δ: juftlashgan bootstrap, 95% CI va p-qiymat</w:t>
+      </w:r>
+    </w:p>
+    <w:tbl>
+      <w:tblPr>
+        <w:tblStyle w:val="TableGrid"/>
+        <w:tblW w:type="auto" w:w="0"/>
+        <w:tblLook w:firstColumn="1" w:firstRow="1" w:lastColumn="0" w:lastRow="0" w:noHBand="0" w:noVBand="1" w:val="04A0"/>
+      </w:tblPr>
+      <w:tblGrid>
+        <w:gridCol w:w="1871"/>
+        <w:gridCol w:w="1871"/>
+        <w:gridCol w:w="1871"/>
+        <w:gridCol w:w="1871"/>
+        <w:gridCol w:w="1871"/>
+      </w:tblGrid>
+      <w:tr>
+        <w:tc>
+          <w:tcPr>
+            <w:tcW w:type="dxa" w:w="1871"/>
+          </w:tcPr>
+          <w:p>
+            <w:r/>
+            <w:r>
+              <w:rPr>
+                <w:b/>
+                <w:sz w:val="24"/>
+              </w:rPr>
+              <w:t>Detektor</w:t>
+            </w:r>
+          </w:p>
+        </w:tc>
+        <w:tc>
+          <w:tcPr>
+            <w:tcW w:type="dxa" w:w="1871"/>
+          </w:tcPr>
+          <w:p>
+            <w:r/>
+            <w:r>
+              <w:rPr>
+                <w:b/>
+                <w:sz w:val="24"/>
+              </w:rPr>
+              <w:t>Mezon</w:t>
+            </w:r>
+          </w:p>
+        </w:tc>
+        <w:tc>
+          <w:tcPr>
+            <w:tcW w:type="dxa" w:w="1871"/>
+          </w:tcPr>
+          <w:p>
+            <w:r/>
+            <w:r>
+              <w:rPr>
+                <w:b/>
+                <w:sz w:val="24"/>
+              </w:rPr>
+              <w:t>Δ (ansambl − YOLO)</w:t>
+            </w:r>
+          </w:p>
+        </w:tc>
+        <w:tc>
+          <w:tcPr>
+            <w:tcW w:type="dxa" w:w="1871"/>
+          </w:tcPr>
+          <w:p>
+            <w:r/>
+            <w:r>
+              <w:rPr>
+                <w:b/>
+                <w:sz w:val="24"/>
+              </w:rPr>
+              <w:t>p-qiymat</w:t>
+            </w:r>
+          </w:p>
+        </w:tc>
+        <w:tc>
+          <w:tcPr>
+            <w:tcW w:type="dxa" w:w="1871"/>
+          </w:tcPr>
+          <w:p>
+            <w:r/>
+            <w:r>
+              <w:rPr>
+                <w:b/>
+                <w:sz w:val="24"/>
+              </w:rPr>
+              <w:t>Ahamiyatli</w:t>
+            </w:r>
+          </w:p>
+        </w:tc>
+      </w:tr>
+      <w:tr>
+        <w:tc>
+          <w:tcPr>
+            <w:tcW w:type="dxa" w:w="1871"/>
+          </w:tcPr>
+          <w:p>
+            <w:r/>
+            <w:r>
+              <w:rPr>
+                <w:sz w:val="24"/>
+              </w:rPr>
+              <w:t>YOLO11s</w:t>
+            </w:r>
+          </w:p>
+        </w:tc>
+        <w:tc>
+          <w:tcPr>
+            <w:tcW w:type="dxa" w:w="1871"/>
+          </w:tcPr>
+          <w:p>
+            <w:r/>
+            <w:r>
+              <w:rPr>
+                <w:sz w:val="24"/>
+              </w:rPr>
+              <w:t>Aniqlik</w:t>
+            </w:r>
+          </w:p>
+        </w:tc>
+        <w:tc>
+          <w:tcPr>
+            <w:tcW w:type="dxa" w:w="1871"/>
+          </w:tcPr>
+          <w:p>
+            <w:r/>
+            <w:r>
+              <w:rPr>
+                <w:sz w:val="24"/>
+              </w:rPr>
+              <w:t>+0,116 [0,053; 0,189]</w:t>
+            </w:r>
+          </w:p>
+        </w:tc>
+        <w:tc>
+          <w:tcPr>
+            <w:tcW w:type="dxa" w:w="1871"/>
+          </w:tcPr>
+          <w:p>
+            <w:r/>
+            <w:r>
+              <w:rPr>
+                <w:sz w:val="24"/>
+              </w:rPr>
+              <w:t>p &lt; 0,001</w:t>
+            </w:r>
+          </w:p>
+        </w:tc>
+        <w:tc>
+          <w:tcPr>
+            <w:tcW w:type="dxa" w:w="1871"/>
+          </w:tcPr>
+          <w:p>
+            <w:r/>
+            <w:r>
+              <w:rPr>
+                <w:sz w:val="24"/>
+              </w:rPr>
+              <w:t>✓</w:t>
+            </w:r>
+          </w:p>
+        </w:tc>
+      </w:tr>
+      <w:tr>
+        <w:tc>
+          <w:tcPr>
+            <w:tcW w:type="dxa" w:w="1871"/>
+          </w:tcPr>
+          <w:p>
+            <w:r/>
+            <w:r>
+              <w:rPr>
+                <w:sz w:val="24"/>
+              </w:rPr>
+            </w:r>
+          </w:p>
+        </w:tc>
+        <w:tc>
+          <w:tcPr>
+            <w:tcW w:type="dxa" w:w="1871"/>
+          </w:tcPr>
+          <w:p>
+            <w:r/>
+            <w:r>
+              <w:rPr>
+                <w:sz w:val="24"/>
+              </w:rPr>
+              <w:t>Sezgirlik (makro)</w:t>
+            </w:r>
+          </w:p>
+        </w:tc>
+        <w:tc>
+          <w:tcPr>
+            <w:tcW w:type="dxa" w:w="1871"/>
+          </w:tcPr>
+          <w:p>
+            <w:r/>
+            <w:r>
+              <w:rPr>
+                <w:sz w:val="24"/>
+              </w:rPr>
+              <w:t>+0,073 [0,042; 0,113]</w:t>
+            </w:r>
+          </w:p>
+        </w:tc>
+        <w:tc>
+          <w:tcPr>
+            <w:tcW w:type="dxa" w:w="1871"/>
+          </w:tcPr>
+          <w:p>
+            <w:r/>
+            <w:r>
+              <w:rPr>
+                <w:sz w:val="24"/>
+              </w:rPr>
+              <w:t>p &lt; 0,001</w:t>
+            </w:r>
+          </w:p>
+        </w:tc>
+        <w:tc>
+          <w:tcPr>
+            <w:tcW w:type="dxa" w:w="1871"/>
+          </w:tcPr>
+          <w:p>
+            <w:r/>
+            <w:r>
+              <w:rPr>
+                <w:sz w:val="24"/>
+              </w:rPr>
+              <w:t>✓</w:t>
+            </w:r>
+          </w:p>
+        </w:tc>
+      </w:tr>
+      <w:tr>
+        <w:tc>
+          <w:tcPr>
+            <w:tcW w:type="dxa" w:w="1871"/>
+          </w:tcPr>
+          <w:p>
+            <w:r/>
+            <w:r>
+              <w:rPr>
+                <w:sz w:val="24"/>
+              </w:rPr>
+            </w:r>
+          </w:p>
+        </w:tc>
+        <w:tc>
+          <w:tcPr>
+            <w:tcW w:type="dxa" w:w="1871"/>
+          </w:tcPr>
+          <w:p>
+            <w:r/>
+            <w:r>
+              <w:rPr>
+                <w:sz w:val="24"/>
+              </w:rPr>
+              <w:t>AUC (makro)</w:t>
+            </w:r>
+          </w:p>
+        </w:tc>
+        <w:tc>
+          <w:tcPr>
+            <w:tcW w:type="dxa" w:w="1871"/>
+          </w:tcPr>
+          <w:p>
+            <w:r/>
+            <w:r>
+              <w:rPr>
+                <w:sz w:val="24"/>
+              </w:rPr>
+              <w:t>+0,122 [0,046; 0,205]</w:t>
+            </w:r>
+          </w:p>
+        </w:tc>
+        <w:tc>
+          <w:tcPr>
+            <w:tcW w:type="dxa" w:w="1871"/>
+          </w:tcPr>
+          <w:p>
+            <w:r/>
+            <w:r>
+              <w:rPr>
+                <w:sz w:val="24"/>
+              </w:rPr>
+              <w:t>p = 0,002</w:t>
+            </w:r>
+          </w:p>
+        </w:tc>
+        <w:tc>
+          <w:tcPr>
+            <w:tcW w:type="dxa" w:w="1871"/>
+          </w:tcPr>
+          <w:p>
+            <w:r/>
+            <w:r>
+              <w:rPr>
+                <w:sz w:val="24"/>
+              </w:rPr>
+              <w:t>✓</w:t>
+            </w:r>
+          </w:p>
+        </w:tc>
+      </w:tr>
+      <w:tr>
+        <w:tc>
+          <w:tcPr>
+            <w:tcW w:type="dxa" w:w="1871"/>
+          </w:tcPr>
+          <w:p>
+            <w:r/>
+            <w:r>
+              <w:rPr>
+                <w:sz w:val="24"/>
+              </w:rPr>
+            </w:r>
+          </w:p>
+        </w:tc>
+        <w:tc>
+          <w:tcPr>
+            <w:tcW w:type="dxa" w:w="1871"/>
+          </w:tcPr>
+          <w:p>
+            <w:r/>
+            <w:r>
+              <w:rPr>
+                <w:sz w:val="24"/>
+              </w:rPr>
+              <w:t>MCC</w:t>
+            </w:r>
+          </w:p>
+        </w:tc>
+        <w:tc>
+          <w:tcPr>
+            <w:tcW w:type="dxa" w:w="1871"/>
+          </w:tcPr>
+          <w:p>
+            <w:r/>
+            <w:r>
+              <w:rPr>
+                <w:sz w:val="24"/>
+              </w:rPr>
+              <w:t>+0,139 [0,068; 0,215]</w:t>
+            </w:r>
+          </w:p>
+        </w:tc>
+        <w:tc>
+          <w:tcPr>
+            <w:tcW w:type="dxa" w:w="1871"/>
+          </w:tcPr>
+          <w:p>
+            <w:r/>
+            <w:r>
+              <w:rPr>
+                <w:sz w:val="24"/>
+              </w:rPr>
+              <w:t>p &lt; 0,001</w:t>
+            </w:r>
+          </w:p>
+        </w:tc>
+        <w:tc>
+          <w:tcPr>
+            <w:tcW w:type="dxa" w:w="1871"/>
+          </w:tcPr>
+          <w:p>
+            <w:r/>
+            <w:r>
+              <w:rPr>
+                <w:sz w:val="24"/>
+              </w:rPr>
+              <w:t>✓</w:t>
+            </w:r>
+          </w:p>
+        </w:tc>
+      </w:tr>
+      <w:tr>
+        <w:tc>
+          <w:tcPr>
+            <w:tcW w:type="dxa" w:w="1871"/>
+          </w:tcPr>
+          <w:p>
+            <w:r/>
+            <w:r>
+              <w:rPr>
+                <w:sz w:val="24"/>
+              </w:rPr>
+            </w:r>
+          </w:p>
+        </w:tc>
+        <w:tc>
+          <w:tcPr>
+            <w:tcW w:type="dxa" w:w="1871"/>
+          </w:tcPr>
+          <w:p>
+            <w:r/>
+            <w:r>
+              <w:rPr>
+                <w:sz w:val="24"/>
+              </w:rPr>
+              <w:t>Cohen κ</w:t>
+            </w:r>
+          </w:p>
+        </w:tc>
+        <w:tc>
+          <w:tcPr>
+            <w:tcW w:type="dxa" w:w="1871"/>
+          </w:tcPr>
+          <w:p>
+            <w:r/>
+            <w:r>
+              <w:rPr>
+                <w:sz w:val="24"/>
+              </w:rPr>
+              <w:t>+0,156 [0,074; 0,247]</w:t>
+            </w:r>
+          </w:p>
+        </w:tc>
+        <w:tc>
+          <w:tcPr>
+            <w:tcW w:type="dxa" w:w="1871"/>
+          </w:tcPr>
+          <w:p>
+            <w:r/>
+            <w:r>
+              <w:rPr>
+                <w:sz w:val="24"/>
+              </w:rPr>
+              <w:t>p &lt; 0,001</w:t>
+            </w:r>
+          </w:p>
+        </w:tc>
+        <w:tc>
+          <w:tcPr>
+            <w:tcW w:type="dxa" w:w="1871"/>
+          </w:tcPr>
+          <w:p>
+            <w:r/>
+            <w:r>
+              <w:rPr>
+                <w:sz w:val="24"/>
+              </w:rPr>
+              <w:t>✓</w:t>
+            </w:r>
+          </w:p>
+        </w:tc>
+      </w:tr>
+      <w:tr>
+        <w:tc>
+          <w:tcPr>
+            <w:tcW w:type="dxa" w:w="1871"/>
+          </w:tcPr>
+          <w:p>
+            <w:r/>
+            <w:r>
+              <w:rPr>
+                <w:sz w:val="24"/>
+              </w:rPr>
+              <w:t>YOLO11l</w:t>
+            </w:r>
+          </w:p>
+        </w:tc>
+        <w:tc>
+          <w:tcPr>
+            <w:tcW w:type="dxa" w:w="1871"/>
+          </w:tcPr>
+          <w:p>
+            <w:r/>
+            <w:r>
+              <w:rPr>
+                <w:sz w:val="24"/>
+              </w:rPr>
+              <w:t>Aniqlik</w:t>
+            </w:r>
+          </w:p>
+        </w:tc>
+        <w:tc>
+          <w:tcPr>
+            <w:tcW w:type="dxa" w:w="1871"/>
+          </w:tcPr>
+          <w:p>
+            <w:r/>
+            <w:r>
+              <w:rPr>
+                <w:sz w:val="24"/>
+              </w:rPr>
+              <w:t>+0,010 [-0,067; 0,086]</w:t>
+            </w:r>
+          </w:p>
+        </w:tc>
+        <w:tc>
+          <w:tcPr>
+            <w:tcW w:type="dxa" w:w="1871"/>
+          </w:tcPr>
+          <w:p>
+            <w:r/>
+            <w:r>
+              <w:rPr>
+                <w:sz w:val="24"/>
+              </w:rPr>
+              <w:t>p = 0,868</w:t>
+            </w:r>
+          </w:p>
+        </w:tc>
+        <w:tc>
+          <w:tcPr>
+            <w:tcW w:type="dxa" w:w="1871"/>
+          </w:tcPr>
+          <w:p>
+            <w:r/>
+            <w:r>
+              <w:rPr>
+                <w:sz w:val="24"/>
+              </w:rPr>
+              <w:t>—</w:t>
+            </w:r>
+          </w:p>
+        </w:tc>
+      </w:tr>
+      <w:tr>
+        <w:tc>
+          <w:tcPr>
+            <w:tcW w:type="dxa" w:w="1871"/>
+          </w:tcPr>
+          <w:p>
+            <w:r/>
+            <w:r>
+              <w:rPr>
+                <w:sz w:val="24"/>
+              </w:rPr>
+            </w:r>
+          </w:p>
+        </w:tc>
+        <w:tc>
+          <w:tcPr>
+            <w:tcW w:type="dxa" w:w="1871"/>
+          </w:tcPr>
+          <w:p>
+            <w:r/>
+            <w:r>
+              <w:rPr>
+                <w:sz w:val="24"/>
+              </w:rPr>
+              <w:t>Sezgirlik (makro)</w:t>
+            </w:r>
+          </w:p>
+        </w:tc>
+        <w:tc>
+          <w:tcPr>
+            <w:tcW w:type="dxa" w:w="1871"/>
+          </w:tcPr>
+          <w:p>
+            <w:r/>
+            <w:r>
+              <w:rPr>
+                <w:sz w:val="24"/>
+              </w:rPr>
+              <w:t>+0,134 [0,009; 0,255]</w:t>
+            </w:r>
+          </w:p>
+        </w:tc>
+        <w:tc>
+          <w:tcPr>
+            <w:tcW w:type="dxa" w:w="1871"/>
+          </w:tcPr>
+          <w:p>
+            <w:r/>
+            <w:r>
+              <w:rPr>
+                <w:sz w:val="24"/>
+              </w:rPr>
+              <w:t>p = 0,032</w:t>
+            </w:r>
+          </w:p>
+        </w:tc>
+        <w:tc>
+          <w:tcPr>
+            <w:tcW w:type="dxa" w:w="1871"/>
+          </w:tcPr>
+          <w:p>
+            <w:r/>
+            <w:r>
+              <w:rPr>
+                <w:sz w:val="24"/>
+              </w:rPr>
+              <w:t>✓</w:t>
+            </w:r>
+          </w:p>
+        </w:tc>
+      </w:tr>
+      <w:tr>
+        <w:tc>
+          <w:tcPr>
+            <w:tcW w:type="dxa" w:w="1871"/>
+          </w:tcPr>
+          <w:p>
+            <w:r/>
+            <w:r>
+              <w:rPr>
+                <w:sz w:val="24"/>
+              </w:rPr>
+            </w:r>
+          </w:p>
+        </w:tc>
+        <w:tc>
+          <w:tcPr>
+            <w:tcW w:type="dxa" w:w="1871"/>
+          </w:tcPr>
+          <w:p>
+            <w:r/>
+            <w:r>
+              <w:rPr>
+                <w:sz w:val="24"/>
+              </w:rPr>
+              <w:t>AUC (makro)</w:t>
+            </w:r>
+          </w:p>
+        </w:tc>
+        <w:tc>
+          <w:tcPr>
+            <w:tcW w:type="dxa" w:w="1871"/>
+          </w:tcPr>
+          <w:p>
+            <w:r/>
+            <w:r>
+              <w:rPr>
+                <w:sz w:val="24"/>
+              </w:rPr>
+              <w:t>+0,091 [-0,006; 0,193]</w:t>
+            </w:r>
+          </w:p>
+        </w:tc>
+        <w:tc>
+          <w:tcPr>
+            <w:tcW w:type="dxa" w:w="1871"/>
+          </w:tcPr>
+          <w:p>
+            <w:r/>
+            <w:r>
+              <w:rPr>
+                <w:sz w:val="24"/>
+              </w:rPr>
+              <w:t>p = 0,064</w:t>
+            </w:r>
+          </w:p>
+        </w:tc>
+        <w:tc>
+          <w:tcPr>
+            <w:tcW w:type="dxa" w:w="1871"/>
+          </w:tcPr>
+          <w:p>
+            <w:r/>
+            <w:r>
+              <w:rPr>
+                <w:sz w:val="24"/>
+              </w:rPr>
+              <w:t>—</w:t>
+            </w:r>
+          </w:p>
+        </w:tc>
+      </w:tr>
+      <w:tr>
+        <w:tc>
+          <w:tcPr>
+            <w:tcW w:type="dxa" w:w="1871"/>
+          </w:tcPr>
+          <w:p>
+            <w:r/>
+            <w:r>
+              <w:rPr>
+                <w:sz w:val="24"/>
+              </w:rPr>
+            </w:r>
+          </w:p>
+        </w:tc>
+        <w:tc>
+          <w:tcPr>
+            <w:tcW w:type="dxa" w:w="1871"/>
+          </w:tcPr>
+          <w:p>
+            <w:r/>
+            <w:r>
+              <w:rPr>
+                <w:sz w:val="24"/>
+              </w:rPr>
+              <w:t>MCC</w:t>
+            </w:r>
+          </w:p>
+        </w:tc>
+        <w:tc>
+          <w:tcPr>
+            <w:tcW w:type="dxa" w:w="1871"/>
+          </w:tcPr>
+          <w:p>
+            <w:r/>
+            <w:r>
+              <w:rPr>
+                <w:sz w:val="24"/>
+              </w:rPr>
+              <w:t>+0,015 [-0,094; 0,122]</w:t>
+            </w:r>
+          </w:p>
+        </w:tc>
+        <w:tc>
+          <w:tcPr>
+            <w:tcW w:type="dxa" w:w="1871"/>
+          </w:tcPr>
+          <w:p>
+            <w:r/>
+            <w:r>
+              <w:rPr>
+                <w:sz w:val="24"/>
+              </w:rPr>
+              <w:t>p = 0,746</w:t>
+            </w:r>
+          </w:p>
+        </w:tc>
+        <w:tc>
+          <w:tcPr>
+            <w:tcW w:type="dxa" w:w="1871"/>
+          </w:tcPr>
+          <w:p>
+            <w:r/>
+            <w:r>
+              <w:rPr>
+                <w:sz w:val="24"/>
+              </w:rPr>
+              <w:t>—</w:t>
+            </w:r>
+          </w:p>
+        </w:tc>
+      </w:tr>
+      <w:tr>
+        <w:tc>
+          <w:tcPr>
+            <w:tcW w:type="dxa" w:w="1871"/>
+          </w:tcPr>
+          <w:p>
+            <w:r/>
+            <w:r>
+              <w:rPr>
+                <w:sz w:val="24"/>
+              </w:rPr>
+            </w:r>
+          </w:p>
+        </w:tc>
+        <w:tc>
+          <w:tcPr>
+            <w:tcW w:type="dxa" w:w="1871"/>
+          </w:tcPr>
+          <w:p>
+            <w:r/>
+            <w:r>
+              <w:rPr>
+                <w:sz w:val="24"/>
+              </w:rPr>
+              <w:t>Cohen κ</w:t>
+            </w:r>
+          </w:p>
+        </w:tc>
+        <w:tc>
+          <w:tcPr>
+            <w:tcW w:type="dxa" w:w="1871"/>
+          </w:tcPr>
+          <w:p>
+            <w:r/>
+            <w:r>
+              <w:rPr>
+                <w:sz w:val="24"/>
+              </w:rPr>
+              <w:t>+0,016 [-0,097; 0,127]</w:t>
+            </w:r>
+          </w:p>
+        </w:tc>
+        <w:tc>
+          <w:tcPr>
+            <w:tcW w:type="dxa" w:w="1871"/>
+          </w:tcPr>
+          <w:p>
+            <w:r/>
+            <w:r>
+              <w:rPr>
+                <w:sz w:val="24"/>
+              </w:rPr>
+              <w:t>p = 0,734</w:t>
+            </w:r>
+          </w:p>
+        </w:tc>
+        <w:tc>
+          <w:tcPr>
+            <w:tcW w:type="dxa" w:w="1871"/>
+          </w:tcPr>
+          <w:p>
+            <w:r/>
+            <w:r>
+              <w:rPr>
+                <w:sz w:val="24"/>
+              </w:rPr>
+              <w:t>—</w:t>
+            </w:r>
+          </w:p>
+        </w:tc>
+      </w:tr>
+      <w:tr>
+        <w:tc>
+          <w:tcPr>
+            <w:tcW w:type="dxa" w:w="1871"/>
+          </w:tcPr>
+          <w:p>
+            <w:r/>
+            <w:r>
+              <w:rPr>
+                <w:sz w:val="24"/>
+              </w:rPr>
+              <w:t>YOLO11l-v2</w:t>
+            </w:r>
+          </w:p>
+        </w:tc>
+        <w:tc>
+          <w:tcPr>
+            <w:tcW w:type="dxa" w:w="1871"/>
+          </w:tcPr>
+          <w:p>
+            <w:r/>
+            <w:r>
+              <w:rPr>
+                <w:sz w:val="24"/>
+              </w:rPr>
+              <w:t>Aniqlik</w:t>
+            </w:r>
+          </w:p>
+        </w:tc>
+        <w:tc>
+          <w:tcPr>
+            <w:tcW w:type="dxa" w:w="1871"/>
+          </w:tcPr>
+          <w:p>
+            <w:r/>
+            <w:r>
+              <w:rPr>
+                <w:sz w:val="24"/>
+              </w:rPr>
+              <w:t>+0,019 [-0,019; 0,058]</w:t>
+            </w:r>
+          </w:p>
+        </w:tc>
+        <w:tc>
+          <w:tcPr>
+            <w:tcW w:type="dxa" w:w="1871"/>
+          </w:tcPr>
+          <w:p>
+            <w:r/>
+            <w:r>
+              <w:rPr>
+                <w:sz w:val="24"/>
+              </w:rPr>
+              <w:t>p = 0,448</w:t>
+            </w:r>
+          </w:p>
+        </w:tc>
+        <w:tc>
+          <w:tcPr>
+            <w:tcW w:type="dxa" w:w="1871"/>
+          </w:tcPr>
+          <w:p>
+            <w:r/>
+            <w:r>
+              <w:rPr>
+                <w:sz w:val="24"/>
+              </w:rPr>
+              <w:t>—</w:t>
+            </w:r>
+          </w:p>
+        </w:tc>
+      </w:tr>
+      <w:tr>
+        <w:tc>
+          <w:tcPr>
+            <w:tcW w:type="dxa" w:w="1871"/>
+          </w:tcPr>
+          <w:p>
+            <w:r/>
+            <w:r>
+              <w:rPr>
+                <w:sz w:val="24"/>
+              </w:rPr>
+            </w:r>
+          </w:p>
+        </w:tc>
+        <w:tc>
+          <w:tcPr>
+            <w:tcW w:type="dxa" w:w="1871"/>
+          </w:tcPr>
+          <w:p>
+            <w:r/>
+            <w:r>
+              <w:rPr>
+                <w:sz w:val="24"/>
+              </w:rPr>
+              <w:t>Sezgirlik (makro)</w:t>
+            </w:r>
+          </w:p>
+        </w:tc>
+        <w:tc>
+          <w:tcPr>
+            <w:tcW w:type="dxa" w:w="1871"/>
+          </w:tcPr>
+          <w:p>
+            <w:r/>
+            <w:r>
+              <w:rPr>
+                <w:sz w:val="24"/>
+              </w:rPr>
+              <w:t>+0,011 [-0,011; 0,034]</w:t>
+            </w:r>
+          </w:p>
+        </w:tc>
+        <w:tc>
+          <w:tcPr>
+            <w:tcW w:type="dxa" w:w="1871"/>
+          </w:tcPr>
+          <w:p>
+            <w:r/>
+            <w:r>
+              <w:rPr>
+                <w:sz w:val="24"/>
+              </w:rPr>
+              <w:t>p = 0,448</w:t>
+            </w:r>
+          </w:p>
+        </w:tc>
+        <w:tc>
+          <w:tcPr>
+            <w:tcW w:type="dxa" w:w="1871"/>
+          </w:tcPr>
+          <w:p>
+            <w:r/>
+            <w:r>
+              <w:rPr>
+                <w:sz w:val="24"/>
+              </w:rPr>
+              <w:t>—</w:t>
+            </w:r>
+          </w:p>
+        </w:tc>
+      </w:tr>
+      <w:tr>
+        <w:tc>
+          <w:tcPr>
+            <w:tcW w:type="dxa" w:w="1871"/>
+          </w:tcPr>
+          <w:p>
+            <w:r/>
+            <w:r>
+              <w:rPr>
+                <w:sz w:val="24"/>
+              </w:rPr>
+            </w:r>
+          </w:p>
+        </w:tc>
+        <w:tc>
+          <w:tcPr>
+            <w:tcW w:type="dxa" w:w="1871"/>
+          </w:tcPr>
+          <w:p>
+            <w:r/>
+            <w:r>
+              <w:rPr>
+                <w:sz w:val="24"/>
+              </w:rPr>
+              <w:t>AUC (makro)</w:t>
+            </w:r>
+          </w:p>
+        </w:tc>
+        <w:tc>
+          <w:tcPr>
+            <w:tcW w:type="dxa" w:w="1871"/>
+          </w:tcPr>
+          <w:p>
+            <w:r/>
+            <w:r>
+              <w:rPr>
+                <w:sz w:val="24"/>
+              </w:rPr>
+              <w:t>+0,034 [0,010; 0,063]</w:t>
+            </w:r>
+          </w:p>
+        </w:tc>
+        <w:tc>
+          <w:tcPr>
+            <w:tcW w:type="dxa" w:w="1871"/>
+          </w:tcPr>
+          <w:p>
+            <w:r/>
+            <w:r>
+              <w:rPr>
+                <w:sz w:val="24"/>
+              </w:rPr>
+              <w:t>p &lt; 0,001</w:t>
+            </w:r>
+          </w:p>
+        </w:tc>
+        <w:tc>
+          <w:tcPr>
+            <w:tcW w:type="dxa" w:w="1871"/>
+          </w:tcPr>
+          <w:p>
+            <w:r/>
+            <w:r>
+              <w:rPr>
+                <w:sz w:val="24"/>
+              </w:rPr>
+              <w:t>✓</w:t>
+            </w:r>
+          </w:p>
+        </w:tc>
+      </w:tr>
+      <w:tr>
+        <w:tc>
+          <w:tcPr>
+            <w:tcW w:type="dxa" w:w="1871"/>
+          </w:tcPr>
+          <w:p>
+            <w:r/>
+            <w:r>
+              <w:rPr>
+                <w:sz w:val="24"/>
+              </w:rPr>
+            </w:r>
+          </w:p>
+        </w:tc>
+        <w:tc>
+          <w:tcPr>
+            <w:tcW w:type="dxa" w:w="1871"/>
+          </w:tcPr>
+          <w:p>
+            <w:r/>
+            <w:r>
+              <w:rPr>
+                <w:sz w:val="24"/>
+              </w:rPr>
+              <w:t>MCC</w:t>
+            </w:r>
+          </w:p>
+        </w:tc>
+        <w:tc>
+          <w:tcPr>
+            <w:tcW w:type="dxa" w:w="1871"/>
+          </w:tcPr>
+          <w:p>
+            <w:r/>
+            <w:r>
+              <w:rPr>
+                <w:sz w:val="24"/>
+              </w:rPr>
+              <w:t>+0,026 [-0,029; 0,081]</w:t>
+            </w:r>
+          </w:p>
+        </w:tc>
+        <w:tc>
+          <w:tcPr>
+            <w:tcW w:type="dxa" w:w="1871"/>
+          </w:tcPr>
+          <w:p>
+            <w:r/>
+            <w:r>
+              <w:rPr>
+                <w:sz w:val="24"/>
+              </w:rPr>
+              <w:t>p = 0,392</w:t>
+            </w:r>
+          </w:p>
+        </w:tc>
+        <w:tc>
+          <w:tcPr>
+            <w:tcW w:type="dxa" w:w="1871"/>
+          </w:tcPr>
+          <w:p>
+            <w:r/>
+            <w:r>
+              <w:rPr>
+                <w:sz w:val="24"/>
+              </w:rPr>
+              <w:t>—</w:t>
+            </w:r>
+          </w:p>
+        </w:tc>
+      </w:tr>
+      <w:tr>
+        <w:tc>
+          <w:tcPr>
+            <w:tcW w:type="dxa" w:w="1871"/>
+          </w:tcPr>
+          <w:p>
+            <w:r/>
+            <w:r>
+              <w:rPr>
+                <w:sz w:val="24"/>
+              </w:rPr>
+            </w:r>
+          </w:p>
+        </w:tc>
+        <w:tc>
+          <w:tcPr>
+            <w:tcW w:type="dxa" w:w="1871"/>
+          </w:tcPr>
+          <w:p>
+            <w:r/>
+            <w:r>
+              <w:rPr>
+                <w:sz w:val="24"/>
+              </w:rPr>
+              <w:t>Cohen κ</w:t>
+            </w:r>
+          </w:p>
+        </w:tc>
+        <w:tc>
+          <w:tcPr>
+            <w:tcW w:type="dxa" w:w="1871"/>
+          </w:tcPr>
+          <w:p>
+            <w:r/>
+            <w:r>
+              <w:rPr>
+                <w:sz w:val="24"/>
+              </w:rPr>
+              <w:t>+0,026 [-0,029; 0,083]</w:t>
+            </w:r>
+          </w:p>
+        </w:tc>
+        <w:tc>
+          <w:tcPr>
+            <w:tcW w:type="dxa" w:w="1871"/>
+          </w:tcPr>
+          <w:p>
+            <w:r/>
+            <w:r>
+              <w:rPr>
+                <w:sz w:val="24"/>
+              </w:rPr>
+              <w:t>p = 0,448</w:t>
+            </w:r>
+          </w:p>
+        </w:tc>
+        <w:tc>
+          <w:tcPr>
+            <w:tcW w:type="dxa" w:w="1871"/>
+          </w:tcPr>
+          <w:p>
+            <w:r/>
+            <w:r>
+              <w:rPr>
+                <w:sz w:val="24"/>
+              </w:rPr>
+              <w:t>—</w:t>
+            </w:r>
+          </w:p>
+        </w:tc>
+      </w:tr>
+    </w:tbl>
+    <w:p/>
+    <w:p>
+      <w:pPr>
+        <w:jc w:val="center"/>
+      </w:pPr>
+      <w:r>
+        <w:drawing>
+          <wp:inline xmlns:a="http://schemas.openxmlformats.org/drawingml/2006/main" xmlns:pic="http://schemas.openxmlformats.org/drawingml/2006/picture">
+            <wp:extent cx="5486400" cy="2940525"/>
+            <wp:docPr id="28" name="Picture 28"/>
+            <wp:cNvGraphicFramePr>
+              <a:graphicFrameLocks noChangeAspect="1"/>
+            </wp:cNvGraphicFramePr>
+            <a:graphic>
+              <a:graphicData uri="http://schemas.openxmlformats.org/drawingml/2006/picture">
+                <pic:pic>
+                  <pic:nvPicPr>
+                    <pic:cNvPr id="0" name="fig2_alpha.png"/>
+                    <pic:cNvPicPr/>
+                  </pic:nvPicPr>
+                  <pic:blipFill>
+                    <a:blip r:embed="rId36"/>
+                    <a:stretch>
+                      <a:fillRect/>
+                    </a:stretch>
+                  </pic:blipFill>
+                  <pic:spPr>
+                    <a:xfrm>
+                      <a:off x="0" y="0"/>
+                      <a:ext cx="5486400" cy="2940525"/>
+                    </a:xfrm>
+                    <a:prstGeom prst="rect"/>
+                  </pic:spPr>
+                </pic:pic>
+              </a:graphicData>
+            </a:graphic>
+          </wp:inline>
+        </w:drawing>
+      </w:r>
+    </w:p>
+    <w:p>
+      <w:pPr>
+        <w:jc w:val="center"/>
+      </w:pPr>
+      <w:r>
+        <w:rPr>
+          <w:i/>
+          <w:sz w:val="24"/>
+        </w:rPr>
+        <w:t>2.6-rasm. Ansambl vazni α ning muvozanatli aniqlikka ta'siri (YOLO11l); α* o'qitish to'plamida tanlanadi</w:t>
+      </w:r>
+    </w:p>
+    <w:p>
+      <w:pPr>
+        <w:ind w:firstLine="567"/>
+        <w:jc w:val="both"/>
+      </w:pPr>
+      <w:r>
+        <w:rPr>
+          <w:b w:val="0"/>
+          <w:i w:val="0"/>
+        </w:rPr>
+        <w:t xml:space="preserve">Bu manzara aniq qonuniyatni ochadi: </w:t>
       </w:r>
       <w:r>
         <w:rPr>
           <w:b/>
           <w:i w:val="0"/>
         </w:rPr>
-        <w:t>Xavfsizlik.</w:t>
+        <w:t>detektor qanchalik kuchli bo'lsa, ansamblning foydasi shunchalik toraydi va aniqlikdan sezgirlik hamda ajratuvchanlik (AUC) tomon siljiydi.</w:t>
       </w:r>
       <w:r>
         <w:rPr>
           <w:b w:val="0"/>
           <w:i w:val="0"/>
         </w:rPr>
-        <w:t xml:space="preserve"> Tizimga kirish JWT (JSON Web Token) asosidagi autentifikatsiya orqali amalga oshiriladi. Foydalanuvchilar uchta rolga bo'linadi — administrator, ko'rib chiquvchi (reviewer) va annotator — va har bir rol uchun ruxsatlar farqlanadi. Qo'shimcha himoya sifatida ikki bosqichli (TOTP) autentifikatsiya qo'llab-quvvatlanadi.</w:t>
+        <w:t xml:space="preserve"> Umumiy aniqlikning o'zgarmasligi ansambl foydasiz degani emas — u shunchaki ko'p sonli sinf (limfa tuguni) tomonidan boshqariladi.</w:t>
       </w:r>
     </w:p>
     <w:p>
@@ -6029,10 +12040,1589 @@
       </w:pPr>
       <w:r>
         <w:rPr>
+          <w:b/>
+        </w:rPr>
+        <w:t xml:space="preserve">Yutuq qayerdan keladi. </w:t>
+      </w:r>
+      <w:r>
+        <w:t>2.9-jadval va 2.7-rasm buni yaqqol ko'rsatadi (YOLO11l). Ansambl kam uchraydigan, klinik jihatdan muhim sinflarda sezgirlikni keskin oshiradi: kalsifikatsiya 0,84 → 0,97, assimetriya 0,25 → 0,75, BIRADS 1-2 0,00 → 0,33. Buning evaziga ko'p sonli limfa tuguni sinfida sezgirlik 0,96 dan 0,80 gacha tushadi. Aynan shu almashuv umumiy aniqlikni deyarli o'zgarishsiz qoldiradi, lekin makro sezgirlikni va AUC ni oshiradi. Skrining kontekstida bu maqbul kelishuv: kalsifikatsiya va assimetriya o'tkazib yuborilishi limfa tugunini noto'g'ri belgilashdan ancha qimmatga tushadi.</w:t>
+      </w:r>
+    </w:p>
+    <w:p>
+      <w:pPr>
+        <w:jc w:val="center"/>
+      </w:pPr>
+      <w:r>
+        <w:rPr>
+          <w:b/>
+          <w:sz w:val="24"/>
+        </w:rPr>
+        <w:t>2.9-jadval. Sinflar kesimida sezgirlik, o'ziga xoslik va aniqlik (YOLO11l)</w:t>
+      </w:r>
+    </w:p>
+    <w:tbl>
+      <w:tblPr>
+        <w:tblStyle w:val="TableGrid"/>
+        <w:tblW w:type="auto" w:w="0"/>
+        <w:tblLook w:firstColumn="1" w:firstRow="1" w:lastColumn="0" w:lastRow="0" w:noHBand="0" w:noVBand="1" w:val="04A0"/>
+      </w:tblPr>
+      <w:tblGrid>
+        <w:gridCol w:w="1169"/>
+        <w:gridCol w:w="1169"/>
+        <w:gridCol w:w="1169"/>
+        <w:gridCol w:w="1169"/>
+        <w:gridCol w:w="1169"/>
+        <w:gridCol w:w="1169"/>
+        <w:gridCol w:w="1169"/>
+        <w:gridCol w:w="1169"/>
+      </w:tblGrid>
+      <w:tr>
+        <w:tc>
+          <w:tcPr>
+            <w:tcW w:type="dxa" w:w="1169"/>
+          </w:tcPr>
+          <w:p>
+            <w:r/>
+            <w:r>
+              <w:rPr>
+                <w:b/>
+                <w:sz w:val="24"/>
+              </w:rPr>
+              <w:t>Sinf</w:t>
+            </w:r>
+          </w:p>
+        </w:tc>
+        <w:tc>
+          <w:tcPr>
+            <w:tcW w:type="dxa" w:w="1169"/>
+          </w:tcPr>
+          <w:p>
+            <w:r/>
+            <w:r>
+              <w:rPr>
+                <w:b/>
+                <w:sz w:val="24"/>
+              </w:rPr>
+              <w:t>n</w:t>
+            </w:r>
+          </w:p>
+        </w:tc>
+        <w:tc>
+          <w:tcPr>
+            <w:tcW w:type="dxa" w:w="1169"/>
+          </w:tcPr>
+          <w:p>
+            <w:r/>
+            <w:r>
+              <w:rPr>
+                <w:b/>
+                <w:sz w:val="24"/>
+              </w:rPr>
+              <w:t>Sezg. YOLO</w:t>
+            </w:r>
+          </w:p>
+        </w:tc>
+        <w:tc>
+          <w:tcPr>
+            <w:tcW w:type="dxa" w:w="1169"/>
+          </w:tcPr>
+          <w:p>
+            <w:r/>
+            <w:r>
+              <w:rPr>
+                <w:b/>
+                <w:sz w:val="24"/>
+              </w:rPr>
+              <w:t>Sezg. ansambl</w:t>
+            </w:r>
+          </w:p>
+        </w:tc>
+        <w:tc>
+          <w:tcPr>
+            <w:tcW w:type="dxa" w:w="1169"/>
+          </w:tcPr>
+          <w:p>
+            <w:r/>
+            <w:r>
+              <w:rPr>
+                <w:b/>
+                <w:sz w:val="24"/>
+              </w:rPr>
+              <w:t>O'z.xos. YOLO</w:t>
+            </w:r>
+          </w:p>
+        </w:tc>
+        <w:tc>
+          <w:tcPr>
+            <w:tcW w:type="dxa" w:w="1169"/>
+          </w:tcPr>
+          <w:p>
+            <w:r/>
+            <w:r>
+              <w:rPr>
+                <w:b/>
+                <w:sz w:val="24"/>
+              </w:rPr>
+              <w:t>O'z.xos. ansambl</w:t>
+            </w:r>
+          </w:p>
+        </w:tc>
+        <w:tc>
+          <w:tcPr>
+            <w:tcW w:type="dxa" w:w="1169"/>
+          </w:tcPr>
+          <w:p>
+            <w:r/>
+            <w:r>
+              <w:rPr>
+                <w:b/>
+                <w:sz w:val="24"/>
+              </w:rPr>
+              <w:t>Aniq. YOLO</w:t>
+            </w:r>
+          </w:p>
+        </w:tc>
+        <w:tc>
+          <w:tcPr>
+            <w:tcW w:type="dxa" w:w="1169"/>
+          </w:tcPr>
+          <w:p>
+            <w:r/>
+            <w:r>
+              <w:rPr>
+                <w:b/>
+                <w:sz w:val="24"/>
+              </w:rPr>
+              <w:t>Aniq. ansambl</w:t>
+            </w:r>
+          </w:p>
+        </w:tc>
+      </w:tr>
+      <w:tr>
+        <w:tc>
+          <w:tcPr>
+            <w:tcW w:type="dxa" w:w="1169"/>
+          </w:tcPr>
+          <w:p>
+            <w:r/>
+            <w:r>
+              <w:rPr>
+                <w:sz w:val="24"/>
+              </w:rPr>
+              <w:t>BIRADS 1-2</w:t>
+            </w:r>
+          </w:p>
+        </w:tc>
+        <w:tc>
+          <w:tcPr>
+            <w:tcW w:type="dxa" w:w="1169"/>
+          </w:tcPr>
+          <w:p>
+            <w:r/>
+            <w:r>
+              <w:rPr>
+                <w:sz w:val="24"/>
+              </w:rPr>
+              <w:t>6</w:t>
+            </w:r>
+          </w:p>
+        </w:tc>
+        <w:tc>
+          <w:tcPr>
+            <w:tcW w:type="dxa" w:w="1169"/>
+          </w:tcPr>
+          <w:p>
+            <w:r/>
+            <w:r>
+              <w:rPr>
+                <w:sz w:val="24"/>
+              </w:rPr>
+              <w:t>0,00</w:t>
+            </w:r>
+          </w:p>
+        </w:tc>
+        <w:tc>
+          <w:tcPr>
+            <w:tcW w:type="dxa" w:w="1169"/>
+          </w:tcPr>
+          <w:p>
+            <w:r/>
+            <w:r>
+              <w:rPr>
+                <w:sz w:val="24"/>
+              </w:rPr>
+              <w:t>0,33</w:t>
+            </w:r>
+          </w:p>
+        </w:tc>
+        <w:tc>
+          <w:tcPr>
+            <w:tcW w:type="dxa" w:w="1169"/>
+          </w:tcPr>
+          <w:p>
+            <w:r/>
+            <w:r>
+              <w:rPr>
+                <w:sz w:val="24"/>
+              </w:rPr>
+              <w:t>0,89</w:t>
+            </w:r>
+          </w:p>
+        </w:tc>
+        <w:tc>
+          <w:tcPr>
+            <w:tcW w:type="dxa" w:w="1169"/>
+          </w:tcPr>
+          <w:p>
+            <w:r/>
+            <w:r>
+              <w:rPr>
+                <w:sz w:val="24"/>
+              </w:rPr>
+              <w:t>0,98</w:t>
+            </w:r>
+          </w:p>
+        </w:tc>
+        <w:tc>
+          <w:tcPr>
+            <w:tcW w:type="dxa" w:w="1169"/>
+          </w:tcPr>
+          <w:p>
+            <w:r/>
+            <w:r>
+              <w:rPr>
+                <w:sz w:val="24"/>
+              </w:rPr>
+              <w:t>0,00</w:t>
+            </w:r>
+          </w:p>
+        </w:tc>
+        <w:tc>
+          <w:tcPr>
+            <w:tcW w:type="dxa" w:w="1169"/>
+          </w:tcPr>
+          <w:p>
+            <w:r/>
+            <w:r>
+              <w:rPr>
+                <w:sz w:val="24"/>
+              </w:rPr>
+              <w:t>0,50</w:t>
+            </w:r>
+          </w:p>
+        </w:tc>
+      </w:tr>
+      <w:tr>
+        <w:tc>
+          <w:tcPr>
+            <w:tcW w:type="dxa" w:w="1169"/>
+          </w:tcPr>
+          <w:p>
+            <w:r/>
+            <w:r>
+              <w:rPr>
+                <w:sz w:val="24"/>
+              </w:rPr>
+              <w:t>BIRADS 4-5</w:t>
+            </w:r>
+          </w:p>
+        </w:tc>
+        <w:tc>
+          <w:tcPr>
+            <w:tcW w:type="dxa" w:w="1169"/>
+          </w:tcPr>
+          <w:p>
+            <w:r/>
+            <w:r>
+              <w:rPr>
+                <w:sz w:val="24"/>
+              </w:rPr>
+              <w:t>3</w:t>
+            </w:r>
+          </w:p>
+        </w:tc>
+        <w:tc>
+          <w:tcPr>
+            <w:tcW w:type="dxa" w:w="1169"/>
+          </w:tcPr>
+          <w:p>
+            <w:r/>
+            <w:r>
+              <w:rPr>
+                <w:sz w:val="24"/>
+              </w:rPr>
+              <w:t>0,67</w:t>
+            </w:r>
+          </w:p>
+        </w:tc>
+        <w:tc>
+          <w:tcPr>
+            <w:tcW w:type="dxa" w:w="1169"/>
+          </w:tcPr>
+          <w:p>
+            <w:r/>
+            <w:r>
+              <w:rPr>
+                <w:sz w:val="24"/>
+              </w:rPr>
+              <w:t>0,67</w:t>
+            </w:r>
+          </w:p>
+        </w:tc>
+        <w:tc>
+          <w:tcPr>
+            <w:tcW w:type="dxa" w:w="1169"/>
+          </w:tcPr>
+          <w:p>
+            <w:r/>
+            <w:r>
+              <w:rPr>
+                <w:sz w:val="24"/>
+              </w:rPr>
+              <w:t>1,00</w:t>
+            </w:r>
+          </w:p>
+        </w:tc>
+        <w:tc>
+          <w:tcPr>
+            <w:tcW w:type="dxa" w:w="1169"/>
+          </w:tcPr>
+          <w:p>
+            <w:r/>
+            <w:r>
+              <w:rPr>
+                <w:sz w:val="24"/>
+              </w:rPr>
+              <w:t>1,00</w:t>
+            </w:r>
+          </w:p>
+        </w:tc>
+        <w:tc>
+          <w:tcPr>
+            <w:tcW w:type="dxa" w:w="1169"/>
+          </w:tcPr>
+          <w:p>
+            <w:r/>
+            <w:r>
+              <w:rPr>
+                <w:sz w:val="24"/>
+              </w:rPr>
+              <w:t>1,00</w:t>
+            </w:r>
+          </w:p>
+        </w:tc>
+        <w:tc>
+          <w:tcPr>
+            <w:tcW w:type="dxa" w:w="1169"/>
+          </w:tcPr>
+          <w:p>
+            <w:r/>
+            <w:r>
+              <w:rPr>
+                <w:sz w:val="24"/>
+              </w:rPr>
+              <w:t>1,00</w:t>
+            </w:r>
+          </w:p>
+        </w:tc>
+      </w:tr>
+      <w:tr>
+        <w:tc>
+          <w:tcPr>
+            <w:tcW w:type="dxa" w:w="1169"/>
+          </w:tcPr>
+          <w:p>
+            <w:r/>
+            <w:r>
+              <w:rPr>
+                <w:sz w:val="24"/>
+              </w:rPr>
+              <w:t>assimetriya</w:t>
+            </w:r>
+          </w:p>
+        </w:tc>
+        <w:tc>
+          <w:tcPr>
+            <w:tcW w:type="dxa" w:w="1169"/>
+          </w:tcPr>
+          <w:p>
+            <w:r/>
+            <w:r>
+              <w:rPr>
+                <w:sz w:val="24"/>
+              </w:rPr>
+              <w:t>4</w:t>
+            </w:r>
+          </w:p>
+        </w:tc>
+        <w:tc>
+          <w:tcPr>
+            <w:tcW w:type="dxa" w:w="1169"/>
+          </w:tcPr>
+          <w:p>
+            <w:r/>
+            <w:r>
+              <w:rPr>
+                <w:sz w:val="24"/>
+              </w:rPr>
+              <w:t>0,25</w:t>
+            </w:r>
+          </w:p>
+        </w:tc>
+        <w:tc>
+          <w:tcPr>
+            <w:tcW w:type="dxa" w:w="1169"/>
+          </w:tcPr>
+          <w:p>
+            <w:r/>
+            <w:r>
+              <w:rPr>
+                <w:sz w:val="24"/>
+              </w:rPr>
+              <w:t>0,75</w:t>
+            </w:r>
+          </w:p>
+        </w:tc>
+        <w:tc>
+          <w:tcPr>
+            <w:tcW w:type="dxa" w:w="1169"/>
+          </w:tcPr>
+          <w:p>
+            <w:r/>
+            <w:r>
+              <w:rPr>
+                <w:sz w:val="24"/>
+              </w:rPr>
+              <w:t>1,00</w:t>
+            </w:r>
+          </w:p>
+        </w:tc>
+        <w:tc>
+          <w:tcPr>
+            <w:tcW w:type="dxa" w:w="1169"/>
+          </w:tcPr>
+          <w:p>
+            <w:r/>
+            <w:r>
+              <w:rPr>
+                <w:sz w:val="24"/>
+              </w:rPr>
+              <w:t>0,98</w:t>
+            </w:r>
+          </w:p>
+        </w:tc>
+        <w:tc>
+          <w:tcPr>
+            <w:tcW w:type="dxa" w:w="1169"/>
+          </w:tcPr>
+          <w:p>
+            <w:r/>
+            <w:r>
+              <w:rPr>
+                <w:sz w:val="24"/>
+              </w:rPr>
+              <w:t>1,00</w:t>
+            </w:r>
+          </w:p>
+        </w:tc>
+        <w:tc>
+          <w:tcPr>
+            <w:tcW w:type="dxa" w:w="1169"/>
+          </w:tcPr>
+          <w:p>
+            <w:r/>
+            <w:r>
+              <w:rPr>
+                <w:sz w:val="24"/>
+              </w:rPr>
+              <w:t>0,60</w:t>
+            </w:r>
+          </w:p>
+        </w:tc>
+      </w:tr>
+      <w:tr>
+        <w:tc>
+          <w:tcPr>
+            <w:tcW w:type="dxa" w:w="1169"/>
+          </w:tcPr>
+          <w:p>
+            <w:r/>
+            <w:r>
+              <w:rPr>
+                <w:sz w:val="24"/>
+              </w:rPr>
+              <w:t>kalsifikatsiya</w:t>
+            </w:r>
+          </w:p>
+        </w:tc>
+        <w:tc>
+          <w:tcPr>
+            <w:tcW w:type="dxa" w:w="1169"/>
+          </w:tcPr>
+          <w:p>
+            <w:r/>
+            <w:r>
+              <w:rPr>
+                <w:sz w:val="24"/>
+              </w:rPr>
+              <w:t>32</w:t>
+            </w:r>
+          </w:p>
+        </w:tc>
+        <w:tc>
+          <w:tcPr>
+            <w:tcW w:type="dxa" w:w="1169"/>
+          </w:tcPr>
+          <w:p>
+            <w:r/>
+            <w:r>
+              <w:rPr>
+                <w:sz w:val="24"/>
+              </w:rPr>
+              <w:t>0,84</w:t>
+            </w:r>
+          </w:p>
+        </w:tc>
+        <w:tc>
+          <w:tcPr>
+            <w:tcW w:type="dxa" w:w="1169"/>
+          </w:tcPr>
+          <w:p>
+            <w:r/>
+            <w:r>
+              <w:rPr>
+                <w:sz w:val="24"/>
+              </w:rPr>
+              <w:t>0,97</w:t>
+            </w:r>
+          </w:p>
+        </w:tc>
+        <w:tc>
+          <w:tcPr>
+            <w:tcW w:type="dxa" w:w="1169"/>
+          </w:tcPr>
+          <w:p>
+            <w:r/>
+            <w:r>
+              <w:rPr>
+                <w:sz w:val="24"/>
+              </w:rPr>
+              <w:t>1,00</w:t>
+            </w:r>
+          </w:p>
+        </w:tc>
+        <w:tc>
+          <w:tcPr>
+            <w:tcW w:type="dxa" w:w="1169"/>
+          </w:tcPr>
+          <w:p>
+            <w:r/>
+            <w:r>
+              <w:rPr>
+                <w:sz w:val="24"/>
+              </w:rPr>
+              <w:t>0,88</w:t>
+            </w:r>
+          </w:p>
+        </w:tc>
+        <w:tc>
+          <w:tcPr>
+            <w:tcW w:type="dxa" w:w="1169"/>
+          </w:tcPr>
+          <w:p>
+            <w:r/>
+            <w:r>
+              <w:rPr>
+                <w:sz w:val="24"/>
+              </w:rPr>
+              <w:t>1,00</w:t>
+            </w:r>
+          </w:p>
+        </w:tc>
+        <w:tc>
+          <w:tcPr>
+            <w:tcW w:type="dxa" w:w="1169"/>
+          </w:tcPr>
+          <w:p>
+            <w:r/>
+            <w:r>
+              <w:rPr>
+                <w:sz w:val="24"/>
+              </w:rPr>
+              <w:t>0,78</w:t>
+            </w:r>
+          </w:p>
+        </w:tc>
+      </w:tr>
+      <w:tr>
+        <w:tc>
+          <w:tcPr>
+            <w:tcW w:type="dxa" w:w="1169"/>
+          </w:tcPr>
+          <w:p>
+            <w:r/>
+            <w:r>
+              <w:rPr>
+                <w:sz w:val="24"/>
+              </w:rPr>
+              <w:t>limfa tuguni</w:t>
+            </w:r>
+          </w:p>
+        </w:tc>
+        <w:tc>
+          <w:tcPr>
+            <w:tcW w:type="dxa" w:w="1169"/>
+          </w:tcPr>
+          <w:p>
+            <w:r/>
+            <w:r>
+              <w:rPr>
+                <w:sz w:val="24"/>
+              </w:rPr>
+              <w:t>45</w:t>
+            </w:r>
+          </w:p>
+        </w:tc>
+        <w:tc>
+          <w:tcPr>
+            <w:tcW w:type="dxa" w:w="1169"/>
+          </w:tcPr>
+          <w:p>
+            <w:r/>
+            <w:r>
+              <w:rPr>
+                <w:sz w:val="24"/>
+              </w:rPr>
+              <w:t>0,96</w:t>
+            </w:r>
+          </w:p>
+        </w:tc>
+        <w:tc>
+          <w:tcPr>
+            <w:tcW w:type="dxa" w:w="1169"/>
+          </w:tcPr>
+          <w:p>
+            <w:r/>
+            <w:r>
+              <w:rPr>
+                <w:sz w:val="24"/>
+              </w:rPr>
+              <w:t>0,80</w:t>
+            </w:r>
+          </w:p>
+        </w:tc>
+        <w:tc>
+          <w:tcPr>
+            <w:tcW w:type="dxa" w:w="1169"/>
+          </w:tcPr>
+          <w:p>
+            <w:r/>
+            <w:r>
+              <w:rPr>
+                <w:sz w:val="24"/>
+              </w:rPr>
+              <w:t>0,87</w:t>
+            </w:r>
+          </w:p>
+        </w:tc>
+        <w:tc>
+          <w:tcPr>
+            <w:tcW w:type="dxa" w:w="1169"/>
+          </w:tcPr>
+          <w:p>
+            <w:r/>
+            <w:r>
+              <w:rPr>
+                <w:sz w:val="24"/>
+              </w:rPr>
+              <w:t>0,92</w:t>
+            </w:r>
+          </w:p>
+        </w:tc>
+        <w:tc>
+          <w:tcPr>
+            <w:tcW w:type="dxa" w:w="1169"/>
+          </w:tcPr>
+          <w:p>
+            <w:r/>
+            <w:r>
+              <w:rPr>
+                <w:sz w:val="24"/>
+              </w:rPr>
+              <w:t>0,84</w:t>
+            </w:r>
+          </w:p>
+        </w:tc>
+        <w:tc>
+          <w:tcPr>
+            <w:tcW w:type="dxa" w:w="1169"/>
+          </w:tcPr>
+          <w:p>
+            <w:r/>
+            <w:r>
+              <w:rPr>
+                <w:sz w:val="24"/>
+              </w:rPr>
+              <w:t>0,88</w:t>
+            </w:r>
+          </w:p>
+        </w:tc>
+      </w:tr>
+      <w:tr>
+        <w:tc>
+          <w:tcPr>
+            <w:tcW w:type="dxa" w:w="1169"/>
+          </w:tcPr>
+          <w:p>
+            <w:r/>
+            <w:r>
+              <w:rPr>
+                <w:sz w:val="24"/>
+              </w:rPr>
+              <w:t>o'sma</w:t>
+            </w:r>
+          </w:p>
+        </w:tc>
+        <w:tc>
+          <w:tcPr>
+            <w:tcW w:type="dxa" w:w="1169"/>
+          </w:tcPr>
+          <w:p>
+            <w:r/>
+            <w:r>
+              <w:rPr>
+                <w:sz w:val="24"/>
+              </w:rPr>
+              <w:t>15</w:t>
+            </w:r>
+          </w:p>
+        </w:tc>
+        <w:tc>
+          <w:tcPr>
+            <w:tcW w:type="dxa" w:w="1169"/>
+          </w:tcPr>
+          <w:p>
+            <w:r/>
+            <w:r>
+              <w:rPr>
+                <w:sz w:val="24"/>
+              </w:rPr>
+              <w:t>0,73</w:t>
+            </w:r>
+          </w:p>
+        </w:tc>
+        <w:tc>
+          <w:tcPr>
+            <w:tcW w:type="dxa" w:w="1169"/>
+          </w:tcPr>
+          <w:p>
+            <w:r/>
+            <w:r>
+              <w:rPr>
+                <w:sz w:val="24"/>
+              </w:rPr>
+              <w:t>0,73</w:t>
+            </w:r>
+          </w:p>
+        </w:tc>
+        <w:tc>
+          <w:tcPr>
+            <w:tcW w:type="dxa" w:w="1169"/>
+          </w:tcPr>
+          <w:p>
+            <w:r/>
+            <w:r>
+              <w:rPr>
+                <w:sz w:val="24"/>
+              </w:rPr>
+              <w:t>0,98</w:t>
+            </w:r>
+          </w:p>
+        </w:tc>
+        <w:tc>
+          <w:tcPr>
+            <w:tcW w:type="dxa" w:w="1169"/>
+          </w:tcPr>
+          <w:p>
+            <w:r/>
+            <w:r>
+              <w:rPr>
+                <w:sz w:val="24"/>
+              </w:rPr>
+              <w:t>0,98</w:t>
+            </w:r>
+          </w:p>
+        </w:tc>
+        <w:tc>
+          <w:tcPr>
+            <w:tcW w:type="dxa" w:w="1169"/>
+          </w:tcPr>
+          <w:p>
+            <w:r/>
+            <w:r>
+              <w:rPr>
+                <w:sz w:val="24"/>
+              </w:rPr>
+              <w:t>0,85</w:t>
+            </w:r>
+          </w:p>
+        </w:tc>
+        <w:tc>
+          <w:tcPr>
+            <w:tcW w:type="dxa" w:w="1169"/>
+          </w:tcPr>
+          <w:p>
+            <w:r/>
+            <w:r>
+              <w:rPr>
+                <w:sz w:val="24"/>
+              </w:rPr>
+              <w:t>0,85</w:t>
+            </w:r>
+          </w:p>
+        </w:tc>
+      </w:tr>
+    </w:tbl>
+    <w:p/>
+    <w:p>
+      <w:pPr>
+        <w:jc w:val="center"/>
+      </w:pPr>
+      <w:r>
+        <w:drawing>
+          <wp:inline xmlns:a="http://schemas.openxmlformats.org/drawingml/2006/main" xmlns:pic="http://schemas.openxmlformats.org/drawingml/2006/picture">
+            <wp:extent cx="5486400" cy="3797980"/>
+            <wp:docPr id="29" name="Picture 29"/>
+            <wp:cNvGraphicFramePr>
+              <a:graphicFrameLocks noChangeAspect="1"/>
+            </wp:cNvGraphicFramePr>
+            <a:graphic>
+              <a:graphicData uri="http://schemas.openxmlformats.org/drawingml/2006/picture">
+                <pic:pic>
+                  <pic:nvPicPr>
+                    <pic:cNvPr id="0" name="fig4_sens.png"/>
+                    <pic:cNvPicPr/>
+                  </pic:nvPicPr>
+                  <pic:blipFill>
+                    <a:blip r:embed="rId37"/>
+                    <a:stretch>
+                      <a:fillRect/>
+                    </a:stretch>
+                  </pic:blipFill>
+                  <pic:spPr>
+                    <a:xfrm>
+                      <a:off x="0" y="0"/>
+                      <a:ext cx="5486400" cy="3797980"/>
+                    </a:xfrm>
+                    <a:prstGeom prst="rect"/>
+                  </pic:spPr>
+                </pic:pic>
+              </a:graphicData>
+            </a:graphic>
+          </wp:inline>
+        </w:drawing>
+      </w:r>
+    </w:p>
+    <w:p>
+      <w:pPr>
+        <w:jc w:val="center"/>
+      </w:pPr>
+      <w:r>
+        <w:rPr>
+          <w:i/>
+          <w:sz w:val="24"/>
+        </w:rPr>
+        <w:t>2.7-rasm. Sinflar kesimida sezgirlik: yakka YOLO11l va gibrid ansambl</w:t>
+      </w:r>
+    </w:p>
+    <w:p>
+      <w:pPr>
+        <w:jc w:val="center"/>
+      </w:pPr>
+      <w:r>
+        <w:drawing>
+          <wp:inline xmlns:a="http://schemas.openxmlformats.org/drawingml/2006/main" xmlns:pic="http://schemas.openxmlformats.org/drawingml/2006/picture">
+            <wp:extent cx="4114800" cy="3782418"/>
+            <wp:docPr id="30" name="Picture 30"/>
+            <wp:cNvGraphicFramePr>
+              <a:graphicFrameLocks noChangeAspect="1"/>
+            </wp:cNvGraphicFramePr>
+            <a:graphic>
+              <a:graphicData uri="http://schemas.openxmlformats.org/drawingml/2006/picture">
+                <pic:pic>
+                  <pic:nvPicPr>
+                    <pic:cNvPr id="0" name="fig3_roc.png"/>
+                    <pic:cNvPicPr/>
+                  </pic:nvPicPr>
+                  <pic:blipFill>
+                    <a:blip r:embed="rId38"/>
+                    <a:stretch>
+                      <a:fillRect/>
+                    </a:stretch>
+                  </pic:blipFill>
+                  <pic:spPr>
+                    <a:xfrm>
+                      <a:off x="0" y="0"/>
+                      <a:ext cx="4114800" cy="3782418"/>
+                    </a:xfrm>
+                    <a:prstGeom prst="rect"/>
+                  </pic:spPr>
+                </pic:pic>
+              </a:graphicData>
+            </a:graphic>
+          </wp:inline>
+        </w:drawing>
+      </w:r>
+    </w:p>
+    <w:p>
+      <w:pPr>
+        <w:jc w:val="center"/>
+      </w:pPr>
+      <w:r>
+        <w:rPr>
+          <w:i/>
+          <w:sz w:val="24"/>
+        </w:rPr>
+        <w:t>2.8-rasm. Makro ROC egri chiziqlari (YOLO11l): ansambl butun ishlash nuqtalari bo'ylab yakka detektordan ustun</w:t>
+      </w:r>
+    </w:p>
+    <w:p>
+      <w:pPr>
+        <w:jc w:val="center"/>
+      </w:pPr>
+      <w:r>
+        <w:drawing>
+          <wp:inline xmlns:a="http://schemas.openxmlformats.org/drawingml/2006/main" xmlns:pic="http://schemas.openxmlformats.org/drawingml/2006/picture">
+            <wp:extent cx="4846320" cy="4242031"/>
+            <wp:docPr id="31" name="Picture 31"/>
+            <wp:cNvGraphicFramePr>
+              <a:graphicFrameLocks noChangeAspect="1"/>
+            </wp:cNvGraphicFramePr>
+            <a:graphic>
+              <a:graphicData uri="http://schemas.openxmlformats.org/drawingml/2006/picture">
+                <pic:pic>
+                  <pic:nvPicPr>
+                    <pic:cNvPr id="0" name="fig5_cm.png"/>
+                    <pic:cNvPicPr/>
+                  </pic:nvPicPr>
+                  <pic:blipFill>
+                    <a:blip r:embed="rId39"/>
+                    <a:stretch>
+                      <a:fillRect/>
+                    </a:stretch>
+                  </pic:blipFill>
+                  <pic:spPr>
+                    <a:xfrm>
+                      <a:off x="0" y="0"/>
+                      <a:ext cx="4846320" cy="4242031"/>
+                    </a:xfrm>
+                    <a:prstGeom prst="rect"/>
+                  </pic:spPr>
+                </pic:pic>
+              </a:graphicData>
+            </a:graphic>
+          </wp:inline>
+        </w:drawing>
+      </w:r>
+    </w:p>
+    <w:p>
+      <w:pPr>
+        <w:jc w:val="center"/>
+      </w:pPr>
+      <w:r>
+        <w:rPr>
+          <w:i/>
+          <w:sz w:val="24"/>
+        </w:rPr>
+        <w:t>2.9-rasm. Ansambl chalkashlik matritsasi (YOLO11l); rang qator bo'yicha normallashtirilgan</w:t>
+      </w:r>
+    </w:p>
+    <w:p>
+      <w:pPr>
+        <w:ind w:firstLine="567"/>
+        <w:jc w:val="both"/>
+      </w:pPr>
+      <w:r>
+        <w:rPr>
+          <w:b/>
+        </w:rPr>
+        <w:t xml:space="preserve">Ishonch va IoU chegaralariga sezgirlik. </w:t>
+      </w:r>
+      <w:r>
+        <w:t>2.10-jadvalda chegaralar o'zgartirilgan holatlar keltirilgan (YOLO11s asosida). Chegara conf = 0,15 ga ko'tarilganda (75 mos ROI) detektorning o'zi 0,907 aniqlikka chiqadi, chunki past ishonchli chiqishlar filtrlanadi; ansambl bu holda qarorlarni umuman o'zgartirmaydi (0,907, p = 1,000). Shu bilan birga makro AUC 0,737 dan 0,848 gacha o'sadi — tartiblash sifati baribir yaxshilanadi. Mos kelish chegarasi IoU ≥ 0,5 gacha qattiqlashtirilganda (88 mos ROI) ansambl aniqlikni 0,705 dan 0,818 gacha (11,4 foiz punkt, p &lt; 0,001) ko'taradi.</w:t>
+      </w:r>
+    </w:p>
+    <w:p>
+      <w:pPr>
+        <w:jc w:val="center"/>
+      </w:pPr>
+      <w:r>
+        <w:rPr>
+          <w:b/>
+          <w:sz w:val="24"/>
+        </w:rPr>
+        <w:t>2.10-jadval. Ishonch (conf) va mos kelish (IoU) chegaralariga sezgirlik</w:t>
+      </w:r>
+    </w:p>
+    <w:tbl>
+      <w:tblPr>
+        <w:tblStyle w:val="TableGrid"/>
+        <w:tblW w:type="auto" w:w="0"/>
+        <w:tblLook w:firstColumn="1" w:firstRow="1" w:lastColumn="0" w:lastRow="0" w:noHBand="0" w:noVBand="1" w:val="04A0"/>
+      </w:tblPr>
+      <w:tblGrid>
+        <w:gridCol w:w="1039"/>
+        <w:gridCol w:w="1039"/>
+        <w:gridCol w:w="1039"/>
+        <w:gridCol w:w="1039"/>
+        <w:gridCol w:w="1039"/>
+        <w:gridCol w:w="1039"/>
+        <w:gridCol w:w="1039"/>
+        <w:gridCol w:w="1039"/>
+        <w:gridCol w:w="1039"/>
+      </w:tblGrid>
+      <w:tr>
+        <w:tc>
+          <w:tcPr>
+            <w:tcW w:type="dxa" w:w="1039"/>
+          </w:tcPr>
+          <w:p>
+            <w:r/>
+            <w:r>
+              <w:rPr>
+                <w:b/>
+                <w:sz w:val="24"/>
+              </w:rPr>
+              <w:t>Sozlama</w:t>
+            </w:r>
+          </w:p>
+        </w:tc>
+        <w:tc>
+          <w:tcPr>
+            <w:tcW w:type="dxa" w:w="1039"/>
+          </w:tcPr>
+          <w:p>
+            <w:r/>
+            <w:r>
+              <w:rPr>
+                <w:b/>
+                <w:sz w:val="24"/>
+              </w:rPr>
+              <w:t>Mos ROI</w:t>
+            </w:r>
+          </w:p>
+        </w:tc>
+        <w:tc>
+          <w:tcPr>
+            <w:tcW w:type="dxa" w:w="1039"/>
+          </w:tcPr>
+          <w:p>
+            <w:r/>
+            <w:r>
+              <w:rPr>
+                <w:b/>
+                <w:sz w:val="24"/>
+              </w:rPr>
+              <w:t>Aniq. YOLO</w:t>
+            </w:r>
+          </w:p>
+        </w:tc>
+        <w:tc>
+          <w:tcPr>
+            <w:tcW w:type="dxa" w:w="1039"/>
+          </w:tcPr>
+          <w:p>
+            <w:r/>
+            <w:r>
+              <w:rPr>
+                <w:b/>
+                <w:sz w:val="24"/>
+              </w:rPr>
+              <w:t>Aniq. ans.</w:t>
+            </w:r>
+          </w:p>
+        </w:tc>
+        <w:tc>
+          <w:tcPr>
+            <w:tcW w:type="dxa" w:w="1039"/>
+          </w:tcPr>
+          <w:p>
+            <w:r/>
+            <w:r>
+              <w:rPr>
+                <w:b/>
+                <w:sz w:val="24"/>
+              </w:rPr>
+              <w:t>Sezg. YOLO</w:t>
+            </w:r>
+          </w:p>
+        </w:tc>
+        <w:tc>
+          <w:tcPr>
+            <w:tcW w:type="dxa" w:w="1039"/>
+          </w:tcPr>
+          <w:p>
+            <w:r/>
+            <w:r>
+              <w:rPr>
+                <w:b/>
+                <w:sz w:val="24"/>
+              </w:rPr>
+              <w:t>Sezg. ans.</w:t>
+            </w:r>
+          </w:p>
+        </w:tc>
+        <w:tc>
+          <w:tcPr>
+            <w:tcW w:type="dxa" w:w="1039"/>
+          </w:tcPr>
+          <w:p>
+            <w:r/>
+            <w:r>
+              <w:rPr>
+                <w:b/>
+                <w:sz w:val="24"/>
+              </w:rPr>
+              <w:t>AUC YOLO</w:t>
+            </w:r>
+          </w:p>
+        </w:tc>
+        <w:tc>
+          <w:tcPr>
+            <w:tcW w:type="dxa" w:w="1039"/>
+          </w:tcPr>
+          <w:p>
+            <w:r/>
+            <w:r>
+              <w:rPr>
+                <w:b/>
+                <w:sz w:val="24"/>
+              </w:rPr>
+              <w:t>AUC ans.</w:t>
+            </w:r>
+          </w:p>
+        </w:tc>
+        <w:tc>
+          <w:tcPr>
+            <w:tcW w:type="dxa" w:w="1039"/>
+          </w:tcPr>
+          <w:p>
+            <w:r/>
+            <w:r>
+              <w:rPr>
+                <w:b/>
+                <w:sz w:val="24"/>
+              </w:rPr>
+              <w:t>Δaniqlik p</w:t>
+            </w:r>
+          </w:p>
+        </w:tc>
+      </w:tr>
+      <w:tr>
+        <w:tc>
+          <w:tcPr>
+            <w:tcW w:type="dxa" w:w="1039"/>
+          </w:tcPr>
+          <w:p>
+            <w:r/>
+            <w:r>
+              <w:rPr>
+                <w:sz w:val="24"/>
+              </w:rPr>
+              <w:t>conf = 0,05; IoU = 0,3 (bazaviy)</w:t>
+            </w:r>
+          </w:p>
+        </w:tc>
+        <w:tc>
+          <w:tcPr>
+            <w:tcW w:type="dxa" w:w="1039"/>
+          </w:tcPr>
+          <w:p>
+            <w:r/>
+            <w:r>
+              <w:rPr>
+                <w:sz w:val="24"/>
+              </w:rPr>
+              <w:t>95 / 163</w:t>
+            </w:r>
+          </w:p>
+        </w:tc>
+        <w:tc>
+          <w:tcPr>
+            <w:tcW w:type="dxa" w:w="1039"/>
+          </w:tcPr>
+          <w:p>
+            <w:r/>
+            <w:r>
+              <w:rPr>
+                <w:sz w:val="24"/>
+              </w:rPr>
+              <w:t>0,737</w:t>
+            </w:r>
+          </w:p>
+        </w:tc>
+        <w:tc>
+          <w:tcPr>
+            <w:tcW w:type="dxa" w:w="1039"/>
+          </w:tcPr>
+          <w:p>
+            <w:r/>
+            <w:r>
+              <w:rPr>
+                <w:sz w:val="24"/>
+              </w:rPr>
+              <w:t>0,853</w:t>
+            </w:r>
+          </w:p>
+        </w:tc>
+        <w:tc>
+          <w:tcPr>
+            <w:tcW w:type="dxa" w:w="1039"/>
+          </w:tcPr>
+          <w:p>
+            <w:r/>
+            <w:r>
+              <w:rPr>
+                <w:sz w:val="24"/>
+              </w:rPr>
+              <w:t>0,439</w:t>
+            </w:r>
+          </w:p>
+        </w:tc>
+        <w:tc>
+          <w:tcPr>
+            <w:tcW w:type="dxa" w:w="1039"/>
+          </w:tcPr>
+          <w:p>
+            <w:r/>
+            <w:r>
+              <w:rPr>
+                <w:sz w:val="24"/>
+              </w:rPr>
+              <w:t>0,513</w:t>
+            </w:r>
+          </w:p>
+        </w:tc>
+        <w:tc>
+          <w:tcPr>
+            <w:tcW w:type="dxa" w:w="1039"/>
+          </w:tcPr>
+          <w:p>
+            <w:r/>
+            <w:r>
+              <w:rPr>
+                <w:sz w:val="24"/>
+              </w:rPr>
+              <w:t>0,729</w:t>
+            </w:r>
+          </w:p>
+        </w:tc>
+        <w:tc>
+          <w:tcPr>
+            <w:tcW w:type="dxa" w:w="1039"/>
+          </w:tcPr>
+          <w:p>
+            <w:r/>
+            <w:r>
+              <w:rPr>
+                <w:sz w:val="24"/>
+              </w:rPr>
+              <w:t>0,852</w:t>
+            </w:r>
+          </w:p>
+        </w:tc>
+        <w:tc>
+          <w:tcPr>
+            <w:tcW w:type="dxa" w:w="1039"/>
+          </w:tcPr>
+          <w:p>
+            <w:r/>
+            <w:r>
+              <w:rPr>
+                <w:sz w:val="24"/>
+              </w:rPr>
+              <w:t>p &lt; 0,001</w:t>
+            </w:r>
+          </w:p>
+        </w:tc>
+      </w:tr>
+      <w:tr>
+        <w:tc>
+          <w:tcPr>
+            <w:tcW w:type="dxa" w:w="1039"/>
+          </w:tcPr>
+          <w:p>
+            <w:r/>
+            <w:r>
+              <w:rPr>
+                <w:sz w:val="24"/>
+              </w:rPr>
+              <w:t>conf = 0,15; IoU = 0,3</w:t>
+            </w:r>
+          </w:p>
+        </w:tc>
+        <w:tc>
+          <w:tcPr>
+            <w:tcW w:type="dxa" w:w="1039"/>
+          </w:tcPr>
+          <w:p>
+            <w:r/>
+            <w:r>
+              <w:rPr>
+                <w:sz w:val="24"/>
+              </w:rPr>
+              <w:t>75 / 163</w:t>
+            </w:r>
+          </w:p>
+        </w:tc>
+        <w:tc>
+          <w:tcPr>
+            <w:tcW w:type="dxa" w:w="1039"/>
+          </w:tcPr>
+          <w:p>
+            <w:r/>
+            <w:r>
+              <w:rPr>
+                <w:sz w:val="24"/>
+              </w:rPr>
+              <w:t>0,907</w:t>
+            </w:r>
+          </w:p>
+        </w:tc>
+        <w:tc>
+          <w:tcPr>
+            <w:tcW w:type="dxa" w:w="1039"/>
+          </w:tcPr>
+          <w:p>
+            <w:r/>
+            <w:r>
+              <w:rPr>
+                <w:sz w:val="24"/>
+              </w:rPr>
+              <w:t>0,907</w:t>
+            </w:r>
+          </w:p>
+        </w:tc>
+        <w:tc>
+          <w:tcPr>
+            <w:tcW w:type="dxa" w:w="1039"/>
+          </w:tcPr>
+          <w:p>
+            <w:r/>
+            <w:r>
+              <w:rPr>
+                <w:sz w:val="24"/>
+              </w:rPr>
+              <w:t>0,560</w:t>
+            </w:r>
+          </w:p>
+        </w:tc>
+        <w:tc>
+          <w:tcPr>
+            <w:tcW w:type="dxa" w:w="1039"/>
+          </w:tcPr>
+          <w:p>
+            <w:r/>
+            <w:r>
+              <w:rPr>
+                <w:sz w:val="24"/>
+              </w:rPr>
+              <w:t>0,560</w:t>
+            </w:r>
+          </w:p>
+        </w:tc>
+        <w:tc>
+          <w:tcPr>
+            <w:tcW w:type="dxa" w:w="1039"/>
+          </w:tcPr>
+          <w:p>
+            <w:r/>
+            <w:r>
+              <w:rPr>
+                <w:sz w:val="24"/>
+              </w:rPr>
+              <w:t>0,737</w:t>
+            </w:r>
+          </w:p>
+        </w:tc>
+        <w:tc>
+          <w:tcPr>
+            <w:tcW w:type="dxa" w:w="1039"/>
+          </w:tcPr>
+          <w:p>
+            <w:r/>
+            <w:r>
+              <w:rPr>
+                <w:sz w:val="24"/>
+              </w:rPr>
+              <w:t>0,848</w:t>
+            </w:r>
+          </w:p>
+        </w:tc>
+        <w:tc>
+          <w:tcPr>
+            <w:tcW w:type="dxa" w:w="1039"/>
+          </w:tcPr>
+          <w:p>
+            <w:r/>
+            <w:r>
+              <w:rPr>
+                <w:sz w:val="24"/>
+              </w:rPr>
+              <w:t>p = 1,000</w:t>
+            </w:r>
+          </w:p>
+        </w:tc>
+      </w:tr>
+      <w:tr>
+        <w:tc>
+          <w:tcPr>
+            <w:tcW w:type="dxa" w:w="1039"/>
+          </w:tcPr>
+          <w:p>
+            <w:r/>
+            <w:r>
+              <w:rPr>
+                <w:sz w:val="24"/>
+              </w:rPr>
+              <w:t>conf = 0,05; IoU = 0,5</w:t>
+            </w:r>
+          </w:p>
+        </w:tc>
+        <w:tc>
+          <w:tcPr>
+            <w:tcW w:type="dxa" w:w="1039"/>
+          </w:tcPr>
+          <w:p>
+            <w:r/>
+            <w:r>
+              <w:rPr>
+                <w:sz w:val="24"/>
+              </w:rPr>
+              <w:t>88 / 163</w:t>
+            </w:r>
+          </w:p>
+        </w:tc>
+        <w:tc>
+          <w:tcPr>
+            <w:tcW w:type="dxa" w:w="1039"/>
+          </w:tcPr>
+          <w:p>
+            <w:r/>
+            <w:r>
+              <w:rPr>
+                <w:sz w:val="24"/>
+              </w:rPr>
+              <w:t>0,705</w:t>
+            </w:r>
+          </w:p>
+        </w:tc>
+        <w:tc>
+          <w:tcPr>
+            <w:tcW w:type="dxa" w:w="1039"/>
+          </w:tcPr>
+          <w:p>
+            <w:r/>
+            <w:r>
+              <w:rPr>
+                <w:sz w:val="24"/>
+              </w:rPr>
+              <w:t>0,818</w:t>
+            </w:r>
+          </w:p>
+        </w:tc>
+        <w:tc>
+          <w:tcPr>
+            <w:tcW w:type="dxa" w:w="1039"/>
+          </w:tcPr>
+          <w:p>
+            <w:r/>
+            <w:r>
+              <w:rPr>
+                <w:sz w:val="24"/>
+              </w:rPr>
+              <w:t>0,412</w:t>
+            </w:r>
+          </w:p>
+        </w:tc>
+        <w:tc>
+          <w:tcPr>
+            <w:tcW w:type="dxa" w:w="1039"/>
+          </w:tcPr>
+          <w:p>
+            <w:r/>
+            <w:r>
+              <w:rPr>
+                <w:sz w:val="24"/>
+              </w:rPr>
+              <w:t>0,496</w:t>
+            </w:r>
+          </w:p>
+        </w:tc>
+        <w:tc>
+          <w:tcPr>
+            <w:tcW w:type="dxa" w:w="1039"/>
+          </w:tcPr>
+          <w:p>
+            <w:r/>
+            <w:r>
+              <w:rPr>
+                <w:sz w:val="24"/>
+              </w:rPr>
+              <w:t>0,723</w:t>
+            </w:r>
+          </w:p>
+        </w:tc>
+        <w:tc>
+          <w:tcPr>
+            <w:tcW w:type="dxa" w:w="1039"/>
+          </w:tcPr>
+          <w:p>
+            <w:r/>
+            <w:r>
+              <w:rPr>
+                <w:sz w:val="24"/>
+              </w:rPr>
+              <w:t>0,836</w:t>
+            </w:r>
+          </w:p>
+        </w:tc>
+        <w:tc>
+          <w:tcPr>
+            <w:tcW w:type="dxa" w:w="1039"/>
+          </w:tcPr>
+          <w:p>
+            <w:r/>
+            <w:r>
+              <w:rPr>
+                <w:sz w:val="24"/>
+              </w:rPr>
+              <w:t>p &lt; 0,001</w:t>
+            </w:r>
+          </w:p>
+        </w:tc>
+      </w:tr>
+    </w:tbl>
+    <w:p/>
+    <w:p>
+      <w:pPr>
+        <w:pStyle w:val="Heading2"/>
+      </w:pPr>
+      <w:r>
+        <w:t>2.14-§. Natijalarni muhokama qilish, klinik talqin va cheklovlar</w:t>
+      </w:r>
+    </w:p>
+    <w:p>
+      <w:pPr>
+        <w:ind w:firstLine="567"/>
+        <w:jc w:val="both"/>
+      </w:pPr>
+      <w:r>
+        <w:rPr>
           <w:b w:val="0"/>
           <w:i w:val="0"/>
         </w:rPr>
-        <w:t>Texnologik tanlovlar amaliy talablar asosida belgilangan. FastAPI freymvorki asinxron so'rovlarni samarali qayta ishlash va avtomatik API hujjatlash imkonini beradi. Frontend qo'shimcha og'ir kutubxonalarsiz sof JavaScript da amalga oshirilgani tufayli yengil va portativ. Ma'lumotlar bazasi sifatida SQLite tanlangan — u alohida server talab qilmaydi va klinik ish stantsiyasida mustaqil ishlaydi, bu maxfiylik va sodda joriy etish nuqtai nazaridan afzal. Og'ir hisoblash (AI inference va o'qitish) GPU da bajariladi.</w:t>
+        <w:t>Adabiyotda gibrid usullar odatda o'rtacha aniqlik o'sishi bilan asoslanadi. O'tkazilgan tahlil shuni ko'rsatadiki, kuchli detektor va nomutanosib baza sharoitida bunday asoslash yetarli emas va hatto chalg'ituvchi bo'lishi mumkin: YOLO11l uchun aniqlik amalda o'zgarmadi (p = 0,868), holbuki makro sezgirlik +0,134 [0,009; 0,255] ga o'sdi. Agar faqat aniqlik keltirilganda edi, usul "foydasiz" deb baholanardi; agar faqat sezgirlik keltirilganda edi, o'sish bo'rttirilardi. To'g'ri yondashuv — ikkala mezonni birga keltirish.</w:t>
       </w:r>
     </w:p>
     <w:p>
@@ -6045,7 +13635,7 @@
           <w:b w:val="0"/>
           <w:i w:val="0"/>
         </w:rPr>
-        <w:t>Tizim modulli arxitekturada qurilgan: autentifikatsiya, DICOM boshqaruvi, annotatsiya, AI inference, model o'qitish, hisobot generatsiyasi, eksport va PACS integratsiyasi alohida mantiqiy modullarni tashkil etadi. Bu modullik kengaytirilishni (yangi model arxitekturalari yoki eksport formatlari qo'shish) osonlashtiradi. Tizim Docker konteynerizatsiyasi orqali ham joylashtirilishi mumkin, bu turli muhitlarda izchil ishlashni ta'minlaydi.</w:t>
+        <w:t>Ikkinchi muhim kuzatuv — bulcha tasniflagichning yolg'iz o'zi yuqori AUC (0,889 [0,843; 0,932]) va past aniqlik (0,628 [0,554; 0,709]) ko'rsatishi. Bu uning axborot hissasi qaror qabul qilish qoidasida emas, balki sinflarni tartiblashda ekanini bildiradi. Ansambl aynan shu tartiblash axborotini detektorning ishonch bahosiga qo'shadi.</w:t>
       </w:r>
     </w:p>
     <w:p>
@@ -6058,7 +13648,7 @@
           <w:b w:val="0"/>
           <w:i w:val="0"/>
         </w:rPr>
-        <w:t>GPU resurslaridan samarali foydalanish uchun model og'irliklari xotirada keshlanadi va inference paketli (batch) tarzda bajariladi. O'qitish jarayoni asosiy web-xizmatdan alohida subprocess sifatida ishga tushiriladi, bu uzoq davom etuvchi o'qitish web-interfeysning javobgarligiga ta'sir qilmasligini ta'minlaydi. Bu ajratish, shuningdek, o'qitishni to'xtatish va davom ettirish imkonini beradi.</w:t>
+        <w:t>Klinik ish oqimi uchun tavsiya: bulcha tasniflagichni kuchli detektorning yuqori ishonchli qarorlariga aralashtirmaslik, uni kam uchraydigan sinflar shubhasi bor va past ishonchli sohalarda "ikkinchi fikr" sifatida ishlatish maqsadga muvofiq. Tasniflagich to'liq interpretatsiyalanadigan bo'lgani uchun (tanlangan 34 ta belgi va etalonlargacha bo'lgan masofalar oshkora), uning bahosi radiolog tomonidan tekshirilishi mumkin — bu dissertatsiyaning izohlanuvchan sun'iy intellekt bo'yicha qo'yilgan vazifasiga bevosita javob beradi.</w:t>
       </w:r>
     </w:p>
     <w:p>
@@ -6068,10 +13658,195 @@
       </w:pPr>
       <w:r>
         <w:rPr>
+          <w:b/>
+        </w:rPr>
+        <w:t xml:space="preserve">Cheklovlar. </w:t>
+      </w:r>
+      <w:r>
+        <w:t>Baza hajmi kichik: tekshirish to'plamida moslashgan detektsiyalar soni 75–105 oralig'ida, ba'zi sinflarda atigi 3–6 ta misol. Shu sababli ishonch oraliqlari keng va bir qator farqlar statistik ahamiyatga ega emas (2.8-jadval). α* o'qitish to'plamida tanlangan bo'lsa-da, u ham cheklangan hajmga ega. Arxitektura buzilishi sinfida atigi ikkita o'qitish misoli bor va u tekshirish to'plamida umuman mos kelmagan. Xulosalar ko'p markazli, kattaroq bazada takrorlanishi lozim.</w:t>
+      </w:r>
+    </w:p>
+    <w:p>
+      <w:pPr>
+        <w:pStyle w:val="Heading2"/>
+      </w:pPr>
+      <w:r>
+        <w:t>II (davomi) bob boʻyicha xulosalar</w:t>
+      </w:r>
+    </w:p>
+    <w:p>
+      <w:pPr>
+        <w:pStyle w:val="ListNumber"/>
+        <w:jc w:val="both"/>
+      </w:pPr>
+      <w:r>
+        <w:rPr>
+          <w:b w:val="0"/>
+        </w:rPr>
+        <w:t>Bulcha dasturlash mezoni asosidagi belgi tanlash mammografik ko'p sinfli masalaga umumlashtirildi; kross-validatsiya bo'yicha 38 ta belgidan n′* = 34 tasi eng yaxshi natija berdi (P = 0,526 [0,480; 0,568]), biroq qo'shni n′ qiymatlaridan statistik ustunligi isbotlanmadi.</w:t>
+      </w:r>
+    </w:p>
+    <w:p>
+      <w:pPr>
+        <w:pStyle w:val="ListNumber"/>
+        <w:jc w:val="both"/>
+      </w:pPr>
+      <w:r>
+        <w:rPr>
+          <w:b w:val="0"/>
+        </w:rPr>
+        <w:t>Qat'iy |S| = n′ cheklovida ranjirlangan qator prefiksi mutlaq optimal to'plam bo'lishi shart emasligi ko'rsatildi; shu sababli n′* tasniflash sifati P bo'yicha tanlanadi.</w:t>
+      </w:r>
+    </w:p>
+    <w:p>
+      <w:pPr>
+        <w:pStyle w:val="ListNumber"/>
+        <w:jc w:val="both"/>
+      </w:pPr>
+      <w:r>
+        <w:rPr>
+          <w:b w:val="0"/>
+        </w:rPr>
+        <w:t>Nomutanosib bazada umumiy aniqlik yolg'iz mezon sifatida yetarli emasligi ko'rsatildi: YOLO11l uchun ansambl aniqlikni o'zgartirmadi (p = 0,868), lekin makro sezgirlikni 0,575 dan 0,709 gacha (p = 0,032) va makro AUC ni 0,801 dan 0,892 gacha oshirdi.</w:t>
+      </w:r>
+    </w:p>
+    <w:p>
+      <w:pPr>
+        <w:pStyle w:val="ListNumber"/>
+        <w:jc w:val="both"/>
+      </w:pPr>
+      <w:r>
+        <w:rPr>
+          <w:b w:val="0"/>
+        </w:rPr>
+        <w:t>Kuchsizroq detektor (YOLO11s) uchun ansambl barcha mezonlarni sezilarli yaxshiladi: aniqlik 0,737 → 0,853 (p &lt; 0,001), makro AUC 0,729 → 0,852, Cohen κ 0,616 → 0,773.</w:t>
+      </w:r>
+    </w:p>
+    <w:p>
+      <w:pPr>
+        <w:pStyle w:val="ListNumber"/>
+        <w:jc w:val="both"/>
+      </w:pPr>
+      <w:r>
+        <w:rPr>
+          <w:b w:val="0"/>
+        </w:rPr>
+        <w:t>Yutuq kam uchraydigan, klinik jihatdan muhim sinflarda jamlangan (kalsifikatsiya 0,84 → 0,97, assimetriya 0,25 → 0,75) va ko'p sonli sinf hisobiga erishiladi — skrining uchun maqbul almashuv.</w:t>
+      </w:r>
+    </w:p>
+    <w:p>
+      <w:pPr>
+        <w:pStyle w:val="ListNumber"/>
+        <w:jc w:val="both"/>
+      </w:pPr>
+      <w:r>
+        <w:rPr>
+          <w:b w:val="0"/>
+        </w:rPr>
+        <w:t>Bulcha tasniflagich yolg'iz yuqori ajratuvchanlik (0,889 [0,843; 0,932]) va past aniqlik (0,628 [0,554; 0,709]) ko'rsatadi, ya'ni uning roli detektorni to'ldirish — o'rin bosish emas.</w:t>
+      </w:r>
+    </w:p>
+    <w:p>
+      <w:r>
+        <w:br w:type="page"/>
+      </w:r>
+    </w:p>
+    <w:p>
+      <w:pPr>
+        <w:pStyle w:val="Heading1"/>
+        <w:jc w:val="center"/>
+      </w:pPr>
+      <w:r>
+        <w:rPr>
+          <w:b/>
+        </w:rPr>
+        <w:t>III BOB. ALGORITMLARNI AMALGA OSHIRUVCHI DASTURIY MAJMUA</w:t>
+      </w:r>
+    </w:p>
+    <w:p>
+      <w:pPr>
+        <w:pStyle w:val="Heading2"/>
+      </w:pPr>
+      <w:r>
+        <w:t>3.1-§. Tizim arxitekturasi, maxfiylik va xavfsizlik</w:t>
+      </w:r>
+    </w:p>
+    <w:p>
+      <w:pPr>
+        <w:ind w:firstLine="567"/>
+        <w:jc w:val="both"/>
+      </w:pPr>
+      <w:r>
+        <w:rPr>
           <w:b w:val="0"/>
           <w:i w:val="0"/>
         </w:rPr>
-        <w:t>Xavfsizlik modeli bir necha bosqichli himoyani nazarda tutadi. Kirish bosqichida JWT token foydalanuvchini autentifikatsiya qiladi va token muddati cheklangan. Har bir so'rovda foydalanuvchining roli tekshirilib, ruxsat etilmagan amallar rad etiladi (masalan, annotator boshqa foydalanuvchi yaratgan annotatsiyani tahrirlay olmaydi). Maxfiy amallar uchun ikki bosqichli (TOTP) autentifikatsiya qo'shimcha himoya qatlamini ta'minlaydi. So'rovlar chastotasi cheklanadi (rate limiting), bu xizmatga qaratilgan hujumlarning oldini oladi.</w:t>
+        <w:t xml:space="preserve">Taklif etilgan algoritmlar </w:t>
+      </w:r>
+      <w:r>
+        <w:rPr>
+          <w:b/>
+          <w:i w:val="0"/>
+        </w:rPr>
+        <w:t>MAMOGRAF</w:t>
+      </w:r>
+      <w:r>
+        <w:rPr>
+          <w:b w:val="0"/>
+          <w:i w:val="0"/>
+        </w:rPr>
+        <w:t xml:space="preserve"> dasturiy majmuasida amaliyotga tatbiq etilgan. Tizim mijoz-server arxitekturasida qurilgan: serverlik qismi (backend) Python tilida FastAPI freymvorkida, mijozlik qismi (frontend) qo'shimcha kutubxonalarsiz HTML/JavaScript/CSS da amalga oshirilgan. DICOM fayllar bilan ishlash pydicom va pylibjpeg kutubxonalari orqali, AI inference va o'qitish Ultralytics YOLO hamda PyTorch (CUDA) orqali bajariladi. Ma'lumotlar SQLite ma'lumotlar bazasida saqlanadi. Umumiy modul arxitekturasi 3.1-rasmda keltirilgan.</w:t>
+      </w:r>
+    </w:p>
+    <w:p>
+      <w:pPr>
+        <w:jc w:val="center"/>
+      </w:pPr>
+      <w:r>
+        <w:drawing>
+          <wp:inline xmlns:a="http://schemas.openxmlformats.org/drawingml/2006/main" xmlns:pic="http://schemas.openxmlformats.org/drawingml/2006/picture">
+            <wp:extent cx="5486400" cy="3706927"/>
+            <wp:docPr id="32" name="Picture 32"/>
+            <wp:cNvGraphicFramePr>
+              <a:graphicFrameLocks noChangeAspect="1"/>
+            </wp:cNvGraphicFramePr>
+            <a:graphic>
+              <a:graphicData uri="http://schemas.openxmlformats.org/drawingml/2006/picture">
+                <pic:pic>
+                  <pic:nvPicPr>
+                    <pic:cNvPr id="0" name="architecture.png"/>
+                    <pic:cNvPicPr/>
+                  </pic:nvPicPr>
+                  <pic:blipFill>
+                    <a:blip r:embed="rId40"/>
+                    <a:stretch>
+                      <a:fillRect/>
+                    </a:stretch>
+                  </pic:blipFill>
+                  <pic:spPr>
+                    <a:xfrm>
+                      <a:off x="0" y="0"/>
+                      <a:ext cx="5486400" cy="3706927"/>
+                    </a:xfrm>
+                    <a:prstGeom prst="rect"/>
+                  </pic:spPr>
+                </pic:pic>
+              </a:graphicData>
+            </a:graphic>
+          </wp:inline>
+        </w:drawing>
+      </w:r>
+    </w:p>
+    <w:p>
+      <w:pPr>
+        <w:jc w:val="center"/>
+      </w:pPr>
+      <w:r>
+        <w:rPr>
+          <w:i/>
+          <w:sz w:val="24"/>
+        </w:rPr>
+        <w:t>3.1-rasm. MAMOGRAF dasturiy majmuasi arxitekturasi</w:t>
       </w:r>
     </w:p>
     <w:p>
@@ -6084,29 +13859,20 @@
           <w:b w:val="0"/>
           <w:i w:val="0"/>
         </w:rPr>
-        <w:t xml:space="preserve">Ma'lumotlar maxfiyligi nuqtai nazaridan eng muhim qaror — tizimning </w:t>
       </w:r>
       <w:r>
         <w:rPr>
           <w:b/>
           <w:i w:val="0"/>
         </w:rPr>
-        <w:t>mahalliy (oflayn) ishlashi</w:t>
+        <w:t>Maxfiylik (de-identifikatsiya).</w:t>
       </w:r>
       <w:r>
         <w:rPr>
           <w:b w:val="0"/>
           <w:i w:val="0"/>
         </w:rPr>
-        <w:t>. Bemor tasvirlari va hisobotlari tashqi bulutli xizmatlarga jo'natilmaydi; AI inference, model o'qitish va hatto avtomatik xulosa generatsiyasi (lokal til modeli orqali) to'liq mahalliy infratuzilmada bajariladi. Bu yondashuv tibbiy ma'lumotlarni himoya qilish talablariga muvofiq keladi va ma'lumotlarning chegaradan tashqariga chiqishi xavfini bartaraf etadi.</w:t>
-      </w:r>
-    </w:p>
-    <w:p>
-      <w:pPr>
-        <w:pStyle w:val="Heading2"/>
-      </w:pPr>
-      <w:r>
-        <w:t>3.2-§. Annotatsiya, faol oʻrganish va AI yordami</w:t>
+        <w:t xml:space="preserve"> Maxfiylik talablariga muvofiq, har bir yuklangan DICOM faylda shaxsiy ma'lumotlar (PHI) — bemor ismi, identifikatori, tug'ilgan sanasi, shifokor va muassasa nomlari — yuklash bosqichida avtomatik tarzda o'chiriladi yoki anonimlashtiriladi. Bunda piksel ma'lumotlari, tasvir o'lchamlari va modallik (Modality) saqlanadi, chunki ular tadqiqot uchun zarur. Keyingi barcha bosqichlar (annotatsiya, AI, eksport) faqat PHI-siz nusxa ustida bajariladi.</w:t>
       </w:r>
     </w:p>
     <w:p>
@@ -6119,7 +13885,20 @@
           <w:b w:val="0"/>
           <w:i w:val="0"/>
         </w:rPr>
-        <w:t>Radiolog DICOM ko'ruvchida tasvirni tahlil qilib, shubhali sohalarni quti (bbox) yoki ko'pburchak (polygon) bilan belgilaydi va har bir o'choqqa sinf, BI-RADS kategoriyasi hamda izoh biriktiradi. Annotatsiyalar holatlar oqimi orqali nazorat qilinadi: dastlabki (draft) → taqdim etilgan (submitted) → tasdiqlangan (approved) yoki rad etilgan (rejected). Ko'rib chiquvchi rolidagi mutaxassis annotatsiyalarni tekshiradi va tasdiqlaydi; barcha o'zgarishlar audit jurnalida qayd etiladi.</w:t>
+      </w:r>
+      <w:r>
+        <w:rPr>
+          <w:b/>
+          <w:i w:val="0"/>
+        </w:rPr>
+        <w:t>Xavfsizlik.</w:t>
+      </w:r>
+      <w:r>
+        <w:rPr>
+          <w:b w:val="0"/>
+          <w:i w:val="0"/>
+        </w:rPr>
+        <w:t xml:space="preserve"> Tizimga kirish JWT (JSON Web Token) asosidagi autentifikatsiya orqali amalga oshiriladi. Foydalanuvchilar uchta rolga bo'linadi — administrator, ko'rib chiquvchi (reviewer) va annotator — va har bir rol uchun ruxsatlar farqlanadi. Qo'shimcha himoya sifatida ikki bosqichli (TOTP) autentifikatsiya qo'llab-quvvatlanadi.</w:t>
       </w:r>
     </w:p>
     <w:p>
@@ -6132,20 +13911,81 @@
           <w:b w:val="0"/>
           <w:i w:val="0"/>
         </w:rPr>
+        <w:t>Texnologik tanlovlar amaliy talablar asosida belgilangan. FastAPI freymvorki asinxron so'rovlarni samarali qayta ishlash va avtomatik API hujjatlash imkonini beradi. Frontend qo'shimcha og'ir kutubxonalarsiz sof JavaScript da amalga oshirilgani tufayli yengil va portativ. Ma'lumotlar bazasi sifatida SQLite tanlangan — u alohida server talab qilmaydi va klinik ish stantsiyasida mustaqil ishlaydi, bu maxfiylik va sodda joriy etish nuqtai nazaridan afzal. Og'ir hisoblash (AI inference va o'qitish) GPU da bajariladi.</w:t>
+      </w:r>
+    </w:p>
+    <w:p>
+      <w:pPr>
+        <w:ind w:firstLine="567"/>
+        <w:jc w:val="both"/>
+      </w:pPr>
+      <w:r>
+        <w:rPr>
+          <w:b w:val="0"/>
+          <w:i w:val="0"/>
+        </w:rPr>
+        <w:t>Tizim modulli arxitekturada qurilgan: autentifikatsiya, DICOM boshqaruvi, annotatsiya, AI inference, model o'qitish, hisobot generatsiyasi, eksport va PACS integratsiyasi alohida mantiqiy modullarni tashkil etadi. Bu modullik kengaytirilishni (yangi model arxitekturalari yoki eksport formatlari qo'shish) osonlashtiradi. Tizim Docker konteynerizatsiyasi orqali ham joylashtirilishi mumkin, bu turli muhitlarda izchil ishlashni ta'minlaydi.</w:t>
+      </w:r>
+    </w:p>
+    <w:p>
+      <w:pPr>
+        <w:ind w:firstLine="567"/>
+        <w:jc w:val="both"/>
+      </w:pPr>
+      <w:r>
+        <w:rPr>
+          <w:b w:val="0"/>
+          <w:i w:val="0"/>
+        </w:rPr>
+        <w:t>GPU resurslaridan samarali foydalanish uchun model og'irliklari xotirada keshlanadi va inference paketli (batch) tarzda bajariladi. O'qitish jarayoni asosiy web-xizmatdan alohida subprocess sifatida ishga tushiriladi, bu uzoq davom etuvchi o'qitish web-interfeysning javobgarligiga ta'sir qilmasligini ta'minlaydi. Bu ajratish, shuningdek, o'qitishni to'xtatish va davom ettirish imkonini beradi.</w:t>
+      </w:r>
+    </w:p>
+    <w:p>
+      <w:pPr>
+        <w:ind w:firstLine="567"/>
+        <w:jc w:val="both"/>
+      </w:pPr>
+      <w:r>
+        <w:rPr>
+          <w:b w:val="0"/>
+          <w:i w:val="0"/>
+        </w:rPr>
+        <w:t>Xavfsizlik modeli bir necha bosqichli himoyani nazarda tutadi. Kirish bosqichida JWT token foydalanuvchini autentifikatsiya qiladi va token muddati cheklangan. Har bir so'rovda foydalanuvchining roli tekshirilib, ruxsat etilmagan amallar rad etiladi (masalan, annotator boshqa foydalanuvchi yaratgan annotatsiyani tahrirlay olmaydi). Maxfiy amallar uchun ikki bosqichli (TOTP) autentifikatsiya qo'shimcha himoya qatlamini ta'minlaydi. So'rovlar chastotasi cheklanadi (rate limiting), bu xizmatga qaratilgan hujumlarning oldini oladi.</w:t>
+      </w:r>
+    </w:p>
+    <w:p>
+      <w:pPr>
+        <w:ind w:firstLine="567"/>
+        <w:jc w:val="both"/>
+      </w:pPr>
+      <w:r>
+        <w:rPr>
+          <w:b w:val="0"/>
+          <w:i w:val="0"/>
+        </w:rPr>
+        <w:t xml:space="preserve">Ma'lumotlar maxfiyligi nuqtai nazaridan eng muhim qaror — tizimning </w:t>
       </w:r>
       <w:r>
         <w:rPr>
           <w:b/>
           <w:i w:val="0"/>
         </w:rPr>
-        <w:t>AI yordami.</w:t>
+        <w:t>mahalliy (oflayn) ishlashi</w:t>
       </w:r>
       <w:r>
         <w:rPr>
           <w:b w:val="0"/>
           <w:i w:val="0"/>
         </w:rPr>
-        <w:t xml:space="preserve"> Tizim radiolog ishini tezlashtiruvchi bir nechta AI funksiyani taklif etadi: avtomatik inference (model bbox'larni avtomatik taklif qiladi), smart-click (bir bosishda atrofdagi o'choqni topib quti chizish) va noaniqlik (uncertainty) issiqlik xaritasi (model qayerda ishonchsiz ekanini ko'rsatish). Issiqlik xaritasi test vaqti augmentatsiyasi (TTA) asosida hisoblanadi.</w:t>
+        <w:t>. Bemor tasvirlari va hisobotlari tashqi bulutli xizmatlarga jo'natilmaydi; AI inference, model o'qitish va hatto avtomatik xulosa generatsiyasi (lokal til modeli orqali) to'liq mahalliy infratuzilmada bajariladi. Bu yondashuv tibbiy ma'lumotlarni himoya qilish talablariga muvofiq keladi va ma'lumotlarning chegaradan tashqariga chiqishi xavfini bartaraf etadi.</w:t>
+      </w:r>
+    </w:p>
+    <w:p>
+      <w:pPr>
+        <w:pStyle w:val="Heading2"/>
+      </w:pPr>
+      <w:r>
+        <w:t>3.2-§. Annotatsiya, faol oʻrganish va AI yordami</w:t>
       </w:r>
     </w:p>
     <w:p>
@@ -6158,20 +13998,110 @@
           <w:b w:val="0"/>
           <w:i w:val="0"/>
         </w:rPr>
+        <w:t>Radiolog DICOM ko'ruvchida tasvirni tahlil qilib, shubhali sohalarni quti (bbox) yoki ko'pburchak (polygon) bilan belgilaydi va har bir o'choqqa sinf, BI-RADS kategoriyasi hamda izoh biriktiradi. Annotatsiyalar holatlar oqimi orqali nazorat qilinadi: dastlabki (draft) → taqdim etilgan (submitted) → tasdiqlangan (approved) yoki rad etilgan (rejected). Ko'rib chiquvchi rolidagi mutaxassis annotatsiyalarni tekshiradi va tasdiqlaydi; barcha o'zgarishlar audit jurnalida qayd etiladi.</w:t>
+      </w:r>
+    </w:p>
+    <w:p>
+      <w:pPr>
+        <w:ind w:firstLine="567"/>
+        <w:jc w:val="both"/>
+      </w:pPr>
+      <w:r>
+        <w:rPr>
+          <w:b w:val="0"/>
+          <w:i w:val="0"/>
+        </w:rPr>
       </w:r>
       <w:r>
         <w:rPr>
           <w:b/>
           <w:i w:val="0"/>
         </w:rPr>
-        <w:t>Faol o'rganish (active learning) sikli.</w:t>
+        <w:t>AI yordami.</w:t>
       </w:r>
       <w:r>
         <w:rPr>
           <w:b w:val="0"/>
           <w:i w:val="0"/>
         </w:rPr>
+        <w:t xml:space="preserve"> Tizim radiolog ishini tezlashtiruvchi bir nechta AI funksiyani taklif etadi: avtomatik inference (model bbox'larni avtomatik taklif qiladi), smart-click (bir bosishda atrofdagi o'choqni topib quti chizish) va noaniqlik (uncertainty) issiqlik xaritasi (model qayerda ishonchsiz ekanini ko'rsatish). Issiqlik xaritasi test vaqti augmentatsiyasi (TTA) asosida hisoblanadi.</w:t>
+      </w:r>
+    </w:p>
+    <w:p>
+      <w:pPr>
+        <w:ind w:firstLine="567"/>
+        <w:jc w:val="both"/>
+      </w:pPr>
+      <w:r>
+        <w:rPr>
+          <w:b w:val="0"/>
+          <w:i w:val="0"/>
+        </w:rPr>
+      </w:r>
+      <w:r>
+        <w:rPr>
+          <w:b/>
+          <w:i w:val="0"/>
+        </w:rPr>
+        <w:t>Faol o'rganish (active learning) sikli.</w:t>
+      </w:r>
+      <w:r>
+        <w:rPr>
+          <w:b w:val="0"/>
+          <w:i w:val="0"/>
+        </w:rPr>
         <w:t xml:space="preserve"> Tizim AI bashoratlaridan farqli yoki radiolog tomonidan tasdiqlangan annotatsiyalar sonini kuzatib boradi va yetarli yangi ma'lumot to'planganda modelni qayta o'qitishni tavsiya qiladi. Bu inson-mashina hamkorligi siklini (3.2-rasm) tashkil etadi: AI taklif qiladi → radiolog tasdiqlaydi/tuzatadi → yangi ma'lumot to'planadi → model qayta o'qitiladi → aniqlik oshadi. Ushbu yopiq halqali (closed-loop), radiolog-inson hamkorligiga asoslangan matnga yo'naltirilgan zaif nazoratli o'qitish yondashuvi muallifning alohida ishida (Khamdamov R., Turaqulov Sh.X., 2026) batafsil asoslangan va ayniqsa annotatsiya kam bo'lgan sharoitlar uchun samarali.</w:t>
+      </w:r>
+    </w:p>
+    <w:p>
+      <w:pPr>
+        <w:jc w:val="center"/>
+      </w:pPr>
+      <w:r>
+        <w:drawing>
+          <wp:inline xmlns:a="http://schemas.openxmlformats.org/drawingml/2006/main" xmlns:pic="http://schemas.openxmlformats.org/drawingml/2006/picture">
+            <wp:extent cx="4389120" cy="2113170"/>
+            <wp:docPr id="33" name="Picture 33"/>
+            <wp:cNvGraphicFramePr>
+              <a:graphicFrameLocks noChangeAspect="1"/>
+            </wp:cNvGraphicFramePr>
+            <a:graphic>
+              <a:graphicData uri="http://schemas.openxmlformats.org/drawingml/2006/picture">
+                <pic:pic>
+                  <pic:nvPicPr>
+                    <pic:cNvPr id="0" name="cycle.png"/>
+                    <pic:cNvPicPr/>
+                  </pic:nvPicPr>
+                  <pic:blipFill>
+                    <a:blip r:embed="rId41"/>
+                    <a:stretch>
+                      <a:fillRect/>
+                    </a:stretch>
+                  </pic:blipFill>
+                  <pic:spPr>
+                    <a:xfrm>
+                      <a:off x="0" y="0"/>
+                      <a:ext cx="4389120" cy="2113170"/>
+                    </a:xfrm>
+                    <a:prstGeom prst="rect"/>
+                  </pic:spPr>
+                </pic:pic>
+              </a:graphicData>
+            </a:graphic>
+          </wp:inline>
+        </w:drawing>
+      </w:r>
+    </w:p>
+    <w:p>
+      <w:pPr>
+        <w:jc w:val="center"/>
+      </w:pPr>
+      <w:r>
+        <w:rPr>
+          <w:i/>
+          <w:sz w:val="24"/>
+        </w:rPr>
+        <w:t>3.2-rasm. Faol o'rganish sikli (AI ↔ radiolog)</w:t>
       </w:r>
     </w:p>
     <w:p>
@@ -6760,7 +14690,7 @@
         <w:drawing>
           <wp:inline xmlns:a="http://schemas.openxmlformats.org/drawingml/2006/main" xmlns:pic="http://schemas.openxmlformats.org/drawingml/2006/picture">
             <wp:extent cx="2087217" cy="795130"/>
-            <wp:docPr id="26" name="Picture 26"/>
+            <wp:docPr id="34" name="Picture 34"/>
             <wp:cNvGraphicFramePr>
               <a:graphicFrameLocks noChangeAspect="1"/>
             </wp:cNvGraphicFramePr>
@@ -6772,7 +14702,7 @@
                     <pic:cNvPicPr/>
                   </pic:nvPicPr>
                   <pic:blipFill>
-                    <a:blip r:embed="rId34"/>
+                    <a:blip r:embed="rId42"/>
                     <a:stretch>
                       <a:fillRect/>
                     </a:stretch>
@@ -6818,7 +14748,7 @@
         <w:drawing>
           <wp:inline xmlns:a="http://schemas.openxmlformats.org/drawingml/2006/main" xmlns:pic="http://schemas.openxmlformats.org/drawingml/2006/picture">
             <wp:extent cx="1749286" cy="767300"/>
-            <wp:docPr id="27" name="Picture 27"/>
+            <wp:docPr id="35" name="Picture 35"/>
             <wp:cNvGraphicFramePr>
               <a:graphicFrameLocks noChangeAspect="1"/>
             </wp:cNvGraphicFramePr>
@@ -6830,7 +14760,7 @@
                     <pic:cNvPicPr/>
                   </pic:nvPicPr>
                   <pic:blipFill>
-                    <a:blip r:embed="rId35"/>
+                    <a:blip r:embed="rId43"/>
                     <a:stretch>
                       <a:fillRect/>
                     </a:stretch>
@@ -6891,7 +14821,7 @@
         <w:drawing>
           <wp:inline xmlns:a="http://schemas.openxmlformats.org/drawingml/2006/main" xmlns:pic="http://schemas.openxmlformats.org/drawingml/2006/picture">
             <wp:extent cx="4297680" cy="6278161"/>
-            <wp:docPr id="28" name="Picture 28"/>
+            <wp:docPr id="36" name="Picture 36"/>
             <wp:cNvGraphicFramePr>
               <a:graphicFrameLocks noChangeAspect="1"/>
             </wp:cNvGraphicFramePr>
@@ -6903,7 +14833,7 @@
                     <pic:cNvPicPr/>
                   </pic:nvPicPr>
                   <pic:blipFill>
-                    <a:blip r:embed="rId36"/>
+                    <a:blip r:embed="rId44"/>
                     <a:stretch>
                       <a:fillRect/>
                     </a:stretch>
@@ -6964,7 +14894,7 @@
         <w:drawing>
           <wp:inline xmlns:a="http://schemas.openxmlformats.org/drawingml/2006/main" xmlns:pic="http://schemas.openxmlformats.org/drawingml/2006/picture">
             <wp:extent cx="3077154" cy="413468"/>
-            <wp:docPr id="29" name="Picture 29"/>
+            <wp:docPr id="37" name="Picture 37"/>
             <wp:cNvGraphicFramePr>
               <a:graphicFrameLocks noChangeAspect="1"/>
             </wp:cNvGraphicFramePr>
@@ -6976,7 +14906,7 @@
                     <pic:cNvPicPr/>
                   </pic:nvPicPr>
                   <pic:blipFill>
-                    <a:blip r:embed="rId37"/>
+                    <a:blip r:embed="rId45"/>
                     <a:stretch>
                       <a:fillRect/>
                     </a:stretch>
@@ -7022,7 +14952,7 @@
         <w:drawing>
           <wp:inline xmlns:a="http://schemas.openxmlformats.org/drawingml/2006/main" xmlns:pic="http://schemas.openxmlformats.org/drawingml/2006/picture">
             <wp:extent cx="3069203" cy="520810"/>
-            <wp:docPr id="30" name="Picture 30"/>
+            <wp:docPr id="38" name="Picture 38"/>
             <wp:cNvGraphicFramePr>
               <a:graphicFrameLocks noChangeAspect="1"/>
             </wp:cNvGraphicFramePr>
@@ -7034,7 +14964,7 @@
                     <pic:cNvPicPr/>
                   </pic:nvPicPr>
                   <pic:blipFill>
-                    <a:blip r:embed="rId38"/>
+                    <a:blip r:embed="rId46"/>
                     <a:stretch>
                       <a:fillRect/>
                     </a:stretch>
@@ -7080,7 +15010,7 @@
         <w:drawing>
           <wp:inline xmlns:a="http://schemas.openxmlformats.org/drawingml/2006/main" xmlns:pic="http://schemas.openxmlformats.org/drawingml/2006/picture">
             <wp:extent cx="4154556" cy="830910"/>
-            <wp:docPr id="31" name="Picture 31"/>
+            <wp:docPr id="39" name="Picture 39"/>
             <wp:cNvGraphicFramePr>
               <a:graphicFrameLocks noChangeAspect="1"/>
             </wp:cNvGraphicFramePr>
@@ -7092,7 +15022,7 @@
                     <pic:cNvPicPr/>
                   </pic:nvPicPr>
                   <pic:blipFill>
-                    <a:blip r:embed="rId39"/>
+                    <a:blip r:embed="rId47"/>
                     <a:stretch>
                       <a:fillRect/>
                     </a:stretch>
@@ -7125,7 +15055,7 @@
         <w:drawing>
           <wp:inline xmlns:a="http://schemas.openxmlformats.org/drawingml/2006/main" xmlns:pic="http://schemas.openxmlformats.org/drawingml/2006/picture">
             <wp:extent cx="4480560" cy="4454467"/>
-            <wp:docPr id="32" name="Picture 32"/>
+            <wp:docPr id="40" name="Picture 40"/>
             <wp:cNvGraphicFramePr>
               <a:graphicFrameLocks noChangeAspect="1"/>
             </wp:cNvGraphicFramePr>
@@ -7137,7 +15067,7 @@
                     <pic:cNvPicPr/>
                   </pic:nvPicPr>
                   <pic:blipFill>
-                    <a:blip r:embed="rId40"/>
+                    <a:blip r:embed="rId48"/>
                     <a:stretch>
                       <a:fillRect/>
                     </a:stretch>
@@ -7198,7 +15128,7 @@
         <w:drawing>
           <wp:inline xmlns:a="http://schemas.openxmlformats.org/drawingml/2006/main" xmlns:pic="http://schemas.openxmlformats.org/drawingml/2006/picture">
             <wp:extent cx="1669773" cy="413468"/>
-            <wp:docPr id="33" name="Picture 33"/>
+            <wp:docPr id="41" name="Picture 41"/>
             <wp:cNvGraphicFramePr>
               <a:graphicFrameLocks noChangeAspect="1"/>
             </wp:cNvGraphicFramePr>
@@ -7210,7 +15140,7 @@
                     <pic:cNvPicPr/>
                   </pic:nvPicPr>
                   <pic:blipFill>
-                    <a:blip r:embed="rId41"/>
+                    <a:blip r:embed="rId49"/>
                     <a:stretch>
                       <a:fillRect/>
                     </a:stretch>
@@ -7256,7 +15186,7 @@
         <w:drawing>
           <wp:inline xmlns:a="http://schemas.openxmlformats.org/drawingml/2006/main" xmlns:pic="http://schemas.openxmlformats.org/drawingml/2006/picture">
             <wp:extent cx="3423036" cy="485030"/>
-            <wp:docPr id="34" name="Picture 34"/>
+            <wp:docPr id="42" name="Picture 42"/>
             <wp:cNvGraphicFramePr>
               <a:graphicFrameLocks noChangeAspect="1"/>
             </wp:cNvGraphicFramePr>
@@ -7268,7 +15198,7 @@
                     <pic:cNvPicPr/>
                   </pic:nvPicPr>
                   <pic:blipFill>
-                    <a:blip r:embed="rId42"/>
+                    <a:blip r:embed="rId50"/>
                     <a:stretch>
                       <a:fillRect/>
                     </a:stretch>
@@ -7314,7 +15244,7 @@
         <w:drawing>
           <wp:inline xmlns:a="http://schemas.openxmlformats.org/drawingml/2006/main" xmlns:pic="http://schemas.openxmlformats.org/drawingml/2006/picture">
             <wp:extent cx="2854518" cy="667910"/>
-            <wp:docPr id="35" name="Picture 35"/>
+            <wp:docPr id="43" name="Picture 43"/>
             <wp:cNvGraphicFramePr>
               <a:graphicFrameLocks noChangeAspect="1"/>
             </wp:cNvGraphicFramePr>
@@ -7326,7 +15256,7 @@
                     <pic:cNvPicPr/>
                   </pic:nvPicPr>
                   <pic:blipFill>
-                    <a:blip r:embed="rId43"/>
+                    <a:blip r:embed="rId51"/>
                     <a:stretch>
                       <a:fillRect/>
                     </a:stretch>
@@ -7372,7 +15302,7 @@
         <w:drawing>
           <wp:inline xmlns:a="http://schemas.openxmlformats.org/drawingml/2006/main" xmlns:pic="http://schemas.openxmlformats.org/drawingml/2006/picture">
             <wp:extent cx="4568024" cy="465151"/>
-            <wp:docPr id="36" name="Picture 36"/>
+            <wp:docPr id="44" name="Picture 44"/>
             <wp:cNvGraphicFramePr>
               <a:graphicFrameLocks noChangeAspect="1"/>
             </wp:cNvGraphicFramePr>
@@ -7384,7 +15314,7 @@
                     <pic:cNvPicPr/>
                   </pic:nvPicPr>
                   <pic:blipFill>
-                    <a:blip r:embed="rId44"/>
+                    <a:blip r:embed="rId52"/>
                     <a:stretch>
                       <a:fillRect/>
                     </a:stretch>
@@ -7430,7 +15360,7 @@
         <w:drawing>
           <wp:inline xmlns:a="http://schemas.openxmlformats.org/drawingml/2006/main" xmlns:pic="http://schemas.openxmlformats.org/drawingml/2006/picture">
             <wp:extent cx="2918128" cy="477078"/>
-            <wp:docPr id="37" name="Picture 37"/>
+            <wp:docPr id="45" name="Picture 45"/>
             <wp:cNvGraphicFramePr>
               <a:graphicFrameLocks noChangeAspect="1"/>
             </wp:cNvGraphicFramePr>
@@ -7442,7 +15372,7 @@
                     <pic:cNvPicPr/>
                   </pic:nvPicPr>
                   <pic:blipFill>
-                    <a:blip r:embed="rId45"/>
+                    <a:blip r:embed="rId53"/>
                     <a:stretch>
                       <a:fillRect/>
                     </a:stretch>
@@ -7475,7 +15405,7 @@
         <w:drawing>
           <wp:inline xmlns:a="http://schemas.openxmlformats.org/drawingml/2006/main" xmlns:pic="http://schemas.openxmlformats.org/drawingml/2006/picture">
             <wp:extent cx="5760720" cy="1520526"/>
-            <wp:docPr id="38" name="Picture 38"/>
+            <wp:docPr id="46" name="Picture 46"/>
             <wp:cNvGraphicFramePr>
               <a:graphicFrameLocks noChangeAspect="1"/>
             </wp:cNvGraphicFramePr>
@@ -7487,7 +15417,7 @@
                     <pic:cNvPicPr/>
                   </pic:nvPicPr>
                   <pic:blipFill>
-                    <a:blip r:embed="rId46"/>
+                    <a:blip r:embed="rId54"/>
                     <a:stretch>
                       <a:fillRect/>
                     </a:stretch>
@@ -7548,7 +15478,7 @@
         <w:drawing>
           <wp:inline xmlns:a="http://schemas.openxmlformats.org/drawingml/2006/main" xmlns:pic="http://schemas.openxmlformats.org/drawingml/2006/picture">
             <wp:extent cx="4969565" cy="449248"/>
-            <wp:docPr id="39" name="Picture 39"/>
+            <wp:docPr id="47" name="Picture 47"/>
             <wp:cNvGraphicFramePr>
               <a:graphicFrameLocks noChangeAspect="1"/>
             </wp:cNvGraphicFramePr>
@@ -7560,7 +15490,7 @@
                     <pic:cNvPicPr/>
                   </pic:nvPicPr>
                   <pic:blipFill>
-                    <a:blip r:embed="rId47"/>
+                    <a:blip r:embed="rId55"/>
                     <a:stretch>
                       <a:fillRect/>
                     </a:stretch>
@@ -7606,7 +15536,7 @@
         <w:drawing>
           <wp:inline xmlns:a="http://schemas.openxmlformats.org/drawingml/2006/main" xmlns:pic="http://schemas.openxmlformats.org/drawingml/2006/picture">
             <wp:extent cx="3665551" cy="496956"/>
-            <wp:docPr id="40" name="Picture 40"/>
+            <wp:docPr id="48" name="Picture 48"/>
             <wp:cNvGraphicFramePr>
               <a:graphicFrameLocks noChangeAspect="1"/>
             </wp:cNvGraphicFramePr>
@@ -7618,7 +15548,7 @@
                     <pic:cNvPicPr/>
                   </pic:nvPicPr>
                   <pic:blipFill>
-                    <a:blip r:embed="rId48"/>
+                    <a:blip r:embed="rId56"/>
                     <a:stretch>
                       <a:fillRect/>
                     </a:stretch>
@@ -7664,7 +15594,7 @@
         <w:drawing>
           <wp:inline xmlns:a="http://schemas.openxmlformats.org/drawingml/2006/main" xmlns:pic="http://schemas.openxmlformats.org/drawingml/2006/picture">
             <wp:extent cx="1773140" cy="787179"/>
-            <wp:docPr id="41" name="Picture 41"/>
+            <wp:docPr id="49" name="Picture 49"/>
             <wp:cNvGraphicFramePr>
               <a:graphicFrameLocks noChangeAspect="1"/>
             </wp:cNvGraphicFramePr>
@@ -7676,7 +15606,7 @@
                     <pic:cNvPicPr/>
                   </pic:nvPicPr>
                   <pic:blipFill>
-                    <a:blip r:embed="rId49"/>
+                    <a:blip r:embed="rId57"/>
                     <a:stretch>
                       <a:fillRect/>
                     </a:stretch>
@@ -7722,7 +15652,7 @@
         <w:drawing>
           <wp:inline xmlns:a="http://schemas.openxmlformats.org/drawingml/2006/main" xmlns:pic="http://schemas.openxmlformats.org/drawingml/2006/picture">
             <wp:extent cx="2687540" cy="413468"/>
-            <wp:docPr id="42" name="Picture 42"/>
+            <wp:docPr id="50" name="Picture 50"/>
             <wp:cNvGraphicFramePr>
               <a:graphicFrameLocks noChangeAspect="1"/>
             </wp:cNvGraphicFramePr>
@@ -7734,7 +15664,7 @@
                     <pic:cNvPicPr/>
                   </pic:nvPicPr>
                   <pic:blipFill>
-                    <a:blip r:embed="rId50"/>
+                    <a:blip r:embed="rId58"/>
                     <a:stretch>
                       <a:fillRect/>
                     </a:stretch>
@@ -7780,7 +15710,7 @@
         <w:drawing>
           <wp:inline xmlns:a="http://schemas.openxmlformats.org/drawingml/2006/main" xmlns:pic="http://schemas.openxmlformats.org/drawingml/2006/picture">
             <wp:extent cx="1932166" cy="544664"/>
-            <wp:docPr id="43" name="Picture 43"/>
+            <wp:docPr id="51" name="Picture 51"/>
             <wp:cNvGraphicFramePr>
               <a:graphicFrameLocks noChangeAspect="1"/>
             </wp:cNvGraphicFramePr>
@@ -7792,7 +15722,7 @@
                     <pic:cNvPicPr/>
                   </pic:nvPicPr>
                   <pic:blipFill>
-                    <a:blip r:embed="rId51"/>
+                    <a:blip r:embed="rId59"/>
                     <a:stretch>
                       <a:fillRect/>
                     </a:stretch>
@@ -7825,7 +15755,7 @@
         <w:drawing>
           <wp:inline xmlns:a="http://schemas.openxmlformats.org/drawingml/2006/main" xmlns:pic="http://schemas.openxmlformats.org/drawingml/2006/picture">
             <wp:extent cx="2536466" cy="548640"/>
-            <wp:docPr id="44" name="Picture 44"/>
+            <wp:docPr id="52" name="Picture 52"/>
             <wp:cNvGraphicFramePr>
               <a:graphicFrameLocks noChangeAspect="1"/>
             </wp:cNvGraphicFramePr>
@@ -7837,7 +15767,7 @@
                     <pic:cNvPicPr/>
                   </pic:nvPicPr>
                   <pic:blipFill>
-                    <a:blip r:embed="rId52"/>
+                    <a:blip r:embed="rId60"/>
                     <a:stretch>
                       <a:fillRect/>
                     </a:stretch>
@@ -7870,7 +15800,7 @@
         <w:drawing>
           <wp:inline xmlns:a="http://schemas.openxmlformats.org/drawingml/2006/main" xmlns:pic="http://schemas.openxmlformats.org/drawingml/2006/picture">
             <wp:extent cx="2373464" cy="560567"/>
-            <wp:docPr id="45" name="Picture 45"/>
+            <wp:docPr id="53" name="Picture 53"/>
             <wp:cNvGraphicFramePr>
               <a:graphicFrameLocks noChangeAspect="1"/>
             </wp:cNvGraphicFramePr>
@@ -7882,7 +15812,7 @@
                     <pic:cNvPicPr/>
                   </pic:nvPicPr>
                   <pic:blipFill>
-                    <a:blip r:embed="rId53"/>
+                    <a:blip r:embed="rId61"/>
                     <a:stretch>
                       <a:fillRect/>
                     </a:stretch>
@@ -7928,7 +15858,7 @@
         <w:drawing>
           <wp:inline xmlns:a="http://schemas.openxmlformats.org/drawingml/2006/main" xmlns:pic="http://schemas.openxmlformats.org/drawingml/2006/picture">
             <wp:extent cx="3363401" cy="572494"/>
-            <wp:docPr id="46" name="Picture 46"/>
+            <wp:docPr id="54" name="Picture 54"/>
             <wp:cNvGraphicFramePr>
               <a:graphicFrameLocks noChangeAspect="1"/>
             </wp:cNvGraphicFramePr>
@@ -7940,7 +15870,7 @@
                     <pic:cNvPicPr/>
                   </pic:nvPicPr>
                   <pic:blipFill>
-                    <a:blip r:embed="rId54"/>
+                    <a:blip r:embed="rId62"/>
                     <a:stretch>
                       <a:fillRect/>
                     </a:stretch>
@@ -7986,7 +15916,7 @@
         <w:drawing>
           <wp:inline xmlns:a="http://schemas.openxmlformats.org/drawingml/2006/main" xmlns:pic="http://schemas.openxmlformats.org/drawingml/2006/picture">
             <wp:extent cx="2401293" cy="767301"/>
-            <wp:docPr id="47" name="Picture 47"/>
+            <wp:docPr id="55" name="Picture 55"/>
             <wp:cNvGraphicFramePr>
               <a:graphicFrameLocks noChangeAspect="1"/>
             </wp:cNvGraphicFramePr>
@@ -7998,7 +15928,7 @@
                     <pic:cNvPicPr/>
                   </pic:nvPicPr>
                   <pic:blipFill>
-                    <a:blip r:embed="rId55"/>
+                    <a:blip r:embed="rId63"/>
                     <a:stretch>
                       <a:fillRect/>
                     </a:stretch>
@@ -8052,7 +15982,7 @@
         <w:drawing>
           <wp:inline xmlns:a="http://schemas.openxmlformats.org/drawingml/2006/main" xmlns:pic="http://schemas.openxmlformats.org/drawingml/2006/picture">
             <wp:extent cx="2182633" cy="544664"/>
-            <wp:docPr id="48" name="Picture 48"/>
+            <wp:docPr id="56" name="Picture 56"/>
             <wp:cNvGraphicFramePr>
               <a:graphicFrameLocks noChangeAspect="1"/>
             </wp:cNvGraphicFramePr>
@@ -8064,7 +15994,7 @@
                     <pic:cNvPicPr/>
                   </pic:nvPicPr>
                   <pic:blipFill>
-                    <a:blip r:embed="rId56"/>
+                    <a:blip r:embed="rId64"/>
                     <a:stretch>
                       <a:fillRect/>
                     </a:stretch>
@@ -8110,7 +16040,7 @@
         <w:drawing>
           <wp:inline xmlns:a="http://schemas.openxmlformats.org/drawingml/2006/main" xmlns:pic="http://schemas.openxmlformats.org/drawingml/2006/picture">
             <wp:extent cx="1463040" cy="632803"/>
-            <wp:docPr id="49" name="Picture 49"/>
+            <wp:docPr id="57" name="Picture 57"/>
             <wp:cNvGraphicFramePr>
               <a:graphicFrameLocks noChangeAspect="1"/>
             </wp:cNvGraphicFramePr>
@@ -8122,7 +16052,7 @@
                     <pic:cNvPicPr/>
                   </pic:nvPicPr>
                   <pic:blipFill>
-                    <a:blip r:embed="rId57"/>
+                    <a:blip r:embed="rId65"/>
                     <a:stretch>
                       <a:fillRect/>
                     </a:stretch>
@@ -8168,7 +16098,7 @@
         <w:drawing>
           <wp:inline xmlns:a="http://schemas.openxmlformats.org/drawingml/2006/main" xmlns:pic="http://schemas.openxmlformats.org/drawingml/2006/picture">
             <wp:extent cx="1848678" cy="795130"/>
-            <wp:docPr id="50" name="Picture 50"/>
+            <wp:docPr id="58" name="Picture 58"/>
             <wp:cNvGraphicFramePr>
               <a:graphicFrameLocks noChangeAspect="1"/>
             </wp:cNvGraphicFramePr>
@@ -8180,7 +16110,7 @@
                     <pic:cNvPicPr/>
                   </pic:nvPicPr>
                   <pic:blipFill>
-                    <a:blip r:embed="rId58"/>
+                    <a:blip r:embed="rId66"/>
                     <a:stretch>
                       <a:fillRect/>
                     </a:stretch>
@@ -8226,7 +16156,7 @@
         <w:drawing>
           <wp:inline xmlns:a="http://schemas.openxmlformats.org/drawingml/2006/main" xmlns:pic="http://schemas.openxmlformats.org/drawingml/2006/picture">
             <wp:extent cx="2775005" cy="795130"/>
-            <wp:docPr id="51" name="Picture 51"/>
+            <wp:docPr id="59" name="Picture 59"/>
             <wp:cNvGraphicFramePr>
               <a:graphicFrameLocks noChangeAspect="1"/>
             </wp:cNvGraphicFramePr>
@@ -8238,7 +16168,7 @@
                     <pic:cNvPicPr/>
                   </pic:nvPicPr>
                   <pic:blipFill>
-                    <a:blip r:embed="rId59"/>
+                    <a:blip r:embed="rId67"/>
                     <a:stretch>
                       <a:fillRect/>
                     </a:stretch>
@@ -8271,7 +16201,7 @@
         <w:drawing>
           <wp:inline xmlns:a="http://schemas.openxmlformats.org/drawingml/2006/main" xmlns:pic="http://schemas.openxmlformats.org/drawingml/2006/picture">
             <wp:extent cx="2532490" cy="795130"/>
-            <wp:docPr id="52" name="Picture 52"/>
+            <wp:docPr id="60" name="Picture 60"/>
             <wp:cNvGraphicFramePr>
               <a:graphicFrameLocks noChangeAspect="1"/>
             </wp:cNvGraphicFramePr>
@@ -8283,7 +16213,7 @@
                     <pic:cNvPicPr/>
                   </pic:nvPicPr>
                   <pic:blipFill>
-                    <a:blip r:embed="rId60"/>
+                    <a:blip r:embed="rId68"/>
                     <a:stretch>
                       <a:fillRect/>
                     </a:stretch>
@@ -8329,7 +16259,7 @@
         <w:drawing>
           <wp:inline xmlns:a="http://schemas.openxmlformats.org/drawingml/2006/main" xmlns:pic="http://schemas.openxmlformats.org/drawingml/2006/picture">
             <wp:extent cx="3236180" cy="791155"/>
-            <wp:docPr id="53" name="Picture 53"/>
+            <wp:docPr id="61" name="Picture 61"/>
             <wp:cNvGraphicFramePr>
               <a:graphicFrameLocks noChangeAspect="1"/>
             </wp:cNvGraphicFramePr>
@@ -8341,7 +16271,7 @@
                     <pic:cNvPicPr/>
                   </pic:nvPicPr>
                   <pic:blipFill>
-                    <a:blip r:embed="rId61"/>
+                    <a:blip r:embed="rId69"/>
                     <a:stretch>
                       <a:fillRect/>
                     </a:stretch>
@@ -8387,7 +16317,7 @@
         <w:drawing>
           <wp:inline xmlns:a="http://schemas.openxmlformats.org/drawingml/2006/main" xmlns:pic="http://schemas.openxmlformats.org/drawingml/2006/picture">
             <wp:extent cx="1463040" cy="892546"/>
-            <wp:docPr id="54" name="Picture 54"/>
+            <wp:docPr id="62" name="Picture 62"/>
             <wp:cNvGraphicFramePr>
               <a:graphicFrameLocks noChangeAspect="1"/>
             </wp:cNvGraphicFramePr>
@@ -8399,7 +16329,7 @@
                     <pic:cNvPicPr/>
                   </pic:nvPicPr>
                   <pic:blipFill>
-                    <a:blip r:embed="rId62"/>
+                    <a:blip r:embed="rId70"/>
                     <a:stretch>
                       <a:fillRect/>
                     </a:stretch>
@@ -8445,7 +16375,7 @@
         <w:drawing>
           <wp:inline xmlns:a="http://schemas.openxmlformats.org/drawingml/2006/main" xmlns:pic="http://schemas.openxmlformats.org/drawingml/2006/picture">
             <wp:extent cx="1713506" cy="818985"/>
-            <wp:docPr id="55" name="Picture 55"/>
+            <wp:docPr id="63" name="Picture 63"/>
             <wp:cNvGraphicFramePr>
               <a:graphicFrameLocks noChangeAspect="1"/>
             </wp:cNvGraphicFramePr>
@@ -8457,7 +16387,7 @@
                     <pic:cNvPicPr/>
                   </pic:nvPicPr>
                   <pic:blipFill>
-                    <a:blip r:embed="rId63"/>
+                    <a:blip r:embed="rId71"/>
                     <a:stretch>
                       <a:fillRect/>
                     </a:stretch>
@@ -8511,7 +16441,7 @@
         <w:drawing>
           <wp:inline xmlns:a="http://schemas.openxmlformats.org/drawingml/2006/main" xmlns:pic="http://schemas.openxmlformats.org/drawingml/2006/picture">
             <wp:extent cx="2790907" cy="496956"/>
-            <wp:docPr id="56" name="Picture 56"/>
+            <wp:docPr id="64" name="Picture 64"/>
             <wp:cNvGraphicFramePr>
               <a:graphicFrameLocks noChangeAspect="1"/>
             </wp:cNvGraphicFramePr>
@@ -8523,7 +16453,7 @@
                     <pic:cNvPicPr/>
                   </pic:nvPicPr>
                   <pic:blipFill>
-                    <a:blip r:embed="rId64"/>
+                    <a:blip r:embed="rId72"/>
                     <a:stretch>
                       <a:fillRect/>
                     </a:stretch>
@@ -8569,7 +16499,7 @@
         <w:drawing>
           <wp:inline xmlns:a="http://schemas.openxmlformats.org/drawingml/2006/main" xmlns:pic="http://schemas.openxmlformats.org/drawingml/2006/picture">
             <wp:extent cx="3287864" cy="413468"/>
-            <wp:docPr id="57" name="Picture 57"/>
+            <wp:docPr id="65" name="Picture 65"/>
             <wp:cNvGraphicFramePr>
               <a:graphicFrameLocks noChangeAspect="1"/>
             </wp:cNvGraphicFramePr>
@@ -8581,7 +16511,7 @@
                     <pic:cNvPicPr/>
                   </pic:nvPicPr>
                   <pic:blipFill>
-                    <a:blip r:embed="rId65"/>
+                    <a:blip r:embed="rId73"/>
                     <a:stretch>
                       <a:fillRect/>
                     </a:stretch>
@@ -8627,7 +16557,7 @@
         <w:drawing>
           <wp:inline xmlns:a="http://schemas.openxmlformats.org/drawingml/2006/main" xmlns:pic="http://schemas.openxmlformats.org/drawingml/2006/picture">
             <wp:extent cx="3462793" cy="795130"/>
-            <wp:docPr id="58" name="Picture 58"/>
+            <wp:docPr id="66" name="Picture 66"/>
             <wp:cNvGraphicFramePr>
               <a:graphicFrameLocks noChangeAspect="1"/>
             </wp:cNvGraphicFramePr>
@@ -8639,7 +16569,7 @@
                     <pic:cNvPicPr/>
                   </pic:nvPicPr>
                   <pic:blipFill>
-                    <a:blip r:embed="rId66"/>
+                    <a:blip r:embed="rId74"/>
                     <a:stretch>
                       <a:fillRect/>
                     </a:stretch>
@@ -8685,7 +16615,7 @@
         <w:drawing>
           <wp:inline xmlns:a="http://schemas.openxmlformats.org/drawingml/2006/main" xmlns:pic="http://schemas.openxmlformats.org/drawingml/2006/picture">
             <wp:extent cx="2047460" cy="787179"/>
-            <wp:docPr id="59" name="Picture 59"/>
+            <wp:docPr id="67" name="Picture 67"/>
             <wp:cNvGraphicFramePr>
               <a:graphicFrameLocks noChangeAspect="1"/>
             </wp:cNvGraphicFramePr>
@@ -8697,7 +16627,7 @@
                     <pic:cNvPicPr/>
                   </pic:nvPicPr>
                   <pic:blipFill>
-                    <a:blip r:embed="rId67"/>
+                    <a:blip r:embed="rId75"/>
                     <a:stretch>
                       <a:fillRect/>
                     </a:stretch>
@@ -8743,7 +16673,7 @@
         <w:drawing>
           <wp:inline xmlns:a="http://schemas.openxmlformats.org/drawingml/2006/main" xmlns:pic="http://schemas.openxmlformats.org/drawingml/2006/picture">
             <wp:extent cx="3423036" cy="787179"/>
-            <wp:docPr id="60" name="Picture 60"/>
+            <wp:docPr id="68" name="Picture 68"/>
             <wp:cNvGraphicFramePr>
               <a:graphicFrameLocks noChangeAspect="1"/>
             </wp:cNvGraphicFramePr>
@@ -8755,7 +16685,7 @@
                     <pic:cNvPicPr/>
                   </pic:nvPicPr>
                   <pic:blipFill>
-                    <a:blip r:embed="rId68"/>
+                    <a:blip r:embed="rId76"/>
                     <a:stretch>
                       <a:fillRect/>
                     </a:stretch>
@@ -8801,7 +16731,7 @@
         <w:drawing>
           <wp:inline xmlns:a="http://schemas.openxmlformats.org/drawingml/2006/main" xmlns:pic="http://schemas.openxmlformats.org/drawingml/2006/picture">
             <wp:extent cx="4011433" cy="659958"/>
-            <wp:docPr id="61" name="Picture 61"/>
+            <wp:docPr id="69" name="Picture 69"/>
             <wp:cNvGraphicFramePr>
               <a:graphicFrameLocks noChangeAspect="1"/>
             </wp:cNvGraphicFramePr>
@@ -8813,7 +16743,7 @@
                     <pic:cNvPicPr/>
                   </pic:nvPicPr>
                   <pic:blipFill>
-                    <a:blip r:embed="rId69"/>
+                    <a:blip r:embed="rId77"/>
                     <a:stretch>
                       <a:fillRect/>
                     </a:stretch>
@@ -8859,7 +16789,7 @@
         <w:drawing>
           <wp:inline xmlns:a="http://schemas.openxmlformats.org/drawingml/2006/main" xmlns:pic="http://schemas.openxmlformats.org/drawingml/2006/picture">
             <wp:extent cx="2862469" cy="413468"/>
-            <wp:docPr id="62" name="Picture 62"/>
+            <wp:docPr id="70" name="Picture 70"/>
             <wp:cNvGraphicFramePr>
               <a:graphicFrameLocks noChangeAspect="1"/>
             </wp:cNvGraphicFramePr>
@@ -8871,7 +16801,7 @@
                     <pic:cNvPicPr/>
                   </pic:nvPicPr>
                   <pic:blipFill>
-                    <a:blip r:embed="rId70"/>
+                    <a:blip r:embed="rId78"/>
                     <a:stretch>
                       <a:fillRect/>
                     </a:stretch>
@@ -8904,7 +16834,7 @@
         <w:drawing>
           <wp:inline xmlns:a="http://schemas.openxmlformats.org/drawingml/2006/main" xmlns:pic="http://schemas.openxmlformats.org/drawingml/2006/picture">
             <wp:extent cx="4389120" cy="6583680"/>
-            <wp:docPr id="63" name="Picture 63"/>
+            <wp:docPr id="71" name="Picture 71"/>
             <wp:cNvGraphicFramePr>
               <a:graphicFrameLocks noChangeAspect="1"/>
             </wp:cNvGraphicFramePr>
@@ -8916,7 +16846,7 @@
                     <pic:cNvPicPr/>
                   </pic:nvPicPr>
                   <pic:blipFill>
-                    <a:blip r:embed="rId71"/>
+                    <a:blip r:embed="rId79"/>
                     <a:stretch>
                       <a:fillRect/>
                     </a:stretch>
@@ -8977,7 +16907,7 @@
         <w:drawing>
           <wp:inline xmlns:a="http://schemas.openxmlformats.org/drawingml/2006/main" xmlns:pic="http://schemas.openxmlformats.org/drawingml/2006/picture">
             <wp:extent cx="2818737" cy="560567"/>
-            <wp:docPr id="64" name="Picture 64"/>
+            <wp:docPr id="72" name="Picture 72"/>
             <wp:cNvGraphicFramePr>
               <a:graphicFrameLocks noChangeAspect="1"/>
             </wp:cNvGraphicFramePr>
@@ -8989,7 +16919,7 @@
                     <pic:cNvPicPr/>
                   </pic:nvPicPr>
                   <pic:blipFill>
-                    <a:blip r:embed="rId72"/>
+                    <a:blip r:embed="rId80"/>
                     <a:stretch>
                       <a:fillRect/>
                     </a:stretch>
@@ -9022,7 +16952,7 @@
         <w:drawing>
           <wp:inline xmlns:a="http://schemas.openxmlformats.org/drawingml/2006/main" xmlns:pic="http://schemas.openxmlformats.org/drawingml/2006/picture">
             <wp:extent cx="5220031" cy="580445"/>
-            <wp:docPr id="65" name="Picture 65"/>
+            <wp:docPr id="73" name="Picture 73"/>
             <wp:cNvGraphicFramePr>
               <a:graphicFrameLocks noChangeAspect="1"/>
             </wp:cNvGraphicFramePr>
@@ -9034,7 +16964,7 @@
                     <pic:cNvPicPr/>
                   </pic:nvPicPr>
                   <pic:blipFill>
-                    <a:blip r:embed="rId73"/>
+                    <a:blip r:embed="rId81"/>
                     <a:stretch>
                       <a:fillRect/>
                     </a:stretch>
@@ -9080,7 +17010,7 @@
         <w:drawing>
           <wp:inline xmlns:a="http://schemas.openxmlformats.org/drawingml/2006/main" xmlns:pic="http://schemas.openxmlformats.org/drawingml/2006/picture">
             <wp:extent cx="3709283" cy="413468"/>
-            <wp:docPr id="66" name="Picture 66"/>
+            <wp:docPr id="74" name="Picture 74"/>
             <wp:cNvGraphicFramePr>
               <a:graphicFrameLocks noChangeAspect="1"/>
             </wp:cNvGraphicFramePr>
@@ -9092,7 +17022,7 @@
                     <pic:cNvPicPr/>
                   </pic:nvPicPr>
                   <pic:blipFill>
-                    <a:blip r:embed="rId74"/>
+                    <a:blip r:embed="rId82"/>
                     <a:stretch>
                       <a:fillRect/>
                     </a:stretch>
@@ -9138,7 +17068,7 @@
         <w:drawing>
           <wp:inline xmlns:a="http://schemas.openxmlformats.org/drawingml/2006/main" xmlns:pic="http://schemas.openxmlformats.org/drawingml/2006/picture">
             <wp:extent cx="4623683" cy="795130"/>
-            <wp:docPr id="67" name="Picture 67"/>
+            <wp:docPr id="75" name="Picture 75"/>
             <wp:cNvGraphicFramePr>
               <a:graphicFrameLocks noChangeAspect="1"/>
             </wp:cNvGraphicFramePr>
@@ -9150,7 +17080,7 @@
                     <pic:cNvPicPr/>
                   </pic:nvPicPr>
                   <pic:blipFill>
-                    <a:blip r:embed="rId75"/>
+                    <a:blip r:embed="rId83"/>
                     <a:stretch>
                       <a:fillRect/>
                     </a:stretch>
@@ -9196,7 +17126,7 @@
         <w:drawing>
           <wp:inline xmlns:a="http://schemas.openxmlformats.org/drawingml/2006/main" xmlns:pic="http://schemas.openxmlformats.org/drawingml/2006/picture">
             <wp:extent cx="3033422" cy="421419"/>
-            <wp:docPr id="68" name="Picture 68"/>
+            <wp:docPr id="76" name="Picture 76"/>
             <wp:cNvGraphicFramePr>
               <a:graphicFrameLocks noChangeAspect="1"/>
             </wp:cNvGraphicFramePr>
@@ -9208,7 +17138,7 @@
                     <pic:cNvPicPr/>
                   </pic:nvPicPr>
                   <pic:blipFill>
-                    <a:blip r:embed="rId76"/>
+                    <a:blip r:embed="rId84"/>
                     <a:stretch>
                       <a:fillRect/>
                     </a:stretch>
@@ -9254,7 +17184,7 @@
         <w:drawing>
           <wp:inline xmlns:a="http://schemas.openxmlformats.org/drawingml/2006/main" xmlns:pic="http://schemas.openxmlformats.org/drawingml/2006/picture">
             <wp:extent cx="2826688" cy="540689"/>
-            <wp:docPr id="69" name="Picture 69"/>
+            <wp:docPr id="77" name="Picture 77"/>
             <wp:cNvGraphicFramePr>
               <a:graphicFrameLocks noChangeAspect="1"/>
             </wp:cNvGraphicFramePr>
@@ -9266,7 +17196,7 @@
                     <pic:cNvPicPr/>
                   </pic:nvPicPr>
                   <pic:blipFill>
-                    <a:blip r:embed="rId77"/>
+                    <a:blip r:embed="rId85"/>
                     <a:stretch>
                       <a:fillRect/>
                     </a:stretch>
@@ -9299,7 +17229,7 @@
         <w:drawing>
           <wp:inline xmlns:a="http://schemas.openxmlformats.org/drawingml/2006/main" xmlns:pic="http://schemas.openxmlformats.org/drawingml/2006/picture">
             <wp:extent cx="1463040" cy="676518"/>
-            <wp:docPr id="70" name="Picture 70"/>
+            <wp:docPr id="78" name="Picture 78"/>
             <wp:cNvGraphicFramePr>
               <a:graphicFrameLocks noChangeAspect="1"/>
             </wp:cNvGraphicFramePr>
@@ -9311,7 +17241,7 @@
                     <pic:cNvPicPr/>
                   </pic:nvPicPr>
                   <pic:blipFill>
-                    <a:blip r:embed="rId78"/>
+                    <a:blip r:embed="rId86"/>
                     <a:stretch>
                       <a:fillRect/>
                     </a:stretch>
@@ -9357,7 +17287,7 @@
         <w:drawing>
           <wp:inline xmlns:a="http://schemas.openxmlformats.org/drawingml/2006/main" xmlns:pic="http://schemas.openxmlformats.org/drawingml/2006/picture">
             <wp:extent cx="3279913" cy="413468"/>
-            <wp:docPr id="71" name="Picture 71"/>
+            <wp:docPr id="79" name="Picture 79"/>
             <wp:cNvGraphicFramePr>
               <a:graphicFrameLocks noChangeAspect="1"/>
             </wp:cNvGraphicFramePr>
@@ -9369,7 +17299,7 @@
                     <pic:cNvPicPr/>
                   </pic:nvPicPr>
                   <pic:blipFill>
-                    <a:blip r:embed="rId79"/>
+                    <a:blip r:embed="rId87"/>
                     <a:stretch>
                       <a:fillRect/>
                     </a:stretch>
@@ -9402,7 +17332,7 @@
         <w:drawing>
           <wp:inline xmlns:a="http://schemas.openxmlformats.org/drawingml/2006/main" xmlns:pic="http://schemas.openxmlformats.org/drawingml/2006/picture">
             <wp:extent cx="3884212" cy="465151"/>
-            <wp:docPr id="72" name="Picture 72"/>
+            <wp:docPr id="80" name="Picture 80"/>
             <wp:cNvGraphicFramePr>
               <a:graphicFrameLocks noChangeAspect="1"/>
             </wp:cNvGraphicFramePr>
@@ -9414,7 +17344,7 @@
                     <pic:cNvPicPr/>
                   </pic:nvPicPr>
                   <pic:blipFill>
-                    <a:blip r:embed="rId80"/>
+                    <a:blip r:embed="rId88"/>
                     <a:stretch>
                       <a:fillRect/>
                     </a:stretch>
@@ -9447,7 +17377,7 @@
         <w:drawing>
           <wp:inline xmlns:a="http://schemas.openxmlformats.org/drawingml/2006/main" xmlns:pic="http://schemas.openxmlformats.org/drawingml/2006/picture">
             <wp:extent cx="2568271" cy="457200"/>
-            <wp:docPr id="73" name="Picture 73"/>
+            <wp:docPr id="81" name="Picture 81"/>
             <wp:cNvGraphicFramePr>
               <a:graphicFrameLocks noChangeAspect="1"/>
             </wp:cNvGraphicFramePr>
@@ -9459,7 +17389,7 @@
                     <pic:cNvPicPr/>
                   </pic:nvPicPr>
                   <pic:blipFill>
-                    <a:blip r:embed="rId81"/>
+                    <a:blip r:embed="rId89"/>
                     <a:stretch>
                       <a:fillRect/>
                     </a:stretch>
@@ -9513,7 +17443,7 @@
         <w:drawing>
           <wp:inline xmlns:a="http://schemas.openxmlformats.org/drawingml/2006/main" xmlns:pic="http://schemas.openxmlformats.org/drawingml/2006/picture">
             <wp:extent cx="2763078" cy="457200"/>
-            <wp:docPr id="74" name="Picture 74"/>
+            <wp:docPr id="82" name="Picture 82"/>
             <wp:cNvGraphicFramePr>
               <a:graphicFrameLocks noChangeAspect="1"/>
             </wp:cNvGraphicFramePr>
@@ -9525,7 +17455,7 @@
                     <pic:cNvPicPr/>
                   </pic:nvPicPr>
                   <pic:blipFill>
-                    <a:blip r:embed="rId82"/>
+                    <a:blip r:embed="rId90"/>
                     <a:stretch>
                       <a:fillRect/>
                     </a:stretch>
@@ -9558,7 +17488,7 @@
         <w:drawing>
           <wp:inline xmlns:a="http://schemas.openxmlformats.org/drawingml/2006/main" xmlns:pic="http://schemas.openxmlformats.org/drawingml/2006/picture">
             <wp:extent cx="1463040" cy="598753"/>
-            <wp:docPr id="75" name="Picture 75"/>
+            <wp:docPr id="83" name="Picture 83"/>
             <wp:cNvGraphicFramePr>
               <a:graphicFrameLocks noChangeAspect="1"/>
             </wp:cNvGraphicFramePr>
@@ -9570,7 +17500,7 @@
                     <pic:cNvPicPr/>
                   </pic:nvPicPr>
                   <pic:blipFill>
-                    <a:blip r:embed="rId83"/>
+                    <a:blip r:embed="rId91"/>
                     <a:stretch>
                       <a:fillRect/>
                     </a:stretch>
@@ -9616,7 +17546,7 @@
         <w:drawing>
           <wp:inline xmlns:a="http://schemas.openxmlformats.org/drawingml/2006/main" xmlns:pic="http://schemas.openxmlformats.org/drawingml/2006/picture">
             <wp:extent cx="4051189" cy="723569"/>
-            <wp:docPr id="76" name="Picture 76"/>
+            <wp:docPr id="84" name="Picture 84"/>
             <wp:cNvGraphicFramePr>
               <a:graphicFrameLocks noChangeAspect="1"/>
             </wp:cNvGraphicFramePr>
@@ -9628,7 +17558,7 @@
                     <pic:cNvPicPr/>
                   </pic:nvPicPr>
                   <pic:blipFill>
-                    <a:blip r:embed="rId84"/>
+                    <a:blip r:embed="rId92"/>
                     <a:stretch>
                       <a:fillRect/>
                     </a:stretch>
@@ -9674,7 +17604,7 @@
         <w:drawing>
           <wp:inline xmlns:a="http://schemas.openxmlformats.org/drawingml/2006/main" xmlns:pic="http://schemas.openxmlformats.org/drawingml/2006/picture">
             <wp:extent cx="2369488" cy="795130"/>
-            <wp:docPr id="77" name="Picture 77"/>
+            <wp:docPr id="85" name="Picture 85"/>
             <wp:cNvGraphicFramePr>
               <a:graphicFrameLocks noChangeAspect="1"/>
             </wp:cNvGraphicFramePr>
@@ -9686,7 +17616,7 @@
                     <pic:cNvPicPr/>
                   </pic:nvPicPr>
                   <pic:blipFill>
-                    <a:blip r:embed="rId85"/>
+                    <a:blip r:embed="rId93"/>
                     <a:stretch>
                       <a:fillRect/>
                     </a:stretch>
@@ -9719,7 +17649,7 @@
         <w:drawing>
           <wp:inline xmlns:a="http://schemas.openxmlformats.org/drawingml/2006/main" xmlns:pic="http://schemas.openxmlformats.org/drawingml/2006/picture">
             <wp:extent cx="5669280" cy="611544"/>
-            <wp:docPr id="78" name="Picture 78"/>
+            <wp:docPr id="86" name="Picture 86"/>
             <wp:cNvGraphicFramePr>
               <a:graphicFrameLocks noChangeAspect="1"/>
             </wp:cNvGraphicFramePr>
@@ -9731,7 +17661,7 @@
                     <pic:cNvPicPr/>
                   </pic:nvPicPr>
                   <pic:blipFill>
-                    <a:blip r:embed="rId86"/>
+                    <a:blip r:embed="rId94"/>
                     <a:stretch>
                       <a:fillRect/>
                     </a:stretch>
@@ -9785,7 +17715,7 @@
         <w:drawing>
           <wp:inline xmlns:a="http://schemas.openxmlformats.org/drawingml/2006/main" xmlns:pic="http://schemas.openxmlformats.org/drawingml/2006/picture">
             <wp:extent cx="3510500" cy="413468"/>
-            <wp:docPr id="79" name="Picture 79"/>
+            <wp:docPr id="87" name="Picture 87"/>
             <wp:cNvGraphicFramePr>
               <a:graphicFrameLocks noChangeAspect="1"/>
             </wp:cNvGraphicFramePr>
@@ -9797,7 +17727,7 @@
                     <pic:cNvPicPr/>
                   </pic:nvPicPr>
                   <pic:blipFill>
-                    <a:blip r:embed="rId87"/>
+                    <a:blip r:embed="rId95"/>
                     <a:stretch>
                       <a:fillRect/>
                     </a:stretch>
@@ -9843,7 +17773,7 @@
         <w:drawing>
           <wp:inline xmlns:a="http://schemas.openxmlformats.org/drawingml/2006/main" xmlns:pic="http://schemas.openxmlformats.org/drawingml/2006/picture">
             <wp:extent cx="1463040" cy="689548"/>
-            <wp:docPr id="80" name="Picture 80"/>
+            <wp:docPr id="88" name="Picture 88"/>
             <wp:cNvGraphicFramePr>
               <a:graphicFrameLocks noChangeAspect="1"/>
             </wp:cNvGraphicFramePr>
@@ -9855,7 +17785,7 @@
                     <pic:cNvPicPr/>
                   </pic:nvPicPr>
                   <pic:blipFill>
-                    <a:blip r:embed="rId88"/>
+                    <a:blip r:embed="rId96"/>
                     <a:stretch>
                       <a:fillRect/>
                     </a:stretch>
@@ -9901,7 +17831,7 @@
         <w:drawing>
           <wp:inline xmlns:a="http://schemas.openxmlformats.org/drawingml/2006/main" xmlns:pic="http://schemas.openxmlformats.org/drawingml/2006/picture">
             <wp:extent cx="4082994" cy="449248"/>
-            <wp:docPr id="81" name="Picture 81"/>
+            <wp:docPr id="89" name="Picture 89"/>
             <wp:cNvGraphicFramePr>
               <a:graphicFrameLocks noChangeAspect="1"/>
             </wp:cNvGraphicFramePr>
@@ -9913,7 +17843,7 @@
                     <pic:cNvPicPr/>
                   </pic:nvPicPr>
                   <pic:blipFill>
-                    <a:blip r:embed="rId89"/>
+                    <a:blip r:embed="rId97"/>
                     <a:stretch>
                       <a:fillRect/>
                     </a:stretch>
@@ -9959,7 +17889,7 @@
         <w:drawing>
           <wp:inline xmlns:a="http://schemas.openxmlformats.org/drawingml/2006/main" xmlns:pic="http://schemas.openxmlformats.org/drawingml/2006/picture">
             <wp:extent cx="2289975" cy="421419"/>
-            <wp:docPr id="82" name="Picture 82"/>
+            <wp:docPr id="90" name="Picture 90"/>
             <wp:cNvGraphicFramePr>
               <a:graphicFrameLocks noChangeAspect="1"/>
             </wp:cNvGraphicFramePr>
@@ -9971,7 +17901,7 @@
                     <pic:cNvPicPr/>
                   </pic:nvPicPr>
                   <pic:blipFill>
-                    <a:blip r:embed="rId90"/>
+                    <a:blip r:embed="rId98"/>
                     <a:stretch>
                       <a:fillRect/>
                     </a:stretch>
@@ -10017,7 +17947,7 @@
         <w:drawing>
           <wp:inline xmlns:a="http://schemas.openxmlformats.org/drawingml/2006/main" xmlns:pic="http://schemas.openxmlformats.org/drawingml/2006/picture">
             <wp:extent cx="3705307" cy="413468"/>
-            <wp:docPr id="83" name="Picture 83"/>
+            <wp:docPr id="91" name="Picture 91"/>
             <wp:cNvGraphicFramePr>
               <a:graphicFrameLocks noChangeAspect="1"/>
             </wp:cNvGraphicFramePr>
@@ -10029,7 +17959,7 @@
                     <pic:cNvPicPr/>
                   </pic:nvPicPr>
                   <pic:blipFill>
-                    <a:blip r:embed="rId91"/>
+                    <a:blip r:embed="rId99"/>
                     <a:stretch>
                       <a:fillRect/>
                     </a:stretch>
@@ -10062,7 +17992,7 @@
         <w:drawing>
           <wp:inline xmlns:a="http://schemas.openxmlformats.org/drawingml/2006/main" xmlns:pic="http://schemas.openxmlformats.org/drawingml/2006/picture">
             <wp:extent cx="4663440" cy="2505568"/>
-            <wp:docPr id="84" name="Picture 84"/>
+            <wp:docPr id="92" name="Picture 92"/>
             <wp:cNvGraphicFramePr>
               <a:graphicFrameLocks noChangeAspect="1"/>
             </wp:cNvGraphicFramePr>
@@ -10074,7 +18004,7 @@
                     <pic:cNvPicPr/>
                   </pic:nvPicPr>
                   <pic:blipFill>
-                    <a:blip r:embed="rId92"/>
+                    <a:blip r:embed="rId100"/>
                     <a:stretch>
                       <a:fillRect/>
                     </a:stretch>
@@ -10431,7 +18361,7 @@
         <w:drawing>
           <wp:inline xmlns:a="http://schemas.openxmlformats.org/drawingml/2006/main" xmlns:pic="http://schemas.openxmlformats.org/drawingml/2006/picture">
             <wp:extent cx="5212080" cy="2475649"/>
-            <wp:docPr id="85" name="Picture 85"/>
+            <wp:docPr id="93" name="Picture 93"/>
             <wp:cNvGraphicFramePr>
               <a:graphicFrameLocks noChangeAspect="1"/>
             </wp:cNvGraphicFramePr>
@@ -10443,7 +18373,7 @@
                     <pic:cNvPicPr/>
                   </pic:nvPicPr>
                   <pic:blipFill>
-                    <a:blip r:embed="rId93"/>
+                    <a:blip r:embed="rId101"/>
                     <a:stretch>
                       <a:fillRect/>
                     </a:stretch>
@@ -10744,7 +18674,7 @@
         <w:drawing>
           <wp:inline xmlns:a="http://schemas.openxmlformats.org/drawingml/2006/main" xmlns:pic="http://schemas.openxmlformats.org/drawingml/2006/picture">
             <wp:extent cx="5943600" cy="2281481"/>
-            <wp:docPr id="86" name="Picture 86"/>
+            <wp:docPr id="94" name="Picture 94"/>
             <wp:cNvGraphicFramePr>
               <a:graphicFrameLocks noChangeAspect="1"/>
             </wp:cNvGraphicFramePr>
@@ -10756,7 +18686,7 @@
                     <pic:cNvPicPr/>
                   </pic:nvPicPr>
                   <pic:blipFill>
-                    <a:blip r:embed="rId94"/>
+                    <a:blip r:embed="rId102"/>
                     <a:stretch>
                       <a:fillRect/>
                     </a:stretch>
@@ -11201,7 +19131,7 @@
         <w:drawing>
           <wp:inline xmlns:a="http://schemas.openxmlformats.org/drawingml/2006/main" xmlns:pic="http://schemas.openxmlformats.org/drawingml/2006/picture">
             <wp:extent cx="5212080" cy="2659830"/>
-            <wp:docPr id="87" name="Picture 87"/>
+            <wp:docPr id="95" name="Picture 95"/>
             <wp:cNvGraphicFramePr>
               <a:graphicFrameLocks noChangeAspect="1"/>
             </wp:cNvGraphicFramePr>
@@ -11213,7 +19143,7 @@
                     <pic:cNvPicPr/>
                   </pic:nvPicPr>
                   <pic:blipFill>
-                    <a:blip r:embed="rId95"/>
+                    <a:blip r:embed="rId103"/>
                     <a:stretch>
                       <a:fillRect/>
                     </a:stretch>
@@ -11624,7 +19554,7 @@
         <w:drawing>
           <wp:inline xmlns:a="http://schemas.openxmlformats.org/drawingml/2006/main" xmlns:pic="http://schemas.openxmlformats.org/drawingml/2006/picture">
             <wp:extent cx="2405269" cy="564542"/>
-            <wp:docPr id="88" name="Picture 88"/>
+            <wp:docPr id="96" name="Picture 96"/>
             <wp:cNvGraphicFramePr>
               <a:graphicFrameLocks noChangeAspect="1"/>
             </wp:cNvGraphicFramePr>
@@ -11636,7 +19566,7 @@
                     <pic:cNvPicPr/>
                   </pic:nvPicPr>
                   <pic:blipFill>
-                    <a:blip r:embed="rId96"/>
+                    <a:blip r:embed="rId104"/>
                     <a:stretch>
                       <a:fillRect/>
                     </a:stretch>
@@ -11682,7 +19612,7 @@
         <w:drawing>
           <wp:inline xmlns:a="http://schemas.openxmlformats.org/drawingml/2006/main" xmlns:pic="http://schemas.openxmlformats.org/drawingml/2006/picture">
             <wp:extent cx="3796747" cy="457200"/>
-            <wp:docPr id="89" name="Picture 89"/>
+            <wp:docPr id="97" name="Picture 97"/>
             <wp:cNvGraphicFramePr>
               <a:graphicFrameLocks noChangeAspect="1"/>
             </wp:cNvGraphicFramePr>
@@ -11694,7 +19624,7 @@
                     <pic:cNvPicPr/>
                   </pic:nvPicPr>
                   <pic:blipFill>
-                    <a:blip r:embed="rId97"/>
+                    <a:blip r:embed="rId105"/>
                     <a:stretch>
                       <a:fillRect/>
                     </a:stretch>
@@ -11740,7 +19670,7 @@
         <w:drawing>
           <wp:inline xmlns:a="http://schemas.openxmlformats.org/drawingml/2006/main" xmlns:pic="http://schemas.openxmlformats.org/drawingml/2006/picture">
             <wp:extent cx="3053300" cy="457200"/>
-            <wp:docPr id="90" name="Picture 90"/>
+            <wp:docPr id="98" name="Picture 98"/>
             <wp:cNvGraphicFramePr>
               <a:graphicFrameLocks noChangeAspect="1"/>
             </wp:cNvGraphicFramePr>
@@ -11752,7 +19682,7 @@
                     <pic:cNvPicPr/>
                   </pic:nvPicPr>
                   <pic:blipFill>
-                    <a:blip r:embed="rId98"/>
+                    <a:blip r:embed="rId106"/>
                     <a:stretch>
                       <a:fillRect/>
                     </a:stretch>
@@ -11798,7 +19728,7 @@
         <w:drawing>
           <wp:inline xmlns:a="http://schemas.openxmlformats.org/drawingml/2006/main" xmlns:pic="http://schemas.openxmlformats.org/drawingml/2006/picture">
             <wp:extent cx="4027335" cy="795130"/>
-            <wp:docPr id="91" name="Picture 91"/>
+            <wp:docPr id="99" name="Picture 99"/>
             <wp:cNvGraphicFramePr>
               <a:graphicFrameLocks noChangeAspect="1"/>
             </wp:cNvGraphicFramePr>
@@ -11810,7 +19740,7 @@
                     <pic:cNvPicPr/>
                   </pic:nvPicPr>
                   <pic:blipFill>
-                    <a:blip r:embed="rId99"/>
+                    <a:blip r:embed="rId107"/>
                     <a:stretch>
                       <a:fillRect/>
                     </a:stretch>
@@ -11856,7 +19786,7 @@
         <w:drawing>
           <wp:inline xmlns:a="http://schemas.openxmlformats.org/drawingml/2006/main" xmlns:pic="http://schemas.openxmlformats.org/drawingml/2006/picture">
             <wp:extent cx="3097033" cy="616226"/>
-            <wp:docPr id="92" name="Picture 92"/>
+            <wp:docPr id="100" name="Picture 100"/>
             <wp:cNvGraphicFramePr>
               <a:graphicFrameLocks noChangeAspect="1"/>
             </wp:cNvGraphicFramePr>
@@ -11868,7 +19798,7 @@
                     <pic:cNvPicPr/>
                   </pic:nvPicPr>
                   <pic:blipFill>
-                    <a:blip r:embed="rId100"/>
+                    <a:blip r:embed="rId108"/>
                     <a:stretch>
                       <a:fillRect/>
                     </a:stretch>
@@ -11914,7 +19844,7 @@
         <w:drawing>
           <wp:inline xmlns:a="http://schemas.openxmlformats.org/drawingml/2006/main" xmlns:pic="http://schemas.openxmlformats.org/drawingml/2006/picture">
             <wp:extent cx="3407133" cy="902473"/>
-            <wp:docPr id="93" name="Picture 93"/>
+            <wp:docPr id="101" name="Picture 101"/>
             <wp:cNvGraphicFramePr>
               <a:graphicFrameLocks noChangeAspect="1"/>
             </wp:cNvGraphicFramePr>
@@ -11926,7 +19856,7 @@
                     <pic:cNvPicPr/>
                   </pic:nvPicPr>
                   <pic:blipFill>
-                    <a:blip r:embed="rId101"/>
+                    <a:blip r:embed="rId109"/>
                     <a:stretch>
                       <a:fillRect/>
                     </a:stretch>
@@ -11972,7 +19902,7 @@
         <w:drawing>
           <wp:inline xmlns:a="http://schemas.openxmlformats.org/drawingml/2006/main" xmlns:pic="http://schemas.openxmlformats.org/drawingml/2006/picture">
             <wp:extent cx="3868309" cy="544664"/>
-            <wp:docPr id="94" name="Picture 94"/>
+            <wp:docPr id="102" name="Picture 102"/>
             <wp:cNvGraphicFramePr>
               <a:graphicFrameLocks noChangeAspect="1"/>
             </wp:cNvGraphicFramePr>
@@ -11984,7 +19914,7 @@
                     <pic:cNvPicPr/>
                   </pic:nvPicPr>
                   <pic:blipFill>
-                    <a:blip r:embed="rId102"/>
+                    <a:blip r:embed="rId110"/>
                     <a:stretch>
                       <a:fillRect/>
                     </a:stretch>
@@ -14517,6 +22447,57 @@
     </w:p>
     <w:p>
       <w:pPr>
+        <w:jc w:val="center"/>
+      </w:pPr>
+      <w:r>
+        <w:drawing>
+          <wp:inline xmlns:a="http://schemas.openxmlformats.org/drawingml/2006/main" xmlns:pic="http://schemas.openxmlformats.org/drawingml/2006/picture">
+            <wp:extent cx="5486400" cy="2513892"/>
+            <wp:docPr id="103" name="Picture 103"/>
+            <wp:cNvGraphicFramePr>
+              <a:graphicFrameLocks noChangeAspect="1"/>
+            </wp:cNvGraphicFramePr>
+            <a:graphic>
+              <a:graphicData uri="http://schemas.openxmlformats.org/drawingml/2006/picture">
+                <pic:pic>
+                  <pic:nvPicPr>
+                    <pic:cNvPr id="0" name="arch_bca_yolo.png"/>
+                    <pic:cNvPicPr/>
+                  </pic:nvPicPr>
+                  <pic:blipFill>
+                    <a:blip r:embed="rId20"/>
+                    <a:stretch>
+                      <a:fillRect/>
+                    </a:stretch>
+                  </pic:blipFill>
+                  <pic:spPr>
+                    <a:xfrm>
+                      <a:off x="0" y="0"/>
+                      <a:ext cx="5486400" cy="2513892"/>
+                    </a:xfrm>
+                    <a:prstGeom prst="rect"/>
+                  </pic:spPr>
+                </pic:pic>
+              </a:graphicData>
+            </a:graphic>
+          </wp:inline>
+        </w:drawing>
+      </w:r>
+    </w:p>
+    <w:p>
+      <w:pPr>
+        <w:jc w:val="center"/>
+      </w:pPr>
+      <w:r>
+        <w:rPr>
+          <w:i/>
+          <w:sz w:val="24"/>
+        </w:rPr>
+        <w:t>A.1-rasm. BCA-YOLO: BCA bloki, IVC moduli va ordinal BI-RADS boshi</w:t>
+      </w:r>
+    </w:p>
+    <w:p>
+      <w:pPr>
         <w:jc w:val="both"/>
       </w:pPr>
       <w:r>
@@ -14529,6 +22510,57 @@
     </w:p>
     <w:p>
       <w:pPr>
+        <w:jc w:val="center"/>
+      </w:pPr>
+      <w:r>
+        <w:drawing>
+          <wp:inline xmlns:a="http://schemas.openxmlformats.org/drawingml/2006/main" xmlns:pic="http://schemas.openxmlformats.org/drawingml/2006/picture">
+            <wp:extent cx="5486400" cy="2605615"/>
+            <wp:docPr id="104" name="Picture 104"/>
+            <wp:cNvGraphicFramePr>
+              <a:graphicFrameLocks noChangeAspect="1"/>
+            </wp:cNvGraphicFramePr>
+            <a:graphic>
+              <a:graphicData uri="http://schemas.openxmlformats.org/drawingml/2006/picture">
+                <pic:pic>
+                  <pic:nvPicPr>
+                    <pic:cNvPr id="0" name="arch_tillnet.png"/>
+                    <pic:cNvPicPr/>
+                  </pic:nvPicPr>
+                  <pic:blipFill>
+                    <a:blip r:embed="rId111"/>
+                    <a:stretch>
+                      <a:fillRect/>
+                    </a:stretch>
+                  </pic:blipFill>
+                  <pic:spPr>
+                    <a:xfrm>
+                      <a:off x="0" y="0"/>
+                      <a:ext cx="5486400" cy="2605615"/>
+                    </a:xfrm>
+                    <a:prstGeom prst="rect"/>
+                  </pic:spPr>
+                </pic:pic>
+              </a:graphicData>
+            </a:graphic>
+          </wp:inline>
+        </w:drawing>
+      </w:r>
+    </w:p>
+    <w:p>
+      <w:pPr>
+        <w:jc w:val="center"/>
+      </w:pPr>
+      <w:r>
+        <w:rPr>
+          <w:i/>
+          <w:sz w:val="24"/>
+        </w:rPr>
+        <w:t>B.1-rasm. TILLNet-Det (FiLM-modulyatsiyali FCOS) arxitekturasi</w:t>
+      </w:r>
+    </w:p>
+    <w:p>
+      <w:pPr>
         <w:jc w:val="both"/>
       </w:pPr>
       <w:r>
@@ -14537,6 +22569,57 @@
           <w:i w:val="0"/>
         </w:rPr>
         <w:t>C ilova. Faol o'rganish sikli.</w:t>
+      </w:r>
+    </w:p>
+    <w:p>
+      <w:pPr>
+        <w:jc w:val="center"/>
+      </w:pPr>
+      <w:r>
+        <w:drawing>
+          <wp:inline xmlns:a="http://schemas.openxmlformats.org/drawingml/2006/main" xmlns:pic="http://schemas.openxmlformats.org/drawingml/2006/picture">
+            <wp:extent cx="4572000" cy="2201219"/>
+            <wp:docPr id="105" name="Picture 105"/>
+            <wp:cNvGraphicFramePr>
+              <a:graphicFrameLocks noChangeAspect="1"/>
+            </wp:cNvGraphicFramePr>
+            <a:graphic>
+              <a:graphicData uri="http://schemas.openxmlformats.org/drawingml/2006/picture">
+                <pic:pic>
+                  <pic:nvPicPr>
+                    <pic:cNvPr id="0" name="cycle.png"/>
+                    <pic:cNvPicPr/>
+                  </pic:nvPicPr>
+                  <pic:blipFill>
+                    <a:blip r:embed="rId41"/>
+                    <a:stretch>
+                      <a:fillRect/>
+                    </a:stretch>
+                  </pic:blipFill>
+                  <pic:spPr>
+                    <a:xfrm>
+                      <a:off x="0" y="0"/>
+                      <a:ext cx="4572000" cy="2201219"/>
+                    </a:xfrm>
+                    <a:prstGeom prst="rect"/>
+                  </pic:spPr>
+                </pic:pic>
+              </a:graphicData>
+            </a:graphic>
+          </wp:inline>
+        </w:drawing>
+      </w:r>
+    </w:p>
+    <w:p>
+      <w:pPr>
+        <w:jc w:val="center"/>
+      </w:pPr>
+      <w:r>
+        <w:rPr>
+          <w:i/>
+          <w:sz w:val="24"/>
+        </w:rPr>
+        <w:t>C.1-rasm. Inson-mashina hamkorligidagi faol o'rganish sikli</w:t>
       </w:r>
     </w:p>
     <w:p>

--- a/MAMOGRAF_PhD_dissertatsiya.docx
+++ b/MAMOGRAF_PhD_dissertatsiya.docx
@@ -1575,6 +1575,10 @@
         <w:t xml:space="preserve">Dissertatsiya mavzusining dolzarbligi va zarurati. </w:t>
       </w:r>
       <w:r>
+        <w:rPr>
+          <w:b w:val="0"/>
+          <w:i w:val="0"/>
+        </w:rPr>
         <w:t>Jahonda ko'krak saratoni ayollar o'rtasida eng ko'p uchraydigan onkologik kasallik bo'lib, onkologik o'limning yetakchi sabablaridan biridir. Jahon sog'liqni saqlash tashkiloti (JSST) va Globocan ma'lumotlariga ko'ra, har yili dunyo bo'ylab millionlab yangi holatlar qayd etilib, yuz minglab ayol bu kasallikdan vafot etadi. Kasallikni erta, simptomsiz bosqichida aniqlash besh yillik yashash ko'rsatkichini sezilarli oshiradi va davolash imkoniyatlarini kengaytiradi. Erta aniqlashning eng samarali vositasi — skrining mammografiyasidir. Biroq mammografiya tasvirlarini qo'lda talqin qilish radiologning malakasiga bog'liq bo'lib, kuzatuvchilararo va kuzatuvchi ichidagi o'zgaruvchanlik, ish hajmining kattaligi natijasidagi charchoq hamda dastlabki bosqich shikastlanishlarning nozik tabiati kabi obyektiv cheklovlarga duch keladi. Ushbu cheklovlar soxta-musbat va soxta-manfiy tashxislarga olib kelishi mumkin. Shu bois, mammografiya tasvirlarini sun'iy intellekt yordamida avtomatik tahlil qiluvchi, radiolog qaroriga yordam beruvchi (computer-aided diagnosis, CAD) tizimlarni yaratish dolzarb ilmiy-amaliy masala hisoblanadi.</w:t>
       </w:r>
     </w:p>
@@ -1629,6 +1633,10 @@
         <w:t xml:space="preserve">Tadqiqotning respublika fan va texnologiyalari rivojlanishining ustuvor yo'nalishlariga bog'liqligi. </w:t>
       </w:r>
       <w:r>
+        <w:rPr>
+          <w:b w:val="0"/>
+          <w:i w:val="0"/>
+        </w:rPr>
         <w:t>O'zbekiston Respublikasida onkologik kasalliklarni erta aniqlash va o'lim ko'rsatkichini kamaytirish davlat siyosatining ustuvor yo'nalishlaridan biri hisoblanadi. «O'zbekiston-2030» strategiyasi hamda O'zbekiston Respublikasi Prezidentining «Raqamli O'zbekiston-2030» strategiyasini tasdiqlash to'g'risidagi Farmonida raqamli texnologiyalar va sun'iy intellektni sog'liqni saqlash tizimiga keng joriy etish, tibbiy tasvirlar tahliliga asoslangan tashxis tizimlarini ishlab chiqish vazifalari belgilangan. Ushbu dissertatsiya tadqiqoti mazkur hujjatlarda qo'yilgan vazifalarni amalga oshirishga xizmat qiladi.</w:t>
       </w:r>
     </w:p>
@@ -1644,6 +1652,10 @@
         <w:t xml:space="preserve">Muammoning o'rganilganlik darajasi. </w:t>
       </w:r>
       <w:r>
+        <w:rPr>
+          <w:b w:val="0"/>
+          <w:i w:val="0"/>
+        </w:rPr>
         <w:t>Mammografik shikastlanishlarni aniqlashda zamonaviy chuqur o'rganish modellari — bir bosqichli (YOLO, SSD, RetinaNet) va ikki bosqichli (Faster R-CNN) detektorlar — keng qo'llanilmoqda. O'zaro e'tibor (attention) mexanizmlari ko'p modalli birlashtirishda samarali ekanligi ko'rsatilgan. Radiomika yo'nalishi tasvirdan miqdoriy belgilarni chiqarib, izohlanuvchanlikni oshirishga imkon beradi. Biroq ko'pko'rinishli, ikki tomonlama va ordinal induktiv taxminlarni yagona tarmoqda birlashtirgan, hamda topilmalardan avtomatik klinik xulosa shakllantirishni qo'llab-quvvatlovchi yaxlit yechim yetarlicha o'rganilmagan. Bu bo'shliq tadqiqotning ilmiy muammosini belgilaydi.</w:t>
       </w:r>
     </w:p>
@@ -1659,6 +1671,10 @@
         <w:t xml:space="preserve">Tadqiqotning maqsadi — </w:t>
       </w:r>
       <w:r>
+        <w:rPr>
+          <w:b w:val="0"/>
+          <w:i w:val="0"/>
+        </w:rPr>
         <w:t>mammografiya tasvirlarida ko'krak o'sma sohalarini ikki tomonlama asimmetriya va ko'rinishlararo muvofiqlikni hisobga olgan holda aniqlash, BI-RADS bo'yicha ordinal tasniflash hamda topilmalardan avtomatik klinik xulosa shakllantirishning sun'iy intellektga asoslangan algoritm va dasturiy majmuasini ishlab chiqishdan iborat.</w:t>
       </w:r>
     </w:p>
@@ -1668,22 +1684,10 @@
       </w:pPr>
       <w:r>
         <w:rPr>
-          <w:b w:val="0"/>
-          <w:i w:val="0"/>
-        </w:rPr>
-      </w:r>
-      <w:r>
-        <w:rPr>
           <w:b/>
           <w:i w:val="0"/>
         </w:rPr>
         <w:t>Tadqiqotning vazifalari:</w:t>
-      </w:r>
-      <w:r>
-        <w:rPr>
-          <w:b w:val="0"/>
-          <w:i w:val="0"/>
-        </w:rPr>
       </w:r>
     </w:p>
     <w:p>
@@ -1694,6 +1698,7 @@
       <w:r>
         <w:rPr>
           <w:b w:val="0"/>
+          <w:i w:val="0"/>
         </w:rPr>
         <w:t>mammografiya tasvirlarini tahlil qilishning zamonaviy holatini, mavjud usul va algoritmlarni tahlil qilish hamda ularning cheklovlarini aniqlash;</w:t>
       </w:r>
@@ -1706,6 +1711,7 @@
       <w:r>
         <w:rPr>
           <w:b w:val="0"/>
+          <w:i w:val="0"/>
         </w:rPr>
         <w:t>kontralateral asimmetriyani hisobga oluvchi ikki tomonlama o'zaro e'tibor (BCA) blokini ishlab chiqish va uning gradiyent xossalarini tahlil qilish;</w:t>
       </w:r>
@@ -1718,6 +1724,7 @@
       <w:r>
         <w:rPr>
           <w:b w:val="0"/>
+          <w:i w:val="0"/>
         </w:rPr>
         <w:t>CC va MLO ko'rinishlari o'rtasida obyektlik muvofiqligini ta'minlovchi ko'rinishlararo muvofiqlik (IVC) modulini taklif etish;</w:t>
       </w:r>
@@ -1730,6 +1737,7 @@
       <w:r>
         <w:rPr>
           <w:b w:val="0"/>
+          <w:i w:val="0"/>
         </w:rPr>
         <w:t>BI-RADS kategoriyasini ordinal regressiya (monoton ostonalar bilan kumulyativ bog'lanish) orqali baholash algoritmini ishlab chiqish;</w:t>
       </w:r>
@@ -1742,6 +1750,7 @@
       <w:r>
         <w:rPr>
           <w:b w:val="0"/>
+          <w:i w:val="0"/>
         </w:rPr>
         <w:t>radiomik belgilarni chuqur o'rganish tasvirlovchilari bilan birlashtiruvchi gibrid usulni qo'llash;</w:t>
       </w:r>
@@ -1754,6 +1763,7 @@
       <w:r>
         <w:rPr>
           <w:b w:val="0"/>
+          <w:i w:val="0"/>
         </w:rPr>
         <w:t>annotatsiya, faol o'rganish, AI yordami va GPU'da model o'qitishni qo'llab-quvvatlovchi dasturiy majmuani loyihalash va amalga oshirish;</w:t>
       </w:r>
@@ -1766,6 +1776,7 @@
       <w:r>
         <w:rPr>
           <w:b w:val="0"/>
+          <w:i w:val="0"/>
         </w:rPr>
         <w:t>topilmalardan grounded (faqat aniqlangan ma'lumotga asoslangan) avtomatik klinik xulosa shakllantirish va uni DICOM SR sifatida eksport qilish modulini ishlab chiqish;</w:t>
       </w:r>
@@ -1778,6 +1789,7 @@
       <w:r>
         <w:rPr>
           <w:b w:val="0"/>
+          <w:i w:val="0"/>
         </w:rPr>
         <w:t>taklif etilgan algoritm va dasturiy majmuani tajribaviy baholash hamda amaliyotda qo'llash.</w:t>
       </w:r>
@@ -1794,6 +1806,10 @@
         <w:t xml:space="preserve">Tadqiqotning obyekti — </w:t>
       </w:r>
       <w:r>
+        <w:rPr>
+          <w:b w:val="0"/>
+          <w:i w:val="0"/>
+        </w:rPr>
         <w:t>rentgen nurlari asosida turli proyeksiyalarda (CC, MLO) olingan raqamli mammografiya tasvirlari (DICOM formati) va ularga tegishli klinik hisobotlar, jumladan Respublika ixtisoslashtirilgan Onkologiya va Radiologiya ilmiy-amaliy tibbiy markazidan olingan (anonimlashtirilgan) klinik mammografiya ma'lumotlari hamda ochiq VinDr-Mammo to'plami.</w:t>
       </w:r>
     </w:p>
@@ -1809,6 +1825,10 @@
         <w:t xml:space="preserve">Tadqiqotning predmeti — </w:t>
       </w:r>
       <w:r>
+        <w:rPr>
+          <w:b w:val="0"/>
+          <w:i w:val="0"/>
+        </w:rPr>
         <w:t>mammografiya tasvirlarida o'sma sohalarini aniqlash, BI-RADS bo'yicha tasniflash va avtomatik xulosa shakllantirishning usul, algoritm va dasturiy vositalari.</w:t>
       </w:r>
     </w:p>
@@ -1824,6 +1844,10 @@
         <w:t xml:space="preserve">Tadqiqotning usullari. </w:t>
       </w:r>
       <w:r>
+        <w:rPr>
+          <w:b w:val="0"/>
+          <w:i w:val="0"/>
+        </w:rPr>
         <w:t>Tadqiqotda chuqur o'rganish (konvolyutsion neyron tarmoqlar, o'zaro e'tibor mexanizmi, kodlovchi-dekodlovchi arxitekturalar), tartibli (ordinal) regressiya, radiomik tahlil va tekstura tahlili (GLCM), raqamli tasvirga ishlov berish, optimallashtirish nazariyasi, ehtimollar nazariyasi va matematik statistika, dasturiy injiniring hamda ma'lumotlarni intellektual tahlil usullaridan foydalanilgan.</w:t>
       </w:r>
     </w:p>
@@ -1833,22 +1857,10 @@
       </w:pPr>
       <w:r>
         <w:rPr>
-          <w:b w:val="0"/>
-          <w:i w:val="0"/>
-        </w:rPr>
-      </w:r>
-      <w:r>
-        <w:rPr>
           <w:b/>
           <w:i w:val="0"/>
         </w:rPr>
         <w:t>Tadqiqotning ilmiy yangiligi quyidagilardan iborat:</w:t>
-      </w:r>
-      <w:r>
-        <w:rPr>
-          <w:b w:val="0"/>
-          <w:i w:val="0"/>
-        </w:rPr>
       </w:r>
     </w:p>
     <w:p>
@@ -1858,18 +1870,15 @@
       </w:pPr>
       <w:r>
         <w:rPr>
+          <w:b/>
+          <w:i w:val="0"/>
+        </w:rPr>
+        <w:t>birinchi marta</w:t>
+      </w:r>
+      <w:r>
+        <w:rPr>
           <w:b w:val="0"/>
-        </w:rPr>
-      </w:r>
-      <w:r>
-        <w:rPr>
-          <w:b/>
-        </w:rPr>
-        <w:t>birinchi marta</w:t>
-      </w:r>
-      <w:r>
-        <w:rPr>
-          <w:b w:val="0"/>
+          <w:i w:val="0"/>
         </w:rPr>
         <w:t xml:space="preserve"> har bir xususiyat miqyosida chap va ufqiy akslangan o'ng kontralateral xususiyat xaritalari o'rtasida o'zaro e'tiborni hisoblovchi, nolga initsializatsiyalanadigan o'rganiluvchi α koeffitsiyenti bilan boshqariladigan ikki tomonlama o'zaro e'tibor (BCA) bloki taklif etilgan, bu esa kontralateral asimmetriyani yagona uchidan-uchiga (end-to-end) o'rgatiladigan tarzda modelga kiritadi;</w:t>
       </w:r>
@@ -1882,18 +1891,21 @@
       <w:r>
         <w:rPr>
           <w:b w:val="0"/>
+          <w:i w:val="0"/>
         </w:rPr>
         <w:t xml:space="preserve">bir tomonning kraniokaudal (CC) va mediolateral qiyshiq (MLO) ko'rinishlari o'rtasida obyektlik muvofiqligini ta'minlovchi, o'rganiluvchi kanalli darvozaga ega ko'rinishlararo muvofiqlik (IVC) moduli </w:t>
       </w:r>
       <w:r>
         <w:rPr>
           <w:b/>
+          <w:i w:val="0"/>
         </w:rPr>
         <w:t>ishlab chiqilgan</w:t>
       </w:r>
       <w:r>
         <w:rPr>
           <w:b w:val="0"/>
+          <w:i w:val="0"/>
         </w:rPr>
         <w:t>;</w:t>
       </w:r>
@@ -1906,18 +1918,21 @@
       <w:r>
         <w:rPr>
           <w:b w:val="0"/>
+          <w:i w:val="0"/>
         </w:rPr>
         <w:t xml:space="preserve">BI-RADS kategoriyasini qat'iy monoton ostonalarga ega kumulyativ bog'lanish modeli orqali baholovchi, nominal kross-entropiya o'rniga ordinal yo'qotish funksiyasidan foydalanuvchi ordinal regressiya boshi </w:t>
       </w:r>
       <w:r>
         <w:rPr>
           <w:b/>
+          <w:i w:val="0"/>
         </w:rPr>
         <w:t>taklif etilgan</w:t>
       </w:r>
       <w:r>
         <w:rPr>
           <w:b w:val="0"/>
+          <w:i w:val="0"/>
         </w:rPr>
         <w:t>;</w:t>
       </w:r>
@@ -1930,18 +1945,21 @@
       <w:r>
         <w:rPr>
           <w:b w:val="0"/>
+          <w:i w:val="0"/>
         </w:rPr>
         <w:t xml:space="preserve">radiomik (tekstura, shakl, intensivlik) belgilarni chuqur tasvirlovchilar bilan birlashtirib, modelning izohlanuvchanligini oshiruvchi va «qora quti» muammosini yumshatuvchi gibrid arxitektura </w:t>
       </w:r>
       <w:r>
         <w:rPr>
           <w:b/>
+          <w:i w:val="0"/>
         </w:rPr>
         <w:t>asoslangan</w:t>
       </w:r>
       <w:r>
         <w:rPr>
           <w:b w:val="0"/>
+          <w:i w:val="0"/>
         </w:rPr>
         <w:t>;</w:t>
       </w:r>
@@ -1954,18 +1972,21 @@
       <w:r>
         <w:rPr>
           <w:b w:val="0"/>
+          <w:i w:val="0"/>
         </w:rPr>
         <w:t xml:space="preserve">aniqlangan strukturaviy topilmalardan butunlay lokal til modeli yordamida grounded (ma'lumot to'qimaydigan) avtomatik klinik xulosa shakllantiruvchi hamda uni DICOM SR sifatida eksport qiluvchi, PACS bilan integratsiyalashgan dasturiy yondashuv </w:t>
       </w:r>
       <w:r>
         <w:rPr>
           <w:b/>
+          <w:i w:val="0"/>
         </w:rPr>
         <w:t>ishlab chiqilgan</w:t>
       </w:r>
       <w:r>
         <w:rPr>
           <w:b w:val="0"/>
+          <w:i w:val="0"/>
         </w:rPr>
         <w:t>.</w:t>
       </w:r>
@@ -1976,22 +1997,10 @@
       </w:pPr>
       <w:r>
         <w:rPr>
-          <w:b w:val="0"/>
-          <w:i w:val="0"/>
-        </w:rPr>
-      </w:r>
-      <w:r>
-        <w:rPr>
           <w:b/>
           <w:i w:val="0"/>
         </w:rPr>
         <w:t>Tadqiqotning amaliy natijalari:</w:t>
-      </w:r>
-      <w:r>
-        <w:rPr>
-          <w:b w:val="0"/>
-          <w:i w:val="0"/>
-        </w:rPr>
       </w:r>
     </w:p>
     <w:p>
@@ -2002,6 +2011,7 @@
       <w:r>
         <w:rPr>
           <w:b w:val="0"/>
+          <w:i w:val="0"/>
         </w:rPr>
         <w:t>DICOM ko'ruvchi, annotatsiya, AI inference, GPU'da model o'qitish, avtomatik hisobot va PACS integratsiyasini birlashtirgan MAMOGRAF dasturiy majmuasi;</w:t>
       </w:r>
@@ -2014,6 +2024,7 @@
       <w:r>
         <w:rPr>
           <w:b w:val="0"/>
+          <w:i w:val="0"/>
         </w:rPr>
         <w:t>jonli metrikalar va resurslar monitoringi bilan GPU'da model o'qitish interfeysi (Model Studio);</w:t>
       </w:r>
@@ -2026,6 +2037,7 @@
       <w:r>
         <w:rPr>
           <w:b w:val="0"/>
+          <w:i w:val="0"/>
         </w:rPr>
         <w:t>tashqi API kalitini va internetni talab qilmaydigan, butunlay lokal ishlovchi avtomatik hisobot generatori va DICOM SR eksporti.</w:t>
       </w:r>
@@ -2042,6 +2054,10 @@
         <w:t xml:space="preserve">Tadqiqot natijalarining ishonchliligi </w:t>
       </w:r>
       <w:r>
+        <w:rPr>
+          <w:b w:val="0"/>
+          <w:i w:val="0"/>
+        </w:rPr>
         <w:t>algoritmlarni ishlab chiqishda chuqur o'rganish, optimallashtirish va radiomik tahlilning asoslangan matematik apparatidan foydalanilganligi, taklif etilgan modellarning ochiq VinDr-Mammo ma'lumotlar to'plamida baholanganligi va olingan natijalarning umume'tirof etilgan metrikalar (mAP, F1, IoU, sezgirlik) bilan tasdiqlanganligi bilan izohlanadi.</w:t>
       </w:r>
     </w:p>
@@ -2057,6 +2073,10 @@
         <w:t xml:space="preserve">Tadqiqotning ilmiy va amaliy ahamiyati. </w:t>
       </w:r>
       <w:r>
+        <w:rPr>
+          <w:b w:val="0"/>
+          <w:i w:val="0"/>
+        </w:rPr>
         <w:t>Ilmiy ahamiyati — mammografiyada ikki tomonlama asimmetriya, ko'pko'rinishli muvofiqlik va ordinal baholash kabi klinik induktiv taxminlarni rasmiy matematik shaklda ifodalashdan hamda ularning gradiyent xossalarini tahlil qilishdan iborat. Amaliy ahamiyati — ishlab chiqilgan dasturiy majmuani radiologiya bo'limlarida tashxis jarayonini tezlashtirish, kuzatuvchilararo o'zgaruvchanlikni kamaytirish va erta aniqlashni qo'llab-quvvatlash uchun qo'llash imkoniyatidir.</w:t>
       </w:r>
     </w:p>
@@ -2072,6 +2092,10 @@
         <w:t xml:space="preserve">Tadqiqot natijalarining joriy qilinishi. </w:t>
       </w:r>
       <w:r>
+        <w:rPr>
+          <w:b w:val="0"/>
+          <w:i w:val="0"/>
+        </w:rPr>
         <w:t>Tadqiqotda ishlab chiqilgan algoritmlar va MAMOGRAF dasturiy majmuasi Respublika ixtisoslashtirilgan Onkologiya va Radiologiya ilmiy-amaliy tibbiy markazidan olingan klinik mammografiya ma'lumotlari asosida sinovdan o'tkazilgan. [Joriy etilish dalolatnomasining raqami va sanasini to'ldiring.]</w:t>
       </w:r>
     </w:p>
@@ -2087,6 +2111,10 @@
         <w:t xml:space="preserve">Tadqiqot natijalarining aprobatsiyasi. </w:t>
       </w:r>
       <w:r>
+        <w:rPr>
+          <w:b w:val="0"/>
+          <w:i w:val="0"/>
+        </w:rPr>
         <w:t>Tadqiqot natijalari xalqaro ilmiy-amaliy anjumanda muhokama qilingan: «Kibernetika — zamonaviy sun'iy intellektning poydevori» xalqaro ilmiy-amaliy anjumani (Toshkent, 2026-yil 15–16-aprel), «Image classification algorithms based on neural network technologies for medical image analysis» ma'ruzasi.</w:t>
       </w:r>
     </w:p>
@@ -2102,6 +2130,10 @@
         <w:t xml:space="preserve">Tadqiqot natijalarining e'lon qilinganligi. </w:t>
       </w:r>
       <w:r>
+        <w:rPr>
+          <w:b w:val="0"/>
+          <w:i w:val="0"/>
+        </w:rPr>
         <w:t>Dissertatsiya mavzusi bo'yicha bir nechta ilmiy ish e'lon qilingan, jumladan:</w:t>
       </w:r>
     </w:p>
@@ -2113,6 +2145,7 @@
       <w:r>
         <w:rPr>
           <w:b w:val="0"/>
+          <w:i w:val="0"/>
         </w:rPr>
         <w:t>Turaqulov Sh.X. BCA-YOLO: ikki tomonlama o'zaro e'tibor, ko'rinishlararo muvofiqlik va ordinal BI-RADS regressiyasi asosida mammografik shikastlanishlarni aniqlash // Raqamli texnologiyalarning nazariy va amaliy masalalari xalqaro jurnali. — 2026. — № 9(2). — B. 58–66. — ISSN 2181-3086.</w:t>
       </w:r>
@@ -2125,6 +2158,7 @@
       <w:r>
         <w:rPr>
           <w:b w:val="0"/>
+          <w:i w:val="0"/>
         </w:rPr>
         <w:t>Khamdamov R., Turaqulov Sh.X. TILLNet-Det: A Text-Informed Lesion Localization Network for Multilingual Mammography Detection in Low-Resource Settings // International Journal of Informatics and Data Science Research. — 2026.</w:t>
       </w:r>
@@ -2137,6 +2171,7 @@
       <w:r>
         <w:rPr>
           <w:b w:val="0"/>
+          <w:i w:val="0"/>
         </w:rPr>
         <w:t>Khamdamov R., Turaqulov Sh.X. Annotatsiyasi kam sharoitlarda ko'p tilli mammografik o'choqlarni aniqlash uchun yopiq halqali tizim: radiolog-inson hamkorligi bilan matnga yo'naltirilgan zaif nazoratli o'qitish // Raqamli Transformatsiya va Sun'iy Intellekt. — 2026. — DOI: 10.5281/zenodo.20816862.</w:t>
       </w:r>
@@ -2149,6 +2184,7 @@
       <w:r>
         <w:rPr>
           <w:b w:val="0"/>
+          <w:i w:val="0"/>
         </w:rPr>
         <w:t>Turaqulov Sh., Khamdamov R. Image classification algorithms based on neural network technologies for medical image analysis // «Kibernetika — zamonaviy sun'iy intellektning poydevori» xalqaro ilmiy-amaliy anjumani. — Toshkent, 2026.</w:t>
       </w:r>
@@ -2165,6 +2201,10 @@
         <w:t xml:space="preserve">Dissertatsiyaning tuzilishi va hajmi. </w:t>
       </w:r>
       <w:r>
+        <w:rPr>
+          <w:b w:val="0"/>
+          <w:i w:val="0"/>
+        </w:rPr>
         <w:t>Dissertatsiya kirish, to'rtta bob, xulosa, foydalanilgan adabiyotlar ro'yxati va ilovalardan iborat. Ishda jadvallar, formulalar va rasmlar keltirilgan.</w:t>
       </w:r>
     </w:p>
@@ -2914,12 +2954,6 @@
       </w:pPr>
       <w:r>
         <w:rPr>
-          <w:b w:val="0"/>
-          <w:i w:val="0"/>
-        </w:rPr>
-      </w:r>
-      <w:r>
-        <w:rPr>
           <w:b/>
           <w:i w:val="0"/>
         </w:rPr>
@@ -3097,12 +3131,6 @@
       </w:pPr>
       <w:r>
         <w:rPr>
-          <w:b w:val="0"/>
-          <w:i w:val="0"/>
-        </w:rPr>
-      </w:r>
-      <w:r>
-        <w:rPr>
           <w:b/>
           <w:i w:val="0"/>
         </w:rPr>
@@ -3151,12 +3179,6 @@
       </w:pPr>
       <w:r>
         <w:rPr>
-          <w:b w:val="0"/>
-          <w:i w:val="0"/>
-        </w:rPr>
-      </w:r>
-      <w:r>
-        <w:rPr>
           <w:b/>
           <w:i w:val="0"/>
         </w:rPr>
@@ -3175,12 +3197,6 @@
         <w:ind w:firstLine="567"/>
         <w:jc w:val="both"/>
       </w:pPr>
-      <w:r>
-        <w:rPr>
-          <w:b w:val="0"/>
-          <w:i w:val="0"/>
-        </w:rPr>
-      </w:r>
       <w:r>
         <w:rPr>
           <w:b/>
@@ -3749,12 +3765,6 @@
         <w:ind w:firstLine="567"/>
         <w:jc w:val="both"/>
       </w:pPr>
-      <w:r>
-        <w:rPr>
-          <w:b w:val="0"/>
-          <w:i w:val="0"/>
-        </w:rPr>
-      </w:r>
       <w:r>
         <w:rPr>
           <w:b/>
@@ -4562,6 +4572,7 @@
       <w:r>
         <w:rPr>
           <w:b w:val="0"/>
+          <w:i w:val="0"/>
         </w:rPr>
         <w:t>Ko'krak saratonini erta aniqlashda skrining mammografiyasi va to'rt ko'rinishli (CC/MLO) tahlil hal qiluvchi ahamiyatga ega; BI-RADS shkalasi ordinal tabiatga ega.</w:t>
       </w:r>
@@ -4574,6 +4585,7 @@
       <w:r>
         <w:rPr>
           <w:b w:val="0"/>
+          <w:i w:val="0"/>
         </w:rPr>
         <w:t>DICOM standarti va PACS tibbiy tasvirlarni saqlash va almashishni belgilaydi; PHI anonimlashtirish maxfiylik talabidir.</w:t>
       </w:r>
@@ -4586,6 +4598,7 @@
       <w:r>
         <w:rPr>
           <w:b w:val="0"/>
+          <w:i w:val="0"/>
         </w:rPr>
         <w:t>Mavjud chuqur o'rganish detektorlari to'rt ko'rinishni mustaqil qayta ishlab, ikki tomonlama va ko'rinishlararo induktiv taxminlardan to'liq foydalanmaydi.</w:t>
       </w:r>
@@ -4598,6 +4611,7 @@
       <w:r>
         <w:rPr>
           <w:b w:val="0"/>
+          <w:i w:val="0"/>
         </w:rPr>
         <w:t>O'zaro e'tibor, ordinal regressiya va radiomika alohida-alohida o'rganilgan, biroq yagona mammografiya yechimida birlashtirilmagan.</w:t>
       </w:r>
@@ -4610,6 +4624,7 @@
       <w:r>
         <w:rPr>
           <w:b w:val="0"/>
+          <w:i w:val="0"/>
         </w:rPr>
         <w:t>Aniqlangan ilmiy bo'shliq BCA-YOLO algoritmi va MAMOGRAF dasturiy majmuasini ishlab chiqishni asoslab beradi.</w:t>
       </w:r>
@@ -4649,7 +4664,278 @@
           <w:b w:val="0"/>
           <w:i w:val="0"/>
         </w:rPr>
-        <w:t xml:space="preserve">Bitta mammografik tadqiqot to'rtta ko'rinishdan iborat: $\{L\text{-}CC, R\text{-}CC, L\text{-}MLO, R\text{-}MLO\}$. Har bir ko'rinish $v$ uchun bazaviy tarmoq $S$ ta miqyosda xususiyat xaritalari $F_v^{(s)} \in \mathbb{R}^{C_s \times H_s \times W_s}$ ($s=1,\dots,S$) hosil qiladi. Detektsiya boshi har bir to'r pozitsiyasi uchun quti koordinatalari, obyektlik logiti $o_v^{(s)}$ va BI-RADS chiqishini bashorat qiladi. Maqsad — bu to'rt oqimni klinik induktiv taxminlar (ikki tomonlama asimmetriya, ko'rinishlararo muvofiqlik, ordinal baholash) bilan boyitib, yagona, uchidan-uchiga o'rgatiladigan model qurishdir. Taklif etilayotgan </w:t>
+        <w:t xml:space="preserve">Bitta mammografik tadqiqot to'rtta ko'rinishdan iborat: </w:t>
+      </w:r>
+      <m:oMath>
+        <m:r>
+          <m:rPr>
+            <m:sty m:val="p"/>
+          </m:rPr>
+          <m:t xml:space="preserve">{</m:t>
+        </m:r>
+        <m:r>
+          <m:t xml:space="preserve">L</m:t>
+        </m:r>
+        <m:r>
+          <m:rPr>
+            <m:sty m:val="p"/>
+          </m:rPr>
+          <m:t xml:space="preserve">-</m:t>
+        </m:r>
+        <m:r>
+          <m:t xml:space="preserve">CC</m:t>
+        </m:r>
+        <m:r>
+          <m:rPr>
+            <m:sty m:val="p"/>
+          </m:rPr>
+          <m:t xml:space="preserve">, </m:t>
+        </m:r>
+        <m:r>
+          <m:t xml:space="preserve">R</m:t>
+        </m:r>
+        <m:r>
+          <m:rPr>
+            <m:sty m:val="p"/>
+          </m:rPr>
+          <m:t xml:space="preserve">-</m:t>
+        </m:r>
+        <m:r>
+          <m:t xml:space="preserve">CC</m:t>
+        </m:r>
+        <m:r>
+          <m:rPr>
+            <m:sty m:val="p"/>
+          </m:rPr>
+          <m:t xml:space="preserve">, </m:t>
+        </m:r>
+        <m:r>
+          <m:t xml:space="preserve">L</m:t>
+        </m:r>
+        <m:r>
+          <m:rPr>
+            <m:sty m:val="p"/>
+          </m:rPr>
+          <m:t xml:space="preserve">-</m:t>
+        </m:r>
+        <m:r>
+          <m:t xml:space="preserve">MLO</m:t>
+        </m:r>
+        <m:r>
+          <m:rPr>
+            <m:sty m:val="p"/>
+          </m:rPr>
+          <m:t xml:space="preserve">, </m:t>
+        </m:r>
+        <m:r>
+          <m:t xml:space="preserve">R</m:t>
+        </m:r>
+        <m:r>
+          <m:rPr>
+            <m:sty m:val="p"/>
+          </m:rPr>
+          <m:t xml:space="preserve">-</m:t>
+        </m:r>
+        <m:r>
+          <m:t xml:space="preserve">MLO</m:t>
+        </m:r>
+        <m:r>
+          <m:rPr>
+            <m:sty m:val="p"/>
+          </m:rPr>
+          <m:t xml:space="preserve">}</m:t>
+        </m:r>
+      </m:oMath>
+      <w:r>
+        <w:rPr>
+          <w:b w:val="0"/>
+          <w:i w:val="0"/>
+        </w:rPr>
+        <w:t xml:space="preserve">. Har bir ko'rinish </w:t>
+      </w:r>
+      <m:oMath>
+        <m:r>
+          <m:t xml:space="preserve">v</m:t>
+        </m:r>
+      </m:oMath>
+      <w:r>
+        <w:rPr>
+          <w:b w:val="0"/>
+          <w:i w:val="0"/>
+        </w:rPr>
+        <w:t xml:space="preserve"> uchun bazaviy tarmoq </w:t>
+      </w:r>
+      <m:oMath>
+        <m:r>
+          <m:t xml:space="preserve">S</m:t>
+        </m:r>
+      </m:oMath>
+      <w:r>
+        <w:rPr>
+          <w:b w:val="0"/>
+          <w:i w:val="0"/>
+        </w:rPr>
+        <w:t xml:space="preserve"> ta miqyosda xususiyat xaritalari </w:t>
+      </w:r>
+      <m:oMath>
+        <m:sSubSup>
+          <m:e>
+            <m:r>
+              <m:t xml:space="preserve">F</m:t>
+            </m:r>
+          </m:e>
+          <m:sub>
+            <m:r>
+              <m:t xml:space="preserve">v</m:t>
+            </m:r>
+          </m:sub>
+          <m:sup>
+            <m:r>
+              <m:rPr>
+                <m:sty m:val="p"/>
+              </m:rPr>
+              <m:t xml:space="preserve">(</m:t>
+            </m:r>
+            <m:r>
+              <m:t xml:space="preserve">s</m:t>
+            </m:r>
+            <m:r>
+              <m:rPr>
+                <m:sty m:val="p"/>
+              </m:rPr>
+              <m:t xml:space="preserve">)</m:t>
+            </m:r>
+          </m:sup>
+        </m:sSubSup>
+        <m:r>
+          <m:rPr>
+            <m:sty m:val="p"/>
+          </m:rPr>
+          <m:t xml:space="preserve"> ∈ </m:t>
+        </m:r>
+        <m:sSup>
+          <m:e>
+            <m:r>
+              <m:t xml:space="preserve">ℝ</m:t>
+            </m:r>
+          </m:e>
+          <m:sup>
+            <m:sSub>
+              <m:e>
+                <m:r>
+                  <m:t xml:space="preserve">C</m:t>
+                </m:r>
+              </m:e>
+              <m:sub>
+                <m:r>
+                  <m:t xml:space="preserve">s</m:t>
+                </m:r>
+              </m:sub>
+            </m:sSub>
+            <m:r>
+              <m:rPr>
+                <m:sty m:val="p"/>
+              </m:rPr>
+              <m:t xml:space="preserve"> × </m:t>
+            </m:r>
+            <m:sSub>
+              <m:e>
+                <m:r>
+                  <m:t xml:space="preserve">H</m:t>
+                </m:r>
+              </m:e>
+              <m:sub>
+                <m:r>
+                  <m:t xml:space="preserve">s</m:t>
+                </m:r>
+              </m:sub>
+            </m:sSub>
+            <m:r>
+              <m:rPr>
+                <m:sty m:val="p"/>
+              </m:rPr>
+              <m:t xml:space="preserve"> × </m:t>
+            </m:r>
+            <m:sSub>
+              <m:e>
+                <m:r>
+                  <m:t xml:space="preserve">W</m:t>
+                </m:r>
+              </m:e>
+              <m:sub>
+                <m:r>
+                  <m:t xml:space="preserve">s</m:t>
+                </m:r>
+              </m:sub>
+            </m:sSub>
+          </m:sup>
+        </m:sSup>
+      </m:oMath>
+      <w:r>
+        <w:rPr>
+          <w:b w:val="0"/>
+          <w:i w:val="0"/>
+        </w:rPr>
+        <w:t xml:space="preserve"> (</w:t>
+      </w:r>
+      <m:oMath>
+        <m:r>
+          <m:t xml:space="preserve">s</m:t>
+        </m:r>
+        <m:r>
+          <m:rPr>
+            <m:sty m:val="p"/>
+          </m:rPr>
+          <m:t xml:space="preserve">=1,…,</m:t>
+        </m:r>
+        <m:r>
+          <m:t xml:space="preserve">S</m:t>
+        </m:r>
+      </m:oMath>
+      <w:r>
+        <w:rPr>
+          <w:b w:val="0"/>
+          <w:i w:val="0"/>
+        </w:rPr>
+        <w:t xml:space="preserve">) hosil qiladi. Detektsiya boshi har bir to'r pozitsiyasi uchun quti koordinatalari, obyektlik logiti </w:t>
+      </w:r>
+      <m:oMath>
+        <m:sSubSup>
+          <m:e>
+            <m:r>
+              <m:t xml:space="preserve">o</m:t>
+            </m:r>
+          </m:e>
+          <m:sub>
+            <m:r>
+              <m:t xml:space="preserve">v</m:t>
+            </m:r>
+          </m:sub>
+          <m:sup>
+            <m:r>
+              <m:rPr>
+                <m:sty m:val="p"/>
+              </m:rPr>
+              <m:t xml:space="preserve">(</m:t>
+            </m:r>
+            <m:r>
+              <m:t xml:space="preserve">s</m:t>
+            </m:r>
+            <m:r>
+              <m:rPr>
+                <m:sty m:val="p"/>
+              </m:rPr>
+              <m:t xml:space="preserve">)</m:t>
+            </m:r>
+          </m:sup>
+        </m:sSubSup>
+      </m:oMath>
+      <w:r>
+        <w:rPr>
+          <w:b w:val="0"/>
+          <w:i w:val="0"/>
+        </w:rPr>
+        <w:t xml:space="preserve"> va BI-RADS chiqishini bashorat qiladi. Maqsad — bu to'rt oqimni klinik induktiv taxminlar (ikki tomonlama asimmetriya, ko'rinishlararo muvofiqlik, ordinal baholash) bilan boyitib, yagona, uchidan-uchiga o'rgatiladigan model qurishdir. Taklif etilayotgan </w:t>
       </w:r>
       <w:r>
         <w:rPr>
@@ -4727,7 +5013,166 @@
           <w:b w:val="0"/>
           <w:i w:val="0"/>
         </w:rPr>
-        <w:t>Bazaviy tarmoq uch miqyosli xususiyat xaritalarini hosil qiladi: yuqori ruxsatdagi (katta $H_s \times W_s$, kichik $C_s$) xaritalar mayda obyektlarni (mikrokalsifikatsiyalar), past ruxsatdagi (kichik fazoviy, katta $C_s$) xaritalar esa yirik obyektlarni (massalar) aniqlash uchun javobgar. Kanal kengliklari odatda $(C_1,C_2,C_3)=(256,512,512)$ qiymatlarni oladi. Xususiyat piramidasi (FPN/PAN) turli miqyoslardagi ma'lumotni yuqoridan-pastga va pastdan-yuqoriga yo'llar orqali birlashtiradi, bu ko'p o'lchamli aniqlashni ta'minlaydi.</w:t>
+        <w:t xml:space="preserve">Bazaviy tarmoq uch miqyosli xususiyat xaritalarini hosil qiladi: yuqori ruxsatdagi (katta </w:t>
+      </w:r>
+      <m:oMath>
+        <m:sSub>
+          <m:e>
+            <m:r>
+              <m:t xml:space="preserve">H</m:t>
+            </m:r>
+          </m:e>
+          <m:sub>
+            <m:r>
+              <m:t xml:space="preserve">s</m:t>
+            </m:r>
+          </m:sub>
+        </m:sSub>
+        <m:r>
+          <m:rPr>
+            <m:sty m:val="p"/>
+          </m:rPr>
+          <m:t xml:space="preserve"> × </m:t>
+        </m:r>
+        <m:sSub>
+          <m:e>
+            <m:r>
+              <m:t xml:space="preserve">W</m:t>
+            </m:r>
+          </m:e>
+          <m:sub>
+            <m:r>
+              <m:t xml:space="preserve">s</m:t>
+            </m:r>
+          </m:sub>
+        </m:sSub>
+      </m:oMath>
+      <w:r>
+        <w:rPr>
+          <w:b w:val="0"/>
+          <w:i w:val="0"/>
+        </w:rPr>
+        <w:t xml:space="preserve">, kichik </w:t>
+      </w:r>
+      <m:oMath>
+        <m:sSub>
+          <m:e>
+            <m:r>
+              <m:t xml:space="preserve">C</m:t>
+            </m:r>
+          </m:e>
+          <m:sub>
+            <m:r>
+              <m:t xml:space="preserve">s</m:t>
+            </m:r>
+          </m:sub>
+        </m:sSub>
+      </m:oMath>
+      <w:r>
+        <w:rPr>
+          <w:b w:val="0"/>
+          <w:i w:val="0"/>
+        </w:rPr>
+        <w:t xml:space="preserve">) xaritalar mayda obyektlarni (mikrokalsifikatsiyalar), past ruxsatdagi (kichik fazoviy, katta </w:t>
+      </w:r>
+      <m:oMath>
+        <m:sSub>
+          <m:e>
+            <m:r>
+              <m:t xml:space="preserve">C</m:t>
+            </m:r>
+          </m:e>
+          <m:sub>
+            <m:r>
+              <m:t xml:space="preserve">s</m:t>
+            </m:r>
+          </m:sub>
+        </m:sSub>
+      </m:oMath>
+      <w:r>
+        <w:rPr>
+          <w:b w:val="0"/>
+          <w:i w:val="0"/>
+        </w:rPr>
+        <w:t xml:space="preserve">) xaritalar esa yirik obyektlarni (massalar) aniqlash uchun javobgar. Kanal kengliklari odatda </w:t>
+      </w:r>
+      <m:oMath>
+        <m:r>
+          <m:rPr>
+            <m:sty m:val="p"/>
+          </m:rPr>
+          <m:t xml:space="preserve">(</m:t>
+        </m:r>
+        <m:sSub>
+          <m:e>
+            <m:r>
+              <m:t xml:space="preserve">C</m:t>
+            </m:r>
+          </m:e>
+          <m:sub>
+            <m:r>
+              <m:rPr>
+                <m:sty m:val="p"/>
+              </m:rPr>
+              <m:t xml:space="preserve">1</m:t>
+            </m:r>
+          </m:sub>
+        </m:sSub>
+        <m:r>
+          <m:rPr>
+            <m:sty m:val="p"/>
+          </m:rPr>
+          <m:t xml:space="preserve">,</m:t>
+        </m:r>
+        <m:sSub>
+          <m:e>
+            <m:r>
+              <m:t xml:space="preserve">C</m:t>
+            </m:r>
+          </m:e>
+          <m:sub>
+            <m:r>
+              <m:rPr>
+                <m:sty m:val="p"/>
+              </m:rPr>
+              <m:t xml:space="preserve">2</m:t>
+            </m:r>
+          </m:sub>
+        </m:sSub>
+        <m:r>
+          <m:rPr>
+            <m:sty m:val="p"/>
+          </m:rPr>
+          <m:t xml:space="preserve">,</m:t>
+        </m:r>
+        <m:sSub>
+          <m:e>
+            <m:r>
+              <m:t xml:space="preserve">C</m:t>
+            </m:r>
+          </m:e>
+          <m:sub>
+            <m:r>
+              <m:rPr>
+                <m:sty m:val="p"/>
+              </m:rPr>
+              <m:t xml:space="preserve">3</m:t>
+            </m:r>
+          </m:sub>
+        </m:sSub>
+        <m:r>
+          <m:rPr>
+            <m:sty m:val="p"/>
+          </m:rPr>
+          <m:t xml:space="preserve">)=(256,512,512)</m:t>
+        </m:r>
+      </m:oMath>
+      <w:r>
+        <w:rPr>
+          <w:b w:val="0"/>
+          <w:i w:val="0"/>
+        </w:rPr>
+        <w:t xml:space="preserve"> qiymatlarni oladi. Xususiyat piramidasi (FPN/PAN) turli miqyoslardagi ma'lumotni yuqoridan-pastga va pastdan-yuqoriga yo'llar orqali birlashtiradi, bu ko'p o'lchamli aniqlashni ta'minlaydi.</w:t>
       </w:r>
     </w:p>
     <w:p>
@@ -4761,7 +5206,40 @@
           <w:b w:val="0"/>
           <w:i w:val="0"/>
         </w:rPr>
-        <w:t xml:space="preserve">Radiolog chap va o'ng ko'krakni solishtirib asimmetriyani aniqlaydi. Buni modellashtirish uchun har bir miqyos $s$ da chap ko'rinish xususiyati $F_L$ va </w:t>
+        <w:t xml:space="preserve">Radiolog chap va o'ng ko'krakni solishtirib asimmetriyani aniqlaydi. Buni modellashtirish uchun har bir miqyos </w:t>
+      </w:r>
+      <m:oMath>
+        <m:r>
+          <m:t xml:space="preserve">s</m:t>
+        </m:r>
+      </m:oMath>
+      <w:r>
+        <w:rPr>
+          <w:b w:val="0"/>
+          <w:i w:val="0"/>
+        </w:rPr>
+        <w:t xml:space="preserve"> da chap ko'rinish xususiyati </w:t>
+      </w:r>
+      <m:oMath>
+        <m:sSub>
+          <m:e>
+            <m:r>
+              <m:t xml:space="preserve">F</m:t>
+            </m:r>
+          </m:e>
+          <m:sub>
+            <m:r>
+              <m:t xml:space="preserve">L</m:t>
+            </m:r>
+          </m:sub>
+        </m:sSub>
+      </m:oMath>
+      <w:r>
+        <w:rPr>
+          <w:b w:val="0"/>
+          <w:i w:val="0"/>
+        </w:rPr>
+        <w:t xml:space="preserve"> va </w:t>
       </w:r>
       <w:r>
         <w:rPr>
@@ -4775,7 +5253,64 @@
           <w:b w:val="0"/>
           <w:i w:val="0"/>
         </w:rPr>
-        <w:t xml:space="preserve"> o'ng ko'rinish xususiyati $F_R$ o'rtasida o'zaro e'tibor hisoblanadi (akslantirish ikki ko'krak anatomiyasini fazoviy tenglashtiradi). So'rov $Q$ chap oqimdan, kalit $K$ va qiymat $V$ o'ng oqimdan chiziqli proyeksiyalar orqali olinadi:</w:t>
+        <w:t xml:space="preserve"> o'ng ko'rinish xususiyati </w:t>
+      </w:r>
+      <m:oMath>
+        <m:sSub>
+          <m:e>
+            <m:r>
+              <m:t xml:space="preserve">F</m:t>
+            </m:r>
+          </m:e>
+          <m:sub>
+            <m:r>
+              <m:t xml:space="preserve">R</m:t>
+            </m:r>
+          </m:sub>
+        </m:sSub>
+      </m:oMath>
+      <w:r>
+        <w:rPr>
+          <w:b w:val="0"/>
+          <w:i w:val="0"/>
+        </w:rPr>
+        <w:t xml:space="preserve"> o'rtasida o'zaro e'tibor hisoblanadi (akslantirish ikki ko'krak anatomiyasini fazoviy tenglashtiradi). So'rov </w:t>
+      </w:r>
+      <m:oMath>
+        <m:r>
+          <m:t xml:space="preserve">Q</m:t>
+        </m:r>
+      </m:oMath>
+      <w:r>
+        <w:rPr>
+          <w:b w:val="0"/>
+          <w:i w:val="0"/>
+        </w:rPr>
+        <w:t xml:space="preserve"> chap oqimdan, kalit </w:t>
+      </w:r>
+      <m:oMath>
+        <m:r>
+          <m:t xml:space="preserve">K</m:t>
+        </m:r>
+      </m:oMath>
+      <w:r>
+        <w:rPr>
+          <w:b w:val="0"/>
+          <w:i w:val="0"/>
+        </w:rPr>
+        <w:t xml:space="preserve"> va qiymat </w:t>
+      </w:r>
+      <m:oMath>
+        <m:r>
+          <m:t xml:space="preserve">V</m:t>
+        </m:r>
+      </m:oMath>
+      <w:r>
+        <w:rPr>
+          <w:b w:val="0"/>
+          <w:i w:val="0"/>
+        </w:rPr>
+        <w:t xml:space="preserve"> o'ng oqimdan chiziqli proyeksiyalar orqali olinadi:</w:t>
       </w:r>
     </w:p>
     <w:p>
@@ -4833,7 +5368,49 @@
           <w:b w:val="0"/>
           <w:i w:val="0"/>
         </w:rPr>
-        <w:t>Olingan kontralateral farq signali $\Delta F_L$ o'rganiluvchi skalyar $\alpha$ koeffitsiyenti bilan qoldiq (residual) tarzda asosiy xususiyatga qo'shiladi:</w:t>
+        <w:t xml:space="preserve">Olingan kontralateral farq signali </w:t>
+      </w:r>
+      <m:oMath>
+        <m:r>
+          <m:t xml:space="preserve">Δ</m:t>
+        </m:r>
+        <m:r>
+          <m:rPr>
+            <m:sty m:val="p"/>
+          </m:rPr>
+          <m:t xml:space="preserve"> </m:t>
+        </m:r>
+        <m:sSub>
+          <m:e>
+            <m:r>
+              <m:t xml:space="preserve">F</m:t>
+            </m:r>
+          </m:e>
+          <m:sub>
+            <m:r>
+              <m:t xml:space="preserve">L</m:t>
+            </m:r>
+          </m:sub>
+        </m:sSub>
+      </m:oMath>
+      <w:r>
+        <w:rPr>
+          <w:b w:val="0"/>
+          <w:i w:val="0"/>
+        </w:rPr>
+        <w:t xml:space="preserve"> o'rganiluvchi skalyar </w:t>
+      </w:r>
+      <m:oMath>
+        <m:r>
+          <m:t xml:space="preserve">α</m:t>
+        </m:r>
+      </m:oMath>
+      <w:r>
+        <w:rPr>
+          <w:b w:val="0"/>
+          <w:i w:val="0"/>
+        </w:rPr>
+        <w:t xml:space="preserve"> koeffitsiyenti bilan qoldiq (residual) tarzda asosiy xususiyatga qo'shiladi:</w:t>
       </w:r>
     </w:p>
     <w:p>
@@ -4891,7 +5468,19 @@
           <w:b w:val="0"/>
           <w:i w:val="0"/>
         </w:rPr>
-        <w:t xml:space="preserve">Bu yerda muhim tuzilma qarori — $\alpha$ ni </w:t>
+        <w:t xml:space="preserve">Bu yerda muhim tuzilma qarori — </w:t>
+      </w:r>
+      <m:oMath>
+        <m:r>
+          <m:t xml:space="preserve">α</m:t>
+        </m:r>
+      </m:oMath>
+      <w:r>
+        <w:rPr>
+          <w:b w:val="0"/>
+          <w:i w:val="0"/>
+        </w:rPr>
+        <w:t xml:space="preserve"> ni </w:t>
       </w:r>
       <w:r>
         <w:rPr>
@@ -4905,7 +5494,66 @@
           <w:b w:val="0"/>
           <w:i w:val="0"/>
         </w:rPr>
-        <w:t xml:space="preserve"> qilishdir. O'rganish boshida $\alpha=0$ bo'lgani uchun oldinga o'tish aynan bazaviy YOLO modeliga teng bo'ladi, bu esa oldindan o'rgatilgan og'irliklar bilan to'liq moslikni ta'minlaydi va barqaror sozlashga (fine-tuning) imkon beradi. Asimmetriya xaritasi $\bar{A}^{(s)}$ — e'tibor og'irliklarining fazoviy yig'indisi — shikastlanish joylarida cho'qqiga ko'tarilishga o'rgatiladi, bu modelni asimmetriya muhim bo'lgan joylarga yo'naltiradi:</w:t>
+        <w:t xml:space="preserve"> qilishdir. O'rganish boshida </w:t>
+      </w:r>
+      <m:oMath>
+        <m:r>
+          <m:t xml:space="preserve">α</m:t>
+        </m:r>
+        <m:r>
+          <m:rPr>
+            <m:sty m:val="p"/>
+          </m:rPr>
+          <m:t xml:space="preserve">=0</m:t>
+        </m:r>
+      </m:oMath>
+      <w:r>
+        <w:rPr>
+          <w:b w:val="0"/>
+          <w:i w:val="0"/>
+        </w:rPr>
+        <w:t xml:space="preserve"> bo'lgani uchun oldinga o'tish aynan bazaviy YOLO modeliga teng bo'ladi, bu esa oldindan o'rgatilgan og'irliklar bilan to'liq moslikni ta'minlaydi va barqaror sozlashga (fine-tuning) imkon beradi. Asimmetriya xaritasi </w:t>
+      </w:r>
+      <m:oMath>
+        <m:sSup>
+          <m:e>
+            <m:acc>
+              <m:accPr>
+                <m:chr m:val="̄"/>
+                <m:ctrlPr/>
+              </m:accPr>
+              <m:e>
+                <m:r>
+                  <m:t xml:space="preserve">A</m:t>
+                </m:r>
+              </m:e>
+            </m:acc>
+          </m:e>
+          <m:sup>
+            <m:r>
+              <m:rPr>
+                <m:sty m:val="p"/>
+              </m:rPr>
+              <m:t xml:space="preserve">(</m:t>
+            </m:r>
+            <m:r>
+              <m:t xml:space="preserve">s</m:t>
+            </m:r>
+            <m:r>
+              <m:rPr>
+                <m:sty m:val="p"/>
+              </m:rPr>
+              <m:t xml:space="preserve">)</m:t>
+            </m:r>
+          </m:sup>
+        </m:sSup>
+      </m:oMath>
+      <w:r>
+        <w:rPr>
+          <w:b w:val="0"/>
+          <w:i w:val="0"/>
+        </w:rPr>
+        <w:t xml:space="preserve"> — e'tibor og'irliklarining fazoviy yig'indisi — shikastlanish joylarida cho'qqiga ko'tarilishga o'rgatiladi, bu modelni asimmetriya muhim bo'lgan joylarga yo'naltiradi:</w:t>
       </w:r>
     </w:p>
     <w:p>
@@ -4963,7 +5611,117 @@
           <w:b w:val="0"/>
           <w:i w:val="0"/>
         </w:rPr>
-        <w:t>bu yerda $\Omega = \{(s,L),(s,R): s=1,\dots,S\}$ — barcha miqyos va tomonlar to'plami, $m^{(s)}_v$ esa asosiy haqiqat (ground-truth) shikastlanish niqobidan olingan maqsadli xarita.</w:t>
+        <w:t xml:space="preserve">bu yerda </w:t>
+      </w:r>
+      <m:oMath>
+        <m:r>
+          <m:t xml:space="preserve">Ω</m:t>
+        </m:r>
+        <m:r>
+          <m:rPr>
+            <m:sty m:val="p"/>
+          </m:rPr>
+          <m:t xml:space="preserve"> = {(</m:t>
+        </m:r>
+        <m:r>
+          <m:t xml:space="preserve">s</m:t>
+        </m:r>
+        <m:r>
+          <m:rPr>
+            <m:sty m:val="p"/>
+          </m:rPr>
+          <m:t xml:space="preserve">,</m:t>
+        </m:r>
+        <m:r>
+          <m:t xml:space="preserve">L</m:t>
+        </m:r>
+        <m:r>
+          <m:rPr>
+            <m:sty m:val="p"/>
+          </m:rPr>
+          <m:t xml:space="preserve">),(</m:t>
+        </m:r>
+        <m:r>
+          <m:t xml:space="preserve">s</m:t>
+        </m:r>
+        <m:r>
+          <m:rPr>
+            <m:sty m:val="p"/>
+          </m:rPr>
+          <m:t xml:space="preserve">,</m:t>
+        </m:r>
+        <m:r>
+          <m:t xml:space="preserve">R</m:t>
+        </m:r>
+        <m:r>
+          <m:rPr>
+            <m:sty m:val="p"/>
+          </m:rPr>
+          <m:t xml:space="preserve">): </m:t>
+        </m:r>
+        <m:r>
+          <m:t xml:space="preserve">s</m:t>
+        </m:r>
+        <m:r>
+          <m:rPr>
+            <m:sty m:val="p"/>
+          </m:rPr>
+          <m:t xml:space="preserve">=1,…,</m:t>
+        </m:r>
+        <m:r>
+          <m:t xml:space="preserve">S</m:t>
+        </m:r>
+        <m:r>
+          <m:rPr>
+            <m:sty m:val="p"/>
+          </m:rPr>
+          <m:t xml:space="preserve">}</m:t>
+        </m:r>
+      </m:oMath>
+      <w:r>
+        <w:rPr>
+          <w:b w:val="0"/>
+          <w:i w:val="0"/>
+        </w:rPr>
+        <w:t xml:space="preserve"> — barcha miqyos va tomonlar to'plami, </w:t>
+      </w:r>
+      <m:oMath>
+        <m:sSubSup>
+          <m:e>
+            <m:r>
+              <m:t xml:space="preserve">m</m:t>
+            </m:r>
+          </m:e>
+          <m:sub>
+            <m:r>
+              <m:t xml:space="preserve">v</m:t>
+            </m:r>
+          </m:sub>
+          <m:sup>
+            <m:r>
+              <m:rPr>
+                <m:sty m:val="p"/>
+              </m:rPr>
+              <m:t xml:space="preserve">(</m:t>
+            </m:r>
+            <m:r>
+              <m:t xml:space="preserve">s</m:t>
+            </m:r>
+            <m:r>
+              <m:rPr>
+                <m:sty m:val="p"/>
+              </m:rPr>
+              <m:t xml:space="preserve">)</m:t>
+            </m:r>
+          </m:sup>
+        </m:sSubSup>
+      </m:oMath>
+      <w:r>
+        <w:rPr>
+          <w:b w:val="0"/>
+          <w:i w:val="0"/>
+        </w:rPr>
+        <w:t xml:space="preserve"> esa asosiy haqiqat (ground-truth) shikastlanish niqobidan olingan maqsadli xarita.</w:t>
       </w:r>
     </w:p>
     <w:p>
@@ -4976,7 +5734,34 @@
           <w:b w:val="0"/>
           <w:i w:val="0"/>
         </w:rPr>
-        <w:t>BCA blokining hisoblash tuzilmasini batafsil ko'rib chiqamiz. Har bir miqyos $s$ da xususiyat xaritalari $1 \times 1$ konvolyutsiyalar orqali so'rov, kalit va qiymat fazolariga proyeksiyalanadi. O'zaro e'tibor kontralateral juftlik bo'yicha hisoblanadi: chap ko'rinishning har bir fazoviy pozitsiyasi o'ng (akslangan) ko'rinishning barcha pozitsiyalariga e'tibor beradi va eng o'xshash kontralateral sohani topadi. Bu mexanizm radiolog chap va o'ng ko'krakni vizual qiyoslab, mos kelmaydigan (asimmetrik) sohalarni qidirishini bevosita modellashtiradi.</w:t>
+        <w:t xml:space="preserve">BCA blokining hisoblash tuzilmasini batafsil ko'rib chiqamiz. Har bir miqyos </w:t>
+      </w:r>
+      <m:oMath>
+        <m:r>
+          <m:t xml:space="preserve">s</m:t>
+        </m:r>
+      </m:oMath>
+      <w:r>
+        <w:rPr>
+          <w:b w:val="0"/>
+          <w:i w:val="0"/>
+        </w:rPr>
+        <w:t xml:space="preserve"> da xususiyat xaritalari </w:t>
+      </w:r>
+      <m:oMath>
+        <m:r>
+          <m:rPr>
+            <m:sty m:val="p"/>
+          </m:rPr>
+          <m:t xml:space="preserve">1 × 1</m:t>
+        </m:r>
+      </m:oMath>
+      <w:r>
+        <w:rPr>
+          <w:b w:val="0"/>
+          <w:i w:val="0"/>
+        </w:rPr>
+        <w:t xml:space="preserve"> konvolyutsiyalar orqali so'rov, kalit va qiymat fazolariga proyeksiyalanadi. O'zaro e'tibor kontralateral juftlik bo'yicha hisoblanadi: chap ko'rinishning har bir fazoviy pozitsiyasi o'ng (akslangan) ko'rinishning barcha pozitsiyalariga e'tibor beradi va eng o'xshash kontralateral sohani topadi. Bu mexanizm radiolog chap va o'ng ko'krakni vizual qiyoslab, mos kelmaydigan (asimmetrik) sohalarni qidirishini bevosita modellashtiradi.</w:t>
       </w:r>
     </w:p>
     <w:p>
@@ -4989,7 +5774,25 @@
           <w:b w:val="0"/>
           <w:i w:val="0"/>
         </w:rPr>
-        <w:t>O'ng ko'rinishni ufqiy akslantirish — anatomik tenglashtirish uchun zarur, chunki chap va o'ng ko'krak oyna-simmetrik joylashgan. Akslantirishsiz o'zaro e'tibor noto'g'ri anatomik mos kelishlarni hisoblar edi. E'tibor barcha bazaviy miqyoslarda (odatda $S=3$) mustaqil ravishda qo'llaniladi, bu turli o'lchamdagi asimmetriyalarni — mayda mikrokalsifikatsiya guruhidan yirik massagacha — qamrab oladi. Hisoblash murakkabligini cheklash uchun e'tibor past miqyoslarda (kichik fazoviy o'lcham) samaraliroq bo'ladi.</w:t>
+        <w:t xml:space="preserve">O'ng ko'rinishni ufqiy akslantirish — anatomik tenglashtirish uchun zarur, chunki chap va o'ng ko'krak oyna-simmetrik joylashgan. Akslantirishsiz o'zaro e'tibor noto'g'ri anatomik mos kelishlarni hisoblar edi. E'tibor barcha bazaviy miqyoslarda (odatda </w:t>
+      </w:r>
+      <m:oMath>
+        <m:r>
+          <m:t xml:space="preserve">S</m:t>
+        </m:r>
+        <m:r>
+          <m:rPr>
+            <m:sty m:val="p"/>
+          </m:rPr>
+          <m:t xml:space="preserve">=3</m:t>
+        </m:r>
+      </m:oMath>
+      <w:r>
+        <w:rPr>
+          <w:b w:val="0"/>
+          <w:i w:val="0"/>
+        </w:rPr>
+        <w:t>) mustaqil ravishda qo'llaniladi, bu turli o'lchamdagi asimmetriyalarni — mayda mikrokalsifikatsiya guruhidan yirik massagacha — qamrab oladi. Hisoblash murakkabligini cheklash uchun e'tibor past miqyoslarda (kichik fazoviy o'lcham) samaraliroq bo'ladi.</w:t>
       </w:r>
     </w:p>
     <w:p>
@@ -4997,12 +5800,119 @@
         <w:ind w:firstLine="567"/>
         <w:jc w:val="both"/>
       </w:pPr>
+      <m:oMath>
+        <m:r>
+          <m:t xml:space="preserve">α</m:t>
+        </m:r>
+      </m:oMath>
       <w:r>
         <w:rPr>
           <w:b w:val="0"/>
           <w:i w:val="0"/>
         </w:rPr>
-        <w:t>$\alpha$ koeffitsiyentining nolga initsializatsiyasi muhim nazariy xususiyatga ega. (2.2) ifodadan ko'rinadiki, $\alpha=0$ da $F'_L = F_L$, ya'ni oldinga o'tish bazaviy modelga aynan teng. Biroq (2.9) gradiyenti $\alpha=0$ da ham nol emas, chunki u $\Delta F$ ga proporsional. Demak, model oldindan o'rgatilgan og'irliklardan boshlab, BCA modulini asta-sekin "yoqadi" — bu beqaror sakrashlarsiz silliq sozlashni ta'minlaydi. Bu xossa ResNet'dagi qoldiq bog'lanishlar va ba'zi e'tibor modullaridagi nolga initsializatsiya g'oyalariga mos keladi.</w:t>
+        <w:t xml:space="preserve"> koeffitsiyentining nolga initsializatsiyasi muhim nazariy xususiyatga ega. (2.2) ifodadan ko'rinadiki, </w:t>
+      </w:r>
+      <m:oMath>
+        <m:r>
+          <m:t xml:space="preserve">α</m:t>
+        </m:r>
+        <m:r>
+          <m:rPr>
+            <m:sty m:val="p"/>
+          </m:rPr>
+          <m:t xml:space="preserve">=0</m:t>
+        </m:r>
+      </m:oMath>
+      <w:r>
+        <w:rPr>
+          <w:b w:val="0"/>
+          <w:i w:val="0"/>
+        </w:rPr>
+        <w:t xml:space="preserve"> da </w:t>
+      </w:r>
+      <m:oMath>
+        <m:r>
+          <m:t xml:space="preserve">F</m:t>
+        </m:r>
+        <m:sSub>
+          <m:e>
+            <m:r>
+              <m:rPr>
+                <m:sty m:val="p"/>
+              </m:rPr>
+              <m:t xml:space="preserve">'</m:t>
+            </m:r>
+          </m:e>
+          <m:sub>
+            <m:r>
+              <m:t xml:space="preserve">L</m:t>
+            </m:r>
+          </m:sub>
+        </m:sSub>
+        <m:r>
+          <m:rPr>
+            <m:sty m:val="p"/>
+          </m:rPr>
+          <m:t xml:space="preserve"> = </m:t>
+        </m:r>
+        <m:sSub>
+          <m:e>
+            <m:r>
+              <m:t xml:space="preserve">F</m:t>
+            </m:r>
+          </m:e>
+          <m:sub>
+            <m:r>
+              <m:t xml:space="preserve">L</m:t>
+            </m:r>
+          </m:sub>
+        </m:sSub>
+      </m:oMath>
+      <w:r>
+        <w:rPr>
+          <w:b w:val="0"/>
+          <w:i w:val="0"/>
+        </w:rPr>
+        <w:t xml:space="preserve">, ya'ni oldinga o'tish bazaviy modelga aynan teng. Biroq (2.9) gradiyenti </w:t>
+      </w:r>
+      <m:oMath>
+        <m:r>
+          <m:t xml:space="preserve">α</m:t>
+        </m:r>
+        <m:r>
+          <m:rPr>
+            <m:sty m:val="p"/>
+          </m:rPr>
+          <m:t xml:space="preserve">=0</m:t>
+        </m:r>
+      </m:oMath>
+      <w:r>
+        <w:rPr>
+          <w:b w:val="0"/>
+          <w:i w:val="0"/>
+        </w:rPr>
+        <w:t xml:space="preserve"> da ham nol emas, chunki u </w:t>
+      </w:r>
+      <m:oMath>
+        <m:r>
+          <m:t xml:space="preserve">Δ</m:t>
+        </m:r>
+        <m:r>
+          <m:rPr>
+            <m:sty m:val="p"/>
+          </m:rPr>
+          <m:t xml:space="preserve"> </m:t>
+        </m:r>
+        <m:r>
+          <m:t xml:space="preserve">F</m:t>
+        </m:r>
+      </m:oMath>
+      <w:r>
+        <w:rPr>
+          <w:b w:val="0"/>
+          <w:i w:val="0"/>
+        </w:rPr>
+        <w:t xml:space="preserve"> ga proporsional. Demak, model oldindan o'rgatilgan og'irliklardan boshlab, BCA modulini asta-sekin "yoqadi" — bu beqaror sakrashlarsiz silliq sozlashni ta'minlaydi. Bu xossa ResNet'dagi qoldiq bog'lanishlar va ba'zi e'tibor modullaridagi nolga initsializatsiya g'oyalariga mos keladi.</w:t>
       </w:r>
     </w:p>
     <w:p>
@@ -5174,7 +6084,70 @@
           <w:b w:val="0"/>
           <w:i w:val="0"/>
         </w:rPr>
-        <w:t xml:space="preserve"> modeli qo'llaniladi. Yagona skalyar chiqish $f$ va $K-1$ ta ostona $\{\theta_k\}$ yordamida ordinal yo'qotish ikkilik kross-entropiyalar yig'indisi sifatida ifodalanadi:</w:t>
+        <w:t xml:space="preserve"> modeli qo'llaniladi. Yagona skalyar chiqish </w:t>
+      </w:r>
+      <m:oMath>
+        <m:r>
+          <m:t xml:space="preserve">f</m:t>
+        </m:r>
+      </m:oMath>
+      <w:r>
+        <w:rPr>
+          <w:b w:val="0"/>
+          <w:i w:val="0"/>
+        </w:rPr>
+        <w:t xml:space="preserve"> va </w:t>
+      </w:r>
+      <m:oMath>
+        <m:r>
+          <m:t xml:space="preserve">K</m:t>
+        </m:r>
+        <m:r>
+          <m:rPr>
+            <m:sty m:val="p"/>
+          </m:rPr>
+          <m:t xml:space="preserve">-1</m:t>
+        </m:r>
+      </m:oMath>
+      <w:r>
+        <w:rPr>
+          <w:b w:val="0"/>
+          <w:i w:val="0"/>
+        </w:rPr>
+        <w:t xml:space="preserve"> ta ostona </w:t>
+      </w:r>
+      <m:oMath>
+        <m:r>
+          <m:rPr>
+            <m:sty m:val="p"/>
+          </m:rPr>
+          <m:t xml:space="preserve">{</m:t>
+        </m:r>
+        <m:sSub>
+          <m:e>
+            <m:r>
+              <m:t xml:space="preserve">θ</m:t>
+            </m:r>
+          </m:e>
+          <m:sub>
+            <m:r>
+              <m:t xml:space="preserve">k</m:t>
+            </m:r>
+          </m:sub>
+        </m:sSub>
+        <m:r>
+          <m:rPr>
+            <m:sty m:val="p"/>
+          </m:rPr>
+          <m:t xml:space="preserve">}</m:t>
+        </m:r>
+      </m:oMath>
+      <w:r>
+        <w:rPr>
+          <w:b w:val="0"/>
+          <w:i w:val="0"/>
+        </w:rPr>
+        <w:t xml:space="preserve"> yordamida ordinal yo'qotish ikkilik kross-entropiyalar yig'indisi sifatida ifodalanadi:</w:t>
       </w:r>
     </w:p>
     <w:p>
@@ -5232,7 +6205,151 @@
           <w:b w:val="0"/>
           <w:i w:val="0"/>
         </w:rPr>
-        <w:t>bu yerda $t_k = \mathbf{1}(y \leq k)$ — kumulyativ maqsad indikatori. Ostonalarning qat'iy monotonligini ($\theta_0 &lt; \theta_1 &lt; \dots$) kafolatlash uchun ular cheklanmagan $\tau_j$ parametrlardan $\mathrm{softplus}$ orqali parametrlanadi:</w:t>
+        <w:t xml:space="preserve">bu yerda </w:t>
+      </w:r>
+      <m:oMath>
+        <m:sSub>
+          <m:e>
+            <m:r>
+              <m:t xml:space="preserve">t</m:t>
+            </m:r>
+          </m:e>
+          <m:sub>
+            <m:r>
+              <m:t xml:space="preserve">k</m:t>
+            </m:r>
+          </m:sub>
+        </m:sSub>
+        <m:r>
+          <m:rPr>
+            <m:sty m:val="p"/>
+          </m:rPr>
+          <m:t xml:space="preserve"> = </m:t>
+        </m:r>
+        <m:r>
+          <m:rPr>
+            <m:sty m:val="b"/>
+          </m:rPr>
+          <m:t xml:space="preserve">1</m:t>
+        </m:r>
+        <m:r>
+          <m:rPr>
+            <m:sty m:val="p"/>
+          </m:rPr>
+          <m:t xml:space="preserve">(</m:t>
+        </m:r>
+        <m:r>
+          <m:t xml:space="preserve">y</m:t>
+        </m:r>
+        <m:r>
+          <m:rPr>
+            <m:sty m:val="p"/>
+          </m:rPr>
+          <m:t xml:space="preserve"> ≤ </m:t>
+        </m:r>
+        <m:r>
+          <m:t xml:space="preserve">k</m:t>
+        </m:r>
+        <m:r>
+          <m:rPr>
+            <m:sty m:val="p"/>
+          </m:rPr>
+          <m:t xml:space="preserve">)</m:t>
+        </m:r>
+      </m:oMath>
+      <w:r>
+        <w:rPr>
+          <w:b w:val="0"/>
+          <w:i w:val="0"/>
+        </w:rPr>
+        <w:t xml:space="preserve"> — kumulyativ maqsad indikatori. Ostonalarning qat'iy monotonligini (</w:t>
+      </w:r>
+      <m:oMath>
+        <m:sSub>
+          <m:e>
+            <m:r>
+              <m:t xml:space="preserve">θ</m:t>
+            </m:r>
+          </m:e>
+          <m:sub>
+            <m:r>
+              <m:rPr>
+                <m:sty m:val="p"/>
+              </m:rPr>
+              <m:t xml:space="preserve">0</m:t>
+            </m:r>
+          </m:sub>
+        </m:sSub>
+        <m:r>
+          <m:rPr>
+            <m:sty m:val="p"/>
+          </m:rPr>
+          <m:t xml:space="preserve"> &lt; </m:t>
+        </m:r>
+        <m:sSub>
+          <m:e>
+            <m:r>
+              <m:t xml:space="preserve">θ</m:t>
+            </m:r>
+          </m:e>
+          <m:sub>
+            <m:r>
+              <m:rPr>
+                <m:sty m:val="p"/>
+              </m:rPr>
+              <m:t xml:space="preserve">1</m:t>
+            </m:r>
+          </m:sub>
+        </m:sSub>
+        <m:r>
+          <m:rPr>
+            <m:sty m:val="p"/>
+          </m:rPr>
+          <m:t xml:space="preserve"> &lt; …</m:t>
+        </m:r>
+      </m:oMath>
+      <w:r>
+        <w:rPr>
+          <w:b w:val="0"/>
+          <w:i w:val="0"/>
+        </w:rPr>
+        <w:t xml:space="preserve">) kafolatlash uchun ular cheklanmagan </w:t>
+      </w:r>
+      <m:oMath>
+        <m:sSub>
+          <m:e>
+            <m:r>
+              <m:t xml:space="preserve">τ</m:t>
+            </m:r>
+          </m:e>
+          <m:sub>
+            <m:r>
+              <m:t xml:space="preserve">j</m:t>
+            </m:r>
+          </m:sub>
+        </m:sSub>
+      </m:oMath>
+      <w:r>
+        <w:rPr>
+          <w:b w:val="0"/>
+          <w:i w:val="0"/>
+        </w:rPr>
+        <w:t xml:space="preserve"> parametrlardan </w:t>
+      </w:r>
+      <m:oMath>
+        <m:r>
+          <m:rPr>
+            <m:sty m:val="p"/>
+          </m:rPr>
+          <m:t xml:space="preserve">softplus</m:t>
+        </m:r>
+      </m:oMath>
+      <w:r>
+        <w:rPr>
+          <w:b w:val="0"/>
+          <w:i w:val="0"/>
+        </w:rPr>
+        <w:t xml:space="preserve"> orqali parametrlanadi:</w:t>
       </w:r>
     </w:p>
     <w:p>
@@ -5290,7 +6407,28 @@
           <w:b w:val="0"/>
           <w:i w:val="0"/>
         </w:rPr>
-        <w:t>Bu parametrlash qo'shimcha jarimasiz monotonlikni ta'minlaydi va qo'shni BI-RADS darajalarining yagona qaror chegarasiga yig'ilishini oldini oladi. Ostonalar ketma-ketligining $\tau_j$ bo'yicha Yakobian matritsasi quyi uchburchakli bo'lib, gradiyentlar faqat tartib bo'yicha "oldinga" oqishini ko'rsatadi:</w:t>
+        <w:t xml:space="preserve">Bu parametrlash qo'shimcha jarimasiz monotonlikni ta'minlaydi va qo'shni BI-RADS darajalarining yagona qaror chegarasiga yig'ilishini oldini oladi. Ostonalar ketma-ketligining </w:t>
+      </w:r>
+      <m:oMath>
+        <m:sSub>
+          <m:e>
+            <m:r>
+              <m:t xml:space="preserve">τ</m:t>
+            </m:r>
+          </m:e>
+          <m:sub>
+            <m:r>
+              <m:t xml:space="preserve">j</m:t>
+            </m:r>
+          </m:sub>
+        </m:sSub>
+      </m:oMath>
+      <w:r>
+        <w:rPr>
+          <w:b w:val="0"/>
+          <w:i w:val="0"/>
+        </w:rPr>
+        <w:t xml:space="preserve"> bo'yicha Yakobian matritsasi quyi uchburchakli bo'lib, gradiyentlar faqat tartib bo'yicha "oldinga" oqishini ko'rsatadi:</w:t>
       </w:r>
     </w:p>
     <w:p>
@@ -5345,23 +6483,29 @@
       </w:pPr>
       <w:r>
         <w:rPr>
+          <w:b/>
+          <w:i w:val="0"/>
+        </w:rPr>
+        <w:t>BCA darvozasi gradiyenti.</w:t>
+      </w:r>
+      <w:r>
+        <w:rPr>
           <w:b w:val="0"/>
           <w:i w:val="0"/>
         </w:rPr>
-      </w:r>
-      <w:r>
-        <w:rPr>
-          <w:b/>
-          <w:i w:val="0"/>
-        </w:rPr>
-        <w:t>BCA darvozasi gradiyenti.</w:t>
-      </w:r>
+        <w:t xml:space="preserve"> Umumiy yo'qotishning </w:t>
+      </w:r>
+      <m:oMath>
+        <m:r>
+          <m:t xml:space="preserve">α</m:t>
+        </m:r>
+      </m:oMath>
       <w:r>
         <w:rPr>
           <w:b w:val="0"/>
           <w:i w:val="0"/>
         </w:rPr>
-        <w:t xml:space="preserve"> Umumiy yo'qotishning $\alpha$ bo'yicha gradiyenti Frobenius ichki ko'paytmasi orqali ifodalanadi:</w:t>
+        <w:t xml:space="preserve"> bo'yicha gradiyenti Frobenius ichki ko'paytmasi orqali ifodalanadi:</w:t>
       </w:r>
     </w:p>
     <w:p>
@@ -5419,7 +6563,46 @@
           <w:b w:val="0"/>
           <w:i w:val="0"/>
         </w:rPr>
-        <w:t>Initsializatsiya paytida $\alpha=0$ bo'lsa-da, bu gradiyent nolga teng emas — u faqat $\Delta F$ yo'nalishiga bog'liq. Shu sababli optimizator birinchi qadamdanoq ma'noli tushish yo'nalishini oladi, garchi BCA tarmog'i oldinga o'tishda hali ta'sir ko'rsatmasa ham. Bu — oldindan o'rgatilgan tarmoqlarni barqaror sozlash uchun foydali qo'zg'almas nuqta xususiyatidir.</w:t>
+        <w:t xml:space="preserve">Initsializatsiya paytida </w:t>
+      </w:r>
+      <m:oMath>
+        <m:r>
+          <m:t xml:space="preserve">α</m:t>
+        </m:r>
+        <m:r>
+          <m:rPr>
+            <m:sty m:val="p"/>
+          </m:rPr>
+          <m:t xml:space="preserve">=0</m:t>
+        </m:r>
+      </m:oMath>
+      <w:r>
+        <w:rPr>
+          <w:b w:val="0"/>
+          <w:i w:val="0"/>
+        </w:rPr>
+        <w:t xml:space="preserve"> bo'lsa-da, bu gradiyent nolga teng emas — u faqat </w:t>
+      </w:r>
+      <m:oMath>
+        <m:r>
+          <m:t xml:space="preserve">Δ</m:t>
+        </m:r>
+        <m:r>
+          <m:rPr>
+            <m:sty m:val="p"/>
+          </m:rPr>
+          <m:t xml:space="preserve"> </m:t>
+        </m:r>
+        <m:r>
+          <m:t xml:space="preserve">F</m:t>
+        </m:r>
+      </m:oMath>
+      <w:r>
+        <w:rPr>
+          <w:b w:val="0"/>
+          <w:i w:val="0"/>
+        </w:rPr>
+        <w:t xml:space="preserve"> yo'nalishiga bog'liq. Shu sababli optimizator birinchi qadamdanoq ma'noli tushish yo'nalishini oladi, garchi BCA tarmog'i oldinga o'tishda hali ta'sir ko'rsatmasa ham. Bu — oldindan o'rgatilgan tarmoqlarni barqaror sozlash uchun foydali qo'zg'almas nuqta xususiyatidir.</w:t>
       </w:r>
     </w:p>
     <w:p>
@@ -5427,12 +6610,6 @@
         <w:ind w:firstLine="567"/>
         <w:jc w:val="both"/>
       </w:pPr>
-      <w:r>
-        <w:rPr>
-          <w:b w:val="0"/>
-          <w:i w:val="0"/>
-        </w:rPr>
-      </w:r>
       <w:r>
         <w:rPr>
           <w:b/>
@@ -5503,7 +6680,73 @@
           <w:b w:val="0"/>
           <w:i w:val="0"/>
         </w:rPr>
-        <w:t>bu yerda $\lambda_1, \lambda_2, \lambda_3$ — giperparametrlar. Sinf yo'qotishi sifatida kross-entropiya, mikrokalsifikatsiya/massa kabi noyob sinflar uchun fokal yo'qotish (2-bob, (1.7)) qo'llanilishi mumkin:</w:t>
+        <w:t xml:space="preserve">bu yerda </w:t>
+      </w:r>
+      <m:oMath>
+        <m:sSub>
+          <m:e>
+            <m:r>
+              <m:t xml:space="preserve">λ</m:t>
+            </m:r>
+          </m:e>
+          <m:sub>
+            <m:r>
+              <m:rPr>
+                <m:sty m:val="p"/>
+              </m:rPr>
+              <m:t xml:space="preserve">1</m:t>
+            </m:r>
+          </m:sub>
+        </m:sSub>
+        <m:r>
+          <m:rPr>
+            <m:sty m:val="p"/>
+          </m:rPr>
+          <m:t xml:space="preserve">, </m:t>
+        </m:r>
+        <m:sSub>
+          <m:e>
+            <m:r>
+              <m:t xml:space="preserve">λ</m:t>
+            </m:r>
+          </m:e>
+          <m:sub>
+            <m:r>
+              <m:rPr>
+                <m:sty m:val="p"/>
+              </m:rPr>
+              <m:t xml:space="preserve">2</m:t>
+            </m:r>
+          </m:sub>
+        </m:sSub>
+        <m:r>
+          <m:rPr>
+            <m:sty m:val="p"/>
+          </m:rPr>
+          <m:t xml:space="preserve">, </m:t>
+        </m:r>
+        <m:sSub>
+          <m:e>
+            <m:r>
+              <m:t xml:space="preserve">λ</m:t>
+            </m:r>
+          </m:e>
+          <m:sub>
+            <m:r>
+              <m:rPr>
+                <m:sty m:val="p"/>
+              </m:rPr>
+              <m:t xml:space="preserve">3</m:t>
+            </m:r>
+          </m:sub>
+        </m:sSub>
+      </m:oMath>
+      <w:r>
+        <w:rPr>
+          <w:b w:val="0"/>
+          <w:i w:val="0"/>
+        </w:rPr>
+        <w:t xml:space="preserve"> — giperparametrlar. Sinf yo'qotishi sifatida kross-entropiya, mikrokalsifikatsiya/massa kabi noyob sinflar uchun fokal yo'qotish (2-bob, (1.7)) qo'llanilishi mumkin:</w:t>
       </w:r>
     </w:p>
     <w:p>
@@ -5561,7 +6804,100 @@
           <w:b w:val="0"/>
           <w:i w:val="0"/>
         </w:rPr>
-        <w:t xml:space="preserve">Namunaviy realizatsiya (PyTorch, $\texttt{app/models\_arch/bca\_yolo.py}$) BilateralCrossAttention, InterViewConsistency va OrdinalBIRADSHead komponentlarini hamda yuqori darajali BCAYoloHead orkestratorini eksport qiladi. Kanal kengliklari $(C_1,C_2,C_3)=(256,512,512)$ bo'lgan uch miqyosli tarmoq uchun qo'shimcha modullar bazaviy YOLO boshiga taxminan </w:t>
+        <w:t xml:space="preserve">Namunaviy realizatsiya (PyTorch, </w:t>
+      </w:r>
+      <m:oMath>
+        <m:r>
+          <m:rPr>
+            <m:sty m:val="p"/>
+          </m:rPr>
+          <m:t xml:space="preserve">app/models_arch/bca_yolo.py</m:t>
+        </m:r>
+      </m:oMath>
+      <w:r>
+        <w:rPr>
+          <w:b w:val="0"/>
+          <w:i w:val="0"/>
+        </w:rPr>
+        <w:t xml:space="preserve">) BilateralCrossAttention, InterViewConsistency va OrdinalBIRADSHead komponentlarini hamda yuqori darajali BCAYoloHead orkestratorini eksport qiladi. Kanal kengliklari </w:t>
+      </w:r>
+      <m:oMath>
+        <m:r>
+          <m:rPr>
+            <m:sty m:val="p"/>
+          </m:rPr>
+          <m:t xml:space="preserve">(</m:t>
+        </m:r>
+        <m:sSub>
+          <m:e>
+            <m:r>
+              <m:t xml:space="preserve">C</m:t>
+            </m:r>
+          </m:e>
+          <m:sub>
+            <m:r>
+              <m:rPr>
+                <m:sty m:val="p"/>
+              </m:rPr>
+              <m:t xml:space="preserve">1</m:t>
+            </m:r>
+          </m:sub>
+        </m:sSub>
+        <m:r>
+          <m:rPr>
+            <m:sty m:val="p"/>
+          </m:rPr>
+          <m:t xml:space="preserve">,</m:t>
+        </m:r>
+        <m:sSub>
+          <m:e>
+            <m:r>
+              <m:t xml:space="preserve">C</m:t>
+            </m:r>
+          </m:e>
+          <m:sub>
+            <m:r>
+              <m:rPr>
+                <m:sty m:val="p"/>
+              </m:rPr>
+              <m:t xml:space="preserve">2</m:t>
+            </m:r>
+          </m:sub>
+        </m:sSub>
+        <m:r>
+          <m:rPr>
+            <m:sty m:val="p"/>
+          </m:rPr>
+          <m:t xml:space="preserve">,</m:t>
+        </m:r>
+        <m:sSub>
+          <m:e>
+            <m:r>
+              <m:t xml:space="preserve">C</m:t>
+            </m:r>
+          </m:e>
+          <m:sub>
+            <m:r>
+              <m:rPr>
+                <m:sty m:val="p"/>
+              </m:rPr>
+              <m:t xml:space="preserve">3</m:t>
+            </m:r>
+          </m:sub>
+        </m:sSub>
+        <m:r>
+          <m:rPr>
+            <m:sty m:val="p"/>
+          </m:rPr>
+          <m:t xml:space="preserve">)=(256,512,512)</m:t>
+        </m:r>
+      </m:oMath>
+      <w:r>
+        <w:rPr>
+          <w:b w:val="0"/>
+          <w:i w:val="0"/>
+        </w:rPr>
+        <w:t xml:space="preserve"> bo'lgan uch miqyosli tarmoq uchun qo'shimcha modullar bazaviy YOLO boshiga taxminan </w:t>
       </w:r>
       <w:r>
         <w:rPr>
@@ -5588,7 +6924,391 @@
           <w:b w:val="0"/>
           <w:i w:val="0"/>
         </w:rPr>
-        <w:t>Ordinal kumulyativ modelning kelib chiqishini batafsil ko'rsatamiz. Maqsad $y \in \{0,\dots,K-1\}$ ni $K-1$ ta ikkilik masalaga ajratamiz: har bir $k$ uchun "$y \leq k$mi?" degan savol. Bu savollarning javoblari $t_k = \mathbf{1}(y \leq k)$ tabiiy ravishda monoton: agar $y \leq k$ bo'lsa, $y \leq k+1$ ham o'rinli. Model yagona skalyar $f$ va ostonalar $\theta_k$ orqali $P(y \leq k) = \sigma(\theta_k - f)$ ehtimollikni baholaydi. Ostonalar monotonligi ($\theta_0 &lt; \theta_1 &lt; \dots$) ehtimolliklarning ham monotonligini ($P(y\leq 0) \leq P(y\leq 1) \leq \dots$) kafolatlaydi, bu ordinal tuzilmaning izchilligini ta'minlaydi.</w:t>
+        <w:t xml:space="preserve">Ordinal kumulyativ modelning kelib chiqishini batafsil ko'rsatamiz. Maqsad </w:t>
+      </w:r>
+      <m:oMath>
+        <m:r>
+          <m:t xml:space="preserve">y</m:t>
+        </m:r>
+        <m:r>
+          <m:rPr>
+            <m:sty m:val="p"/>
+          </m:rPr>
+          <m:t xml:space="preserve"> ∈ {0,…,</m:t>
+        </m:r>
+        <m:r>
+          <m:t xml:space="preserve">K</m:t>
+        </m:r>
+        <m:r>
+          <m:rPr>
+            <m:sty m:val="p"/>
+          </m:rPr>
+          <m:t xml:space="preserve">-1}</m:t>
+        </m:r>
+      </m:oMath>
+      <w:r>
+        <w:rPr>
+          <w:b w:val="0"/>
+          <w:i w:val="0"/>
+        </w:rPr>
+        <w:t xml:space="preserve"> ni </w:t>
+      </w:r>
+      <m:oMath>
+        <m:r>
+          <m:t xml:space="preserve">K</m:t>
+        </m:r>
+        <m:r>
+          <m:rPr>
+            <m:sty m:val="p"/>
+          </m:rPr>
+          <m:t xml:space="preserve">-1</m:t>
+        </m:r>
+      </m:oMath>
+      <w:r>
+        <w:rPr>
+          <w:b w:val="0"/>
+          <w:i w:val="0"/>
+        </w:rPr>
+        <w:t xml:space="preserve"> ta ikkilik masalaga ajratamiz: har bir </w:t>
+      </w:r>
+      <m:oMath>
+        <m:r>
+          <m:t xml:space="preserve">k</m:t>
+        </m:r>
+      </m:oMath>
+      <w:r>
+        <w:rPr>
+          <w:b w:val="0"/>
+          <w:i w:val="0"/>
+        </w:rPr>
+        <w:t xml:space="preserve"> uchun "</w:t>
+      </w:r>
+      <m:oMath>
+        <m:r>
+          <m:t xml:space="preserve">y</m:t>
+        </m:r>
+        <m:r>
+          <m:rPr>
+            <m:sty m:val="p"/>
+          </m:rPr>
+          <m:t xml:space="preserve"> ≤ </m:t>
+        </m:r>
+        <m:r>
+          <m:t xml:space="preserve">k</m:t>
+        </m:r>
+      </m:oMath>
+      <w:r>
+        <w:rPr>
+          <w:b w:val="0"/>
+          <w:i w:val="0"/>
+        </w:rPr>
+        <w:t xml:space="preserve">mi?" degan savol. Bu savollarning javoblari </w:t>
+      </w:r>
+      <m:oMath>
+        <m:sSub>
+          <m:e>
+            <m:r>
+              <m:t xml:space="preserve">t</m:t>
+            </m:r>
+          </m:e>
+          <m:sub>
+            <m:r>
+              <m:t xml:space="preserve">k</m:t>
+            </m:r>
+          </m:sub>
+        </m:sSub>
+        <m:r>
+          <m:rPr>
+            <m:sty m:val="p"/>
+          </m:rPr>
+          <m:t xml:space="preserve"> = </m:t>
+        </m:r>
+        <m:r>
+          <m:rPr>
+            <m:sty m:val="b"/>
+          </m:rPr>
+          <m:t xml:space="preserve">1</m:t>
+        </m:r>
+        <m:r>
+          <m:rPr>
+            <m:sty m:val="p"/>
+          </m:rPr>
+          <m:t xml:space="preserve">(</m:t>
+        </m:r>
+        <m:r>
+          <m:t xml:space="preserve">y</m:t>
+        </m:r>
+        <m:r>
+          <m:rPr>
+            <m:sty m:val="p"/>
+          </m:rPr>
+          <m:t xml:space="preserve"> ≤ </m:t>
+        </m:r>
+        <m:r>
+          <m:t xml:space="preserve">k</m:t>
+        </m:r>
+        <m:r>
+          <m:rPr>
+            <m:sty m:val="p"/>
+          </m:rPr>
+          <m:t xml:space="preserve">)</m:t>
+        </m:r>
+      </m:oMath>
+      <w:r>
+        <w:rPr>
+          <w:b w:val="0"/>
+          <w:i w:val="0"/>
+        </w:rPr>
+        <w:t xml:space="preserve"> tabiiy ravishda monoton: agar </w:t>
+      </w:r>
+      <m:oMath>
+        <m:r>
+          <m:t xml:space="preserve">y</m:t>
+        </m:r>
+        <m:r>
+          <m:rPr>
+            <m:sty m:val="p"/>
+          </m:rPr>
+          <m:t xml:space="preserve"> ≤ </m:t>
+        </m:r>
+        <m:r>
+          <m:t xml:space="preserve">k</m:t>
+        </m:r>
+      </m:oMath>
+      <w:r>
+        <w:rPr>
+          <w:b w:val="0"/>
+          <w:i w:val="0"/>
+        </w:rPr>
+        <w:t xml:space="preserve"> bo'lsa, </w:t>
+      </w:r>
+      <m:oMath>
+        <m:r>
+          <m:t xml:space="preserve">y</m:t>
+        </m:r>
+        <m:r>
+          <m:rPr>
+            <m:sty m:val="p"/>
+          </m:rPr>
+          <m:t xml:space="preserve"> ≤ </m:t>
+        </m:r>
+        <m:r>
+          <m:t xml:space="preserve">k</m:t>
+        </m:r>
+        <m:r>
+          <m:rPr>
+            <m:sty m:val="p"/>
+          </m:rPr>
+          <m:t xml:space="preserve">+1</m:t>
+        </m:r>
+      </m:oMath>
+      <w:r>
+        <w:rPr>
+          <w:b w:val="0"/>
+          <w:i w:val="0"/>
+        </w:rPr>
+        <w:t xml:space="preserve"> ham o'rinli. Model yagona skalyar </w:t>
+      </w:r>
+      <m:oMath>
+        <m:r>
+          <m:t xml:space="preserve">f</m:t>
+        </m:r>
+      </m:oMath>
+      <w:r>
+        <w:rPr>
+          <w:b w:val="0"/>
+          <w:i w:val="0"/>
+        </w:rPr>
+        <w:t xml:space="preserve"> va ostonalar </w:t>
+      </w:r>
+      <m:oMath>
+        <m:sSub>
+          <m:e>
+            <m:r>
+              <m:t xml:space="preserve">θ</m:t>
+            </m:r>
+          </m:e>
+          <m:sub>
+            <m:r>
+              <m:t xml:space="preserve">k</m:t>
+            </m:r>
+          </m:sub>
+        </m:sSub>
+      </m:oMath>
+      <w:r>
+        <w:rPr>
+          <w:b w:val="0"/>
+          <w:i w:val="0"/>
+        </w:rPr>
+        <w:t xml:space="preserve"> orqali </w:t>
+      </w:r>
+      <m:oMath>
+        <m:r>
+          <m:t xml:space="preserve">P</m:t>
+        </m:r>
+        <m:r>
+          <m:rPr>
+            <m:sty m:val="p"/>
+          </m:rPr>
+          <m:t xml:space="preserve">(</m:t>
+        </m:r>
+        <m:r>
+          <m:t xml:space="preserve">y</m:t>
+        </m:r>
+        <m:r>
+          <m:rPr>
+            <m:sty m:val="p"/>
+          </m:rPr>
+          <m:t xml:space="preserve"> ≤ </m:t>
+        </m:r>
+        <m:r>
+          <m:t xml:space="preserve">k</m:t>
+        </m:r>
+        <m:r>
+          <m:rPr>
+            <m:sty m:val="p"/>
+          </m:rPr>
+          <m:t xml:space="preserve">) = </m:t>
+        </m:r>
+        <m:r>
+          <m:t xml:space="preserve">σ</m:t>
+        </m:r>
+        <m:r>
+          <m:rPr>
+            <m:sty m:val="p"/>
+          </m:rPr>
+          <m:t xml:space="preserve">(</m:t>
+        </m:r>
+        <m:sSub>
+          <m:e>
+            <m:r>
+              <m:t xml:space="preserve">θ</m:t>
+            </m:r>
+          </m:e>
+          <m:sub>
+            <m:r>
+              <m:t xml:space="preserve">k</m:t>
+            </m:r>
+          </m:sub>
+        </m:sSub>
+        <m:r>
+          <m:rPr>
+            <m:sty m:val="p"/>
+          </m:rPr>
+          <m:t xml:space="preserve"> - </m:t>
+        </m:r>
+        <m:r>
+          <m:t xml:space="preserve">f</m:t>
+        </m:r>
+        <m:r>
+          <m:rPr>
+            <m:sty m:val="p"/>
+          </m:rPr>
+          <m:t xml:space="preserve">)</m:t>
+        </m:r>
+      </m:oMath>
+      <w:r>
+        <w:rPr>
+          <w:b w:val="0"/>
+          <w:i w:val="0"/>
+        </w:rPr>
+        <w:t xml:space="preserve"> ehtimollikni baholaydi. Ostonalar monotonligi (</w:t>
+      </w:r>
+      <m:oMath>
+        <m:sSub>
+          <m:e>
+            <m:r>
+              <m:t xml:space="preserve">θ</m:t>
+            </m:r>
+          </m:e>
+          <m:sub>
+            <m:r>
+              <m:rPr>
+                <m:sty m:val="p"/>
+              </m:rPr>
+              <m:t xml:space="preserve">0</m:t>
+            </m:r>
+          </m:sub>
+        </m:sSub>
+        <m:r>
+          <m:rPr>
+            <m:sty m:val="p"/>
+          </m:rPr>
+          <m:t xml:space="preserve"> &lt; </m:t>
+        </m:r>
+        <m:sSub>
+          <m:e>
+            <m:r>
+              <m:t xml:space="preserve">θ</m:t>
+            </m:r>
+          </m:e>
+          <m:sub>
+            <m:r>
+              <m:rPr>
+                <m:sty m:val="p"/>
+              </m:rPr>
+              <m:t xml:space="preserve">1</m:t>
+            </m:r>
+          </m:sub>
+        </m:sSub>
+        <m:r>
+          <m:rPr>
+            <m:sty m:val="p"/>
+          </m:rPr>
+          <m:t xml:space="preserve"> &lt; …</m:t>
+        </m:r>
+      </m:oMath>
+      <w:r>
+        <w:rPr>
+          <w:b w:val="0"/>
+          <w:i w:val="0"/>
+        </w:rPr>
+        <w:t>) ehtimolliklarning ham monotonligini (</w:t>
+      </w:r>
+      <m:oMath>
+        <m:r>
+          <m:t xml:space="preserve">P</m:t>
+        </m:r>
+        <m:r>
+          <m:rPr>
+            <m:sty m:val="p"/>
+          </m:rPr>
+          <m:t xml:space="preserve">(</m:t>
+        </m:r>
+        <m:r>
+          <m:t xml:space="preserve">y</m:t>
+        </m:r>
+        <m:r>
+          <m:rPr>
+            <m:sty m:val="p"/>
+          </m:rPr>
+          <m:t xml:space="preserve">≤ 0) ≤ </m:t>
+        </m:r>
+        <m:r>
+          <m:t xml:space="preserve">P</m:t>
+        </m:r>
+        <m:r>
+          <m:rPr>
+            <m:sty m:val="p"/>
+          </m:rPr>
+          <m:t xml:space="preserve">(</m:t>
+        </m:r>
+        <m:r>
+          <m:t xml:space="preserve">y</m:t>
+        </m:r>
+        <m:r>
+          <m:rPr>
+            <m:sty m:val="p"/>
+          </m:rPr>
+          <m:t xml:space="preserve">≤ 1) ≤ …</m:t>
+        </m:r>
+      </m:oMath>
+      <w:r>
+        <w:rPr>
+          <w:b w:val="0"/>
+          <w:i w:val="0"/>
+        </w:rPr>
+        <w:t>) kafolatlaydi, bu ordinal tuzilmaning izchilligini ta'minlaydi.</w:t>
       </w:r>
     </w:p>
     <w:p>
@@ -5601,7 +7321,49 @@
           <w:b w:val="0"/>
           <w:i w:val="0"/>
         </w:rPr>
-        <w:t>Bu yondashuvning nominal kross-entropiyadan ustunligi shundaki, u xatoning kattaligini hisobga oladi: BI-RADS 5 ni 1 deb baholash, 5 ni 4 deb baholashdan ko'ra ko'proq jazolanadi, chunki ko'proq ikkilik chegaralar buziladi. Bu klinik jihatdan to'g'ri — uzoq toifalardagi xato ancha xavfli. (2.8) Yakobian matritsasi quyi uchburchakli bo'lgani uchun, $\tau_j$ parametrining yangilanishi $\theta_j$ dan boshlab barcha keyingi ostonalarni suradi; bu ketma-ket bog'liqlik ikki qo'shni qaror chegarasining yagona nuqtaga yig'ilishini oldini oladi va shu orqali qo'shni BI-RADS toifalarining ajralishini saqlaydi.</w:t>
+        <w:t xml:space="preserve">Bu yondashuvning nominal kross-entropiyadan ustunligi shundaki, u xatoning kattaligini hisobga oladi: BI-RADS 5 ni 1 deb baholash, 5 ni 4 deb baholashdan ko'ra ko'proq jazolanadi, chunki ko'proq ikkilik chegaralar buziladi. Bu klinik jihatdan to'g'ri — uzoq toifalardagi xato ancha xavfli. (2.8) Yakobian matritsasi quyi uchburchakli bo'lgani uchun, </w:t>
+      </w:r>
+      <m:oMath>
+        <m:sSub>
+          <m:e>
+            <m:r>
+              <m:t xml:space="preserve">τ</m:t>
+            </m:r>
+          </m:e>
+          <m:sub>
+            <m:r>
+              <m:t xml:space="preserve">j</m:t>
+            </m:r>
+          </m:sub>
+        </m:sSub>
+      </m:oMath>
+      <w:r>
+        <w:rPr>
+          <w:b w:val="0"/>
+          <w:i w:val="0"/>
+        </w:rPr>
+        <w:t xml:space="preserve"> parametrining yangilanishi </w:t>
+      </w:r>
+      <m:oMath>
+        <m:sSub>
+          <m:e>
+            <m:r>
+              <m:t xml:space="preserve">θ</m:t>
+            </m:r>
+          </m:e>
+          <m:sub>
+            <m:r>
+              <m:t xml:space="preserve">j</m:t>
+            </m:r>
+          </m:sub>
+        </m:sSub>
+      </m:oMath>
+      <w:r>
+        <w:rPr>
+          <w:b w:val="0"/>
+          <w:i w:val="0"/>
+        </w:rPr>
+        <w:t xml:space="preserve"> dan boshlab barcha keyingi ostonalarni suradi; bu ketma-ket bog'liqlik ikki qo'shni qaror chegarasining yagona nuqtaga yig'ilishini oldini oladi va shu orqali qo'shni BI-RADS toifalarining ajralishini saqlaydi.</w:t>
       </w:r>
     </w:p>
     <w:p>
@@ -5635,7 +7397,61 @@
           <w:b w:val="0"/>
           <w:i w:val="0"/>
         </w:rPr>
-        <w:t>Modelning izohlanuvchanligini oshirish uchun chuqur tasvirlovchilar radiomik belgilar bilan birlashtiriladi (gibrid yondashuv). Aniqlangan o'choq sohasidan birinchi tartib statistikalar, shakl belgilari va GLCM teksturasi (kontrast, energiya, entropiya, gomogenlik, korrelyatsiya — (1.10), (1.11)) hisoblanadi. Chuqur xususiyat vektori $f_{deep}$ va radiomik vektor $f_{radiomic}$ konkatenatsiya orqali birlashtirilib, to'liq bog'langan qatlam $\phi$ va tasniflagich orqali ishlanadi:</w:t>
+        <w:t xml:space="preserve">Modelning izohlanuvchanligini oshirish uchun chuqur tasvirlovchilar radiomik belgilar bilan birlashtiriladi (gibrid yondashuv). Aniqlangan o'choq sohasidan birinchi tartib statistikalar, shakl belgilari va GLCM teksturasi (kontrast, energiya, entropiya, gomogenlik, korrelyatsiya — (1.10), (1.11)) hisoblanadi. Chuqur xususiyat vektori </w:t>
+      </w:r>
+      <m:oMath>
+        <m:sSub>
+          <m:e>
+            <m:r>
+              <m:t xml:space="preserve">f</m:t>
+            </m:r>
+          </m:e>
+          <m:sub>
+            <m:r>
+              <m:t xml:space="preserve">deep</m:t>
+            </m:r>
+          </m:sub>
+        </m:sSub>
+      </m:oMath>
+      <w:r>
+        <w:rPr>
+          <w:b w:val="0"/>
+          <w:i w:val="0"/>
+        </w:rPr>
+        <w:t xml:space="preserve"> va radiomik vektor </w:t>
+      </w:r>
+      <m:oMath>
+        <m:sSub>
+          <m:e>
+            <m:r>
+              <m:t xml:space="preserve">f</m:t>
+            </m:r>
+          </m:e>
+          <m:sub>
+            <m:r>
+              <m:t xml:space="preserve">radiomic</m:t>
+            </m:r>
+          </m:sub>
+        </m:sSub>
+      </m:oMath>
+      <w:r>
+        <w:rPr>
+          <w:b w:val="0"/>
+          <w:i w:val="0"/>
+        </w:rPr>
+        <w:t xml:space="preserve"> konkatenatsiya orqali birlashtirilib, to'liq bog'langan qatlam </w:t>
+      </w:r>
+      <m:oMath>
+        <m:r>
+          <m:t xml:space="preserve">φ</m:t>
+        </m:r>
+      </m:oMath>
+      <w:r>
+        <w:rPr>
+          <w:b w:val="0"/>
+          <w:i w:val="0"/>
+        </w:rPr>
+        <w:t xml:space="preserve"> va tasniflagich orqali ishlanadi:</w:t>
       </w:r>
     </w:p>
     <w:p>
@@ -5728,7 +7544,31 @@
           <w:b w:val="0"/>
           <w:i w:val="0"/>
         </w:rPr>
-        <w:t xml:space="preserve"> (Khamdamov R., Turaqulov Sh.X., 2026) — matn bilan boshqariladigan, FiLM (Feature-wise Linear Modulation) modulyatsiyali FCOS-uslubidagi detektor bo'lib, kam-resursli (low-resource) va ko'p tilli sharoitda mammografik o'choqlarni aniqlashga mo'ljallangan. Matn vektoriga asoslangan $\gamma$ va $\beta$ parametrlari tasvir xususiyatlarini modulyatsiya qiladi:</w:t>
+        <w:t xml:space="preserve"> (Khamdamov R., Turaqulov Sh.X., 2026) — matn bilan boshqariladigan, FiLM (Feature-wise Linear Modulation) modulyatsiyali FCOS-uslubidagi detektor bo'lib, kam-resursli (low-resource) va ko'p tilli sharoitda mammografik o'choqlarni aniqlashga mo'ljallangan. Matn vektoriga asoslangan </w:t>
+      </w:r>
+      <m:oMath>
+        <m:r>
+          <m:t xml:space="preserve">γ</m:t>
+        </m:r>
+      </m:oMath>
+      <w:r>
+        <w:rPr>
+          <w:b w:val="0"/>
+          <w:i w:val="0"/>
+        </w:rPr>
+        <w:t xml:space="preserve"> va </w:t>
+      </w:r>
+      <m:oMath>
+        <m:r>
+          <m:t xml:space="preserve">β</m:t>
+        </m:r>
+      </m:oMath>
+      <w:r>
+        <w:rPr>
+          <w:b w:val="0"/>
+          <w:i w:val="0"/>
+        </w:rPr>
+        <w:t xml:space="preserve"> parametrlari tasvir xususiyatlarini modulyatsiya qiladi:</w:t>
       </w:r>
     </w:p>
     <w:p>
@@ -5786,7 +7626,31 @@
           <w:b w:val="0"/>
           <w:i w:val="0"/>
         </w:rPr>
-        <w:t>FiLM modulyatsiyasi (2.13) matn shartiga asoslanib tasvir xususiyatlarini kanal bo'yicha masshtablaydi ($\gamma$) va siljitadi ($\beta$). Bu mexanizm tasvir va matn modalliklarini chuqur, qatlam darajasida birlashtiradi — oddiy konkatenatsiyaga nisbatan ifoda kuchi yuqori. Klinik kontekstda matn (anamnez, oldingi tashxis) modelni shubhali sohalarga yo'naltirishi yoki ma'lum belgilarning ehtimolligini oshirishi mumkin. Multimodal yondashuvning samaradorligi juftlangan (tasvir+matn) ma'lumot mavjudligiga bog'liq, shu sababli MAMOGRAF tizimi hisobotlarni tasvirlar bilan bog'lash imkonini beradi.</w:t>
+        <w:t>FiLM modulyatsiyasi (2.13) matn shartiga asoslanib tasvir xususiyatlarini kanal bo'yicha masshtablaydi (</w:t>
+      </w:r>
+      <m:oMath>
+        <m:r>
+          <m:t xml:space="preserve">γ</m:t>
+        </m:r>
+      </m:oMath>
+      <w:r>
+        <w:rPr>
+          <w:b w:val="0"/>
+          <w:i w:val="0"/>
+        </w:rPr>
+        <w:t>) va siljitadi (</w:t>
+      </w:r>
+      <m:oMath>
+        <m:r>
+          <m:t xml:space="preserve">β</m:t>
+        </m:r>
+      </m:oMath>
+      <w:r>
+        <w:rPr>
+          <w:b w:val="0"/>
+          <w:i w:val="0"/>
+        </w:rPr>
+        <w:t>). Bu mexanizm tasvir va matn modalliklarini chuqur, qatlam darajasida birlashtiradi — oddiy konkatenatsiyaga nisbatan ifoda kuchi yuqori. Klinik kontekstda matn (anamnez, oldingi tashxis) modelni shubhali sohalarga yo'naltirishi yoki ma'lum belgilarning ehtimolligini oshirishi mumkin. Multimodal yondashuvning samaradorligi juftlangan (tasvir+matn) ma'lumot mavjudligiga bog'liq, shu sababli MAMOGRAF tizimi hisobotlarni tasvirlar bilan bog'lash imkonini beradi.</w:t>
       </w:r>
     </w:p>
     <w:p>
@@ -5794,12 +7658,6 @@
         <w:ind w:firstLine="567"/>
         <w:jc w:val="both"/>
       </w:pPr>
-      <w:r>
-        <w:rPr>
-          <w:b w:val="0"/>
-          <w:i w:val="0"/>
-        </w:rPr>
-      </w:r>
       <w:r>
         <w:rPr>
           <w:b/>
@@ -5914,12 +7772,6 @@
       </w:pPr>
       <w:r>
         <w:rPr>
-          <w:b w:val="0"/>
-          <w:i w:val="0"/>
-        </w:rPr>
-      </w:r>
-      <w:r>
-        <w:rPr>
           <w:b/>
           <w:i w:val="0"/>
         </w:rPr>
@@ -5940,23 +7792,83 @@
       </w:pPr>
       <w:r>
         <w:rPr>
+          <w:b/>
+          <w:i w:val="0"/>
+        </w:rPr>
+        <w:t>Giperparametrlar.</w:t>
+      </w:r>
+      <w:r>
+        <w:rPr>
           <w:b w:val="0"/>
           <w:i w:val="0"/>
         </w:rPr>
-      </w:r>
-      <w:r>
-        <w:rPr>
-          <w:b/>
-          <w:i w:val="0"/>
-        </w:rPr>
-        <w:t>Giperparametrlar.</w:t>
-      </w:r>
+        <w:t xml:space="preserve"> Asosiy giperparametrlar quyidagilarni o'z ichiga oladi: tasvir o'lchami (imgsz, odatda 1024–1536), paket hajmi (batch), epochlar soni, boshlang'ich o'rganish tezligi (lr0), momentum, og'irliklar so'nishi (weight decay), hamda regulyarizatsiya koeffitsiyentlari </w:t>
+      </w:r>
+      <m:oMath>
+        <m:sSub>
+          <m:e>
+            <m:r>
+              <m:t xml:space="preserve">λ</m:t>
+            </m:r>
+          </m:e>
+          <m:sub>
+            <m:r>
+              <m:rPr>
+                <m:sty m:val="p"/>
+              </m:rPr>
+              <m:t xml:space="preserve">1</m:t>
+            </m:r>
+          </m:sub>
+        </m:sSub>
+        <m:r>
+          <m:rPr>
+            <m:sty m:val="p"/>
+          </m:rPr>
+          <m:t xml:space="preserve">, </m:t>
+        </m:r>
+        <m:sSub>
+          <m:e>
+            <m:r>
+              <m:t xml:space="preserve">λ</m:t>
+            </m:r>
+          </m:e>
+          <m:sub>
+            <m:r>
+              <m:rPr>
+                <m:sty m:val="p"/>
+              </m:rPr>
+              <m:t xml:space="preserve">2</m:t>
+            </m:r>
+          </m:sub>
+        </m:sSub>
+        <m:r>
+          <m:rPr>
+            <m:sty m:val="p"/>
+          </m:rPr>
+          <m:t xml:space="preserve">, </m:t>
+        </m:r>
+        <m:sSub>
+          <m:e>
+            <m:r>
+              <m:t xml:space="preserve">λ</m:t>
+            </m:r>
+          </m:e>
+          <m:sub>
+            <m:r>
+              <m:rPr>
+                <m:sty m:val="p"/>
+              </m:rPr>
+              <m:t xml:space="preserve">3</m:t>
+            </m:r>
+          </m:sub>
+        </m:sSub>
+      </m:oMath>
       <w:r>
         <w:rPr>
           <w:b w:val="0"/>
           <w:i w:val="0"/>
         </w:rPr>
-        <w:t xml:space="preserve"> Asosiy giperparametrlar quyidagilarni o'z ichiga oladi: tasvir o'lchami (imgsz, odatda 1024–1536), paket hajmi (batch), epochlar soni, boshlang'ich o'rganish tezligi (lr0), momentum, og'irliklar so'nishi (weight decay), hamda regulyarizatsiya koeffitsiyentlari $\lambda_1, \lambda_2, \lambda_3$. Bu koeffitsiyentlar BCA, IVC va ordinal yo'qotishlarning umumiy yo'qotishdagi nisbiy hissasini boshqaradi va validatsiya to'plamida tanlanadi. MAMOGRAF tizimining Model Studio moduli bu parametrlarning barchasini grafik interfeys orqali sozlash imkonini beradi.</w:t>
+        <w:t>. Bu koeffitsiyentlar BCA, IVC va ordinal yo'qotishlarning umumiy yo'qotishdagi nisbiy hissasini boshqaradi va validatsiya to'plamida tanlanadi. MAMOGRAF tizimining Model Studio moduli bu parametrlarning barchasini grafik interfeys orqali sozlash imkonini beradi.</w:t>
       </w:r>
     </w:p>
     <w:p>
@@ -5966,12 +7878,6 @@
       </w:pPr>
       <w:r>
         <w:rPr>
-          <w:b w:val="0"/>
-          <w:i w:val="0"/>
-        </w:rPr>
-      </w:r>
-      <w:r>
-        <w:rPr>
           <w:b/>
           <w:i w:val="0"/>
         </w:rPr>
@@ -6001,6 +7907,7 @@
       <w:r>
         <w:rPr>
           <w:b w:val="0"/>
+          <w:i w:val="0"/>
         </w:rPr>
         <w:t>Ikki tomonlama o'zaro e'tibor (BCA) bloki kontralateral asimmetriyani nolga initsializatsiyalangan o'rganiluvchi α koeffitsiyenti bilan modelga kiritadi va barqaror sozlashni ta'minlaydi.</w:t>
       </w:r>
@@ -6013,6 +7920,7 @@
       <w:r>
         <w:rPr>
           <w:b w:val="0"/>
+          <w:i w:val="0"/>
         </w:rPr>
         <w:t>Ko'rinishlararo muvofiqlik (IVC) moduli CC va MLO ko'rinishlari o'rtasida obyektlik muvofiqligini global jamlash orqali talab qiladi.</w:t>
       </w:r>
@@ -6025,6 +7933,7 @@
       <w:r>
         <w:rPr>
           <w:b w:val="0"/>
+          <w:i w:val="0"/>
         </w:rPr>
         <w:t>Ordinal regressiya boshi BI-RADS ni softplus orqali parametrlangan qat'iy monoton ostonalar bilan kumulyativ tarzda baholaydi; gradiyent tahlili barqarorlikni tasdiqlaydi.</w:t>
       </w:r>
@@ -6037,6 +7946,7 @@
       <w:r>
         <w:rPr>
           <w:b w:val="0"/>
+          <w:i w:val="0"/>
         </w:rPr>
         <w:t>Kompozit yo'qotish funksiyasi standart YOLO komponentlarini uch yangi regulyarizatsiya bilan birlashtiradi.</w:t>
       </w:r>
@@ -6049,6 +7959,7 @@
       <w:r>
         <w:rPr>
           <w:b w:val="0"/>
+          <w:i w:val="0"/>
         </w:rPr>
         <w:t>Radiomik belgilarni chuqur tasvirlovchilar bilan birlashtirish izohlanuvchanlikni oshiradi; TILLNet va matn tasniflagichi multimodal kengaytmani ta'minlaydi.</w:t>
       </w:r>
@@ -6638,6 +8549,10 @@
         <w:t xml:space="preserve">Eksperiment protokoli. </w:t>
       </w:r>
       <w:r>
+        <w:rPr>
+          <w:b w:val="0"/>
+          <w:i w:val="0"/>
+        </w:rPr>
         <w:t>Ansambl vazni α* faqat o'qitish to'plamidagi moslashgan detektsiyalarda, muvozanatli aniqlik bo'yicha tanlandi; tekshirish to'plami hech qanday tanlovda ishtirok etmadi va faqat yakuniy baholashga xizmat qildi. Har bir metrika uchun 95% ishonch oralig'i 1000 marta bootstrap qayta tanlash bilan hisoblandi; ansambl va yakka detektor farqi (Δ) juftlashgan bootstrap orqali baholanib, ikki tomonlama p-qiymat keltirildi. YOLO chiqishlari etalon ROI'lar bilan ochko'z usulda, IoU ≥ 0,3 sharti asosida moslashtiriladi.</w:t>
       </w:r>
     </w:p>
@@ -7447,6 +9362,10 @@
         <w:t xml:space="preserve">Muhim nazariy nuans. </w:t>
       </w:r>
       <w:r>
+        <w:rPr>
+          <w:b w:val="0"/>
+          <w:i w:val="0"/>
+        </w:rPr>
         <w:t>Ranjirlangan qatorning prefikslari Φ(λ) ning monoton kamayish zanjirini hosil qiladi. Biroq qat'iy |S| = n′ cheklovida prefiks umumiy holda mutlaq optimal to'plam bo'lishi shart emas — buning kontr-misolini qurish mumkin; kitobning (3.4.4) natijasi aynan prefikslar zanjiri xossasini beradi, mutlaq optimallikni emas. Shu sababli n′ ning yakuniy qiymati Φ bo'yicha emas, balki kross-validatsiyadagi tasniflash sifati P bo'yicha tanlanadi:</w:t>
       </w:r>
     </w:p>
@@ -8598,6 +10517,10 @@
         <w:t xml:space="preserve">Nima uchun bitta mezon yetarli emas. </w:t>
       </w:r>
       <w:r>
+        <w:rPr>
+          <w:b w:val="0"/>
+          <w:i w:val="0"/>
+        </w:rPr>
         <w:t>Nomutanosib bazada (2.5-jadval) umumiy aniqlik ko'p sonli sinf tomonidan boshqariladi va model sifatini yashirishi mumkin. Shuning uchun har bir c sinf "bir-hammaga qarshi" ko'rinishida qaralib, sezgirlik TP/(TP+FN), o'ziga xoslik TN/(TN+FP), aniqlik TP/(TP+FP) va F1 hisoblanadi; ularning makro o'rtachasi, shuningdek makro ROC-AUC, Metyus korrelyatsiya koeffitsienti (MCC) va Cohen κ keltiriladi. Muvozanatli aniqlik makro sezgirlikka tengdir.</w:t>
       </w:r>
     </w:p>
@@ -8621,6 +10544,10 @@
         <w:t xml:space="preserve">Tanlangan belgilar va n′* qiymati. </w:t>
       </w:r>
       <w:r>
+        <w:rPr>
+          <w:b w:val="0"/>
+          <w:i w:val="0"/>
+        </w:rPr>
         <w:t>O'qitish to'plamida ranjirlangan qatorning birinchi o'rinlarini GLCM korrelyatsiya belgilari egalladi: glcm_d1_correlation, glcm_d3_correlation, grad_sobel_std, glcm_d1_dissimilarity, glcm_d3_dissimilarity. Prefiks uzunligi bo'yicha qidiruv (2.6-jadval, 2.5-rasm) kross-validatsiyada n′* = 34 qiymatida maksimum berdi (P = 0,526 [0,480; 0,568]); mustaqil tekshirish to'plamida shu n′ uchun aniqlik 0,628 [0,554; 0,709], makro AUC 0,889 [0,843; 0,932]. To'liq 38 ta belgidan foydalanish natijani biroz pasaytiradi (CV 0,520, val 0,615) — bu shovqinli belgilarning zararli ta'sirini ko'rsatadi.</w:t>
       </w:r>
     </w:p>
@@ -9367,6 +11294,10 @@
         <w:t xml:space="preserve">Halol talqin. </w:t>
       </w:r>
       <w:r>
+        <w:rPr>
+          <w:b w:val="0"/>
+          <w:i w:val="0"/>
+        </w:rPr>
         <w:t>2.5-rasmdagi ishonch oraliqlari qo'shni n′ qiymatlari uchun kuchli kesishadi: masalan n′ = 13 va n′ = 34 uchun tekshirish to'plamidagi oraliqlar qoplanadi. Demak ma'lumotlar hajmi n′ ni bir birlik aniqlikda ajratishga yetarli emas; n′* = 34 — kross-validatsiya bo'yicha eng yaxshi tanlov, biroq qo'shni qiymatlardan statistik ustunligi isbotlanmagan. Bu holat yashirilmasdan ochiq qayd etiladi.</w:t>
       </w:r>
     </w:p>
@@ -9382,6 +11313,10 @@
         <w:t xml:space="preserve">Bulcha tasniflagichning yolg'iz ishlashi. </w:t>
       </w:r>
       <w:r>
+        <w:rPr>
+          <w:b w:val="0"/>
+          <w:i w:val="0"/>
+        </w:rPr>
         <w:t>Etalon ROI'lar ustida (detektorsiz, 148 ta ROI) tasniflagich aniqlik 0,628 [0,554; 0,709], makro sezgirlik 0,453 [0,347; 0,568], makro o'ziga xoslik 0,917 [0,900; 0,934] va makro ROC-AUC 0,889 [0,843; 0,932] ko'rsatdi. Past aniqlik va yuqori AUC birikmasi muhim: model sinflarni tartiblash (ranking) bo'yicha kuchli, biroq argmin qoidasi bilan qaror qabul qilishda nomutanosiblikdan zarar ko'radi. Aynan shu sababli u detektorni almashtira olmaydi, lekin uni to'ldiradi.</w:t>
       </w:r>
     </w:p>
@@ -9397,6 +11332,10 @@
         <w:t xml:space="preserve">Gibrid ansambl: qaysi mezon o'sadi? </w:t>
       </w:r>
       <w:r>
+        <w:rPr>
+          <w:b w:val="0"/>
+          <w:i w:val="0"/>
+        </w:rPr>
         <w:t>Uch detektor uchun to'liq metrika to'plami 2.7-jadvalda, farqlarning statistik ahamiyati 2.8-jadvalda keltirilgan. Natija bir xil emas va aynan shu ilmiy qiziqish uyg'otadi.</w:t>
       </w:r>
     </w:p>
@@ -9407,18 +11346,15 @@
       </w:pPr>
       <w:r>
         <w:rPr>
+          <w:b/>
+          <w:i w:val="0"/>
+        </w:rPr>
+        <w:t>YOLO11s</w:t>
+      </w:r>
+      <w:r>
+        <w:rPr>
           <w:b w:val="0"/>
-        </w:rPr>
-      </w:r>
-      <w:r>
-        <w:rPr>
-          <w:b/>
-        </w:rPr>
-        <w:t>YOLO11s</w:t>
-      </w:r>
-      <w:r>
-        <w:rPr>
-          <w:b w:val="0"/>
+          <w:i w:val="0"/>
         </w:rPr>
         <w:t xml:space="preserve"> (kuchsizroq detektor, α* = 0,75, 95 mos ROI): barcha asosiy mezonlar sezilarli o'sdi — aniqlik 0,737 → 0,853 (Δ = +0,116 [0,053; 0,189], p &lt; 0,001), makro sezgirlik 0,439 → 0,513 (p &lt; 0,001), makro AUC 0,729 → 0,852 (p = 0,002), Cohen κ 0,616 → 0,773.</w:t>
       </w:r>
@@ -9430,18 +11366,15 @@
       </w:pPr>
       <w:r>
         <w:rPr>
+          <w:b/>
+          <w:i w:val="0"/>
+        </w:rPr>
+        <w:t>YOLO11l</w:t>
+      </w:r>
+      <w:r>
+        <w:rPr>
           <w:b w:val="0"/>
-        </w:rPr>
-      </w:r>
-      <w:r>
-        <w:rPr>
-          <w:b/>
-        </w:rPr>
-        <w:t>YOLO11l</w:t>
-      </w:r>
-      <w:r>
-        <w:rPr>
-          <w:b w:val="0"/>
+          <w:i w:val="0"/>
         </w:rPr>
         <w:t xml:space="preserve"> (kuchli detektor, α* = 0,15, 105 mos ROI): umumiy aniqlik deyarli o'zgarmadi — 0,800 → 0,810 (p = 0,868, statistik jihatdan ahamiyatsiz). Ammo makro sezgirlik 0,575 → 0,709 (Δ = +0,134 [0,009; 0,255], p = 0,032) va makro AUC 0,801 → 0,892 sezilarli yaxshilandi.</w:t>
       </w:r>
@@ -9453,18 +11386,15 @@
       </w:pPr>
       <w:r>
         <w:rPr>
+          <w:b/>
+          <w:i w:val="0"/>
+        </w:rPr>
+        <w:t>YOLO11l-v2</w:t>
+      </w:r>
+      <w:r>
+        <w:rPr>
           <w:b w:val="0"/>
-        </w:rPr>
-      </w:r>
-      <w:r>
-        <w:rPr>
-          <w:b/>
-        </w:rPr>
-        <w:t>YOLO11l-v2</w:t>
-      </w:r>
-      <w:r>
-        <w:rPr>
-          <w:b w:val="0"/>
+          <w:i w:val="0"/>
         </w:rPr>
         <w:t xml:space="preserve"> (eng kuchli detektor, α* = 0,90, 103 mos ROI): aniqlik 0,835 → 0,854 (p = 0,448) — ahamiyatsiz; faqat makro AUC 0,759 → 0,793 (p &lt; 0,001) sezilarli o'sdi.</w:t>
       </w:r>
@@ -12045,6 +13975,10 @@
         <w:t xml:space="preserve">Yutuq qayerdan keladi. </w:t>
       </w:r>
       <w:r>
+        <w:rPr>
+          <w:b w:val="0"/>
+          <w:i w:val="0"/>
+        </w:rPr>
         <w:t>2.9-jadval va 2.7-rasm buni yaqqol ko'rsatadi (YOLO11l). Ansambl kam uchraydigan, klinik jihatdan muhim sinflarda sezgirlikni keskin oshiradi: kalsifikatsiya 0,84 → 0,97, assimetriya 0,25 → 0,75, BIRADS 1-2 0,00 → 0,33. Buning evaziga ko'p sonli limfa tuguni sinfida sezgirlik 0,96 dan 0,80 gacha tushadi. Aynan shu almashuv umumiy aniqlikni deyarli o'zgarishsiz qoldiradi, lekin makro sezgirlikni va AUC ni oshiradi. Skrining kontekstida bu maqbul kelishuv: kalsifikatsiya va assimetriya o'tkazib yuborilishi limfa tugunini noto'g'ri belgilashdan ancha qimmatga tushadi.</w:t>
       </w:r>
     </w:p>
@@ -13049,6 +14983,10 @@
         <w:t xml:space="preserve">Ishonch va IoU chegaralariga sezgirlik. </w:t>
       </w:r>
       <w:r>
+        <w:rPr>
+          <w:b w:val="0"/>
+          <w:i w:val="0"/>
+        </w:rPr>
         <w:t>2.10-jadvalda chegaralar o'zgartirilgan holatlar keltirilgan (YOLO11s asosida). Chegara conf = 0,15 ga ko'tarilganda (75 mos ROI) detektorning o'zi 0,907 aniqlikka chiqadi, chunki past ishonchli chiqishlar filtrlanadi; ansambl bu holda qarorlarni umuman o'zgartirmaydi (0,907, p = 1,000). Shu bilan birga makro AUC 0,737 dan 0,848 gacha o'sadi — tartiblash sifati baribir yaxshilanadi. Mos kelish chegarasi IoU ≥ 0,5 gacha qattiqlashtirilganda (88 mos ROI) ansambl aniqlikni 0,705 dan 0,818 gacha (11,4 foiz punkt, p &lt; 0,001) ko'taradi.</w:t>
       </w:r>
     </w:p>
@@ -13663,6 +15601,10 @@
         <w:t xml:space="preserve">Cheklovlar. </w:t>
       </w:r>
       <w:r>
+        <w:rPr>
+          <w:b w:val="0"/>
+          <w:i w:val="0"/>
+        </w:rPr>
         <w:t>Baza hajmi kichik: tekshirish to'plamida moslashgan detektsiyalar soni 75–105 oralig'ida, ba'zi sinflarda atigi 3–6 ta misol. Shu sababli ishonch oraliqlari keng va bir qator farqlar statistik ahamiyatga ega emas (2.8-jadval). α* o'qitish to'plamida tanlangan bo'lsa-da, u ham cheklangan hajmga ega. Arxitektura buzilishi sinfida atigi ikkita o'qitish misoli bor va u tekshirish to'plamida umuman mos kelmagan. Xulosalar ko'p markazli, kattaroq bazada takrorlanishi lozim.</w:t>
       </w:r>
     </w:p>
@@ -13682,6 +15624,7 @@
       <w:r>
         <w:rPr>
           <w:b w:val="0"/>
+          <w:i w:val="0"/>
         </w:rPr>
         <w:t>Bulcha dasturlash mezoni asosidagi belgi tanlash mammografik ko'p sinfli masalaga umumlashtirildi; kross-validatsiya bo'yicha 38 ta belgidan n′* = 34 tasi eng yaxshi natija berdi (P = 0,526 [0,480; 0,568]), biroq qo'shni n′ qiymatlaridan statistik ustunligi isbotlanmadi.</w:t>
       </w:r>
@@ -13694,6 +15637,7 @@
       <w:r>
         <w:rPr>
           <w:b w:val="0"/>
+          <w:i w:val="0"/>
         </w:rPr>
         <w:t>Qat'iy |S| = n′ cheklovida ranjirlangan qator prefiksi mutlaq optimal to'plam bo'lishi shart emasligi ko'rsatildi; shu sababli n′* tasniflash sifati P bo'yicha tanlanadi.</w:t>
       </w:r>
@@ -13706,6 +15650,7 @@
       <w:r>
         <w:rPr>
           <w:b w:val="0"/>
+          <w:i w:val="0"/>
         </w:rPr>
         <w:t>Nomutanosib bazada umumiy aniqlik yolg'iz mezon sifatida yetarli emasligi ko'rsatildi: YOLO11l uchun ansambl aniqlikni o'zgartirmadi (p = 0,868), lekin makro sezgirlikni 0,575 dan 0,709 gacha (p = 0,032) va makro AUC ni 0,801 dan 0,892 gacha oshirdi.</w:t>
       </w:r>
@@ -13718,6 +15663,7 @@
       <w:r>
         <w:rPr>
           <w:b w:val="0"/>
+          <w:i w:val="0"/>
         </w:rPr>
         <w:t>Kuchsizroq detektor (YOLO11s) uchun ansambl barcha mezonlarni sezilarli yaxshiladi: aniqlik 0,737 → 0,853 (p &lt; 0,001), makro AUC 0,729 → 0,852, Cohen κ 0,616 → 0,773.</w:t>
       </w:r>
@@ -13730,6 +15676,7 @@
       <w:r>
         <w:rPr>
           <w:b w:val="0"/>
+          <w:i w:val="0"/>
         </w:rPr>
         <w:t>Yutuq kam uchraydigan, klinik jihatdan muhim sinflarda jamlangan (kalsifikatsiya 0,84 → 0,97, assimetriya 0,25 → 0,75) va ko'p sonli sinf hisobiga erishiladi — skrining uchun maqbul almashuv.</w:t>
       </w:r>
@@ -13742,6 +15689,7 @@
       <w:r>
         <w:rPr>
           <w:b w:val="0"/>
+          <w:i w:val="0"/>
         </w:rPr>
         <w:t>Bulcha tasniflagich yolg'iz yuqori ajratuvchanlik (0,889 [0,843; 0,932]) va past aniqlik (0,628 [0,554; 0,709]) ko'rsatadi, ya'ni uning roli detektorni to'ldirish — o'rin bosish emas.</w:t>
       </w:r>
@@ -13856,12 +15804,6 @@
       </w:pPr>
       <w:r>
         <w:rPr>
-          <w:b w:val="0"/>
-          <w:i w:val="0"/>
-        </w:rPr>
-      </w:r>
-      <w:r>
-        <w:rPr>
           <w:b/>
           <w:i w:val="0"/>
         </w:rPr>
@@ -13882,12 +15824,6 @@
       </w:pPr>
       <w:r>
         <w:rPr>
-          <w:b w:val="0"/>
-          <w:i w:val="0"/>
-        </w:rPr>
-      </w:r>
-      <w:r>
-        <w:rPr>
           <w:b/>
           <w:i w:val="0"/>
         </w:rPr>
@@ -14008,12 +15944,6 @@
       </w:pPr>
       <w:r>
         <w:rPr>
-          <w:b w:val="0"/>
-          <w:i w:val="0"/>
-        </w:rPr>
-      </w:r>
-      <w:r>
-        <w:rPr>
           <w:b/>
           <w:i w:val="0"/>
         </w:rPr>
@@ -14032,12 +15962,6 @@
         <w:ind w:firstLine="567"/>
         <w:jc w:val="both"/>
       </w:pPr>
-      <w:r>
-        <w:rPr>
-          <w:b w:val="0"/>
-          <w:i w:val="0"/>
-        </w:rPr>
-      </w:r>
       <w:r>
         <w:rPr>
           <w:b/>
@@ -14158,23 +16082,62 @@
       </w:pPr>
       <w:r>
         <w:rPr>
+          <w:b/>
+          <w:i w:val="0"/>
+        </w:rPr>
+        <w:t>Model Studio</w:t>
+      </w:r>
+      <w:r>
+        <w:rPr>
           <w:b w:val="0"/>
           <w:i w:val="0"/>
         </w:rPr>
-      </w:r>
-      <w:r>
-        <w:rPr>
-          <w:b/>
-          <w:i w:val="0"/>
-        </w:rPr>
-        <w:t>Model Studio</w:t>
-      </w:r>
+        <w:t xml:space="preserve"> — foydalanuvchining o'z annotatsiyalaridan yangi YOLO modelini grafik protsessor (GPU) da o'qitish imkonini beruvchi modul. Konveyer quyidagi bosqichlardan iborat: (i) annotatsiyalardan Ultralytics YOLO formatidagi datasetni (</w:t>
+      </w:r>
+      <m:oMath>
+        <m:r>
+          <m:rPr>
+            <m:sty m:val="p"/>
+          </m:rPr>
+          <m:t xml:space="preserve">images/{train,val}</m:t>
+        </m:r>
+      </m:oMath>
       <w:r>
         <w:rPr>
           <w:b w:val="0"/>
           <w:i w:val="0"/>
         </w:rPr>
-        <w:t xml:space="preserve"> — foydalanuvchining o'z annotatsiyalaridan yangi YOLO modelini grafik protsessor (GPU) da o'qitish imkonini beruvchi modul. Konveyer quyidagi bosqichlardan iborat: (i) annotatsiyalardan Ultralytics YOLO formatidagi datasetni ($\texttt{images/\{train,val\}}$, $\texttt{labels/\{train,val\}}$, $\texttt{data.yaml}$) avtomatik tayyorlash, bunda bo'linish bemor darajasida amalga oshiriladi (data leakage'ning oldini olish uchun); (ii) dataset yaxlitligini tekshirish (rasm soni, sinf taqsimoti, rasm-belgi mosligi, buzuq fayllar); (iii) to'liq giperparametrlar bilan o'qitishni boshlash.</w:t>
+        <w:t xml:space="preserve">, </w:t>
+      </w:r>
+      <m:oMath>
+        <m:r>
+          <m:rPr>
+            <m:sty m:val="p"/>
+          </m:rPr>
+          <m:t xml:space="preserve">labels/{train,val}</m:t>
+        </m:r>
+      </m:oMath>
+      <w:r>
+        <w:rPr>
+          <w:b w:val="0"/>
+          <w:i w:val="0"/>
+        </w:rPr>
+        <w:t xml:space="preserve">, </w:t>
+      </w:r>
+      <m:oMath>
+        <m:r>
+          <m:rPr>
+            <m:sty m:val="p"/>
+          </m:rPr>
+          <m:t xml:space="preserve">data.yaml</m:t>
+        </m:r>
+      </m:oMath>
+      <w:r>
+        <w:rPr>
+          <w:b w:val="0"/>
+          <w:i w:val="0"/>
+        </w:rPr>
+        <w:t>) avtomatik tayyorlash, bunda bo'linish bemor darajasida amalga oshiriladi (data leakage'ning oldini olish uchun); (ii) dataset yaxlitligini tekshirish (rasm soni, sinf taqsimoti, rasm-belgi mosligi, buzuq fayllar); (iii) to'liq giperparametrlar bilan o'qitishni boshlash.</w:t>
       </w:r>
     </w:p>
     <w:p>
@@ -14200,7 +16163,22 @@
           <w:b w:val="0"/>
           <w:i w:val="0"/>
         </w:rPr>
-        <w:t>Model Studio dataset tekshiruvi moduli o'qitishdan oldin ma'lumotlar yaxlitligini avtomatik nazorat qiladi: u har bir bo'lim (train/val) uchun tasvirlar sonini sanaydi, sinflar taqsimotini hisoblaydi (sinflar muvozanatsizligini aniqlash uchun), har bir tasvirga mos belgi faylining mavjudligini tekshiradi va bo'sh yoki buzilgan fayllarni aniqlaydi. Bu tekshiruv o'qitishdagi yashirin xatolarning oldini oladi va ma'lumot sifatini kafolatlaydi. Dataset Ultralytics formatida — $\texttt{data.yaml}$ konfiguratsiya fayli, sinf nomlari va yo'llar bilan — tashkil etiladi.</w:t>
+        <w:t xml:space="preserve">Model Studio dataset tekshiruvi moduli o'qitishdan oldin ma'lumotlar yaxlitligini avtomatik nazorat qiladi: u har bir bo'lim (train/val) uchun tasvirlar sonini sanaydi, sinflar taqsimotini hisoblaydi (sinflar muvozanatsizligini aniqlash uchun), har bir tasvirga mos belgi faylining mavjudligini tekshiradi va bo'sh yoki buzilgan fayllarni aniqlaydi. Bu tekshiruv o'qitishdagi yashirin xatolarning oldini oladi va ma'lumot sifatini kafolatlaydi. Dataset Ultralytics formatida — </w:t>
+      </w:r>
+      <m:oMath>
+        <m:r>
+          <m:rPr>
+            <m:sty m:val="p"/>
+          </m:rPr>
+          <m:t xml:space="preserve">data.yaml</m:t>
+        </m:r>
+      </m:oMath>
+      <w:r>
+        <w:rPr>
+          <w:b w:val="0"/>
+          <w:i w:val="0"/>
+        </w:rPr>
+        <w:t xml:space="preserve"> konfiguratsiya fayli, sinf nomlari va yo'llar bilan — tashkil etiladi.</w:t>
       </w:r>
     </w:p>
     <w:p>
@@ -14213,7 +16191,22 @@
           <w:b w:val="0"/>
           <w:i w:val="0"/>
         </w:rPr>
-        <w:t>O'qitish davomida metrikalar (yo'qotish komponentlari, mAP, precision, recall) har bir epochda $\texttt{results.csv}$ fayliga yoziladi va web-interfeysga jonli uzatiladi. Foydalanuvchi grafiklar orqali o'qitish borishini real vaqtda kuzatadi va zarur bo'lsa jarayonni to'xtatadi. To'xtatilganda oxirgi nuqta (last.pt) saqlanib, keyin shu nuqtadan davom ettirish (Resume) mumkin. O'qitilgan eng yaxshi model (best.pt) validatsiya mAP'i bo'yicha tanlanib, avtomatik tarzda ishlatishga joylashtiriladi.</w:t>
+        <w:t xml:space="preserve">O'qitish davomida metrikalar (yo'qotish komponentlari, mAP, precision, recall) har bir epochda </w:t>
+      </w:r>
+      <m:oMath>
+        <m:r>
+          <m:rPr>
+            <m:sty m:val="p"/>
+          </m:rPr>
+          <m:t xml:space="preserve">results.csv</m:t>
+        </m:r>
+      </m:oMath>
+      <w:r>
+        <w:rPr>
+          <w:b w:val="0"/>
+          <w:i w:val="0"/>
+        </w:rPr>
+        <w:t xml:space="preserve"> fayliga yoziladi va web-interfeysga jonli uzatiladi. Foydalanuvchi grafiklar orqali o'qitish borishini real vaqtda kuzatadi va zarur bo'lsa jarayonni to'xtatadi. To'xtatilganda oxirgi nuqta (last.pt) saqlanib, keyin shu nuqtadan davom ettirish (Resume) mumkin. O'qitilgan eng yaxshi model (best.pt) validatsiya mAP'i bo'yicha tanlanib, avtomatik tarzda ishlatishga joylashtiriladi.</w:t>
       </w:r>
     </w:p>
     <w:p>
@@ -14223,12 +16216,6 @@
       </w:pPr>
       <w:r>
         <w:rPr>
-          <w:b w:val="0"/>
-          <w:i w:val="0"/>
-        </w:rPr>
-      </w:r>
-      <w:r>
-        <w:rPr>
           <w:b/>
           <w:i w:val="0"/>
         </w:rPr>
@@ -14467,12 +16454,6 @@
       </w:pPr>
       <w:r>
         <w:rPr>
-          <w:b w:val="0"/>
-          <w:i w:val="0"/>
-        </w:rPr>
-      </w:r>
-      <w:r>
-        <w:rPr>
           <w:b/>
           <w:i w:val="0"/>
         </w:rPr>
@@ -14493,12 +16474,6 @@
       </w:pPr>
       <w:r>
         <w:rPr>
-          <w:b w:val="0"/>
-          <w:i w:val="0"/>
-        </w:rPr>
-      </w:r>
-      <w:r>
-        <w:rPr>
           <w:b/>
           <w:i w:val="0"/>
         </w:rPr>
@@ -14519,12 +16494,6 @@
       </w:pPr>
       <w:r>
         <w:rPr>
-          <w:b w:val="0"/>
-          <w:i w:val="0"/>
-        </w:rPr>
-      </w:r>
-      <w:r>
-        <w:rPr>
           <w:b/>
           <w:i w:val="0"/>
         </w:rPr>
@@ -14545,12 +16514,6 @@
       </w:pPr>
       <w:r>
         <w:rPr>
-          <w:b w:val="0"/>
-          <w:i w:val="0"/>
-        </w:rPr>
-      </w:r>
-      <w:r>
-        <w:rPr>
           <w:b/>
           <w:i w:val="0"/>
         </w:rPr>
@@ -14580,6 +16543,7 @@
       <w:r>
         <w:rPr>
           <w:b w:val="0"/>
+          <w:i w:val="0"/>
         </w:rPr>
         <w:t>MAMOGRAF FastAPI backend va web-interfeysida amalga oshirilgan; har bir DICOM yuklashda PHI avtomatik anonimlashtiriladi.</w:t>
       </w:r>
@@ -14592,6 +16556,7 @@
       <w:r>
         <w:rPr>
           <w:b w:val="0"/>
+          <w:i w:val="0"/>
         </w:rPr>
         <w:t>Annotatsiya, faol o'rganish va AI yordami (smart-click, uncertainty) radiolog ishini tezlashtiradi.</w:t>
       </w:r>
@@ -14604,6 +16569,7 @@
       <w:r>
         <w:rPr>
           <w:b w:val="0"/>
+          <w:i w:val="0"/>
         </w:rPr>
         <w:t>Model Studio GPU'da subprocess sifatida o'qitishni (Stop/Resume), jonli metrikalar va resurslar monitoringini ta'minlaydi.</w:t>
       </w:r>
@@ -14616,6 +16582,7 @@
       <w:r>
         <w:rPr>
           <w:b w:val="0"/>
+          <w:i w:val="0"/>
         </w:rPr>
         <w:t>O'qitishni alohida GPU serverga uzatuvchi taqsimlangan arxitektura datasetni oldindan yuklash hisobiga darhol start, uzilishlarga chidamlilik va modelni avtomatik joylashtirishni ta'minlaydi.</w:t>
       </w:r>
@@ -14628,6 +16595,7 @@
       <w:r>
         <w:rPr>
           <w:b w:val="0"/>
+          <w:i w:val="0"/>
         </w:rPr>
         <w:t>Avtomatik xulosa lokal til modelida grounded, deterministik va klinik atamalarga mos tarzda shakllantiriladi.</w:t>
       </w:r>
@@ -14640,6 +16608,7 @@
       <w:r>
         <w:rPr>
           <w:b w:val="0"/>
+          <w:i w:val="0"/>
         </w:rPr>
         <w:t>Xulosa DICOM SR sifatida eksport qilinadi va PACS bilan integratsiyalashgan, bu klinik ish oqimini to'liq qo'llab-quvvatlaydi.</w:t>
       </w:r>
@@ -14810,6 +16779,10 @@
         <w:t xml:space="preserve">Ishning ilmiy yangiligi. </w:t>
       </w:r>
       <w:r>
+        <w:rPr>
+          <w:b w:val="0"/>
+          <w:i w:val="0"/>
+        </w:rPr>
         <w:t>DICOM-konveyer, model yordamida belgilash, noaniqlikka asoslangan namuna tanlash, ko'p-annotator kelishuvini baholash va masofaviy GPU'da qayta o'qitishni yagona yopiq tsiklga birlashtirgan, formal matematik model bilan asoslangan annotatsiya yig'ish metodikasi taklif qilingan.</w:t>
       </w:r>
     </w:p>
@@ -19187,6 +21160,10 @@
         <w:t xml:space="preserve">Asosiy natija. </w:t>
       </w:r>
       <w:r>
+        <w:rPr>
+          <w:b w:val="0"/>
+          <w:i w:val="0"/>
+        </w:rPr>
         <w:t>Klinik jihatdan eng muhim sinflarda — ko'krak o'smasi (mass) va limfa tugunida (lymph node) — model yuqori aniqlik ko'rsatadi: AP@50 mos ravishda 0.51 va 0.72, to'liqlik (recall) esa 0.58 va 0.82. Aynan shu ikki sinf bo'yicha o'rtacha aniqlik mAP@50 = 0.61 ni tashkil etadi — bu kichik hajmli pilot baza uchun yuqori ko'rsatkich. Yuqori recall (limfa tuguni uchun 0.82) skrining vazifasida — patologiyani o'tkazib yubormaslikda — ayniqsa qimmatli.</w:t>
       </w:r>
     </w:p>
@@ -19200,7 +21177,19 @@
           <w:b w:val="0"/>
           <w:i w:val="0"/>
         </w:rPr>
-        <w:t>Annotatsiya yig'ish samaradorligi nuqtai nazaridan model yordamida belgilash radiolog mehnatini sezilarli kamaytiradi: yuqori recall'ga ega sinflarda (mass, lymph node) ramkalarning aksariyati avtomatik joylanadi va radiolog ularni noldan chizish o'rniga faqat tasdiqlaydi yoki to'g'irlaydi. (9)–(56) ifodalar asosida baholanganda, tezlashish koeffitsiyenti $S$ aynan shu sinflarda 2–3 baravarni tashkil etadi. Bu esa, o'z navbatida, (54)–(55) o'rganish egri chizig'iga muvofiq keyingi iteratsiyalarda baza hajmini va umumiy aniqlikni izchil oshirishga imkon beradi.</w:t>
+        <w:t xml:space="preserve">Annotatsiya yig'ish samaradorligi nuqtai nazaridan model yordamida belgilash radiolog mehnatini sezilarli kamaytiradi: yuqori recall'ga ega sinflarda (mass, lymph node) ramkalarning aksariyati avtomatik joylanadi va radiolog ularni noldan chizish o'rniga faqat tasdiqlaydi yoki to'g'irlaydi. (9)–(56) ifodalar asosida baholanganda, tezlashish koeffitsiyenti </w:t>
+      </w:r>
+      <m:oMath>
+        <m:r>
+          <m:t xml:space="preserve">S</m:t>
+        </m:r>
+      </m:oMath>
+      <w:r>
+        <w:rPr>
+          <w:b w:val="0"/>
+          <w:i w:val="0"/>
+        </w:rPr>
+        <w:t xml:space="preserve"> aynan shu sinflarda 2–3 baravarni tashkil etadi. Bu esa, o'z navbatida, (54)–(55) o'rganish egri chizig'iga muvofiq keyingi iteratsiyalarda baza hajmini va umumiy aniqlikni izchil oshirishga imkon beradi.</w:t>
       </w:r>
     </w:p>
     <w:p>
@@ -19253,6 +21242,7 @@
       <w:r>
         <w:rPr>
           <w:b w:val="0"/>
+          <w:i w:val="0"/>
         </w:rPr>
         <w:t>Settles B. Active Learning Literature Survey. University of Wisconsin–Madison, 2009.</w:t>
       </w:r>
@@ -19265,6 +21255,7 @@
       <w:r>
         <w:rPr>
           <w:b w:val="0"/>
+          <w:i w:val="0"/>
         </w:rPr>
         <w:t>Gal Y., Islam R., Ghahramani Z. Deep Bayesian Active Learning with Image Data. ICML, 2017.</w:t>
       </w:r>
@@ -19277,6 +21268,7 @@
       <w:r>
         <w:rPr>
           <w:b w:val="0"/>
+          <w:i w:val="0"/>
         </w:rPr>
         <w:t>Lin T.-Y. et al. Focal Loss for Dense Object Detection. ICCV, 2017.</w:t>
       </w:r>
@@ -19289,6 +21281,7 @@
       <w:r>
         <w:rPr>
           <w:b w:val="0"/>
+          <w:i w:val="0"/>
         </w:rPr>
         <w:t>Zheng Z. et al. Distance-IoU Loss: Faster and Better Learning for Bounding Box Regression. AAAI, 2020.</w:t>
       </w:r>
@@ -19301,6 +21294,7 @@
       <w:r>
         <w:rPr>
           <w:b w:val="0"/>
+          <w:i w:val="0"/>
         </w:rPr>
         <w:t>Jocher G. et al. Ultralytics YOLO (v8–v11). 2023–2024.</w:t>
       </w:r>
@@ -19313,6 +21307,7 @@
       <w:r>
         <w:rPr>
           <w:b w:val="0"/>
+          <w:i w:val="0"/>
         </w:rPr>
         <w:t>Cui Y. et al. Class-Balanced Loss Based on Effective Number of Samples. CVPR, 2019.</w:t>
       </w:r>
@@ -19325,6 +21320,7 @@
       <w:r>
         <w:rPr>
           <w:b w:val="0"/>
+          <w:i w:val="0"/>
         </w:rPr>
         <w:t>Cohen J. A Coefficient of Agreement for Nominal Scales. Educational and Psychological Measurement, 1960.</w:t>
       </w:r>
@@ -19337,6 +21333,7 @@
       <w:r>
         <w:rPr>
           <w:b w:val="0"/>
+          <w:i w:val="0"/>
         </w:rPr>
         <w:t>Fleiss J.L. Measuring Nominal Scale Agreement Among Many Raters. Psychological Bulletin, 1971.</w:t>
       </w:r>
@@ -19349,6 +21346,7 @@
       <w:r>
         <w:rPr>
           <w:b w:val="0"/>
+          <w:i w:val="0"/>
         </w:rPr>
         <w:t>Solovyev R., Wang W., Gabruseva T. Weighted Boxes Fusion. Image and Vision Computing, 2021.</w:t>
       </w:r>
@@ -19361,6 +21359,7 @@
       <w:r>
         <w:rPr>
           <w:b w:val="0"/>
+          <w:i w:val="0"/>
         </w:rPr>
         <w:t>Pizer S.M. et al. Adaptive Histogram Equalization (CLAHE). Computer Vision, Graphics, and Image Processing, 1987.</w:t>
       </w:r>
@@ -19373,6 +21372,7 @@
       <w:r>
         <w:rPr>
           <w:b w:val="0"/>
+          <w:i w:val="0"/>
         </w:rPr>
         <w:t>DICOM Standard PS3.1–PS3.20. NEMA, 2024.</w:t>
       </w:r>
@@ -19385,6 +21385,7 @@
       <w:r>
         <w:rPr>
           <w:b w:val="0"/>
+          <w:i w:val="0"/>
         </w:rPr>
         <w:t>Turaqulov H. va b. BCA-YOLO va radiomik Faster R-CNN asosida ko'krak o'smalarini aniqlash. (Muallif maqolalari).</w:t>
       </w:r>
@@ -19475,12 +21476,6 @@
       </w:pPr>
       <w:r>
         <w:rPr>
-          <w:b w:val="0"/>
-          <w:i w:val="0"/>
-        </w:rPr>
-      </w:r>
-      <w:r>
-        <w:rPr>
           <w:b/>
           <w:i w:val="0"/>
         </w:rPr>
@@ -19501,12 +21496,6 @@
       </w:pPr>
       <w:r>
         <w:rPr>
-          <w:b w:val="0"/>
-          <w:i w:val="0"/>
-        </w:rPr>
-      </w:r>
-      <w:r>
-        <w:rPr>
           <w:b/>
           <w:i w:val="0"/>
         </w:rPr>
@@ -19525,12 +21514,6 @@
         <w:ind w:firstLine="567"/>
         <w:jc w:val="both"/>
       </w:pPr>
-      <w:r>
-        <w:rPr>
-          <w:b w:val="0"/>
-          <w:i w:val="0"/>
-        </w:rPr>
-      </w:r>
       <w:r>
         <w:rPr>
           <w:b/>
@@ -19833,7 +21816,28 @@
           <w:b w:val="0"/>
           <w:i w:val="0"/>
         </w:rPr>
-        <w:t>BI-RADS kabi ordinal baholashda kuzatuvchilararo moslik kvadratik og'irlikli Koen kappasi ($\kappa_w$) bilan o'lchanadi — bu yaqin kategoriyalardagi xatolarni uzoq kategoriyalardagidan kam jazolaydi:</w:t>
+        <w:t>BI-RADS kabi ordinal baholashda kuzatuvchilararo moslik kvadratik og'irlikli Koen kappasi (</w:t>
+      </w:r>
+      <m:oMath>
+        <m:sSub>
+          <m:e>
+            <m:r>
+              <m:t xml:space="preserve">κ</m:t>
+            </m:r>
+          </m:e>
+          <m:sub>
+            <m:r>
+              <m:t xml:space="preserve">w</m:t>
+            </m:r>
+          </m:sub>
+        </m:sSub>
+      </m:oMath>
+      <w:r>
+        <w:rPr>
+          <w:b w:val="0"/>
+          <w:i w:val="0"/>
+        </w:rPr>
+        <w:t>) bilan o'lchanadi — bu yaqin kategoriyalardagi xatolarni uzoq kategoriyalardagidan kam jazolaydi:</w:t>
       </w:r>
     </w:p>
     <w:p>
@@ -19962,7 +21966,19 @@
           <w:b w:val="0"/>
           <w:i w:val="0"/>
         </w:rPr>
-        <w:t>Metrikalarning statistik ishonchliligini baholash uchun bootstrap usuli ishlatiladi: test to'plamidan $B$ marta takroriy tanlash o'tkazilib, har safar metrika qayta hisoblanadi va olingan taqsimotdan 95% ishonch oralig'i aniqlanadi. Bu nuqtaviy bahodan ko'ra ko'proq ma'lumot beradi va modellar o'rtasidagi farqning ahamiyatliligini baholash imkonini beradi.</w:t>
+        <w:t xml:space="preserve">Metrikalarning statistik ishonchliligini baholash uchun bootstrap usuli ishlatiladi: test to'plamidan </w:t>
+      </w:r>
+      <m:oMath>
+        <m:r>
+          <m:t xml:space="preserve">B</m:t>
+        </m:r>
+      </m:oMath>
+      <w:r>
+        <w:rPr>
+          <w:b w:val="0"/>
+          <w:i w:val="0"/>
+        </w:rPr>
+        <w:t xml:space="preserve"> marta takroriy tanlash o'tkazilib, har safar metrika qayta hisoblanadi va olingan taqsimotdan 95% ishonch oralig'i aniqlanadi. Bu nuqtaviy bahodan ko'ra ko'proq ma'lumot beradi va modellar o'rtasidagi farqning ahamiyatliligini baholash imkonini beradi.</w:t>
       </w:r>
     </w:p>
     <w:p>
@@ -20142,7 +22158,25 @@
           <w:b w:val="0"/>
           <w:i w:val="0"/>
         </w:rPr>
-        <w:t>BCA-YOLO arxitekturasining namunaviy realizatsiyasi bazaviy YOLO ga taxminan 3,1 mln parametr qo'shadi. $\alpha=0$ dagi sog'liq tekshiruvi tasdiqlandi: initsializatsiya paytida modelning oxirigacha oldinga o'tish chiqishi to'rtta mustaqil YOLO oldinga o'tishiga aynan kamayadi, bu oldindan o'rgatilgan og'irliklar bilan to'liq moslikni isbotlaydi.</w:t>
+        <w:t xml:space="preserve">BCA-YOLO arxitekturasining namunaviy realizatsiyasi bazaviy YOLO ga taxminan 3,1 mln parametr qo'shadi. </w:t>
+      </w:r>
+      <m:oMath>
+        <m:r>
+          <m:t xml:space="preserve">α</m:t>
+        </m:r>
+        <m:r>
+          <m:rPr>
+            <m:sty m:val="p"/>
+          </m:rPr>
+          <m:t xml:space="preserve">=0</m:t>
+        </m:r>
+      </m:oMath>
+      <w:r>
+        <w:rPr>
+          <w:b w:val="0"/>
+          <w:i w:val="0"/>
+        </w:rPr>
+        <w:t xml:space="preserve"> dagi sog'liq tekshiruvi tasdiqlandi: initsializatsiya paytida modelning oxirigacha oldinga o'tish chiqishi to'rtta mustaqil YOLO oldinga o'tishiga aynan kamayadi, bu oldindan o'rgatilgan og'irliklar bilan to'liq moslikni isbotlaydi.</w:t>
       </w:r>
     </w:p>
     <w:p>
@@ -20165,23 +22199,53 @@
       </w:pPr>
       <w:r>
         <w:rPr>
+          <w:b/>
+          <w:i w:val="0"/>
+        </w:rPr>
+        <w:t>Muhokama.</w:t>
+      </w:r>
+      <w:r>
+        <w:rPr>
           <w:b w:val="0"/>
           <w:i w:val="0"/>
         </w:rPr>
-      </w:r>
-      <w:r>
-        <w:rPr>
-          <w:b/>
-          <w:i w:val="0"/>
-        </w:rPr>
-        <w:t>Muhokama.</w:t>
-      </w:r>
+        <w:t xml:space="preserve"> BCA bloki kontralateral asimmetriya signalini kiritib, asimmetriya bilan namoyon bo'luvchi shikastlanishlarni aniqlashni yaxshilashi kutiladi. IVC moduli soxta-musbatlarni (bir ko'rinishda ko'rinib, ikkinchisida ko'rinmaydigan) kamaytiradi. Ordinal bosh yuqori BI-RADS toifalarida (</w:t>
+      </w:r>
+      <m:oMath>
+        <m:r>
+          <m:rPr>
+            <m:sty m:val="p"/>
+          </m:rPr>
+          <m:t xml:space="preserve">≥ 4</m:t>
+        </m:r>
+      </m:oMath>
       <w:r>
         <w:rPr>
           <w:b w:val="0"/>
           <w:i w:val="0"/>
         </w:rPr>
-        <w:t xml:space="preserve"> BCA bloki kontralateral asimmetriya signalini kiritib, asimmetriya bilan namoyon bo'luvchi shikastlanishlarni aniqlashni yaxshilashi kutiladi. IVC moduli soxta-musbatlarni (bir ko'rinishda ko'rinib, ikkinchisida ko'rinmaydigan) kamaytiradi. Ordinal bosh yuqori BI-RADS toifalarida ($\geq 4$) — eng muhim klinik qarorlar qabul qilinadigan sohada — baholashni yaxshilaydi va $\kappa_w$ ni oshiradi.</w:t>
+        <w:t xml:space="preserve">) — eng muhim klinik qarorlar qabul qilinadigan sohada — baholashni yaxshilaydi va </w:t>
+      </w:r>
+      <m:oMath>
+        <m:sSub>
+          <m:e>
+            <m:r>
+              <m:t xml:space="preserve">κ</m:t>
+            </m:r>
+          </m:e>
+          <m:sub>
+            <m:r>
+              <m:t xml:space="preserve">w</m:t>
+            </m:r>
+          </m:sub>
+        </m:sSub>
+      </m:oMath>
+      <w:r>
+        <w:rPr>
+          <w:b w:val="0"/>
+          <w:i w:val="0"/>
+        </w:rPr>
+        <w:t xml:space="preserve"> ni oshiradi.</w:t>
       </w:r>
     </w:p>
     <w:p>
@@ -20194,7 +22258,43 @@
           <w:b w:val="0"/>
           <w:i w:val="0"/>
         </w:rPr>
-        <w:t>Taklif etilgan komponentlarning kutilayotgan hissasini nazariy jihatdan asoslash mumkin. BCA bloki kontralateral asimmetriya signalini kiritib, asimmetriya bilan namoyon bo'luvchi shikastlanishlarni (ayniqsa zich to'qimada) aniqlash sezgirligini oshirishi kutiladi — bu radiolog amaliyotiga mos. IVC moduli bir ko'rinishda paydo bo'lib, ikkinchisida tasdiqlanmaydigan soxta-musbatlarni kamaytirib, FROC egri chizig'ida belgilangan soxta-musbat darajasidagi sezgirlikni yaxshilaydi. Ordinal bosh yuqori BI-RADS toifalaridagi ($\geq 4$) baholashni aniqlashtirib, kvadratik og'irlikli kappani ($\kappa_w$) oshiradi.</w:t>
+        <w:t>Taklif etilgan komponentlarning kutilayotgan hissasini nazariy jihatdan asoslash mumkin. BCA bloki kontralateral asimmetriya signalini kiritib, asimmetriya bilan namoyon bo'luvchi shikastlanishlarni (ayniqsa zich to'qimada) aniqlash sezgirligini oshirishi kutiladi — bu radiolog amaliyotiga mos. IVC moduli bir ko'rinishda paydo bo'lib, ikkinchisida tasdiqlanmaydigan soxta-musbatlarni kamaytirib, FROC egri chizig'ida belgilangan soxta-musbat darajasidagi sezgirlikni yaxshilaydi. Ordinal bosh yuqori BI-RADS toifalaridagi (</w:t>
+      </w:r>
+      <m:oMath>
+        <m:r>
+          <m:rPr>
+            <m:sty m:val="p"/>
+          </m:rPr>
+          <m:t xml:space="preserve">≥ 4</m:t>
+        </m:r>
+      </m:oMath>
+      <w:r>
+        <w:rPr>
+          <w:b w:val="0"/>
+          <w:i w:val="0"/>
+        </w:rPr>
+        <w:t>) baholashni aniqlashtirib, kvadratik og'irlikli kappani (</w:t>
+      </w:r>
+      <m:oMath>
+        <m:sSub>
+          <m:e>
+            <m:r>
+              <m:t xml:space="preserve">κ</m:t>
+            </m:r>
+          </m:e>
+          <m:sub>
+            <m:r>
+              <m:t xml:space="preserve">w</m:t>
+            </m:r>
+          </m:sub>
+        </m:sSub>
+      </m:oMath>
+      <w:r>
+        <w:rPr>
+          <w:b w:val="0"/>
+          <w:i w:val="0"/>
+        </w:rPr>
+        <w:t>) oshiradi.</w:t>
       </w:r>
     </w:p>
     <w:p>
@@ -20306,12 +22406,6 @@
       </w:pPr>
       <w:r>
         <w:rPr>
-          <w:b w:val="0"/>
-          <w:i w:val="0"/>
-        </w:rPr>
-      </w:r>
-      <w:r>
-        <w:rPr>
           <w:b/>
           <w:i w:val="0"/>
         </w:rPr>
@@ -20332,12 +22426,6 @@
       </w:pPr>
       <w:r>
         <w:rPr>
-          <w:b w:val="0"/>
-          <w:i w:val="0"/>
-        </w:rPr>
-      </w:r>
-      <w:r>
-        <w:rPr>
           <w:b/>
           <w:i w:val="0"/>
         </w:rPr>
@@ -20358,12 +22446,6 @@
       </w:pPr>
       <w:r>
         <w:rPr>
-          <w:b w:val="0"/>
-          <w:i w:val="0"/>
-        </w:rPr>
-      </w:r>
-      <w:r>
-        <w:rPr>
           <w:b/>
           <w:i w:val="0"/>
         </w:rPr>
@@ -20384,12 +22466,6 @@
       </w:pPr>
       <w:r>
         <w:rPr>
-          <w:b w:val="0"/>
-          <w:i w:val="0"/>
-        </w:rPr>
-      </w:r>
-      <w:r>
-        <w:rPr>
           <w:b/>
           <w:i w:val="0"/>
         </w:rPr>
@@ -20410,12 +22486,6 @@
       </w:pPr>
       <w:r>
         <w:rPr>
-          <w:b w:val="0"/>
-          <w:i w:val="0"/>
-        </w:rPr>
-      </w:r>
-      <w:r>
-        <w:rPr>
           <w:b/>
           <w:i w:val="0"/>
         </w:rPr>
@@ -20459,6 +22529,7 @@
       <w:r>
         <w:rPr>
           <w:b w:val="0"/>
+          <w:i w:val="0"/>
         </w:rPr>
         <w:t>Modellar ochiq VinDr-Mammo to'plamida umume'tirof etilgan metrikalar (IoU, mAP, F1, κw) bilan baholandi.</w:t>
       </w:r>
@@ -20471,6 +22542,7 @@
       <w:r>
         <w:rPr>
           <w:b w:val="0"/>
+          <w:i w:val="0"/>
         </w:rPr>
         <w:t>Gibrid (radiomika + chuqur o'rganish) yondashuv aniqlik 0,904, F1 0,89 va mAP 0,78 natijalarini ko'rsatdi.</w:t>
       </w:r>
@@ -20483,6 +22555,7 @@
       <w:r>
         <w:rPr>
           <w:b w:val="0"/>
+          <w:i w:val="0"/>
         </w:rPr>
         <w:t>BCA-YOLO bazaviy modelga ~3,1 mln parametr qo'shib, inferens vaqtiga deyarli ta'sir qilmaydi va α=0 da bazaviy modelni aynan tiklaydi.</w:t>
       </w:r>
@@ -20495,6 +22568,7 @@
       <w:r>
         <w:rPr>
           <w:b w:val="0"/>
+          <w:i w:val="0"/>
         </w:rPr>
         <w:t>Nolga initsializatsiyalangan α va monoton ostonalar o'qitish barqarorligini ta'minlaydi.</w:t>
       </w:r>
@@ -20507,6 +22581,7 @@
       <w:r>
         <w:rPr>
           <w:b w:val="0"/>
+          <w:i w:val="0"/>
         </w:rPr>
         <w:t>MAMOGRAF dasturiy majmuasi to'liq klinik ish oqimini qo'llab-quvvatlaydi va lokal ishlash hisobiga maxfiylikni ta'minlaydi.</w:t>
       </w:r>
@@ -20549,6 +22624,7 @@
       <w:r>
         <w:rPr>
           <w:b w:val="0"/>
+          <w:i w:val="0"/>
         </w:rPr>
         <w:t>Mammografiyaning klinik induktiv taxminlarini — ikki tomonlama asimmetriya, ko'rinishlararo muvofiqlik va ordinal BI-RADS baholashni — rasmiy matematik shaklda ifodalovchi BCA-YOLO arxitekturasi taklif etildi.</w:t>
       </w:r>
@@ -20561,6 +22637,7 @@
       <w:r>
         <w:rPr>
           <w:b w:val="0"/>
+          <w:i w:val="0"/>
         </w:rPr>
         <w:t>Ikki tomonlama o'zaro e'tibor (BCA) bloki nolga initsializatsiyalangan o'rganiluvchi α koeffitsiyenti bilan kontralateral asimmetriyani modelga kiritadi va o'rganish boshida bazaviy modelni aynan tiklab, barqaror sozlashni ta'minlaydi; bu xususiyat gradiyent tahlili bilan asoslandi.</w:t>
       </w:r>
@@ -20573,6 +22650,7 @@
       <w:r>
         <w:rPr>
           <w:b w:val="0"/>
+          <w:i w:val="0"/>
         </w:rPr>
         <w:t>Ko'rinishlararo muvofiqlik (IVC) moduli CC va MLO ko'rinishlari o'rtasida obyektlik muvofiqligini ta'minlab, soxta-musbatlarni kamaytiradi.</w:t>
       </w:r>
@@ -20585,6 +22663,7 @@
       <w:r>
         <w:rPr>
           <w:b w:val="0"/>
+          <w:i w:val="0"/>
         </w:rPr>
         <w:t>Ordinal regressiya boshi BI-RADS ni softplus orqali parametrlangan qat'iy monoton ostonalar bilan kumulyativ tarzda baholaydi va yuqori klinik toifalarda baholashni yaxshilaydi.</w:t>
       </w:r>
@@ -20597,6 +22676,7 @@
       <w:r>
         <w:rPr>
           <w:b w:val="0"/>
+          <w:i w:val="0"/>
         </w:rPr>
         <w:t>Radiomik belgilarni chuqur o'rganish bilan birlashtiruvchi gibrid yondashuv izohlanuvchanlikni oshirdi va VinDr-Mammo to'plamida aniqlik 0,904, F1 0,89, mAP 0,78 natijalarini ko'rsatdi.</w:t>
       </w:r>
@@ -20609,6 +22689,7 @@
       <w:r>
         <w:rPr>
           <w:b w:val="0"/>
+          <w:i w:val="0"/>
         </w:rPr>
         <w:t>Annotatsiya, faol o'rganish, AI yordami, GPU'da model o'qitish (Model Studio), avtomatik xulosa va PACS integratsiyasini birlashtirgan MAMOGRAF dasturiy majmuasi yaratildi.</w:t>
       </w:r>
@@ -20621,6 +22702,7 @@
       <w:r>
         <w:rPr>
           <w:b w:val="0"/>
+          <w:i w:val="0"/>
         </w:rPr>
         <w:t>Avtomatik xulosa generatori butunlay lokal (Ollama) ishlaydi, tashqi xizmatga bog'liq emas va grounded — ma'lumot to'qimaydi; natija standart DICOM SR sifatida eksport qilinadi.</w:t>
       </w:r>

--- a/MAMOGRAF_PhD_dissertatsiya.docx
+++ b/MAMOGRAF_PhD_dissertatsiya.docx
@@ -8246,7 +8246,7 @@
           <w:b w:val="0"/>
           <w:i w:val="0"/>
         </w:rPr>
-        <w:t>Har bir ROI kesmasidan 38 ta radiomika belgisi ajratiladi: birinchi tartib statistikalari (o'rtacha, dispersiya, assimetriya, ekstsess), gradient xarakteristikalari (Sobel operatorining o'rtachasi va standart chetlanishi) hamda ikki masofa (d = 1 va d = 3) uchun GLCM belgilari: kontrast, dissimilyarlik, bir jinslilik, energiya, korrelyatsiya, entropiya. Belgilar o'qitish to'plami statistikasi bo'yicha z-normallashtiriladi.</w:t>
+        <w:t>Har bir ROI kesmasidan 38 ta radiomika belgisi ajratiladi: 8 ta intensivlik statistikasi (o'rtacha, standart chetlanish, mediana, assimetriya, ekssess, entropiya va ikkita kvantil), 10 ta lokal binar naqsh (LBP) gistogrammasi komponenti, 6 ta shakl belgisi (yuza nisbati, ekssentrisitet, solidlik, to'ldirish, ixchamlik, tomonlar nisbati), to'rt yo'nalish bo'yicha o'rtachalangan va ikki masofa (d = 1 va d = 3) uchun hisoblangan 12 ta GLCM ko'rsatkichi (kontrast, dissimilyarlik, bir jinslilik, energiya, korrelyatsiya, ASM) hamda 2 ta gradient belgisi (Sobel operatorining o'rtachasi va standart chetlanishi). Belgilar o'qitish to'plami statistikasi bo'yicha z-normallashtiriladi.</w:t>
       </w:r>
     </w:p>
     <w:p>
@@ -16802,7 +16802,7 @@
                 <w:i w:val="0"/>
                 <w:sz w:val="0"/>
               </w:rPr>
-              <w:t>6</w:t>
+              <w:t>8</w:t>
             </w:r>
           </w:p>
         </w:tc>
@@ -16980,7 +16980,7 @@
                 <w:i w:val="0"/>
                 <w:sz w:val="0"/>
               </w:rPr>
-              <w:t>640 × 640</w:t>
+              <w:t>817 × 1024</w:t>
             </w:r>
           </w:p>
         </w:tc>
@@ -16996,7 +16996,7 @@
                 <w:i w:val="0"/>
                 <w:sz w:val="0"/>
               </w:rPr>
-              <w:t>1280 × 1280</w:t>
+              <w:t>1021 × 1280</w:t>
             </w:r>
           </w:p>
         </w:tc>
